--- a/BGIL_DBT/validation/travel/DM-K/DM-K1.docx
+++ b/BGIL_DBT/validation/travel/DM-K/DM-K1.docx
@@ -2172,6 +2172,9 @@
       <w:r>
         <w:t xml:space="preserve">1. MAXIMUS — HUB_PARTY</w:t>
       </w:r>
+      <w:r>
+        <w:t xml:space="preserve">  [M1]</w:t>
+      </w:r>
     </w:p>
     <w:tbl>
       <w:tblPr>
@@ -3070,6 +3073,9 @@
       <w:r>
         <w:t xml:space="preserve">2. MAXIMUS — HUB_POLICY</w:t>
       </w:r>
+      <w:r>
+        <w:t xml:space="preserve">  [M1]</w:t>
+      </w:r>
     </w:p>
     <w:tbl>
       <w:tblPr>
@@ -3514,6 +3520,9 @@
       <w:r>
         <w:t xml:space="preserve">3. MAXIMUS — HUB_PRODUCT</w:t>
       </w:r>
+      <w:r>
+        <w:t xml:space="preserve">  [M1]</w:t>
+      </w:r>
     </w:p>
     <w:tbl>
       <w:tblPr>
@@ -3910,6 +3919,9 @@
       <w:r>
         <w:t xml:space="preserve">4. MAXIMUS — HUB_COVERAGE</w:t>
       </w:r>
+      <w:r>
+        <w:t xml:space="preserve">  [M1]</w:t>
+      </w:r>
     </w:p>
     <w:tbl>
       <w:tblPr>
@@ -4306,6 +4318,9 @@
       <w:r>
         <w:t xml:space="preserve">5. MAXIMUS — HUB_LOCATION</w:t>
       </w:r>
+      <w:r>
+        <w:t xml:space="preserve">  [M1]</w:t>
+      </w:r>
     </w:p>
     <w:tbl>
       <w:tblPr>
@@ -4906,6 +4921,9 @@
       <w:r>
         <w:t xml:space="preserve">6. MAXIMUS — HUB_ORG_UNIT</w:t>
       </w:r>
+      <w:r>
+        <w:t xml:space="preserve">  [M1]</w:t>
+      </w:r>
     </w:p>
     <w:tbl>
       <w:tblPr>
@@ -5314,6 +5332,9 @@
       <w:r>
         <w:t xml:space="preserve">7. MAXIMUS — HUB_DISTRIBUTION_CHANNEL</w:t>
       </w:r>
+      <w:r>
+        <w:t xml:space="preserve">  [M1]</w:t>
+      </w:r>
     </w:p>
     <w:tbl>
       <w:tblPr>
@@ -5710,6 +5731,9 @@
       <w:r>
         <w:t xml:space="preserve">8. MAXIMUS — HUB_FINANCIAL_TRANSACTION</w:t>
       </w:r>
+      <w:r>
+        <w:t xml:space="preserve">  [M1]</w:t>
+      </w:r>
     </w:p>
     <w:tbl>
       <w:tblPr>
@@ -6122,6 +6146,9 @@
       <w:r>
         <w:t xml:space="preserve">9. MAXIMUS — HUB_ASSESSMENT</w:t>
       </w:r>
+      <w:r>
+        <w:t xml:space="preserve">  [M1]</w:t>
+      </w:r>
     </w:p>
     <w:tbl>
       <w:tblPr>
@@ -6458,6 +6485,9 @@
       <w:r>
         <w:t xml:space="preserve">10. MAXIMUS — HUB_QUOTE</w:t>
       </w:r>
+      <w:r>
+        <w:t xml:space="preserve">  [M1]</w:t>
+      </w:r>
     </w:p>
     <w:tbl>
       <w:tblPr>
@@ -6918,6 +6948,9 @@
       <w:r>
         <w:t xml:space="preserve">11. MAXIMUS — HUB_RISK_OBJECT</w:t>
       </w:r>
+      <w:r>
+        <w:t xml:space="preserve">  [M2]</w:t>
+      </w:r>
     </w:p>
     <w:tbl>
       <w:tblPr>
@@ -7278,6 +7311,9 @@
       <w:r>
         <w:t xml:space="preserve">12. MAXIMUS — HUB_CLAIM</w:t>
       </w:r>
+      <w:r>
+        <w:t xml:space="preserve">  [M2]</w:t>
+      </w:r>
     </w:p>
     <w:tbl>
       <w:tblPr>
@@ -7638,6 +7674,9 @@
       <w:r>
         <w:t xml:space="preserve">13. MAXIMUS — HUB_DOCUMENT</w:t>
       </w:r>
+      <w:r>
+        <w:t xml:space="preserve">  [M2]</w:t>
+      </w:r>
     </w:p>
     <w:tbl>
       <w:tblPr>
@@ -8106,6 +8145,9 @@
       <w:r>
         <w:t xml:space="preserve">14. MAXIMUS — HUB_LOSS_EVENT</w:t>
       </w:r>
+      <w:r>
+        <w:t xml:space="preserve">  [M2]</w:t>
+      </w:r>
     </w:p>
     <w:tbl>
       <w:tblPr>
@@ -8430,6 +8472,9 @@
       <w:r>
         <w:t xml:space="preserve">15. MAXIMUS — HUB_PAYMENT_INSTRUMENT</w:t>
       </w:r>
+      <w:r>
+        <w:t xml:space="preserve">  [M2]</w:t>
+      </w:r>
     </w:p>
     <w:tbl>
       <w:tblPr>
@@ -8754,6 +8799,9 @@
       <w:r>
         <w:t xml:space="preserve">16. OPUS — HUB_PARTY</w:t>
       </w:r>
+      <w:r>
+        <w:t xml:space="preserve">  [M2]</w:t>
+      </w:r>
     </w:p>
     <w:tbl>
       <w:tblPr>
@@ -9126,6 +9174,9 @@
       <w:r>
         <w:t xml:space="preserve">17. OPUS — HUB_POLICY</w:t>
       </w:r>
+      <w:r>
+        <w:t xml:space="preserve">  [M2]</w:t>
+      </w:r>
     </w:p>
     <w:tbl>
       <w:tblPr>
@@ -9474,6 +9525,9 @@
       <w:r>
         <w:t xml:space="preserve">18. OPUS — HUB_PRODUCT</w:t>
       </w:r>
+      <w:r>
+        <w:t xml:space="preserve">  [M2]</w:t>
+      </w:r>
     </w:p>
     <w:tbl>
       <w:tblPr>
@@ -9894,6 +9948,9 @@
       <w:r>
         <w:t xml:space="preserve">19. OPUS — HUB_COVERAGE</w:t>
       </w:r>
+      <w:r>
+        <w:t xml:space="preserve">  [M2]</w:t>
+      </w:r>
     </w:p>
     <w:tbl>
       <w:tblPr>
@@ -10434,6 +10491,9 @@
       <w:r>
         <w:t xml:space="preserve">20. OPUS — HUB_LOCATION</w:t>
       </w:r>
+      <w:r>
+        <w:t xml:space="preserve">  [M2]</w:t>
+      </w:r>
     </w:p>
     <w:tbl>
       <w:tblPr>
@@ -10782,6 +10842,9 @@
       <w:r>
         <w:t xml:space="preserve">21. OPUS — HUB_ORG_UNIT</w:t>
       </w:r>
+      <w:r>
+        <w:t xml:space="preserve">  [M3]</w:t>
+      </w:r>
     </w:p>
     <w:tbl>
       <w:tblPr>
@@ -11142,6 +11205,9 @@
       <w:r>
         <w:t xml:space="preserve">22. OPUS — HUB_DISTRIBUTION_CHANNEL</w:t>
       </w:r>
+      <w:r>
+        <w:t xml:space="preserve">  [M3]</w:t>
+      </w:r>
     </w:p>
     <w:tbl>
       <w:tblPr>
@@ -11598,6 +11664,9 @@
       <w:r>
         <w:t xml:space="preserve">23. OPUS — HUB_FINANCIAL_ACCOUNT</w:t>
       </w:r>
+      <w:r>
+        <w:t xml:space="preserve">  [M3]</w:t>
+      </w:r>
     </w:p>
     <w:tbl>
       <w:tblPr>
@@ -11910,6 +11979,9 @@
       <w:r>
         <w:t xml:space="preserve">24. OPUS — HUB_FINANCIAL_TRANSACTION</w:t>
       </w:r>
+      <w:r>
+        <w:t xml:space="preserve">  [M3]</w:t>
+      </w:r>
     </w:p>
     <w:tbl>
       <w:tblPr>
@@ -12246,6 +12318,9 @@
       <w:r>
         <w:t xml:space="preserve">25. OPUS — HUB_AGREEMENT</w:t>
       </w:r>
+      <w:r>
+        <w:t xml:space="preserve">  [M3]</w:t>
+      </w:r>
     </w:p>
     <w:tbl>
       <w:tblPr>
@@ -12606,6 +12681,9 @@
       <w:r>
         <w:t xml:space="preserve">26. OPUS — HUB_ASSESSMENT</w:t>
       </w:r>
+      <w:r>
+        <w:t xml:space="preserve">  [M3]</w:t>
+      </w:r>
     </w:p>
     <w:tbl>
       <w:tblPr>
@@ -12930,6 +13008,9 @@
       <w:r>
         <w:t xml:space="preserve">27. OPUS — HUB_PROPOSAL</w:t>
       </w:r>
+      <w:r>
+        <w:t xml:space="preserve">  [M3]</w:t>
+      </w:r>
     </w:p>
     <w:tbl>
       <w:tblPr>
@@ -13254,6 +13335,9 @@
       <w:r>
         <w:t xml:space="preserve">28. OPUS — HUB_QUOTE</w:t>
       </w:r>
+      <w:r>
+        <w:t xml:space="preserve">  [M3]</w:t>
+      </w:r>
     </w:p>
     <w:tbl>
       <w:tblPr>
@@ -13565,6 +13649,9 @@
       </w:pPr>
       <w:r>
         <w:t xml:space="preserve">29. OPUS — HUB_RISK_OBJECT</w:t>
+      </w:r>
+      <w:r>
+        <w:t xml:space="preserve">  [M3]</w:t>
       </w:r>
     </w:p>
     <w:tbl>

--- a/BGIL_DBT/validation/travel/DM-K/DM-K1.docx
+++ b/BGIL_DBT/validation/travel/DM-K/DM-K1.docx
@@ -221,7 +221,7 @@
               <w:rPr>
                 <w:b/>
               </w:rPr>
-              <w:t xml:space="preserve">Maximus Travel V2 RAW</w:t>
+              <w:t xml:space="preserve">Maximus Travel RAW</w:t>
             </w:r>
           </w:p>
         </w:tc>
@@ -231,7 +231,7 @@
           </w:tcPr>
           <w:p>
             <w:r>
-              <w:t xml:space="preserve">RAW.MAXIMUS_TRAVEL_V2</w:t>
+              <w:t xml:space="preserve">RAW.MAXIMUS_TRAVEL</w:t>
             </w:r>
           </w:p>
         </w:tc>
@@ -348,7 +348,7 @@
     </w:p>
     <w:p>
       <w:r>
-        <w:t xml:space="preserve">• Travel LOB generated 2026-10-13 from the current opus_travel_dv_dbt and maximus_travel_v2_dv_dbt models by gen_dm_k_travel.py.</w:t>
+        <w:t xml:space="preserve">• Travel LOB generated 2026-10-13 from the current opus_travel_dv_dbt and maximus_travel_dv_dbt models by gen_dm_k_travel.py.</w:t>
       </w:r>
     </w:p>
     <w:p>
@@ -2365,7 +2365,7 @@
         <w:t xml:space="preserve">Note: </w:t>
       </w:r>
       <w:r>
-        <w:t xml:space="preserve">49 RAW key branch(es): NONHLTH_TRV_CLM_VW_DATA_CLAIM_DETAILS_CLAIM_RESERVE.RESERVPARTY (PARTY_HKEY), NONHLTH_TRV_CLM_VW_DATA_CLAIM_DETAILS_CLAIM_ATTRIBUTE_PROPERTIES_PIVOT_VW.CUSTOMERID (PARTY_HKEY__CLAIMANT_CORRESPONDENCE_ADDRESS), NONHLTH_TRV_CLM_VW_DATA_CLAIM_DETAILS_CLAIM_ATTRIBUTE_PROPERTIES_PIVOT_VW.CLAIM_COURT_PARTY_CODE (PARTY_HKEY__CLAIM_COURT_COUNTERPARTY), NONHLTH_TRV_CLM_VW_DATA_CLAIM_DETAILS_CLAIM_ATTRIBUTE_PROPERTIES_PIVOT_VW.[UNIQUE_CUSTOMER_ID+CUSTOMERID] (PARTY_HKEY__INSURED_CUSTOMER), NONHLTH_TRV_CLM_VW_DATA_CLAIM_DETAILS_CLAIM_ATTRIBUTE_PROPERTIES_PIVOT_VW.MEMBER_UHC_CODE (PARTY_HKEY__INSURED_MEMBER), NONHLTH_TRV_CLM_VW_DATA_CLAIM_DETAILS_CLAIM_ATTRIBUTE_PROPERTIES_PIVOT_VW.PTPARTNERID (PARTY_HKEY__SERVICE_PARTNER), NONHLTH_TRV_CLM_VW_DATA_CLAIM_DETAILS_CLAIM_ATTRIBUTE_PROPERTIES_PIVOT_VW.SUB_IMD_CODE (PARTY_HKEY__SUB_INTERMEDIARY), NONHLTH_TRV_CLM_VW_DATA_CLAIM_DETAILS_CLAIM_PAYMENT.PAYMENTPARTYCODE (PARTY_HKEY__CLAIM_PAYEE), NONHLTH_TRV_CLM_VW_DATA_CLAIM_DETAILS_CLAIM_PARTY.PARTYCODE (PARTY_HKEY), NONHLTH_TRV_CLM_VW_DATA_CLAIM_DETAILS_CLAIM_RISK_PARTY.PARTYCODE (PARTY_HKEY), NONHLTH_TRV_CLM_VW_DATA_CLAIM_DETAILS_CLAIM_RISK_RISK_ATTRIBUTE_MULTI_SET_PROPERTY_MULTI_SET_DETAIL_PROPERTY_PIVOT_VW.CLAIMANT_PARTY_CODE (PARTY_HKEY__CLAIMANT), NONHLTH_TRV_CLM_VW_DATA_CLAIM_DETAILS_CLAIM_RISK_RISK_ATTRIBUTE_MULTI_SET_PROPERTY_MULTI_SET_DETAIL_PROPERTY_PIVOT_VW.PARTY_NAME_CODE (PARTY_HKEY__EXPENSE_LINE_PARTY), NONHLTH_TRV_CLM_VW_DATA_CLAIM_DETAILS_CLAIM_RISK_RISK_ATTRIBUTE_MULTI_SET_PROPERTY_MULTI_SET_DETAIL_PROPERTY_PIVOT_VW.EXPENSE_PAYEE_PARTY_CODE (PARTY_HKEY__EXPENSE_PAYEE), NONHLTH_TRV_CLM_VW_DATA_CLAIM_DETAILS_CLAIM_RISK_RISK_ATTRIBUTE_MULTI_SET_PROPERTY_MULTI_SET_DETAIL_PROPERTY_PIVOT_VW.PAYEE_CODE (PARTY_HKEY__PAYEE), NONHLTH_TRV_CLM_VW_DATA_CLAIM_DETAILS_CLAIM_RISK_RISK_ATTRIBUTE_MULTI_SET_PROPERTY_MULTI_SET_DETAIL_PROPERTY_PIVOT_VW.TDS_CLAIMANT_PARTY_CODE (PARTY_HKEY__TDS_DEDUCTEE), NONHLTH_TRV_CLM_VW_DATA_CLAIM_DETAILS_CLAIM_RISK_RISK_ATTRIBUTE_PROPERTIES_PIVOT_VW.HOSPITAL_ID (PARTY_HKEY__TREATING_HOSPITAL_PROVIDER), NONHLTH_TRV_UWR_VW_DATA_POLICY_DETAILS.AGENT_CODE (PARTY_HKEY__AGENT), NONHLTH_TRV_UWR_VW_DATA_POLICY_DETAILS.POLICY_HOLDER_CODE (PARTY_HKEY__POLICYHOLDER), NONHLTH_TRV_UWR_VW_DATA_POLICY_DETAILS_INSURED_DETAILS_MEMBER_DETAILS.PARTY_CODE (PARTY_HKEY__INSURED_MEMBER), NONHLTH_TRV_UWR_VW_DATA_POLICY_DETAILS_INSURED_DETAILS_MEMBER_DETAILS.PARENT_PARTY_CODE (PARTY_HKEY__PARENT_PARTY), NONHLTH_TRV_UWR_VW_DATA_POLICY_DETAILS_INSURED_DETAILS_MEMBER_DETAILS_PARTY_ADDRESS_ADDRESS_PROPERTY_PIVOT_VW.[] (PARTY_HKEY__INSURED_MEMBER), NONHLTH_TRV_UWR_VW_DATA_POLICY_DETAILS_INSURED_DETAILS_MEMBER_DETAILS_PARTY_PROPERTY_MULTI_SET_PROPERTY_MULTI_SET_DETAIL_PROPERTY_PIVOT_VW.[] (PARTY_HKEY__INSURED_MEMBER), NONHLTH_TRV_UWR_VW_DATA_POLICY_DETAILS_INSURED_DETAILS_MEMBER_DETAILS_PARTY_PROPERTY_SIMPLE_PROPERTY_PIVOT_VW.[] (PARTY_HKEY__INSURED_MEMBER), NONHLTH_TRV_UWR_VW_DATA_POLICY_DETAILS_INSURED_DETAILS_MEMBER_DETAILS_PARTY_PROPERTY_SIMPLE_PROPERTY_PIVOT_VW.PARENT_PARTY_CODE (PARTY_HKEY__PARENT_PARTY), NONHLTH_TRV_UWR_VW_DATA_POLICY_DETAILS_INSURED_DETAILS_RISK_PROPERTY_MULTI_SET_PROPERTY_MULTI_SET_DETAIL_PROPERTY_PIVOT_VW.NOMINEE_NAME (PARTY_HKEY__NOMINEE), NONHLTH_TRV_UWR_VW_DATA_POLICY_DETAILS_INSURED_DETAILS_RISK_PROPERTY_SIMPLE_PROPERTY_PIVOT_VW.[] (PARTY_HKEY__POLICYHOLDER), NONHLTH_TRV_UWR_VW_DATA_POLICY_DETAILS_POLICY_RELATION.PARTY_CODE (PARTY_HKEY), NONHLTH_TRV_UWR_VW_DATA_POLICY_DETAILS_POLICY_PROPERTY_SIMPLE_PROPERTY_PIVOT_VW.[] (PARTY_HKEY__POLICYHOLDER), NONHLTH_TRV_UWR_VW_DATA_POLICY_DETAILS_POLICY_PROPERTY_SIMPLE_PROPERTY_PIVOT_VW.BAGIC_RM_ECODE (PARTY_HKEY__RELATIONSHIP_MANAGER), NONHLTH_TRV_UWR_VW_DATA_POLICY_DETAILS_PROPOSER_DETAILS.PARENT_PARTY_CODE (PARTY_HKEY__PARENT_PARTY), NONHLTH_TRV_UWR_VW_DATA_POLICY_DETAILS_PROPOSER_DETAILS.PARTY_CODE (PARTY_HKEY__PROPOSER), NONHLTH_TRV_UWR_VW_DATA_POLICY_DETAILS_PROPOSER_DETAILS_PARTY_ADDRESS_ADDRESS_PROPERTY_PIVOT_VW.[] (PARTY_HKEY__PROPOSER), NONHLTH_TRV_UWR_VW_DATA_POLICY_DETAILS_PROPOSER_DETAILS_PARTY_PROPERTY_MULTI_SET_PROPERTY_MULTI_SET_DETAIL_PROPERTY_PIVOT_VW.[] (PARTY_HKEY__PROPOSER), NONHLTH_TRV_UWR_VW_DATA_POLICY_DETAILS_PROPOSER_DETAILS_PARTY_PROPERTY_SIMPLE_PROPERTY_PIVOT_VW.BAGIC_EMPLOYEE_CODE (PARTY_HKEY__BAGIC_EMPLOYEE), NONHLTH_TRV_UWR_VW_DATA_POLICY_DETAILS_PROPOSER_DETAILS_PARTY_PROPERTY_SIMPLE_PROPERTY_PIVOT_VW.PARENT_PARTY_CODE (PARTY_HKEY__PARENT_PARTY), NONHLTH_TRV_UWR_VW_DATA_POLICY_DETAILS_PROPOSER_DETAILS_PARTY_PROPERTY_SIMPLE_PROPERTY_PIVOT_VW.[] (PARTY_HKEY__PROPOSER), NONHLTH_TRV_UWR_VW_DATA_QUOTE_PARAM_DETAILS.POLICY_HOLDER_CODE (PARTY_HKEY__POLICYHOLDER), NONHLTH_TRV_UWR_VW_DATA_QUOTE_PARAM_DETAILS_POLICY_PROPERTY_RULE_LIST_PIVOT_VW.[] (PARTY_HKEY__POLICYHOLDER), NONHLTH_TRV_UWR_VW_DATA_QUOTE_PARAM_DETAILS_POLICY_PROPERTY_RULE_LIST_PIVOT_VW.BAGIC_RM_ECODE (PARTY_HKEY__RELATIONSHIP_MANAGER), NONHLTH_TRV_UWR_VW_DATA_QUOTE_PARAM_DETAILS_POLICY_PROPERTY_RULE_LIST_PIVOT_VW.SUB_IMD_CODE (PARTY_HKEY__SUB_INTERMEDIARY), NONHLTH_TRV_UWR_VW_DATA_QUOTE_PARAM_DETAILS_RISK_LIST.PARTY_CODE (PARTY_HKEY), NONHLTH_TRV_UWR_VW_DATA_QUOTE_PARAM_DETAILS_RISK_LIST.ADDITIONAL_PARTY_CODE (PARTY_HKEY__ADDITIONAL_PARTY), NONHLTH_TRV_UWR_VW_DATA_QUOTE_PARAM_DETAILS_RISK_LIST_MULTI_SET_PROPERTY_INPUT_MULTI_SET_DETAIL_INPUT_PROPERTY_PIVOT_VW.NOMINEE_NAME (PARTY_HKEY__NOMINEE), NONHLTH_TRV_UWR_VW_DATA_QUOTE_PARAM_DETAILS_RISK_LIST_RISK_PROPERTY_RULE_LIST_PIVOT_VW.[] (PARTY_HKEY__POLICYHOLDER), NONHLTH_TRV_CLM_VW_DATA_CLAIM_DETAILS_CLAIM_ATTRIBUTE_PROPERTIES_PIVOT_VW.CUSTOMERID (PARTY_HKEY__CLAIMANT_CUSTOMER / sat_common_contact), NONHLTH_TRV_UWR_VW_DATA_POLICY_DETAILS_INSURED_DETAILS_MEMBER_DETAILS_PARTY_ADDRESS_ADDRESS_PROPERTY_PIVOT_VW (literal arm) (PARTY_HKEY__INSURED_MEMBER / sat_common_contact), NONHLTH_TRV_UWR_VW_DATA_POLICY_DETAILS_INSURED_DETAILS_MEMBER_DETAILS_PARTY_PROPERTY_SIMPLE_PROPERTY_PIVOT_VW (literal arm) (PARTY_HKEY__INSURED_MEMBER / sat_common_contact), NONHLTH_TRV_UWR_VW_DATA_POLICY_DETAILS_PROPOSER_DETAILS_PARTY_ADDRESS_ADDRESS_PROPERTY_PIVOT_VW (literal arm) (PARTY_HKEY__PROPOSER / sat_common_contact), NONHLTH_TRV_UWR_VW_DATA_POLICY_DETAILS_PROPOSER_DETAILS_PARTY_PROPERTY_SIMPLE_PROPERTY_PIVOT_VW (literal arm) (PARTY_HKEY__PROPOSER / sat_common_contact). 130 feed branches collapse to 49 RAW key(s). Travel RECORD_SOURCE value(s) parsed from feeds: MAXIMUS_NONHLTH_TRV_CLM_VW_DATA_CLAIM_DETAILS_CLAIM_ATTRIBUTE_PROPERTIES_PIVOT_VW, MAXIMUS_NONHLTH_TRV_CLM_VW_DATA_CLAIM_DETAILS_CLAIM_PARTY, MAXIMUS_NONHLTH_TRV_CLM_VW_DATA_CLAIM_DETAILS_CLAIM_PAYMENT, MAXIMUS_NONHLTH_TRV_CLM_VW_DATA_CLAIM_DETAILS_CLAIM_RESERVE, MAXIMUS_NONHLTH_TRV_CLM_VW_DATA_CLAIM_DETAILS_CLAIM_RISK_PARTY, MAXIMUS_NONHLTH_TRV_CLM_VW_DATA_CLAIM_DETAILS_CLAIM_RISK_RISK_ATTRIBUTE_MULTI_SET_PROPERTY_MULTI_SET_DETAIL_PROPERTY_PIVOT_VW (+23 more). Excluded: hubfeed_mtv2_party &lt;- stg2_mtv2__uwr_pol_ins_mbr_pa: key uses walk column(s) w0_party_code from parent view(s) -- not resolvable to a single RAW table in the first-cut, skipped.. Excluded: hubfeed_mtv2_party &lt;- stg2_mtv2__uwr_pol_ins_mbr_pa: key uses walk column(s) w0_party_code from parent view(s) -- not resolvable to a single RAW table in the first-cut, skipped.. Excluded: hubfeed_mtv2_party &lt;- stg2_mtv2__uwr_pol_ins_mbr_party_relation: key uses walk column(s) w0_party_code from parent view(s) -- not resolvable to a single RAW table in the first-cut, skipped.. Excluded: hubfeed_mtv2_party &lt;- stg2_mtv2__uwr_pol_prp_pa: key uses walk column(s) w0_party_code from parent view(s) -- not resolvable to a single RAW table in the first-cut, skipped.. Excluded: hubfeed_mtv2_party &lt;- stg2_mtv2__uwr_pol_prp_pa: key uses walk column(s) w0_party_code from parent view(s) -- not resolvable to a single RAW table in the first-cut, skipped.. Excluded: hubfeed_mtv2_party &lt;- stg2_mtv2__uwr_pol_prp_party_relation: key uses walk column(s) w0_party_code from parent view(s) -- not resolvable to a single RAW table in the first-cut, skipped.. Excluded: hubfeed_mtv2_party &lt;- stg2_mtv2_up__uwr_pol_ins_mbr_pa__sat_common_contact &lt;- up_mtv2__uwr_pol_ins_mbr_pa__sat_common_contact: arm uses walk column(s), skipped.. Excluded: hubfeed_mtv2_party &lt;- stg2_mtv2_up__uwr_pol_ins_mbr_pa__sat_common_contact &lt;- up_mtv2__uwr_pol_ins_mbr_pa__sat_common_contact: arm uses walk column(s), skipped.. Excluded: hubfeed_mtv2_party &lt;- stg2_mtv2_up__uwr_pol_ins_mbr_pa__sat_common_contact &lt;- up_mtv2__uwr_pol_ins_mbr_pa__sat_common_contact: arm uses walk column(s), skipped.. Excluded: hubfeed_mtv2_party &lt;- stg2_mtv2_up__uwr_pol_ins_mbr_pa__sat_common_contact &lt;- up_mtv2__uwr_pol_ins_mbr_pa__sat_common_contact: arm uses walk column(s), skipped.. Excluded: hubfeed_mtv2_party &lt;- stg2_mtv2_up__uwr_pol_ins_mbr_pa__sat_common_contact &lt;- up_mtv2__uwr_pol_ins_mbr_pa__sat_common_contact: arm uses walk column(s), skipped.. Excluded: hubfeed_mtv2_party &lt;- stg2_mtv2_up__uwr_pol_ins_mbr_pa__sat_common_contact &lt;- up_mtv2__uwr_pol_ins_mbr_pa__sat_common_contact: arm uses walk column(s), skipped.. Excluded: hubfeed_mtv2_party &lt;- stg2_mtv2_up__uwr_pol_ins_mbr_pa__sat_common_contact &lt;- up_mtv2__uwr_pol_ins_mbr_pa__sat_common_contact: arm uses walk column(s), skipped.. Excluded: hubfeed_mtv2_party &lt;- stg2_mtv2_up__uwr_pol_prp_pa__sat_common_contact &lt;- up_mtv2__uwr_pol_prp_pa__sat_common_contact: arm uses walk column(s), skipped.. Excluded: hubfeed_mtv2_party &lt;- stg2_mtv2_up__uwr_pol_prp_pa__sat_common_contact &lt;- up_mtv2__uwr_pol_prp_pa__sat_common_contact: arm uses walk column(s), skipped.. Excluded: hubfeed_mtv2_party &lt;- stg2_mtv2_up__uwr_pol_prp_pa__sat_common_contact &lt;- up_mtv2__uwr_pol_prp_pa__sat_common_contact: arm uses walk column(s), skipped.. Excluded: hubfeed_mtv2_party &lt;- stg2_mtv2_up__uwr_pol_prp_pa__sat_common_contact &lt;- up_mtv2__uwr_pol_prp_pa__sat_common_contact: arm uses walk column(s), skipped.. Excluded: hubfeed_mtv2_party &lt;- stg2_mtv2_up__uwr_pol_prp_pa__sat_common_contact &lt;- up_mtv2__uwr_pol_prp_pa__sat_common_contact: arm uses walk column(s), skipped.. Excluded: hubfeed_mtv2_party &lt;- stg2_mtv2_up__uwr_pol_prp_pa__sat_common_contact &lt;- up_mtv2__uwr_pol_prp_pa__sat_common_contact: arm uses walk column(s), skipped.. Excluded: hubfeed_mtv2_party &lt;- stg2_mtv2_up__uwr_pol_prp_pa__sat_common_contact &lt;- up_mtv2__uwr_pol_prp_pa__sat_common_contact: arm uses walk column(s), skipped..</w:t>
+        <w:t xml:space="preserve">49 RAW key branch(es): NONHLTH_TRV_CLM_VW_DATA_CLAIM_DETAILS_CLAIM_RESERVE.RESERVPARTY (PARTY_HKEY), NONHLTH_TRV_CLM_VW_DATA_CLAIM_DETAILS_CLAIM_ATTRIBUTE_PROPERTIES_PIVOT_VW.CUSTOMERID (PARTY_HKEY__CLAIMANT_CORRESPONDENCE_ADDRESS), NONHLTH_TRV_CLM_VW_DATA_CLAIM_DETAILS_CLAIM_ATTRIBUTE_PROPERTIES_PIVOT_VW.CLAIM_COURT_PARTY_CODE (PARTY_HKEY__CLAIM_COURT_COUNTERPARTY), NONHLTH_TRV_CLM_VW_DATA_CLAIM_DETAILS_CLAIM_ATTRIBUTE_PROPERTIES_PIVOT_VW.[UNIQUE_CUSTOMER_ID+CUSTOMERID] (PARTY_HKEY__INSURED_CUSTOMER), NONHLTH_TRV_CLM_VW_DATA_CLAIM_DETAILS_CLAIM_ATTRIBUTE_PROPERTIES_PIVOT_VW.MEMBER_UHC_CODE (PARTY_HKEY__INSURED_MEMBER), NONHLTH_TRV_CLM_VW_DATA_CLAIM_DETAILS_CLAIM_ATTRIBUTE_PROPERTIES_PIVOT_VW.PTPARTNERID (PARTY_HKEY__SERVICE_PARTNER), NONHLTH_TRV_CLM_VW_DATA_CLAIM_DETAILS_CLAIM_ATTRIBUTE_PROPERTIES_PIVOT_VW.SUB_IMD_CODE (PARTY_HKEY__SUB_INTERMEDIARY), NONHLTH_TRV_CLM_VW_DATA_CLAIM_DETAILS_CLAIM_PAYMENT.PAYMENTPARTYCODE (PARTY_HKEY__CLAIM_PAYEE), NONHLTH_TRV_CLM_VW_DATA_CLAIM_DETAILS_CLAIM_PARTY.PARTYCODE (PARTY_HKEY), NONHLTH_TRV_CLM_VW_DATA_CLAIM_DETAILS_CLAIM_RISK_PARTY.PARTYCODE (PARTY_HKEY), NONHLTH_TRV_CLM_VW_DATA_CLAIM_DETAILS_CLAIM_RISK_RISK_ATTRIBUTE_MULTI_SET_PROPERTY_MULTI_SET_DETAIL_PROPERTY_PIVOT_VW.CLAIMANT_PARTY_CODE (PARTY_HKEY__CLAIMANT), NONHLTH_TRV_CLM_VW_DATA_CLAIM_DETAILS_CLAIM_RISK_RISK_ATTRIBUTE_MULTI_SET_PROPERTY_MULTI_SET_DETAIL_PROPERTY_PIVOT_VW.PARTY_NAME_CODE (PARTY_HKEY__EXPENSE_LINE_PARTY), NONHLTH_TRV_CLM_VW_DATA_CLAIM_DETAILS_CLAIM_RISK_RISK_ATTRIBUTE_MULTI_SET_PROPERTY_MULTI_SET_DETAIL_PROPERTY_PIVOT_VW.EXPENSE_PAYEE_PARTY_CODE (PARTY_HKEY__EXPENSE_PAYEE), NONHLTH_TRV_CLM_VW_DATA_CLAIM_DETAILS_CLAIM_RISK_RISK_ATTRIBUTE_MULTI_SET_PROPERTY_MULTI_SET_DETAIL_PROPERTY_PIVOT_VW.PAYEE_CODE (PARTY_HKEY__PAYEE), NONHLTH_TRV_CLM_VW_DATA_CLAIM_DETAILS_CLAIM_RISK_RISK_ATTRIBUTE_MULTI_SET_PROPERTY_MULTI_SET_DETAIL_PROPERTY_PIVOT_VW.TDS_CLAIMANT_PARTY_CODE (PARTY_HKEY__TDS_DEDUCTEE), NONHLTH_TRV_CLM_VW_DATA_CLAIM_DETAILS_CLAIM_RISK_RISK_ATTRIBUTE_PROPERTIES_PIVOT_VW.HOSPITAL_ID (PARTY_HKEY__TREATING_HOSPITAL_PROVIDER), NONHLTH_TRV_UWR_VW_DATA_POLICY_DETAILS.AGENT_CODE (PARTY_HKEY__AGENT), NONHLTH_TRV_UWR_VW_DATA_POLICY_DETAILS.POLICY_HOLDER_CODE (PARTY_HKEY__POLICYHOLDER), NONHLTH_TRV_UWR_VW_DATA_POLICY_DETAILS_INSURED_DETAILS_MEMBER_DETAILS.PARTY_CODE (PARTY_HKEY__INSURED_MEMBER), NONHLTH_TRV_UWR_VW_DATA_POLICY_DETAILS_INSURED_DETAILS_MEMBER_DETAILS.PARENT_PARTY_CODE (PARTY_HKEY__PARENT_PARTY), NONHLTH_TRV_UWR_VW_DATA_POLICY_DETAILS_INSURED_DETAILS_MEMBER_DETAILS_PARTY_ADDRESS_ADDRESS_PROPERTY_PIVOT_VW.[] (PARTY_HKEY__INSURED_MEMBER), NONHLTH_TRV_UWR_VW_DATA_POLICY_DETAILS_INSURED_DETAILS_MEMBER_DETAILS_PARTY_PROPERTY_MULTI_SET_PROPERTY_MULTI_SET_DETAIL_PROPERTY_PIVOT_VW.[] (PARTY_HKEY__INSURED_MEMBER), NONHLTH_TRV_UWR_VW_DATA_POLICY_DETAILS_INSURED_DETAILS_MEMBER_DETAILS_PARTY_PROPERTY_SIMPLE_PROPERTY_PIVOT_VW.[] (PARTY_HKEY__INSURED_MEMBER), NONHLTH_TRV_UWR_VW_DATA_POLICY_DETAILS_INSURED_DETAILS_MEMBER_DETAILS_PARTY_PROPERTY_SIMPLE_PROPERTY_PIVOT_VW.PARENT_PARTY_CODE (PARTY_HKEY__PARENT_PARTY), NONHLTH_TRV_UWR_VW_DATA_POLICY_DETAILS_INSURED_DETAILS_RISK_PROPERTY_MULTI_SET_PROPERTY_MULTI_SET_DETAIL_PROPERTY_PIVOT_VW.NOMINEE_NAME (PARTY_HKEY__NOMINEE), NONHLTH_TRV_UWR_VW_DATA_POLICY_DETAILS_INSURED_DETAILS_RISK_PROPERTY_SIMPLE_PROPERTY_PIVOT_VW.[] (PARTY_HKEY__POLICYHOLDER), NONHLTH_TRV_UWR_VW_DATA_POLICY_DETAILS_POLICY_RELATION.PARTY_CODE (PARTY_HKEY), NONHLTH_TRV_UWR_VW_DATA_POLICY_DETAILS_POLICY_PROPERTY_SIMPLE_PROPERTY_PIVOT_VW.[] (PARTY_HKEY__POLICYHOLDER), NONHLTH_TRV_UWR_VW_DATA_POLICY_DETAILS_POLICY_PROPERTY_SIMPLE_PROPERTY_PIVOT_VW.BAGIC_RM_ECODE (PARTY_HKEY__RELATIONSHIP_MANAGER), NONHLTH_TRV_UWR_VW_DATA_POLICY_DETAILS_PROPOSER_DETAILS.PARENT_PARTY_CODE (PARTY_HKEY__PARENT_PARTY), NONHLTH_TRV_UWR_VW_DATA_POLICY_DETAILS_PROPOSER_DETAILS.PARTY_CODE (PARTY_HKEY__PROPOSER), NONHLTH_TRV_UWR_VW_DATA_POLICY_DETAILS_PROPOSER_DETAILS_PARTY_ADDRESS_ADDRESS_PROPERTY_PIVOT_VW.[] (PARTY_HKEY__PROPOSER), NONHLTH_TRV_UWR_VW_DATA_POLICY_DETAILS_PROPOSER_DETAILS_PARTY_PROPERTY_MULTI_SET_PROPERTY_MULTI_SET_DETAIL_PROPERTY_PIVOT_VW.[] (PARTY_HKEY__PROPOSER), NONHLTH_TRV_UWR_VW_DATA_POLICY_DETAILS_PROPOSER_DETAILS_PARTY_PROPERTY_SIMPLE_PROPERTY_PIVOT_VW.BAGIC_EMPLOYEE_CODE (PARTY_HKEY__BAGIC_EMPLOYEE), NONHLTH_TRV_UWR_VW_DATA_POLICY_DETAILS_PROPOSER_DETAILS_PARTY_PROPERTY_SIMPLE_PROPERTY_PIVOT_VW.PARENT_PARTY_CODE (PARTY_HKEY__PARENT_PARTY), NONHLTH_TRV_UWR_VW_DATA_POLICY_DETAILS_PROPOSER_DETAILS_PARTY_PROPERTY_SIMPLE_PROPERTY_PIVOT_VW.[] (PARTY_HKEY__PROPOSER), NONHLTH_TRV_UWR_VW_DATA_QUOTE_PARAM_DETAILS.POLICY_HOLDER_CODE (PARTY_HKEY__POLICYHOLDER), NONHLTH_TRV_UWR_VW_DATA_QUOTE_PARAM_DETAILS_POLICY_PROPERTY_RULE_LIST_PIVOT_VW.[] (PARTY_HKEY__POLICYHOLDER), NONHLTH_TRV_UWR_VW_DATA_QUOTE_PARAM_DETAILS_POLICY_PROPERTY_RULE_LIST_PIVOT_VW.BAGIC_RM_ECODE (PARTY_HKEY__RELATIONSHIP_MANAGER), NONHLTH_TRV_UWR_VW_DATA_QUOTE_PARAM_DETAILS_POLICY_PROPERTY_RULE_LIST_PIVOT_VW.SUB_IMD_CODE (PARTY_HKEY__SUB_INTERMEDIARY), NONHLTH_TRV_UWR_VW_DATA_QUOTE_PARAM_DETAILS_RISK_LIST.PARTY_CODE (PARTY_HKEY), NONHLTH_TRV_UWR_VW_DATA_QUOTE_PARAM_DETAILS_RISK_LIST.ADDITIONAL_PARTY_CODE (PARTY_HKEY__ADDITIONAL_PARTY), NONHLTH_TRV_UWR_VW_DATA_QUOTE_PARAM_DETAILS_RISK_LIST_MULTI_SET_PROPERTY_INPUT_MULTI_SET_DETAIL_INPUT_PROPERTY_PIVOT_VW.NOMINEE_NAME (PARTY_HKEY__NOMINEE), NONHLTH_TRV_UWR_VW_DATA_QUOTE_PARAM_DETAILS_RISK_LIST_RISK_PROPERTY_RULE_LIST_PIVOT_VW.[] (PARTY_HKEY__POLICYHOLDER), NONHLTH_TRV_CLM_VW_DATA_CLAIM_DETAILS_CLAIM_ATTRIBUTE_PROPERTIES_PIVOT_VW.CUSTOMERID (PARTY_HKEY__CLAIMANT_CUSTOMER / sat_common_contact), NONHLTH_TRV_UWR_VW_DATA_POLICY_DETAILS_INSURED_DETAILS_MEMBER_DETAILS_PARTY_ADDRESS_ADDRESS_PROPERTY_PIVOT_VW (literal arm) (PARTY_HKEY__INSURED_MEMBER / sat_common_contact), NONHLTH_TRV_UWR_VW_DATA_POLICY_DETAILS_INSURED_DETAILS_MEMBER_DETAILS_PARTY_PROPERTY_SIMPLE_PROPERTY_PIVOT_VW (literal arm) (PARTY_HKEY__INSURED_MEMBER / sat_common_contact), NONHLTH_TRV_UWR_VW_DATA_POLICY_DETAILS_PROPOSER_DETAILS_PARTY_ADDRESS_ADDRESS_PROPERTY_PIVOT_VW (literal arm) (PARTY_HKEY__PROPOSER / sat_common_contact), NONHLTH_TRV_UWR_VW_DATA_POLICY_DETAILS_PROPOSER_DETAILS_PARTY_PROPERTY_SIMPLE_PROPERTY_PIVOT_VW (literal arm) (PARTY_HKEY__PROPOSER / sat_common_contact). 130 feed branches collapse to 49 RAW key(s). Travel RECORD_SOURCE value(s) parsed from feeds: MAXIMUS_NONHLTH_TRV_CLM_VW_DATA_CLAIM_DETAILS_CLAIM_ATTRIBUTE_PROPERTIES_PIVOT_VW, MAXIMUS_NONHLTH_TRV_CLM_VW_DATA_CLAIM_DETAILS_CLAIM_PARTY, MAXIMUS_NONHLTH_TRV_CLM_VW_DATA_CLAIM_DETAILS_CLAIM_PAYMENT, MAXIMUS_NONHLTH_TRV_CLM_VW_DATA_CLAIM_DETAILS_CLAIM_RESERVE, MAXIMUS_NONHLTH_TRV_CLM_VW_DATA_CLAIM_DETAILS_CLAIM_RISK_PARTY, MAXIMUS_NONHLTH_TRV_CLM_VW_DATA_CLAIM_DETAILS_CLAIM_RISK_RISK_ATTRIBUTE_MULTI_SET_PROPERTY_MULTI_SET_DETAIL_PROPERTY_PIVOT_VW (+23 more). Excluded: hubfeed_mt_party &lt;- stg2_mt__uwr_pol_ins_mbr_pa: key uses walk column(s) w0_party_code from parent view(s) -- not resolvable to a single RAW table in the first-cut, skipped.. Excluded: hubfeed_mt_party &lt;- stg2_mt__uwr_pol_ins_mbr_pa: key uses walk column(s) w0_party_code from parent view(s) -- not resolvable to a single RAW table in the first-cut, skipped.. Excluded: hubfeed_mt_party &lt;- stg2_mt__uwr_pol_ins_mbr_party_relation: key uses walk column(s) w0_party_code from parent view(s) -- not resolvable to a single RAW table in the first-cut, skipped.. Excluded: hubfeed_mt_party &lt;- stg2_mt__uwr_pol_prp_pa: key uses walk column(s) w0_party_code from parent view(s) -- not resolvable to a single RAW table in the first-cut, skipped.. Excluded: hubfeed_mt_party &lt;- stg2_mt__uwr_pol_prp_pa: key uses walk column(s) w0_party_code from parent view(s) -- not resolvable to a single RAW table in the first-cut, skipped.. Excluded: hubfeed_mt_party &lt;- stg2_mt__uwr_pol_prp_party_relation: key uses walk column(s) w0_party_code from parent view(s) -- not resolvable to a single RAW table in the first-cut, skipped.. Excluded: hubfeed_mt_party &lt;- stg2_mt_up__uwr_pol_ins_mbr_pa__sat_common_contact &lt;- up_mt__uwr_pol_ins_mbr_pa__sat_common_contact: arm uses walk column(s), skipped.. Excluded: hubfeed_mt_party &lt;- stg2_mt_up__uwr_pol_ins_mbr_pa__sat_common_contact &lt;- up_mt__uwr_pol_ins_mbr_pa__sat_common_contact: arm uses walk column(s), skipped.. Excluded: hubfeed_mt_party &lt;- stg2_mt_up__uwr_pol_ins_mbr_pa__sat_common_contact &lt;- up_mt__uwr_pol_ins_mbr_pa__sat_common_contact: arm uses walk column(s), skipped.. Excluded: hubfeed_mt_party &lt;- stg2_mt_up__uwr_pol_ins_mbr_pa__sat_common_contact &lt;- up_mt__uwr_pol_ins_mbr_pa__sat_common_contact: arm uses walk column(s), skipped.. Excluded: hubfeed_mt_party &lt;- stg2_mt_up__uwr_pol_ins_mbr_pa__sat_common_contact &lt;- up_mt__uwr_pol_ins_mbr_pa__sat_common_contact: arm uses walk column(s), skipped.. Excluded: hubfeed_mt_party &lt;- stg2_mt_up__uwr_pol_ins_mbr_pa__sat_common_contact &lt;- up_mt__uwr_pol_ins_mbr_pa__sat_common_contact: arm uses walk column(s), skipped.. Excluded: hubfeed_mt_party &lt;- stg2_mt_up__uwr_pol_ins_mbr_pa__sat_common_contact &lt;- up_mt__uwr_pol_ins_mbr_pa__sat_common_contact: arm uses walk column(s), skipped.. Excluded: hubfeed_mt_party &lt;- stg2_mt_up__uwr_pol_prp_pa__sat_common_contact &lt;- up_mt__uwr_pol_prp_pa__sat_common_contact: arm uses walk column(s), skipped.. Excluded: hubfeed_mt_party &lt;- stg2_mt_up__uwr_pol_prp_pa__sat_common_contact &lt;- up_mt__uwr_pol_prp_pa__sat_common_contact: arm uses walk column(s), skipped.. Excluded: hubfeed_mt_party &lt;- stg2_mt_up__uwr_pol_prp_pa__sat_common_contact &lt;- up_mt__uwr_pol_prp_pa__sat_common_contact: arm uses walk column(s), skipped.. Excluded: hubfeed_mt_party &lt;- stg2_mt_up__uwr_pol_prp_pa__sat_common_contact &lt;- up_mt__uwr_pol_prp_pa__sat_common_contact: arm uses walk column(s), skipped.. Excluded: hubfeed_mt_party &lt;- stg2_mt_up__uwr_pol_prp_pa__sat_common_contact &lt;- up_mt__uwr_pol_prp_pa__sat_common_contact: arm uses walk column(s), skipped.. Excluded: hubfeed_mt_party &lt;- stg2_mt_up__uwr_pol_prp_pa__sat_common_contact &lt;- up_mt__uwr_pol_prp_pa__sat_common_contact: arm uses walk column(s), skipped.. Excluded: hubfeed_mt_party &lt;- stg2_mt_up__uwr_pol_prp_pa__sat_common_contact &lt;- up_mt__uwr_pol_prp_pa__sat_common_contact: arm uses walk column(s), skipped..</w:t>
       </w:r>
     </w:p>
     <w:p>
@@ -2398,7 +2398,7 @@
               </w:rPr>
               <w:t xml:space="preserve">with src as (</w:t>
               <w:br/>
-              <w:t xml:space="preserve">    -- via hubfeed_mtv2_party &lt;- stg2_mtv2__clm_clmd_claim_reserve</w:t>
+              <w:t xml:space="preserve">    -- via hubfeed_mt_party &lt;- stg2_mt__clm_clmd_claim_reserve</w:t>
               <w:br/>
               <w:t xml:space="preserve">    select 'NONHLTH_TRV_CLM_VW_DATA_CLAIM_DETAILS_CLAIM_RESERVE.RESERVPARTY (PARTY_HKEY)' as src_branch,</w:t>
               <w:br/>
@@ -2406,11 +2406,11 @@
               <w:br/>
               <w:t xml:space="preserve">           MD5_BINARY(NULLIF(UPPER(TRIM(CAST('HUB_PARTY|' || (nullif(trim(case when coalesce(nullif(trim(nullif(trim(to_varchar("RESERVPARTY")), '')),'')) is not null then nullif(trim(nullif(trim(to_varchar("RESERVPARTY")), '')), '') end),'')) AS VARCHAR))), '')) as hkey</w:t>
               <w:br/>
-              <w:t xml:space="preserve">      from RAW.MAXIMUS_TRAVEL_V2.NONHLTH_TRV_CLM_VW_DATA_CLAIM_DETAILS_CLAIM_RESERVE</w:t>
+              <w:t xml:space="preserve">      from RAW.MAXIMUS_TRAVEL.NONHLTH_TRV_CLM_VW_DATA_CLAIM_DETAILS_CLAIM_RESERVE</w:t>
               <w:br/>
               <w:t xml:space="preserve">    union all</w:t>
               <w:br/>
-              <w:t xml:space="preserve">    -- via hubfeed_mtv2_party &lt;- stg2_mtv2__clm_clmd_clmap_pv</w:t>
+              <w:t xml:space="preserve">    -- via hubfeed_mt_party &lt;- stg2_mt__clm_clmd_clmap_pv</w:t>
               <w:br/>
               <w:t xml:space="preserve">    select 'NONHLTH_TRV_CLM_VW_DATA_CLAIM_DETAILS_CLAIM_ATTRIBUTE_PROPERTIES_PIVOT_VW.CUSTOMERID (PARTY_HKEY__CLAIMANT_CORRESPONDENCE_ADDRESS)' as src_branch,</w:t>
               <w:br/>
@@ -2418,11 +2418,11 @@
               <w:br/>
               <w:t xml:space="preserve">           MD5_BINARY(NULLIF(UPPER(TRIM(CAST('HUB_PARTY|' || (nullif(trim(case when coalesce(nullif(trim(nullif(trim(to_varchar("CUSTOMERID")), '')),'')) is not null then nullif(trim(nullif(trim(to_varchar("CUSTOMERID")), '')), '') end),'')) AS VARCHAR))), '')) as hkey</w:t>
               <w:br/>
-              <w:t xml:space="preserve">      from RAW.MAXIMUS_TRAVEL_V2.NONHLTH_TRV_CLM_VW_DATA_CLAIM_DETAILS_CLAIM_ATTRIBUTE_PROPERTIES_PIVOT_VW</w:t>
+              <w:t xml:space="preserve">      from RAW.MAXIMUS_TRAVEL.NONHLTH_TRV_CLM_VW_DATA_CLAIM_DETAILS_CLAIM_ATTRIBUTE_PROPERTIES_PIVOT_VW</w:t>
               <w:br/>
               <w:t xml:space="preserve">    union all</w:t>
               <w:br/>
-              <w:t xml:space="preserve">    -- via hubfeed_mtv2_party &lt;- stg2_mtv2__clm_clmd_clmap_pv</w:t>
+              <w:t xml:space="preserve">    -- via hubfeed_mt_party &lt;- stg2_mt__clm_clmd_clmap_pv</w:t>
               <w:br/>
               <w:t xml:space="preserve">    select 'NONHLTH_TRV_CLM_VW_DATA_CLAIM_DETAILS_CLAIM_ATTRIBUTE_PROPERTIES_PIVOT_VW.CLAIM_COURT_PARTY_CODE (PARTY_HKEY__CLAIM_COURT_COUNTERPARTY)' as src_branch,</w:t>
               <w:br/>
@@ -2430,11 +2430,11 @@
               <w:br/>
               <w:t xml:space="preserve">           MD5_BINARY(NULLIF(UPPER(TRIM(CAST('HUB_PARTY|' || (nullif(trim(case when coalesce(nullif(trim(nullif(trim(to_varchar("CLAIM_COURT_PARTY_CODE")), '')),'')) is not null then nullif(trim(nullif(trim(to_varchar("CLAIM_COURT_PARTY_CODE")), '')), '') end),'')) AS VARCHAR))), '')) as hkey</w:t>
               <w:br/>
-              <w:t xml:space="preserve">      from RAW.MAXIMUS_TRAVEL_V2.NONHLTH_TRV_CLM_VW_DATA_CLAIM_DETAILS_CLAIM_ATTRIBUTE_PROPERTIES_PIVOT_VW</w:t>
+              <w:t xml:space="preserve">      from RAW.MAXIMUS_TRAVEL.NONHLTH_TRV_CLM_VW_DATA_CLAIM_DETAILS_CLAIM_ATTRIBUTE_PROPERTIES_PIVOT_VW</w:t>
               <w:br/>
               <w:t xml:space="preserve">    union all</w:t>
               <w:br/>
-              <w:t xml:space="preserve">    -- via hubfeed_mtv2_party &lt;- stg2_mtv2__clm_clmd_clmap_pv</w:t>
+              <w:t xml:space="preserve">    -- via hubfeed_mt_party &lt;- stg2_mt__clm_clmd_clmap_pv</w:t>
               <w:br/>
               <w:t xml:space="preserve">    select 'NONHLTH_TRV_CLM_VW_DATA_CLAIM_DETAILS_CLAIM_ATTRIBUTE_PROPERTIES_PIVOT_VW.[UNIQUE_CUSTOMER_ID+CUSTOMERID] (PARTY_HKEY__INSURED_CUSTOMER)' as src_branch,</w:t>
               <w:br/>
@@ -2442,11 +2442,11 @@
               <w:br/>
               <w:t xml:space="preserve">           MD5_BINARY(NULLIF(UPPER(TRIM(CAST('HUB_PARTY|' || (nullif(trim(case when coalesce(nullif(trim(nullif(trim(to_varchar("UNIQUE_CUSTOMER_ID")), '')),''), nullif(trim(nullif(trim(to_varchar("CUSTOMERID")), '')),'')) is not null then coalesce(nullif(trim(nullif(trim(to_varchar("UNIQUE_CUSTOMER_ID")), '')), ''), nullif(trim(nullif(trim(to_varchar("CUSTOMERID")), '')), '')) end),'')) AS VARCHAR))), '')) as hkey</w:t>
               <w:br/>
-              <w:t xml:space="preserve">      from RAW.MAXIMUS_TRAVEL_V2.NONHLTH_TRV_CLM_VW_DATA_CLAIM_DETAILS_CLAIM_ATTRIBUTE_PROPERTIES_PIVOT_VW</w:t>
+              <w:t xml:space="preserve">      from RAW.MAXIMUS_TRAVEL.NONHLTH_TRV_CLM_VW_DATA_CLAIM_DETAILS_CLAIM_ATTRIBUTE_PROPERTIES_PIVOT_VW</w:t>
               <w:br/>
               <w:t xml:space="preserve">    union all</w:t>
               <w:br/>
-              <w:t xml:space="preserve">    -- via hubfeed_mtv2_party &lt;- stg2_mtv2__clm_clmd_clmap_pv</w:t>
+              <w:t xml:space="preserve">    -- via hubfeed_mt_party &lt;- stg2_mt__clm_clmd_clmap_pv</w:t>
               <w:br/>
               <w:t xml:space="preserve">    select 'NONHLTH_TRV_CLM_VW_DATA_CLAIM_DETAILS_CLAIM_ATTRIBUTE_PROPERTIES_PIVOT_VW.MEMBER_UHC_CODE (PARTY_HKEY__INSURED_MEMBER)' as src_branch,</w:t>
               <w:br/>
@@ -2454,11 +2454,11 @@
               <w:br/>
               <w:t xml:space="preserve">           MD5_BINARY(NULLIF(UPPER(TRIM(CAST('HUB_PARTY|' || (nullif(trim(case when coalesce(nullif(trim(nullif(trim(to_varchar("MEMBER_UHC_CODE")), '')),'')) is not null then 'MEMBER:' || nullif(trim(nullif(trim(to_varchar("MEMBER_UHC_CODE")), '')), '') end),'')) AS VARCHAR))), '')) as hkey</w:t>
               <w:br/>
-              <w:t xml:space="preserve">      from RAW.MAXIMUS_TRAVEL_V2.NONHLTH_TRV_CLM_VW_DATA_CLAIM_DETAILS_CLAIM_ATTRIBUTE_PROPERTIES_PIVOT_VW</w:t>
+              <w:t xml:space="preserve">      from RAW.MAXIMUS_TRAVEL.NONHLTH_TRV_CLM_VW_DATA_CLAIM_DETAILS_CLAIM_ATTRIBUTE_PROPERTIES_PIVOT_VW</w:t>
               <w:br/>
               <w:t xml:space="preserve">    union all</w:t>
               <w:br/>
-              <w:t xml:space="preserve">    -- via hubfeed_mtv2_party &lt;- stg2_mtv2__clm_clmd_clmap_pv</w:t>
+              <w:t xml:space="preserve">    -- via hubfeed_mt_party &lt;- stg2_mt__clm_clmd_clmap_pv</w:t>
               <w:br/>
               <w:t xml:space="preserve">    select 'NONHLTH_TRV_CLM_VW_DATA_CLAIM_DETAILS_CLAIM_ATTRIBUTE_PROPERTIES_PIVOT_VW.PTPARTNERID (PARTY_HKEY__SERVICE_PARTNER)' as src_branch,</w:t>
               <w:br/>
@@ -2466,11 +2466,11 @@
               <w:br/>
               <w:t xml:space="preserve">           MD5_BINARY(NULLIF(UPPER(TRIM(CAST('HUB_PARTY|' || (nullif(trim(case when coalesce(nullif(trim(nullif(trim(to_varchar("PTPARTNERID")), '')),'')) is not null then 'PTPARTNER:' || nullif(trim(nullif(trim(to_varchar("PTPARTNERID")), '')), '') end),'')) AS VARCHAR))), '')) as hkey</w:t>
               <w:br/>
-              <w:t xml:space="preserve">      from RAW.MAXIMUS_TRAVEL_V2.NONHLTH_TRV_CLM_VW_DATA_CLAIM_DETAILS_CLAIM_ATTRIBUTE_PROPERTIES_PIVOT_VW</w:t>
+              <w:t xml:space="preserve">      from RAW.MAXIMUS_TRAVEL.NONHLTH_TRV_CLM_VW_DATA_CLAIM_DETAILS_CLAIM_ATTRIBUTE_PROPERTIES_PIVOT_VW</w:t>
               <w:br/>
               <w:t xml:space="preserve">    union all</w:t>
               <w:br/>
-              <w:t xml:space="preserve">    -- via hubfeed_mtv2_party &lt;- stg2_mtv2__clm_clmd_clmap_pv</w:t>
+              <w:t xml:space="preserve">    -- via hubfeed_mt_party &lt;- stg2_mt__clm_clmd_clmap_pv</w:t>
               <w:br/>
               <w:t xml:space="preserve">    select 'NONHLTH_TRV_CLM_VW_DATA_CLAIM_DETAILS_CLAIM_ATTRIBUTE_PROPERTIES_PIVOT_VW.SUB_IMD_CODE (PARTY_HKEY__SUB_INTERMEDIARY)' as src_branch,</w:t>
               <w:br/>
@@ -2478,11 +2478,11 @@
               <w:br/>
               <w:t xml:space="preserve">           MD5_BINARY(NULLIF(UPPER(TRIM(CAST('HUB_PARTY|' || (nullif(trim(case when coalesce(nullif(trim(nullif(trim(to_varchar("SUB_IMD_CODE")), '')),'')) is not null then 'IMD:' || nullif(trim(nullif(trim(to_varchar("SUB_IMD_CODE")), '')), '') end),'')) AS VARCHAR))), '')) as hkey</w:t>
               <w:br/>
-              <w:t xml:space="preserve">      from RAW.MAXIMUS_TRAVEL_V2.NONHLTH_TRV_CLM_VW_DATA_CLAIM_DETAILS_CLAIM_ATTRIBUTE_PROPERTIES_PIVOT_VW</w:t>
+              <w:t xml:space="preserve">      from RAW.MAXIMUS_TRAVEL.NONHLTH_TRV_CLM_VW_DATA_CLAIM_DETAILS_CLAIM_ATTRIBUTE_PROPERTIES_PIVOT_VW</w:t>
               <w:br/>
               <w:t xml:space="preserve">    union all</w:t>
               <w:br/>
-              <w:t xml:space="preserve">    -- via hubfeed_mtv2_party &lt;- stg2_mtv2__clm_clmd_clmpay</w:t>
+              <w:t xml:space="preserve">    -- via hubfeed_mt_party &lt;- stg2_mt__clm_clmd_clmpay</w:t>
               <w:br/>
               <w:t xml:space="preserve">    select 'NONHLTH_TRV_CLM_VW_DATA_CLAIM_DETAILS_CLAIM_PAYMENT.PAYMENTPARTYCODE (PARTY_HKEY__CLAIM_PAYEE)' as src_branch,</w:t>
               <w:br/>
@@ -2490,11 +2490,11 @@
               <w:br/>
               <w:t xml:space="preserve">           MD5_BINARY(NULLIF(UPPER(TRIM(CAST('HUB_PARTY|' || (nullif(trim(case when coalesce(nullif(trim(nullif(trim(to_varchar("PAYMENTPARTYCODE")), '')),'')) is not null then nullif(trim(nullif(trim(to_varchar("PAYMENTPARTYCODE")), '')), '') end),'')) AS VARCHAR))), '')) as hkey</w:t>
               <w:br/>
-              <w:t xml:space="preserve">      from RAW.MAXIMUS_TRAVEL_V2.NONHLTH_TRV_CLM_VW_DATA_CLAIM_DETAILS_CLAIM_PAYMENT</w:t>
+              <w:t xml:space="preserve">      from RAW.MAXIMUS_TRAVEL.NONHLTH_TRV_CLM_VW_DATA_CLAIM_DETAILS_CLAIM_PAYMENT</w:t>
               <w:br/>
               <w:t xml:space="preserve">    union all</w:t>
               <w:br/>
-              <w:t xml:space="preserve">    -- via hubfeed_mtv2_party &lt;- stg2_mtv2__clm_clmd_clmpty</w:t>
+              <w:t xml:space="preserve">    -- via hubfeed_mt_party &lt;- stg2_mt__clm_clmd_clmpty</w:t>
               <w:br/>
               <w:t xml:space="preserve">    select 'NONHLTH_TRV_CLM_VW_DATA_CLAIM_DETAILS_CLAIM_PARTY.PARTYCODE (PARTY_HKEY)' as src_branch,</w:t>
               <w:br/>
@@ -2502,11 +2502,11 @@
               <w:br/>
               <w:t xml:space="preserve">           MD5_BINARY(NULLIF(UPPER(TRIM(CAST('HUB_PARTY|' || (nullif(trim(case when coalesce(nullif(trim(nullif(trim(to_varchar("PARTYCODE")), '')),'')) is not null then nullif(trim(nullif(trim(to_varchar("PARTYCODE")), '')), '') end),'')) AS VARCHAR))), '')) as hkey</w:t>
               <w:br/>
-              <w:t xml:space="preserve">      from RAW.MAXIMUS_TRAVEL_V2.NONHLTH_TRV_CLM_VW_DATA_CLAIM_DETAILS_CLAIM_PARTY</w:t>
+              <w:t xml:space="preserve">      from RAW.MAXIMUS_TRAVEL.NONHLTH_TRV_CLM_VW_DATA_CLAIM_DETAILS_CLAIM_PARTY</w:t>
               <w:br/>
               <w:t xml:space="preserve">    union all</w:t>
               <w:br/>
-              <w:t xml:space="preserve">    -- via hubfeed_mtv2_party &lt;- stg2_mtv2__clm_clmd_clmrsk_party</w:t>
+              <w:t xml:space="preserve">    -- via hubfeed_mt_party &lt;- stg2_mt__clm_clmd_clmrsk_party</w:t>
               <w:br/>
               <w:t xml:space="preserve">    select 'NONHLTH_TRV_CLM_VW_DATA_CLAIM_DETAILS_CLAIM_RISK_PARTY.PARTYCODE (PARTY_HKEY)' as src_branch,</w:t>
               <w:br/>
@@ -2514,11 +2514,11 @@
               <w:br/>
               <w:t xml:space="preserve">           MD5_BINARY(NULLIF(UPPER(TRIM(CAST('HUB_PARTY|' || (nullif(trim(case when coalesce(nullif(trim(nullif(trim(to_varchar("PARTYCODE")), '')),'')) is not null then nullif(trim(nullif(trim(to_varchar("PARTYCODE")), '')), '') end),'')) AS VARCHAR))), '')) as hkey</w:t>
               <w:br/>
-              <w:t xml:space="preserve">      from RAW.MAXIMUS_TRAVEL_V2.NONHLTH_TRV_CLM_VW_DATA_CLAIM_DETAILS_CLAIM_RISK_PARTY</w:t>
+              <w:t xml:space="preserve">      from RAW.MAXIMUS_TRAVEL.NONHLTH_TRV_CLM_VW_DATA_CLAIM_DETAILS_CLAIM_RISK_PARTY</w:t>
               <w:br/>
               <w:t xml:space="preserve">    union all</w:t>
               <w:br/>
-              <w:t xml:space="preserve">    -- via hubfeed_mtv2_party &lt;- stg2_mtv2__clm_clmd_clmrsk_rska_msp_msd_prop_pv</w:t>
+              <w:t xml:space="preserve">    -- via hubfeed_mt_party &lt;- stg2_mt__clm_clmd_clmrsk_rska_msp_msd_prop_pv</w:t>
               <w:br/>
               <w:t xml:space="preserve">    select 'NONHLTH_TRV_CLM_VW_DATA_CLAIM_DETAILS_CLAIM_RISK_RISK_ATTRIBUTE_MULTI_SET_PROPERTY_MULTI_SET_DETAIL_PROPERTY_PIVOT_VW.CLAIMANT_PARTY_CODE (PARTY_HKEY__CLAIMANT)' as src_branch,</w:t>
               <w:br/>
@@ -2526,11 +2526,11 @@
               <w:br/>
               <w:t xml:space="preserve">           MD5_BINARY(NULLIF(UPPER(TRIM(CAST('HUB_PARTY|' || (nullif(trim(case when coalesce(nullif(trim(nullif(trim(to_varchar("CLAIMANT_PARTY_CODE")), '')),'')) is not null then nullif(trim(nullif(trim(to_varchar("CLAIMANT_PARTY_CODE")), '')), '') end),'')) AS VARCHAR))), '')) as hkey</w:t>
               <w:br/>
-              <w:t xml:space="preserve">      from RAW.MAXIMUS_TRAVEL_V2.NONHLTH_TRV_CLM_VW_DATA_CLAIM_DETAILS_CLAIM_RISK_RISK_ATTRIBUTE_MULTI_SET_PROPERTY_MULTI_SET_DETAIL_PROPERTY_PIVOT_VW</w:t>
+              <w:t xml:space="preserve">      from RAW.MAXIMUS_TRAVEL.NONHLTH_TRV_CLM_VW_DATA_CLAIM_DETAILS_CLAIM_RISK_RISK_ATTRIBUTE_MULTI_SET_PROPERTY_MULTI_SET_DETAIL_PROPERTY_PIVOT_VW</w:t>
               <w:br/>
               <w:t xml:space="preserve">    union all</w:t>
               <w:br/>
-              <w:t xml:space="preserve">    -- via hubfeed_mtv2_party &lt;- stg2_mtv2__clm_clmd_clmrsk_rska_msp_msd_prop_pv</w:t>
+              <w:t xml:space="preserve">    -- via hubfeed_mt_party &lt;- stg2_mt__clm_clmd_clmrsk_rska_msp_msd_prop_pv</w:t>
               <w:br/>
               <w:t xml:space="preserve">    select 'NONHLTH_TRV_CLM_VW_DATA_CLAIM_DETAILS_CLAIM_RISK_RISK_ATTRIBUTE_MULTI_SET_PROPERTY_MULTI_SET_DETAIL_PROPERTY_PIVOT_VW.PARTY_NAME_CODE (PARTY_HKEY__EXPENSE_LINE_PARTY)' as src_branch,</w:t>
               <w:br/>
@@ -2538,11 +2538,11 @@
               <w:br/>
               <w:t xml:space="preserve">           MD5_BINARY(NULLIF(UPPER(TRIM(CAST('HUB_PARTY|' || (nullif(trim(case when coalesce(nullif(trim(nullif(trim(to_varchar("PARTY_NAME_CODE")), '')),'')) is not null then nullif(trim(nullif(trim(to_varchar("PARTY_NAME_CODE")), '')), '') end),'')) AS VARCHAR))), '')) as hkey</w:t>
               <w:br/>
-              <w:t xml:space="preserve">      from RAW.MAXIMUS_TRAVEL_V2.NONHLTH_TRV_CLM_VW_DATA_CLAIM_DETAILS_CLAIM_RISK_RISK_ATTRIBUTE_MULTI_SET_PROPERTY_MULTI_SET_DETAIL_PROPERTY_PIVOT_VW</w:t>
+              <w:t xml:space="preserve">      from RAW.MAXIMUS_TRAVEL.NONHLTH_TRV_CLM_VW_DATA_CLAIM_DETAILS_CLAIM_RISK_RISK_ATTRIBUTE_MULTI_SET_PROPERTY_MULTI_SET_DETAIL_PROPERTY_PIVOT_VW</w:t>
               <w:br/>
               <w:t xml:space="preserve">    union all</w:t>
               <w:br/>
-              <w:t xml:space="preserve">    -- via hubfeed_mtv2_party &lt;- stg2_mtv2__clm_clmd_clmrsk_rska_msp_msd_prop_pv</w:t>
+              <w:t xml:space="preserve">    -- via hubfeed_mt_party &lt;- stg2_mt__clm_clmd_clmrsk_rska_msp_msd_prop_pv</w:t>
               <w:br/>
               <w:t xml:space="preserve">    select 'NONHLTH_TRV_CLM_VW_DATA_CLAIM_DETAILS_CLAIM_RISK_RISK_ATTRIBUTE_MULTI_SET_PROPERTY_MULTI_SET_DETAIL_PROPERTY_PIVOT_VW.EXPENSE_PAYEE_PARTY_CODE (PARTY_HKEY__EXPENSE_PAYEE)' as src_branch,</w:t>
               <w:br/>
@@ -2550,11 +2550,11 @@
               <w:br/>
               <w:t xml:space="preserve">           MD5_BINARY(NULLIF(UPPER(TRIM(CAST('HUB_PARTY|' || (nullif(trim(case when coalesce(nullif(trim(nullif(trim(to_varchar("EXPENSE_PAYEE_PARTY_CODE")), '')),'')) is not null then nullif(trim(nullif(trim(to_varchar("EXPENSE_PAYEE_PARTY_CODE")), '')), '') end),'')) AS VARCHAR))), '')) as hkey</w:t>
               <w:br/>
-              <w:t xml:space="preserve">      from RAW.MAXIMUS_TRAVEL_V2.NONHLTH_TRV_CLM_VW_DATA_CLAIM_DETAILS_CLAIM_RISK_RISK_ATTRIBUTE_MULTI_SET_PROPERTY_MULTI_SET_DETAIL_PROPERTY_PIVOT_VW</w:t>
+              <w:t xml:space="preserve">      from RAW.MAXIMUS_TRAVEL.NONHLTH_TRV_CLM_VW_DATA_CLAIM_DETAILS_CLAIM_RISK_RISK_ATTRIBUTE_MULTI_SET_PROPERTY_MULTI_SET_DETAIL_PROPERTY_PIVOT_VW</w:t>
               <w:br/>
               <w:t xml:space="preserve">    union all</w:t>
               <w:br/>
-              <w:t xml:space="preserve">    -- via hubfeed_mtv2_party &lt;- stg2_mtv2__clm_clmd_clmrsk_rska_msp_msd_prop_pv</w:t>
+              <w:t xml:space="preserve">    -- via hubfeed_mt_party &lt;- stg2_mt__clm_clmd_clmrsk_rska_msp_msd_prop_pv</w:t>
               <w:br/>
               <w:t xml:space="preserve">    select 'NONHLTH_TRV_CLM_VW_DATA_CLAIM_DETAILS_CLAIM_RISK_RISK_ATTRIBUTE_MULTI_SET_PROPERTY_MULTI_SET_DETAIL_PROPERTY_PIVOT_VW.PAYEE_CODE (PARTY_HKEY__PAYEE)' as src_branch,</w:t>
               <w:br/>
@@ -2562,11 +2562,11 @@
               <w:br/>
               <w:t xml:space="preserve">           MD5_BINARY(NULLIF(UPPER(TRIM(CAST('HUB_PARTY|' || (nullif(trim(case when coalesce(nullif(trim(nullif(trim(to_varchar("PAYEE_CODE")), '')),'')) is not null then nullif(trim(nullif(trim(to_varchar("PAYEE_CODE")), '')), '') end),'')) AS VARCHAR))), '')) as hkey</w:t>
               <w:br/>
-              <w:t xml:space="preserve">      from RAW.MAXIMUS_TRAVEL_V2.NONHLTH_TRV_CLM_VW_DATA_CLAIM_DETAILS_CLAIM_RISK_RISK_ATTRIBUTE_MULTI_SET_PROPERTY_MULTI_SET_DETAIL_PROPERTY_PIVOT_VW</w:t>
+              <w:t xml:space="preserve">      from RAW.MAXIMUS_TRAVEL.NONHLTH_TRV_CLM_VW_DATA_CLAIM_DETAILS_CLAIM_RISK_RISK_ATTRIBUTE_MULTI_SET_PROPERTY_MULTI_SET_DETAIL_PROPERTY_PIVOT_VW</w:t>
               <w:br/>
               <w:t xml:space="preserve">    union all</w:t>
               <w:br/>
-              <w:t xml:space="preserve">    -- via hubfeed_mtv2_party &lt;- stg2_mtv2__clm_clmd_clmrsk_rska_msp_msd_prop_pv</w:t>
+              <w:t xml:space="preserve">    -- via hubfeed_mt_party &lt;- stg2_mt__clm_clmd_clmrsk_rska_msp_msd_prop_pv</w:t>
               <w:br/>
               <w:t xml:space="preserve">    select 'NONHLTH_TRV_CLM_VW_DATA_CLAIM_DETAILS_CLAIM_RISK_RISK_ATTRIBUTE_MULTI_SET_PROPERTY_MULTI_SET_DETAIL_PROPERTY_PIVOT_VW.TDS_CLAIMANT_PARTY_CODE (PARTY_HKEY__TDS_DEDUCTEE)' as src_branch,</w:t>
               <w:br/>
@@ -2574,11 +2574,11 @@
               <w:br/>
               <w:t xml:space="preserve">           MD5_BINARY(NULLIF(UPPER(TRIM(CAST('HUB_PARTY|' || (nullif(trim(case when coalesce(nullif(trim(nullif(trim(to_varchar("TDS_CLAIMANT_PARTY_CODE")), '')),'')) is not null then nullif(trim(nullif(trim(to_varchar("TDS_CLAIMANT_PARTY_CODE")), '')), '') end),'')) AS VARCHAR))), '')) as hkey</w:t>
               <w:br/>
-              <w:t xml:space="preserve">      from RAW.MAXIMUS_TRAVEL_V2.NONHLTH_TRV_CLM_VW_DATA_CLAIM_DETAILS_CLAIM_RISK_RISK_ATTRIBUTE_MULTI_SET_PROPERTY_MULTI_SET_DETAIL_PROPERTY_PIVOT_VW</w:t>
+              <w:t xml:space="preserve">      from RAW.MAXIMUS_TRAVEL.NONHLTH_TRV_CLM_VW_DATA_CLAIM_DETAILS_CLAIM_RISK_RISK_ATTRIBUTE_MULTI_SET_PROPERTY_MULTI_SET_DETAIL_PROPERTY_PIVOT_VW</w:t>
               <w:br/>
               <w:t xml:space="preserve">    union all</w:t>
               <w:br/>
-              <w:t xml:space="preserve">    -- via hubfeed_mtv2_party &lt;- stg2_mtv2__clm_clmd_clmrsk_rska_properties_pv</w:t>
+              <w:t xml:space="preserve">    -- via hubfeed_mt_party &lt;- stg2_mt__clm_clmd_clmrsk_rska_properties_pv</w:t>
               <w:br/>
               <w:t xml:space="preserve">    select 'NONHLTH_TRV_CLM_VW_DATA_CLAIM_DETAILS_CLAIM_RISK_RISK_ATTRIBUTE_PROPERTIES_PIVOT_VW.HOSPITAL_ID (PARTY_HKEY__TREATING_HOSPITAL_PROVIDER)' as src_branch,</w:t>
               <w:br/>
@@ -2586,11 +2586,11 @@
               <w:br/>
               <w:t xml:space="preserve">           MD5_BINARY(NULLIF(UPPER(TRIM(CAST('HUB_PARTY|' || (nullif(trim(case when coalesce(nullif(trim(nullif(trim(to_varchar("HOSPITAL_ID")), '')),'')) is not null then 'PROVIDER:' || nullif(trim(nullif(trim(to_varchar("HOSPITAL_ID")), '')), '') end),'')) AS VARCHAR))), '')) as hkey</w:t>
               <w:br/>
-              <w:t xml:space="preserve">      from RAW.MAXIMUS_TRAVEL_V2.NONHLTH_TRV_CLM_VW_DATA_CLAIM_DETAILS_CLAIM_RISK_RISK_ATTRIBUTE_PROPERTIES_PIVOT_VW</w:t>
+              <w:t xml:space="preserve">      from RAW.MAXIMUS_TRAVEL.NONHLTH_TRV_CLM_VW_DATA_CLAIM_DETAILS_CLAIM_RISK_RISK_ATTRIBUTE_PROPERTIES_PIVOT_VW</w:t>
               <w:br/>
               <w:t xml:space="preserve">    union all</w:t>
               <w:br/>
-              <w:t xml:space="preserve">    -- via hubfeed_mtv2_party &lt;- stg2_mtv2__uwr_pol</w:t>
+              <w:t xml:space="preserve">    -- via hubfeed_mt_party &lt;- stg2_mt__uwr_pol</w:t>
               <w:br/>
               <w:t xml:space="preserve">    select 'NONHLTH_TRV_UWR_VW_DATA_POLICY_DETAILS.AGENT_CODE (PARTY_HKEY__AGENT)' as src_branch,</w:t>
               <w:br/>
@@ -2598,11 +2598,11 @@
               <w:br/>
               <w:t xml:space="preserve">           MD5_BINARY(NULLIF(UPPER(TRIM(CAST('HUB_PARTY|' || (nullif(trim(case when coalesce(nullif(trim(nullif(trim(to_varchar("AGENT_CODE")), '')),'')) is not null then 'AGENT:' || nullif(trim(nullif(trim(to_varchar("AGENT_CODE")), '')), '') end),'')) AS VARCHAR))), '')) as hkey</w:t>
               <w:br/>
-              <w:t xml:space="preserve">      from RAW.MAXIMUS_TRAVEL_V2.NONHLTH_TRV_UWR_VW_DATA_POLICY_DETAILS</w:t>
+              <w:t xml:space="preserve">      from RAW.MAXIMUS_TRAVEL.NONHLTH_TRV_UWR_VW_DATA_POLICY_DETAILS</w:t>
               <w:br/>
               <w:t xml:space="preserve">    union all</w:t>
               <w:br/>
-              <w:t xml:space="preserve">    -- via hubfeed_mtv2_party &lt;- stg2_mtv2__uwr_pol</w:t>
+              <w:t xml:space="preserve">    -- via hubfeed_mt_party &lt;- stg2_mt__uwr_pol</w:t>
               <w:br/>
               <w:t xml:space="preserve">    select 'NONHLTH_TRV_UWR_VW_DATA_POLICY_DETAILS.POLICY_HOLDER_CODE (PARTY_HKEY__POLICYHOLDER)' as src_branch,</w:t>
               <w:br/>
@@ -2610,11 +2610,11 @@
               <w:br/>
               <w:t xml:space="preserve">           MD5_BINARY(NULLIF(UPPER(TRIM(CAST('HUB_PARTY|' || (nullif(trim(case when coalesce(nullif(trim(nullif(trim(to_varchar("POLICY_HOLDER_CODE")), '')),'')) is not null then nullif(trim(nullif(trim(to_varchar("POLICY_HOLDER_CODE")), '')), '') end),'')) AS VARCHAR))), '')) as hkey</w:t>
               <w:br/>
-              <w:t xml:space="preserve">      from RAW.MAXIMUS_TRAVEL_V2.NONHLTH_TRV_UWR_VW_DATA_POLICY_DETAILS</w:t>
+              <w:t xml:space="preserve">      from RAW.MAXIMUS_TRAVEL.NONHLTH_TRV_UWR_VW_DATA_POLICY_DETAILS</w:t>
               <w:br/>
               <w:t xml:space="preserve">    union all</w:t>
               <w:br/>
-              <w:t xml:space="preserve">    -- via hubfeed_mtv2_party &lt;- stg2_mtv2__uwr_pol_ins_mbr</w:t>
+              <w:t xml:space="preserve">    -- via hubfeed_mt_party &lt;- stg2_mt__uwr_pol_ins_mbr</w:t>
               <w:br/>
               <w:t xml:space="preserve">    select 'NONHLTH_TRV_UWR_VW_DATA_POLICY_DETAILS_INSURED_DETAILS_MEMBER_DETAILS.PARTY_CODE (PARTY_HKEY__INSURED_MEMBER)' as src_branch,</w:t>
               <w:br/>
@@ -2622,11 +2622,11 @@
               <w:br/>
               <w:t xml:space="preserve">           MD5_BINARY(NULLIF(UPPER(TRIM(CAST('HUB_PARTY|' || (nullif(trim(case when coalesce(nullif(trim(nullif(trim(to_varchar("PARTY_CODE")), '')),'')) is not null then nullif(trim(nullif(trim(to_varchar("PARTY_CODE")), '')), '') end),'')) AS VARCHAR))), '')) as hkey</w:t>
               <w:br/>
-              <w:t xml:space="preserve">      from RAW.MAXIMUS_TRAVEL_V2.NONHLTH_TRV_UWR_VW_DATA_POLICY_DETAILS_INSURED_DETAILS_MEMBER_DETAILS</w:t>
+              <w:t xml:space="preserve">      from RAW.MAXIMUS_TRAVEL.NONHLTH_TRV_UWR_VW_DATA_POLICY_DETAILS_INSURED_DETAILS_MEMBER_DETAILS</w:t>
               <w:br/>
               <w:t xml:space="preserve">    union all</w:t>
               <w:br/>
-              <w:t xml:space="preserve">    -- via hubfeed_mtv2_party &lt;- stg2_mtv2__uwr_pol_ins_mbr</w:t>
+              <w:t xml:space="preserve">    -- via hubfeed_mt_party &lt;- stg2_mt__uwr_pol_ins_mbr</w:t>
               <w:br/>
               <w:t xml:space="preserve">    select 'NONHLTH_TRV_UWR_VW_DATA_POLICY_DETAILS_INSURED_DETAILS_MEMBER_DETAILS.PARENT_PARTY_CODE (PARTY_HKEY__PARENT_PARTY)' as src_branch,</w:t>
               <w:br/>
@@ -2634,11 +2634,11 @@
               <w:br/>
               <w:t xml:space="preserve">           MD5_BINARY(NULLIF(UPPER(TRIM(CAST('HUB_PARTY|' || (nullif(trim(case when coalesce(nullif(trim(nullif(trim(to_varchar("PARENT_PARTY_CODE")), '')),'')) is not null then nullif(trim(nullif(trim(to_varchar("PARENT_PARTY_CODE")), '')), '') end),'')) AS VARCHAR))), '')) as hkey</w:t>
               <w:br/>
-              <w:t xml:space="preserve">      from RAW.MAXIMUS_TRAVEL_V2.NONHLTH_TRV_UWR_VW_DATA_POLICY_DETAILS_INSURED_DETAILS_MEMBER_DETAILS</w:t>
+              <w:t xml:space="preserve">      from RAW.MAXIMUS_TRAVEL.NONHLTH_TRV_UWR_VW_DATA_POLICY_DETAILS_INSURED_DETAILS_MEMBER_DETAILS</w:t>
               <w:br/>
               <w:t xml:space="preserve">    union all</w:t>
               <w:br/>
-              <w:t xml:space="preserve">    -- via hubfeed_mtv2_party &lt;- stg2_mtv2__uwr_pol_ins_mbr_pa_address_prop_pv</w:t>
+              <w:t xml:space="preserve">    -- via hubfeed_mt_party &lt;- stg2_mt__uwr_pol_ins_mbr_pa_address_prop_pv</w:t>
               <w:br/>
               <w:t xml:space="preserve">    select 'NONHLTH_TRV_UWR_VW_DATA_POLICY_DETAILS_INSURED_DETAILS_MEMBER_DETAILS_PARTY_ADDRESS_ADDRESS_PROPERTY_PIVOT_VW.[] (PARTY_HKEY__INSURED_MEMBER)' as src_branch,</w:t>
               <w:br/>
@@ -2646,11 +2646,11 @@
               <w:br/>
               <w:t xml:space="preserve">           MD5_BINARY(NULLIF(UPPER(TRIM(CAST('HUB_PARTY|' || (nullif(trim(case when coalesce(nullif(trim(w0_party_code),'')) is not null then nullif(trim(w0_party_code), '') end),'')) AS VARCHAR))), '')) as hkey</w:t>
               <w:br/>
-              <w:t xml:space="preserve">      from RAW.MAXIMUS_TRAVEL_V2.NONHLTH_TRV_UWR_VW_DATA_POLICY_DETAILS_INSURED_DETAILS_MEMBER_DETAILS_PARTY_ADDRESS_ADDRESS_PROPERTY_PIVOT_VW</w:t>
+              <w:t xml:space="preserve">      from RAW.MAXIMUS_TRAVEL.NONHLTH_TRV_UWR_VW_DATA_POLICY_DETAILS_INSURED_DETAILS_MEMBER_DETAILS_PARTY_ADDRESS_ADDRESS_PROPERTY_PIVOT_VW</w:t>
               <w:br/>
               <w:t xml:space="preserve">    union all</w:t>
               <w:br/>
-              <w:t xml:space="preserve">    -- via hubfeed_mtv2_party &lt;- stg2_mtv2__uwr_pol_ins_mbr_pp_msp_msd_prop_pv</w:t>
+              <w:t xml:space="preserve">    -- via hubfeed_mt_party &lt;- stg2_mt__uwr_pol_ins_mbr_pp_msp_msd_prop_pv</w:t>
               <w:br/>
               <w:t xml:space="preserve">    select 'NONHLTH_TRV_UWR_VW_DATA_POLICY_DETAILS_INSURED_DETAILS_MEMBER_DETAILS_PARTY_PROPERTY_MULTI_SET_PROPERTY_MULTI_SET_DETAIL_PROPERTY_PIVOT_VW.[] (PARTY_HKEY__INSURED_MEMBER)' as src_branch,</w:t>
               <w:br/>
@@ -2658,11 +2658,11 @@
               <w:br/>
               <w:t xml:space="preserve">           MD5_BINARY(NULLIF(UPPER(TRIM(CAST('HUB_PARTY|' || (nullif(trim(case when coalesce(nullif(trim(w0_party_code),'')) is not null then nullif(trim(w0_party_code), '') end),'')) AS VARCHAR))), '')) as hkey</w:t>
               <w:br/>
-              <w:t xml:space="preserve">      from RAW.MAXIMUS_TRAVEL_V2.NONHLTH_TRV_UWR_VW_DATA_POLICY_DETAILS_INSURED_DETAILS_MEMBER_DETAILS_PARTY_PROPERTY_MULTI_SET_PROPERTY_MULTI_SET_DETAIL_PROPERTY_PIVOT_VW</w:t>
+              <w:t xml:space="preserve">      from RAW.MAXIMUS_TRAVEL.NONHLTH_TRV_UWR_VW_DATA_POLICY_DETAILS_INSURED_DETAILS_MEMBER_DETAILS_PARTY_PROPERTY_MULTI_SET_PROPERTY_MULTI_SET_DETAIL_PROPERTY_PIVOT_VW</w:t>
               <w:br/>
               <w:t xml:space="preserve">    union all</w:t>
               <w:br/>
-              <w:t xml:space="preserve">    -- via hubfeed_mtv2_party &lt;- stg2_mtv2__uwr_pol_ins_mbr_pp_sp_pv</w:t>
+              <w:t xml:space="preserve">    -- via hubfeed_mt_party &lt;- stg2_mt__uwr_pol_ins_mbr_pp_sp_pv</w:t>
               <w:br/>
               <w:t xml:space="preserve">    select 'NONHLTH_TRV_UWR_VW_DATA_POLICY_DETAILS_INSURED_DETAILS_MEMBER_DETAILS_PARTY_PROPERTY_SIMPLE_PROPERTY_PIVOT_VW.[] (PARTY_HKEY__INSURED_MEMBER)' as src_branch,</w:t>
               <w:br/>
@@ -2670,11 +2670,11 @@
               <w:br/>
               <w:t xml:space="preserve">           MD5_BINARY(NULLIF(UPPER(TRIM(CAST('HUB_PARTY|' || (nullif(trim(case when coalesce(nullif(trim(w0_party_code),'')) is not null then nullif(trim(w0_party_code), '') end),'')) AS VARCHAR))), '')) as hkey</w:t>
               <w:br/>
-              <w:t xml:space="preserve">      from RAW.MAXIMUS_TRAVEL_V2.NONHLTH_TRV_UWR_VW_DATA_POLICY_DETAILS_INSURED_DETAILS_MEMBER_DETAILS_PARTY_PROPERTY_SIMPLE_PROPERTY_PIVOT_VW</w:t>
+              <w:t xml:space="preserve">      from RAW.MAXIMUS_TRAVEL.NONHLTH_TRV_UWR_VW_DATA_POLICY_DETAILS_INSURED_DETAILS_MEMBER_DETAILS_PARTY_PROPERTY_SIMPLE_PROPERTY_PIVOT_VW</w:t>
               <w:br/>
               <w:t xml:space="preserve">    union all</w:t>
               <w:br/>
-              <w:t xml:space="preserve">    -- via hubfeed_mtv2_party &lt;- stg2_mtv2__uwr_pol_ins_mbr_pp_sp_pv</w:t>
+              <w:t xml:space="preserve">    -- via hubfeed_mt_party &lt;- stg2_mt__uwr_pol_ins_mbr_pp_sp_pv</w:t>
               <w:br/>
               <w:t xml:space="preserve">    select 'NONHLTH_TRV_UWR_VW_DATA_POLICY_DETAILS_INSURED_DETAILS_MEMBER_DETAILS_PARTY_PROPERTY_SIMPLE_PROPERTY_PIVOT_VW.PARENT_PARTY_CODE (PARTY_HKEY__PARENT_PARTY)' as src_branch,</w:t>
               <w:br/>
@@ -2682,11 +2682,11 @@
               <w:br/>
               <w:t xml:space="preserve">           MD5_BINARY(NULLIF(UPPER(TRIM(CAST('HUB_PARTY|' || (nullif(trim(case when coalesce(nullif(trim(nullif(trim(to_varchar("PARENT_PARTY_CODE")), '')),'')) is not null then nullif(trim(nullif(trim(to_varchar("PARENT_PARTY_CODE")), '')), '') end),'')) AS VARCHAR))), '')) as hkey</w:t>
               <w:br/>
-              <w:t xml:space="preserve">      from RAW.MAXIMUS_TRAVEL_V2.NONHLTH_TRV_UWR_VW_DATA_POLICY_DETAILS_INSURED_DETAILS_MEMBER_DETAILS_PARTY_PROPERTY_SIMPLE_PROPERTY_PIVOT_VW</w:t>
+              <w:t xml:space="preserve">      from RAW.MAXIMUS_TRAVEL.NONHLTH_TRV_UWR_VW_DATA_POLICY_DETAILS_INSURED_DETAILS_MEMBER_DETAILS_PARTY_PROPERTY_SIMPLE_PROPERTY_PIVOT_VW</w:t>
               <w:br/>
               <w:t xml:space="preserve">    union all</w:t>
               <w:br/>
-              <w:t xml:space="preserve">    -- via hubfeed_mtv2_party &lt;- stg2_mtv2__uwr_pol_ins_rskp_msp_msd_prop_pv</w:t>
+              <w:t xml:space="preserve">    -- via hubfeed_mt_party &lt;- stg2_mt__uwr_pol_ins_rskp_msp_msd_prop_pv</w:t>
               <w:br/>
               <w:t xml:space="preserve">    select 'NONHLTH_TRV_UWR_VW_DATA_POLICY_DETAILS_INSURED_DETAILS_RISK_PROPERTY_MULTI_SET_PROPERTY_MULTI_SET_DETAIL_PROPERTY_PIVOT_VW.NOMINEE_NAME (PARTY_HKEY__NOMINEE)' as src_branch,</w:t>
               <w:br/>
@@ -2694,11 +2694,11 @@
               <w:br/>
               <w:t xml:space="preserve">           MD5_BINARY(NULLIF(UPPER(TRIM(CAST('HUB_PARTY|' || (nullif(trim(case when coalesce(nullif(trim(nullif(trim(to_varchar("NOMINEE_NAME")), '')),'')) is not null then 'NOMINEE:' || md5(upper(trim(nullif(trim(nullif(trim(to_varchar("NOMINEE_NAME")), '')), '')))) end),'')) AS VARCHAR))), '')) as hkey</w:t>
               <w:br/>
-              <w:t xml:space="preserve">      from RAW.MAXIMUS_TRAVEL_V2.NONHLTH_TRV_UWR_VW_DATA_POLICY_DETAILS_INSURED_DETAILS_RISK_PROPERTY_MULTI_SET_PROPERTY_MULTI_SET_DETAIL_PROPERTY_PIVOT_VW</w:t>
+              <w:t xml:space="preserve">      from RAW.MAXIMUS_TRAVEL.NONHLTH_TRV_UWR_VW_DATA_POLICY_DETAILS_INSURED_DETAILS_RISK_PROPERTY_MULTI_SET_PROPERTY_MULTI_SET_DETAIL_PROPERTY_PIVOT_VW</w:t>
               <w:br/>
               <w:t xml:space="preserve">    union all</w:t>
               <w:br/>
-              <w:t xml:space="preserve">    -- via hubfeed_mtv2_party &lt;- stg2_mtv2__uwr_pol_ins_rskp_sp_pv</w:t>
+              <w:t xml:space="preserve">    -- via hubfeed_mt_party &lt;- stg2_mt__uwr_pol_ins_rskp_sp_pv</w:t>
               <w:br/>
               <w:t xml:space="preserve">    select 'NONHLTH_TRV_UWR_VW_DATA_POLICY_DETAILS_INSURED_DETAILS_RISK_PROPERTY_SIMPLE_PROPERTY_PIVOT_VW.[] (PARTY_HKEY__POLICYHOLDER)' as src_branch,</w:t>
               <w:br/>
@@ -2706,11 +2706,11 @@
               <w:br/>
               <w:t xml:space="preserve">           MD5_BINARY(NULLIF(UPPER(TRIM(CAST('HUB_PARTY|' || (nullif(trim(case when coalesce(nullif(trim(w2_policy_holder_code),'')) is not null then nullif(trim(w2_policy_holder_code), '') end),'')) AS VARCHAR))), '')) as hkey</w:t>
               <w:br/>
-              <w:t xml:space="preserve">      from RAW.MAXIMUS_TRAVEL_V2.NONHLTH_TRV_UWR_VW_DATA_POLICY_DETAILS_INSURED_DETAILS_RISK_PROPERTY_SIMPLE_PROPERTY_PIVOT_VW</w:t>
+              <w:t xml:space="preserve">      from RAW.MAXIMUS_TRAVEL.NONHLTH_TRV_UWR_VW_DATA_POLICY_DETAILS_INSURED_DETAILS_RISK_PROPERTY_SIMPLE_PROPERTY_PIVOT_VW</w:t>
               <w:br/>
               <w:t xml:space="preserve">    union all</w:t>
               <w:br/>
-              <w:t xml:space="preserve">    -- via hubfeed_mtv2_party &lt;- stg2_mtv2__uwr_pol_policy_relation</w:t>
+              <w:t xml:space="preserve">    -- via hubfeed_mt_party &lt;- stg2_mt__uwr_pol_policy_relation</w:t>
               <w:br/>
               <w:t xml:space="preserve">    select 'NONHLTH_TRV_UWR_VW_DATA_POLICY_DETAILS_POLICY_RELATION.PARTY_CODE (PARTY_HKEY)' as src_branch,</w:t>
               <w:br/>
@@ -2718,11 +2718,11 @@
               <w:br/>
               <w:t xml:space="preserve">           MD5_BINARY(NULLIF(UPPER(TRIM(CAST('HUB_PARTY|' || (nullif(trim(case when coalesce(nullif(trim(nullif(trim(to_varchar("PARTY_CODE")), '')),'')) is not null then nullif(trim(nullif(trim(to_varchar("PARTY_CODE")), '')), '') end),'')) AS VARCHAR))), '')) as hkey</w:t>
               <w:br/>
-              <w:t xml:space="preserve">      from RAW.MAXIMUS_TRAVEL_V2.NONHLTH_TRV_UWR_VW_DATA_POLICY_DETAILS_POLICY_RELATION</w:t>
+              <w:t xml:space="preserve">      from RAW.MAXIMUS_TRAVEL.NONHLTH_TRV_UWR_VW_DATA_POLICY_DETAILS_POLICY_RELATION</w:t>
               <w:br/>
               <w:t xml:space="preserve">    union all</w:t>
               <w:br/>
-              <w:t xml:space="preserve">    -- via hubfeed_mtv2_party &lt;- stg2_mtv2__uwr_pol_polp_sp_pv</w:t>
+              <w:t xml:space="preserve">    -- via hubfeed_mt_party &lt;- stg2_mt__uwr_pol_polp_sp_pv</w:t>
               <w:br/>
               <w:t xml:space="preserve">    select 'NONHLTH_TRV_UWR_VW_DATA_POLICY_DETAILS_POLICY_PROPERTY_SIMPLE_PROPERTY_PIVOT_VW.[] (PARTY_HKEY__POLICYHOLDER)' as src_branch,</w:t>
               <w:br/>
@@ -2730,11 +2730,11 @@
               <w:br/>
               <w:t xml:space="preserve">           MD5_BINARY(NULLIF(UPPER(TRIM(CAST('HUB_PARTY|' || (nullif(trim(case when coalesce(nullif(trim(w3_policy_holder_code),'')) is not null then nullif(trim(w3_policy_holder_code), '') end),'')) AS VARCHAR))), '')) as hkey</w:t>
               <w:br/>
-              <w:t xml:space="preserve">      from RAW.MAXIMUS_TRAVEL_V2.NONHLTH_TRV_UWR_VW_DATA_POLICY_DETAILS_POLICY_PROPERTY_SIMPLE_PROPERTY_PIVOT_VW</w:t>
+              <w:t xml:space="preserve">      from RAW.MAXIMUS_TRAVEL.NONHLTH_TRV_UWR_VW_DATA_POLICY_DETAILS_POLICY_PROPERTY_SIMPLE_PROPERTY_PIVOT_VW</w:t>
               <w:br/>
               <w:t xml:space="preserve">    union all</w:t>
               <w:br/>
-              <w:t xml:space="preserve">    -- via hubfeed_mtv2_party &lt;- stg2_mtv2__uwr_pol_polp_sp_pv</w:t>
+              <w:t xml:space="preserve">    -- via hubfeed_mt_party &lt;- stg2_mt__uwr_pol_polp_sp_pv</w:t>
               <w:br/>
               <w:t xml:space="preserve">    select 'NONHLTH_TRV_UWR_VW_DATA_POLICY_DETAILS_POLICY_PROPERTY_SIMPLE_PROPERTY_PIVOT_VW.BAGIC_RM_ECODE (PARTY_HKEY__RELATIONSHIP_MANAGER)' as src_branch,</w:t>
               <w:br/>
@@ -2742,11 +2742,11 @@
               <w:br/>
               <w:t xml:space="preserve">           MD5_BINARY(NULLIF(UPPER(TRIM(CAST('HUB_PARTY|' || (nullif(trim(case when coalesce(nullif(trim(nullif(trim(to_varchar("BAGIC_RM_ECODE")), '')),'')) is not null then 'EMP:' || nullif(trim(nullif(trim(to_varchar("BAGIC_RM_ECODE")), '')), '') end),'')) AS VARCHAR))), '')) as hkey</w:t>
               <w:br/>
-              <w:t xml:space="preserve">      from RAW.MAXIMUS_TRAVEL_V2.NONHLTH_TRV_UWR_VW_DATA_POLICY_DETAILS_POLICY_PROPERTY_SIMPLE_PROPERTY_PIVOT_VW</w:t>
+              <w:t xml:space="preserve">      from RAW.MAXIMUS_TRAVEL.NONHLTH_TRV_UWR_VW_DATA_POLICY_DETAILS_POLICY_PROPERTY_SIMPLE_PROPERTY_PIVOT_VW</w:t>
               <w:br/>
               <w:t xml:space="preserve">    union all</w:t>
               <w:br/>
-              <w:t xml:space="preserve">    -- via hubfeed_mtv2_party &lt;- stg2_mtv2__uwr_pol_prp</w:t>
+              <w:t xml:space="preserve">    -- via hubfeed_mt_party &lt;- stg2_mt__uwr_pol_prp</w:t>
               <w:br/>
               <w:t xml:space="preserve">    select 'NONHLTH_TRV_UWR_VW_DATA_POLICY_DETAILS_PROPOSER_DETAILS.PARENT_PARTY_CODE (PARTY_HKEY__PARENT_PARTY)' as src_branch,</w:t>
               <w:br/>
@@ -2754,11 +2754,11 @@
               <w:br/>
               <w:t xml:space="preserve">           MD5_BINARY(NULLIF(UPPER(TRIM(CAST('HUB_PARTY|' || (nullif(trim(case when coalesce(nullif(trim(nullif(trim(to_varchar("PARENT_PARTY_CODE")), '')),'')) is not null then nullif(trim(nullif(trim(to_varchar("PARENT_PARTY_CODE")), '')), '') end),'')) AS VARCHAR))), '')) as hkey</w:t>
               <w:br/>
-              <w:t xml:space="preserve">      from RAW.MAXIMUS_TRAVEL_V2.NONHLTH_TRV_UWR_VW_DATA_POLICY_DETAILS_PROPOSER_DETAILS</w:t>
+              <w:t xml:space="preserve">      from RAW.MAXIMUS_TRAVEL.NONHLTH_TRV_UWR_VW_DATA_POLICY_DETAILS_PROPOSER_DETAILS</w:t>
               <w:br/>
               <w:t xml:space="preserve">    union all</w:t>
               <w:br/>
-              <w:t xml:space="preserve">    -- via hubfeed_mtv2_party &lt;- stg2_mtv2__uwr_pol_prp</w:t>
+              <w:t xml:space="preserve">    -- via hubfeed_mt_party &lt;- stg2_mt__uwr_pol_prp</w:t>
               <w:br/>
               <w:t xml:space="preserve">    select 'NONHLTH_TRV_UWR_VW_DATA_POLICY_DETAILS_PROPOSER_DETAILS.PARTY_CODE (PARTY_HKEY__PROPOSER)' as src_branch,</w:t>
               <w:br/>
@@ -2766,11 +2766,11 @@
               <w:br/>
               <w:t xml:space="preserve">           MD5_BINARY(NULLIF(UPPER(TRIM(CAST('HUB_PARTY|' || (nullif(trim(case when coalesce(nullif(trim(nullif(trim(to_varchar("PARTY_CODE")), '')),'')) is not null then nullif(trim(nullif(trim(to_varchar("PARTY_CODE")), '')), '') end),'')) AS VARCHAR))), '')) as hkey</w:t>
               <w:br/>
-              <w:t xml:space="preserve">      from RAW.MAXIMUS_TRAVEL_V2.NONHLTH_TRV_UWR_VW_DATA_POLICY_DETAILS_PROPOSER_DETAILS</w:t>
+              <w:t xml:space="preserve">      from RAW.MAXIMUS_TRAVEL.NONHLTH_TRV_UWR_VW_DATA_POLICY_DETAILS_PROPOSER_DETAILS</w:t>
               <w:br/>
               <w:t xml:space="preserve">    union all</w:t>
               <w:br/>
-              <w:t xml:space="preserve">    -- via hubfeed_mtv2_party &lt;- stg2_mtv2__uwr_pol_prp_pa_address_prop_pv</w:t>
+              <w:t xml:space="preserve">    -- via hubfeed_mt_party &lt;- stg2_mt__uwr_pol_prp_pa_address_prop_pv</w:t>
               <w:br/>
               <w:t xml:space="preserve">    select 'NONHLTH_TRV_UWR_VW_DATA_POLICY_DETAILS_PROPOSER_DETAILS_PARTY_ADDRESS_ADDRESS_PROPERTY_PIVOT_VW.[] (PARTY_HKEY__PROPOSER)' as src_branch,</w:t>
               <w:br/>
@@ -2778,11 +2778,11 @@
               <w:br/>
               <w:t xml:space="preserve">           MD5_BINARY(NULLIF(UPPER(TRIM(CAST('HUB_PARTY|' || (nullif(trim(case when coalesce(nullif(trim(w0_party_code),'')) is not null then nullif(trim(w0_party_code), '') end),'')) AS VARCHAR))), '')) as hkey</w:t>
               <w:br/>
-              <w:t xml:space="preserve">      from RAW.MAXIMUS_TRAVEL_V2.NONHLTH_TRV_UWR_VW_DATA_POLICY_DETAILS_PROPOSER_DETAILS_PARTY_ADDRESS_ADDRESS_PROPERTY_PIVOT_VW</w:t>
+              <w:t xml:space="preserve">      from RAW.MAXIMUS_TRAVEL.NONHLTH_TRV_UWR_VW_DATA_POLICY_DETAILS_PROPOSER_DETAILS_PARTY_ADDRESS_ADDRESS_PROPERTY_PIVOT_VW</w:t>
               <w:br/>
               <w:t xml:space="preserve">    union all</w:t>
               <w:br/>
-              <w:t xml:space="preserve">    -- via hubfeed_mtv2_party &lt;- stg2_mtv2__uwr_pol_prp_pp_msp_msd_prop_pv</w:t>
+              <w:t xml:space="preserve">    -- via hubfeed_mt_party &lt;- stg2_mt__uwr_pol_prp_pp_msp_msd_prop_pv</w:t>
               <w:br/>
               <w:t xml:space="preserve">    select 'NONHLTH_TRV_UWR_VW_DATA_POLICY_DETAILS_PROPOSER_DETAILS_PARTY_PROPERTY_MULTI_SET_PROPERTY_MULTI_SET_DETAIL_PROPERTY_PIVOT_VW.[] (PARTY_HKEY__PROPOSER)' as src_branch,</w:t>
               <w:br/>
@@ -2790,11 +2790,11 @@
               <w:br/>
               <w:t xml:space="preserve">           MD5_BINARY(NULLIF(UPPER(TRIM(CAST('HUB_PARTY|' || (nullif(trim(case when coalesce(nullif(trim(w0_party_code),'')) is not null then nullif(trim(w0_party_code), '') end),'')) AS VARCHAR))), '')) as hkey</w:t>
               <w:br/>
-              <w:t xml:space="preserve">      from RAW.MAXIMUS_TRAVEL_V2.NONHLTH_TRV_UWR_VW_DATA_POLICY_DETAILS_PROPOSER_DETAILS_PARTY_PROPERTY_MULTI_SET_PROPERTY_MULTI_SET_DETAIL_PROPERTY_PIVOT_VW</w:t>
+              <w:t xml:space="preserve">      from RAW.MAXIMUS_TRAVEL.NONHLTH_TRV_UWR_VW_DATA_POLICY_DETAILS_PROPOSER_DETAILS_PARTY_PROPERTY_MULTI_SET_PROPERTY_MULTI_SET_DETAIL_PROPERTY_PIVOT_VW</w:t>
               <w:br/>
               <w:t xml:space="preserve">    union all</w:t>
               <w:br/>
-              <w:t xml:space="preserve">    -- via hubfeed_mtv2_party &lt;- stg2_mtv2__uwr_pol_prp_pp_sp_pv</w:t>
+              <w:t xml:space="preserve">    -- via hubfeed_mt_party &lt;- stg2_mt__uwr_pol_prp_pp_sp_pv</w:t>
               <w:br/>
               <w:t xml:space="preserve">    select 'NONHLTH_TRV_UWR_VW_DATA_POLICY_DETAILS_PROPOSER_DETAILS_PARTY_PROPERTY_SIMPLE_PROPERTY_PIVOT_VW.BAGIC_EMPLOYEE_CODE (PARTY_HKEY__BAGIC_EMPLOYEE)' as src_branch,</w:t>
               <w:br/>
@@ -2802,11 +2802,11 @@
               <w:br/>
               <w:t xml:space="preserve">           MD5_BINARY(NULLIF(UPPER(TRIM(CAST('HUB_PARTY|' || (nullif(trim(case when coalesce(nullif(trim(nullif(trim(to_varchar("BAGIC_EMPLOYEE_CODE")), '')),'')) is not null then 'EMP:' || nullif(trim(nullif(trim(to_varchar("BAGIC_EMPLOYEE_CODE")), '')), '') end),'')) AS VARCHAR))), '')) as hkey</w:t>
               <w:br/>
-              <w:t xml:space="preserve">      from RAW.MAXIMUS_TRAVEL_V2.NONHLTH_TRV_UWR_VW_DATA_POLICY_DETAILS_PROPOSER_DETAILS_PARTY_PROPERTY_SIMPLE_PROPERTY_PIVOT_VW</w:t>
+              <w:t xml:space="preserve">      from RAW.MAXIMUS_TRAVEL.NONHLTH_TRV_UWR_VW_DATA_POLICY_DETAILS_PROPOSER_DETAILS_PARTY_PROPERTY_SIMPLE_PROPERTY_PIVOT_VW</w:t>
               <w:br/>
               <w:t xml:space="preserve">    union all</w:t>
               <w:br/>
-              <w:t xml:space="preserve">    -- via hubfeed_mtv2_party &lt;- stg2_mtv2__uwr_pol_prp_pp_sp_pv</w:t>
+              <w:t xml:space="preserve">    -- via hubfeed_mt_party &lt;- stg2_mt__uwr_pol_prp_pp_sp_pv</w:t>
               <w:br/>
               <w:t xml:space="preserve">    select 'NONHLTH_TRV_UWR_VW_DATA_POLICY_DETAILS_PROPOSER_DETAILS_PARTY_PROPERTY_SIMPLE_PROPERTY_PIVOT_VW.PARENT_PARTY_CODE (PARTY_HKEY__PARENT_PARTY)' as src_branch,</w:t>
               <w:br/>
@@ -2814,11 +2814,11 @@
               <w:br/>
               <w:t xml:space="preserve">           MD5_BINARY(NULLIF(UPPER(TRIM(CAST('HUB_PARTY|' || (nullif(trim(case when coalesce(nullif(trim(nullif(trim(to_varchar("PARENT_PARTY_CODE")), '')),'')) is not null then nullif(trim(nullif(trim(to_varchar("PARENT_PARTY_CODE")), '')), '') end),'')) AS VARCHAR))), '')) as hkey</w:t>
               <w:br/>
-              <w:t xml:space="preserve">      from RAW.MAXIMUS_TRAVEL_V2.NONHLTH_TRV_UWR_VW_DATA_POLICY_DETAILS_PROPOSER_DETAILS_PARTY_PROPERTY_SIMPLE_PROPERTY_PIVOT_VW</w:t>
+              <w:t xml:space="preserve">      from RAW.MAXIMUS_TRAVEL.NONHLTH_TRV_UWR_VW_DATA_POLICY_DETAILS_PROPOSER_DETAILS_PARTY_PROPERTY_SIMPLE_PROPERTY_PIVOT_VW</w:t>
               <w:br/>
               <w:t xml:space="preserve">    union all</w:t>
               <w:br/>
-              <w:t xml:space="preserve">    -- via hubfeed_mtv2_party &lt;- stg2_mtv2__uwr_pol_prp_pp_sp_pv</w:t>
+              <w:t xml:space="preserve">    -- via hubfeed_mt_party &lt;- stg2_mt__uwr_pol_prp_pp_sp_pv</w:t>
               <w:br/>
               <w:t xml:space="preserve">    select 'NONHLTH_TRV_UWR_VW_DATA_POLICY_DETAILS_PROPOSER_DETAILS_PARTY_PROPERTY_SIMPLE_PROPERTY_PIVOT_VW.[] (PARTY_HKEY__PROPOSER)' as src_branch,</w:t>
               <w:br/>
@@ -2826,11 +2826,11 @@
               <w:br/>
               <w:t xml:space="preserve">           MD5_BINARY(NULLIF(UPPER(TRIM(CAST('HUB_PARTY|' || (nullif(trim(case when coalesce(nullif(trim(w0_party_code),'')) is not null then nullif(trim(w0_party_code), '') end),'')) AS VARCHAR))), '')) as hkey</w:t>
               <w:br/>
-              <w:t xml:space="preserve">      from RAW.MAXIMUS_TRAVEL_V2.NONHLTH_TRV_UWR_VW_DATA_POLICY_DETAILS_PROPOSER_DETAILS_PARTY_PROPERTY_SIMPLE_PROPERTY_PIVOT_VW</w:t>
+              <w:t xml:space="preserve">      from RAW.MAXIMUS_TRAVEL.NONHLTH_TRV_UWR_VW_DATA_POLICY_DETAILS_PROPOSER_DETAILS_PARTY_PROPERTY_SIMPLE_PROPERTY_PIVOT_VW</w:t>
               <w:br/>
               <w:t xml:space="preserve">    union all</w:t>
               <w:br/>
-              <w:t xml:space="preserve">    -- via hubfeed_mtv2_party &lt;- stg2_mtv2__uwr_qpd</w:t>
+              <w:t xml:space="preserve">    -- via hubfeed_mt_party &lt;- stg2_mt__uwr_qpd</w:t>
               <w:br/>
               <w:t xml:space="preserve">    select 'NONHLTH_TRV_UWR_VW_DATA_QUOTE_PARAM_DETAILS.POLICY_HOLDER_CODE (PARTY_HKEY__POLICYHOLDER)' as src_branch,</w:t>
               <w:br/>
@@ -2838,11 +2838,11 @@
               <w:br/>
               <w:t xml:space="preserve">           MD5_BINARY(NULLIF(UPPER(TRIM(CAST('HUB_PARTY|' || (nullif(trim(case when coalesce(nullif(trim(nullif(trim(to_varchar("POLICY_HOLDER_CODE")), '')),'')) is not null then nullif(trim(nullif(trim(to_varchar("POLICY_HOLDER_CODE")), '')), '') end),'')) AS VARCHAR))), '')) as hkey</w:t>
               <w:br/>
-              <w:t xml:space="preserve">      from RAW.MAXIMUS_TRAVEL_V2.NONHLTH_TRV_UWR_VW_DATA_QUOTE_PARAM_DETAILS</w:t>
+              <w:t xml:space="preserve">      from RAW.MAXIMUS_TRAVEL.NONHLTH_TRV_UWR_VW_DATA_QUOTE_PARAM_DETAILS</w:t>
               <w:br/>
               <w:t xml:space="preserve">    union all</w:t>
               <w:br/>
-              <w:t xml:space="preserve">    -- via hubfeed_mtv2_party &lt;- stg2_mtv2__uwr_qpd_polp_rl_pv</w:t>
+              <w:t xml:space="preserve">    -- via hubfeed_mt_party &lt;- stg2_mt__uwr_qpd_polp_rl_pv</w:t>
               <w:br/>
               <w:t xml:space="preserve">    select 'NONHLTH_TRV_UWR_VW_DATA_QUOTE_PARAM_DETAILS_POLICY_PROPERTY_RULE_LIST_PIVOT_VW.[] (PARTY_HKEY__POLICYHOLDER)' as src_branch,</w:t>
               <w:br/>
@@ -2850,11 +2850,11 @@
               <w:br/>
               <w:t xml:space="preserve">           MD5_BINARY(NULLIF(UPPER(TRIM(CAST('HUB_PARTY|' || (nullif(trim(case when coalesce(nullif(trim(w2_policy_holder_code),'')) is not null then nullif(trim(w2_policy_holder_code), '') end),'')) AS VARCHAR))), '')) as hkey</w:t>
               <w:br/>
-              <w:t xml:space="preserve">      from RAW.MAXIMUS_TRAVEL_V2.NONHLTH_TRV_UWR_VW_DATA_QUOTE_PARAM_DETAILS_POLICY_PROPERTY_RULE_LIST_PIVOT_VW</w:t>
+              <w:t xml:space="preserve">      from RAW.MAXIMUS_TRAVEL.NONHLTH_TRV_UWR_VW_DATA_QUOTE_PARAM_DETAILS_POLICY_PROPERTY_RULE_LIST_PIVOT_VW</w:t>
               <w:br/>
               <w:t xml:space="preserve">    union all</w:t>
               <w:br/>
-              <w:t xml:space="preserve">    -- via hubfeed_mtv2_party &lt;- stg2_mtv2__uwr_qpd_polp_rl_pv</w:t>
+              <w:t xml:space="preserve">    -- via hubfeed_mt_party &lt;- stg2_mt__uwr_qpd_polp_rl_pv</w:t>
               <w:br/>
               <w:t xml:space="preserve">    select 'NONHLTH_TRV_UWR_VW_DATA_QUOTE_PARAM_DETAILS_POLICY_PROPERTY_RULE_LIST_PIVOT_VW.BAGIC_RM_ECODE (PARTY_HKEY__RELATIONSHIP_MANAGER)' as src_branch,</w:t>
               <w:br/>
@@ -2862,11 +2862,11 @@
               <w:br/>
               <w:t xml:space="preserve">           MD5_BINARY(NULLIF(UPPER(TRIM(CAST('HUB_PARTY|' || (nullif(trim(case when coalesce(nullif(trim(nullif(trim(to_varchar("BAGIC_RM_ECODE")), '')),'')) is not null then 'EMP:' || nullif(trim(nullif(trim(to_varchar("BAGIC_RM_ECODE")), '')), '') end),'')) AS VARCHAR))), '')) as hkey</w:t>
               <w:br/>
-              <w:t xml:space="preserve">      from RAW.MAXIMUS_TRAVEL_V2.NONHLTH_TRV_UWR_VW_DATA_QUOTE_PARAM_DETAILS_POLICY_PROPERTY_RULE_LIST_PIVOT_VW</w:t>
+              <w:t xml:space="preserve">      from RAW.MAXIMUS_TRAVEL.NONHLTH_TRV_UWR_VW_DATA_QUOTE_PARAM_DETAILS_POLICY_PROPERTY_RULE_LIST_PIVOT_VW</w:t>
               <w:br/>
               <w:t xml:space="preserve">    union all</w:t>
               <w:br/>
-              <w:t xml:space="preserve">    -- via hubfeed_mtv2_party &lt;- stg2_mtv2__uwr_qpd_polp_rl_pv</w:t>
+              <w:t xml:space="preserve">    -- via hubfeed_mt_party &lt;- stg2_mt__uwr_qpd_polp_rl_pv</w:t>
               <w:br/>
               <w:t xml:space="preserve">    select 'NONHLTH_TRV_UWR_VW_DATA_QUOTE_PARAM_DETAILS_POLICY_PROPERTY_RULE_LIST_PIVOT_VW.SUB_IMD_CODE (PARTY_HKEY__SUB_INTERMEDIARY)' as src_branch,</w:t>
               <w:br/>
@@ -2874,11 +2874,11 @@
               <w:br/>
               <w:t xml:space="preserve">           MD5_BINARY(NULLIF(UPPER(TRIM(CAST('HUB_PARTY|' || (nullif(trim(case when coalesce(nullif(trim(nullif(trim(to_varchar("SUB_IMD_CODE")), '')),'')) is not null then 'IMD:' || nullif(trim(nullif(trim(to_varchar("SUB_IMD_CODE")), '')), '') end),'')) AS VARCHAR))), '')) as hkey</w:t>
               <w:br/>
-              <w:t xml:space="preserve">      from RAW.MAXIMUS_TRAVEL_V2.NONHLTH_TRV_UWR_VW_DATA_QUOTE_PARAM_DETAILS_POLICY_PROPERTY_RULE_LIST_PIVOT_VW</w:t>
+              <w:t xml:space="preserve">      from RAW.MAXIMUS_TRAVEL.NONHLTH_TRV_UWR_VW_DATA_QUOTE_PARAM_DETAILS_POLICY_PROPERTY_RULE_LIST_PIVOT_VW</w:t>
               <w:br/>
               <w:t xml:space="preserve">    union all</w:t>
               <w:br/>
-              <w:t xml:space="preserve">    -- via hubfeed_mtv2_party &lt;- stg2_mtv2__uwr_qpd_rskl</w:t>
+              <w:t xml:space="preserve">    -- via hubfeed_mt_party &lt;- stg2_mt__uwr_qpd_rskl</w:t>
               <w:br/>
               <w:t xml:space="preserve">    select 'NONHLTH_TRV_UWR_VW_DATA_QUOTE_PARAM_DETAILS_RISK_LIST.PARTY_CODE (PARTY_HKEY)' as src_branch,</w:t>
               <w:br/>
@@ -2886,11 +2886,11 @@
               <w:br/>
               <w:t xml:space="preserve">           MD5_BINARY(NULLIF(UPPER(TRIM(CAST('HUB_PARTY|' || (nullif(trim(case when coalesce(nullif(trim(nullif(trim(to_varchar("PARTY_CODE")), '')),'')) is not null then nullif(trim(nullif(trim(to_varchar("PARTY_CODE")), '')), '') end),'')) AS VARCHAR))), '')) as hkey</w:t>
               <w:br/>
-              <w:t xml:space="preserve">      from RAW.MAXIMUS_TRAVEL_V2.NONHLTH_TRV_UWR_VW_DATA_QUOTE_PARAM_DETAILS_RISK_LIST</w:t>
+              <w:t xml:space="preserve">      from RAW.MAXIMUS_TRAVEL.NONHLTH_TRV_UWR_VW_DATA_QUOTE_PARAM_DETAILS_RISK_LIST</w:t>
               <w:br/>
               <w:t xml:space="preserve">    union all</w:t>
               <w:br/>
-              <w:t xml:space="preserve">    -- via hubfeed_mtv2_party &lt;- stg2_mtv2__uwr_qpd_rskl</w:t>
+              <w:t xml:space="preserve">    -- via hubfeed_mt_party &lt;- stg2_mt__uwr_qpd_rskl</w:t>
               <w:br/>
               <w:t xml:space="preserve">    select 'NONHLTH_TRV_UWR_VW_DATA_QUOTE_PARAM_DETAILS_RISK_LIST.ADDITIONAL_PARTY_CODE (PARTY_HKEY__ADDITIONAL_PARTY)' as src_branch,</w:t>
               <w:br/>
@@ -2898,11 +2898,11 @@
               <w:br/>
               <w:t xml:space="preserve">           MD5_BINARY(NULLIF(UPPER(TRIM(CAST('HUB_PARTY|' || (nullif(trim(case when coalesce(nullif(trim(nullif(trim(to_varchar("ADDITIONAL_PARTY_CODE")), '')),'')) is not null then nullif(trim(nullif(trim(to_varchar("ADDITIONAL_PARTY_CODE")), '')), '') end),'')) AS VARCHAR))), '')) as hkey</w:t>
               <w:br/>
-              <w:t xml:space="preserve">      from RAW.MAXIMUS_TRAVEL_V2.NONHLTH_TRV_UWR_VW_DATA_QUOTE_PARAM_DETAILS_RISK_LIST</w:t>
+              <w:t xml:space="preserve">      from RAW.MAXIMUS_TRAVEL.NONHLTH_TRV_UWR_VW_DATA_QUOTE_PARAM_DETAILS_RISK_LIST</w:t>
               <w:br/>
               <w:t xml:space="preserve">    union all</w:t>
               <w:br/>
-              <w:t xml:space="preserve">    -- via hubfeed_mtv2_party &lt;- stg2_mtv2__uwr_qpd_rskl_msp_imsd_inp_pv</w:t>
+              <w:t xml:space="preserve">    -- via hubfeed_mt_party &lt;- stg2_mt__uwr_qpd_rskl_msp_imsd_inp_pv</w:t>
               <w:br/>
               <w:t xml:space="preserve">    select 'NONHLTH_TRV_UWR_VW_DATA_QUOTE_PARAM_DETAILS_RISK_LIST_MULTI_SET_PROPERTY_INPUT_MULTI_SET_DETAIL_INPUT_PROPERTY_PIVOT_VW.NOMINEE_NAME (PARTY_HKEY__NOMINEE)' as src_branch,</w:t>
               <w:br/>
@@ -2910,11 +2910,11 @@
               <w:br/>
               <w:t xml:space="preserve">           MD5_BINARY(NULLIF(UPPER(TRIM(CAST('HUB_PARTY|' || (nullif(trim(case when coalesce(nullif(trim(nullif(trim(to_varchar("NOMINEE_NAME")), '')),'')) is not null then 'NOMINEE:' || md5(upper(trim(nullif(trim(nullif(trim(to_varchar("NOMINEE_NAME")), '')), '')))) end),'')) AS VARCHAR))), '')) as hkey</w:t>
               <w:br/>
-              <w:t xml:space="preserve">      from RAW.MAXIMUS_TRAVEL_V2.NONHLTH_TRV_UWR_VW_DATA_QUOTE_PARAM_DETAILS_RISK_LIST_MULTI_SET_PROPERTY_INPUT_MULTI_SET_DETAIL_INPUT_PROPERTY_PIVOT_VW</w:t>
+              <w:t xml:space="preserve">      from RAW.MAXIMUS_TRAVEL.NONHLTH_TRV_UWR_VW_DATA_QUOTE_PARAM_DETAILS_RISK_LIST_MULTI_SET_PROPERTY_INPUT_MULTI_SET_DETAIL_INPUT_PROPERTY_PIVOT_VW</w:t>
               <w:br/>
               <w:t xml:space="preserve">    union all</w:t>
               <w:br/>
-              <w:t xml:space="preserve">    -- via hubfeed_mtv2_party &lt;- stg2_mtv2__uwr_qpd_rskl_rskp_rl_pv</w:t>
+              <w:t xml:space="preserve">    -- via hubfeed_mt_party &lt;- stg2_mt__uwr_qpd_rskl_rskp_rl_pv</w:t>
               <w:br/>
               <w:t xml:space="preserve">    select 'NONHLTH_TRV_UWR_VW_DATA_QUOTE_PARAM_DETAILS_RISK_LIST_RISK_PROPERTY_RULE_LIST_PIVOT_VW.[] (PARTY_HKEY__POLICYHOLDER)' as src_branch,</w:t>
               <w:br/>
@@ -2922,11 +2922,11 @@
               <w:br/>
               <w:t xml:space="preserve">           MD5_BINARY(NULLIF(UPPER(TRIM(CAST('HUB_PARTY|' || (nullif(trim(case when coalesce(nullif(trim(w2_policy_holder_code),'')) is not null then nullif(trim(w2_policy_holder_code), '') end),'')) AS VARCHAR))), '')) as hkey</w:t>
               <w:br/>
-              <w:t xml:space="preserve">      from RAW.MAXIMUS_TRAVEL_V2.NONHLTH_TRV_UWR_VW_DATA_QUOTE_PARAM_DETAILS_RISK_LIST_RISK_PROPERTY_RULE_LIST_PIVOT_VW</w:t>
+              <w:t xml:space="preserve">      from RAW.MAXIMUS_TRAVEL.NONHLTH_TRV_UWR_VW_DATA_QUOTE_PARAM_DETAILS_RISK_LIST_RISK_PROPERTY_RULE_LIST_PIVOT_VW</w:t>
               <w:br/>
               <w:t xml:space="preserve">    union all</w:t>
               <w:br/>
-              <w:t xml:space="preserve">    -- via hubfeed_mtv2_party &lt;- stg2_mtv2_up__clm_clmd_clmap_pv__sat_common_contact &lt;- up_mtv2__clm_clmd_clmap_pv__sat_common_contact  (+1 more feed(s) on the same RAW table + key)</w:t>
+              <w:t xml:space="preserve">    -- via hubfeed_mt_party &lt;- stg2_mt_up__clm_clmd_clmap_pv__sat_common_contact &lt;- up_mt__clm_clmd_clmap_pv__sat_common_contact  (+1 more feed(s) on the same RAW table + key)</w:t>
               <w:br/>
               <w:t xml:space="preserve">    select 'NONHLTH_TRV_CLM_VW_DATA_CLAIM_DETAILS_CLAIM_ATTRIBUTE_PROPERTIES_PIVOT_VW.CUSTOMERID (PARTY_HKEY__CLAIMANT_CUSTOMER / sat_common_contact)' as src_branch,</w:t>
               <w:br/>
@@ -2934,13 +2934,13 @@
               <w:br/>
               <w:t xml:space="preserve">           MD5_BINARY(NULLIF(UPPER(TRIM(CAST('HUB_PARTY|' || ((nullif(trim(case when coalesce(nullif(trim(nullif(trim(to_varchar("CUSTOMERID")), '')),'')) is not null then nullif(trim(nullif(trim(to_varchar("CUSTOMERID")), '')), '') end),''))) AS VARCHAR))), '')) as hkey</w:t>
               <w:br/>
-              <w:t xml:space="preserve">      from RAW.MAXIMUS_TRAVEL_V2.NONHLTH_TRV_CLM_VW_DATA_CLAIM_DETAILS_CLAIM_ATTRIBUTE_PROPERTIES_PIVOT_VW</w:t>
+              <w:t xml:space="preserve">      from RAW.MAXIMUS_TRAVEL.NONHLTH_TRV_CLM_VW_DATA_CLAIM_DETAILS_CLAIM_ATTRIBUTE_PROPERTIES_PIVOT_VW</w:t>
               <w:br/>
               <w:t xml:space="preserve">     where (nullif(trim(to_varchar("EMAIL")), '') is not null) or (nullif(trim(to_varchar("COMMUNICATION_EMAIL_ID")), '') is not null) or (nullif(trim(to_varchar("INSURED_EMAIL_ID")), '') is not null) or (nullif(trim(to_varchar("ALTERNATE_MOBILE_NUMBER_BELONGS_TO")), '') is not null or nullif(trim(to_varchar("ALTERNATE_MOBILE_NUMBERCLAIMS")), '') is not null) or (nullif(trim(to_varchar("COMMUNICATION_CONTACT_NUMBER")), '') is not null) or (nullif(trim(to_varchar("INSURED_MOBILE_NUMBER")), '') is not null) or (nullif(trim(to_varchar("INSURED_CONTACT_NUMBER")), '') is not null) or (nullif(trim(to_varchar("KEY_CONTACT_NUMBER")), '') is not null) or (nullif(trim(to_varchar("INSURED_AADHAR_NUMBER")), '') is not null) or (nullif(trim(to_varchar("ENTER_CKYC_NO")), '') is not null) or (nullif(trim(to_varchar("IDENTIFICATION_NUMBER")), '') is not null) or (nullif(trim(to_varchar("GSTN_NUMBER")), '') is not null) or (nullif(trim(to_varchar("INSURED_PAN_NUMBER")), '') is not null) or (nullif(trim(to_varchar("ENTER_VOTER_ID")), '') is not null)</w:t>
               <w:br/>
               <w:t xml:space="preserve">    union all</w:t>
               <w:br/>
-              <w:t xml:space="preserve">    -- via hubfeed_mtv2_party &lt;- stg2_mtv2_up__uwr_pol_ins_mbr_pa_address_prop_pv__sat_common_contact &lt;- up_mtv2__uwr_pol_ins_mbr_pa_address_prop_pv__sat_common_contact</w:t>
+              <w:t xml:space="preserve">    -- via hubfeed_mt_party &lt;- stg2_mt_up__uwr_pol_ins_mbr_pa_address_prop_pv__sat_common_contact &lt;- up_mt__uwr_pol_ins_mbr_pa_address_prop_pv__sat_common_contact</w:t>
               <w:br/>
               <w:t xml:space="preserve">    select 'NONHLTH_TRV_UWR_VW_DATA_POLICY_DETAILS_INSURED_DETAILS_MEMBER_DETAILS_PARTY_ADDRESS_ADDRESS_PROPERTY_PIVOT_VW (literal arm) (PARTY_HKEY__INSURED_MEMBER / sat_common_contact)' as src_branch,</w:t>
               <w:br/>
@@ -2948,13 +2948,13 @@
               <w:br/>
               <w:t xml:space="preserve">           MD5_BINARY(NULLIF(UPPER(TRIM(CAST('HUB_PARTY|' || ((nullif(trim(case when coalesce(nullif(trim(w0_party_code),'')) is not null then nullif(trim(w0_party_code), '') end),''))) AS VARCHAR))), '')) as hkey</w:t>
               <w:br/>
-              <w:t xml:space="preserve">      from RAW.MAXIMUS_TRAVEL_V2.NONHLTH_TRV_UWR_VW_DATA_POLICY_DETAILS_INSURED_DETAILS_MEMBER_DETAILS_PARTY_ADDRESS_ADDRESS_PROPERTY_PIVOT_VW</w:t>
+              <w:t xml:space="preserve">      from RAW.MAXIMUS_TRAVEL.NONHLTH_TRV_UWR_VW_DATA_POLICY_DETAILS_INSURED_DETAILS_MEMBER_DETAILS_PARTY_ADDRESS_ADDRESS_PROPERTY_PIVOT_VW</w:t>
               <w:br/>
               <w:t xml:space="preserve">     where (nullif(trim(to_varchar("ALTERNATE_MOB_NUMBERLANDLINE_NUMBER")), '') is not null) or (nullif(trim(to_varchar("WHATSAPP_NO")), '') is not null) or (nullif(trim(to_varchar("FACEBOOK_ID")), '') is not null) or (nullif(trim(to_varchar("INSTAGRAM_ID")), '') is not null) or (nullif(trim(to_varchar("LINKED_IN_ID")), '') is not null) or (nullif(trim(to_varchar("TWITTER_ID")), '') is not null)</w:t>
               <w:br/>
               <w:t xml:space="preserve">    union all</w:t>
               <w:br/>
-              <w:t xml:space="preserve">    -- via hubfeed_mtv2_party &lt;- stg2_mtv2_up__uwr_pol_ins_mbr_pp_sp_pv__sat_common_contact &lt;- up_mtv2__uwr_pol_ins_mbr_pp_sp_pv__sat_common_contact  (+2 more feed(s) on the same RAW table + key)</w:t>
+              <w:t xml:space="preserve">    -- via hubfeed_mt_party &lt;- stg2_mt_up__uwr_pol_ins_mbr_pp_sp_pv__sat_common_contact &lt;- up_mt__uwr_pol_ins_mbr_pp_sp_pv__sat_common_contact  (+2 more feed(s) on the same RAW table + key)</w:t>
               <w:br/>
               <w:t xml:space="preserve">    select 'NONHLTH_TRV_UWR_VW_DATA_POLICY_DETAILS_INSURED_DETAILS_MEMBER_DETAILS_PARTY_PROPERTY_SIMPLE_PROPERTY_PIVOT_VW (literal arm) (PARTY_HKEY__INSURED_MEMBER / sat_common_contact)' as src_branch,</w:t>
               <w:br/>
@@ -2962,13 +2962,13 @@
               <w:br/>
               <w:t xml:space="preserve">           MD5_BINARY(NULLIF(UPPER(TRIM(CAST('HUB_PARTY|' || ((nullif(trim(case when coalesce(nullif(trim(w0_party_code),'')) is not null then nullif(trim(w0_party_code), '') end),''))) AS VARCHAR))), '')) as hkey</w:t>
               <w:br/>
-              <w:t xml:space="preserve">      from RAW.MAXIMUS_TRAVEL_V2.NONHLTH_TRV_UWR_VW_DATA_POLICY_DETAILS_INSURED_DETAILS_MEMBER_DETAILS_PARTY_PROPERTY_SIMPLE_PROPERTY_PIVOT_VW</w:t>
+              <w:t xml:space="preserve">      from RAW.MAXIMUS_TRAVEL.NONHLTH_TRV_UWR_VW_DATA_POLICY_DETAILS_INSURED_DETAILS_MEMBER_DETAILS_PARTY_PROPERTY_SIMPLE_PROPERTY_PIVOT_VW</w:t>
               <w:br/>
               <w:t xml:space="preserve">     where (nullif(trim(to_varchar("CLAIM_MOBILE_NUMBER")), '') is not null) or (nullif(trim(to_varchar("KYC_MOBILE_NUMBER")), '') is not null) or (nullif(trim(to_varchar("ID_NUMBER")), '') is not null or nullif(trim(to_varchar("IDENTIFICATION_PROOF_EFFECTIVE_DATE")), '') is not null) or (nullif(trim(to_varchar("AADHAAR_NUMBER")), '') is not null or nullif(trim(to_varchar("POA_AADHAR_CARD_STATUS")), '') is not null or nullif(trim(to_varchar("UID")), '') is not null) or (nullif(trim(to_varchar("AADHAAR_ENROLLMENT_NO")), '') is not null) or (nullif(trim(to_varchar("VID")), '') is not null) or (nullif(trim(to_varchar("ABHA_ID")), '') is not null) or (nullif(trim(to_varchar("DOB_PROOF")), '') is not null) or (nullif(trim(to_varchar("CIN_NUMBER")), '') is not null) or (nullif(trim(to_varchar("CKYC_NUMBER")), '') is not null or nullif(trim(to_varchar("CLAIM_CKYC_NUMBER")), '') is not null) or (nullif(trim(to_varchar("DRIVING_LICENSE_EXPIRY_DATE")), '') is not null or nullif(trim(to_varchar("DRIVING_LICENSE_ISSUE_DATE")), '') is not null or nullif(trim(to_varchar("DRIVING_LICENSE_NUMBER")), '') is not null or nullif(trim(to_varchar("DRIVING_LICENSE_PLACE_OF_ISSUE")), '') is not null or nullif(trim(to_varchar("POA_DRIVING_LICENSE_STATUS")), '') is not null) or (nullif(trim(to_varchar("E_INSURANCE_DEMAT_ACCOUNT_VERIFIED")), '') is not null or nullif(trim(to_varchar("EIA_NUMBER")), '') is not null or nullif(trim(to_varchar("INSURANCE_REPOSITORY_CODE")), '') is not null) or (nullif(trim(to_varchar("POI_FORM_60_STATUS")), '') is not null) or (nullif(trim(to_varchar("EXPIRY_DATE")), '') is not null) or (nullif(trim(to_varchar("GSTIN_ISSUANCE_DT")), '') is not null or nullif(trim(to_varchar("GSTINUIN")), '') is not null or nullif(trim(to_varchar("GSTN_NUMBER")), '') is not null or nullif(trim(to_varchar("GSTN_REGN_STATUS")), '') is not null or nullif(trim(to_varchar("GSTN_STATUS")), '') is not null or nullif(trim(to_varchar("GSTN_TAXPAYER_TYPE")), '') is not null) or (nullif(trim(to_varchar("NREGA_JOB_CARD")), '') is not null or nullif(trim(to_varchar("POA_NREGA_JOB_CARD_STATUS")), '') is not null) or (nullif(trim(to_varchar("PAN_NUMBER")), '') is not null or nullif(trim(to_varchar("POI_PAN_CARD_STATUS")), '') is not null) or (nullif(trim(to_varchar("POA_PASSPORT_STATUS")), '') is not null) or (nullif(trim(to_varchar("POA_DOCUMENT_STATUS")), '') is not null or nullif(trim(to_varchar("PROOF_OF_ADDRESS_SUBMITTED_FOR_CURRENT_PERMANENT_OVERSEAS_ADDRESS")), '') is not null) or (nullif(trim(to_varchar("POI_DOCUMENT_STATUS")), '') is not null) or (nullif(trim(to_varchar("SEZ_REGISTRATION_DATE")), '') is not null or nullif(trim(to_varchar("SEZ_REGISTRATION_NO")), '') is not null) or (nullif(trim(to_varchar("TAN_NUMBER")), '') is not null) or (nullif(trim(to_varchar("VOTER_ID")), '') is not null) or (nullif(trim(to_varchar("POA_STATUS")), '') is not null) or (nullif(trim(to_varchar("POI_STATUS")), '') is not null)</w:t>
               <w:br/>
               <w:t xml:space="preserve">    union all</w:t>
               <w:br/>
-              <w:t xml:space="preserve">    -- via hubfeed_mtv2_party &lt;- stg2_mtv2_up__uwr_pol_prp_pa_address_prop_pv__sat_common_contact &lt;- up_mtv2__uwr_pol_prp_pa_address_prop_pv__sat_common_contact</w:t>
+              <w:t xml:space="preserve">    -- via hubfeed_mt_party &lt;- stg2_mt_up__uwr_pol_prp_pa_address_prop_pv__sat_common_contact &lt;- up_mt__uwr_pol_prp_pa_address_prop_pv__sat_common_contact</w:t>
               <w:br/>
               <w:t xml:space="preserve">    select 'NONHLTH_TRV_UWR_VW_DATA_POLICY_DETAILS_PROPOSER_DETAILS_PARTY_ADDRESS_ADDRESS_PROPERTY_PIVOT_VW (literal arm) (PARTY_HKEY__PROPOSER / sat_common_contact)' as src_branch,</w:t>
               <w:br/>
@@ -2976,13 +2976,13 @@
               <w:br/>
               <w:t xml:space="preserve">           MD5_BINARY(NULLIF(UPPER(TRIM(CAST('HUB_PARTY|' || ((nullif(trim(case when coalesce(nullif(trim(w0_party_code),'')) is not null then nullif(trim(w0_party_code), '') end),''))) AS VARCHAR))), '')) as hkey</w:t>
               <w:br/>
-              <w:t xml:space="preserve">      from RAW.MAXIMUS_TRAVEL_V2.NONHLTH_TRV_UWR_VW_DATA_POLICY_DETAILS_PROPOSER_DETAILS_PARTY_ADDRESS_ADDRESS_PROPERTY_PIVOT_VW</w:t>
+              <w:t xml:space="preserve">      from RAW.MAXIMUS_TRAVEL.NONHLTH_TRV_UWR_VW_DATA_POLICY_DETAILS_PROPOSER_DETAILS_PARTY_ADDRESS_ADDRESS_PROPERTY_PIVOT_VW</w:t>
               <w:br/>
               <w:t xml:space="preserve">     where (nullif(trim(to_varchar("ALTERNATE_MOB_NUMBERLANDLINE_NUMBER")), '') is not null) or (nullif(trim(to_varchar("WHATSAPP_NO")), '') is not null) or (nullif(trim(to_varchar("FACEBOOK_ID")), '') is not null) or (nullif(trim(to_varchar("INSTAGRAM_ID")), '') is not null) or (nullif(trim(to_varchar("LINKED_IN_ID")), '') is not null) or (nullif(trim(to_varchar("TWITTER_ID")), '') is not null)</w:t>
               <w:br/>
               <w:t xml:space="preserve">    union all</w:t>
               <w:br/>
-              <w:t xml:space="preserve">    -- via hubfeed_mtv2_party &lt;- stg2_mtv2_up__uwr_pol_prp_pp_sp_pv__sat_common_contact &lt;- up_mtv2__uwr_pol_prp_pp_sp_pv__sat_common_contact  (+3 more feed(s) on the same RAW table + key)</w:t>
+              <w:t xml:space="preserve">    -- via hubfeed_mt_party &lt;- stg2_mt_up__uwr_pol_prp_pp_sp_pv__sat_common_contact &lt;- up_mt__uwr_pol_prp_pp_sp_pv__sat_common_contact  (+3 more feed(s) on the same RAW table + key)</w:t>
               <w:br/>
               <w:t xml:space="preserve">    select 'NONHLTH_TRV_UWR_VW_DATA_POLICY_DETAILS_PROPOSER_DETAILS_PARTY_PROPERTY_SIMPLE_PROPERTY_PIVOT_VW (literal arm) (PARTY_HKEY__PROPOSER / sat_common_contact)' as src_branch,</w:t>
               <w:br/>
@@ -2990,7 +2990,7 @@
               <w:br/>
               <w:t xml:space="preserve">           MD5_BINARY(NULLIF(UPPER(TRIM(CAST('HUB_PARTY|' || ((nullif(trim(case when coalesce(nullif(trim(w0_party_code),'')) is not null then nullif(trim(w0_party_code), '') end),''))) AS VARCHAR))), '')) as hkey</w:t>
               <w:br/>
-              <w:t xml:space="preserve">      from RAW.MAXIMUS_TRAVEL_V2.NONHLTH_TRV_UWR_VW_DATA_POLICY_DETAILS_PROPOSER_DETAILS_PARTY_PROPERTY_SIMPLE_PROPERTY_PIVOT_VW</w:t>
+              <w:t xml:space="preserve">      from RAW.MAXIMUS_TRAVEL.NONHLTH_TRV_UWR_VW_DATA_POLICY_DETAILS_PROPOSER_DETAILS_PARTY_PROPERTY_SIMPLE_PROPERTY_PIVOT_VW</w:t>
               <w:br/>
               <w:t xml:space="preserve">     where (nullif(trim(to_varchar("ALTERNATE_MOB_NUMBERLANDLINE_NUMBER")), '') is not null) or (nullif(trim(to_varchar("CLAIM_MOBILE_NUMBER")), '') is not null) or (nullif(trim(to_varchar("KYC_MOBILE_NUMBER")), '') is not null) or (nullif(trim(to_varchar("INTERMEDIARY_TYPE")), '') is not null) or (1 = 1) or (nullif(trim(to_varchar("ID_NUMBER")), '') is not null or nullif(trim(to_varchar("ID_PROOF")), '') is not null or nullif(trim(to_varchar("IDENTIFICATION_PROOF")), '') is not null or nullif(trim(to_varchar("IDENTIFICATION_PROOF_EFFECTIVE_DATE")), '') is not null) or (nullif(trim(to_varchar("AADHAAR_NUMBER")), '') is not null or nullif(trim(to_varchar("AADHAR_NO")), '') is not null or nullif(trim(to_varchar("POA_AADHAR_CARD_STATUS")), '') is not null or nullif(trim(to_varchar("UID")), '') is not null) or (nullif(trim(to_varchar("AADHAAR_ENROLLMENT_NO")), '') is not null) or (nullif(trim(to_varchar("VID")), '') is not null) or (nullif(trim(to_varchar("ABHA_ID")), '') is not null) or (nullif(trim(to_varchar("DOB_PROOF")), '') is not null) or (nullif(trim(to_varchar("CIN_NUMBER")), '') is not null) or (nullif(trim(to_varchar("CKYC_NUMBER")), '') is not null or nullif(trim(to_varchar("CLAIM_CKYC_NUMBER")), '') is not null) or (nullif(trim(to_varchar("DRIVING_LICENSE_EXPIRY_DATE")), '') is not null or nullif(trim(to_varchar("DRIVING_LICENSE_ISSUE_DATE")), '') is not null or nullif(trim(to_varchar("DRIVING_LICENSE_NUMBER")), '') is not null or nullif(trim(to_varchar("DRIVING_LICENSE_PLACE_OF_ISSUE")), '') is not null or nullif(trim(to_varchar("POA_DRIVING_LICENSE_STATUS")), '') is not null) or (nullif(trim(to_varchar("E_INSURANCE_DEMAT_ACCOUNT_VERIFIED")), '') is not null or nullif(trim(to_varchar("EIA_NUMBER")), '') is not null or nullif(trim(to_varchar("INSURANCE_REPOSITORY_CODE")), '') is not null) or (nullif(trim(to_varchar("POI_FORM_60_STATUS")), '') is not null) or (nullif(trim(to_varchar("EXPIRY_DATE")), '') is not null) or (nullif(trim(to_varchar("GSTIN_ISSUANCE_DT")), '') is not null or nullif(trim(to_varchar("GSTINUIN")), '') is not null or nullif(trim(to_varchar("GSTN_NUMBER")), '') is not null or nullif(trim(to_varchar("GSTN_REGN_STATUS")), '') is not null or nullif(trim(to_varchar("GSTN_STATUS")), '') is not null or nullif(trim(to_varchar("GSTN_TAXPAYER_TYPE")), '') is not null or nullif(trim(to_varchar("TAXPAYER_TYPE")), '') is not null) or (nullif(trim(to_varchar("NREGA_JOB_CARD")), '') is not null or nullif(trim(to_varchar("POA_NREGA_JOB_CARD_STATUS")), '') is not null) or (nullif(trim(to_varchar("PAN_NO")), '') is not null or nullif(trim(to_varchar("PAN_NUMBER")), '') is not null or nullif(trim(to_varchar("POI_PAN_CARD_STATUS")), '') is not null) or (nullif(trim(to_varchar("POA_PASSPORT_STATUS")), '') is not null) or (nullif(trim(to_varchar("POA_DOCUMENT_STATUS")), '') is not null or nullif(trim(to_varchar("PROOF_OF_ADDRESS_SUBMITTED_FOR_CURRENT_PERMANENT_OVERSEAS_ADDRESS")), '') is not null) or (nullif(trim(to_varchar("POI_DOCUMENT_STATUS")), '') is not null) or (nullif(trim(to_varchar("SEPZ_REGISTRATION_DATE")), '') is not null or nullif(trim(to_varchar("SEPZ_REGISTRATION_NO")), '') is not null) or (nullif(trim(to_varchar("SERVICE_TAX")), '') is not null) or (nullif(trim(to_varchar("SEZ_EXPIRY_DATE")), '') is not null or nullif(trim(to_varchar("SEZ_REGISTRATION_DATE")), '') is not null or nullif(trim(to_varchar("SEZ_REGISTRATION_NO")), '') is not null) or (nullif(trim(to_varchar("TAN_NUMBER")), '') is not null) or (nullif(trim(to_varchar("VOTER_ID")), '') is not null) or (nullif(trim(to_varchar("POA_STATUS")), '') is not null) or (nullif(trim(to_varchar("POI_STATUS")), '') is not null)</w:t>
               <w:br/>
@@ -3266,7 +3266,7 @@
         <w:t xml:space="preserve">Note: </w:t>
       </w:r>
       <w:r>
-        <w:t xml:space="preserve">12 RAW key branch(es): NONHLTH_TRV_CLM_VW_DATA_CLAIM_DETAILS.POLICYNO (POLICY_HKEY), NONHLTH_TRV_CLM_VW_DATA_CLAIM_DETAILS_CLAIM_ATTRIBUTE_PROPERTIES_PIVOT_VW.MASTER_POLICY_NUMBER (POLICY_HKEY__MASTER_POLICY), NONHLTH_TRV_UWR_VW_DATA_POLICY_DETAILS.POLICY_NUMBER (POLICY_HKEY), NONHLTH_TRV_UWR_VW_DATA_POLICY_DETAILS_INSURED_DETAILS_MEMBER_DETAILS.[] (POLICY_HKEY__INSURED_MEMBER), NONHLTH_TRV_UWR_VW_DATA_POLICY_DETAILS_INSURED_DETAILS_MEMBER_DETAILS_PARTY_RELATION.FOREIGN_KEY (POLICY_HKEY__INSURED_MEMBER), NONHLTH_TRV_UWR_VW_DATA_POLICY_DETAILS_POLICY_PROPERTY_SIMPLE_PROPERTY_PIVOT_VW.MASTER_POLICY_NUMBER (POLICY_HKEY__MASTER_POLICY), NONHLTH_TRV_UWR_VW_DATA_POLICY_DETAILS_POLICY_PROPERTY_SIMPLE_PROPERTY_PIVOT_VW.EXPIRING_POLICY_NUMBER (POLICY_HKEY__PREVIOUS_POLICY), NONHLTH_TRV_UWR_VW_DATA_POLICY_DETAILS_PREVIOUS_POLICY_DETAILS.POLICY_NUMBER (POLICY_HKEY__PREVIOUS_POLICY), NONHLTH_TRV_UWR_VW_DATA_POLICY_DETAILS_PROPOSER_DETAILS_PARTY_RELATION.FOREIGN_KEY (POLICY_HKEY__PROPOSER), NONHLTH_TRV_UWR_VW_DATA_QUOTE_PARAM_DETAILS_POLICY_PROPERTY_RULE_LIST_PIVOT_VW.MASTER_POLICY_NUMBER (POLICY_HKEY__MASTER_POLICY), NONHLTH_TRV_UWR_VW_DATA_QUOTE_PARAM_DETAILS_POLICY_PROPERTY_RULE_LIST_PIVOT_VW.EXPIRING_POLICY_NUMBER (POLICY_HKEY__PREVIOUS_POLICY), NONHLTH_TRV_UWR_VW_DATA_QUOTE_PARAM_DETAILS_POLICY_PROPERTY_RULE_LIST_PIVOT_VW.PREVIOUS_POLICY_NUMBER (POLICY_HKEY__PREVIOUS_POLICY_PORTABILITY). Travel RECORD_SOURCE value(s) parsed from feeds: MAXIMUS_NONHLTH_TRV_CLM_VW_DATA_CLAIM_DETAILS, MAXIMUS_NONHLTH_TRV_CLM_VW_DATA_CLAIM_DETAILS_CLAIM_ATTRIBUTE_PROPERTIES_PIVOT_VW, MAXIMUS_NONHLTH_TRV_CLM_VW_DATA_CLAIM_DETAILS_CLAIM_RISK_RISK_ATTRIBUTE_MULTI_SET_PROPERTY_MULTI_SET_DETAIL_PROPERTY_PIVOT_VW, MAXIMUS_NONHLTH_TRV_UWR_VW_DATA_POLICY_DETAILS, MAXIMUS_NONHLTH_TRV_UWR_VW_DATA_POLICY_DETAILS_DISPATCH_DETAILS, MAXIMUS_NONHLTH_TRV_UWR_VW_DATA_POLICY_DETAILS_ENDORSEMENT_DETAILS (+14 more). Excluded: hubfeed_mtv2_policy &lt;- stg2_mtv2__clm_clmd_clmap_pv: key uses walk column(s) w1_policyno from parent view(s) -- not resolvable to a single RAW table in the first-cut, skipped.. Excluded: hubfeed_mtv2_policy &lt;- stg2_mtv2__clm_clmd_clmrsk_rska_msp_msd_prop_pv: key uses walk column(s) w1_policyno from parent view(s) -- not resolvable to a single RAW table in the first-cut, skipped.. Excluded: hubfeed_mtv2_policy &lt;- stg2_mtv2__uwr_pol_disp: key uses walk column(s) w0_policy_number from parent view(s) -- not resolvable to a single RAW table in the first-cut, skipped.. Excluded: hubfeed_mtv2_policy &lt;- stg2_mtv2__uwr_pol_endt: key uses walk column(s) w0_policy_number from parent view(s) -- not resolvable to a single RAW table in the first-cut, skipped.. Excluded: hubfeed_mtv2_policy &lt;- stg2_mtv2__uwr_pol_ins_cov: key uses walk column(s) w0_policy_number from parent view(s) -- not resolvable to a single RAW table in the first-cut, skipped.. Excluded: hubfeed_mtv2_policy &lt;- stg2_mtv2__uwr_pol_ins_cov_covp_sp_pv: key uses walk column(s) w0_policy_number from parent view(s) -- not resolvable to a single RAW table in the first-cut, skipped.. Excluded: hubfeed_mtv2_policy &lt;- stg2_mtv2__uwr_pol_ins_rskp_sp_pv: key uses walk column(s) w0_policy_number from parent view(s) -- not resolvable to a single RAW table in the first-cut, skipped.. Excluded: hubfeed_mtv2_policy &lt;- stg2_mtv2__uwr_pol_policy_relation: key uses walk column(s) w0_policy_number from parent view(s) -- not resolvable to a single RAW table in the first-cut, skipped.. Excluded: hubfeed_mtv2_policy &lt;- stg2_mtv2__uwr_pol_polp_msp_msd_prop_pv: key uses walk column(s) w0_policy_number from parent view(s) -- not resolvable to a single RAW table in the first-cut, skipped.. Excluded: hubfeed_mtv2_policy &lt;- stg2_mtv2__uwr_pol_polp_sp_pv: key uses walk column(s) w0_policy_number from parent view(s) -- not resolvable to a single RAW table in the first-cut, skipped.. Excluded: hubfeed_mtv2_policy &lt;- stg2_mtv2__uwr_pol_prp: key uses walk column(s) w0_policy_number from parent view(s) -- not resolvable to a single RAW table in the first-cut, skipped.. Excluded: hubfeed_mtv2_policy &lt;- stg2_mtv2__uwr_pol_wrk: key uses walk column(s) w0_policy_number from parent view(s) -- not resolvable to a single RAW table in the first-cut, skipped.. Excluded: hubfeed_mtv2_policy &lt;- stg2_mtv2__uwr_prem: key uses walk column(s) w0_policy_number from parent view(s) -- not resolvable to a single RAW table in the first-cut, skipped.. Excluded: hubfeed_mtv2_policy &lt;- stg2_mtv2_up__uwr_pol_ins_cov_covp_sp_pv__sat_policy_premium_head &lt;- up_mtv2__uwr_pol_ins_cov_covp_sp_pv__sat_policy_premium_head: arm uses walk column(s), skipped.. Excluded: hubfeed_mtv2_policy &lt;- stg2_mtv2_up__uwr_pol_ins_cov_covp_sp_pv__sat_policy_premium_head &lt;- up_mtv2__uwr_pol_ins_cov_covp_sp_pv__sat_policy_premium_head: arm uses walk column(s), skipped.. Excluded: hubfeed_mtv2_policy &lt;- stg2_mtv2_up__uwr_pol_ins_cov_covp_sp_pv__sat_policy_premium_head &lt;- up_mtv2__uwr_pol_ins_cov_covp_sp_pv__sat_policy_premium_head: arm uses walk column(s), skipped.. Excluded: hubfeed_mtv2_policy &lt;- stg2_mtv2_up__uwr_pol_ins_cov_covp_sp_pv__sat_policy_premium_head &lt;- up_mtv2__uwr_pol_ins_cov_covp_sp_pv__sat_policy_premium_head: arm uses walk column(s), skipped.. Excluded: hubfeed_mtv2_policy &lt;- stg2_mtv2_up__uwr_pol_ins_cov_covp_sp_pv__sat_policy_premium_head &lt;- up_mtv2__uwr_pol_ins_cov_covp_sp_pv__sat_policy_premium_head: arm uses walk column(s), skipped.. Excluded: hubfeed_mtv2_policy &lt;- stg2_mtv2_up__uwr_pol_ins_cov_covp_sp_pv__sat_policy_premium_head &lt;- up_mtv2__uwr_pol_ins_cov_covp_sp_pv__sat_policy_premium_head: arm uses walk column(s), skipped.. Excluded: hubfeed_mtv2_policy &lt;- stg2_mtv2_up__uwr_pol_ins_cov_covp_sp_pv__sat_policy_premium_head &lt;- up_mtv2__uwr_pol_ins_cov_covp_sp_pv__sat_policy_premium_head: arm uses walk column(s), skipped.. Excluded: hubfeed_mtv2_policy &lt;- stg2_mtv2_up__uwr_pol_ins_cov_covp_sp_pv__sat_policy_premium_head &lt;- up_mtv2__uwr_pol_ins_cov_covp_sp_pv__sat_policy_premium_head: arm uses walk column(s), skipped.. Excluded: hubfeed_mtv2_policy &lt;- stg2_mtv2_up__uwr_pol_ins_cov_covp_sp_pv__sat_policy_premium_head &lt;- up_mtv2__uwr_pol_ins_cov_covp_sp_pv__sat_policy_premium_head: arm uses walk column(s), skipped.. Excluded: hubfeed_mtv2_policy &lt;- stg2_mtv2_up__uwr_pol_ins_rskp_sp_pv__sat_policy_classification &lt;- up_mtv2__uwr_pol_ins_rskp_sp_pv__sat_policy_classification: arm uses walk column(s), skipped.. Excluded: hubfeed_mtv2_policy &lt;- stg2_mtv2_up__uwr_pol_ins_rskp_sp_pv__sat_policy_classification &lt;- up_mtv2__uwr_pol_ins_rskp_sp_pv__sat_policy_classification: arm uses walk column(s), skipped.. Excluded: hubfeed_mtv2_policy &lt;- stg2_mtv2_up__uwr_pol_ins_rskp_sp_pv__sat_policy_premium_head &lt;- up_mtv2__uwr_pol_ins_rskp_sp_pv__sat_policy_premium_head: arm uses walk column(s), skipped.. Excluded: hubfeed_mtv2_policy &lt;- stg2_mtv2_up__uwr_pol_ins_rskp_sp_pv__sat_policy_premium_head &lt;- up_mtv2__uwr_pol_ins_rskp_sp_pv__sat_policy_premium_head: arm uses walk column(s), skipped.. Excluded: hubfeed_mtv2_policy &lt;- stg2_mtv2_up__uwr_pol_ins_rskp_sp_pv__sat_policy_premium_head &lt;- up_mtv2__uwr_pol_ins_rskp_sp_pv__sat_policy_premium_head: arm uses walk column(s), skipped.. Excluded: hubfeed_mtv2_policy &lt;- stg2_mtv2_up__uwr_pol_ins_rskp_sp_pv__sat_policy_premium_head &lt;- up_mtv2__uwr_pol_ins_rskp_sp_pv__sat_policy_premium_head: arm uses walk column(s), skipped.. Excluded: hubfeed_mtv2_policy &lt;- stg2_mtv2_up__uwr_pol_ins_rskp_sp_pv__sat_policy_premium_head &lt;- up_mtv2__uwr_pol_ins_rskp_sp_pv__sat_policy_premium_head: arm uses walk column(s), skipped.. Excluded: hubfeed_mtv2_policy &lt;- stg2_mtv2_up__uwr_pol_ins_rskp_sp_pv__sat_policy_premium_head &lt;- up_mtv2__uwr_pol_ins_rskp_sp_pv__sat_policy_premium_head: arm uses walk column(s), skipped.. Excluded: hubfeed_mtv2_policy &lt;- stg2_mtv2_up__uwr_pol_ins_rskp_sp_pv__sat_policy_premium_head &lt;- up_mtv2__uwr_pol_ins_rskp_sp_pv__sat_policy_premium_head: arm uses walk column(s), skipped.. Excluded: hubfeed_mtv2_policy &lt;- stg2_mtv2_up__uwr_pol_polp_msp_msd_prop_pv__sat_policy_premium_head &lt;- up_mtv2__uwr_pol_polp_msp_msd_prop_pv__sat_policy_premium_head: arm uses walk column(s), skipped.. Excluded: hubfeed_mtv2_policy &lt;- stg2_mtv2_up__uwr_pol_polp_msp_msd_prop_pv__sat_policy_premium_head &lt;- up_mtv2__uwr_pol_polp_msp_msd_prop_pv__sat_policy_premium_head: arm uses walk column(s), skipped.. Excluded: hubfeed_mtv2_policy &lt;- stg2_mtv2_up__uwr_pol_polp_msp_msd_prop_pv__sat_policy_premium_head &lt;- up_mtv2__uwr_pol_polp_msp_msd_prop_pv__sat_policy_premium_head: arm uses walk column(s), skipped.. Excluded: hubfeed_mtv2_policy &lt;- stg2_mtv2_up__uwr_pol_polp_msp_msd_prop_pv__sat_policy_premium_head &lt;- up_mtv2__uwr_pol_polp_msp_msd_prop_pv__sat_policy_premium_head: arm uses walk column(s), skipped.. Excluded: hubfeed_mtv2_policy &lt;- stg2_mtv2_up__uwr_pol_polp_msp_msd_prop_pv__sat_policy_premium_head &lt;- up_mtv2__uwr_pol_polp_msp_msd_prop_pv__sat_policy_premium_head: arm uses walk column(s), skipped.. Excluded: hubfeed_mtv2_policy &lt;- stg2_mtv2_up__uwr_pol_polp_msp_msd_prop_pv__sat_policy_premium_head &lt;- up_mtv2__uwr_pol_polp_msp_msd_prop_pv__sat_policy_premium_head: arm uses walk column(s), skipped.. Excluded: hubfeed_mtv2_policy &lt;- stg2_mtv2_up__uwr_pol_polp_msp_msd_prop_pv__sat_policy_premium_head &lt;- up_mtv2__uwr_pol_polp_msp_msd_prop_pv__sat_policy_premium_head: arm uses walk column(s), skipped.. Excluded: hubfeed_mtv2_policy &lt;- stg2_mtv2_up__uwr_pol_polp_sp_pv__sat_policy_classification &lt;- up_mtv2__uwr_pol_polp_sp_pv__sat_policy_classification: arm uses walk column(s), skipped.. Excluded: hubfeed_mtv2_policy &lt;- stg2_mtv2_up__uwr_pol_polp_sp_pv__sat_policy_classification &lt;- up_mtv2__uwr_pol_polp_sp_pv__sat_policy_classification: arm uses walk column(s), skipped.. Excluded: hubfeed_mtv2_policy &lt;- stg2_mtv2_up__uwr_pol_polp_sp_pv__sat_policy_classification &lt;- up_mtv2__uwr_pol_polp_sp_pv__sat_policy_classification: arm uses walk column(s), skipped.. Excluded: hubfeed_mtv2_policy &lt;- stg2_mtv2_up__uwr_pol_polp_sp_pv__sat_policy_classification &lt;- up_mtv2__uwr_pol_polp_sp_pv__sat_policy_classification: arm uses walk column(s), skipped.. Excluded: hubfeed_mtv2_policy &lt;- stg2_mtv2_up__uwr_pol_polp_sp_pv__sat_policy_discount_loading_applied &lt;- up_mtv2__uwr_pol_polp_sp_pv__sat_policy_discount_loading_applied: arm uses walk column(s), skipped.. Excluded: hubfeed_mtv2_policy &lt;- stg2_mtv2_up__uwr_pol_polp_sp_pv__sat_policy_discount_loading_applied &lt;- up_mtv2__uwr_pol_polp_sp_pv__sat_policy_discount_loading_applied: arm uses walk column(s), skipped.. Excluded: hubfeed_mtv2_policy &lt;- stg2_mtv2_up__uwr_pol_polp_sp_pv__sat_policy_discount_loading_applied &lt;- up_mtv2__uwr_pol_polp_sp_pv__sat_policy_discount_loading_applied: arm uses walk column(s), skipped.. Excluded: hubfeed_mtv2_policy &lt;- stg2_mtv2_up__uwr_pol_polp_sp_pv__sat_policy_discount_loading_applied &lt;- up_mtv2__uwr_pol_polp_sp_pv__sat_policy_discount_loading_applied: arm uses walk column(s), skipped.. Excluded: hubfeed_mtv2_policy &lt;- stg2_mtv2_up__uwr_pol_polp_sp_pv__sat_policy_discount_loading_applied &lt;- up_mtv2__uwr_pol_polp_sp_pv__sat_policy_discount_loading_applied: arm uses walk column(s), skipped.. Excluded: hubfeed_mtv2_policy &lt;- stg2_mtv2_up__uwr_pol_polp_sp_pv__sat_policy_discount_loading_applied &lt;- up_mtv2__uwr_pol_polp_sp_pv__sat_policy_discount_loading_applied: arm uses walk column(s), skipped.. Excluded: hubfeed_mtv2_policy &lt;- stg2_mtv2_up__uwr_pol_polp_sp_pv__sat_policy_discount_loading_applied &lt;- up_mtv2__uwr_pol_polp_sp_pv__sat_policy_discount_loading_applied: arm uses walk column(s), skipped.. Excluded: hubfeed_mtv2_policy &lt;- stg2_mtv2_up__uwr_pol_polp_sp_pv__sat_policy_discount_loading_applied &lt;- up_mtv2__uwr_pol_polp_sp_pv__sat_policy_discount_loading_applied: arm uses walk column(s), skipped.. Excluded: hubfeed_mtv2_policy &lt;- stg2_mtv2_up__uwr_pol_polp_sp_pv__sat_policy_discount_loading_applied &lt;- up_mtv2__uwr_pol_polp_sp_pv__sat_policy_discount_loading_applied: arm uses walk column(s), skipped.. Excluded: hubfeed_mtv2_policy &lt;- stg2_mtv2_up__uwr_pol_polp_sp_pv__sat_policy_discount_loading_applied &lt;- up_mtv2__uwr_pol_polp_sp_pv__sat_policy_discount_loading_applied: arm uses walk column(s), skipped.. Excluded: hubfeed_mtv2_policy &lt;- stg2_mtv2_up__uwr_pol_polp_sp_pv__sat_policy_discount_loading_applied &lt;- up_mtv2__uwr_pol_polp_sp_pv__sat_policy_discount_loading_applied: arm uses walk column(s), skipped.. Excluded: hubfeed_mtv2_policy &lt;- stg2_mtv2_up__uwr_pol_polp_sp_pv__sat_policy_discount_loading_applied &lt;- up_mtv2__uwr_pol_polp_sp_pv__sat_policy_discount_loading_applied: arm uses walk column(s), skipped.. Excluded: hubfeed_mtv2_policy &lt;- stg2_mtv2_up__uwr_pol_polp_sp_pv__sat_policy_discount_loading_applied &lt;- up_mtv2__uwr_pol_polp_sp_pv__sat_policy_discount_loading_applied: arm uses walk column(s), skipped.. Excluded: hubfeed_mtv2_policy &lt;- stg2_mtv2_up__uwr_pol_polp_sp_pv__sat_policy_discount_loading_applied &lt;- up_mtv2__uwr_pol_polp_sp_pv__sat_policy_discount_loading_applied: arm uses walk column(s), skipped..</w:t>
+        <w:t xml:space="preserve">12 RAW key branch(es): NONHLTH_TRV_CLM_VW_DATA_CLAIM_DETAILS.POLICYNO (POLICY_HKEY), NONHLTH_TRV_CLM_VW_DATA_CLAIM_DETAILS_CLAIM_ATTRIBUTE_PROPERTIES_PIVOT_VW.MASTER_POLICY_NUMBER (POLICY_HKEY__MASTER_POLICY), NONHLTH_TRV_UWR_VW_DATA_POLICY_DETAILS.POLICY_NUMBER (POLICY_HKEY), NONHLTH_TRV_UWR_VW_DATA_POLICY_DETAILS_INSURED_DETAILS_MEMBER_DETAILS.[] (POLICY_HKEY__INSURED_MEMBER), NONHLTH_TRV_UWR_VW_DATA_POLICY_DETAILS_INSURED_DETAILS_MEMBER_DETAILS_PARTY_RELATION.FOREIGN_KEY (POLICY_HKEY__INSURED_MEMBER), NONHLTH_TRV_UWR_VW_DATA_POLICY_DETAILS_POLICY_PROPERTY_SIMPLE_PROPERTY_PIVOT_VW.MASTER_POLICY_NUMBER (POLICY_HKEY__MASTER_POLICY), NONHLTH_TRV_UWR_VW_DATA_POLICY_DETAILS_POLICY_PROPERTY_SIMPLE_PROPERTY_PIVOT_VW.EXPIRING_POLICY_NUMBER (POLICY_HKEY__PREVIOUS_POLICY), NONHLTH_TRV_UWR_VW_DATA_POLICY_DETAILS_PREVIOUS_POLICY_DETAILS.POLICY_NUMBER (POLICY_HKEY__PREVIOUS_POLICY), NONHLTH_TRV_UWR_VW_DATA_POLICY_DETAILS_PROPOSER_DETAILS_PARTY_RELATION.FOREIGN_KEY (POLICY_HKEY__PROPOSER), NONHLTH_TRV_UWR_VW_DATA_QUOTE_PARAM_DETAILS_POLICY_PROPERTY_RULE_LIST_PIVOT_VW.MASTER_POLICY_NUMBER (POLICY_HKEY__MASTER_POLICY), NONHLTH_TRV_UWR_VW_DATA_QUOTE_PARAM_DETAILS_POLICY_PROPERTY_RULE_LIST_PIVOT_VW.EXPIRING_POLICY_NUMBER (POLICY_HKEY__PREVIOUS_POLICY), NONHLTH_TRV_UWR_VW_DATA_QUOTE_PARAM_DETAILS_POLICY_PROPERTY_RULE_LIST_PIVOT_VW.PREVIOUS_POLICY_NUMBER (POLICY_HKEY__PREVIOUS_POLICY_PORTABILITY). Travel RECORD_SOURCE value(s) parsed from feeds: MAXIMUS_NONHLTH_TRV_CLM_VW_DATA_CLAIM_DETAILS, MAXIMUS_NONHLTH_TRV_CLM_VW_DATA_CLAIM_DETAILS_CLAIM_ATTRIBUTE_PROPERTIES_PIVOT_VW, MAXIMUS_NONHLTH_TRV_CLM_VW_DATA_CLAIM_DETAILS_CLAIM_RISK_RISK_ATTRIBUTE_MULTI_SET_PROPERTY_MULTI_SET_DETAIL_PROPERTY_PIVOT_VW, MAXIMUS_NONHLTH_TRV_UWR_VW_DATA_POLICY_DETAILS, MAXIMUS_NONHLTH_TRV_UWR_VW_DATA_POLICY_DETAILS_DISPATCH_DETAILS, MAXIMUS_NONHLTH_TRV_UWR_VW_DATA_POLICY_DETAILS_ENDORSEMENT_DETAILS (+14 more). Excluded: hubfeed_mt_policy &lt;- stg2_mt__clm_clmd_clmap_pv: key uses walk column(s) w1_policyno from parent view(s) -- not resolvable to a single RAW table in the first-cut, skipped.. Excluded: hubfeed_mt_policy &lt;- stg2_mt__clm_clmd_clmrsk_rska_msp_msd_prop_pv: key uses walk column(s) w1_policyno from parent view(s) -- not resolvable to a single RAW table in the first-cut, skipped.. Excluded: hubfeed_mt_policy &lt;- stg2_mt__uwr_pol_disp: key uses walk column(s) w0_policy_number from parent view(s) -- not resolvable to a single RAW table in the first-cut, skipped.. Excluded: hubfeed_mt_policy &lt;- stg2_mt__uwr_pol_endt: key uses walk column(s) w0_policy_number from parent view(s) -- not resolvable to a single RAW table in the first-cut, skipped.. Excluded: hubfeed_mt_policy &lt;- stg2_mt__uwr_pol_ins_cov: key uses walk column(s) w0_policy_number from parent view(s) -- not resolvable to a single RAW table in the first-cut, skipped.. Excluded: hubfeed_mt_policy &lt;- stg2_mt__uwr_pol_ins_cov_covp_sp_pv: key uses walk column(s) w0_policy_number from parent view(s) -- not resolvable to a single RAW table in the first-cut, skipped.. Excluded: hubfeed_mt_policy &lt;- stg2_mt__uwr_pol_ins_rskp_sp_pv: key uses walk column(s) w0_policy_number from parent view(s) -- not resolvable to a single RAW table in the first-cut, skipped.. Excluded: hubfeed_mt_policy &lt;- stg2_mt__uwr_pol_policy_relation: key uses walk column(s) w0_policy_number from parent view(s) -- not resolvable to a single RAW table in the first-cut, skipped.. Excluded: hubfeed_mt_policy &lt;- stg2_mt__uwr_pol_polp_msp_msd_prop_pv: key uses walk column(s) w0_policy_number from parent view(s) -- not resolvable to a single RAW table in the first-cut, skipped.. Excluded: hubfeed_mt_policy &lt;- stg2_mt__uwr_pol_polp_sp_pv: key uses walk column(s) w0_policy_number from parent view(s) -- not resolvable to a single RAW table in the first-cut, skipped.. Excluded: hubfeed_mt_policy &lt;- stg2_mt__uwr_pol_prp: key uses walk column(s) w0_policy_number from parent view(s) -- not resolvable to a single RAW table in the first-cut, skipped.. Excluded: hubfeed_mt_policy &lt;- stg2_mt__uwr_pol_wrk: key uses walk column(s) w0_policy_number from parent view(s) -- not resolvable to a single RAW table in the first-cut, skipped.. Excluded: hubfeed_mt_policy &lt;- stg2_mt__uwr_prem: key uses walk column(s) w0_policy_number from parent view(s) -- not resolvable to a single RAW table in the first-cut, skipped.. Excluded: hubfeed_mt_policy &lt;- stg2_mt_up__uwr_pol_ins_cov_covp_sp_pv__sat_policy_premium_head &lt;- up_mt__uwr_pol_ins_cov_covp_sp_pv__sat_policy_premium_head: arm uses walk column(s), skipped.. Excluded: hubfeed_mt_policy &lt;- stg2_mt_up__uwr_pol_ins_cov_covp_sp_pv__sat_policy_premium_head &lt;- up_mt__uwr_pol_ins_cov_covp_sp_pv__sat_policy_premium_head: arm uses walk column(s), skipped.. Excluded: hubfeed_mt_policy &lt;- stg2_mt_up__uwr_pol_ins_cov_covp_sp_pv__sat_policy_premium_head &lt;- up_mt__uwr_pol_ins_cov_covp_sp_pv__sat_policy_premium_head: arm uses walk column(s), skipped.. Excluded: hubfeed_mt_policy &lt;- stg2_mt_up__uwr_pol_ins_cov_covp_sp_pv__sat_policy_premium_head &lt;- up_mt__uwr_pol_ins_cov_covp_sp_pv__sat_policy_premium_head: arm uses walk column(s), skipped.. Excluded: hubfeed_mt_policy &lt;- stg2_mt_up__uwr_pol_ins_cov_covp_sp_pv__sat_policy_premium_head &lt;- up_mt__uwr_pol_ins_cov_covp_sp_pv__sat_policy_premium_head: arm uses walk column(s), skipped.. Excluded: hubfeed_mt_policy &lt;- stg2_mt_up__uwr_pol_ins_cov_covp_sp_pv__sat_policy_premium_head &lt;- up_mt__uwr_pol_ins_cov_covp_sp_pv__sat_policy_premium_head: arm uses walk column(s), skipped.. Excluded: hubfeed_mt_policy &lt;- stg2_mt_up__uwr_pol_ins_cov_covp_sp_pv__sat_policy_premium_head &lt;- up_mt__uwr_pol_ins_cov_covp_sp_pv__sat_policy_premium_head: arm uses walk column(s), skipped.. Excluded: hubfeed_mt_policy &lt;- stg2_mt_up__uwr_pol_ins_cov_covp_sp_pv__sat_policy_premium_head &lt;- up_mt__uwr_pol_ins_cov_covp_sp_pv__sat_policy_premium_head: arm uses walk column(s), skipped.. Excluded: hubfeed_mt_policy &lt;- stg2_mt_up__uwr_pol_ins_cov_covp_sp_pv__sat_policy_premium_head &lt;- up_mt__uwr_pol_ins_cov_covp_sp_pv__sat_policy_premium_head: arm uses walk column(s), skipped.. Excluded: hubfeed_mt_policy &lt;- stg2_mt_up__uwr_pol_ins_rskp_sp_pv__sat_policy_classification &lt;- up_mt__uwr_pol_ins_rskp_sp_pv__sat_policy_classification: arm uses walk column(s), skipped.. Excluded: hubfeed_mt_policy &lt;- stg2_mt_up__uwr_pol_ins_rskp_sp_pv__sat_policy_classification &lt;- up_mt__uwr_pol_ins_rskp_sp_pv__sat_policy_classification: arm uses walk column(s), skipped.. Excluded: hubfeed_mt_policy &lt;- stg2_mt_up__uwr_pol_ins_rskp_sp_pv__sat_policy_premium_head &lt;- up_mt__uwr_pol_ins_rskp_sp_pv__sat_policy_premium_head: arm uses walk column(s), skipped.. Excluded: hubfeed_mt_policy &lt;- stg2_mt_up__uwr_pol_ins_rskp_sp_pv__sat_policy_premium_head &lt;- up_mt__uwr_pol_ins_rskp_sp_pv__sat_policy_premium_head: arm uses walk column(s), skipped.. Excluded: hubfeed_mt_policy &lt;- stg2_mt_up__uwr_pol_ins_rskp_sp_pv__sat_policy_premium_head &lt;- up_mt__uwr_pol_ins_rskp_sp_pv__sat_policy_premium_head: arm uses walk column(s), skipped.. Excluded: hubfeed_mt_policy &lt;- stg2_mt_up__uwr_pol_ins_rskp_sp_pv__sat_policy_premium_head &lt;- up_mt__uwr_pol_ins_rskp_sp_pv__sat_policy_premium_head: arm uses walk column(s), skipped.. Excluded: hubfeed_mt_policy &lt;- stg2_mt_up__uwr_pol_ins_rskp_sp_pv__sat_policy_premium_head &lt;- up_mt__uwr_pol_ins_rskp_sp_pv__sat_policy_premium_head: arm uses walk column(s), skipped.. Excluded: hubfeed_mt_policy &lt;- stg2_mt_up__uwr_pol_ins_rskp_sp_pv__sat_policy_premium_head &lt;- up_mt__uwr_pol_ins_rskp_sp_pv__sat_policy_premium_head: arm uses walk column(s), skipped.. Excluded: hubfeed_mt_policy &lt;- stg2_mt_up__uwr_pol_ins_rskp_sp_pv__sat_policy_premium_head &lt;- up_mt__uwr_pol_ins_rskp_sp_pv__sat_policy_premium_head: arm uses walk column(s), skipped.. Excluded: hubfeed_mt_policy &lt;- stg2_mt_up__uwr_pol_polp_msp_msd_prop_pv__sat_policy_premium_head &lt;- up_mt__uwr_pol_polp_msp_msd_prop_pv__sat_policy_premium_head: arm uses walk column(s), skipped.. Excluded: hubfeed_mt_policy &lt;- stg2_mt_up__uwr_pol_polp_msp_msd_prop_pv__sat_policy_premium_head &lt;- up_mt__uwr_pol_polp_msp_msd_prop_pv__sat_policy_premium_head: arm uses walk column(s), skipped.. Excluded: hubfeed_mt_policy &lt;- stg2_mt_up__uwr_pol_polp_msp_msd_prop_pv__sat_policy_premium_head &lt;- up_mt__uwr_pol_polp_msp_msd_prop_pv__sat_policy_premium_head: arm uses walk column(s), skipped.. Excluded: hubfeed_mt_policy &lt;- stg2_mt_up__uwr_pol_polp_msp_msd_prop_pv__sat_policy_premium_head &lt;- up_mt__uwr_pol_polp_msp_msd_prop_pv__sat_policy_premium_head: arm uses walk column(s), skipped.. Excluded: hubfeed_mt_policy &lt;- stg2_mt_up__uwr_pol_polp_msp_msd_prop_pv__sat_policy_premium_head &lt;- up_mt__uwr_pol_polp_msp_msd_prop_pv__sat_policy_premium_head: arm uses walk column(s), skipped.. Excluded: hubfeed_mt_policy &lt;- stg2_mt_up__uwr_pol_polp_msp_msd_prop_pv__sat_policy_premium_head &lt;- up_mt__uwr_pol_polp_msp_msd_prop_pv__sat_policy_premium_head: arm uses walk column(s), skipped.. Excluded: hubfeed_mt_policy &lt;- stg2_mt_up__uwr_pol_polp_msp_msd_prop_pv__sat_policy_premium_head &lt;- up_mt__uwr_pol_polp_msp_msd_prop_pv__sat_policy_premium_head: arm uses walk column(s), skipped.. Excluded: hubfeed_mt_policy &lt;- stg2_mt_up__uwr_pol_polp_sp_pv__sat_policy_classification &lt;- up_mt__uwr_pol_polp_sp_pv__sat_policy_classification: arm uses walk column(s), skipped.. Excluded: hubfeed_mt_policy &lt;- stg2_mt_up__uwr_pol_polp_sp_pv__sat_policy_classification &lt;- up_mt__uwr_pol_polp_sp_pv__sat_policy_classification: arm uses walk column(s), skipped.. Excluded: hubfeed_mt_policy &lt;- stg2_mt_up__uwr_pol_polp_sp_pv__sat_policy_classification &lt;- up_mt__uwr_pol_polp_sp_pv__sat_policy_classification: arm uses walk column(s), skipped.. Excluded: hubfeed_mt_policy &lt;- stg2_mt_up__uwr_pol_polp_sp_pv__sat_policy_classification &lt;- up_mt__uwr_pol_polp_sp_pv__sat_policy_classification: arm uses walk column(s), skipped.. Excluded: hubfeed_mt_policy &lt;- stg2_mt_up__uwr_pol_polp_sp_pv__sat_policy_discount_loading_applied &lt;- up_mt__uwr_pol_polp_sp_pv__sat_policy_discount_loading_applied: arm uses walk column(s), skipped.. Excluded: hubfeed_mt_policy &lt;- stg2_mt_up__uwr_pol_polp_sp_pv__sat_policy_discount_loading_applied &lt;- up_mt__uwr_pol_polp_sp_pv__sat_policy_discount_loading_applied: arm uses walk column(s), skipped.. Excluded: hubfeed_mt_policy &lt;- stg2_mt_up__uwr_pol_polp_sp_pv__sat_policy_discount_loading_applied &lt;- up_mt__uwr_pol_polp_sp_pv__sat_policy_discount_loading_applied: arm uses walk column(s), skipped.. Excluded: hubfeed_mt_policy &lt;- stg2_mt_up__uwr_pol_polp_sp_pv__sat_policy_discount_loading_applied &lt;- up_mt__uwr_pol_polp_sp_pv__sat_policy_discount_loading_applied: arm uses walk column(s), skipped.. Excluded: hubfeed_mt_policy &lt;- stg2_mt_up__uwr_pol_polp_sp_pv__sat_policy_discount_loading_applied &lt;- up_mt__uwr_pol_polp_sp_pv__sat_policy_discount_loading_applied: arm uses walk column(s), skipped.. Excluded: hubfeed_mt_policy &lt;- stg2_mt_up__uwr_pol_polp_sp_pv__sat_policy_discount_loading_applied &lt;- up_mt__uwr_pol_polp_sp_pv__sat_policy_discount_loading_applied: arm uses walk column(s), skipped.. Excluded: hubfeed_mt_policy &lt;- stg2_mt_up__uwr_pol_polp_sp_pv__sat_policy_discount_loading_applied &lt;- up_mt__uwr_pol_polp_sp_pv__sat_policy_discount_loading_applied: arm uses walk column(s), skipped.. Excluded: hubfeed_mt_policy &lt;- stg2_mt_up__uwr_pol_polp_sp_pv__sat_policy_discount_loading_applied &lt;- up_mt__uwr_pol_polp_sp_pv__sat_policy_discount_loading_applied: arm uses walk column(s), skipped.. Excluded: hubfeed_mt_policy &lt;- stg2_mt_up__uwr_pol_polp_sp_pv__sat_policy_discount_loading_applied &lt;- up_mt__uwr_pol_polp_sp_pv__sat_policy_discount_loading_applied: arm uses walk column(s), skipped.. Excluded: hubfeed_mt_policy &lt;- stg2_mt_up__uwr_pol_polp_sp_pv__sat_policy_discount_loading_applied &lt;- up_mt__uwr_pol_polp_sp_pv__sat_policy_discount_loading_applied: arm uses walk column(s), skipped.. Excluded: hubfeed_mt_policy &lt;- stg2_mt_up__uwr_pol_polp_sp_pv__sat_policy_discount_loading_applied &lt;- up_mt__uwr_pol_polp_sp_pv__sat_policy_discount_loading_applied: arm uses walk column(s), skipped.. Excluded: hubfeed_mt_policy &lt;- stg2_mt_up__uwr_pol_polp_sp_pv__sat_policy_discount_loading_applied &lt;- up_mt__uwr_pol_polp_sp_pv__sat_policy_discount_loading_applied: arm uses walk column(s), skipped.. Excluded: hubfeed_mt_policy &lt;- stg2_mt_up__uwr_pol_polp_sp_pv__sat_policy_discount_loading_applied &lt;- up_mt__uwr_pol_polp_sp_pv__sat_policy_discount_loading_applied: arm uses walk column(s), skipped.. Excluded: hubfeed_mt_policy &lt;- stg2_mt_up__uwr_pol_polp_sp_pv__sat_policy_discount_loading_applied &lt;- up_mt__uwr_pol_polp_sp_pv__sat_policy_discount_loading_applied: arm uses walk column(s), skipped..</w:t>
       </w:r>
     </w:p>
     <w:p>
@@ -3299,7 +3299,7 @@
               </w:rPr>
               <w:t xml:space="preserve">with src as (</w:t>
               <w:br/>
-              <w:t xml:space="preserve">    -- via hubfeed_mtv2_policy &lt;- stg2_mtv2__clm_clmd</w:t>
+              <w:t xml:space="preserve">    -- via hubfeed_mt_policy &lt;- stg2_mt__clm_clmd</w:t>
               <w:br/>
               <w:t xml:space="preserve">    select 'NONHLTH_TRV_CLM_VW_DATA_CLAIM_DETAILS.POLICYNO (POLICY_HKEY)' as src_branch,</w:t>
               <w:br/>
@@ -3307,11 +3307,11 @@
               <w:br/>
               <w:t xml:space="preserve">           MD5_BINARY(NULLIF(UPPER(TRIM(CAST('HUB_POLICY|' || (nullif(trim(case when coalesce(nullif(trim(nullif(trim(to_varchar("POLICYNO")), '')),'')) is not null then nullif(trim(nullif(trim(to_varchar("POLICYNO")), '')), '') end),'')) AS VARCHAR))), '')) as hkey</w:t>
               <w:br/>
-              <w:t xml:space="preserve">      from RAW.MAXIMUS_TRAVEL_V2.NONHLTH_TRV_CLM_VW_DATA_CLAIM_DETAILS</w:t>
+              <w:t xml:space="preserve">      from RAW.MAXIMUS_TRAVEL.NONHLTH_TRV_CLM_VW_DATA_CLAIM_DETAILS</w:t>
               <w:br/>
               <w:t xml:space="preserve">    union all</w:t>
               <w:br/>
-              <w:t xml:space="preserve">    -- via hubfeed_mtv2_policy &lt;- stg2_mtv2__clm_clmd_clmap_pv</w:t>
+              <w:t xml:space="preserve">    -- via hubfeed_mt_policy &lt;- stg2_mt__clm_clmd_clmap_pv</w:t>
               <w:br/>
               <w:t xml:space="preserve">    select 'NONHLTH_TRV_CLM_VW_DATA_CLAIM_DETAILS_CLAIM_ATTRIBUTE_PROPERTIES_PIVOT_VW.MASTER_POLICY_NUMBER (POLICY_HKEY__MASTER_POLICY)' as src_branch,</w:t>
               <w:br/>
@@ -3319,11 +3319,11 @@
               <w:br/>
               <w:t xml:space="preserve">           MD5_BINARY(NULLIF(UPPER(TRIM(CAST('HUB_POLICY|' || (nullif(trim(case when coalesce(nullif(trim(nullif(trim(to_varchar("MASTER_POLICY_NUMBER")), '')),'')) is not null then nullif(trim(nullif(trim(to_varchar("MASTER_POLICY_NUMBER")), '')), '') end),'')) AS VARCHAR))), '')) as hkey</w:t>
               <w:br/>
-              <w:t xml:space="preserve">      from RAW.MAXIMUS_TRAVEL_V2.NONHLTH_TRV_CLM_VW_DATA_CLAIM_DETAILS_CLAIM_ATTRIBUTE_PROPERTIES_PIVOT_VW</w:t>
+              <w:t xml:space="preserve">      from RAW.MAXIMUS_TRAVEL.NONHLTH_TRV_CLM_VW_DATA_CLAIM_DETAILS_CLAIM_ATTRIBUTE_PROPERTIES_PIVOT_VW</w:t>
               <w:br/>
               <w:t xml:space="preserve">    union all</w:t>
               <w:br/>
-              <w:t xml:space="preserve">    -- via hubfeed_mtv2_policy &lt;- stg2_mtv2__uwr_pol</w:t>
+              <w:t xml:space="preserve">    -- via hubfeed_mt_policy &lt;- stg2_mt__uwr_pol</w:t>
               <w:br/>
               <w:t xml:space="preserve">    select 'NONHLTH_TRV_UWR_VW_DATA_POLICY_DETAILS.POLICY_NUMBER (POLICY_HKEY)' as src_branch,</w:t>
               <w:br/>
@@ -3331,11 +3331,11 @@
               <w:br/>
               <w:t xml:space="preserve">           MD5_BINARY(NULLIF(UPPER(TRIM(CAST('HUB_POLICY|' || (nullif(trim(case when coalesce(nullif(trim(nullif(trim(to_varchar("POLICY_NUMBER")), '')),'')) is not null then nullif(trim(nullif(trim(to_varchar("POLICY_NUMBER")), '')), '') end),'')) AS VARCHAR))), '')) as hkey</w:t>
               <w:br/>
-              <w:t xml:space="preserve">      from RAW.MAXIMUS_TRAVEL_V2.NONHLTH_TRV_UWR_VW_DATA_POLICY_DETAILS</w:t>
+              <w:t xml:space="preserve">      from RAW.MAXIMUS_TRAVEL.NONHLTH_TRV_UWR_VW_DATA_POLICY_DETAILS</w:t>
               <w:br/>
               <w:t xml:space="preserve">    union all</w:t>
               <w:br/>
-              <w:t xml:space="preserve">    -- via hubfeed_mtv2_policy &lt;- stg2_mtv2__uwr_pol_ins_mbr</w:t>
+              <w:t xml:space="preserve">    -- via hubfeed_mt_policy &lt;- stg2_mt__uwr_pol_ins_mbr</w:t>
               <w:br/>
               <w:t xml:space="preserve">    select 'NONHLTH_TRV_UWR_VW_DATA_POLICY_DETAILS_INSURED_DETAILS_MEMBER_DETAILS.[] (POLICY_HKEY__INSURED_MEMBER)' as src_branch,</w:t>
               <w:br/>
@@ -3343,11 +3343,11 @@
               <w:br/>
               <w:t xml:space="preserve">           MD5_BINARY(NULLIF(UPPER(TRIM(CAST('HUB_POLICY|' || (nullif(trim(case when coalesce(nullif(trim(w0_policy_number),'')) is not null then nullif(trim(w0_policy_number), '') end),'')) AS VARCHAR))), '')) as hkey</w:t>
               <w:br/>
-              <w:t xml:space="preserve">      from RAW.MAXIMUS_TRAVEL_V2.NONHLTH_TRV_UWR_VW_DATA_POLICY_DETAILS_INSURED_DETAILS_MEMBER_DETAILS</w:t>
+              <w:t xml:space="preserve">      from RAW.MAXIMUS_TRAVEL.NONHLTH_TRV_UWR_VW_DATA_POLICY_DETAILS_INSURED_DETAILS_MEMBER_DETAILS</w:t>
               <w:br/>
               <w:t xml:space="preserve">    union all</w:t>
               <w:br/>
-              <w:t xml:space="preserve">    -- via hubfeed_mtv2_policy &lt;- stg2_mtv2__uwr_pol_ins_mbr_party_relation</w:t>
+              <w:t xml:space="preserve">    -- via hubfeed_mt_policy &lt;- stg2_mt__uwr_pol_ins_mbr_party_relation</w:t>
               <w:br/>
               <w:t xml:space="preserve">    select 'NONHLTH_TRV_UWR_VW_DATA_POLICY_DETAILS_INSURED_DETAILS_MEMBER_DETAILS_PARTY_RELATION.FOREIGN_KEY (POLICY_HKEY__INSURED_MEMBER)' as src_branch,</w:t>
               <w:br/>
@@ -3355,11 +3355,11 @@
               <w:br/>
               <w:t xml:space="preserve">           MD5_BINARY(NULLIF(UPPER(TRIM(CAST('HUB_POLICY|' || (nullif(trim(case when coalesce(nullif(trim(("FOREIGN_KEY")),'')) is not null then nullif(trim(("FOREIGN_KEY")), '') end),'')) AS VARCHAR))), '')) as hkey</w:t>
               <w:br/>
-              <w:t xml:space="preserve">      from RAW.MAXIMUS_TRAVEL_V2.NONHLTH_TRV_UWR_VW_DATA_POLICY_DETAILS_INSURED_DETAILS_MEMBER_DETAILS_PARTY_RELATION</w:t>
+              <w:t xml:space="preserve">      from RAW.MAXIMUS_TRAVEL.NONHLTH_TRV_UWR_VW_DATA_POLICY_DETAILS_INSURED_DETAILS_MEMBER_DETAILS_PARTY_RELATION</w:t>
               <w:br/>
               <w:t xml:space="preserve">    union all</w:t>
               <w:br/>
-              <w:t xml:space="preserve">    -- via hubfeed_mtv2_policy &lt;- stg2_mtv2__uwr_pol_polp_sp_pv</w:t>
+              <w:t xml:space="preserve">    -- via hubfeed_mt_policy &lt;- stg2_mt__uwr_pol_polp_sp_pv</w:t>
               <w:br/>
               <w:t xml:space="preserve">    select 'NONHLTH_TRV_UWR_VW_DATA_POLICY_DETAILS_POLICY_PROPERTY_SIMPLE_PROPERTY_PIVOT_VW.MASTER_POLICY_NUMBER (POLICY_HKEY__MASTER_POLICY)' as src_branch,</w:t>
               <w:br/>
@@ -3367,11 +3367,11 @@
               <w:br/>
               <w:t xml:space="preserve">           MD5_BINARY(NULLIF(UPPER(TRIM(CAST('HUB_POLICY|' || (nullif(trim(case when coalesce(nullif(trim(nullif(trim(to_varchar("MASTER_POLICY_NUMBER")), '')),'')) is not null then nullif(trim(nullif(trim(to_varchar("MASTER_POLICY_NUMBER")), '')), '') end),'')) AS VARCHAR))), '')) as hkey</w:t>
               <w:br/>
-              <w:t xml:space="preserve">      from RAW.MAXIMUS_TRAVEL_V2.NONHLTH_TRV_UWR_VW_DATA_POLICY_DETAILS_POLICY_PROPERTY_SIMPLE_PROPERTY_PIVOT_VW</w:t>
+              <w:t xml:space="preserve">      from RAW.MAXIMUS_TRAVEL.NONHLTH_TRV_UWR_VW_DATA_POLICY_DETAILS_POLICY_PROPERTY_SIMPLE_PROPERTY_PIVOT_VW</w:t>
               <w:br/>
               <w:t xml:space="preserve">    union all</w:t>
               <w:br/>
-              <w:t xml:space="preserve">    -- via hubfeed_mtv2_policy &lt;- stg2_mtv2__uwr_pol_polp_sp_pv</w:t>
+              <w:t xml:space="preserve">    -- via hubfeed_mt_policy &lt;- stg2_mt__uwr_pol_polp_sp_pv</w:t>
               <w:br/>
               <w:t xml:space="preserve">    select 'NONHLTH_TRV_UWR_VW_DATA_POLICY_DETAILS_POLICY_PROPERTY_SIMPLE_PROPERTY_PIVOT_VW.EXPIRING_POLICY_NUMBER (POLICY_HKEY__PREVIOUS_POLICY)' as src_branch,</w:t>
               <w:br/>
@@ -3379,11 +3379,11 @@
               <w:br/>
               <w:t xml:space="preserve">           MD5_BINARY(NULLIF(UPPER(TRIM(CAST('HUB_POLICY|' || (nullif(trim(case when coalesce(nullif(trim(nullif(trim(to_varchar("EXPIRING_POLICY_NUMBER")), '')),'')) is not null then nullif(trim(nullif(trim(to_varchar("EXPIRING_POLICY_NUMBER")), '')), '') end),'')) AS VARCHAR))), '')) as hkey</w:t>
               <w:br/>
-              <w:t xml:space="preserve">      from RAW.MAXIMUS_TRAVEL_V2.NONHLTH_TRV_UWR_VW_DATA_POLICY_DETAILS_POLICY_PROPERTY_SIMPLE_PROPERTY_PIVOT_VW</w:t>
+              <w:t xml:space="preserve">      from RAW.MAXIMUS_TRAVEL.NONHLTH_TRV_UWR_VW_DATA_POLICY_DETAILS_POLICY_PROPERTY_SIMPLE_PROPERTY_PIVOT_VW</w:t>
               <w:br/>
               <w:t xml:space="preserve">    union all</w:t>
               <w:br/>
-              <w:t xml:space="preserve">    -- via hubfeed_mtv2_policy &lt;- stg2_mtv2__uwr_pol_prevpol</w:t>
+              <w:t xml:space="preserve">    -- via hubfeed_mt_policy &lt;- stg2_mt__uwr_pol_prevpol</w:t>
               <w:br/>
               <w:t xml:space="preserve">    select 'NONHLTH_TRV_UWR_VW_DATA_POLICY_DETAILS_PREVIOUS_POLICY_DETAILS.POLICY_NUMBER (POLICY_HKEY__PREVIOUS_POLICY)' as src_branch,</w:t>
               <w:br/>
@@ -3391,11 +3391,11 @@
               <w:br/>
               <w:t xml:space="preserve">           MD5_BINARY(NULLIF(UPPER(TRIM(CAST('HUB_POLICY|' || (nullif(trim(case when coalesce(nullif(trim(nullif(trim(to_varchar("POLICY_NUMBER")), '')),'')) is not null then nullif(trim(nullif(trim(to_varchar("POLICY_NUMBER")), '')), '') end),'')) AS VARCHAR))), '')) as hkey</w:t>
               <w:br/>
-              <w:t xml:space="preserve">      from RAW.MAXIMUS_TRAVEL_V2.NONHLTH_TRV_UWR_VW_DATA_POLICY_DETAILS_PREVIOUS_POLICY_DETAILS</w:t>
+              <w:t xml:space="preserve">      from RAW.MAXIMUS_TRAVEL.NONHLTH_TRV_UWR_VW_DATA_POLICY_DETAILS_PREVIOUS_POLICY_DETAILS</w:t>
               <w:br/>
               <w:t xml:space="preserve">    union all</w:t>
               <w:br/>
-              <w:t xml:space="preserve">    -- via hubfeed_mtv2_policy &lt;- stg2_mtv2__uwr_pol_prp_party_relation</w:t>
+              <w:t xml:space="preserve">    -- via hubfeed_mt_policy &lt;- stg2_mt__uwr_pol_prp_party_relation</w:t>
               <w:br/>
               <w:t xml:space="preserve">    select 'NONHLTH_TRV_UWR_VW_DATA_POLICY_DETAILS_PROPOSER_DETAILS_PARTY_RELATION.FOREIGN_KEY (POLICY_HKEY__PROPOSER)' as src_branch,</w:t>
               <w:br/>
@@ -3403,11 +3403,11 @@
               <w:br/>
               <w:t xml:space="preserve">           MD5_BINARY(NULLIF(UPPER(TRIM(CAST('HUB_POLICY|' || (nullif(trim(case when coalesce(nullif(trim(("FOREIGN_KEY")),'')) is not null then nullif(trim(("FOREIGN_KEY")), '') end),'')) AS VARCHAR))), '')) as hkey</w:t>
               <w:br/>
-              <w:t xml:space="preserve">      from RAW.MAXIMUS_TRAVEL_V2.NONHLTH_TRV_UWR_VW_DATA_POLICY_DETAILS_PROPOSER_DETAILS_PARTY_RELATION</w:t>
+              <w:t xml:space="preserve">      from RAW.MAXIMUS_TRAVEL.NONHLTH_TRV_UWR_VW_DATA_POLICY_DETAILS_PROPOSER_DETAILS_PARTY_RELATION</w:t>
               <w:br/>
               <w:t xml:space="preserve">    union all</w:t>
               <w:br/>
-              <w:t xml:space="preserve">    -- via hubfeed_mtv2_policy &lt;- stg2_mtv2__uwr_qpd_polp_rl_pv</w:t>
+              <w:t xml:space="preserve">    -- via hubfeed_mt_policy &lt;- stg2_mt__uwr_qpd_polp_rl_pv</w:t>
               <w:br/>
               <w:t xml:space="preserve">    select 'NONHLTH_TRV_UWR_VW_DATA_QUOTE_PARAM_DETAILS_POLICY_PROPERTY_RULE_LIST_PIVOT_VW.MASTER_POLICY_NUMBER (POLICY_HKEY__MASTER_POLICY)' as src_branch,</w:t>
               <w:br/>
@@ -3415,11 +3415,11 @@
               <w:br/>
               <w:t xml:space="preserve">           MD5_BINARY(NULLIF(UPPER(TRIM(CAST('HUB_POLICY|' || (nullif(trim(case when coalesce(nullif(trim(nullif(trim(to_varchar("MASTER_POLICY_NUMBER")), '')),'')) is not null then nullif(trim(nullif(trim(to_varchar("MASTER_POLICY_NUMBER")), '')), '') end),'')) AS VARCHAR))), '')) as hkey</w:t>
               <w:br/>
-              <w:t xml:space="preserve">      from RAW.MAXIMUS_TRAVEL_V2.NONHLTH_TRV_UWR_VW_DATA_QUOTE_PARAM_DETAILS_POLICY_PROPERTY_RULE_LIST_PIVOT_VW</w:t>
+              <w:t xml:space="preserve">      from RAW.MAXIMUS_TRAVEL.NONHLTH_TRV_UWR_VW_DATA_QUOTE_PARAM_DETAILS_POLICY_PROPERTY_RULE_LIST_PIVOT_VW</w:t>
               <w:br/>
               <w:t xml:space="preserve">    union all</w:t>
               <w:br/>
-              <w:t xml:space="preserve">    -- via hubfeed_mtv2_policy &lt;- stg2_mtv2__uwr_qpd_polp_rl_pv</w:t>
+              <w:t xml:space="preserve">    -- via hubfeed_mt_policy &lt;- stg2_mt__uwr_qpd_polp_rl_pv</w:t>
               <w:br/>
               <w:t xml:space="preserve">    select 'NONHLTH_TRV_UWR_VW_DATA_QUOTE_PARAM_DETAILS_POLICY_PROPERTY_RULE_LIST_PIVOT_VW.EXPIRING_POLICY_NUMBER (POLICY_HKEY__PREVIOUS_POLICY)' as src_branch,</w:t>
               <w:br/>
@@ -3427,11 +3427,11 @@
               <w:br/>
               <w:t xml:space="preserve">           MD5_BINARY(NULLIF(UPPER(TRIM(CAST('HUB_POLICY|' || (nullif(trim(case when coalesce(nullif(trim(nullif(trim(to_varchar("EXPIRING_POLICY_NUMBER")), '')),'')) is not null then nullif(trim(nullif(trim(to_varchar("EXPIRING_POLICY_NUMBER")), '')), '') end),'')) AS VARCHAR))), '')) as hkey</w:t>
               <w:br/>
-              <w:t xml:space="preserve">      from RAW.MAXIMUS_TRAVEL_V2.NONHLTH_TRV_UWR_VW_DATA_QUOTE_PARAM_DETAILS_POLICY_PROPERTY_RULE_LIST_PIVOT_VW</w:t>
+              <w:t xml:space="preserve">      from RAW.MAXIMUS_TRAVEL.NONHLTH_TRV_UWR_VW_DATA_QUOTE_PARAM_DETAILS_POLICY_PROPERTY_RULE_LIST_PIVOT_VW</w:t>
               <w:br/>
               <w:t xml:space="preserve">    union all</w:t>
               <w:br/>
-              <w:t xml:space="preserve">    -- via hubfeed_mtv2_policy &lt;- stg2_mtv2__uwr_qpd_polp_rl_pv</w:t>
+              <w:t xml:space="preserve">    -- via hubfeed_mt_policy &lt;- stg2_mt__uwr_qpd_polp_rl_pv</w:t>
               <w:br/>
               <w:t xml:space="preserve">    select 'NONHLTH_TRV_UWR_VW_DATA_QUOTE_PARAM_DETAILS_POLICY_PROPERTY_RULE_LIST_PIVOT_VW.PREVIOUS_POLICY_NUMBER (POLICY_HKEY__PREVIOUS_POLICY_PORTABILITY)' as src_branch,</w:t>
               <w:br/>
@@ -3439,7 +3439,7 @@
               <w:br/>
               <w:t xml:space="preserve">           MD5_BINARY(NULLIF(UPPER(TRIM(CAST('HUB_POLICY|' || (nullif(trim(case when coalesce(nullif(trim(nullif(trim(to_varchar("PREVIOUS_POLICY_NUMBER")), '')),'')) is not null then nullif(trim(nullif(trim(to_varchar("PREVIOUS_POLICY_NUMBER")), '')), '') end),'')) AS VARCHAR))), '')) as hkey</w:t>
               <w:br/>
-              <w:t xml:space="preserve">      from RAW.MAXIMUS_TRAVEL_V2.NONHLTH_TRV_UWR_VW_DATA_QUOTE_PARAM_DETAILS_POLICY_PROPERTY_RULE_LIST_PIVOT_VW</w:t>
+              <w:t xml:space="preserve">      from RAW.MAXIMUS_TRAVEL.NONHLTH_TRV_UWR_VW_DATA_QUOTE_PARAM_DETAILS_POLICY_PROPERTY_RULE_LIST_PIVOT_VW</w:t>
               <w:br/>
               <w:t xml:space="preserve">)</w:t>
               <w:br/>
@@ -3746,7 +3746,7 @@
               </w:rPr>
               <w:t xml:space="preserve">with src as (</w:t>
               <w:br/>
-              <w:t xml:space="preserve">    -- via hubfeed_mtv2_product &lt;- stg2_mtv2__clm_clmd_clmap_pv</w:t>
+              <w:t xml:space="preserve">    -- via hubfeed_mt_product &lt;- stg2_mt__clm_clmd_clmap_pv</w:t>
               <w:br/>
               <w:t xml:space="preserve">    select 'NONHLTH_TRV_CLM_VW_DATA_CLAIM_DETAILS_CLAIM_ATTRIBUTE_PROPERTIES_PIVOT_VW.STORED_PRODUCT_CODE (PRODUCT_HKEY)' as src_branch,</w:t>
               <w:br/>
@@ -3754,11 +3754,11 @@
               <w:br/>
               <w:t xml:space="preserve">           MD5_BINARY(NULLIF(UPPER(TRIM(CAST('HUB_PRODUCT|' || (nullif(trim(case when coalesce(nullif(trim(nullif(trim(to_varchar("STORED_PRODUCT_CODE")), '')),'')) is not null then 'PROD:' || nullif(trim(nullif(trim(to_varchar("STORED_PRODUCT_CODE")), '')), '') end),'')) AS VARCHAR))), '')) as hkey</w:t>
               <w:br/>
-              <w:t xml:space="preserve">      from RAW.MAXIMUS_TRAVEL_V2.NONHLTH_TRV_CLM_VW_DATA_CLAIM_DETAILS_CLAIM_ATTRIBUTE_PROPERTIES_PIVOT_VW</w:t>
+              <w:t xml:space="preserve">      from RAW.MAXIMUS_TRAVEL.NONHLTH_TRV_CLM_VW_DATA_CLAIM_DETAILS_CLAIM_ATTRIBUTE_PROPERTIES_PIVOT_VW</w:t>
               <w:br/>
               <w:t xml:space="preserve">    union all</w:t>
               <w:br/>
-              <w:t xml:space="preserve">    -- via hubfeed_mtv2_product &lt;- stg2_mtv2__uwr_pol</w:t>
+              <w:t xml:space="preserve">    -- via hubfeed_mt_product &lt;- stg2_mt__uwr_pol</w:t>
               <w:br/>
               <w:t xml:space="preserve">    select 'NONHLTH_TRV_UWR_VW_DATA_POLICY_DETAILS.PRODUCT_CODE (PRODUCT_HKEY)' as src_branch,</w:t>
               <w:br/>
@@ -3766,11 +3766,11 @@
               <w:br/>
               <w:t xml:space="preserve">           MD5_BINARY(NULLIF(UPPER(TRIM(CAST('HUB_PRODUCT|' || (nullif(trim(case when coalesce(nullif(trim(nullif(trim(to_varchar("PRODUCT_CODE")), '')),'')) is not null then 'PROD:' || nullif(trim(nullif(trim(to_varchar("PRODUCT_CODE")), '')), '') end),'')) AS VARCHAR))), '')) as hkey</w:t>
               <w:br/>
-              <w:t xml:space="preserve">      from RAW.MAXIMUS_TRAVEL_V2.NONHLTH_TRV_UWR_VW_DATA_POLICY_DETAILS</w:t>
+              <w:t xml:space="preserve">      from RAW.MAXIMUS_TRAVEL.NONHLTH_TRV_UWR_VW_DATA_POLICY_DETAILS</w:t>
               <w:br/>
               <w:t xml:space="preserve">    union all</w:t>
               <w:br/>
-              <w:t xml:space="preserve">    -- via hubfeed_mtv2_product &lt;- stg2_mtv2__uwr_pol_ins_rskp_sp_pv</w:t>
+              <w:t xml:space="preserve">    -- via hubfeed_mt_product &lt;- stg2_mt__uwr_pol_ins_rskp_sp_pv</w:t>
               <w:br/>
               <w:t xml:space="preserve">    select 'NONHLTH_TRV_UWR_VW_DATA_POLICY_DETAILS_INSURED_DETAILS_RISK_PROPERTY_SIMPLE_PROPERTY_PIVOT_VW.[] (PRODUCT_HKEY)' as src_branch,</w:t>
               <w:br/>
@@ -3778,11 +3778,11 @@
               <w:br/>
               <w:t xml:space="preserve">           MD5_BINARY(NULLIF(UPPER(TRIM(CAST('HUB_PRODUCT|' || (nullif(trim(case when coalesce(nullif(trim(w3_product_code),'')) is not null then 'PROD:' || nullif(trim(w3_product_code), '') end),'')) AS VARCHAR))), '')) as hkey</w:t>
               <w:br/>
-              <w:t xml:space="preserve">      from RAW.MAXIMUS_TRAVEL_V2.NONHLTH_TRV_UWR_VW_DATA_POLICY_DETAILS_INSURED_DETAILS_RISK_PROPERTY_SIMPLE_PROPERTY_PIVOT_VW</w:t>
+              <w:t xml:space="preserve">      from RAW.MAXIMUS_TRAVEL.NONHLTH_TRV_UWR_VW_DATA_POLICY_DETAILS_INSURED_DETAILS_RISK_PROPERTY_SIMPLE_PROPERTY_PIVOT_VW</w:t>
               <w:br/>
               <w:t xml:space="preserve">    union all</w:t>
               <w:br/>
-              <w:t xml:space="preserve">    -- via hubfeed_mtv2_product &lt;- stg2_mtv2__uwr_pol_polp_sp_pv</w:t>
+              <w:t xml:space="preserve">    -- via hubfeed_mt_product &lt;- stg2_mt__uwr_pol_polp_sp_pv</w:t>
               <w:br/>
               <w:t xml:space="preserve">    select 'NONHLTH_TRV_UWR_VW_DATA_POLICY_DETAILS_POLICY_PROPERTY_SIMPLE_PROPERTY_PIVOT_VW.[] (PRODUCT_HKEY)' as src_branch,</w:t>
               <w:br/>
@@ -3790,11 +3790,11 @@
               <w:br/>
               <w:t xml:space="preserve">           MD5_BINARY(NULLIF(UPPER(TRIM(CAST('HUB_PRODUCT|' || (nullif(trim(case when coalesce(nullif(trim(w2_product_code),'')) is not null then 'PROD:' || nullif(trim(w2_product_code), '') end),'')) AS VARCHAR))), '')) as hkey</w:t>
               <w:br/>
-              <w:t xml:space="preserve">      from RAW.MAXIMUS_TRAVEL_V2.NONHLTH_TRV_UWR_VW_DATA_POLICY_DETAILS_POLICY_PROPERTY_SIMPLE_PROPERTY_PIVOT_VW</w:t>
+              <w:t xml:space="preserve">      from RAW.MAXIMUS_TRAVEL.NONHLTH_TRV_UWR_VW_DATA_POLICY_DETAILS_POLICY_PROPERTY_SIMPLE_PROPERTY_PIVOT_VW</w:t>
               <w:br/>
               <w:t xml:space="preserve">    union all</w:t>
               <w:br/>
-              <w:t xml:space="preserve">    -- via hubfeed_mtv2_product &lt;- stg2_mtv2__uwr_pol_prevpol</w:t>
+              <w:t xml:space="preserve">    -- via hubfeed_mt_product &lt;- stg2_mt__uwr_pol_prevpol</w:t>
               <w:br/>
               <w:t xml:space="preserve">    select 'NONHLTH_TRV_UWR_VW_DATA_POLICY_DETAILS_PREVIOUS_POLICY_DETAILS.PRODUCT_CODE (PRODUCT_HKEY)' as src_branch,</w:t>
               <w:br/>
@@ -3802,11 +3802,11 @@
               <w:br/>
               <w:t xml:space="preserve">           MD5_BINARY(NULLIF(UPPER(TRIM(CAST('HUB_PRODUCT|' || (nullif(trim(case when coalesce(nullif(trim(nullif(trim(to_varchar("PRODUCT_CODE")), '')),'')) is not null then 'PROD:' || nullif(trim(nullif(trim(to_varchar("PRODUCT_CODE")), '')), '') end),'')) AS VARCHAR))), '')) as hkey</w:t>
               <w:br/>
-              <w:t xml:space="preserve">      from RAW.MAXIMUS_TRAVEL_V2.NONHLTH_TRV_UWR_VW_DATA_POLICY_DETAILS_PREVIOUS_POLICY_DETAILS</w:t>
+              <w:t xml:space="preserve">      from RAW.MAXIMUS_TRAVEL.NONHLTH_TRV_UWR_VW_DATA_POLICY_DETAILS_PREVIOUS_POLICY_DETAILS</w:t>
               <w:br/>
               <w:t xml:space="preserve">    union all</w:t>
               <w:br/>
-              <w:t xml:space="preserve">    -- via hubfeed_mtv2_product &lt;- stg2_mtv2__uwr_qpd</w:t>
+              <w:t xml:space="preserve">    -- via hubfeed_mt_product &lt;- stg2_mt__uwr_qpd</w:t>
               <w:br/>
               <w:t xml:space="preserve">    select 'NONHLTH_TRV_UWR_VW_DATA_QUOTE_PARAM_DETAILS.PRODUCT_CODE (PRODUCT_HKEY)' as src_branch,</w:t>
               <w:br/>
@@ -3814,11 +3814,11 @@
               <w:br/>
               <w:t xml:space="preserve">           MD5_BINARY(NULLIF(UPPER(TRIM(CAST('HUB_PRODUCT|' || (nullif(trim(case when coalesce(nullif(trim(nullif(trim(to_varchar("PRODUCT_CODE")), '')),'')) is not null then 'PROD:' || nullif(trim(nullif(trim(to_varchar("PRODUCT_CODE")), '')), '') end),'')) AS VARCHAR))), '')) as hkey</w:t>
               <w:br/>
-              <w:t xml:space="preserve">      from RAW.MAXIMUS_TRAVEL_V2.NONHLTH_TRV_UWR_VW_DATA_QUOTE_PARAM_DETAILS</w:t>
+              <w:t xml:space="preserve">      from RAW.MAXIMUS_TRAVEL.NONHLTH_TRV_UWR_VW_DATA_QUOTE_PARAM_DETAILS</w:t>
               <w:br/>
               <w:t xml:space="preserve">    union all</w:t>
               <w:br/>
-              <w:t xml:space="preserve">    -- via hubfeed_mtv2_product &lt;- stg2_mtv2__uwr_qpd_polp_rl_pv</w:t>
+              <w:t xml:space="preserve">    -- via hubfeed_mt_product &lt;- stg2_mt__uwr_qpd_polp_rl_pv</w:t>
               <w:br/>
               <w:t xml:space="preserve">    select 'NONHLTH_TRV_UWR_VW_DATA_QUOTE_PARAM_DETAILS_POLICY_PROPERTY_RULE_LIST_PIVOT_VW.[] (PRODUCT_HKEY)' as src_branch,</w:t>
               <w:br/>
@@ -3826,11 +3826,11 @@
               <w:br/>
               <w:t xml:space="preserve">           MD5_BINARY(NULLIF(UPPER(TRIM(CAST('HUB_PRODUCT|' || (nullif(trim(case when coalesce(nullif(trim(w1_product_code),'')) is not null then 'PROD:' || nullif(trim(w1_product_code), '') end),'')) AS VARCHAR))), '')) as hkey</w:t>
               <w:br/>
-              <w:t xml:space="preserve">      from RAW.MAXIMUS_TRAVEL_V2.NONHLTH_TRV_UWR_VW_DATA_QUOTE_PARAM_DETAILS_POLICY_PROPERTY_RULE_LIST_PIVOT_VW</w:t>
+              <w:t xml:space="preserve">      from RAW.MAXIMUS_TRAVEL.NONHLTH_TRV_UWR_VW_DATA_QUOTE_PARAM_DETAILS_POLICY_PROPERTY_RULE_LIST_PIVOT_VW</w:t>
               <w:br/>
               <w:t xml:space="preserve">    union all</w:t>
               <w:br/>
-              <w:t xml:space="preserve">    -- via hubfeed_mtv2_product &lt;- stg2_mtv2__uwr_qpd_rskl_rskp_rl_pv</w:t>
+              <w:t xml:space="preserve">    -- via hubfeed_mt_product &lt;- stg2_mt__uwr_qpd_rskl_rskp_rl_pv</w:t>
               <w:br/>
               <w:t xml:space="preserve">    select 'NONHLTH_TRV_UWR_VW_DATA_QUOTE_PARAM_DETAILS_RISK_LIST_RISK_PROPERTY_RULE_LIST_PIVOT_VW.[] (PRODUCT_HKEY)' as src_branch,</w:t>
               <w:br/>
@@ -3838,7 +3838,7 @@
               <w:br/>
               <w:t xml:space="preserve">           MD5_BINARY(NULLIF(UPPER(TRIM(CAST('HUB_PRODUCT|' || (nullif(trim(case when coalesce(nullif(trim(w3_product_code),'')) is not null then 'PROD:' || nullif(trim(w3_product_code), '') end),'')) AS VARCHAR))), '')) as hkey</w:t>
               <w:br/>
-              <w:t xml:space="preserve">      from RAW.MAXIMUS_TRAVEL_V2.NONHLTH_TRV_UWR_VW_DATA_QUOTE_PARAM_DETAILS_RISK_LIST_RISK_PROPERTY_RULE_LIST_PIVOT_VW</w:t>
+              <w:t xml:space="preserve">      from RAW.MAXIMUS_TRAVEL.NONHLTH_TRV_UWR_VW_DATA_QUOTE_PARAM_DETAILS_RISK_LIST_RISK_PROPERTY_RULE_LIST_PIVOT_VW</w:t>
               <w:br/>
               <w:t xml:space="preserve">)</w:t>
               <w:br/>
@@ -4145,7 +4145,7 @@
               </w:rPr>
               <w:t xml:space="preserve">with src as (</w:t>
               <w:br/>
-              <w:t xml:space="preserve">    -- via hubfeed_mtv2_coverage &lt;- stg2_mtv2__clm_clmd_clmrsk_rska_properties_pv</w:t>
+              <w:t xml:space="preserve">    -- via hubfeed_mt_coverage &lt;- stg2_mt__clm_clmd_clmrsk_rska_properties_pv</w:t>
               <w:br/>
               <w:t xml:space="preserve">    select 'NONHLTH_TRV_CLM_VW_DATA_CLAIM_DETAILS_CLAIM_RISK_RISK_ATTRIBUTE_PROPERTIES_PIVOT_VW.COVER_CODE (COVERAGE_HKEY)' as src_branch,</w:t>
               <w:br/>
@@ -4153,11 +4153,11 @@
               <w:br/>
               <w:t xml:space="preserve">           MD5_BINARY(NULLIF(UPPER(TRIM(CAST('HUB_COVERAGE|' || (nullif(trim(case when coalesce(nullif(trim(nullif(trim(to_varchar("COVER_CODE")), '')),'')) is not null then 'COV:' || nullif(trim(nullif(trim(to_varchar("COVER_CODE")), '')), '') end),'')) AS VARCHAR))), '')) as hkey</w:t>
               <w:br/>
-              <w:t xml:space="preserve">      from RAW.MAXIMUS_TRAVEL_V2.NONHLTH_TRV_CLM_VW_DATA_CLAIM_DETAILS_CLAIM_RISK_RISK_ATTRIBUTE_PROPERTIES_PIVOT_VW</w:t>
+              <w:t xml:space="preserve">      from RAW.MAXIMUS_TRAVEL.NONHLTH_TRV_CLM_VW_DATA_CLAIM_DETAILS_CLAIM_RISK_RISK_ATTRIBUTE_PROPERTIES_PIVOT_VW</w:t>
               <w:br/>
               <w:t xml:space="preserve">    union all</w:t>
               <w:br/>
-              <w:t xml:space="preserve">    -- via hubfeed_mtv2_coverage &lt;- stg2_mtv2__uwr_pol_ins_cov</w:t>
+              <w:t xml:space="preserve">    -- via hubfeed_mt_coverage &lt;- stg2_mt__uwr_pol_ins_cov</w:t>
               <w:br/>
               <w:t xml:space="preserve">    select 'NONHLTH_TRV_UWR_VW_DATA_POLICY_DETAILS_INSURED_DETAILS_COVER_DETAILS.COVER_CODE (COVERAGE_HKEY)' as src_branch,</w:t>
               <w:br/>
@@ -4165,11 +4165,11 @@
               <w:br/>
               <w:t xml:space="preserve">           MD5_BINARY(NULLIF(UPPER(TRIM(CAST('HUB_COVERAGE|' || (nullif(trim(case when coalesce(nullif(trim(nullif(trim(to_varchar("COVER_CODE")), '')),'')) is not null then 'COV:' || nullif(trim(nullif(trim(to_varchar("COVER_CODE")), '')), '') end),'')) AS VARCHAR))), '')) as hkey</w:t>
               <w:br/>
-              <w:t xml:space="preserve">      from RAW.MAXIMUS_TRAVEL_V2.NONHLTH_TRV_UWR_VW_DATA_POLICY_DETAILS_INSURED_DETAILS_COVER_DETAILS</w:t>
+              <w:t xml:space="preserve">      from RAW.MAXIMUS_TRAVEL.NONHLTH_TRV_UWR_VW_DATA_POLICY_DETAILS_INSURED_DETAILS_COVER_DETAILS</w:t>
               <w:br/>
               <w:t xml:space="preserve">    union all</w:t>
               <w:br/>
-              <w:t xml:space="preserve">    -- via hubfeed_mtv2_coverage &lt;- stg2_mtv2__uwr_pol_ins_cov_covp_msp_msd_prop_pv</w:t>
+              <w:t xml:space="preserve">    -- via hubfeed_mt_coverage &lt;- stg2_mt__uwr_pol_ins_cov_covp_msp_msd_prop_pv</w:t>
               <w:br/>
               <w:t xml:space="preserve">    select 'NONHLTH_TRV_UWR_VW_DATA_POLICY_DETAILS_INSURED_DETAILS_COVER_DETAILS_COVER_PROPERTY_MULTI_SET_PROPERTY_MULTI_SET_DETAIL_PROPERTY_PIVOT_VW.[] (COVERAGE_HKEY)' as src_branch,</w:t>
               <w:br/>
@@ -4177,11 +4177,11 @@
               <w:br/>
               <w:t xml:space="preserve">           MD5_BINARY(NULLIF(UPPER(TRIM(CAST('HUB_COVERAGE|' || (nullif(trim(case when coalesce(nullif(trim(w0_cover_code),'')) is not null then 'COV:' || nullif(trim(w0_cover_code), '') end),'')) AS VARCHAR))), '')) as hkey</w:t>
               <w:br/>
-              <w:t xml:space="preserve">      from RAW.MAXIMUS_TRAVEL_V2.NONHLTH_TRV_UWR_VW_DATA_POLICY_DETAILS_INSURED_DETAILS_COVER_DETAILS_COVER_PROPERTY_MULTI_SET_PROPERTY_MULTI_SET_DETAIL_PROPERTY_PIVOT_VW</w:t>
+              <w:t xml:space="preserve">      from RAW.MAXIMUS_TRAVEL.NONHLTH_TRV_UWR_VW_DATA_POLICY_DETAILS_INSURED_DETAILS_COVER_DETAILS_COVER_PROPERTY_MULTI_SET_PROPERTY_MULTI_SET_DETAIL_PROPERTY_PIVOT_VW</w:t>
               <w:br/>
               <w:t xml:space="preserve">    union all</w:t>
               <w:br/>
-              <w:t xml:space="preserve">    -- via hubfeed_mtv2_coverage &lt;- stg2_mtv2__uwr_pol_ins_cov_covp_sp_pv</w:t>
+              <w:t xml:space="preserve">    -- via hubfeed_mt_coverage &lt;- stg2_mt__uwr_pol_ins_cov_covp_sp_pv</w:t>
               <w:br/>
               <w:t xml:space="preserve">    select 'NONHLTH_TRV_UWR_VW_DATA_POLICY_DETAILS_INSURED_DETAILS_COVER_DETAILS_COVER_PROPERTY_SIMPLE_PROPERTY_PIVOT_VW.[] (COVERAGE_HKEY)' as src_branch,</w:t>
               <w:br/>
@@ -4189,11 +4189,11 @@
               <w:br/>
               <w:t xml:space="preserve">           MD5_BINARY(NULLIF(UPPER(TRIM(CAST('HUB_COVERAGE|' || (nullif(trim(case when coalesce(nullif(trim(w2_cover_code),'')) is not null then 'COV:' || nullif(trim(w2_cover_code), '') end),'')) AS VARCHAR))), '')) as hkey</w:t>
               <w:br/>
-              <w:t xml:space="preserve">      from RAW.MAXIMUS_TRAVEL_V2.NONHLTH_TRV_UWR_VW_DATA_POLICY_DETAILS_INSURED_DETAILS_COVER_DETAILS_COVER_PROPERTY_SIMPLE_PROPERTY_PIVOT_VW</w:t>
+              <w:t xml:space="preserve">      from RAW.MAXIMUS_TRAVEL.NONHLTH_TRV_UWR_VW_DATA_POLICY_DETAILS_INSURED_DETAILS_COVER_DETAILS_COVER_PROPERTY_SIMPLE_PROPERTY_PIVOT_VW</w:t>
               <w:br/>
               <w:t xml:space="preserve">    union all</w:t>
               <w:br/>
-              <w:t xml:space="preserve">    -- via hubfeed_mtv2_coverage &lt;- stg2_mtv2__uwr_pol_ins_rskp_sp_pv</w:t>
+              <w:t xml:space="preserve">    -- via hubfeed_mt_coverage &lt;- stg2_mt__uwr_pol_ins_rskp_sp_pv</w:t>
               <w:br/>
               <w:t xml:space="preserve">    select 'NONHLTH_TRV_UWR_VW_DATA_POLICY_DETAILS_INSURED_DETAILS_RISK_PROPERTY_SIMPLE_PROPERTY_PIVOT_VW.COVER_CODE (COVERAGE_HKEY)' as src_branch,</w:t>
               <w:br/>
@@ -4201,11 +4201,11 @@
               <w:br/>
               <w:t xml:space="preserve">           MD5_BINARY(NULLIF(UPPER(TRIM(CAST('HUB_COVERAGE|' || (nullif(trim(case when coalesce(nullif(trim(nullif(trim(to_varchar("COVER_CODE")), '')),'')) is not null then 'COV:' || nullif(trim(nullif(trim(to_varchar("COVER_CODE")), '')), '') end),'')) AS VARCHAR))), '')) as hkey</w:t>
               <w:br/>
-              <w:t xml:space="preserve">      from RAW.MAXIMUS_TRAVEL_V2.NONHLTH_TRV_UWR_VW_DATA_POLICY_DETAILS_INSURED_DETAILS_RISK_PROPERTY_SIMPLE_PROPERTY_PIVOT_VW</w:t>
+              <w:t xml:space="preserve">      from RAW.MAXIMUS_TRAVEL.NONHLTH_TRV_UWR_VW_DATA_POLICY_DETAILS_INSURED_DETAILS_RISK_PROPERTY_SIMPLE_PROPERTY_PIVOT_VW</w:t>
               <w:br/>
               <w:t xml:space="preserve">    union all</w:t>
               <w:br/>
-              <w:t xml:space="preserve">    -- via hubfeed_mtv2_coverage &lt;- stg2_mtv2__uwr_qpd_rskl_rskc</w:t>
+              <w:t xml:space="preserve">    -- via hubfeed_mt_coverage &lt;- stg2_mt__uwr_qpd_rskl_rskc</w:t>
               <w:br/>
               <w:t xml:space="preserve">    select 'NONHLTH_TRV_UWR_VW_DATA_QUOTE_PARAM_DETAILS_RISK_LIST_RISK_COVER.COVER_CODE (COVERAGE_HKEY)' as src_branch,</w:t>
               <w:br/>
@@ -4213,11 +4213,11 @@
               <w:br/>
               <w:t xml:space="preserve">           MD5_BINARY(NULLIF(UPPER(TRIM(CAST('HUB_COVERAGE|' || (nullif(trim(case when coalesce(nullif(trim(nullif(trim(to_varchar("COVER_CODE")), '')),'')) is not null then 'COV:' || nullif(trim(nullif(trim(to_varchar("COVER_CODE")), '')), '') end),'')) AS VARCHAR))), '')) as hkey</w:t>
               <w:br/>
-              <w:t xml:space="preserve">      from RAW.MAXIMUS_TRAVEL_V2.NONHLTH_TRV_UWR_VW_DATA_QUOTE_PARAM_DETAILS_RISK_LIST_RISK_COVER</w:t>
+              <w:t xml:space="preserve">      from RAW.MAXIMUS_TRAVEL.NONHLTH_TRV_UWR_VW_DATA_QUOTE_PARAM_DETAILS_RISK_LIST_RISK_COVER</w:t>
               <w:br/>
               <w:t xml:space="preserve">    union all</w:t>
               <w:br/>
-              <w:t xml:space="preserve">    -- via hubfeed_mtv2_coverage &lt;- stg2_mtv2__uwr_qpd_rskl_rskc_rskc_prop_rl_pv</w:t>
+              <w:t xml:space="preserve">    -- via hubfeed_mt_coverage &lt;- stg2_mt__uwr_qpd_rskl_rskc_rskc_prop_rl_pv</w:t>
               <w:br/>
               <w:t xml:space="preserve">    select 'NONHLTH_TRV_UWR_VW_DATA_QUOTE_PARAM_DETAILS_RISK_LIST_RISK_COVER_RISK_COVER_PROPERTY_RULE_LIST_PIVOT_VW.[] (COVERAGE_HKEY)' as src_branch,</w:t>
               <w:br/>
@@ -4225,11 +4225,11 @@
               <w:br/>
               <w:t xml:space="preserve">           MD5_BINARY(NULLIF(UPPER(TRIM(CAST('HUB_COVERAGE|' || (nullif(trim(case when coalesce(nullif(trim(w2_cover_code),'')) is not null then 'COV:' || nullif(trim(w2_cover_code), '') end),'')) AS VARCHAR))), '')) as hkey</w:t>
               <w:br/>
-              <w:t xml:space="preserve">      from RAW.MAXIMUS_TRAVEL_V2.NONHLTH_TRV_UWR_VW_DATA_QUOTE_PARAM_DETAILS_RISK_LIST_RISK_COVER_RISK_COVER_PROPERTY_RULE_LIST_PIVOT_VW</w:t>
+              <w:t xml:space="preserve">      from RAW.MAXIMUS_TRAVEL.NONHLTH_TRV_UWR_VW_DATA_QUOTE_PARAM_DETAILS_RISK_LIST_RISK_COVER_RISK_COVER_PROPERTY_RULE_LIST_PIVOT_VW</w:t>
               <w:br/>
               <w:t xml:space="preserve">    union all</w:t>
               <w:br/>
-              <w:t xml:space="preserve">    -- via hubfeed_mtv2_coverage &lt;- stg2_mtv2__uwr_qpd_rskl_rskp_rl_pv</w:t>
+              <w:t xml:space="preserve">    -- via hubfeed_mt_coverage &lt;- stg2_mt__uwr_qpd_rskl_rskp_rl_pv</w:t>
               <w:br/>
               <w:t xml:space="preserve">    select 'NONHLTH_TRV_UWR_VW_DATA_QUOTE_PARAM_DETAILS_RISK_LIST_RISK_PROPERTY_RULE_LIST_PIVOT_VW.COVER_CODE (COVERAGE_HKEY)' as src_branch,</w:t>
               <w:br/>
@@ -4237,7 +4237,7 @@
               <w:br/>
               <w:t xml:space="preserve">           MD5_BINARY(NULLIF(UPPER(TRIM(CAST('HUB_COVERAGE|' || (nullif(trim(case when coalesce(nullif(trim(nullif(trim(to_varchar("COVER_CODE")), '')),'')) is not null then 'COV:' || nullif(trim(nullif(trim(to_varchar("COVER_CODE")), '')), '') end),'')) AS VARCHAR))), '')) as hkey</w:t>
               <w:br/>
-              <w:t xml:space="preserve">      from RAW.MAXIMUS_TRAVEL_V2.NONHLTH_TRV_UWR_VW_DATA_QUOTE_PARAM_DETAILS_RISK_LIST_RISK_PROPERTY_RULE_LIST_PIVOT_VW</w:t>
+              <w:t xml:space="preserve">      from RAW.MAXIMUS_TRAVEL.NONHLTH_TRV_UWR_VW_DATA_QUOTE_PARAM_DETAILS_RISK_LIST_RISK_PROPERTY_RULE_LIST_PIVOT_VW</w:t>
               <w:br/>
               <w:t xml:space="preserve">)</w:t>
               <w:br/>
@@ -4544,7 +4544,7 @@
               </w:rPr>
               <w:t xml:space="preserve">with src as (</w:t>
               <w:br/>
-              <w:t xml:space="preserve">    -- via hubfeed_mtv2_location &lt;- stg2_mtv2__clm_clmd_clma_msp_msd_prop_pv</w:t>
+              <w:t xml:space="preserve">    -- via hubfeed_mt_location &lt;- stg2_mt__clm_clmd_clma_msp_msd_prop_pv</w:t>
               <w:br/>
               <w:t xml:space="preserve">    select 'NONHLTH_TRV_CLM_VW_DATA_CLAIM_DETAILS_CLAIM_ATTRIBUTE_MULTI_SET_PROPERTY_MULTI_SET_DETAIL_PROPERTY_PIVOT_VW.[CITY+STATE+PIN_CODE] (LOCATION_HKEY__DOCUMENT_INWARD_ORIGIN_ADDRESS)' as src_branch,</w:t>
               <w:br/>
@@ -4552,11 +4552,11 @@
               <w:br/>
               <w:t xml:space="preserve">           MD5_BINARY(NULLIF(UPPER(TRIM(CAST('HUB_LOCATION|' || (nullif(trim(case when coalesce(nullif(trim(nullif(trim(to_varchar("CITY")), '')),''), nullif(trim(nullif(trim(to_varchar("STATE")), '')),''), nullif(trim(nullif(trim(to_varchar("PIN_CODE")), '')),'')) is not null then md5(upper(regexp_replace(trim(nullif(trim(coalesce(nullif(trim(nullif(trim(to_varchar("CITY")), '')), ''), '') || '|' || coalesce(nullif(trim(nullif(trim(to_varchar("STATE")), '')), ''), '') || '|' || coalesce(nullif(trim(nullif(trim(to_varchar("PIN_CODE")), '')), ''), '')), '||')), '[[:space:]]+', ' '))) end),'')) AS VARCHAR))), '')) as hkey</w:t>
               <w:br/>
-              <w:t xml:space="preserve">      from RAW.MAXIMUS_TRAVEL_V2.NONHLTH_TRV_CLM_VW_DATA_CLAIM_DETAILS_CLAIM_ATTRIBUTE_MULTI_SET_PROPERTY_MULTI_SET_DETAIL_PROPERTY_PIVOT_VW</w:t>
+              <w:t xml:space="preserve">      from RAW.MAXIMUS_TRAVEL.NONHLTH_TRV_CLM_VW_DATA_CLAIM_DETAILS_CLAIM_ATTRIBUTE_MULTI_SET_PROPERTY_MULTI_SET_DETAIL_PROPERTY_PIVOT_VW</w:t>
               <w:br/>
               <w:t xml:space="preserve">    union all</w:t>
               <w:br/>
-              <w:t xml:space="preserve">    -- via hubfeed_mtv2_location &lt;- stg2_mtv2__clm_clmd_clmap_pv</w:t>
+              <w:t xml:space="preserve">    -- via hubfeed_mt_location &lt;- stg2_mt__clm_clmd_clmap_pv</w:t>
               <w:br/>
               <w:t xml:space="preserve">    select 'NONHLTH_TRV_CLM_VW_DATA_CLAIM_DETAILS_CLAIM_ATTRIBUTE_PROPERTIES_PIVOT_VW.[CORRESPONDENCE_ADDRESS+AREA+CITY+STATE+PIN_CODE] (LOCATION_HKEY__CLAIMANT_CORRESPONDENCE_ADDRESS)' as src_branch,</w:t>
               <w:br/>
@@ -4564,11 +4564,11 @@
               <w:br/>
               <w:t xml:space="preserve">           MD5_BINARY(NULLIF(UPPER(TRIM(CAST('HUB_LOCATION|' || (nullif(trim(case when coalesce(nullif(trim(nullif(trim(to_varchar("CORRESPONDENCE_ADDRESS")), '')),''), nullif(trim(nullif(trim(to_varchar("AREA")), '')),''), nullif(trim(nullif(trim(to_varchar("CITY")), '')),''), nullif(trim(nullif(trim(to_varchar("STATE")), '')),''), nullif(trim(nullif(trim(to_varchar("PIN_CODE")), '')),'')) is not null then md5(upper(regexp_replace(trim(nullif(trim(coalesce(nullif(trim(nullif(trim(to_varchar("CORRESPONDENCE_ADDRESS")), '')), ''), '') || '|' || coalesce(nullif(trim(nullif(trim(to_varchar("AREA")), '')), ''), '') || '|' || coalesce(nullif(trim(nullif(trim(to_varchar("CITY")), '')), ''), '') || '|' || coalesce(nullif(trim(nullif(trim(to_varchar("STATE")), '')), ''), '') || '|' || coalesce(nullif(trim(nullif(trim(to_varchar("PIN_CODE")), '')), ''), '')), '||||')), '[[:space:]]+', ' '))) end),'')) AS VARCHAR))), '')) as hkey</w:t>
               <w:br/>
-              <w:t xml:space="preserve">      from RAW.MAXIMUS_TRAVEL_V2.NONHLTH_TRV_CLM_VW_DATA_CLAIM_DETAILS_CLAIM_ATTRIBUTE_PROPERTIES_PIVOT_VW</w:t>
+              <w:t xml:space="preserve">      from RAW.MAXIMUS_TRAVEL.NONHLTH_TRV_CLM_VW_DATA_CLAIM_DETAILS_CLAIM_ATTRIBUTE_PROPERTIES_PIVOT_VW</w:t>
               <w:br/>
               <w:t xml:space="preserve">    union all</w:t>
               <w:br/>
-              <w:t xml:space="preserve">    -- via hubfeed_mtv2_location &lt;- stg2_mtv2__clm_clmd_clmap_pv</w:t>
+              <w:t xml:space="preserve">    -- via hubfeed_mt_location &lt;- stg2_mt__clm_clmd_clmap_pv</w:t>
               <w:br/>
               <w:t xml:space="preserve">    select 'NONHLTH_TRV_CLM_VW_DATA_CLAIM_DETAILS_CLAIM_ATTRIBUTE_PROPERTIES_PIVOT_VW.[STREET+LANDMARK+STATE+PIN_CODE] (LOCATION_HKEY__CLAIM_CORRESPONDENCE_ADDRESS)' as src_branch,</w:t>
               <w:br/>
@@ -4576,11 +4576,11 @@
               <w:br/>
               <w:t xml:space="preserve">           MD5_BINARY(NULLIF(UPPER(TRIM(CAST('HUB_LOCATION|' || (nullif(trim(case when coalesce(nullif(trim(nullif(trim(to_varchar("STREET")), '')),''), nullif(trim(nullif(trim(to_varchar("LANDMARK")), '')),''), nullif(trim(nullif(trim(to_varchar("STATE")), '')),''), nullif(trim(nullif(trim(to_varchar("PIN_CODE")), '')),'')) is not null then md5(upper(regexp_replace(trim(upper(nullif(trim(coalesce(nullif(trim(nullif(trim(to_varchar("STREET")), '')), ''), '') || ' ' || coalesce(nullif(trim(nullif(trim(to_varchar("LANDMARK")), '')), ''), '') || ' ' || coalesce(nullif(trim(nullif(trim(to_varchar("STATE")), '')), ''), '') || ' ' || coalesce(nullif(trim(nullif(trim(to_varchar("PIN_CODE")), '')), ''), '')), ''))), '[[:space:]]+', ' '))) end),'')) AS VARCHAR))), '')) as hkey</w:t>
               <w:br/>
-              <w:t xml:space="preserve">      from RAW.MAXIMUS_TRAVEL_V2.NONHLTH_TRV_CLM_VW_DATA_CLAIM_DETAILS_CLAIM_ATTRIBUTE_PROPERTIES_PIVOT_VW</w:t>
+              <w:t xml:space="preserve">      from RAW.MAXIMUS_TRAVEL.NONHLTH_TRV_CLM_VW_DATA_CLAIM_DETAILS_CLAIM_ATTRIBUTE_PROPERTIES_PIVOT_VW</w:t>
               <w:br/>
               <w:t xml:space="preserve">    union all</w:t>
               <w:br/>
-              <w:t xml:space="preserve">    -- via hubfeed_mtv2_location &lt;- stg2_mtv2__clm_clmd_clmap_pv</w:t>
+              <w:t xml:space="preserve">    -- via hubfeed_mt_location &lt;- stg2_mt__clm_clmd_clmap_pv</w:t>
               <w:br/>
               <w:t xml:space="preserve">    select 'NONHLTH_TRV_CLM_VW_DATA_CLAIM_DETAILS_CLAIM_ATTRIBUTE_PROPERTIES_PIVOT_VW.[LOSS_ADDRESS+AREACLAIM+STATECLAIM+PINCODE_WHERE_LOSS_HAPPENED] (LOCATION_HKEY__CLAIM_LOSS_LOCATION)' as src_branch,</w:t>
               <w:br/>
@@ -4588,11 +4588,11 @@
               <w:br/>
               <w:t xml:space="preserve">           MD5_BINARY(NULLIF(UPPER(TRIM(CAST('HUB_LOCATION|' || (nullif(trim(case when coalesce(nullif(trim(nullif(trim(to_varchar("LOSS_ADDRESS")), '')),''), nullif(trim(nullif(trim(to_varchar("AREACLAIM")), '')),''), nullif(trim(nullif(trim(to_varchar("STATECLAIM")), '')),''), nullif(trim(nullif(trim(to_varchar("PINCODE_WHERE_LOSS_HAPPENED")), '')),'')) is not null then md5(upper(regexp_replace(trim(nullif(trim(coalesce(nullif(trim(nullif(trim(to_varchar("LOSS_ADDRESS")), '')), ''), '') || '|' || coalesce(nullif(trim(nullif(trim(to_varchar("AREACLAIM")), '')), ''), '') || '|' || coalesce(nullif(trim(nullif(trim(to_varchar("STATECLAIM")), '')), ''), '') || '|' || coalesce(nullif(trim(nullif(trim(to_varchar("PINCODE_WHERE_LOSS_HAPPENED")), '')), ''), '')), '|||')), '[[:space:]]+', ' '))) end),'')) AS VARCHAR))), '')) as hkey</w:t>
               <w:br/>
-              <w:t xml:space="preserve">      from RAW.MAXIMUS_TRAVEL_V2.NONHLTH_TRV_CLM_VW_DATA_CLAIM_DETAILS_CLAIM_ATTRIBUTE_PROPERTIES_PIVOT_VW</w:t>
+              <w:t xml:space="preserve">      from RAW.MAXIMUS_TRAVEL.NONHLTH_TRV_CLM_VW_DATA_CLAIM_DETAILS_CLAIM_ATTRIBUTE_PROPERTIES_PIVOT_VW</w:t>
               <w:br/>
               <w:t xml:space="preserve">    union all</w:t>
               <w:br/>
-              <w:t xml:space="preserve">    -- via hubfeed_mtv2_location &lt;- stg2_mtv2__clm_clmd_clmap_pv</w:t>
+              <w:t xml:space="preserve">    -- via hubfeed_mt_location &lt;- stg2_mt__clm_clmd_clmap_pv</w:t>
               <w:br/>
               <w:t xml:space="preserve">    select 'NONHLTH_TRV_CLM_VW_DATA_CLAIM_DETAILS_CLAIM_ATTRIBUTE_PROPERTIES_PIVOT_VW.ADDRESS_FOR_REFERENCE (LOCATION_HKEY__CLAIM_REFERENCE_ADDRESS)' as src_branch,</w:t>
               <w:br/>
@@ -4600,11 +4600,11 @@
               <w:br/>
               <w:t xml:space="preserve">           MD5_BINARY(NULLIF(UPPER(TRIM(CAST('HUB_LOCATION|' || (nullif(trim(case when coalesce(nullif(trim(nullif(trim(to_varchar("ADDRESS_FOR_REFERENCE")), '')),'')) is not null then md5(upper(regexp_replace(trim(nullif(trim(nullif(trim(to_varchar("ADDRESS_FOR_REFERENCE")), '')), '')), '[[:space:]]+', ' '))) end),'')) AS VARCHAR))), '')) as hkey</w:t>
               <w:br/>
-              <w:t xml:space="preserve">      from RAW.MAXIMUS_TRAVEL_V2.NONHLTH_TRV_CLM_VW_DATA_CLAIM_DETAILS_CLAIM_ATTRIBUTE_PROPERTIES_PIVOT_VW</w:t>
+              <w:t xml:space="preserve">      from RAW.MAXIMUS_TRAVEL.NONHLTH_TRV_CLM_VW_DATA_CLAIM_DETAILS_CLAIM_ATTRIBUTE_PROPERTIES_PIVOT_VW</w:t>
               <w:br/>
               <w:t xml:space="preserve">    union all</w:t>
               <w:br/>
-              <w:t xml:space="preserve">    -- via hubfeed_mtv2_location &lt;- stg2_mtv2__clm_clmd_clmap_pv</w:t>
+              <w:t xml:space="preserve">    -- via hubfeed_mt_location &lt;- stg2_mt__clm_clmd_clmap_pv</w:t>
               <w:br/>
               <w:t xml:space="preserve">    select 'NONHLTH_TRV_CLM_VW_DATA_CLAIM_DETAILS_CLAIM_ATTRIBUTE_PROPERTIES_PIVOT_VW.[CUSTOMER_LOCATION_BY_STATE+CUSTOMER_LOCATION_BY_DISTRICT+CUSTOMER_LOCATION_BY_TEHSIL] (LOCATION_HKEY__CUSTOMER_ANALYTICS_LOCATION)' as src_branch,</w:t>
               <w:br/>
@@ -4612,11 +4612,11 @@
               <w:br/>
               <w:t xml:space="preserve">           MD5_BINARY(NULLIF(UPPER(TRIM(CAST('HUB_LOCATION|' || (nullif(trim(case when coalesce(nullif(trim(nullif(trim(to_varchar("CUSTOMER_LOCATION_BY_STATE")), '')),''), nullif(trim(nullif(trim(to_varchar("CUSTOMER_LOCATION_BY_DISTRICT")), '')),''), nullif(trim(nullif(trim(to_varchar("CUSTOMER_LOCATION_BY_TEHSIL")), '')),'')) is not null then md5(upper(regexp_replace(trim(nullif(trim(coalesce(nullif(trim(nullif(trim(to_varchar("CUSTOMER_LOCATION_BY_STATE")), '')), ''), '') || '|' || coalesce(nullif(trim(nullif(trim(to_varchar("CUSTOMER_LOCATION_BY_DISTRICT")), '')), ''), '') || '|' || coalesce(nullif(trim(nullif(trim(to_varchar("CUSTOMER_LOCATION_BY_TEHSIL")), '')), ''), '')), '||')), '[[:space:]]+', ' '))) end),'')) AS VARCHAR))), '')) as hkey</w:t>
               <w:br/>
-              <w:t xml:space="preserve">      from RAW.MAXIMUS_TRAVEL_V2.NONHLTH_TRV_CLM_VW_DATA_CLAIM_DETAILS_CLAIM_ATTRIBUTE_PROPERTIES_PIVOT_VW</w:t>
+              <w:t xml:space="preserve">      from RAW.MAXIMUS_TRAVEL.NONHLTH_TRV_CLM_VW_DATA_CLAIM_DETAILS_CLAIM_ATTRIBUTE_PROPERTIES_PIVOT_VW</w:t>
               <w:br/>
               <w:t xml:space="preserve">    union all</w:t>
               <w:br/>
-              <w:t xml:space="preserve">    -- via hubfeed_mtv2_location &lt;- stg2_mtv2__clm_clmd_clmap_pv</w:t>
+              <w:t xml:space="preserve">    -- via hubfeed_mt_location &lt;- stg2_mt__clm_clmd_clmap_pv</w:t>
               <w:br/>
               <w:t xml:space="preserve">    select 'NONHLTH_TRV_CLM_VW_DATA_CLAIM_DETAILS_CLAIM_ATTRIBUTE_PROPERTIES_PIVOT_VW.SELECT_INSPECTION_ADDRESS (LOCATION_HKEY__INSPECTION_ADDRESS)' as src_branch,</w:t>
               <w:br/>
@@ -4624,11 +4624,11 @@
               <w:br/>
               <w:t xml:space="preserve">           MD5_BINARY(NULLIF(UPPER(TRIM(CAST('HUB_LOCATION|' || (nullif(trim(case when coalesce(nullif(trim(nullif(trim(to_varchar("SELECT_INSPECTION_ADDRESS")), '')),'')) is not null then md5(upper(regexp_replace(trim(upper(nullif(trim(nullif(trim(to_varchar("SELECT_INSPECTION_ADDRESS")), '')), ''))), '[[:space:]]+', ' '))) end),'')) AS VARCHAR))), '')) as hkey</w:t>
               <w:br/>
-              <w:t xml:space="preserve">      from RAW.MAXIMUS_TRAVEL_V2.NONHLTH_TRV_CLM_VW_DATA_CLAIM_DETAILS_CLAIM_ATTRIBUTE_PROPERTIES_PIVOT_VW</w:t>
+              <w:t xml:space="preserve">      from RAW.MAXIMUS_TRAVEL.NONHLTH_TRV_CLM_VW_DATA_CLAIM_DETAILS_CLAIM_ATTRIBUTE_PROPERTIES_PIVOT_VW</w:t>
               <w:br/>
               <w:t xml:space="preserve">    union all</w:t>
               <w:br/>
-              <w:t xml:space="preserve">    -- via hubfeed_mtv2_location &lt;- stg2_mtv2__clm_clmd_clmap_pv</w:t>
+              <w:t xml:space="preserve">    -- via hubfeed_mt_location &lt;- stg2_mt__clm_clmd_clmap_pv</w:t>
               <w:br/>
               <w:t xml:space="preserve">    select 'NONHLTH_TRV_CLM_VW_DATA_CLAIM_DETAILS_CLAIM_ATTRIBUTE_PROPERTIES_PIVOT_VW.STORED_COUNTRY_CODE (LOCATION_HKEY__STORED_COUNTRY)' as src_branch,</w:t>
               <w:br/>
@@ -4636,11 +4636,11 @@
               <w:br/>
               <w:t xml:space="preserve">           MD5_BINARY(NULLIF(UPPER(TRIM(CAST('HUB_LOCATION|' || (nullif(trim(case when coalesce(nullif(trim(nullif(trim(to_varchar("STORED_COUNTRY_CODE")), '')),'')) is not null then 'GEO:COUNTRY:' || nullif(trim(nullif(trim(to_varchar("STORED_COUNTRY_CODE")), '')), '') end),'')) AS VARCHAR))), '')) as hkey</w:t>
               <w:br/>
-              <w:t xml:space="preserve">      from RAW.MAXIMUS_TRAVEL_V2.NONHLTH_TRV_CLM_VW_DATA_CLAIM_DETAILS_CLAIM_ATTRIBUTE_PROPERTIES_PIVOT_VW</w:t>
+              <w:t xml:space="preserve">      from RAW.MAXIMUS_TRAVEL.NONHLTH_TRV_CLM_VW_DATA_CLAIM_DETAILS_CLAIM_ATTRIBUTE_PROPERTIES_PIVOT_VW</w:t>
               <w:br/>
               <w:t xml:space="preserve">    union all</w:t>
               <w:br/>
-              <w:t xml:space="preserve">    -- via hubfeed_mtv2_location &lt;- stg2_mtv2__clm_clmd_clmap_pv</w:t>
+              <w:t xml:space="preserve">    -- via hubfeed_mt_location &lt;- stg2_mt__clm_clmd_clmap_pv</w:t>
               <w:br/>
               <w:t xml:space="preserve">    select 'NONHLTH_TRV_CLM_VW_DATA_CLAIM_DETAILS_CLAIM_ATTRIBUTE_PROPERTIES_PIVOT_VW.STORED_STATE_CODE (LOCATION_HKEY__STORED_STATE)' as src_branch,</w:t>
               <w:br/>
@@ -4648,11 +4648,11 @@
               <w:br/>
               <w:t xml:space="preserve">           MD5_BINARY(NULLIF(UPPER(TRIM(CAST('HUB_LOCATION|' || (nullif(trim(case when coalesce(nullif(trim(nullif(trim(to_varchar("STORED_STATE_CODE")), '')),'')) is not null then 'GEO:STATE:' || nullif(trim(nullif(trim(to_varchar("STORED_STATE_CODE")), '')), '') end),'')) AS VARCHAR))), '')) as hkey</w:t>
               <w:br/>
-              <w:t xml:space="preserve">      from RAW.MAXIMUS_TRAVEL_V2.NONHLTH_TRV_CLM_VW_DATA_CLAIM_DETAILS_CLAIM_ATTRIBUTE_PROPERTIES_PIVOT_VW</w:t>
+              <w:t xml:space="preserve">      from RAW.MAXIMUS_TRAVEL.NONHLTH_TRV_CLM_VW_DATA_CLAIM_DETAILS_CLAIM_ATTRIBUTE_PROPERTIES_PIVOT_VW</w:t>
               <w:br/>
               <w:t xml:space="preserve">    union all</w:t>
               <w:br/>
-              <w:t xml:space="preserve">    -- via hubfeed_mtv2_location &lt;- stg2_mtv2__clm_clmd_clmcov_msd_prop_pv</w:t>
+              <w:t xml:space="preserve">    -- via hubfeed_mt_location &lt;- stg2_mt__clm_clmd_clmcov_msd_prop_pv</w:t>
               <w:br/>
               <w:t xml:space="preserve">    select 'NONHLTH_TRV_CLM_VW_DATA_CLAIM_DETAILS_CLAIM_COVER_MULTI_SET_DETAIL_PROPERTY_PIVOT_VW.[CITY+STATE+PIN_CODE] (LOCATION_HKEY)' as src_branch,</w:t>
               <w:br/>
@@ -4660,11 +4660,11 @@
               <w:br/>
               <w:t xml:space="preserve">           MD5_BINARY(NULLIF(UPPER(TRIM(CAST('HUB_LOCATION|' || (nullif(trim(case when coalesce(nullif(trim(nullif(trim(to_varchar("CITY")), '')),''), nullif(trim(nullif(trim(to_varchar("STATE")), '')),''), nullif(trim(nullif(trim(to_varchar("PIN_CODE")), '')),'')) is not null then md5(upper(regexp_replace(trim(nullif(trim(coalesce(nullif(trim(nullif(trim(to_varchar("CITY")), '')), ''), '') || '|' || coalesce(nullif(trim(nullif(trim(to_varchar("STATE")), '')), ''), '') || '|' || coalesce(nullif(trim(nullif(trim(to_varchar("PIN_CODE")), '')), ''), '')), '||')), '[[:space:]]+', ' '))) end),'')) AS VARCHAR))), '')) as hkey</w:t>
               <w:br/>
-              <w:t xml:space="preserve">      from RAW.MAXIMUS_TRAVEL_V2.NONHLTH_TRV_CLM_VW_DATA_CLAIM_DETAILS_CLAIM_COVER_MULTI_SET_DETAIL_PROPERTY_PIVOT_VW</w:t>
+              <w:t xml:space="preserve">      from RAW.MAXIMUS_TRAVEL.NONHLTH_TRV_CLM_VW_DATA_CLAIM_DETAILS_CLAIM_COVER_MULTI_SET_DETAIL_PROPERTY_PIVOT_VW</w:t>
               <w:br/>
               <w:t xml:space="preserve">    union all</w:t>
               <w:br/>
-              <w:t xml:space="preserve">    -- via hubfeed_mtv2_location &lt;- stg2_mtv2__clm_clmd_clmrsk_rska_msp_msd_prop_pv</w:t>
+              <w:t xml:space="preserve">    -- via hubfeed_mt_location &lt;- stg2_mt__clm_clmd_clmrsk_rska_msp_msd_prop_pv</w:t>
               <w:br/>
               <w:t xml:space="preserve">    select 'NONHLTH_TRV_CLM_VW_DATA_CLAIM_DETAILS_CLAIM_RISK_RISK_ATTRIBUTE_MULTI_SET_PROPERTY_MULTI_SET_DETAIL_PROPERTY_PIVOT_VW.ADDRESS (LOCATION_HKEY__CLAIM_EXPENSE_PARTY_ADDRESS)' as src_branch,</w:t>
               <w:br/>
@@ -4672,11 +4672,11 @@
               <w:br/>
               <w:t xml:space="preserve">           MD5_BINARY(NULLIF(UPPER(TRIM(CAST('HUB_LOCATION|' || (nullif(trim(case when coalesce(nullif(trim(nullif(trim(to_varchar("ADDRESS")), '')),'')) is not null then md5(upper(regexp_replace(trim(nullif(trim(nullif(trim(to_varchar("ADDRESS")), '')), '')), '[[:space:]]+', ' '))) end),'')) AS VARCHAR))), '')) as hkey</w:t>
               <w:br/>
-              <w:t xml:space="preserve">      from RAW.MAXIMUS_TRAVEL_V2.NONHLTH_TRV_CLM_VW_DATA_CLAIM_DETAILS_CLAIM_RISK_RISK_ATTRIBUTE_MULTI_SET_PROPERTY_MULTI_SET_DETAIL_PROPERTY_PIVOT_VW</w:t>
+              <w:t xml:space="preserve">      from RAW.MAXIMUS_TRAVEL.NONHLTH_TRV_CLM_VW_DATA_CLAIM_DETAILS_CLAIM_RISK_RISK_ATTRIBUTE_MULTI_SET_PROPERTY_MULTI_SET_DETAIL_PROPERTY_PIVOT_VW</w:t>
               <w:br/>
               <w:t xml:space="preserve">    union all</w:t>
               <w:br/>
-              <w:t xml:space="preserve">    -- via hubfeed_mtv2_location &lt;- stg2_mtv2__clm_clmd_clmrsk_rska_properties_pv</w:t>
+              <w:t xml:space="preserve">    -- via hubfeed_mt_location &lt;- stg2_mt__clm_clmd_clmrsk_rska_properties_pv</w:t>
               <w:br/>
               <w:t xml:space="preserve">    select 'NONHLTH_TRV_CLM_VW_DATA_CLAIM_DETAILS_CLAIM_RISK_RISK_ATTRIBUTE_PROPERTIES_PIVOT_VW.[LOCATION+CITY_NAME+COUNTRY_OF_LOSS] (LOCATION_HKEY__CLAIM_LOSS_LOCATION)' as src_branch,</w:t>
               <w:br/>
@@ -4684,11 +4684,11 @@
               <w:br/>
               <w:t xml:space="preserve">           MD5_BINARY(NULLIF(UPPER(TRIM(CAST('HUB_LOCATION|' || (nullif(trim(case when coalesce(nullif(trim(nullif(trim(to_varchar("LOCATION")), '')),''), nullif(trim(nullif(trim(to_varchar("CITY_NAME")), '')),''), nullif(trim(nullif(trim(to_varchar("COUNTRY_OF_LOSS")), '')),'')) is not null then md5(upper(regexp_replace(trim(upper(nullif(trim(coalesce(nullif(trim(nullif(trim(to_varchar("LOCATION")), '')), ''), '') || '|' || coalesce(nullif(trim(nullif(trim(to_varchar("CITY_NAME")), '')), ''), '') || '|' || coalesce(nullif(trim(nullif(trim(to_varchar("COUNTRY_OF_LOSS")), '')), ''), '')), '||'))), '[[:space:]]+', ' '))) end),'')) AS VARCHAR))), '')) as hkey</w:t>
               <w:br/>
-              <w:t xml:space="preserve">      from RAW.MAXIMUS_TRAVEL_V2.NONHLTH_TRV_CLM_VW_DATA_CLAIM_DETAILS_CLAIM_RISK_RISK_ATTRIBUTE_PROPERTIES_PIVOT_VW</w:t>
+              <w:t xml:space="preserve">      from RAW.MAXIMUS_TRAVEL.NONHLTH_TRV_CLM_VW_DATA_CLAIM_DETAILS_CLAIM_RISK_RISK_ATTRIBUTE_PROPERTIES_PIVOT_VW</w:t>
               <w:br/>
               <w:t xml:space="preserve">    union all</w:t>
               <w:br/>
-              <w:t xml:space="preserve">    -- via hubfeed_mtv2_location &lt;- stg2_mtv2__clm_clmd_clmrsk_rska_properties_pv</w:t>
+              <w:t xml:space="preserve">    -- via hubfeed_mt_location &lt;- stg2_mt__clm_clmd_clmrsk_rska_properties_pv</w:t>
               <w:br/>
               <w:t xml:space="preserve">    select 'NONHLTH_TRV_CLM_VW_DATA_CLAIM_DETAILS_CLAIM_RISK_RISK_ATTRIBUTE_PROPERTIES_PIVOT_VW.[HOSPITAL_ADDRESS+HOSPITAL_COUNTRY+HOSPITAL_NAME] (LOCATION_HKEY__TREATING_HOSPITAL_ADDRESS)' as src_branch,</w:t>
               <w:br/>
@@ -4696,11 +4696,11 @@
               <w:br/>
               <w:t xml:space="preserve">           MD5_BINARY(NULLIF(UPPER(TRIM(CAST('HUB_LOCATION|' || (nullif(trim(case when coalesce(nullif(trim(nullif(trim(to_varchar("HOSPITAL_ADDRESS")), '')),''), nullif(trim(nullif(trim(to_varchar("HOSPITAL_COUNTRY")), '')),''), nullif(trim(nullif(trim(to_varchar("HOSPITAL_NAME")), '')),'')) is not null then md5(upper(regexp_replace(trim(upper(nullif(trim(coalesce(nullif(trim(nullif(trim(to_varchar("HOSPITAL_ADDRESS")), '')), ''), '') || '|' || coalesce(nullif(trim(nullif(trim(to_varchar("HOSPITAL_COUNTRY")), '')), ''), '') || '|' || coalesce(nullif(trim(nullif(trim(to_varchar("HOSPITAL_NAME")), '')), ''), '')), '||'))), '[[:space:]]+', ' '))) end),'')) AS VARCHAR))), '')) as hkey</w:t>
               <w:br/>
-              <w:t xml:space="preserve">      from RAW.MAXIMUS_TRAVEL_V2.NONHLTH_TRV_CLM_VW_DATA_CLAIM_DETAILS_CLAIM_RISK_RISK_ATTRIBUTE_PROPERTIES_PIVOT_VW</w:t>
+              <w:t xml:space="preserve">      from RAW.MAXIMUS_TRAVEL.NONHLTH_TRV_CLM_VW_DATA_CLAIM_DETAILS_CLAIM_RISK_RISK_ATTRIBUTE_PROPERTIES_PIVOT_VW</w:t>
               <w:br/>
               <w:t xml:space="preserve">    union all</w:t>
               <w:br/>
-              <w:t xml:space="preserve">    -- via hubfeed_mtv2_location &lt;- stg2_mtv2__uwr_pol_disp</w:t>
+              <w:t xml:space="preserve">    -- via hubfeed_mt_location &lt;- stg2_mt__uwr_pol_disp</w:t>
               <w:br/>
               <w:t xml:space="preserve">    select 'NONHLTH_TRV_UWR_VW_DATA_POLICY_DETAILS_DISPATCH_DETAILS.[ADDRESS+CITY+DISTRICT+STATE+PIN_CODE] (LOCATION_HKEY)' as src_branch,</w:t>
               <w:br/>
@@ -4708,11 +4708,11 @@
               <w:br/>
               <w:t xml:space="preserve">           MD5_BINARY(NULLIF(UPPER(TRIM(CAST('HUB_LOCATION|' || (nullif(trim(case when coalesce(nullif(trim(nullif(trim(to_varchar("ADDRESS")), '')),''), nullif(trim(nullif(trim(to_varchar("CITY")), '')),''), nullif(trim(nullif(trim(to_varchar("DISTRICT")), '')),''), nullif(trim(nullif(trim(to_varchar("STATE")), '')),''), nullif(trim(nullif(trim(to_varchar("PIN_CODE")), '')),'')) is not null then md5(upper(regexp_replace(trim(nullif(trim(coalesce(nullif(trim(nullif(trim(to_varchar("ADDRESS")), '')), ''), '') || '#' || coalesce(nullif(trim(nullif(trim(to_varchar("CITY")), '')), ''), '') || '#' || coalesce(nullif(trim(nullif(trim(to_varchar("DISTRICT")), '')), ''), '') || '#' || coalesce(nullif(trim(nullif(trim(to_varchar("STATE")), '')), ''), '') || '#' || coalesce(nullif(trim(nullif(trim(to_varchar("PIN_CODE")), '')), ''), '')), '####')), '[[:space:]]+', ' '))) end),'')) AS VARCHAR))), '')) as hkey</w:t>
               <w:br/>
-              <w:t xml:space="preserve">      from RAW.MAXIMUS_TRAVEL_V2.NONHLTH_TRV_UWR_VW_DATA_POLICY_DETAILS_DISPATCH_DETAILS</w:t>
+              <w:t xml:space="preserve">      from RAW.MAXIMUS_TRAVEL.NONHLTH_TRV_UWR_VW_DATA_POLICY_DETAILS_DISPATCH_DETAILS</w:t>
               <w:br/>
               <w:t xml:space="preserve">    union all</w:t>
               <w:br/>
-              <w:t xml:space="preserve">    -- via hubfeed_mtv2_location &lt;- stg2_mtv2__uwr_pol_ins_mbr_pa</w:t>
+              <w:t xml:space="preserve">    -- via hubfeed_mt_location &lt;- stg2_mt__uwr_pol_ins_mbr_pa</w:t>
               <w:br/>
               <w:t xml:space="preserve">    select 'NONHLTH_TRV_UWR_VW_DATA_POLICY_DETAILS_INSURED_DETAILS_MEMBER_DETAILS_PARTY_ADDRESS.[ADDRESS1+ADDRESS2+ADDRESS3+CITY+DISTRICT+STATE+COUNTRY+PINCODE] (LOCATION_HKEY__INSURED_MEMBER_ADDRESS)' as src_branch,</w:t>
               <w:br/>
@@ -4720,11 +4720,11 @@
               <w:br/>
               <w:t xml:space="preserve">           MD5_BINARY(NULLIF(UPPER(TRIM(CAST('HUB_LOCATION|' || (nullif(trim(case when coalesce(nullif(trim(nullif(trim(to_varchar("ADDRESS1")), '')),''), nullif(trim(nullif(trim(to_varchar("ADDRESS2")), '')),''), nullif(trim(nullif(trim(to_varchar("ADDRESS3")), '')),''), nullif(trim(nullif(trim(to_varchar("CITY")), '')),''), nullif(trim(nullif(trim(to_varchar("DISTRICT")), '')),''), nullif(trim(nullif(trim(to_varchar("STATE")), '')),''), nullif(trim(nullif(trim(to_varchar("COUNTRY")), '')),''), nullif(trim(nullif(trim(to_varchar("PINCODE")), '')),'')) is not null then md5(upper(regexp_replace(trim(nullif(trim(coalesce(nullif(trim(nullif(trim(to_varchar("ADDRESS1")), '')), ''), '') || '|' || coalesce(nullif(trim(nullif(trim(to_varchar("ADDRESS2")), '')), ''), '') || '|' || coalesce(nullif(trim(nullif(trim(to_varchar("ADDRESS3")), '')), ''), '') || '|' || coalesce(nullif(trim(nullif(trim(to_varchar("CITY")), '')), ''), '') || '|' || coalesce(nullif(trim(nullif(trim(to_varchar("DISTRICT")), '')), ''), '') || '|' || coalesce(nullif(trim(nullif(trim(to_varchar("STATE")), '')), ''), '') || '|' || coalesce(nullif(trim(nullif(trim(to_varchar("COUNTRY")), '')), ''), '') || '|' || coalesce(nullif(trim(nullif(trim(to_varchar("PINCODE")), '')), ''), '')), '|||||||')), '[[:space:]]+', ' '))) end),'')) AS VARCHAR))), '')) as hkey</w:t>
               <w:br/>
-              <w:t xml:space="preserve">      from RAW.MAXIMUS_TRAVEL_V2.NONHLTH_TRV_UWR_VW_DATA_POLICY_DETAILS_INSURED_DETAILS_MEMBER_DETAILS_PARTY_ADDRESS</w:t>
+              <w:t xml:space="preserve">      from RAW.MAXIMUS_TRAVEL.NONHLTH_TRV_UWR_VW_DATA_POLICY_DETAILS_INSURED_DETAILS_MEMBER_DETAILS_PARTY_ADDRESS</w:t>
               <w:br/>
               <w:t xml:space="preserve">    union all</w:t>
               <w:br/>
-              <w:t xml:space="preserve">    -- via hubfeed_mtv2_location &lt;- stg2_mtv2__uwr_pol_ins_mbr_pa_address_prop_pv</w:t>
+              <w:t xml:space="preserve">    -- via hubfeed_mt_location &lt;- stg2_mt__uwr_pol_ins_mbr_pa_address_prop_pv</w:t>
               <w:br/>
               <w:t xml:space="preserve">    select 'NONHLTH_TRV_UWR_VW_DATA_POLICY_DETAILS_INSURED_DETAILS_MEMBER_DETAILS_PARTY_ADDRESS_ADDRESS_PROPERTY_PIVOT_VW.[AREA+LAND_MARK+CITY+STATE+PINCODE] (LOCATION_HKEY)' as src_branch,</w:t>
               <w:br/>
@@ -4732,11 +4732,11 @@
               <w:br/>
               <w:t xml:space="preserve">           MD5_BINARY(NULLIF(UPPER(TRIM(CAST('HUB_LOCATION|' || (nullif(trim(case when coalesce(nullif(trim(nullif(trim(to_varchar("AREA")), '')),''), nullif(trim(nullif(trim(to_varchar("LAND_MARK")), '')),''), nullif(trim(nullif(trim(to_varchar("CITY")), '')),''), nullif(trim(nullif(trim(to_varchar("STATE")), '')),''), nullif(trim(nullif(trim(to_varchar("PINCODE")), '')),'')) is not null then md5(upper(regexp_replace(trim(nullif(trim(coalesce(nullif(trim(nullif(trim(to_varchar("AREA")), '')), ''), '') || '#' || coalesce(nullif(trim(nullif(trim(to_varchar("LAND_MARK")), '')), ''), '') || '#' || coalesce(nullif(trim(nullif(trim(to_varchar("CITY")), '')), ''), '') || '#' || coalesce(nullif(trim(nullif(trim(to_varchar("STATE")), '')), ''), '') || '#' || coalesce(nullif(trim(nullif(trim(to_varchar("PINCODE")), '')), ''), '')), '####')), '[[:space:]]+', ' '))) end),'')) AS VARCHAR))), '')) as hkey</w:t>
               <w:br/>
-              <w:t xml:space="preserve">      from RAW.MAXIMUS_TRAVEL_V2.NONHLTH_TRV_UWR_VW_DATA_POLICY_DETAILS_INSURED_DETAILS_MEMBER_DETAILS_PARTY_ADDRESS_ADDRESS_PROPERTY_PIVOT_VW</w:t>
+              <w:t xml:space="preserve">      from RAW.MAXIMUS_TRAVEL.NONHLTH_TRV_UWR_VW_DATA_POLICY_DETAILS_INSURED_DETAILS_MEMBER_DETAILS_PARTY_ADDRESS_ADDRESS_PROPERTY_PIVOT_VW</w:t>
               <w:br/>
               <w:t xml:space="preserve">    union all</w:t>
               <w:br/>
-              <w:t xml:space="preserve">    -- via hubfeed_mtv2_location &lt;- stg2_mtv2__uwr_pol_ins_mbr_pp_sp_pv</w:t>
+              <w:t xml:space="preserve">    -- via hubfeed_mt_location &lt;- stg2_mt__uwr_pol_ins_mbr_pp_sp_pv</w:t>
               <w:br/>
               <w:t xml:space="preserve">    select 'NONHLTH_TRV_UWR_VW_DATA_POLICY_DETAILS_INSURED_DETAILS_MEMBER_DETAILS_PARTY_PROPERTY_SIMPLE_PROPERTY_PIVOT_VW.[CORRESPONDENCE_LOCAL_ADDRESS_LINE_1+CORRESPONDENCE_LOCAL_ADDRESS_LINE_2+CORRESPONDENCE_LOCAL_ADDRESS_LINE_3+CORRESPONDENCE_LOCAL_ADDRESS_CITY_TOWN_VILLAGE+CORRESPONDENCE_LOCAL_ADDRESS_DISTRICT+CORRESPONDENCE_LOCAL_ADDRESS_STATE+CORRESPONDENCE_LOCAL_ADDRESS_COUNTRY+LOCAL_ADDRESS_PIN_CODE] (LOCATION_HKEY__CORRESPONDENCE_LOCAL)' as src_branch,</w:t>
               <w:br/>
@@ -4744,11 +4744,11 @@
               <w:br/>
               <w:t xml:space="preserve">           MD5_BINARY(NULLIF(UPPER(TRIM(CAST('HUB_LOCATION|' || (nullif(trim(case when coalesce(nullif(trim(nullif(trim(to_varchar("CORRESPONDENCE_LOCAL_ADDRESS_LINE_1")), '')),''), nullif(trim(nullif(trim(to_varchar("CORRESPONDENCE_LOCAL_ADDRESS_LINE_2")), '')),''), nullif(trim(nullif(trim(to_varchar("CORRESPONDENCE_LOCAL_ADDRESS_LINE_3")), '')),''), nullif(trim(nullif(trim(to_varchar("CORRESPONDENCE_LOCAL_ADDRESS_CITY_TOWN_VILLAGE")), '')),''), nullif(trim(nullif(trim(to_varchar("CORRESPONDENCE_LOCAL_ADDRESS_DISTRICT")), '')),''), nullif(trim(nullif(trim(to_varchar("CORRESPONDENCE_LOCAL_ADDRESS_STATE")), '')),''), nullif(trim(nullif(trim(to_varchar("CORRESPONDENCE_LOCAL_ADDRESS_COUNTRY")), '')),''), nullif(trim(nullif(trim(to_varchar("LOCAL_ADDRESS_PIN_CODE")), '')),'')) is not null then md5(upper(regexp_replace(trim(nullif(trim(coalesce(nullif(trim(nullif(trim(to_varchar("CORRESPONDENCE_LOCAL_ADDRESS_LINE_1")), '')), ''), '') || '|' || coalesce(nullif(trim(nullif(trim(to_varchar("CORRESPONDENCE_LOCAL_ADDRESS_LINE_2")), '')), ''), '') || '|' || coalesce(nullif(trim(nullif(trim(to_varchar("CORRESPONDENCE_LOCAL_ADDRESS_LINE_3")), '')), ''), '') || '|' || coalesce(nullif(trim(nullif(trim(to_varchar("CORRESPONDENCE_LOCAL_ADDRESS_CITY_TOWN_VILLAGE")), '')), ''), '') || '|' || coalesce(nullif(trim(nullif(trim(to_varchar("CORRESPONDENCE_LOCAL_ADDRESS_DISTRICT")), '')), ''), '') || '|' || coalesce(nullif(trim(nullif(trim(to_varchar("CORRESPONDENCE_LOCAL_ADDRESS_STATE")), '')), ''), '') || '|' || coalesce(nullif(trim(nullif(trim(to_varchar("CORRESPONDENCE_LOCAL_ADDRESS_COUNTRY")), '')), ''), '') || '|' || coalesce(nullif(trim(nullif(trim(to_varchar("LOCAL_ADDRESS_PIN_CODE")), '')), ''), '')), '|||||||')), '[[:space:]]+', ' '))) end),'')) AS VARCHAR))), '')) as hkey</w:t>
               <w:br/>
-              <w:t xml:space="preserve">      from RAW.MAXIMUS_TRAVEL_V2.NONHLTH_TRV_UWR_VW_DATA_POLICY_DETAILS_INSURED_DETAILS_MEMBER_DETAILS_PARTY_PROPERTY_SIMPLE_PROPERTY_PIVOT_VW</w:t>
+              <w:t xml:space="preserve">      from RAW.MAXIMUS_TRAVEL.NONHLTH_TRV_UWR_VW_DATA_POLICY_DETAILS_INSURED_DETAILS_MEMBER_DETAILS_PARTY_PROPERTY_SIMPLE_PROPERTY_PIVOT_VW</w:t>
               <w:br/>
               <w:t xml:space="preserve">    union all</w:t>
               <w:br/>
-              <w:t xml:space="preserve">    -- via hubfeed_mtv2_location &lt;- stg2_mtv2__uwr_pol_ins_mbr_pp_sp_pv</w:t>
+              <w:t xml:space="preserve">    -- via hubfeed_mt_location &lt;- stg2_mt__uwr_pol_ins_mbr_pp_sp_pv</w:t>
               <w:br/>
               <w:t xml:space="preserve">    select 'NONHLTH_TRV_UWR_VW_DATA_POLICY_DETAILS_INSURED_DETAILS_MEMBER_DETAILS_PARTY_PROPERTY_SIMPLE_PROPERTY_PIVOT_VW.[CURRENT_PERMANENT_OVERSEAS_ADDRESS_LINE_1+CURRENT_PERMANENT_OVERSEAS_ADDRESS_LINE_2+CURRENT_PERMANENT_OVERSEAS_ADDRESS_LINE_3+CURRENT_PERMANENT_OVERSEAS_ADDRESS_CITY_TOWN_VILLAGE+CURRENT_PERMANENT_OVERSEAS_ADDRESS_STATE_UT+CURRENT_PERMANENT_OVERSEAS_ADDRESS_COUNTRY+CURRENT_PERMANENT_OVERSEAS_ADDRESS_PIN_CODE] (LOCATION_HKEY__INSURED_MEMBER_PERMANENT_OVERSEAS)' as src_branch,</w:t>
               <w:br/>
@@ -4756,11 +4756,11 @@
               <w:br/>
               <w:t xml:space="preserve">           MD5_BINARY(NULLIF(UPPER(TRIM(CAST('HUB_LOCATION|' || (nullif(trim(case when coalesce(nullif(trim(nullif(trim(to_varchar("CURRENT_PERMANENT_OVERSEAS_ADDRESS_LINE_1")), '')),''), nullif(trim(nullif(trim(to_varchar("CURRENT_PERMANENT_OVERSEAS_ADDRESS_LINE_2")), '')),''), nullif(trim(nullif(trim(to_varchar("CURRENT_PERMANENT_OVERSEAS_ADDRESS_LINE_3")), '')),''), nullif(trim(nullif(trim(to_varchar("CURRENT_PERMANENT_OVERSEAS_ADDRESS_CITY_TOWN_VILLAGE")), '')),''), nullif(trim(nullif(trim(to_varchar("CURRENT_PERMANENT_OVERSEAS_ADDRESS_STATE_UT")), '')),''), nullif(trim(nullif(trim(to_varchar("CURRENT_PERMANENT_OVERSEAS_ADDRESS_COUNTRY")), '')),''), nullif(trim(nullif(trim(to_varchar("CURRENT_PERMANENT_OVERSEAS_ADDRESS_PIN_CODE")), '')),'')) is not null then md5(upper(regexp_replace(trim(nullif(trim(coalesce(nullif(trim(nullif(trim(to_varchar("CURRENT_PERMANENT_OVERSEAS_ADDRESS_LINE_1")), '')), ''), '') || '|' || coalesce(nullif(trim(nullif(trim(to_varchar("CURRENT_PERMANENT_OVERSEAS_ADDRESS_LINE_2")), '')), ''), '') || '|' || coalesce(nullif(trim(nullif(trim(to_varchar("CURRENT_PERMANENT_OVERSEAS_ADDRESS_LINE_3")), '')), ''), '') || '|' || coalesce(nullif(trim(nullif(trim(to_varchar("CURRENT_PERMANENT_OVERSEAS_ADDRESS_CITY_TOWN_VILLAGE")), '')), ''), '') || '|' || coalesce(nullif(trim(nullif(trim(to_varchar("CURRENT_PERMANENT_OVERSEAS_ADDRESS_STATE_UT")), '')), ''), '') || '|' || coalesce(nullif(trim(nullif(trim(to_varchar("CURRENT_PERMANENT_OVERSEAS_ADDRESS_COUNTRY")), '')), ''), '') || '|' || coalesce(nullif(trim(nullif(trim(to_varchar("CURRENT_PERMANENT_OVERSEAS_ADDRESS_PIN_CODE")), '')), ''), '')), '||||||')), '[[:space:]]+', ' '))) end),'')) AS VARCHAR))), '')) as hkey</w:t>
               <w:br/>
-              <w:t xml:space="preserve">      from RAW.MAXIMUS_TRAVEL_V2.NONHLTH_TRV_UWR_VW_DATA_POLICY_DETAILS_INSURED_DETAILS_MEMBER_DETAILS_PARTY_PROPERTY_SIMPLE_PROPERTY_PIVOT_VW</w:t>
+              <w:t xml:space="preserve">      from RAW.MAXIMUS_TRAVEL.NONHLTH_TRV_UWR_VW_DATA_POLICY_DETAILS_INSURED_DETAILS_MEMBER_DETAILS_PARTY_PROPERTY_SIMPLE_PROPERTY_PIVOT_VW</w:t>
               <w:br/>
               <w:t xml:space="preserve">    union all</w:t>
               <w:br/>
-              <w:t xml:space="preserve">    -- via hubfeed_mtv2_location &lt;- stg2_mtv2__uwr_pol_off_oa</w:t>
+              <w:t xml:space="preserve">    -- via hubfeed_mt_location &lt;- stg2_mt__uwr_pol_off_oa</w:t>
               <w:br/>
               <w:t xml:space="preserve">    select 'NONHLTH_TRV_UWR_VW_DATA_POLICY_DETAILS_OFFICE_DETAILS_OFFICE_ADDRESS.[ADDRESS1+ADDRESS2+ADDRESS3+CITY+DISTRICT+STATE+COUNTRY+PINCODE] (LOCATION_HKEY__OFFICE_ADDRESS)' as src_branch,</w:t>
               <w:br/>
@@ -4768,11 +4768,11 @@
               <w:br/>
               <w:t xml:space="preserve">           MD5_BINARY(NULLIF(UPPER(TRIM(CAST('HUB_LOCATION|' || (nullif(trim(case when coalesce(nullif(trim(nullif(trim(to_varchar("ADDRESS1")), '')),''), nullif(trim(nullif(trim(to_varchar("ADDRESS2")), '')),''), nullif(trim(nullif(trim(to_varchar("ADDRESS3")), '')),''), nullif(trim(nullif(trim(to_varchar("CITY")), '')),''), nullif(trim(nullif(trim(to_varchar("DISTRICT")), '')),''), nullif(trim(nullif(trim(to_varchar("STATE")), '')),''), nullif(trim(nullif(trim(to_varchar("COUNTRY")), '')),''), nullif(trim(nullif(trim(to_varchar("PINCODE")), '')),'')) is not null then md5(upper(regexp_replace(trim(nullif(trim(coalesce(nullif(trim(nullif(trim(to_varchar("ADDRESS1")), '')), ''), '') || '|' || coalesce(nullif(trim(nullif(trim(to_varchar("ADDRESS2")), '')), ''), '') || '|' || coalesce(nullif(trim(nullif(trim(to_varchar("ADDRESS3")), '')), ''), '') || '|' || coalesce(nullif(trim(nullif(trim(to_varchar("CITY")), '')), ''), '') || '|' || coalesce(nullif(trim(nullif(trim(to_varchar("DISTRICT")), '')), ''), '') || '|' || coalesce(nullif(trim(nullif(trim(to_varchar("STATE")), '')), ''), '') || '|' || coalesce(nullif(trim(nullif(trim(to_varchar("COUNTRY")), '')), ''), '') || '|' || coalesce(nullif(trim(nullif(trim(to_varchar("PINCODE")), '')), ''), '')), '|||||||')), '[[:space:]]+', ' '))) end),'')) AS VARCHAR))), '')) as hkey</w:t>
               <w:br/>
-              <w:t xml:space="preserve">      from RAW.MAXIMUS_TRAVEL_V2.NONHLTH_TRV_UWR_VW_DATA_POLICY_DETAILS_OFFICE_DETAILS_OFFICE_ADDRESS</w:t>
+              <w:t xml:space="preserve">      from RAW.MAXIMUS_TRAVEL.NONHLTH_TRV_UWR_VW_DATA_POLICY_DETAILS_OFFICE_DETAILS_OFFICE_ADDRESS</w:t>
               <w:br/>
               <w:t xml:space="preserve">    union all</w:t>
               <w:br/>
-              <w:t xml:space="preserve">    -- via hubfeed_mtv2_location &lt;- stg2_mtv2__uwr_pol_off_oa_address_prop_pv</w:t>
+              <w:t xml:space="preserve">    -- via hubfeed_mt_location &lt;- stg2_mt__uwr_pol_off_oa_address_prop_pv</w:t>
               <w:br/>
               <w:t xml:space="preserve">    select 'NONHLTH_TRV_UWR_VW_DATA_POLICY_DETAILS_OFFICE_DETAILS_OFFICE_ADDRESS_ADDRESS_PROPERTY_PIVOT_VW.[] (LOCATION_HKEY)' as src_branch,</w:t>
               <w:br/>
@@ -4780,11 +4780,11 @@
               <w:br/>
               <w:t xml:space="preserve">           MD5_BINARY(NULLIF(UPPER(TRIM(CAST('HUB_LOCATION|' || (nullif(trim(case when coalesce(nullif(trim(w0_address1),''), nullif(trim(w1_address2),''), nullif(trim(w2_address3),''), nullif(trim(w3_city),''), nullif(trim(w4_state),''), nullif(trim(w5_pincode),'')) is not null then md5(upper(regexp_replace(trim(nullif(trim(coalesce(nullif(trim(w0_address1), ''), '') || '#' || coalesce(nullif(trim(w1_address2), ''), '') || '#' || coalesce(nullif(trim(w2_address3), ''), '') || '#' || coalesce(nullif(trim(w3_city), ''), '') || '#' || coalesce(nullif(trim(w4_state), ''), '') || '#' || coalesce(nullif(trim(w5_pincode), ''), '')), '#####')), '[[:space:]]+', ' '))) end),'')) AS VARCHAR))), '')) as hkey</w:t>
               <w:br/>
-              <w:t xml:space="preserve">      from RAW.MAXIMUS_TRAVEL_V2.NONHLTH_TRV_UWR_VW_DATA_POLICY_DETAILS_OFFICE_DETAILS_OFFICE_ADDRESS_ADDRESS_PROPERTY_PIVOT_VW</w:t>
+              <w:t xml:space="preserve">      from RAW.MAXIMUS_TRAVEL.NONHLTH_TRV_UWR_VW_DATA_POLICY_DETAILS_OFFICE_DETAILS_OFFICE_ADDRESS_ADDRESS_PROPERTY_PIVOT_VW</w:t>
               <w:br/>
               <w:t xml:space="preserve">    union all</w:t>
               <w:br/>
-              <w:t xml:space="preserve">    -- via hubfeed_mtv2_location &lt;- stg2_mtv2__uwr_pol_prp_pa</w:t>
+              <w:t xml:space="preserve">    -- via hubfeed_mt_location &lt;- stg2_mt__uwr_pol_prp_pa</w:t>
               <w:br/>
               <w:t xml:space="preserve">    select 'NONHLTH_TRV_UWR_VW_DATA_POLICY_DETAILS_PROPOSER_DETAILS_PARTY_ADDRESS.[ADDRESS1+ADDRESS2+ADDRESS3+CITY+DISTRICT+STATE+COUNTRY+PINCODE] (LOCATION_HKEY__PROPOSER_ADDRESS)' as src_branch,</w:t>
               <w:br/>
@@ -4792,11 +4792,11 @@
               <w:br/>
               <w:t xml:space="preserve">           MD5_BINARY(NULLIF(UPPER(TRIM(CAST('HUB_LOCATION|' || (nullif(trim(case when coalesce(nullif(trim(nullif(trim(to_varchar("ADDRESS1")), '')),''), nullif(trim(nullif(trim(to_varchar("ADDRESS2")), '')),''), nullif(trim(nullif(trim(to_varchar("ADDRESS3")), '')),''), nullif(trim(nullif(trim(to_varchar("CITY")), '')),''), nullif(trim(nullif(trim(to_varchar("DISTRICT")), '')),''), nullif(trim(nullif(trim(to_varchar("STATE")), '')),''), nullif(trim(nullif(trim(to_varchar("COUNTRY")), '')),''), nullif(trim(nullif(trim(to_varchar("PINCODE")), '')),'')) is not null then md5(upper(regexp_replace(trim(nullif(trim(coalesce(nullif(trim(nullif(trim(to_varchar("ADDRESS1")), '')), ''), '') || '|' || coalesce(nullif(trim(nullif(trim(to_varchar("ADDRESS2")), '')), ''), '') || '|' || coalesce(nullif(trim(nullif(trim(to_varchar("ADDRESS3")), '')), ''), '') || '|' || coalesce(nullif(trim(nullif(trim(to_varchar("CITY")), '')), ''), '') || '|' || coalesce(nullif(trim(nullif(trim(to_varchar("DISTRICT")), '')), ''), '') || '|' || coalesce(nullif(trim(nullif(trim(to_varchar("STATE")), '')), ''), '') || '|' || coalesce(nullif(trim(nullif(trim(to_varchar("COUNTRY")), '')), ''), '') || '|' || coalesce(nullif(trim(nullif(trim(to_varchar("PINCODE")), '')), ''), '')), '|||||||')), '[[:space:]]+', ' '))) end),'')) AS VARCHAR))), '')) as hkey</w:t>
               <w:br/>
-              <w:t xml:space="preserve">      from RAW.MAXIMUS_TRAVEL_V2.NONHLTH_TRV_UWR_VW_DATA_POLICY_DETAILS_PROPOSER_DETAILS_PARTY_ADDRESS</w:t>
+              <w:t xml:space="preserve">      from RAW.MAXIMUS_TRAVEL.NONHLTH_TRV_UWR_VW_DATA_POLICY_DETAILS_PROPOSER_DETAILS_PARTY_ADDRESS</w:t>
               <w:br/>
               <w:t xml:space="preserve">    union all</w:t>
               <w:br/>
-              <w:t xml:space="preserve">    -- via hubfeed_mtv2_location &lt;- stg2_mtv2__uwr_pol_prp_pa_address_prop_pv</w:t>
+              <w:t xml:space="preserve">    -- via hubfeed_mt_location &lt;- stg2_mt__uwr_pol_prp_pa_address_prop_pv</w:t>
               <w:br/>
               <w:t xml:space="preserve">    select 'NONHLTH_TRV_UWR_VW_DATA_POLICY_DETAILS_PROPOSER_DETAILS_PARTY_ADDRESS_ADDRESS_PROPERTY_PIVOT_VW.[AREA+LAND_MARK+CITY+STATE+PINCODE] (LOCATION_HKEY)' as src_branch,</w:t>
               <w:br/>
@@ -4804,11 +4804,11 @@
               <w:br/>
               <w:t xml:space="preserve">           MD5_BINARY(NULLIF(UPPER(TRIM(CAST('HUB_LOCATION|' || (nullif(trim(case when coalesce(nullif(trim(nullif(trim(to_varchar("AREA")), '')),''), nullif(trim(nullif(trim(to_varchar("LAND_MARK")), '')),''), nullif(trim(nullif(trim(to_varchar("CITY")), '')),''), nullif(trim(nullif(trim(to_varchar("STATE")), '')),''), nullif(trim(nullif(trim(to_varchar("PINCODE")), '')),'')) is not null then md5(upper(regexp_replace(trim(nullif(trim(coalesce(nullif(trim(nullif(trim(to_varchar("AREA")), '')), ''), '') || '#' || coalesce(nullif(trim(nullif(trim(to_varchar("LAND_MARK")), '')), ''), '') || '#' || coalesce(nullif(trim(nullif(trim(to_varchar("CITY")), '')), ''), '') || '#' || coalesce(nullif(trim(nullif(trim(to_varchar("STATE")), '')), ''), '') || '#' || coalesce(nullif(trim(nullif(trim(to_varchar("PINCODE")), '')), ''), '')), '####')), '[[:space:]]+', ' '))) end),'')) AS VARCHAR))), '')) as hkey</w:t>
               <w:br/>
-              <w:t xml:space="preserve">      from RAW.MAXIMUS_TRAVEL_V2.NONHLTH_TRV_UWR_VW_DATA_POLICY_DETAILS_PROPOSER_DETAILS_PARTY_ADDRESS_ADDRESS_PROPERTY_PIVOT_VW</w:t>
+              <w:t xml:space="preserve">      from RAW.MAXIMUS_TRAVEL.NONHLTH_TRV_UWR_VW_DATA_POLICY_DETAILS_PROPOSER_DETAILS_PARTY_ADDRESS_ADDRESS_PROPERTY_PIVOT_VW</w:t>
               <w:br/>
               <w:t xml:space="preserve">    union all</w:t>
               <w:br/>
-              <w:t xml:space="preserve">    -- via hubfeed_mtv2_location &lt;- stg2_mtv2__uwr_pol_prp_pp_sp_pv</w:t>
+              <w:t xml:space="preserve">    -- via hubfeed_mt_location &lt;- stg2_mt__uwr_pol_prp_pp_sp_pv</w:t>
               <w:br/>
               <w:t xml:space="preserve">    select 'NONHLTH_TRV_UWR_VW_DATA_POLICY_DETAILS_PROPOSER_DETAILS_PARTY_PROPERTY_SIMPLE_PROPERTY_PIVOT_VW.[CORRESPONDENCE_LOCAL_ADDRESS_LINE_1+CORRESPONDENCE_LOCAL_ADDRESS_LINE_2+CORRESPONDENCE_LOCAL_ADDRESS_LINE_3+CORRESPONDENCE_LOCAL_ADDRESS_CITY_TOWN_VILLAGE+CORRESPONDENCE_LOCAL_ADDRESS_DISTRICT+CORRESPONDENCE_LOCAL_ADDRESS_STATE+CORRESPONDENCE_LOCAL_ADDRESS_COUNTRY+LOCAL_ADDRESS_PIN_CODE] (LOCATION_HKEY__CORRESPONDENCE_LOCAL)' as src_branch,</w:t>
               <w:br/>
@@ -4816,11 +4816,11 @@
               <w:br/>
               <w:t xml:space="preserve">           MD5_BINARY(NULLIF(UPPER(TRIM(CAST('HUB_LOCATION|' || (nullif(trim(case when coalesce(nullif(trim(nullif(trim(to_varchar("CORRESPONDENCE_LOCAL_ADDRESS_LINE_1")), '')),''), nullif(trim(nullif(trim(to_varchar("CORRESPONDENCE_LOCAL_ADDRESS_LINE_2")), '')),''), nullif(trim(nullif(trim(to_varchar("CORRESPONDENCE_LOCAL_ADDRESS_LINE_3")), '')),''), nullif(trim(nullif(trim(to_varchar("CORRESPONDENCE_LOCAL_ADDRESS_CITY_TOWN_VILLAGE")), '')),''), nullif(trim(nullif(trim(to_varchar("CORRESPONDENCE_LOCAL_ADDRESS_DISTRICT")), '')),''), nullif(trim(nullif(trim(to_varchar("CORRESPONDENCE_LOCAL_ADDRESS_STATE")), '')),''), nullif(trim(nullif(trim(to_varchar("CORRESPONDENCE_LOCAL_ADDRESS_COUNTRY")), '')),''), nullif(trim(nullif(trim(to_varchar("LOCAL_ADDRESS_PIN_CODE")), '')),'')) is not null then md5(upper(regexp_replace(trim(nullif(trim(coalesce(nullif(trim(nullif(trim(to_varchar("CORRESPONDENCE_LOCAL_ADDRESS_LINE_1")), '')), ''), '') || '|' || coalesce(nullif(trim(nullif(trim(to_varchar("CORRESPONDENCE_LOCAL_ADDRESS_LINE_2")), '')), ''), '') || '|' || coalesce(nullif(trim(nullif(trim(to_varchar("CORRESPONDENCE_LOCAL_ADDRESS_LINE_3")), '')), ''), '') || '|' || coalesce(nullif(trim(nullif(trim(to_varchar("CORRESPONDENCE_LOCAL_ADDRESS_CITY_TOWN_VILLAGE")), '')), ''), '') || '|' || coalesce(nullif(trim(nullif(trim(to_varchar("CORRESPONDENCE_LOCAL_ADDRESS_DISTRICT")), '')), ''), '') || '|' || coalesce(nullif(trim(nullif(trim(to_varchar("CORRESPONDENCE_LOCAL_ADDRESS_STATE")), '')), ''), '') || '|' || coalesce(nullif(trim(nullif(trim(to_varchar("CORRESPONDENCE_LOCAL_ADDRESS_COUNTRY")), '')), ''), '') || '|' || coalesce(nullif(trim(nullif(trim(to_varchar("LOCAL_ADDRESS_PIN_CODE")), '')), ''), '')), '|||||||')), '[[:space:]]+', ' '))) end),'')) AS VARCHAR))), '')) as hkey</w:t>
               <w:br/>
-              <w:t xml:space="preserve">      from RAW.MAXIMUS_TRAVEL_V2.NONHLTH_TRV_UWR_VW_DATA_POLICY_DETAILS_PROPOSER_DETAILS_PARTY_PROPERTY_SIMPLE_PROPERTY_PIVOT_VW</w:t>
+              <w:t xml:space="preserve">      from RAW.MAXIMUS_TRAVEL.NONHLTH_TRV_UWR_VW_DATA_POLICY_DETAILS_PROPOSER_DETAILS_PARTY_PROPERTY_SIMPLE_PROPERTY_PIVOT_VW</w:t>
               <w:br/>
               <w:t xml:space="preserve">    union all</w:t>
               <w:br/>
-              <w:t xml:space="preserve">    -- via hubfeed_mtv2_location &lt;- stg2_mtv2__uwr_pol_prp_pp_sp_pv</w:t>
+              <w:t xml:space="preserve">    -- via hubfeed_mt_location &lt;- stg2_mt__uwr_pol_prp_pp_sp_pv</w:t>
               <w:br/>
               <w:t xml:space="preserve">    select 'NONHLTH_TRV_UWR_VW_DATA_POLICY_DETAILS_PROPOSER_DETAILS_PARTY_PROPERTY_SIMPLE_PROPERTY_PIVOT_VW.[CURRENT_PERMANENT_OVERSEAS_ADDRESS_LINE_1+CURRENT_PERMANENT_OVERSEAS_ADDRESS_LINE_2+CURRENT_PERMANENT_OVERSEAS_ADDRESS_LINE_3+CURRENT_PERMANENT_OVERSEAS_ADDRESS_CITY_TOWN_VILLAGE+CURRENT_PERMANENT_OVERSEAS_ADDRESS_STATE_UT+CURRENT_PERMANENT_OVERSEAS_ADDRESS_COUNTRY+CURRENT_PERMANENT_OVERSEAS_ADDRESS_PIN_CODE] (LOCATION_HKEY__PERMANENT_OVERSEAS)' as src_branch,</w:t>
               <w:br/>
@@ -4828,11 +4828,11 @@
               <w:br/>
               <w:t xml:space="preserve">           MD5_BINARY(NULLIF(UPPER(TRIM(CAST('HUB_LOCATION|' || (nullif(trim(case when coalesce(nullif(trim(nullif(trim(to_varchar("CURRENT_PERMANENT_OVERSEAS_ADDRESS_LINE_1")), '')),''), nullif(trim(nullif(trim(to_varchar("CURRENT_PERMANENT_OVERSEAS_ADDRESS_LINE_2")), '')),''), nullif(trim(nullif(trim(to_varchar("CURRENT_PERMANENT_OVERSEAS_ADDRESS_LINE_3")), '')),''), nullif(trim(nullif(trim(to_varchar("CURRENT_PERMANENT_OVERSEAS_ADDRESS_CITY_TOWN_VILLAGE")), '')),''), nullif(trim(nullif(trim(to_varchar("CURRENT_PERMANENT_OVERSEAS_ADDRESS_STATE_UT")), '')),''), nullif(trim(nullif(trim(to_varchar("CURRENT_PERMANENT_OVERSEAS_ADDRESS_COUNTRY")), '')),''), nullif(trim(nullif(trim(to_varchar("CURRENT_PERMANENT_OVERSEAS_ADDRESS_PIN_CODE")), '')),'')) is not null then md5(upper(regexp_replace(trim(nullif(trim(coalesce(nullif(trim(nullif(trim(to_varchar("CURRENT_PERMANENT_OVERSEAS_ADDRESS_LINE_1")), '')), ''), '') || '|' || coalesce(nullif(trim(nullif(trim(to_varchar("CURRENT_PERMANENT_OVERSEAS_ADDRESS_LINE_2")), '')), ''), '') || '|' || coalesce(nullif(trim(nullif(trim(to_varchar("CURRENT_PERMANENT_OVERSEAS_ADDRESS_LINE_3")), '')), ''), '') || '|' || coalesce(nullif(trim(nullif(trim(to_varchar("CURRENT_PERMANENT_OVERSEAS_ADDRESS_CITY_TOWN_VILLAGE")), '')), ''), '') || '|' || coalesce(nullif(trim(nullif(trim(to_varchar("CURRENT_PERMANENT_OVERSEAS_ADDRESS_STATE_UT")), '')), ''), '') || '|' || coalesce(nullif(trim(nullif(trim(to_varchar("CURRENT_PERMANENT_OVERSEAS_ADDRESS_COUNTRY")), '')), ''), '') || '|' || coalesce(nullif(trim(nullif(trim(to_varchar("CURRENT_PERMANENT_OVERSEAS_ADDRESS_PIN_CODE")), '')), ''), '')), '||||||')), '[[:space:]]+', ' '))) end),'')) AS VARCHAR))), '')) as hkey</w:t>
               <w:br/>
-              <w:t xml:space="preserve">      from RAW.MAXIMUS_TRAVEL_V2.NONHLTH_TRV_UWR_VW_DATA_POLICY_DETAILS_PROPOSER_DETAILS_PARTY_PROPERTY_SIMPLE_PROPERTY_PIVOT_VW</w:t>
+              <w:t xml:space="preserve">      from RAW.MAXIMUS_TRAVEL.NONHLTH_TRV_UWR_VW_DATA_POLICY_DETAILS_PROPOSER_DETAILS_PARTY_PROPERTY_SIMPLE_PROPERTY_PIVOT_VW</w:t>
               <w:br/>
               <w:t xml:space="preserve">    union all</w:t>
               <w:br/>
-              <w:t xml:space="preserve">    -- via hubfeed_mtv2_location &lt;- stg2_mtv2__uwr_qpd_rskl</w:t>
+              <w:t xml:space="preserve">    -- via hubfeed_mt_location &lt;- stg2_mt__uwr_qpd_rskl</w:t>
               <w:br/>
               <w:t xml:space="preserve">    select 'NONHLTH_TRV_UWR_VW_DATA_QUOTE_PARAM_DETAILS_RISK_LIST.[ADDR1+ADDR2+ADDR3+CITY_CODE+STATE_CODE+POSTAL_CODE+COUNTRY_CODE] (LOCATION_HKEY)' as src_branch,</w:t>
               <w:br/>
@@ -4840,7 +4840,7 @@
               <w:br/>
               <w:t xml:space="preserve">           MD5_BINARY(NULLIF(UPPER(TRIM(CAST('HUB_LOCATION|' || (nullif(trim(case when coalesce(nullif(trim(nullif(trim(to_varchar("ADDR1")), '')),''), nullif(trim(nullif(trim(to_varchar("ADDR2")), '')),''), nullif(trim(nullif(trim(to_varchar("ADDR3")), '')),''), nullif(trim(nullif(trim(to_varchar("CITY_CODE")), '')),''), nullif(trim(nullif(trim(to_varchar("STATE_CODE")), '')),''), nullif(trim(nullif(trim(to_varchar("POSTAL_CODE")), '')),''), nullif(trim(nullif(trim(to_varchar("COUNTRY_CODE")), '')),'')) is not null then md5(upper(regexp_replace(trim(nullif(trim(coalesce(nullif(trim(nullif(trim(to_varchar("ADDR1")), '')), ''), '') || '#' || coalesce(nullif(trim(nullif(trim(to_varchar("ADDR2")), '')), ''), '') || '#' || coalesce(nullif(trim(nullif(trim(to_varchar("ADDR3")), '')), ''), '') || '#' || coalesce(nullif(trim(nullif(trim(to_varchar("CITY_CODE")), '')), ''), '') || '#' || coalesce(nullif(trim(nullif(trim(to_varchar("STATE_CODE")), '')), ''), '') || '#' || coalesce(nullif(trim(nullif(trim(to_varchar("POSTAL_CODE")), '')), ''), '') || '#' || coalesce(nullif(trim(nullif(trim(to_varchar("COUNTRY_CODE")), '')), ''), '')), '######')), '[[:space:]]+', ' '))) end),'')) AS VARCHAR))), '')) as hkey</w:t>
               <w:br/>
-              <w:t xml:space="preserve">      from RAW.MAXIMUS_TRAVEL_V2.NONHLTH_TRV_UWR_VW_DATA_QUOTE_PARAM_DETAILS_RISK_LIST</w:t>
+              <w:t xml:space="preserve">      from RAW.MAXIMUS_TRAVEL.NONHLTH_TRV_UWR_VW_DATA_QUOTE_PARAM_DETAILS_RISK_LIST</w:t>
               <w:br/>
               <w:t xml:space="preserve">)</w:t>
               <w:br/>
@@ -5114,7 +5114,7 @@
         <w:t xml:space="preserve">Note: </w:t>
       </w:r>
       <w:r>
-        <w:t xml:space="preserve">9 RAW key branch(es): NONHLTH_TRV_CLM_VW_DATA_CLAIM_DETAILS_CLAIM_ATTRIBUTE_PROPERTIES_PIVOT_VW.STORED_COMPANY_CODE (ORG_UNIT_HKEY__COMPANY), NONHLTH_TRV_CLM_VW_DATA_CLAIM_DETAILS_CLAIM_ATTRIBUTE_PROPERTIES_PIVOT_VW.HUB_LOCATION (ORG_UNIT_HKEY__OPERATING_HUB), NONHLTH_TRV_UWR_VW_DATA_POLICY_DETAILS.POLICY_BRANCH_NAME (ORG_UNIT_HKEY), NONHLTH_TRV_UWR_VW_DATA_POLICY_DETAILS_OFFICE_DETAILS.OFFICE_CODE (ORG_UNIT_HKEY), NONHLTH_TRV_UWR_VW_DATA_POLICY_DETAILS_OFFICE_DETAILS_OFFICE_ADDRESS_ADDRESS_PROPERTY_PIVOT_VW.[] (ORG_UNIT_HKEY), NONHLTH_TRV_UWR_VW_DATA_POLICY_DETAILS_POLICY_PROPERTY_SIMPLE_PROPERTY_PIVOT_VW.BRANCH_CODE (ORG_UNIT_HKEY), NONHLTH_TRV_UWR_VW_DATA_POLICY_DETAILS_PROPOSER_DETAILS_PARTY_PROPERTY_SIMPLE_PROPERTY_PIVOT_VW.LOCATION_CODE (ORG_UNIT_HKEY__SERVICING_BRANCH), NONHLTH_TRV_UWR_VW_DATA_QUOTE_PARAM_DETAILS.POLICY_BRANCH_NAME (ORG_UNIT_HKEY__POLICY_ISSUING_BRANCH), NONHLTH_TRV_UWR_VW_DATA_QUOTE_PARAM_DETAILS_POLICY_PROPERTY_RULE_LIST_PIVOT_VW.BRANCH_CODE (ORG_UNIT_HKEY). Travel RECORD_SOURCE value(s) parsed from feeds: MAXIMUS_NONHLTH_TRV_CLM_VW_DATA_CLAIM_DETAILS_CLAIM_ATTRIBUTE_PROPERTIES_PIVOT_VW, MAXIMUS_NONHLTH_TRV_UWR_VW_DATA_POLICY_DETAILS, MAXIMUS_NONHLTH_TRV_UWR_VW_DATA_POLICY_DETAILS_OFFICE_DETAILS, MAXIMUS_NONHLTH_TRV_UWR_VW_DATA_POLICY_DETAILS_OFFICE_DETAILS_OFFICE_ADDRESS, MAXIMUS_NONHLTH_TRV_UWR_VW_DATA_POLICY_DETAILS_OFFICE_DETAILS_OFFICE_ADDRESS_ADDRESS_PROPERTY_PIVOT_VW, MAXIMUS_NONHLTH_TRV_UWR_VW_DATA_POLICY_DETAILS_POLICY_PROPERTY_SIMPLE_PROPERTY_PIVOT_VW (+3 more). Excluded: hubfeed_mtv2_org_unit &lt;- stg2_mtv2__uwr_pol_off_oa: key uses walk column(s) w0_office_code from parent view(s) -- not resolvable to a single RAW table in the first-cut, skipped..</w:t>
+        <w:t xml:space="preserve">9 RAW key branch(es): NONHLTH_TRV_CLM_VW_DATA_CLAIM_DETAILS_CLAIM_ATTRIBUTE_PROPERTIES_PIVOT_VW.STORED_COMPANY_CODE (ORG_UNIT_HKEY__COMPANY), NONHLTH_TRV_CLM_VW_DATA_CLAIM_DETAILS_CLAIM_ATTRIBUTE_PROPERTIES_PIVOT_VW.HUB_LOCATION (ORG_UNIT_HKEY__OPERATING_HUB), NONHLTH_TRV_UWR_VW_DATA_POLICY_DETAILS.POLICY_BRANCH_NAME (ORG_UNIT_HKEY), NONHLTH_TRV_UWR_VW_DATA_POLICY_DETAILS_OFFICE_DETAILS.OFFICE_CODE (ORG_UNIT_HKEY), NONHLTH_TRV_UWR_VW_DATA_POLICY_DETAILS_OFFICE_DETAILS_OFFICE_ADDRESS_ADDRESS_PROPERTY_PIVOT_VW.[] (ORG_UNIT_HKEY), NONHLTH_TRV_UWR_VW_DATA_POLICY_DETAILS_POLICY_PROPERTY_SIMPLE_PROPERTY_PIVOT_VW.BRANCH_CODE (ORG_UNIT_HKEY), NONHLTH_TRV_UWR_VW_DATA_POLICY_DETAILS_PROPOSER_DETAILS_PARTY_PROPERTY_SIMPLE_PROPERTY_PIVOT_VW.LOCATION_CODE (ORG_UNIT_HKEY__SERVICING_BRANCH), NONHLTH_TRV_UWR_VW_DATA_QUOTE_PARAM_DETAILS.POLICY_BRANCH_NAME (ORG_UNIT_HKEY__POLICY_ISSUING_BRANCH), NONHLTH_TRV_UWR_VW_DATA_QUOTE_PARAM_DETAILS_POLICY_PROPERTY_RULE_LIST_PIVOT_VW.BRANCH_CODE (ORG_UNIT_HKEY). Travel RECORD_SOURCE value(s) parsed from feeds: MAXIMUS_NONHLTH_TRV_CLM_VW_DATA_CLAIM_DETAILS_CLAIM_ATTRIBUTE_PROPERTIES_PIVOT_VW, MAXIMUS_NONHLTH_TRV_UWR_VW_DATA_POLICY_DETAILS, MAXIMUS_NONHLTH_TRV_UWR_VW_DATA_POLICY_DETAILS_OFFICE_DETAILS, MAXIMUS_NONHLTH_TRV_UWR_VW_DATA_POLICY_DETAILS_OFFICE_DETAILS_OFFICE_ADDRESS, MAXIMUS_NONHLTH_TRV_UWR_VW_DATA_POLICY_DETAILS_OFFICE_DETAILS_OFFICE_ADDRESS_ADDRESS_PROPERTY_PIVOT_VW, MAXIMUS_NONHLTH_TRV_UWR_VW_DATA_POLICY_DETAILS_POLICY_PROPERTY_SIMPLE_PROPERTY_PIVOT_VW (+3 more). Excluded: hubfeed_mt_org_unit &lt;- stg2_mt__uwr_pol_off_oa: key uses walk column(s) w0_office_code from parent view(s) -- not resolvable to a single RAW table in the first-cut, skipped..</w:t>
       </w:r>
     </w:p>
     <w:p>
@@ -5147,7 +5147,7 @@
               </w:rPr>
               <w:t xml:space="preserve">with src as (</w:t>
               <w:br/>
-              <w:t xml:space="preserve">    -- via hubfeed_mtv2_org_unit &lt;- stg2_mtv2__clm_clmd_clmap_pv</w:t>
+              <w:t xml:space="preserve">    -- via hubfeed_mt_org_unit &lt;- stg2_mt__clm_clmd_clmap_pv</w:t>
               <w:br/>
               <w:t xml:space="preserve">    select 'NONHLTH_TRV_CLM_VW_DATA_CLAIM_DETAILS_CLAIM_ATTRIBUTE_PROPERTIES_PIVOT_VW.STORED_COMPANY_CODE (ORG_UNIT_HKEY__COMPANY)' as src_branch,</w:t>
               <w:br/>
@@ -5155,11 +5155,11 @@
               <w:br/>
               <w:t xml:space="preserve">           MD5_BINARY(NULLIF(UPPER(TRIM(CAST('HUB_ORG_UNIT|' || (nullif(trim(case when coalesce(nullif(trim(nullif(trim(to_varchar("STORED_COMPANY_CODE")), '')),'')) is not null then nullif(trim(nullif(trim(to_varchar("STORED_COMPANY_CODE")), '')), '') end),'')) AS VARCHAR))), '')) as hkey</w:t>
               <w:br/>
-              <w:t xml:space="preserve">      from RAW.MAXIMUS_TRAVEL_V2.NONHLTH_TRV_CLM_VW_DATA_CLAIM_DETAILS_CLAIM_ATTRIBUTE_PROPERTIES_PIVOT_VW</w:t>
+              <w:t xml:space="preserve">      from RAW.MAXIMUS_TRAVEL.NONHLTH_TRV_CLM_VW_DATA_CLAIM_DETAILS_CLAIM_ATTRIBUTE_PROPERTIES_PIVOT_VW</w:t>
               <w:br/>
               <w:t xml:space="preserve">    union all</w:t>
               <w:br/>
-              <w:t xml:space="preserve">    -- via hubfeed_mtv2_org_unit &lt;- stg2_mtv2__clm_clmd_clmap_pv</w:t>
+              <w:t xml:space="preserve">    -- via hubfeed_mt_org_unit &lt;- stg2_mt__clm_clmd_clmap_pv</w:t>
               <w:br/>
               <w:t xml:space="preserve">    select 'NONHLTH_TRV_CLM_VW_DATA_CLAIM_DETAILS_CLAIM_ATTRIBUTE_PROPERTIES_PIVOT_VW.HUB_LOCATION (ORG_UNIT_HKEY__OPERATING_HUB)' as src_branch,</w:t>
               <w:br/>
@@ -5167,11 +5167,11 @@
               <w:br/>
               <w:t xml:space="preserve">           MD5_BINARY(NULLIF(UPPER(TRIM(CAST('HUB_ORG_UNIT|' || (nullif(trim(case when coalesce(nullif(trim(nullif(trim(to_varchar("HUB_LOCATION")), '')),'')) is not null then 'ORGHUB:' || nullif(trim(nullif(trim(to_varchar("HUB_LOCATION")), '')), '') end),'')) AS VARCHAR))), '')) as hkey</w:t>
               <w:br/>
-              <w:t xml:space="preserve">      from RAW.MAXIMUS_TRAVEL_V2.NONHLTH_TRV_CLM_VW_DATA_CLAIM_DETAILS_CLAIM_ATTRIBUTE_PROPERTIES_PIVOT_VW</w:t>
+              <w:t xml:space="preserve">      from RAW.MAXIMUS_TRAVEL.NONHLTH_TRV_CLM_VW_DATA_CLAIM_DETAILS_CLAIM_ATTRIBUTE_PROPERTIES_PIVOT_VW</w:t>
               <w:br/>
               <w:t xml:space="preserve">    union all</w:t>
               <w:br/>
-              <w:t xml:space="preserve">    -- via hubfeed_mtv2_org_unit &lt;- stg2_mtv2__uwr_pol</w:t>
+              <w:t xml:space="preserve">    -- via hubfeed_mt_org_unit &lt;- stg2_mt__uwr_pol</w:t>
               <w:br/>
               <w:t xml:space="preserve">    select 'NONHLTH_TRV_UWR_VW_DATA_POLICY_DETAILS.POLICY_BRANCH_NAME (ORG_UNIT_HKEY)' as src_branch,</w:t>
               <w:br/>
@@ -5179,11 +5179,11 @@
               <w:br/>
               <w:t xml:space="preserve">           MD5_BINARY(NULLIF(UPPER(TRIM(CAST('HUB_ORG_UNIT|' || (nullif(trim(case when coalesce(nullif(trim(nullif(trim(to_varchar("POLICY_BRANCH_NAME")), '')),'')) is not null then 'ORGUNIT:' || md5(upper(trim(nullif(trim(nullif(trim(to_varchar("POLICY_BRANCH_NAME")), '')), '')))) end),'')) AS VARCHAR))), '')) as hkey</w:t>
               <w:br/>
-              <w:t xml:space="preserve">      from RAW.MAXIMUS_TRAVEL_V2.NONHLTH_TRV_UWR_VW_DATA_POLICY_DETAILS</w:t>
+              <w:t xml:space="preserve">      from RAW.MAXIMUS_TRAVEL.NONHLTH_TRV_UWR_VW_DATA_POLICY_DETAILS</w:t>
               <w:br/>
               <w:t xml:space="preserve">    union all</w:t>
               <w:br/>
-              <w:t xml:space="preserve">    -- via hubfeed_mtv2_org_unit &lt;- stg2_mtv2__uwr_pol_off</w:t>
+              <w:t xml:space="preserve">    -- via hubfeed_mt_org_unit &lt;- stg2_mt__uwr_pol_off</w:t>
               <w:br/>
               <w:t xml:space="preserve">    select 'NONHLTH_TRV_UWR_VW_DATA_POLICY_DETAILS_OFFICE_DETAILS.OFFICE_CODE (ORG_UNIT_HKEY)' as src_branch,</w:t>
               <w:br/>
@@ -5191,11 +5191,11 @@
               <w:br/>
               <w:t xml:space="preserve">           MD5_BINARY(NULLIF(UPPER(TRIM(CAST('HUB_ORG_UNIT|' || (nullif(trim(case when coalesce(nullif(trim(nullif(trim(to_varchar("OFFICE_CODE")), '')),'')) is not null then 'ORGUNIT:' || nullif(trim(nullif(trim(to_varchar("OFFICE_CODE")), '')), '') end),'')) AS VARCHAR))), '')) as hkey</w:t>
               <w:br/>
-              <w:t xml:space="preserve">      from RAW.MAXIMUS_TRAVEL_V2.NONHLTH_TRV_UWR_VW_DATA_POLICY_DETAILS_OFFICE_DETAILS</w:t>
+              <w:t xml:space="preserve">      from RAW.MAXIMUS_TRAVEL.NONHLTH_TRV_UWR_VW_DATA_POLICY_DETAILS_OFFICE_DETAILS</w:t>
               <w:br/>
               <w:t xml:space="preserve">    union all</w:t>
               <w:br/>
-              <w:t xml:space="preserve">    -- via hubfeed_mtv2_org_unit &lt;- stg2_mtv2__uwr_pol_off_oa_address_prop_pv</w:t>
+              <w:t xml:space="preserve">    -- via hubfeed_mt_org_unit &lt;- stg2_mt__uwr_pol_off_oa_address_prop_pv</w:t>
               <w:br/>
               <w:t xml:space="preserve">    select 'NONHLTH_TRV_UWR_VW_DATA_POLICY_DETAILS_OFFICE_DETAILS_OFFICE_ADDRESS_ADDRESS_PROPERTY_PIVOT_VW.[] (ORG_UNIT_HKEY)' as src_branch,</w:t>
               <w:br/>
@@ -5203,11 +5203,11 @@
               <w:br/>
               <w:t xml:space="preserve">           MD5_BINARY(NULLIF(UPPER(TRIM(CAST('HUB_ORG_UNIT|' || (nullif(trim(case when coalesce(nullif(trim(w6_office_code),'')) is not null then 'ORGUNIT:' || nullif(trim(w6_office_code), '') end),'')) AS VARCHAR))), '')) as hkey</w:t>
               <w:br/>
-              <w:t xml:space="preserve">      from RAW.MAXIMUS_TRAVEL_V2.NONHLTH_TRV_UWR_VW_DATA_POLICY_DETAILS_OFFICE_DETAILS_OFFICE_ADDRESS_ADDRESS_PROPERTY_PIVOT_VW</w:t>
+              <w:t xml:space="preserve">      from RAW.MAXIMUS_TRAVEL.NONHLTH_TRV_UWR_VW_DATA_POLICY_DETAILS_OFFICE_DETAILS_OFFICE_ADDRESS_ADDRESS_PROPERTY_PIVOT_VW</w:t>
               <w:br/>
               <w:t xml:space="preserve">    union all</w:t>
               <w:br/>
-              <w:t xml:space="preserve">    -- via hubfeed_mtv2_org_unit &lt;- stg2_mtv2__uwr_pol_polp_sp_pv</w:t>
+              <w:t xml:space="preserve">    -- via hubfeed_mt_org_unit &lt;- stg2_mt__uwr_pol_polp_sp_pv</w:t>
               <w:br/>
               <w:t xml:space="preserve">    select 'NONHLTH_TRV_UWR_VW_DATA_POLICY_DETAILS_POLICY_PROPERTY_SIMPLE_PROPERTY_PIVOT_VW.BRANCH_CODE (ORG_UNIT_HKEY)' as src_branch,</w:t>
               <w:br/>
@@ -5215,11 +5215,11 @@
               <w:br/>
               <w:t xml:space="preserve">           MD5_BINARY(NULLIF(UPPER(TRIM(CAST('HUB_ORG_UNIT|' || (nullif(trim(case when coalesce(nullif(trim(nullif(trim(to_varchar("BRANCH_CODE")), '')),'')) is not null then nullif(trim(nullif(trim(to_varchar("BRANCH_CODE")), '')), '') end),'')) AS VARCHAR))), '')) as hkey</w:t>
               <w:br/>
-              <w:t xml:space="preserve">      from RAW.MAXIMUS_TRAVEL_V2.NONHLTH_TRV_UWR_VW_DATA_POLICY_DETAILS_POLICY_PROPERTY_SIMPLE_PROPERTY_PIVOT_VW</w:t>
+              <w:t xml:space="preserve">      from RAW.MAXIMUS_TRAVEL.NONHLTH_TRV_UWR_VW_DATA_POLICY_DETAILS_POLICY_PROPERTY_SIMPLE_PROPERTY_PIVOT_VW</w:t>
               <w:br/>
               <w:t xml:space="preserve">    union all</w:t>
               <w:br/>
-              <w:t xml:space="preserve">    -- via hubfeed_mtv2_org_unit &lt;- stg2_mtv2__uwr_pol_prp_pp_sp_pv</w:t>
+              <w:t xml:space="preserve">    -- via hubfeed_mt_org_unit &lt;- stg2_mt__uwr_pol_prp_pp_sp_pv</w:t>
               <w:br/>
               <w:t xml:space="preserve">    select 'NONHLTH_TRV_UWR_VW_DATA_POLICY_DETAILS_PROPOSER_DETAILS_PARTY_PROPERTY_SIMPLE_PROPERTY_PIVOT_VW.LOCATION_CODE (ORG_UNIT_HKEY__SERVICING_BRANCH)' as src_branch,</w:t>
               <w:br/>
@@ -5227,11 +5227,11 @@
               <w:br/>
               <w:t xml:space="preserve">           MD5_BINARY(NULLIF(UPPER(TRIM(CAST('HUB_ORG_UNIT|' || (nullif(trim(case when coalesce(nullif(trim(nullif(trim(to_varchar("LOCATION_CODE")), '')),'')) is not null then nullif(trim(nullif(trim(to_varchar("LOCATION_CODE")), '')), '') end),'')) AS VARCHAR))), '')) as hkey</w:t>
               <w:br/>
-              <w:t xml:space="preserve">      from RAW.MAXIMUS_TRAVEL_V2.NONHLTH_TRV_UWR_VW_DATA_POLICY_DETAILS_PROPOSER_DETAILS_PARTY_PROPERTY_SIMPLE_PROPERTY_PIVOT_VW</w:t>
+              <w:t xml:space="preserve">      from RAW.MAXIMUS_TRAVEL.NONHLTH_TRV_UWR_VW_DATA_POLICY_DETAILS_PROPOSER_DETAILS_PARTY_PROPERTY_SIMPLE_PROPERTY_PIVOT_VW</w:t>
               <w:br/>
               <w:t xml:space="preserve">    union all</w:t>
               <w:br/>
-              <w:t xml:space="preserve">    -- via hubfeed_mtv2_org_unit &lt;- stg2_mtv2__uwr_qpd</w:t>
+              <w:t xml:space="preserve">    -- via hubfeed_mt_org_unit &lt;- stg2_mt__uwr_qpd</w:t>
               <w:br/>
               <w:t xml:space="preserve">    select 'NONHLTH_TRV_UWR_VW_DATA_QUOTE_PARAM_DETAILS.POLICY_BRANCH_NAME (ORG_UNIT_HKEY__POLICY_ISSUING_BRANCH)' as src_branch,</w:t>
               <w:br/>
@@ -5239,11 +5239,11 @@
               <w:br/>
               <w:t xml:space="preserve">           MD5_BINARY(NULLIF(UPPER(TRIM(CAST('HUB_ORG_UNIT|' || (nullif(trim(case when coalesce(nullif(trim(nullif(trim(to_varchar("POLICY_BRANCH_NAME")), '')),'')) is not null then 'ORGUNIT:' || md5(upper(trim(nullif(trim(nullif(trim(to_varchar("POLICY_BRANCH_NAME")), '')), '')))) end),'')) AS VARCHAR))), '')) as hkey</w:t>
               <w:br/>
-              <w:t xml:space="preserve">      from RAW.MAXIMUS_TRAVEL_V2.NONHLTH_TRV_UWR_VW_DATA_QUOTE_PARAM_DETAILS</w:t>
+              <w:t xml:space="preserve">      from RAW.MAXIMUS_TRAVEL.NONHLTH_TRV_UWR_VW_DATA_QUOTE_PARAM_DETAILS</w:t>
               <w:br/>
               <w:t xml:space="preserve">    union all</w:t>
               <w:br/>
-              <w:t xml:space="preserve">    -- via hubfeed_mtv2_org_unit &lt;- stg2_mtv2__uwr_qpd_polp_rl_pv</w:t>
+              <w:t xml:space="preserve">    -- via hubfeed_mt_org_unit &lt;- stg2_mt__uwr_qpd_polp_rl_pv</w:t>
               <w:br/>
               <w:t xml:space="preserve">    select 'NONHLTH_TRV_UWR_VW_DATA_QUOTE_PARAM_DETAILS_POLICY_PROPERTY_RULE_LIST_PIVOT_VW.BRANCH_CODE (ORG_UNIT_HKEY)' as src_branch,</w:t>
               <w:br/>
@@ -5251,7 +5251,7 @@
               <w:br/>
               <w:t xml:space="preserve">           MD5_BINARY(NULLIF(UPPER(TRIM(CAST('HUB_ORG_UNIT|' || (nullif(trim(case when coalesce(nullif(trim(nullif(trim(to_varchar("BRANCH_CODE")), '')),'')) is not null then nullif(trim(nullif(trim(to_varchar("BRANCH_CODE")), '')), '') end),'')) AS VARCHAR))), '')) as hkey</w:t>
               <w:br/>
-              <w:t xml:space="preserve">      from RAW.MAXIMUS_TRAVEL_V2.NONHLTH_TRV_UWR_VW_DATA_QUOTE_PARAM_DETAILS_POLICY_PROPERTY_RULE_LIST_PIVOT_VW</w:t>
+              <w:t xml:space="preserve">      from RAW.MAXIMUS_TRAVEL.NONHLTH_TRV_UWR_VW_DATA_QUOTE_PARAM_DETAILS_POLICY_PROPERTY_RULE_LIST_PIVOT_VW</w:t>
               <w:br/>
               <w:t xml:space="preserve">)</w:t>
               <w:br/>
@@ -5558,7 +5558,7 @@
               </w:rPr>
               <w:t xml:space="preserve">with src as (</w:t>
               <w:br/>
-              <w:t xml:space="preserve">    -- via hubfeed_mtv2_distribution_channel &lt;- stg2_mtv2__clm_clmd_clmap_pv</w:t>
+              <w:t xml:space="preserve">    -- via hubfeed_mt_distribution_channel &lt;- stg2_mt__clm_clmd_clmap_pv</w:t>
               <w:br/>
               <w:t xml:space="preserve">    select 'NONHLTH_TRV_CLM_VW_DATA_CLAIM_DETAILS_CLAIM_ATTRIBUTE_PROPERTIES_PIVOT_VW.DEALER_CODE (DISTRIBUTION_CHANNEL_HKEY__DEALER)' as src_branch,</w:t>
               <w:br/>
@@ -5566,11 +5566,11 @@
               <w:br/>
               <w:t xml:space="preserve">           MD5_BINARY(NULLIF(UPPER(TRIM(CAST('HUB_DISTRIBUTION_CHANNEL|' || (nullif(trim(case when coalesce(nullif(trim(nullif(trim(to_varchar("DEALER_CODE")), '')),'')) is not null then 'DEALER:' || nullif(trim(nullif(trim(to_varchar("DEALER_CODE")), '')), '') end),'')) AS VARCHAR))), '')) as hkey</w:t>
               <w:br/>
-              <w:t xml:space="preserve">      from RAW.MAXIMUS_TRAVEL_V2.NONHLTH_TRV_CLM_VW_DATA_CLAIM_DETAILS_CLAIM_ATTRIBUTE_PROPERTIES_PIVOT_VW</w:t>
+              <w:t xml:space="preserve">      from RAW.MAXIMUS_TRAVEL.NONHLTH_TRV_CLM_VW_DATA_CLAIM_DETAILS_CLAIM_ATTRIBUTE_PROPERTIES_PIVOT_VW</w:t>
               <w:br/>
               <w:t xml:space="preserve">    union all</w:t>
               <w:br/>
-              <w:t xml:space="preserve">    -- via hubfeed_mtv2_distribution_channel &lt;- stg2_mtv2__clm_clmd_clmap_pv</w:t>
+              <w:t xml:space="preserve">    -- via hubfeed_mt_distribution_channel &lt;- stg2_mt__clm_clmd_clmap_pv</w:t>
               <w:br/>
               <w:t xml:space="preserve">    select 'NONHLTH_TRV_CLM_VW_DATA_CLAIM_DETAILS_CLAIM_ATTRIBUTE_PROPERTIES_PIVOT_VW.INTERMEDIARY_CODE (DISTRIBUTION_CHANNEL_HKEY__INTERMEDIARY)' as src_branch,</w:t>
               <w:br/>
@@ -5578,11 +5578,11 @@
               <w:br/>
               <w:t xml:space="preserve">           MD5_BINARY(NULLIF(UPPER(TRIM(CAST('HUB_DISTRIBUTION_CHANNEL|' || (nullif(trim(case when coalesce(nullif(trim(nullif(trim(to_varchar("INTERMEDIARY_CODE")), '')),'')) is not null then 'IMD:' || nullif(trim(nullif(trim(to_varchar("INTERMEDIARY_CODE")), '')), '') end),'')) AS VARCHAR))), '')) as hkey</w:t>
               <w:br/>
-              <w:t xml:space="preserve">      from RAW.MAXIMUS_TRAVEL_V2.NONHLTH_TRV_CLM_VW_DATA_CLAIM_DETAILS_CLAIM_ATTRIBUTE_PROPERTIES_PIVOT_VW</w:t>
+              <w:t xml:space="preserve">      from RAW.MAXIMUS_TRAVEL.NONHLTH_TRV_CLM_VW_DATA_CLAIM_DETAILS_CLAIM_ATTRIBUTE_PROPERTIES_PIVOT_VW</w:t>
               <w:br/>
               <w:t xml:space="preserve">    union all</w:t>
               <w:br/>
-              <w:t xml:space="preserve">    -- via hubfeed_mtv2_distribution_channel &lt;- stg2_mtv2__uwr_pol_ins_mbr_pp_sp_pv</w:t>
+              <w:t xml:space="preserve">    -- via hubfeed_mt_distribution_channel &lt;- stg2_mt__uwr_pol_ins_mbr_pp_sp_pv</w:t>
               <w:br/>
               <w:t xml:space="preserve">    select 'NONHLTH_TRV_UWR_VW_DATA_POLICY_DETAILS_INSURED_DETAILS_MEMBER_DETAILS_PARTY_PROPERTY_SIMPLE_PROPERTY_PIVOT_VW.PARTNER_REF (DISTRIBUTION_CHANNEL_HKEY)' as src_branch,</w:t>
               <w:br/>
@@ -5590,11 +5590,11 @@
               <w:br/>
               <w:t xml:space="preserve">           MD5_BINARY(NULLIF(UPPER(TRIM(CAST('HUB_DISTRIBUTION_CHANNEL|' || (nullif(trim(case when coalesce(nullif(trim(nullif(trim(to_varchar("PARTNER_REF")), '')),'')) is not null then nullif(trim(nullif(trim(to_varchar("PARTNER_REF")), '')), '') end),'')) AS VARCHAR))), '')) as hkey</w:t>
               <w:br/>
-              <w:t xml:space="preserve">      from RAW.MAXIMUS_TRAVEL_V2.NONHLTH_TRV_UWR_VW_DATA_POLICY_DETAILS_INSURED_DETAILS_MEMBER_DETAILS_PARTY_PROPERTY_SIMPLE_PROPERTY_PIVOT_VW</w:t>
+              <w:t xml:space="preserve">      from RAW.MAXIMUS_TRAVEL.NONHLTH_TRV_UWR_VW_DATA_POLICY_DETAILS_INSURED_DETAILS_MEMBER_DETAILS_PARTY_PROPERTY_SIMPLE_PROPERTY_PIVOT_VW</w:t>
               <w:br/>
               <w:t xml:space="preserve">    union all</w:t>
               <w:br/>
-              <w:t xml:space="preserve">    -- via hubfeed_mtv2_distribution_channel &lt;- stg2_mtv2__uwr_pol_polp_sp_pv</w:t>
+              <w:t xml:space="preserve">    -- via hubfeed_mt_distribution_channel &lt;- stg2_mt__uwr_pol_polp_sp_pv</w:t>
               <w:br/>
               <w:t xml:space="preserve">    select 'NONHLTH_TRV_UWR_VW_DATA_POLICY_DETAILS_POLICY_PROPERTY_SIMPLE_PROPERTY_PIVOT_VW.IMD_CODE (DISTRIBUTION_CHANNEL_HKEY)' as src_branch,</w:t>
               <w:br/>
@@ -5602,11 +5602,11 @@
               <w:br/>
               <w:t xml:space="preserve">           MD5_BINARY(NULLIF(UPPER(TRIM(CAST('HUB_DISTRIBUTION_CHANNEL|' || (nullif(trim(case when coalesce(nullif(trim(nullif(trim(to_varchar("IMD_CODE")), '')),'')) is not null then nullif(trim(nullif(trim(to_varchar("IMD_CODE")), '')), '') end),'')) AS VARCHAR))), '')) as hkey</w:t>
               <w:br/>
-              <w:t xml:space="preserve">      from RAW.MAXIMUS_TRAVEL_V2.NONHLTH_TRV_UWR_VW_DATA_POLICY_DETAILS_POLICY_PROPERTY_SIMPLE_PROPERTY_PIVOT_VW</w:t>
+              <w:t xml:space="preserve">      from RAW.MAXIMUS_TRAVEL.NONHLTH_TRV_UWR_VW_DATA_POLICY_DETAILS_POLICY_PROPERTY_SIMPLE_PROPERTY_PIVOT_VW</w:t>
               <w:br/>
               <w:t xml:space="preserve">    union all</w:t>
               <w:br/>
-              <w:t xml:space="preserve">    -- via hubfeed_mtv2_distribution_channel &lt;- stg2_mtv2__uwr_pol_prp_pp_sp_pv</w:t>
+              <w:t xml:space="preserve">    -- via hubfeed_mt_distribution_channel &lt;- stg2_mt__uwr_pol_prp_pp_sp_pv</w:t>
               <w:br/>
               <w:t xml:space="preserve">    select 'NONHLTH_TRV_UWR_VW_DATA_POLICY_DETAILS_PROPOSER_DETAILS_PARTY_PROPERTY_SIMPLE_PROPERTY_PIVOT_VW.AGENT_CHANNEL (DISTRIBUTION_CHANNEL_HKEY)' as src_branch,</w:t>
               <w:br/>
@@ -5614,11 +5614,11 @@
               <w:br/>
               <w:t xml:space="preserve">           MD5_BINARY(NULLIF(UPPER(TRIM(CAST('HUB_DISTRIBUTION_CHANNEL|' || (nullif(trim(case when coalesce(nullif(trim(nullif(trim(to_varchar("AGENT_CHANNEL")), '')),'')) is not null then nullif(trim(nullif(trim(to_varchar("AGENT_CHANNEL")), '')), '') end),'')) AS VARCHAR))), '')) as hkey</w:t>
               <w:br/>
-              <w:t xml:space="preserve">      from RAW.MAXIMUS_TRAVEL_V2.NONHLTH_TRV_UWR_VW_DATA_POLICY_DETAILS_PROPOSER_DETAILS_PARTY_PROPERTY_SIMPLE_PROPERTY_PIVOT_VW</w:t>
+              <w:t xml:space="preserve">      from RAW.MAXIMUS_TRAVEL.NONHLTH_TRV_UWR_VW_DATA_POLICY_DETAILS_PROPOSER_DETAILS_PARTY_PROPERTY_SIMPLE_PROPERTY_PIVOT_VW</w:t>
               <w:br/>
               <w:t xml:space="preserve">    union all</w:t>
               <w:br/>
-              <w:t xml:space="preserve">    -- via hubfeed_mtv2_distribution_channel &lt;- stg2_mtv2__uwr_pol_prp_pp_sp_pv</w:t>
+              <w:t xml:space="preserve">    -- via hubfeed_mt_distribution_channel &lt;- stg2_mt__uwr_pol_prp_pp_sp_pv</w:t>
               <w:br/>
               <w:t xml:space="preserve">    select 'NONHLTH_TRV_UWR_VW_DATA_POLICY_DETAILS_PROPOSER_DETAILS_PARTY_PROPERTY_SIMPLE_PROPERTY_PIVOT_VW.PARTNER_REF (DISTRIBUTION_CHANNEL_HKEY__V2)' as src_branch,</w:t>
               <w:br/>
@@ -5626,11 +5626,11 @@
               <w:br/>
               <w:t xml:space="preserve">           MD5_BINARY(NULLIF(UPPER(TRIM(CAST('HUB_DISTRIBUTION_CHANNEL|' || (nullif(trim(case when coalesce(nullif(trim(nullif(trim(to_varchar("PARTNER_REF")), '')),'')) is not null then nullif(trim(nullif(trim(to_varchar("PARTNER_REF")), '')), '') end),'')) AS VARCHAR))), '')) as hkey</w:t>
               <w:br/>
-              <w:t xml:space="preserve">      from RAW.MAXIMUS_TRAVEL_V2.NONHLTH_TRV_UWR_VW_DATA_POLICY_DETAILS_PROPOSER_DETAILS_PARTY_PROPERTY_SIMPLE_PROPERTY_PIVOT_VW</w:t>
+              <w:t xml:space="preserve">      from RAW.MAXIMUS_TRAVEL.NONHLTH_TRV_UWR_VW_DATA_POLICY_DETAILS_PROPOSER_DETAILS_PARTY_PROPERTY_SIMPLE_PROPERTY_PIVOT_VW</w:t>
               <w:br/>
               <w:t xml:space="preserve">    union all</w:t>
               <w:br/>
-              <w:t xml:space="preserve">    -- via hubfeed_mtv2_distribution_channel &lt;- stg2_mtv2__uwr_qpd</w:t>
+              <w:t xml:space="preserve">    -- via hubfeed_mt_distribution_channel &lt;- stg2_mt__uwr_qpd</w:t>
               <w:br/>
               <w:t xml:space="preserve">    select 'NONHLTH_TRV_UWR_VW_DATA_QUOTE_PARAM_DETAILS.AGENT_CODE (DISTRIBUTION_CHANNEL_HKEY)' as src_branch,</w:t>
               <w:br/>
@@ -5638,11 +5638,11 @@
               <w:br/>
               <w:t xml:space="preserve">           MD5_BINARY(NULLIF(UPPER(TRIM(CAST('HUB_DISTRIBUTION_CHANNEL|' || (nullif(trim(case when coalesce(nullif(trim(nullif(trim(to_varchar("AGENT_CODE")), '')),'')) is not null then nullif(trim(nullif(trim(to_varchar("AGENT_CODE")), '')), '') end),'')) AS VARCHAR))), '')) as hkey</w:t>
               <w:br/>
-              <w:t xml:space="preserve">      from RAW.MAXIMUS_TRAVEL_V2.NONHLTH_TRV_UWR_VW_DATA_QUOTE_PARAM_DETAILS</w:t>
+              <w:t xml:space="preserve">      from RAW.MAXIMUS_TRAVEL.NONHLTH_TRV_UWR_VW_DATA_QUOTE_PARAM_DETAILS</w:t>
               <w:br/>
               <w:t xml:space="preserve">    union all</w:t>
               <w:br/>
-              <w:t xml:space="preserve">    -- via hubfeed_mtv2_distribution_channel &lt;- stg2_mtv2__uwr_qpd_polp_rl_pv</w:t>
+              <w:t xml:space="preserve">    -- via hubfeed_mt_distribution_channel &lt;- stg2_mt__uwr_qpd_polp_rl_pv</w:t>
               <w:br/>
               <w:t xml:space="preserve">    select 'NONHLTH_TRV_UWR_VW_DATA_QUOTE_PARAM_DETAILS_POLICY_PROPERTY_RULE_LIST_PIVOT_VW.IMD_CODE (DISTRIBUTION_CHANNEL_HKEY)' as src_branch,</w:t>
               <w:br/>
@@ -5650,7 +5650,7 @@
               <w:br/>
               <w:t xml:space="preserve">           MD5_BINARY(NULLIF(UPPER(TRIM(CAST('HUB_DISTRIBUTION_CHANNEL|' || (nullif(trim(case when coalesce(nullif(trim(nullif(trim(to_varchar("IMD_CODE")), '')),'')) is not null then nullif(trim(nullif(trim(to_varchar("IMD_CODE")), '')), '') end),'')) AS VARCHAR))), '')) as hkey</w:t>
               <w:br/>
-              <w:t xml:space="preserve">      from RAW.MAXIMUS_TRAVEL_V2.NONHLTH_TRV_UWR_VW_DATA_QUOTE_PARAM_DETAILS_POLICY_PROPERTY_RULE_LIST_PIVOT_VW</w:t>
+              <w:t xml:space="preserve">      from RAW.MAXIMUS_TRAVEL.NONHLTH_TRV_UWR_VW_DATA_QUOTE_PARAM_DETAILS_POLICY_PROPERTY_RULE_LIST_PIVOT_VW</w:t>
               <w:br/>
               <w:t xml:space="preserve">)</w:t>
               <w:br/>
@@ -5924,7 +5924,7 @@
         <w:t xml:space="preserve">Note: </w:t>
       </w:r>
       <w:r>
-        <w:t xml:space="preserve">9 RAW key branch(es): NONHLTH_TRV_CLM_VW_DATA_CLAIM_DETAILS_CLAIM_PAYMENT_PAYMENTPROPERTY_PIVOT_VW.[] (FINANCIAL_TRANSACTION_HKEY__CLAIM_PAYMENT), NONHLTH_TRV_CLM_VW_DATA_CLAIM_DETAILS_CLAIM_RISK_RISK_ATTRIBUTE_MULTI_SET_PROPERTY_MULTI_SET_DETAIL_PROPERTY_PIVOT_VW.INVOICE_NUMBER (FINANCIAL_TRANSACTION_HKEY__CLAIM_BILL_INVOICE), NONHLTH_TRV_CLM_VW_DATA_CLAIM_DETAILS_CLAIM_RISK_RISK_ATTRIBUTE_MULTI_SET_PROPERTY_MULTI_SET_DETAIL_PROPERTY_PIVOT_VW.PAYMENT_ID (FINANCIAL_TRANSACTION_HKEY__CLAIM_PAYMENT), NONHLTH_TRV_UWR_VW_DATA_POLICY_DETAILS_POLICY_PAYMENT_INFORMATION.TRANSACTION_ID (FINANCIAL_TRANSACTION_HKEY), NONHLTH_TRV_UWR_VW_DATA_POLICY_DETAILS_POLICY_PROPERTY_SIMPLE_PROPERTY_PIVOT_VW.FOREIGN_KEY (FINANCIAL_TRANSACTION_HKEY__POLICY_PREMIUM), NONHLTH_TRV_UWR_VW_DATA_QUOTE_PARAM_DETAILS.POLICY_QUOTE_NUMBER (FINANCIAL_TRANSACTION_HKEY__QUOTE_PREMIUM), NONHLTH_TRV_UWR_VW_DATA_QUOTE_PARAM_DETAILS_POLICY_PROPERTY_RULE_LIST_PIVOT_VW.[] (FINANCIAL_TRANSACTION_HKEY__QUOTE_PREMIUM), NONHLTH_TRV_CLM_VW_DATA_CLAIM_DETAILS_CLAIM_PAYMENT_PAYMENTPROPERTY_PIVOT_VW (literal arm) (FINANCIAL_TRANSACTION_HKEY__CLAIM_PAYMENT / sat_fintxn_tax), NONHLTH_TRV_CLM_VW_DATA_CLAIM_DETAILS_CLAIM_RISK_RISK_ATTRIBUTE_MULTI_SET_PROPERTY_MULTI_SET_DETAIL_PROPERTY_PIVOT_VW.INVOICE_NUMBER (FINANCIAL_TRANSACTION_HKEY__CLAIM_BILL_INVOICE / sat_fintxn_tax). 12 feed branches collapse to 9 RAW key(s). Travel RECORD_SOURCE value(s) parsed from feeds: MAXIMUS_NONHLTH_TRV_CLM_VW_DATA_CLAIM_DETAILS_CLAIM_PAYMENT_PAYMENTPROPERTY_PIVOT_VW, MAXIMUS_NONHLTH_TRV_CLM_VW_DATA_CLAIM_DETAILS_CLAIM_RISK_RISK_ATTRIBUTE_MULTI_SET_PROPERTY_MULTI_SET_DETAIL_PROPERTY_PIVOT_VW, MAXIMUS_NONHLTH_TRV_UWR_VW_DATA_POLICY_DETAILS_POLICY_PAYMENT_INFORMATION, MAXIMUS_NONHLTH_TRV_UWR_VW_DATA_POLICY_DETAILS_POLICY_PROPERTY_SIMPLE_PROPERTY_PIVOT_VW, MAXIMUS_NONHLTH_TRV_UWR_VW_DATA_QUOTE_PARAM_DETAILS, MAXIMUS_NONHLTH_TRV_UWR_VW_DATA_QUOTE_PARAM_DETAILS_POLICY_PROPERTY_RULE_LIST_PIVOT_VW (+1 more). Excluded: hubfeed_mtv2_financial_transaction &lt;- stg2_mtv2__uwr_qpd_rskl: key uses walk column(s) w0_policy_quote_number from parent view(s) -- not resolvable to a single RAW table in the first-cut, skipped..</w:t>
+        <w:t xml:space="preserve">9 RAW key branch(es): NONHLTH_TRV_CLM_VW_DATA_CLAIM_DETAILS_CLAIM_PAYMENT_PAYMENTPROPERTY_PIVOT_VW.[] (FINANCIAL_TRANSACTION_HKEY__CLAIM_PAYMENT), NONHLTH_TRV_CLM_VW_DATA_CLAIM_DETAILS_CLAIM_RISK_RISK_ATTRIBUTE_MULTI_SET_PROPERTY_MULTI_SET_DETAIL_PROPERTY_PIVOT_VW.INVOICE_NUMBER (FINANCIAL_TRANSACTION_HKEY__CLAIM_BILL_INVOICE), NONHLTH_TRV_CLM_VW_DATA_CLAIM_DETAILS_CLAIM_RISK_RISK_ATTRIBUTE_MULTI_SET_PROPERTY_MULTI_SET_DETAIL_PROPERTY_PIVOT_VW.PAYMENT_ID (FINANCIAL_TRANSACTION_HKEY__CLAIM_PAYMENT), NONHLTH_TRV_UWR_VW_DATA_POLICY_DETAILS_POLICY_PAYMENT_INFORMATION.TRANSACTION_ID (FINANCIAL_TRANSACTION_HKEY), NONHLTH_TRV_UWR_VW_DATA_POLICY_DETAILS_POLICY_PROPERTY_SIMPLE_PROPERTY_PIVOT_VW.FOREIGN_KEY (FINANCIAL_TRANSACTION_HKEY__POLICY_PREMIUM), NONHLTH_TRV_UWR_VW_DATA_QUOTE_PARAM_DETAILS.POLICY_QUOTE_NUMBER (FINANCIAL_TRANSACTION_HKEY__QUOTE_PREMIUM), NONHLTH_TRV_UWR_VW_DATA_QUOTE_PARAM_DETAILS_POLICY_PROPERTY_RULE_LIST_PIVOT_VW.[] (FINANCIAL_TRANSACTION_HKEY__QUOTE_PREMIUM), NONHLTH_TRV_CLM_VW_DATA_CLAIM_DETAILS_CLAIM_PAYMENT_PAYMENTPROPERTY_PIVOT_VW (literal arm) (FINANCIAL_TRANSACTION_HKEY__CLAIM_PAYMENT / sat_fintxn_tax), NONHLTH_TRV_CLM_VW_DATA_CLAIM_DETAILS_CLAIM_RISK_RISK_ATTRIBUTE_MULTI_SET_PROPERTY_MULTI_SET_DETAIL_PROPERTY_PIVOT_VW.INVOICE_NUMBER (FINANCIAL_TRANSACTION_HKEY__CLAIM_BILL_INVOICE / sat_fintxn_tax). 12 feed branches collapse to 9 RAW key(s). Travel RECORD_SOURCE value(s) parsed from feeds: MAXIMUS_NONHLTH_TRV_CLM_VW_DATA_CLAIM_DETAILS_CLAIM_PAYMENT_PAYMENTPROPERTY_PIVOT_VW, MAXIMUS_NONHLTH_TRV_CLM_VW_DATA_CLAIM_DETAILS_CLAIM_RISK_RISK_ATTRIBUTE_MULTI_SET_PROPERTY_MULTI_SET_DETAIL_PROPERTY_PIVOT_VW, MAXIMUS_NONHLTH_TRV_UWR_VW_DATA_POLICY_DETAILS_POLICY_PAYMENT_INFORMATION, MAXIMUS_NONHLTH_TRV_UWR_VW_DATA_POLICY_DETAILS_POLICY_PROPERTY_SIMPLE_PROPERTY_PIVOT_VW, MAXIMUS_NONHLTH_TRV_UWR_VW_DATA_QUOTE_PARAM_DETAILS, MAXIMUS_NONHLTH_TRV_UWR_VW_DATA_QUOTE_PARAM_DETAILS_POLICY_PROPERTY_RULE_LIST_PIVOT_VW (+1 more). Excluded: hubfeed_mt_financial_transaction &lt;- stg2_mt__uwr_qpd_rskl: key uses walk column(s) w0_policy_quote_number from parent view(s) -- not resolvable to a single RAW table in the first-cut, skipped..</w:t>
       </w:r>
     </w:p>
     <w:p>
@@ -5957,7 +5957,7 @@
               </w:rPr>
               <w:t xml:space="preserve">with src as (</w:t>
               <w:br/>
-              <w:t xml:space="preserve">    -- via hubfeed_mtv2_financial_transaction &lt;- stg2_mtv2__clm_clmd_clmpay_payp_pv</w:t>
+              <w:t xml:space="preserve">    -- via hubfeed_mt_financial_transaction &lt;- stg2_mt__clm_clmd_clmpay_payp_pv</w:t>
               <w:br/>
               <w:t xml:space="preserve">    select 'NONHLTH_TRV_CLM_VW_DATA_CLAIM_DETAILS_CLAIM_PAYMENT_PAYMENTPROPERTY_PIVOT_VW.[] (FINANCIAL_TRANSACTION_HKEY__CLAIM_PAYMENT)' as src_branch,</w:t>
               <w:br/>
@@ -5965,11 +5965,11 @@
               <w:br/>
               <w:t xml:space="preserve">           MD5_BINARY(NULLIF(UPPER(TRIM(CAST('HUB_FINANCIAL_TRANSACTION|' || (nullif(trim(case when coalesce(nullif(trim(w1_claimpaymentid),'')) is not null then 'PAY:' || nullif(trim(w1_claimpaymentid), '') end),'')) AS VARCHAR))), '')) as hkey</w:t>
               <w:br/>
-              <w:t xml:space="preserve">      from RAW.MAXIMUS_TRAVEL_V2.NONHLTH_TRV_CLM_VW_DATA_CLAIM_DETAILS_CLAIM_PAYMENT_PAYMENTPROPERTY_PIVOT_VW</w:t>
+              <w:t xml:space="preserve">      from RAW.MAXIMUS_TRAVEL.NONHLTH_TRV_CLM_VW_DATA_CLAIM_DETAILS_CLAIM_PAYMENT_PAYMENTPROPERTY_PIVOT_VW</w:t>
               <w:br/>
               <w:t xml:space="preserve">    union all</w:t>
               <w:br/>
-              <w:t xml:space="preserve">    -- via hubfeed_mtv2_financial_transaction &lt;- stg2_mtv2__clm_clmd_clmrsk_rska_msp_msd_prop_pv</w:t>
+              <w:t xml:space="preserve">    -- via hubfeed_mt_financial_transaction &lt;- stg2_mt__clm_clmd_clmrsk_rska_msp_msd_prop_pv</w:t>
               <w:br/>
               <w:t xml:space="preserve">    select 'NONHLTH_TRV_CLM_VW_DATA_CLAIM_DETAILS_CLAIM_RISK_RISK_ATTRIBUTE_MULTI_SET_PROPERTY_MULTI_SET_DETAIL_PROPERTY_PIVOT_VW.INVOICE_NUMBER (FINANCIAL_TRANSACTION_HKEY__CLAIM_BILL_INVOICE)' as src_branch,</w:t>
               <w:br/>
@@ -5977,11 +5977,11 @@
               <w:br/>
               <w:t xml:space="preserve">           MD5_BINARY(NULLIF(UPPER(TRIM(CAST('HUB_FINANCIAL_TRANSACTION|' || (nullif(trim(case when coalesce(nullif(trim(nullif(trim(to_varchar("INVOICE_NUMBER")), '')),'')) is not null then 'INV:' || nullif(trim(nullif(trim(to_varchar("INVOICE_NUMBER")), '')), '') end),'')) AS VARCHAR))), '')) as hkey</w:t>
               <w:br/>
-              <w:t xml:space="preserve">      from RAW.MAXIMUS_TRAVEL_V2.NONHLTH_TRV_CLM_VW_DATA_CLAIM_DETAILS_CLAIM_RISK_RISK_ATTRIBUTE_MULTI_SET_PROPERTY_MULTI_SET_DETAIL_PROPERTY_PIVOT_VW</w:t>
+              <w:t xml:space="preserve">      from RAW.MAXIMUS_TRAVEL.NONHLTH_TRV_CLM_VW_DATA_CLAIM_DETAILS_CLAIM_RISK_RISK_ATTRIBUTE_MULTI_SET_PROPERTY_MULTI_SET_DETAIL_PROPERTY_PIVOT_VW</w:t>
               <w:br/>
               <w:t xml:space="preserve">    union all</w:t>
               <w:br/>
-              <w:t xml:space="preserve">    -- via hubfeed_mtv2_financial_transaction &lt;- stg2_mtv2__clm_clmd_clmrsk_rska_msp_msd_prop_pv</w:t>
+              <w:t xml:space="preserve">    -- via hubfeed_mt_financial_transaction &lt;- stg2_mt__clm_clmd_clmrsk_rska_msp_msd_prop_pv</w:t>
               <w:br/>
               <w:t xml:space="preserve">    select 'NONHLTH_TRV_CLM_VW_DATA_CLAIM_DETAILS_CLAIM_RISK_RISK_ATTRIBUTE_MULTI_SET_PROPERTY_MULTI_SET_DETAIL_PROPERTY_PIVOT_VW.PAYMENT_ID (FINANCIAL_TRANSACTION_HKEY__CLAIM_PAYMENT)' as src_branch,</w:t>
               <w:br/>
@@ -5989,11 +5989,11 @@
               <w:br/>
               <w:t xml:space="preserve">           MD5_BINARY(NULLIF(UPPER(TRIM(CAST('HUB_FINANCIAL_TRANSACTION|' || (nullif(trim(case when coalesce(nullif(trim(nullif(trim(to_varchar("PAYMENT_ID")), '')),'')) is not null then 'PAY:' || nullif(trim(nullif(trim(to_varchar("PAYMENT_ID")), '')), '') end),'')) AS VARCHAR))), '')) as hkey</w:t>
               <w:br/>
-              <w:t xml:space="preserve">      from RAW.MAXIMUS_TRAVEL_V2.NONHLTH_TRV_CLM_VW_DATA_CLAIM_DETAILS_CLAIM_RISK_RISK_ATTRIBUTE_MULTI_SET_PROPERTY_MULTI_SET_DETAIL_PROPERTY_PIVOT_VW</w:t>
+              <w:t xml:space="preserve">      from RAW.MAXIMUS_TRAVEL.NONHLTH_TRV_CLM_VW_DATA_CLAIM_DETAILS_CLAIM_RISK_RISK_ATTRIBUTE_MULTI_SET_PROPERTY_MULTI_SET_DETAIL_PROPERTY_PIVOT_VW</w:t>
               <w:br/>
               <w:t xml:space="preserve">    union all</w:t>
               <w:br/>
-              <w:t xml:space="preserve">    -- via hubfeed_mtv2_financial_transaction &lt;- stg2_mtv2__uwr_pol_policy_payment_information</w:t>
+              <w:t xml:space="preserve">    -- via hubfeed_mt_financial_transaction &lt;- stg2_mt__uwr_pol_policy_payment_information</w:t>
               <w:br/>
               <w:t xml:space="preserve">    select 'NONHLTH_TRV_UWR_VW_DATA_POLICY_DETAILS_POLICY_PAYMENT_INFORMATION.TRANSACTION_ID (FINANCIAL_TRANSACTION_HKEY)' as src_branch,</w:t>
               <w:br/>
@@ -6001,11 +6001,11 @@
               <w:br/>
               <w:t xml:space="preserve">           MD5_BINARY(NULLIF(UPPER(TRIM(CAST('HUB_FINANCIAL_TRANSACTION|' || (nullif(trim(case when coalesce(nullif(trim(nullif(trim(to_varchar("TRANSACTION_ID")), '')),'')) is not null then nullif(trim(nullif(trim(to_varchar("TRANSACTION_ID")), '')), '') end),'')) AS VARCHAR))), '')) as hkey</w:t>
               <w:br/>
-              <w:t xml:space="preserve">      from RAW.MAXIMUS_TRAVEL_V2.NONHLTH_TRV_UWR_VW_DATA_POLICY_DETAILS_POLICY_PAYMENT_INFORMATION</w:t>
+              <w:t xml:space="preserve">      from RAW.MAXIMUS_TRAVEL.NONHLTH_TRV_UWR_VW_DATA_POLICY_DETAILS_POLICY_PAYMENT_INFORMATION</w:t>
               <w:br/>
               <w:t xml:space="preserve">    union all</w:t>
               <w:br/>
-              <w:t xml:space="preserve">    -- via hubfeed_mtv2_financial_transaction &lt;- stg2_mtv2__uwr_pol_polp_sp_pv</w:t>
+              <w:t xml:space="preserve">    -- via hubfeed_mt_financial_transaction &lt;- stg2_mt__uwr_pol_polp_sp_pv</w:t>
               <w:br/>
               <w:t xml:space="preserve">    select 'NONHLTH_TRV_UWR_VW_DATA_POLICY_DETAILS_POLICY_PROPERTY_SIMPLE_PROPERTY_PIVOT_VW.FOREIGN_KEY (FINANCIAL_TRANSACTION_HKEY__POLICY_PREMIUM)' as src_branch,</w:t>
               <w:br/>
@@ -6013,11 +6013,11 @@
               <w:br/>
               <w:t xml:space="preserve">           MD5_BINARY(NULLIF(UPPER(TRIM(CAST('HUB_FINANCIAL_TRANSACTION|' || (nullif(trim(case when coalesce(nullif(trim(w1_policy_number),''), nullif(trim(("FOREIGN_KEY")),'')) is not null then 'POLPREM:' || coalesce(nullif(trim(w1_policy_number), ''), nullif(trim(("FOREIGN_KEY")), '')) end),'')) AS VARCHAR))), '')) as hkey</w:t>
               <w:br/>
-              <w:t xml:space="preserve">      from RAW.MAXIMUS_TRAVEL_V2.NONHLTH_TRV_UWR_VW_DATA_POLICY_DETAILS_POLICY_PROPERTY_SIMPLE_PROPERTY_PIVOT_VW</w:t>
+              <w:t xml:space="preserve">      from RAW.MAXIMUS_TRAVEL.NONHLTH_TRV_UWR_VW_DATA_POLICY_DETAILS_POLICY_PROPERTY_SIMPLE_PROPERTY_PIVOT_VW</w:t>
               <w:br/>
               <w:t xml:space="preserve">    union all</w:t>
               <w:br/>
-              <w:t xml:space="preserve">    -- via hubfeed_mtv2_financial_transaction &lt;- stg2_mtv2__uwr_qpd</w:t>
+              <w:t xml:space="preserve">    -- via hubfeed_mt_financial_transaction &lt;- stg2_mt__uwr_qpd</w:t>
               <w:br/>
               <w:t xml:space="preserve">    select 'NONHLTH_TRV_UWR_VW_DATA_QUOTE_PARAM_DETAILS.POLICY_QUOTE_NUMBER (FINANCIAL_TRANSACTION_HKEY__QUOTE_PREMIUM)' as src_branch,</w:t>
               <w:br/>
@@ -6025,11 +6025,11 @@
               <w:br/>
               <w:t xml:space="preserve">           MD5_BINARY(NULLIF(UPPER(TRIM(CAST('HUB_FINANCIAL_TRANSACTION|' || (nullif(trim(case when coalesce(nullif(trim(nullif(trim(to_varchar("POLICY_QUOTE_NUMBER")), '')),'')) is not null then 'QUOTEPREM:' || nullif(trim(nullif(trim(to_varchar("POLICY_QUOTE_NUMBER")), '')), '') end),'')) AS VARCHAR))), '')) as hkey</w:t>
               <w:br/>
-              <w:t xml:space="preserve">      from RAW.MAXIMUS_TRAVEL_V2.NONHLTH_TRV_UWR_VW_DATA_QUOTE_PARAM_DETAILS</w:t>
+              <w:t xml:space="preserve">      from RAW.MAXIMUS_TRAVEL.NONHLTH_TRV_UWR_VW_DATA_QUOTE_PARAM_DETAILS</w:t>
               <w:br/>
               <w:t xml:space="preserve">    union all</w:t>
               <w:br/>
-              <w:t xml:space="preserve">    -- via hubfeed_mtv2_financial_transaction &lt;- stg2_mtv2__uwr_qpd_polp_rl_pv</w:t>
+              <w:t xml:space="preserve">    -- via hubfeed_mt_financial_transaction &lt;- stg2_mt__uwr_qpd_polp_rl_pv</w:t>
               <w:br/>
               <w:t xml:space="preserve">    select 'NONHLTH_TRV_UWR_VW_DATA_QUOTE_PARAM_DETAILS_POLICY_PROPERTY_RULE_LIST_PIVOT_VW.[] (FINANCIAL_TRANSACTION_HKEY__QUOTE_PREMIUM)' as src_branch,</w:t>
               <w:br/>
@@ -6037,11 +6037,11 @@
               <w:br/>
               <w:t xml:space="preserve">           MD5_BINARY(NULLIF(UPPER(TRIM(CAST('HUB_FINANCIAL_TRANSACTION|' || (nullif(trim(case when coalesce(nullif(trim(w0_policy_quote_number),'')) is not null then 'QUOTEPREM:' || nullif(trim(w0_policy_quote_number), '') end),'')) AS VARCHAR))), '')) as hkey</w:t>
               <w:br/>
-              <w:t xml:space="preserve">      from RAW.MAXIMUS_TRAVEL_V2.NONHLTH_TRV_UWR_VW_DATA_QUOTE_PARAM_DETAILS_POLICY_PROPERTY_RULE_LIST_PIVOT_VW</w:t>
+              <w:t xml:space="preserve">      from RAW.MAXIMUS_TRAVEL.NONHLTH_TRV_UWR_VW_DATA_QUOTE_PARAM_DETAILS_POLICY_PROPERTY_RULE_LIST_PIVOT_VW</w:t>
               <w:br/>
               <w:t xml:space="preserve">    union all</w:t>
               <w:br/>
-              <w:t xml:space="preserve">    -- via hubfeed_mtv2_financial_transaction &lt;- stg2_mtv2_up__clm_clmd_clmpay_payp_pv__sat_fintxn_tax &lt;- up_mtv2__clm_clmd_clmpay_payp_pv__sat_fintxn_tax</w:t>
+              <w:t xml:space="preserve">    -- via hubfeed_mt_financial_transaction &lt;- stg2_mt_up__clm_clmd_clmpay_payp_pv__sat_fintxn_tax &lt;- up_mt__clm_clmd_clmpay_payp_pv__sat_fintxn_tax</w:t>
               <w:br/>
               <w:t xml:space="preserve">    select 'NONHLTH_TRV_CLM_VW_DATA_CLAIM_DETAILS_CLAIM_PAYMENT_PAYMENTPROPERTY_PIVOT_VW (literal arm) (FINANCIAL_TRANSACTION_HKEY__CLAIM_PAYMENT / sat_fintxn_tax)' as src_branch,</w:t>
               <w:br/>
@@ -6049,13 +6049,13 @@
               <w:br/>
               <w:t xml:space="preserve">           MD5_BINARY(NULLIF(UPPER(TRIM(CAST('HUB_FINANCIAL_TRANSACTION|' || ((nullif(trim(case when coalesce(nullif(trim(w1_claimpaymentid),'')) is not null then 'PAY:' || nullif(trim(w1_claimpaymentid), '') end),''))) AS VARCHAR))), '')) as hkey</w:t>
               <w:br/>
-              <w:t xml:space="preserve">      from RAW.MAXIMUS_TRAVEL_V2.NONHLTH_TRV_CLM_VW_DATA_CLAIM_DETAILS_CLAIM_PAYMENT_PAYMENTPROPERTY_PIVOT_VW</w:t>
+              <w:t xml:space="preserve">      from RAW.MAXIMUS_TRAVEL.NONHLTH_TRV_CLM_VW_DATA_CLAIM_DETAILS_CLAIM_PAYMENT_PAYMENTPROPERTY_PIVOT_VW</w:t>
               <w:br/>
               <w:t xml:space="preserve">     where (nullif(trim(to_varchar("CGST_AMOUNT")), '') is not null or nullif(trim(to_varchar("GST_PERCENTAGE")), '') is not null or nullif(trim(to_varchar("IGST_AMOUNT")), '') is not null or nullif(trim(to_varchar("PAYMENT_STATE")), '') is not null or nullif(trim(to_varchar("SGST_AMOUNT")), '') is not null or nullif(trim(to_varchar("TAX_INVOICE_DATE")), '') is not null or nullif(trim(to_varchar("TAX_INVOICE_NUMBER")), '') is not null) or (nullif(trim(to_varchar("TDS_AMOUNT")), '') is not null) or (nullif(trim(to_varchar("TDS_ON_INTEREST")), '') is not null) or (nullif(trim(to_varchar("VAT_APPLICABLE")), '') is not null)</w:t>
               <w:br/>
               <w:t xml:space="preserve">    union all</w:t>
               <w:br/>
-              <w:t xml:space="preserve">    -- via hubfeed_mtv2_financial_transaction &lt;- stg2_mtv2_up__clm_clmd_clmrsk_rska_msp_msd_prop_pv__sat_fintxn_tax &lt;- up_mtv2__clm_clmd_clmrsk_rska_msp_msd_prop_pv__sat_fintxn_tax</w:t>
+              <w:t xml:space="preserve">    -- via hubfeed_mt_financial_transaction &lt;- stg2_mt_up__clm_clmd_clmrsk_rska_msp_msd_prop_pv__sat_fintxn_tax &lt;- up_mt__clm_clmd_clmrsk_rska_msp_msd_prop_pv__sat_fintxn_tax</w:t>
               <w:br/>
               <w:t xml:space="preserve">    select 'NONHLTH_TRV_CLM_VW_DATA_CLAIM_DETAILS_CLAIM_RISK_RISK_ATTRIBUTE_MULTI_SET_PROPERTY_MULTI_SET_DETAIL_PROPERTY_PIVOT_VW.INVOICE_NUMBER (FINANCIAL_TRANSACTION_HKEY__CLAIM_BILL_INVOICE / sat_fintxn_tax)' as src_branch,</w:t>
               <w:br/>
@@ -6063,7 +6063,7 @@
               <w:br/>
               <w:t xml:space="preserve">           MD5_BINARY(NULLIF(UPPER(TRIM(CAST('HUB_FINANCIAL_TRANSACTION|' || ((nullif(trim(case when coalesce(nullif(trim(nullif(trim(to_varchar("INVOICE_NUMBER")), '')),'')) is not null then 'INV:' || nullif(trim(nullif(trim(to_varchar("INVOICE_NUMBER")), '')), '') end),''))) AS VARCHAR))), '')) as hkey</w:t>
               <w:br/>
-              <w:t xml:space="preserve">      from RAW.MAXIMUS_TRAVEL_V2.NONHLTH_TRV_CLM_VW_DATA_CLAIM_DETAILS_CLAIM_RISK_RISK_ATTRIBUTE_MULTI_SET_PROPERTY_MULTI_SET_DETAIL_PROPERTY_PIVOT_VW</w:t>
+              <w:t xml:space="preserve">      from RAW.MAXIMUS_TRAVEL.NONHLTH_TRV_CLM_VW_DATA_CLAIM_DETAILS_CLAIM_RISK_RISK_ATTRIBUTE_MULTI_SET_PROPERTY_MULTI_SET_DETAIL_PROPERTY_PIVOT_VW</w:t>
               <w:br/>
               <w:t xml:space="preserve">     where (nullif(trim(to_varchar("CGST")), '') is not null or nullif(trim(to_varchar("CGST_PERCENTAGE")), '') is not null or nullif(trim(to_varchar("GST_APPLICABILITY")), '') is not null or nullif(trim(to_varchar("IGST")), '') is not null or nullif(trim(to_varchar("IGST_PERCENTAGE")), '') is not null or nullif(trim(to_varchar("INVOICE_NUMBER")), '') is not null or nullif(trim(to_varchar("SGST")), '') is not null or nullif(trim(to_varchar("SGST_PERCENTAGE")), '') is not null or nullif(trim(to_varchar("TOTAL_GST_PERCENTAGE")), '') is not null)</w:t>
               <w:br/>
@@ -6372,7 +6372,7 @@
               </w:rPr>
               <w:t xml:space="preserve">with src as (</w:t>
               <w:br/>
-              <w:t xml:space="preserve">    -- via hubfeed_mtv2_assessment &lt;- stg2_mtv2__uwr_pol_polp_sp_pv</w:t>
+              <w:t xml:space="preserve">    -- via hubfeed_mt_assessment &lt;- stg2_mt__uwr_pol_polp_sp_pv</w:t>
               <w:br/>
               <w:t xml:space="preserve">    select 'NONHLTH_TRV_UWR_VW_DATA_POLICY_DETAILS_POLICY_PROPERTY_SIMPLE_PROPERTY_PIVOT_VW.BAGIC_SCRUTINY_NUMBER (ASSESSMENT_HKEY)' as src_branch,</w:t>
               <w:br/>
@@ -6380,11 +6380,11 @@
               <w:br/>
               <w:t xml:space="preserve">           MD5_BINARY(NULLIF(UPPER(TRIM(CAST('HUB_ASSESSMENT|' || (nullif(trim(case when coalesce(nullif(trim(nullif(trim(to_varchar("BAGIC_SCRUTINY_NUMBER")), '')),'')) is not null then 'SCRUTINY:' || nullif(trim(nullif(trim(to_varchar("BAGIC_SCRUTINY_NUMBER")), '')), '') end),'')) AS VARCHAR))), '')) as hkey</w:t>
               <w:br/>
-              <w:t xml:space="preserve">      from RAW.MAXIMUS_TRAVEL_V2.NONHLTH_TRV_UWR_VW_DATA_POLICY_DETAILS_POLICY_PROPERTY_SIMPLE_PROPERTY_PIVOT_VW</w:t>
+              <w:t xml:space="preserve">      from RAW.MAXIMUS_TRAVEL.NONHLTH_TRV_UWR_VW_DATA_POLICY_DETAILS_POLICY_PROPERTY_SIMPLE_PROPERTY_PIVOT_VW</w:t>
               <w:br/>
               <w:t xml:space="preserve">    union all</w:t>
               <w:br/>
-              <w:t xml:space="preserve">    -- via hubfeed_mtv2_assessment &lt;- stg2_mtv2__uwr_pol_tele</w:t>
+              <w:t xml:space="preserve">    -- via hubfeed_mt_assessment &lt;- stg2_mt__uwr_pol_tele</w:t>
               <w:br/>
               <w:t xml:space="preserve">    select 'NONHLTH_TRV_UWR_VW_DATA_POLICY_DETAILS_TELE_VERIFICATION_DETAILS.TRANSACTION_ID (ASSESSMENT_HKEY__TELE_VERIFICATION)' as src_branch,</w:t>
               <w:br/>
@@ -6392,11 +6392,11 @@
               <w:br/>
               <w:t xml:space="preserve">           MD5_BINARY(NULLIF(UPPER(TRIM(CAST('HUB_ASSESSMENT|' || (nullif(trim(case when coalesce(nullif(trim(nullif(trim(to_varchar("TRANSACTION_ID")), '')),'')) is not null then 'TELEVERIF:' || nullif(trim(nullif(trim(to_varchar("TRANSACTION_ID")), '')), '') end),'')) AS VARCHAR))), '')) as hkey</w:t>
               <w:br/>
-              <w:t xml:space="preserve">      from RAW.MAXIMUS_TRAVEL_V2.NONHLTH_TRV_UWR_VW_DATA_POLICY_DETAILS_TELE_VERIFICATION_DETAILS</w:t>
+              <w:t xml:space="preserve">      from RAW.MAXIMUS_TRAVEL.NONHLTH_TRV_UWR_VW_DATA_POLICY_DETAILS_TELE_VERIFICATION_DETAILS</w:t>
               <w:br/>
               <w:t xml:space="preserve">    union all</w:t>
               <w:br/>
-              <w:t xml:space="preserve">    -- via hubfeed_mtv2_assessment &lt;- stg2_mtv2__uwr_qpd_polp_rl_pv</w:t>
+              <w:t xml:space="preserve">    -- via hubfeed_mt_assessment &lt;- stg2_mt__uwr_qpd_polp_rl_pv</w:t>
               <w:br/>
               <w:t xml:space="preserve">    select 'NONHLTH_TRV_UWR_VW_DATA_QUOTE_PARAM_DETAILS_POLICY_PROPERTY_RULE_LIST_PIVOT_VW.BAGIC_SCRUTINY_NUMBER (ASSESSMENT_HKEY)' as src_branch,</w:t>
               <w:br/>
@@ -6404,7 +6404,7 @@
               <w:br/>
               <w:t xml:space="preserve">           MD5_BINARY(NULLIF(UPPER(TRIM(CAST('HUB_ASSESSMENT|' || (nullif(trim(case when coalesce(nullif(trim(nullif(trim(to_varchar("BAGIC_SCRUTINY_NUMBER")), '')),'')) is not null then 'SCRUTINY:' || nullif(trim(nullif(trim(to_varchar("BAGIC_SCRUTINY_NUMBER")), '')), '') end),'')) AS VARCHAR))), '')) as hkey</w:t>
               <w:br/>
-              <w:t xml:space="preserve">      from RAW.MAXIMUS_TRAVEL_V2.NONHLTH_TRV_UWR_VW_DATA_QUOTE_PARAM_DETAILS_POLICY_PROPERTY_RULE_LIST_PIVOT_VW</w:t>
+              <w:t xml:space="preserve">      from RAW.MAXIMUS_TRAVEL.NONHLTH_TRV_UWR_VW_DATA_QUOTE_PARAM_DETAILS_POLICY_PROPERTY_RULE_LIST_PIVOT_VW</w:t>
               <w:br/>
               <w:t xml:space="preserve">)</w:t>
               <w:br/>
@@ -6678,7 +6678,7 @@
         <w:t xml:space="preserve">Note: </w:t>
       </w:r>
       <w:r>
-        <w:t xml:space="preserve">13 RAW key branch(es): NONHLTH_TRV_UWR_VW_DATA_POLICY_DETAILS.QUOTATION_NUMBER (QUOTE_HKEY), NONHLTH_TRV_UWR_VW_DATA_POLICY_DETAILS_INSURED_DETAILS_MEMBER_DETAILS_PARTY_PROPERTY_SIMPLE_PROPERTY_PIVOT_VW.[] (QUOTE_HKEY), NONHLTH_TRV_UWR_VW_DATA_QUOTE_PARAM_DETAILS.POLICY_QUOTE_NUMBER (QUOTE_HKEY), NONHLTH_TRV_UWR_VW_DATA_QUOTE_PARAM_DETAILS_POLICY_PROPERTY_MULTI_SET_PROPERTY_INPUT_MULTI_SET_DETAIL_INPUT_PROPERTY_PIVOT_VW.[] (QUOTE_HKEY), NONHLTH_TRV_UWR_VW_DATA_QUOTE_PARAM_DETAILS_POLICY_PROPERTY_RULE_LIST_PIVOT_VW.[] (QUOTE_HKEY), NONHLTH_TRV_UWR_VW_DATA_QUOTE_PARAM_DETAILS_RISK_LIST_MULTI_SET_PROPERTY_INPUT_MULTI_SET_DETAIL_INPUT_PROPERTY_PIVOT_VW.[] (QUOTE_HKEY), NONHLTH_TRV_UWR_VW_DATA_QUOTE_PARAM_DETAILS_RISK_LIST_RISK_COVER.[] (QUOTE_HKEY), NONHLTH_TRV_UWR_VW_DATA_QUOTE_PARAM_DETAILS_RISK_LIST_RISK_COVER_RISK_COVER_PROPERTY.[] (QUOTE_HKEY), NONHLTH_TRV_UWR_VW_DATA_QUOTE_PARAM_DETAILS_RISK_LIST_RISK_COVER_RISK_COVER_PROPERTY_RULE_LIST_PIVOT_VW.[] (QUOTE_HKEY), NONHLTH_TRV_UWR_VW_DATA_QUOTE_PARAM_DETAILS_RISK_LIST_RISK_PROPERTY.[] (QUOTE_HKEY), NONHLTH_TRV_UWR_VW_DATA_QUOTE_PARAM_DETAILS_RISK_LIST_RISK_PROPERTY_RULE_LIST_PIVOT_VW.[] (QUOTE_HKEY), NONHLTH_TRV_UWR_VW_DATA_QUOTE_PARAM_DETAILS_POLICY_PROPERTY_MULTI_SET_PROPERTY_INPUT_MULTI_SET_DETAIL_INPUT_PROPERTY_PIVOT_VW (literal arm) (QUOTE_HKEY / sat_quote_rating_input), NONHLTH_TRV_UWR_VW_DATA_QUOTE_PARAM_DETAILS_POLICY_PROPERTY_RULE_LIST_PIVOT_VW (literal arm) (QUOTE_HKEY / sat_quote_rating_input). 43 feed branches collapse to 13 RAW key(s). Travel RECORD_SOURCE value(s) parsed from feeds: MAXIMUS_NONHLTH_TRV_UWR_VW_DATA_POLICY_DETAILS, MAXIMUS_NONHLTH_TRV_UWR_VW_DATA_POLICY_DETAILS_INSURED_DETAILS_MEMBER_DETAILS_PARTY_PROPERTY_SIMPLE_PROPERTY_PIVOT_VW, MAXIMUS_NONHLTH_TRV_UWR_VW_DATA_QUOTE_PARAM_DETAILS, MAXIMUS_NONHLTH_TRV_UWR_VW_DATA_QUOTE_PARAM_DETAILS_POLICY_PROPERTY, MAXIMUS_NONHLTH_TRV_UWR_VW_DATA_QUOTE_PARAM_DETAILS_POLICY_PROPERTY_MULTI_SET_PROPERTY_INPUT_MULTI_SET_DETAIL_INPUT_PROPERTY_PIVOT_VW, MAXIMUS_NONHLTH_TRV_UWR_VW_DATA_QUOTE_PARAM_DETAILS_POLICY_PROPERTY_RULE_LIST_PIVOT_VW (+7 more). Excluded: hubfeed_mtv2_quote &lt;- stg2_mtv2__uwr_qpd_polp: key uses walk column(s) w0_policy_quote_number from parent view(s) -- not resolvable to a single RAW table in the first-cut, skipped.. Excluded: hubfeed_mtv2_quote &lt;- stg2_mtv2__uwr_qpd_rskl: key uses walk column(s) w0_policy_quote_number from parent view(s) -- not resolvable to a single RAW table in the first-cut, skipped..</w:t>
+        <w:t xml:space="preserve">13 RAW key branch(es): NONHLTH_TRV_UWR_VW_DATA_POLICY_DETAILS.QUOTATION_NUMBER (QUOTE_HKEY), NONHLTH_TRV_UWR_VW_DATA_POLICY_DETAILS_INSURED_DETAILS_MEMBER_DETAILS_PARTY_PROPERTY_SIMPLE_PROPERTY_PIVOT_VW.[] (QUOTE_HKEY), NONHLTH_TRV_UWR_VW_DATA_QUOTE_PARAM_DETAILS.POLICY_QUOTE_NUMBER (QUOTE_HKEY), NONHLTH_TRV_UWR_VW_DATA_QUOTE_PARAM_DETAILS_POLICY_PROPERTY_MULTI_SET_PROPERTY_INPUT_MULTI_SET_DETAIL_INPUT_PROPERTY_PIVOT_VW.[] (QUOTE_HKEY), NONHLTH_TRV_UWR_VW_DATA_QUOTE_PARAM_DETAILS_POLICY_PROPERTY_RULE_LIST_PIVOT_VW.[] (QUOTE_HKEY), NONHLTH_TRV_UWR_VW_DATA_QUOTE_PARAM_DETAILS_RISK_LIST_MULTI_SET_PROPERTY_INPUT_MULTI_SET_DETAIL_INPUT_PROPERTY_PIVOT_VW.[] (QUOTE_HKEY), NONHLTH_TRV_UWR_VW_DATA_QUOTE_PARAM_DETAILS_RISK_LIST_RISK_COVER.[] (QUOTE_HKEY), NONHLTH_TRV_UWR_VW_DATA_QUOTE_PARAM_DETAILS_RISK_LIST_RISK_COVER_RISK_COVER_PROPERTY.[] (QUOTE_HKEY), NONHLTH_TRV_UWR_VW_DATA_QUOTE_PARAM_DETAILS_RISK_LIST_RISK_COVER_RISK_COVER_PROPERTY_RULE_LIST_PIVOT_VW.[] (QUOTE_HKEY), NONHLTH_TRV_UWR_VW_DATA_QUOTE_PARAM_DETAILS_RISK_LIST_RISK_PROPERTY.[] (QUOTE_HKEY), NONHLTH_TRV_UWR_VW_DATA_QUOTE_PARAM_DETAILS_RISK_LIST_RISK_PROPERTY_RULE_LIST_PIVOT_VW.[] (QUOTE_HKEY), NONHLTH_TRV_UWR_VW_DATA_QUOTE_PARAM_DETAILS_POLICY_PROPERTY_MULTI_SET_PROPERTY_INPUT_MULTI_SET_DETAIL_INPUT_PROPERTY_PIVOT_VW (literal arm) (QUOTE_HKEY / sat_quote_rating_input), NONHLTH_TRV_UWR_VW_DATA_QUOTE_PARAM_DETAILS_POLICY_PROPERTY_RULE_LIST_PIVOT_VW (literal arm) (QUOTE_HKEY / sat_quote_rating_input). 43 feed branches collapse to 13 RAW key(s). Travel RECORD_SOURCE value(s) parsed from feeds: MAXIMUS_NONHLTH_TRV_UWR_VW_DATA_POLICY_DETAILS, MAXIMUS_NONHLTH_TRV_UWR_VW_DATA_POLICY_DETAILS_INSURED_DETAILS_MEMBER_DETAILS_PARTY_PROPERTY_SIMPLE_PROPERTY_PIVOT_VW, MAXIMUS_NONHLTH_TRV_UWR_VW_DATA_QUOTE_PARAM_DETAILS, MAXIMUS_NONHLTH_TRV_UWR_VW_DATA_QUOTE_PARAM_DETAILS_POLICY_PROPERTY, MAXIMUS_NONHLTH_TRV_UWR_VW_DATA_QUOTE_PARAM_DETAILS_POLICY_PROPERTY_MULTI_SET_PROPERTY_INPUT_MULTI_SET_DETAIL_INPUT_PROPERTY_PIVOT_VW, MAXIMUS_NONHLTH_TRV_UWR_VW_DATA_QUOTE_PARAM_DETAILS_POLICY_PROPERTY_RULE_LIST_PIVOT_VW (+7 more). Excluded: hubfeed_mt_quote &lt;- stg2_mt__uwr_qpd_polp: key uses walk column(s) w0_policy_quote_number from parent view(s) -- not resolvable to a single RAW table in the first-cut, skipped.. Excluded: hubfeed_mt_quote &lt;- stg2_mt__uwr_qpd_rskl: key uses walk column(s) w0_policy_quote_number from parent view(s) -- not resolvable to a single RAW table in the first-cut, skipped..</w:t>
       </w:r>
     </w:p>
     <w:p>
@@ -6711,7 +6711,7 @@
               </w:rPr>
               <w:t xml:space="preserve">with src as (</w:t>
               <w:br/>
-              <w:t xml:space="preserve">    -- via hubfeed_mtv2_quote &lt;- stg2_mtv2__uwr_pol</w:t>
+              <w:t xml:space="preserve">    -- via hubfeed_mt_quote &lt;- stg2_mt__uwr_pol</w:t>
               <w:br/>
               <w:t xml:space="preserve">    select 'NONHLTH_TRV_UWR_VW_DATA_POLICY_DETAILS.QUOTATION_NUMBER (QUOTE_HKEY)' as src_branch,</w:t>
               <w:br/>
@@ -6719,11 +6719,11 @@
               <w:br/>
               <w:t xml:space="preserve">           MD5_BINARY(NULLIF(UPPER(TRIM(CAST('HUB_QUOTE|' || (nullif(trim(case when coalesce(nullif(trim(nullif(trim(to_varchar("QUOTATION_NUMBER")), '')),'')) is not null then nullif(trim(nullif(trim(to_varchar("QUOTATION_NUMBER")), '')), '') end),'')) AS VARCHAR))), '')) as hkey</w:t>
               <w:br/>
-              <w:t xml:space="preserve">      from RAW.MAXIMUS_TRAVEL_V2.NONHLTH_TRV_UWR_VW_DATA_POLICY_DETAILS</w:t>
+              <w:t xml:space="preserve">      from RAW.MAXIMUS_TRAVEL.NONHLTH_TRV_UWR_VW_DATA_POLICY_DETAILS</w:t>
               <w:br/>
               <w:t xml:space="preserve">    union all</w:t>
               <w:br/>
-              <w:t xml:space="preserve">    -- via hubfeed_mtv2_quote &lt;- stg2_mtv2__uwr_pol_ins_mbr_pp_sp_pv</w:t>
+              <w:t xml:space="preserve">    -- via hubfeed_mt_quote &lt;- stg2_mt__uwr_pol_ins_mbr_pp_sp_pv</w:t>
               <w:br/>
               <w:t xml:space="preserve">    select 'NONHLTH_TRV_UWR_VW_DATA_POLICY_DETAILS_INSURED_DETAILS_MEMBER_DETAILS_PARTY_PROPERTY_SIMPLE_PROPERTY_PIVOT_VW.[] (QUOTE_HKEY)' as src_branch,</w:t>
               <w:br/>
@@ -6731,11 +6731,11 @@
               <w:br/>
               <w:t xml:space="preserve">           MD5_BINARY(NULLIF(UPPER(TRIM(CAST('HUB_QUOTE|' || (nullif(trim(case when coalesce(nullif(trim(w1_quotation_number),'')) is not null then nullif(trim(w1_quotation_number), '') end),'')) AS VARCHAR))), '')) as hkey</w:t>
               <w:br/>
-              <w:t xml:space="preserve">      from RAW.MAXIMUS_TRAVEL_V2.NONHLTH_TRV_UWR_VW_DATA_POLICY_DETAILS_INSURED_DETAILS_MEMBER_DETAILS_PARTY_PROPERTY_SIMPLE_PROPERTY_PIVOT_VW</w:t>
+              <w:t xml:space="preserve">      from RAW.MAXIMUS_TRAVEL.NONHLTH_TRV_UWR_VW_DATA_POLICY_DETAILS_INSURED_DETAILS_MEMBER_DETAILS_PARTY_PROPERTY_SIMPLE_PROPERTY_PIVOT_VW</w:t>
               <w:br/>
               <w:t xml:space="preserve">    union all</w:t>
               <w:br/>
-              <w:t xml:space="preserve">    -- via hubfeed_mtv2_quote &lt;- stg2_mtv2__uwr_qpd</w:t>
+              <w:t xml:space="preserve">    -- via hubfeed_mt_quote &lt;- stg2_mt__uwr_qpd</w:t>
               <w:br/>
               <w:t xml:space="preserve">    select 'NONHLTH_TRV_UWR_VW_DATA_QUOTE_PARAM_DETAILS.POLICY_QUOTE_NUMBER (QUOTE_HKEY)' as src_branch,</w:t>
               <w:br/>
@@ -6743,11 +6743,11 @@
               <w:br/>
               <w:t xml:space="preserve">           MD5_BINARY(NULLIF(UPPER(TRIM(CAST('HUB_QUOTE|' || (nullif(trim(case when coalesce(nullif(trim(nullif(trim(to_varchar("POLICY_QUOTE_NUMBER")), '')),'')) is not null then nullif(trim(nullif(trim(to_varchar("POLICY_QUOTE_NUMBER")), '')), '') end),'')) AS VARCHAR))), '')) as hkey</w:t>
               <w:br/>
-              <w:t xml:space="preserve">      from RAW.MAXIMUS_TRAVEL_V2.NONHLTH_TRV_UWR_VW_DATA_QUOTE_PARAM_DETAILS</w:t>
+              <w:t xml:space="preserve">      from RAW.MAXIMUS_TRAVEL.NONHLTH_TRV_UWR_VW_DATA_QUOTE_PARAM_DETAILS</w:t>
               <w:br/>
               <w:t xml:space="preserve">    union all</w:t>
               <w:br/>
-              <w:t xml:space="preserve">    -- via hubfeed_mtv2_quote &lt;- stg2_mtv2__uwr_qpd_polp_msp_imsd_inp_pv</w:t>
+              <w:t xml:space="preserve">    -- via hubfeed_mt_quote &lt;- stg2_mt__uwr_qpd_polp_msp_imsd_inp_pv</w:t>
               <w:br/>
               <w:t xml:space="preserve">    select 'NONHLTH_TRV_UWR_VW_DATA_QUOTE_PARAM_DETAILS_POLICY_PROPERTY_MULTI_SET_PROPERTY_INPUT_MULTI_SET_DETAIL_INPUT_PROPERTY_PIVOT_VW.[] (QUOTE_HKEY)' as src_branch,</w:t>
               <w:br/>
@@ -6755,11 +6755,11 @@
               <w:br/>
               <w:t xml:space="preserve">           MD5_BINARY(NULLIF(UPPER(TRIM(CAST('HUB_QUOTE|' || (nullif(trim(case when coalesce(nullif(trim(w0_policy_quote_number),'')) is not null then nullif(trim(w0_policy_quote_number), '') end),'')) AS VARCHAR))), '')) as hkey</w:t>
               <w:br/>
-              <w:t xml:space="preserve">      from RAW.MAXIMUS_TRAVEL_V2.NONHLTH_TRV_UWR_VW_DATA_QUOTE_PARAM_DETAILS_POLICY_PROPERTY_MULTI_SET_PROPERTY_INPUT_MULTI_SET_DETAIL_INPUT_PROPERTY_PIVOT_VW</w:t>
+              <w:t xml:space="preserve">      from RAW.MAXIMUS_TRAVEL.NONHLTH_TRV_UWR_VW_DATA_QUOTE_PARAM_DETAILS_POLICY_PROPERTY_MULTI_SET_PROPERTY_INPUT_MULTI_SET_DETAIL_INPUT_PROPERTY_PIVOT_VW</w:t>
               <w:br/>
               <w:t xml:space="preserve">    union all</w:t>
               <w:br/>
-              <w:t xml:space="preserve">    -- via hubfeed_mtv2_quote &lt;- stg2_mtv2__uwr_qpd_polp_rl_pv</w:t>
+              <w:t xml:space="preserve">    -- via hubfeed_mt_quote &lt;- stg2_mt__uwr_qpd_polp_rl_pv</w:t>
               <w:br/>
               <w:t xml:space="preserve">    select 'NONHLTH_TRV_UWR_VW_DATA_QUOTE_PARAM_DETAILS_POLICY_PROPERTY_RULE_LIST_PIVOT_VW.[] (QUOTE_HKEY)' as src_branch,</w:t>
               <w:br/>
@@ -6767,11 +6767,11 @@
               <w:br/>
               <w:t xml:space="preserve">           MD5_BINARY(NULLIF(UPPER(TRIM(CAST('HUB_QUOTE|' || (nullif(trim(case when coalesce(nullif(trim(w0_policy_quote_number),'')) is not null then nullif(trim(w0_policy_quote_number), '') end),'')) AS VARCHAR))), '')) as hkey</w:t>
               <w:br/>
-              <w:t xml:space="preserve">      from RAW.MAXIMUS_TRAVEL_V2.NONHLTH_TRV_UWR_VW_DATA_QUOTE_PARAM_DETAILS_POLICY_PROPERTY_RULE_LIST_PIVOT_VW</w:t>
+              <w:t xml:space="preserve">      from RAW.MAXIMUS_TRAVEL.NONHLTH_TRV_UWR_VW_DATA_QUOTE_PARAM_DETAILS_POLICY_PROPERTY_RULE_LIST_PIVOT_VW</w:t>
               <w:br/>
               <w:t xml:space="preserve">    union all</w:t>
               <w:br/>
-              <w:t xml:space="preserve">    -- via hubfeed_mtv2_quote &lt;- stg2_mtv2__uwr_qpd_rskl_msp_imsd_inp_pv</w:t>
+              <w:t xml:space="preserve">    -- via hubfeed_mt_quote &lt;- stg2_mt__uwr_qpd_rskl_msp_imsd_inp_pv</w:t>
               <w:br/>
               <w:t xml:space="preserve">    select 'NONHLTH_TRV_UWR_VW_DATA_QUOTE_PARAM_DETAILS_RISK_LIST_MULTI_SET_PROPERTY_INPUT_MULTI_SET_DETAIL_INPUT_PROPERTY_PIVOT_VW.[] (QUOTE_HKEY)' as src_branch,</w:t>
               <w:br/>
@@ -6779,11 +6779,11 @@
               <w:br/>
               <w:t xml:space="preserve">           MD5_BINARY(NULLIF(UPPER(TRIM(CAST('HUB_QUOTE|' || (nullif(trim(case when coalesce(nullif(trim(w0_policy_quote_number),'')) is not null then nullif(trim(w0_policy_quote_number), '') end),'')) AS VARCHAR))), '')) as hkey</w:t>
               <w:br/>
-              <w:t xml:space="preserve">      from RAW.MAXIMUS_TRAVEL_V2.NONHLTH_TRV_UWR_VW_DATA_QUOTE_PARAM_DETAILS_RISK_LIST_MULTI_SET_PROPERTY_INPUT_MULTI_SET_DETAIL_INPUT_PROPERTY_PIVOT_VW</w:t>
+              <w:t xml:space="preserve">      from RAW.MAXIMUS_TRAVEL.NONHLTH_TRV_UWR_VW_DATA_QUOTE_PARAM_DETAILS_RISK_LIST_MULTI_SET_PROPERTY_INPUT_MULTI_SET_DETAIL_INPUT_PROPERTY_PIVOT_VW</w:t>
               <w:br/>
               <w:t xml:space="preserve">    union all</w:t>
               <w:br/>
-              <w:t xml:space="preserve">    -- via hubfeed_mtv2_quote &lt;- stg2_mtv2__uwr_qpd_rskl_rskc</w:t>
+              <w:t xml:space="preserve">    -- via hubfeed_mt_quote &lt;- stg2_mt__uwr_qpd_rskl_rskc</w:t>
               <w:br/>
               <w:t xml:space="preserve">    select 'NONHLTH_TRV_UWR_VW_DATA_QUOTE_PARAM_DETAILS_RISK_LIST_RISK_COVER.[] (QUOTE_HKEY)' as src_branch,</w:t>
               <w:br/>
@@ -6791,11 +6791,11 @@
               <w:br/>
               <w:t xml:space="preserve">           MD5_BINARY(NULLIF(UPPER(TRIM(CAST('HUB_QUOTE|' || (nullif(trim(case when coalesce(nullif(trim(w0_policy_quote_number),'')) is not null then nullif(trim(w0_policy_quote_number), '') end),'')) AS VARCHAR))), '')) as hkey</w:t>
               <w:br/>
-              <w:t xml:space="preserve">      from RAW.MAXIMUS_TRAVEL_V2.NONHLTH_TRV_UWR_VW_DATA_QUOTE_PARAM_DETAILS_RISK_LIST_RISK_COVER</w:t>
+              <w:t xml:space="preserve">      from RAW.MAXIMUS_TRAVEL.NONHLTH_TRV_UWR_VW_DATA_QUOTE_PARAM_DETAILS_RISK_LIST_RISK_COVER</w:t>
               <w:br/>
               <w:t xml:space="preserve">    union all</w:t>
               <w:br/>
-              <w:t xml:space="preserve">    -- via hubfeed_mtv2_quote &lt;- stg2_mtv2__uwr_qpd_rskl_rskc_rskc_prop</w:t>
+              <w:t xml:space="preserve">    -- via hubfeed_mt_quote &lt;- stg2_mt__uwr_qpd_rskl_rskc_rskc_prop</w:t>
               <w:br/>
               <w:t xml:space="preserve">    select 'NONHLTH_TRV_UWR_VW_DATA_QUOTE_PARAM_DETAILS_RISK_LIST_RISK_COVER_RISK_COVER_PROPERTY.[] (QUOTE_HKEY)' as src_branch,</w:t>
               <w:br/>
@@ -6803,11 +6803,11 @@
               <w:br/>
               <w:t xml:space="preserve">           MD5_BINARY(NULLIF(UPPER(TRIM(CAST('HUB_QUOTE|' || (nullif(trim(case when coalesce(nullif(trim(w0_policy_quote_number),'')) is not null then nullif(trim(w0_policy_quote_number), '') end),'')) AS VARCHAR))), '')) as hkey</w:t>
               <w:br/>
-              <w:t xml:space="preserve">      from RAW.MAXIMUS_TRAVEL_V2.NONHLTH_TRV_UWR_VW_DATA_QUOTE_PARAM_DETAILS_RISK_LIST_RISK_COVER_RISK_COVER_PROPERTY</w:t>
+              <w:t xml:space="preserve">      from RAW.MAXIMUS_TRAVEL.NONHLTH_TRV_UWR_VW_DATA_QUOTE_PARAM_DETAILS_RISK_LIST_RISK_COVER_RISK_COVER_PROPERTY</w:t>
               <w:br/>
               <w:t xml:space="preserve">    union all</w:t>
               <w:br/>
-              <w:t xml:space="preserve">    -- via hubfeed_mtv2_quote &lt;- stg2_mtv2__uwr_qpd_rskl_rskc_rskc_prop_rl_pv</w:t>
+              <w:t xml:space="preserve">    -- via hubfeed_mt_quote &lt;- stg2_mt__uwr_qpd_rskl_rskc_rskc_prop_rl_pv</w:t>
               <w:br/>
               <w:t xml:space="preserve">    select 'NONHLTH_TRV_UWR_VW_DATA_QUOTE_PARAM_DETAILS_RISK_LIST_RISK_COVER_RISK_COVER_PROPERTY_RULE_LIST_PIVOT_VW.[] (QUOTE_HKEY)' as src_branch,</w:t>
               <w:br/>
@@ -6815,11 +6815,11 @@
               <w:br/>
               <w:t xml:space="preserve">           MD5_BINARY(NULLIF(UPPER(TRIM(CAST('HUB_QUOTE|' || (nullif(trim(case when coalesce(nullif(trim(w0_policy_quote_number),'')) is not null then nullif(trim(w0_policy_quote_number), '') end),'')) AS VARCHAR))), '')) as hkey</w:t>
               <w:br/>
-              <w:t xml:space="preserve">      from RAW.MAXIMUS_TRAVEL_V2.NONHLTH_TRV_UWR_VW_DATA_QUOTE_PARAM_DETAILS_RISK_LIST_RISK_COVER_RISK_COVER_PROPERTY_RULE_LIST_PIVOT_VW</w:t>
+              <w:t xml:space="preserve">      from RAW.MAXIMUS_TRAVEL.NONHLTH_TRV_UWR_VW_DATA_QUOTE_PARAM_DETAILS_RISK_LIST_RISK_COVER_RISK_COVER_PROPERTY_RULE_LIST_PIVOT_VW</w:t>
               <w:br/>
               <w:t xml:space="preserve">    union all</w:t>
               <w:br/>
-              <w:t xml:space="preserve">    -- via hubfeed_mtv2_quote &lt;- stg2_mtv2__uwr_qpd_rskl_rskp</w:t>
+              <w:t xml:space="preserve">    -- via hubfeed_mt_quote &lt;- stg2_mt__uwr_qpd_rskl_rskp</w:t>
               <w:br/>
               <w:t xml:space="preserve">    select 'NONHLTH_TRV_UWR_VW_DATA_QUOTE_PARAM_DETAILS_RISK_LIST_RISK_PROPERTY.[] (QUOTE_HKEY)' as src_branch,</w:t>
               <w:br/>
@@ -6827,11 +6827,11 @@
               <w:br/>
               <w:t xml:space="preserve">           MD5_BINARY(NULLIF(UPPER(TRIM(CAST('HUB_QUOTE|' || (nullif(trim(case when coalesce(nullif(trim(w0_policy_quote_number),'')) is not null then nullif(trim(w0_policy_quote_number), '') end),'')) AS VARCHAR))), '')) as hkey</w:t>
               <w:br/>
-              <w:t xml:space="preserve">      from RAW.MAXIMUS_TRAVEL_V2.NONHLTH_TRV_UWR_VW_DATA_QUOTE_PARAM_DETAILS_RISK_LIST_RISK_PROPERTY</w:t>
+              <w:t xml:space="preserve">      from RAW.MAXIMUS_TRAVEL.NONHLTH_TRV_UWR_VW_DATA_QUOTE_PARAM_DETAILS_RISK_LIST_RISK_PROPERTY</w:t>
               <w:br/>
               <w:t xml:space="preserve">    union all</w:t>
               <w:br/>
-              <w:t xml:space="preserve">    -- via hubfeed_mtv2_quote &lt;- stg2_mtv2__uwr_qpd_rskl_rskp_rl_pv</w:t>
+              <w:t xml:space="preserve">    -- via hubfeed_mt_quote &lt;- stg2_mt__uwr_qpd_rskl_rskp_rl_pv</w:t>
               <w:br/>
               <w:t xml:space="preserve">    select 'NONHLTH_TRV_UWR_VW_DATA_QUOTE_PARAM_DETAILS_RISK_LIST_RISK_PROPERTY_RULE_LIST_PIVOT_VW.[] (QUOTE_HKEY)' as src_branch,</w:t>
               <w:br/>
@@ -6839,11 +6839,11 @@
               <w:br/>
               <w:t xml:space="preserve">           MD5_BINARY(NULLIF(UPPER(TRIM(CAST('HUB_QUOTE|' || (nullif(trim(case when coalesce(nullif(trim(w0_policy_quote_number),'')) is not null then nullif(trim(w0_policy_quote_number), '') end),'')) AS VARCHAR))), '')) as hkey</w:t>
               <w:br/>
-              <w:t xml:space="preserve">      from RAW.MAXIMUS_TRAVEL_V2.NONHLTH_TRV_UWR_VW_DATA_QUOTE_PARAM_DETAILS_RISK_LIST_RISK_PROPERTY_RULE_LIST_PIVOT_VW</w:t>
+              <w:t xml:space="preserve">      from RAW.MAXIMUS_TRAVEL.NONHLTH_TRV_UWR_VW_DATA_QUOTE_PARAM_DETAILS_RISK_LIST_RISK_PROPERTY_RULE_LIST_PIVOT_VW</w:t>
               <w:br/>
               <w:t xml:space="preserve">    union all</w:t>
               <w:br/>
-              <w:t xml:space="preserve">    -- via hubfeed_mtv2_quote &lt;- stg2_mtv2_up__uwr_qpd_polp_msp_imsd_inp_pv__sat_quote_rating_input &lt;- up_mtv2__uwr_qpd_polp_msp_imsd_inp_pv__sat_quote_rating_input</w:t>
+              <w:t xml:space="preserve">    -- via hubfeed_mt_quote &lt;- stg2_mt_up__uwr_qpd_polp_msp_imsd_inp_pv__sat_quote_rating_input &lt;- up_mt__uwr_qpd_polp_msp_imsd_inp_pv__sat_quote_rating_input</w:t>
               <w:br/>
               <w:t xml:space="preserve">    select 'NONHLTH_TRV_UWR_VW_DATA_QUOTE_PARAM_DETAILS_POLICY_PROPERTY_MULTI_SET_PROPERTY_INPUT_MULTI_SET_DETAIL_INPUT_PROPERTY_PIVOT_VW (literal arm) (QUOTE_HKEY / sat_quote_rating_input)' as src_branch,</w:t>
               <w:br/>
@@ -6851,13 +6851,13 @@
               <w:br/>
               <w:t xml:space="preserve">           MD5_BINARY(NULLIF(UPPER(TRIM(CAST('HUB_QUOTE|' || ((nullif(trim(case when coalesce(nullif(trim(w0_policy_quote_number),'')) is not null then nullif(trim(w0_policy_quote_number), '') end),''))) AS VARCHAR))), '')) as hkey</w:t>
               <w:br/>
-              <w:t xml:space="preserve">      from RAW.MAXIMUS_TRAVEL_V2.NONHLTH_TRV_UWR_VW_DATA_QUOTE_PARAM_DETAILS_POLICY_PROPERTY_MULTI_SET_PROPERTY_INPUT_MULTI_SET_DETAIL_INPUT_PROPERTY_PIVOT_VW</w:t>
+              <w:t xml:space="preserve">      from RAW.MAXIMUS_TRAVEL.NONHLTH_TRV_UWR_VW_DATA_QUOTE_PARAM_DETAILS_POLICY_PROPERTY_MULTI_SET_PROPERTY_INPUT_MULTI_SET_DETAIL_INPUT_PROPERTY_PIVOT_VW</w:t>
               <w:br/>
               <w:t xml:space="preserve">     where (nullif(trim(to_varchar("LOADING_ACE")), '') is not null) or (nullif(trim(to_varchar("LOADING_ACE_FOR_MAIN_SUB_COVER")), '') is not null) or (nullif(trim(to_varchar("OFFICE_PREMIUM_PER_MILLE_PA")), '') is not null) or (nullif(trim(to_varchar("OFFICE_PREMIUM_PER_MILLE_PER_TRIP")), '') is not null) or (nullif(trim(to_varchar("PREMIUM_RATE")), '') is not null) or (nullif(trim(to_varchar("RATE_PER_TRIP_PER_MILLE")), '') is not null) or (nullif(trim(to_varchar("RATE_PER_TRIP_PER_MILLE_FOR_MAIN_SUB_COVER")), '') is not null) or (nullif(trim(to_varchar("SLAB_")), '') is not null)</w:t>
               <w:br/>
               <w:t xml:space="preserve">    union all</w:t>
               <w:br/>
-              <w:t xml:space="preserve">    -- via hubfeed_mtv2_quote &lt;- stg2_mtv2_up__uwr_qpd_polp_rl_pv__sat_quote_rating_input &lt;- up_mtv2__uwr_qpd_polp_rl_pv__sat_quote_rating_input</w:t>
+              <w:t xml:space="preserve">    -- via hubfeed_mt_quote &lt;- stg2_mt_up__uwr_qpd_polp_rl_pv__sat_quote_rating_input &lt;- up_mt__uwr_qpd_polp_rl_pv__sat_quote_rating_input</w:t>
               <w:br/>
               <w:t xml:space="preserve">    select 'NONHLTH_TRV_UWR_VW_DATA_QUOTE_PARAM_DETAILS_POLICY_PROPERTY_RULE_LIST_PIVOT_VW (literal arm) (QUOTE_HKEY / sat_quote_rating_input)' as src_branch,</w:t>
               <w:br/>
@@ -6865,7 +6865,7 @@
               <w:br/>
               <w:t xml:space="preserve">           MD5_BINARY(NULLIF(UPPER(TRIM(CAST('HUB_QUOTE|' || ((nullif(trim(case when coalesce(nullif(trim(w0_policy_quote_number),'')) is not null then nullif(trim(w0_policy_quote_number), '') end),''))) AS VARCHAR))), '')) as hkey</w:t>
               <w:br/>
-              <w:t xml:space="preserve">      from RAW.MAXIMUS_TRAVEL_V2.NONHLTH_TRV_UWR_VW_DATA_QUOTE_PARAM_DETAILS_POLICY_PROPERTY_RULE_LIST_PIVOT_VW</w:t>
+              <w:t xml:space="preserve">      from RAW.MAXIMUS_TRAVEL.NONHLTH_TRV_UWR_VW_DATA_QUOTE_PARAM_DETAILS_POLICY_PROPERTY_RULE_LIST_PIVOT_VW</w:t>
               <w:br/>
               <w:t xml:space="preserve">     where (nullif(trim(to_varchar("ADJUSTMENT_VALUE")), '') is not null) or (nullif(trim(to_varchar("ALTITUDE")), '') is not null) or (nullif(trim(to_varchar("BAGGAGE_TRACKING_SERVICE_APPLICABLE")), '') is not null) or (nullif(trim(to_varchar("CLAIMS_EXPERIENCE_DISCOUNT")), '') is not null) or (nullif(trim(to_varchar("CLAIMS_EXPERIENCE_LOADING")), '') is not null) or (nullif(trim(to_varchar("CLU_DISCOUNT")), '') is not null) or (nullif(trim(to_varchar("COUNTRY")), '') is not null) or (nullif(trim(to_varchar("CRUISE")), '') is not null) or (nullif(trim(to_varchar("CRUISE_DAYS")), '') is not null) or (nullif(trim(to_varchar("DESTINATION_DETAILS")), '') is not null) or (nullif(trim(to_varchar("EMPLOYEE_DISCOUNT")), '') is not null) or (nullif(trim(to_varchar("GEOGRAPHICAL_COVERAGE")), '') is not null) or (nullif(trim(to_varchar("GROUP_DISCOUNT")), '') is not null) or (nullif(trim(to_varchar("HOURS_COVERED")), '') is not null) or (nullif(trim(to_varchar("MODE_OF_TRANSPORT")), '') is not null) or (nullif(trim(to_varchar("MULTIPLE_CITY")), '') is not null) or (nullif(trim(to_varchar("NIL_COMMISSION_DISCOUNT")), '') is not null) or (nullif(trim(to_varchar("ONLINE_DISCOUNT")), '') is not null) or (nullif(trim(to_varchar("OTHER_DISCOUNT")), '') is not null) or (nullif(trim(to_varchar("PREMIUM_ADJUSTMENT")), '') is not null) or (nullif(trim(to_varchar("STUDENT_DISCOUNT")), '') is not null) or (nullif(trim(to_varchar("TRAVELLING_COMPANION_DISCOUNT")), '') is not null) or (nullif(trim(to_varchar("TYPE_OF_DISCOUNT")), '') is not null) or (nullif(trim(to_varchar("TYPE_OF_LOADING")), '') is not null)</w:t>
               <w:br/>
@@ -7141,7 +7141,7 @@
         <w:t xml:space="preserve">Note: </w:t>
       </w:r>
       <w:r>
-        <w:t xml:space="preserve">5 RAW key branch(es): NONHLTH_TRV_CLM_VW_DATA_CLAIM_DETAILS_CLAIM_ATTRIBUTE_PROPERTIES_PIVOT_VW.RISK_CODE (RISK_OBJECT_HKEY__CLAIMED_RISK_ITEM), NONHLTH_TRV_UWR_VW_DATA_POLICY_DETAILS_POLICY_PROPERTY_MULTI_SET_PROPERTY_MULTI_SET_DETAIL_PROPERTY_PIVOT_VW.[PNR+TRIP_NO] (RISK_OBJECT_HKEY), NONHLTH_TRV_UWR_VW_DATA_QUOTE_PARAM_DETAILS_RISK_LIST_MULTI_SET_PROPERTY_INPUT_MULTI_SET_DETAIL_INPUT_PROPERTY_PIVOT_VW.[] (RISK_OBJECT_HKEY), NONHLTH_TRV_UWR_VW_DATA_QUOTE_PARAM_DETAILS_RISK_LIST_RISK_COVER_RISK_COVER_PROPERTY_RULE_LIST_PIVOT_VW.[] (RISK_OBJECT_HKEY), NONHLTH_TRV_UWR_VW_DATA_QUOTE_PARAM_DETAILS_RISK_LIST_RISK_PROPERTY_RULE_LIST_PIVOT_VW.[] (RISK_OBJECT_HKEY). 6 feed branches collapse to 5 RAW key(s). Travel RECORD_SOURCE value(s) parsed from feeds: MAXIMUS_NONHLTH_TRV_CLM_VW_DATA_CLAIM_DETAILS_CLAIM_ATTRIBUTE_PROPERTIES_PIVOT_VW, MAXIMUS_NONHLTH_TRV_CLM_VW_DATA_CLAIM_DETAILS_CLAIM_RISK, MAXIMUS_NONHLTH_TRV_UWR_VW_DATA_POLICY_DETAILS_INSURED_DETAILS, MAXIMUS_NONHLTH_TRV_UWR_VW_DATA_POLICY_DETAILS_INSURED_DETAILS_COVER_DETAILS_COVER_PROPERTY_SIMPLE_PROPERTY_PIVOT_VW, MAXIMUS_NONHLTH_TRV_UWR_VW_DATA_POLICY_DETAILS_INSURED_DETAILS_RISK_PROPERTY_MULTI_SET_PROPERTY_MULTI_SET_DETAIL_PROPERTY_PIVOT_VW, MAXIMUS_NONHLTH_TRV_UWR_VW_DATA_POLICY_DETAILS_INSURED_DETAILS_RISK_PROPERTY_SIMPLE_PROPERTY_PIVOT_VW (+6 more). Excluded: hubfeed_mtv2_risk_object &lt;- stg2_mtv2__clm_clmd_clmrsk: key uses walk column(s) w0_policyno from parent view(s) -- not resolvable to a single RAW table in the first-cut, skipped.. Excluded: hubfeed_mtv2_risk_object &lt;- stg2_mtv2__uwr_pol_ins: key uses walk column(s) w0_policy_number from parent view(s) -- not resolvable to a single RAW table in the first-cut, skipped.. Excluded: hubfeed_mtv2_risk_object &lt;- stg2_mtv2__uwr_pol_ins: key uses walk column(s) w0_policy_number from parent view(s) -- not resolvable to a single RAW table in the first-cut, skipped.. Excluded: hubfeed_mtv2_risk_object &lt;- stg2_mtv2__uwr_pol_ins_cov_covp_sp_pv: key uses walk column(s) w0_policy_number from parent view(s) -- not resolvable to a single RAW table in the first-cut, skipped.. Excluded: hubfeed_mtv2_risk_object &lt;- stg2_mtv2__uwr_pol_ins_rskp_msp_msd_prop_pv: key uses walk column(s) w0_policy_number from parent view(s) -- not resolvable to a single RAW table in the first-cut, skipped.. Excluded: hubfeed_mtv2_risk_object &lt;- stg2_mtv2__uwr_pol_ins_rskp_sp_pv: key uses walk column(s) w0_policy_number from parent view(s) -- not resolvable to a single RAW table in the first-cut, skipped.. Excluded: hubfeed_mtv2_risk_object &lt;- stg2_mtv2__uwr_pol_ins_rskp_sp_pv: key uses walk column(s) w0_policy_number from parent view(s) -- not resolvable to a single RAW table in the first-cut, skipped.. Excluded: hubfeed_mtv2_risk_object &lt;- stg2_mtv2__uwr_qpd_rskl: key uses walk column(s) w0_policy_quote_number from parent view(s) -- not resolvable to a single RAW table in the first-cut, skipped.. Excluded: hubfeed_mtv2_risk_object &lt;- stg2_mtv2__uwr_qpd_rskl_rskc: key uses walk column(s) w1_pol_risk_id from parent view(s) -- not resolvable to a single RAW table in the first-cut, skipped..</w:t>
+        <w:t xml:space="preserve">5 RAW key branch(es): NONHLTH_TRV_CLM_VW_DATA_CLAIM_DETAILS_CLAIM_ATTRIBUTE_PROPERTIES_PIVOT_VW.RISK_CODE (RISK_OBJECT_HKEY__CLAIMED_RISK_ITEM), NONHLTH_TRV_UWR_VW_DATA_POLICY_DETAILS_POLICY_PROPERTY_MULTI_SET_PROPERTY_MULTI_SET_DETAIL_PROPERTY_PIVOT_VW.[PNR+TRIP_NO] (RISK_OBJECT_HKEY), NONHLTH_TRV_UWR_VW_DATA_QUOTE_PARAM_DETAILS_RISK_LIST_MULTI_SET_PROPERTY_INPUT_MULTI_SET_DETAIL_INPUT_PROPERTY_PIVOT_VW.[] (RISK_OBJECT_HKEY), NONHLTH_TRV_UWR_VW_DATA_QUOTE_PARAM_DETAILS_RISK_LIST_RISK_COVER_RISK_COVER_PROPERTY_RULE_LIST_PIVOT_VW.[] (RISK_OBJECT_HKEY), NONHLTH_TRV_UWR_VW_DATA_QUOTE_PARAM_DETAILS_RISK_LIST_RISK_PROPERTY_RULE_LIST_PIVOT_VW.[] (RISK_OBJECT_HKEY). 6 feed branches collapse to 5 RAW key(s). Travel RECORD_SOURCE value(s) parsed from feeds: MAXIMUS_NONHLTH_TRV_CLM_VW_DATA_CLAIM_DETAILS_CLAIM_ATTRIBUTE_PROPERTIES_PIVOT_VW, MAXIMUS_NONHLTH_TRV_CLM_VW_DATA_CLAIM_DETAILS_CLAIM_RISK, MAXIMUS_NONHLTH_TRV_UWR_VW_DATA_POLICY_DETAILS_INSURED_DETAILS, MAXIMUS_NONHLTH_TRV_UWR_VW_DATA_POLICY_DETAILS_INSURED_DETAILS_COVER_DETAILS_COVER_PROPERTY_SIMPLE_PROPERTY_PIVOT_VW, MAXIMUS_NONHLTH_TRV_UWR_VW_DATA_POLICY_DETAILS_INSURED_DETAILS_RISK_PROPERTY_MULTI_SET_PROPERTY_MULTI_SET_DETAIL_PROPERTY_PIVOT_VW, MAXIMUS_NONHLTH_TRV_UWR_VW_DATA_POLICY_DETAILS_INSURED_DETAILS_RISK_PROPERTY_SIMPLE_PROPERTY_PIVOT_VW (+6 more). Excluded: hubfeed_mt_risk_object &lt;- stg2_mt__clm_clmd_clmrsk: key uses walk column(s) w0_policyno from parent view(s) -- not resolvable to a single RAW table in the first-cut, skipped.. Excluded: hubfeed_mt_risk_object &lt;- stg2_mt__uwr_pol_ins: key uses walk column(s) w0_policy_number from parent view(s) -- not resolvable to a single RAW table in the first-cut, skipped.. Excluded: hubfeed_mt_risk_object &lt;- stg2_mt__uwr_pol_ins: key uses walk column(s) w0_policy_number from parent view(s) -- not resolvable to a single RAW table in the first-cut, skipped.. Excluded: hubfeed_mt_risk_object &lt;- stg2_mt__uwr_pol_ins_cov_covp_sp_pv: key uses walk column(s) w0_policy_number from parent view(s) -- not resolvable to a single RAW table in the first-cut, skipped.. Excluded: hubfeed_mt_risk_object &lt;- stg2_mt__uwr_pol_ins_rskp_msp_msd_prop_pv: key uses walk column(s) w0_policy_number from parent view(s) -- not resolvable to a single RAW table in the first-cut, skipped.. Excluded: hubfeed_mt_risk_object &lt;- stg2_mt__uwr_pol_ins_rskp_sp_pv: key uses walk column(s) w0_policy_number from parent view(s) -- not resolvable to a single RAW table in the first-cut, skipped.. Excluded: hubfeed_mt_risk_object &lt;- stg2_mt__uwr_pol_ins_rskp_sp_pv: key uses walk column(s) w0_policy_number from parent view(s) -- not resolvable to a single RAW table in the first-cut, skipped.. Excluded: hubfeed_mt_risk_object &lt;- stg2_mt__uwr_qpd_rskl: key uses walk column(s) w0_policy_quote_number from parent view(s) -- not resolvable to a single RAW table in the first-cut, skipped.. Excluded: hubfeed_mt_risk_object &lt;- stg2_mt__uwr_qpd_rskl_rskc: key uses walk column(s) w1_pol_risk_id from parent view(s) -- not resolvable to a single RAW table in the first-cut, skipped..</w:t>
       </w:r>
     </w:p>
     <w:p>
@@ -7174,7 +7174,7 @@
               </w:rPr>
               <w:t xml:space="preserve">with src as (</w:t>
               <w:br/>
-              <w:t xml:space="preserve">    -- via hubfeed_mtv2_risk_object &lt;- stg2_mtv2__clm_clmd_clmap_pv</w:t>
+              <w:t xml:space="preserve">    -- via hubfeed_mt_risk_object &lt;- stg2_mt__clm_clmd_clmap_pv</w:t>
               <w:br/>
               <w:t xml:space="preserve">    select 'NONHLTH_TRV_CLM_VW_DATA_CLAIM_DETAILS_CLAIM_ATTRIBUTE_PROPERTIES_PIVOT_VW.RISK_CODE (RISK_OBJECT_HKEY__CLAIMED_RISK_ITEM)' as src_branch,</w:t>
               <w:br/>
@@ -7182,11 +7182,11 @@
               <w:br/>
               <w:t xml:space="preserve">           MD5_BINARY(NULLIF(UPPER(TRIM(CAST('HUB_RISK_OBJECT|' || (nullif(trim(case when coalesce(nullif(trim(w3_policyno),''), nullif(trim(nullif(trim(to_varchar("RISK_CODE")), '')),'')) is not null then 'RISK:' || nullif(trim(w3_policyno), '') || '#' || nullif(trim(nullif(trim(to_varchar("RISK_CODE")), '')), '') end),'')) AS VARCHAR))), '')) as hkey</w:t>
               <w:br/>
-              <w:t xml:space="preserve">      from RAW.MAXIMUS_TRAVEL_V2.NONHLTH_TRV_CLM_VW_DATA_CLAIM_DETAILS_CLAIM_ATTRIBUTE_PROPERTIES_PIVOT_VW</w:t>
+              <w:t xml:space="preserve">      from RAW.MAXIMUS_TRAVEL.NONHLTH_TRV_CLM_VW_DATA_CLAIM_DETAILS_CLAIM_ATTRIBUTE_PROPERTIES_PIVOT_VW</w:t>
               <w:br/>
               <w:t xml:space="preserve">    union all</w:t>
               <w:br/>
-              <w:t xml:space="preserve">    -- via hubfeed_mtv2_risk_object &lt;- stg2_mtv2__uwr_pol_polp_msp_msd_prop_pv</w:t>
+              <w:t xml:space="preserve">    -- via hubfeed_mt_risk_object &lt;- stg2_mt__uwr_pol_polp_msp_msd_prop_pv</w:t>
               <w:br/>
               <w:t xml:space="preserve">    select 'NONHLTH_TRV_UWR_VW_DATA_POLICY_DETAILS_POLICY_PROPERTY_MULTI_SET_PROPERTY_MULTI_SET_DETAIL_PROPERTY_PIVOT_VW.[PNR+TRIP_NO] (RISK_OBJECT_HKEY)' as src_branch,</w:t>
               <w:br/>
@@ -7194,11 +7194,11 @@
               <w:br/>
               <w:t xml:space="preserve">           MD5_BINARY(NULLIF(UPPER(TRIM(CAST('HUB_RISK_OBJECT|' || (nullif(trim(case when coalesce(nullif(trim(nullif(trim(to_varchar("PNR")), '')),''), nullif(trim(nullif(trim(to_varchar("TRIP_NO")), '')),'')) is not null then 'TRIP:' || coalesce(nullif(trim(nullif(trim(to_varchar("PNR")), '')), ''), nullif(trim(nullif(trim(to_varchar("TRIP_NO")), '')), '')) end),'')) AS VARCHAR))), '')) as hkey</w:t>
               <w:br/>
-              <w:t xml:space="preserve">      from RAW.MAXIMUS_TRAVEL_V2.NONHLTH_TRV_UWR_VW_DATA_POLICY_DETAILS_POLICY_PROPERTY_MULTI_SET_PROPERTY_MULTI_SET_DETAIL_PROPERTY_PIVOT_VW</w:t>
+              <w:t xml:space="preserve">      from RAW.MAXIMUS_TRAVEL.NONHLTH_TRV_UWR_VW_DATA_POLICY_DETAILS_POLICY_PROPERTY_MULTI_SET_PROPERTY_MULTI_SET_DETAIL_PROPERTY_PIVOT_VW</w:t>
               <w:br/>
               <w:t xml:space="preserve">    union all</w:t>
               <w:br/>
-              <w:t xml:space="preserve">    -- via hubfeed_mtv2_risk_object &lt;- stg2_mtv2__uwr_qpd_rskl_msp_imsd_inp_pv</w:t>
+              <w:t xml:space="preserve">    -- via hubfeed_mt_risk_object &lt;- stg2_mt__uwr_qpd_rskl_msp_imsd_inp_pv</w:t>
               <w:br/>
               <w:t xml:space="preserve">    select 'NONHLTH_TRV_UWR_VW_DATA_QUOTE_PARAM_DETAILS_RISK_LIST_MULTI_SET_PROPERTY_INPUT_MULTI_SET_DETAIL_INPUT_PROPERTY_PIVOT_VW.[] (RISK_OBJECT_HKEY)' as src_branch,</w:t>
               <w:br/>
@@ -7206,11 +7206,11 @@
               <w:br/>
               <w:t xml:space="preserve">           MD5_BINARY(NULLIF(UPPER(TRIM(CAST('HUB_RISK_OBJECT|' || (nullif(trim(case when coalesce(nullif(trim(w0_policy_quote_number),''), nullif(trim(w1_pol_risk_id),'')) is not null then 'RISK:' || nullif(trim(w0_policy_quote_number), '') || '#' || nullif(trim(w1_pol_risk_id), '') end),'')) AS VARCHAR))), '')) as hkey</w:t>
               <w:br/>
-              <w:t xml:space="preserve">      from RAW.MAXIMUS_TRAVEL_V2.NONHLTH_TRV_UWR_VW_DATA_QUOTE_PARAM_DETAILS_RISK_LIST_MULTI_SET_PROPERTY_INPUT_MULTI_SET_DETAIL_INPUT_PROPERTY_PIVOT_VW</w:t>
+              <w:t xml:space="preserve">      from RAW.MAXIMUS_TRAVEL.NONHLTH_TRV_UWR_VW_DATA_QUOTE_PARAM_DETAILS_RISK_LIST_MULTI_SET_PROPERTY_INPUT_MULTI_SET_DETAIL_INPUT_PROPERTY_PIVOT_VW</w:t>
               <w:br/>
               <w:t xml:space="preserve">    union all</w:t>
               <w:br/>
-              <w:t xml:space="preserve">    -- via hubfeed_mtv2_risk_object &lt;- stg2_mtv2__uwr_qpd_rskl_rskc_rskc_prop_rl_pv</w:t>
+              <w:t xml:space="preserve">    -- via hubfeed_mt_risk_object &lt;- stg2_mt__uwr_qpd_rskl_rskc_rskc_prop_rl_pv</w:t>
               <w:br/>
               <w:t xml:space="preserve">    select 'NONHLTH_TRV_UWR_VW_DATA_QUOTE_PARAM_DETAILS_RISK_LIST_RISK_COVER_RISK_COVER_PROPERTY_RULE_LIST_PIVOT_VW.[] (RISK_OBJECT_HKEY)' as src_branch,</w:t>
               <w:br/>
@@ -7218,11 +7218,11 @@
               <w:br/>
               <w:t xml:space="preserve">           MD5_BINARY(NULLIF(UPPER(TRIM(CAST('HUB_RISK_OBJECT|' || (nullif(trim(case when coalesce(nullif(trim(w0_policy_quote_number),''), nullif(trim(w1_pol_risk_id),'')) is not null then 'RISK:' || nullif(trim(w0_policy_quote_number), '') || '#' || nullif(trim(w1_pol_risk_id), '') end),'')) AS VARCHAR))), '')) as hkey</w:t>
               <w:br/>
-              <w:t xml:space="preserve">      from RAW.MAXIMUS_TRAVEL_V2.NONHLTH_TRV_UWR_VW_DATA_QUOTE_PARAM_DETAILS_RISK_LIST_RISK_COVER_RISK_COVER_PROPERTY_RULE_LIST_PIVOT_VW</w:t>
+              <w:t xml:space="preserve">      from RAW.MAXIMUS_TRAVEL.NONHLTH_TRV_UWR_VW_DATA_QUOTE_PARAM_DETAILS_RISK_LIST_RISK_COVER_RISK_COVER_PROPERTY_RULE_LIST_PIVOT_VW</w:t>
               <w:br/>
               <w:t xml:space="preserve">    union all</w:t>
               <w:br/>
-              <w:t xml:space="preserve">    -- via hubfeed_mtv2_risk_object &lt;- stg2_mtv2__uwr_qpd_rskl_rskp_rl_pv</w:t>
+              <w:t xml:space="preserve">    -- via hubfeed_mt_risk_object &lt;- stg2_mt__uwr_qpd_rskl_rskp_rl_pv</w:t>
               <w:br/>
               <w:t xml:space="preserve">    select 'NONHLTH_TRV_UWR_VW_DATA_QUOTE_PARAM_DETAILS_RISK_LIST_RISK_PROPERTY_RULE_LIST_PIVOT_VW.[] (RISK_OBJECT_HKEY)' as src_branch,</w:t>
               <w:br/>
@@ -7230,7 +7230,7 @@
               <w:br/>
               <w:t xml:space="preserve">           MD5_BINARY(NULLIF(UPPER(TRIM(CAST('HUB_RISK_OBJECT|' || (nullif(trim(case when coalesce(nullif(trim(w0_policy_quote_number),''), nullif(trim(w1_pol_risk_id),'')) is not null then 'RISK:' || nullif(trim(w0_policy_quote_number), '') || '#' || nullif(trim(w1_pol_risk_id), '') end),'')) AS VARCHAR))), '')) as hkey</w:t>
               <w:br/>
-              <w:t xml:space="preserve">      from RAW.MAXIMUS_TRAVEL_V2.NONHLTH_TRV_UWR_VW_DATA_QUOTE_PARAM_DETAILS_RISK_LIST_RISK_PROPERTY_RULE_LIST_PIVOT_VW</w:t>
+              <w:t xml:space="preserve">      from RAW.MAXIMUS_TRAVEL.NONHLTH_TRV_UWR_VW_DATA_QUOTE_PARAM_DETAILS_RISK_LIST_RISK_PROPERTY_RULE_LIST_PIVOT_VW</w:t>
               <w:br/>
               <w:t xml:space="preserve">)</w:t>
               <w:br/>
@@ -7504,7 +7504,7 @@
         <w:t xml:space="preserve">Note: </w:t>
       </w:r>
       <w:r>
-        <w:t xml:space="preserve">5 RAW key branch(es): NONHLTH_TRV_CLM_VW_DATA_CLAIM_DETAILS.CLAIMNO (CLAIM_HKEY), NONHLTH_TRV_CLM_VW_DATA_CLAIM_DETAILS_CLAIM_ATTRIBUTE_PROPERTIES_PIVOT_VW.LINKED_CLAIM_NUMBER (CLAIM_HKEY__LINKED_CLAIM), NONHLTH_TRV_CLM_VW_DATA_CLAIM_DETAILS_CLAIM_RISK_RISK_ATTRIBUTE_PROPERTIES_PIVOT_VW.LINKED_DELAY_OF_BAGGAGE_CLAIM (CLAIM_HKEY__LINKED_BAGGAGE_DELAY_CLAIM), NONHLTH_TRV_CLM_VW_DATA_CLAIM_DETAILS_CLAIM_RISK_RISK_ATTRIBUTE_PROPERTIES_PIVOT_VW.LINKED_HEALTH_CLAIM (CLAIM_HKEY__LINKED_HEALTH_CLAIM), NONHLTH_TRV_CLM_VW_DATA_CLAIM_DETAILS_CLAIM_RISK_RISK_ATTRIBUTE_PROPERTIES_PIVOT_VW.LINKED_TRIP_DELAY_CLAIM_NUMBER (CLAIM_HKEY__LINKED_TRIP_DELAY_CLAIM). Travel RECORD_SOURCE value(s) parsed from feeds: MAXIMUS_NONHLTH_TRV_CLM_VW_DATA_CLAIM_DETAILS, MAXIMUS_NONHLTH_TRV_CLM_VW_DATA_CLAIM_DETAILS_CLAIM_ATTRIBUTE_MULTI_SET_PROPERTY_MULTI_SET_DETAIL_PROPERTY_PIVOT_VW, MAXIMUS_NONHLTH_TRV_CLM_VW_DATA_CLAIM_DETAILS_CLAIM_ATTRIBUTE_PROPERTIES_PIVOT_VW, MAXIMUS_NONHLTH_TRV_CLM_VW_DATA_CLAIM_DETAILS_CLAIM_COVER_MULTI_SET_DETAIL_PROPERTY_PIVOT_VW, MAXIMUS_NONHLTH_TRV_CLM_VW_DATA_CLAIM_DETAILS_CLAIM_EVENT_FOLLOWUP, MAXIMUS_NONHLTH_TRV_CLM_VW_DATA_CLAIM_DETAILS_CLAIM_HISTORY (+7 more). Excluded: hubfeed_mtv2_claim &lt;- stg2_mtv2__clm_clmd_claim_event_followup: key uses walk column(s) w0_claimno from parent view(s) -- not resolvable to a single RAW table in the first-cut, skipped.. Excluded: hubfeed_mtv2_claim &lt;- stg2_mtv2__clm_clmd_claim_history: key uses walk column(s) w0_claimno from parent view(s) -- not resolvable to a single RAW table in the first-cut, skipped.. Excluded: hubfeed_mtv2_claim &lt;- stg2_mtv2__clm_clmd_claim_reserve: key uses walk column(s) w0_claimno from parent view(s) -- not resolvable to a single RAW table in the first-cut, skipped.. Excluded: hubfeed_mtv2_claim &lt;- stg2_mtv2__clm_clmd_claim_reserve: key uses walk column(s) w1_claimno from parent view(s) -- not resolvable to a single RAW table in the first-cut, skipped.. Excluded: hubfeed_mtv2_claim &lt;- stg2_mtv2__clm_clmd_clma_msp_msd_prop_pv: key uses walk column(s) w0_claimno from parent view(s) -- not resolvable to a single RAW table in the first-cut, skipped.. Excluded: hubfeed_mtv2_claim &lt;- stg2_mtv2__clm_clmd_clmap_pv: key uses walk column(s) w0_claimno from parent view(s) -- not resolvable to a single RAW table in the first-cut, skipped.. Excluded: hubfeed_mtv2_claim &lt;- stg2_mtv2__clm_clmd_clmap_pv: key uses walk column(s) w0_claimno from parent view(s) -- not resolvable to a single RAW table in the first-cut, skipped.. Excluded: hubfeed_mtv2_claim &lt;- stg2_mtv2__clm_clmd_clmcov_msd_prop_pv: key uses walk column(s) w0_claimno from parent view(s) -- not resolvable to a single RAW table in the first-cut, skipped.. Excluded: hubfeed_mtv2_claim &lt;- stg2_mtv2__clm_clmd_clmpay: key uses walk column(s) w0_claimno from parent view(s) -- not resolvable to a single RAW table in the first-cut, skipped.. Excluded: hubfeed_mtv2_claim &lt;- stg2_mtv2__clm_clmd_clmpay: key uses walk column(s) w0_claimno from parent view(s) -- not resolvable to a single RAW table in the first-cut, skipped.. Excluded: hubfeed_mtv2_claim &lt;- stg2_mtv2__clm_clmd_clmpay_payp_pv: key uses walk column(s) w0_claimno from parent view(s) -- not resolvable to a single RAW table in the first-cut, skipped.. Excluded: hubfeed_mtv2_claim &lt;- stg2_mtv2__clm_clmd_clmpty: key uses walk column(s) w0_claimno from parent view(s) -- not resolvable to a single RAW table in the first-cut, skipped.. Excluded: hubfeed_mtv2_claim &lt;- stg2_mtv2__clm_clmd_clmrsk_party: key uses walk column(s) w0_claimno from parent view(s) -- not resolvable to a single RAW table in the first-cut, skipped.. Excluded: hubfeed_mtv2_claim &lt;- stg2_mtv2__clm_clmd_clmrsk_rska_msp_msd_prop_pv: key uses walk column(s) w0_claimno from parent view(s) -- not resolvable to a single RAW table in the first-cut, skipped.. Excluded: hubfeed_mtv2_claim &lt;- stg2_mtv2__clm_clmd_clmrsk_rska_msp_msd_prop_pv: key uses walk column(s) w0_claimno from parent view(s) -- not resolvable to a single RAW table in the first-cut, skipped.. Excluded: hubfeed_mtv2_claim &lt;- stg2_mtv2__clm_clmd_clmrsk_rska_msp_msd_prop_pv: key uses walk column(s) w0_claimno from parent view(s) -- not resolvable to a single RAW table in the first-cut, skipped.. Excluded: hubfeed_mtv2_claim &lt;- stg2_mtv2__clm_clmd_clmrsk_rska_msp_msd_prop_pv: key uses walk column(s) w0_claimno from parent view(s) -- not resolvable to a single RAW table in the first-cut, skipped.. Excluded: hubfeed_mtv2_claim &lt;- stg2_mtv2__clm_clmd_clmrsk_rska_msp_msd_prop_pv: key uses walk column(s) w0_claimno from parent view(s) -- not resolvable to a single RAW table in the first-cut, skipped.. Excluded: hubfeed_mtv2_claim &lt;- stg2_mtv2__clm_clmd_clmrsk_rska_msp_msd_prop_pv: key uses walk column(s) w0_claimno from parent view(s) -- not resolvable to a single RAW table in the first-cut, skipped.. Excluded: hubfeed_mtv2_claim &lt;- stg2_mtv2__clm_clmd_clmrsk_rska_properties_pv: key uses walk column(s) w0_claimno from parent view(s) -- not resolvable to a single RAW table in the first-cut, skipped.. Excluded: hubfeed_mtv2_claim &lt;- stg2_mtv2_up__clm_clmd_clmap_pv__sat_claim_note &lt;- up_mtv2__clm_clmd_clmap_pv__sat_claim_note: arm uses walk column(s), skipped.. Excluded: hubfeed_mtv2_claim &lt;- stg2_mtv2_up__clm_clmd_clmap_pv__sat_claim_note &lt;- up_mtv2__clm_clmd_clmap_pv__sat_claim_note: arm uses walk column(s), skipped.. Excluded: hubfeed_mtv2_claim &lt;- stg2_mtv2_up__clm_clmd_clmap_pv__sat_claim_note &lt;- up_mtv2__clm_clmd_clmap_pv__sat_claim_note: arm uses walk column(s), skipped.. Excluded: hubfeed_mtv2_claim &lt;- stg2_mtv2_up__clm_clmd_clmap_pv__sat_claim_note &lt;- up_mtv2__clm_clmd_clmap_pv__sat_claim_note: arm uses walk column(s), skipped.. Excluded: hubfeed_mtv2_claim &lt;- stg2_mtv2_up__clm_clmd_clmap_pv__sat_claim_note &lt;- up_mtv2__clm_clmd_clmap_pv__sat_claim_note: arm uses walk column(s), skipped.. Excluded: hubfeed_mtv2_claim &lt;- stg2_mtv2_up__clm_clmd_clmap_pv__sat_claim_note &lt;- up_mtv2__clm_clmd_clmap_pv__sat_claim_note: arm uses walk column(s), skipped.. Excluded: hubfeed_mtv2_claim &lt;- stg2_mtv2_up__clm_clmd_clmap_pv__sat_claim_note &lt;- up_mtv2__clm_clmd_clmap_pv__sat_claim_note: arm uses walk column(s), skipped.. Excluded: hubfeed_mtv2_claim &lt;- stg2_mtv2_up__clm_clmd_clmap_pv__sat_claim_note &lt;- up_mtv2__clm_clmd_clmap_pv__sat_claim_note: arm uses walk column(s), skipped.. Excluded: hubfeed_mtv2_claim &lt;- stg2_mtv2_up__clm_clmd_clmap_pv__sat_claim_note &lt;- up_mtv2__clm_clmd_clmap_pv__sat_claim_note: arm uses walk column(s), skipped.. Excluded: hubfeed_mtv2_claim &lt;- stg2_mtv2_up__clm_clmd_clmrsk_rska_properties_pv__sat_claim_note &lt;- up_mtv2__clm_clmd_clmrsk_rska_properties_pv__sat_claim_note: arm uses walk column(s), skipped.. Excluded: hubfeed_mtv2_claim &lt;- stg2_mtv2_up__clm_clmd_clmrsk_rska_properties_pv__sat_claim_note &lt;- up_mtv2__clm_clmd_clmrsk_rska_properties_pv__sat_claim_note: arm uses walk column(s), skipped.. Excluded: hubfeed_mtv2_claim &lt;- stg2_mtv2_up__clm_clmd_clmrsk_rska_properties_pv__sat_claim_note &lt;- up_mtv2__clm_clmd_clmrsk_rska_properties_pv__sat_claim_note: arm uses walk column(s), skipped..</w:t>
+        <w:t xml:space="preserve">5 RAW key branch(es): NONHLTH_TRV_CLM_VW_DATA_CLAIM_DETAILS.CLAIMNO (CLAIM_HKEY), NONHLTH_TRV_CLM_VW_DATA_CLAIM_DETAILS_CLAIM_ATTRIBUTE_PROPERTIES_PIVOT_VW.LINKED_CLAIM_NUMBER (CLAIM_HKEY__LINKED_CLAIM), NONHLTH_TRV_CLM_VW_DATA_CLAIM_DETAILS_CLAIM_RISK_RISK_ATTRIBUTE_PROPERTIES_PIVOT_VW.LINKED_DELAY_OF_BAGGAGE_CLAIM (CLAIM_HKEY__LINKED_BAGGAGE_DELAY_CLAIM), NONHLTH_TRV_CLM_VW_DATA_CLAIM_DETAILS_CLAIM_RISK_RISK_ATTRIBUTE_PROPERTIES_PIVOT_VW.LINKED_HEALTH_CLAIM (CLAIM_HKEY__LINKED_HEALTH_CLAIM), NONHLTH_TRV_CLM_VW_DATA_CLAIM_DETAILS_CLAIM_RISK_RISK_ATTRIBUTE_PROPERTIES_PIVOT_VW.LINKED_TRIP_DELAY_CLAIM_NUMBER (CLAIM_HKEY__LINKED_TRIP_DELAY_CLAIM). Travel RECORD_SOURCE value(s) parsed from feeds: MAXIMUS_NONHLTH_TRV_CLM_VW_DATA_CLAIM_DETAILS, MAXIMUS_NONHLTH_TRV_CLM_VW_DATA_CLAIM_DETAILS_CLAIM_ATTRIBUTE_MULTI_SET_PROPERTY_MULTI_SET_DETAIL_PROPERTY_PIVOT_VW, MAXIMUS_NONHLTH_TRV_CLM_VW_DATA_CLAIM_DETAILS_CLAIM_ATTRIBUTE_PROPERTIES_PIVOT_VW, MAXIMUS_NONHLTH_TRV_CLM_VW_DATA_CLAIM_DETAILS_CLAIM_COVER_MULTI_SET_DETAIL_PROPERTY_PIVOT_VW, MAXIMUS_NONHLTH_TRV_CLM_VW_DATA_CLAIM_DETAILS_CLAIM_EVENT_FOLLOWUP, MAXIMUS_NONHLTH_TRV_CLM_VW_DATA_CLAIM_DETAILS_CLAIM_HISTORY (+7 more). Excluded: hubfeed_mt_claim &lt;- stg2_mt__clm_clmd_claim_event_followup: key uses walk column(s) w0_claimno from parent view(s) -- not resolvable to a single RAW table in the first-cut, skipped.. Excluded: hubfeed_mt_claim &lt;- stg2_mt__clm_clmd_claim_history: key uses walk column(s) w0_claimno from parent view(s) -- not resolvable to a single RAW table in the first-cut, skipped.. Excluded: hubfeed_mt_claim &lt;- stg2_mt__clm_clmd_claim_reserve: key uses walk column(s) w0_claimno from parent view(s) -- not resolvable to a single RAW table in the first-cut, skipped.. Excluded: hubfeed_mt_claim &lt;- stg2_mt__clm_clmd_claim_reserve: key uses walk column(s) w1_claimno from parent view(s) -- not resolvable to a single RAW table in the first-cut, skipped.. Excluded: hubfeed_mt_claim &lt;- stg2_mt__clm_clmd_clma_msp_msd_prop_pv: key uses walk column(s) w0_claimno from parent view(s) -- not resolvable to a single RAW table in the first-cut, skipped.. Excluded: hubfeed_mt_claim &lt;- stg2_mt__clm_clmd_clmap_pv: key uses walk column(s) w0_claimno from parent view(s) -- not resolvable to a single RAW table in the first-cut, skipped.. Excluded: hubfeed_mt_claim &lt;- stg2_mt__clm_clmd_clmap_pv: key uses walk column(s) w0_claimno from parent view(s) -- not resolvable to a single RAW table in the first-cut, skipped.. Excluded: hubfeed_mt_claim &lt;- stg2_mt__clm_clmd_clmcov_msd_prop_pv: key uses walk column(s) w0_claimno from parent view(s) -- not resolvable to a single RAW table in the first-cut, skipped.. Excluded: hubfeed_mt_claim &lt;- stg2_mt__clm_clmd_clmpay: key uses walk column(s) w0_claimno from parent view(s) -- not resolvable to a single RAW table in the first-cut, skipped.. Excluded: hubfeed_mt_claim &lt;- stg2_mt__clm_clmd_clmpay: key uses walk column(s) w0_claimno from parent view(s) -- not resolvable to a single RAW table in the first-cut, skipped.. Excluded: hubfeed_mt_claim &lt;- stg2_mt__clm_clmd_clmpay_payp_pv: key uses walk column(s) w0_claimno from parent view(s) -- not resolvable to a single RAW table in the first-cut, skipped.. Excluded: hubfeed_mt_claim &lt;- stg2_mt__clm_clmd_clmpty: key uses walk column(s) w0_claimno from parent view(s) -- not resolvable to a single RAW table in the first-cut, skipped.. Excluded: hubfeed_mt_claim &lt;- stg2_mt__clm_clmd_clmrsk_party: key uses walk column(s) w0_claimno from parent view(s) -- not resolvable to a single RAW table in the first-cut, skipped.. Excluded: hubfeed_mt_claim &lt;- stg2_mt__clm_clmd_clmrsk_rska_msp_msd_prop_pv: key uses walk column(s) w0_claimno from parent view(s) -- not resolvable to a single RAW table in the first-cut, skipped.. Excluded: hubfeed_mt_claim &lt;- stg2_mt__clm_clmd_clmrsk_rska_msp_msd_prop_pv: key uses walk column(s) w0_claimno from parent view(s) -- not resolvable to a single RAW table in the first-cut, skipped.. Excluded: hubfeed_mt_claim &lt;- stg2_mt__clm_clmd_clmrsk_rska_msp_msd_prop_pv: key uses walk column(s) w0_claimno from parent view(s) -- not resolvable to a single RAW table in the first-cut, skipped.. Excluded: hubfeed_mt_claim &lt;- stg2_mt__clm_clmd_clmrsk_rska_msp_msd_prop_pv: key uses walk column(s) w0_claimno from parent view(s) -- not resolvable to a single RAW table in the first-cut, skipped.. Excluded: hubfeed_mt_claim &lt;- stg2_mt__clm_clmd_clmrsk_rska_msp_msd_prop_pv: key uses walk column(s) w0_claimno from parent view(s) -- not resolvable to a single RAW table in the first-cut, skipped.. Excluded: hubfeed_mt_claim &lt;- stg2_mt__clm_clmd_clmrsk_rska_msp_msd_prop_pv: key uses walk column(s) w0_claimno from parent view(s) -- not resolvable to a single RAW table in the first-cut, skipped.. Excluded: hubfeed_mt_claim &lt;- stg2_mt__clm_clmd_clmrsk_rska_properties_pv: key uses walk column(s) w0_claimno from parent view(s) -- not resolvable to a single RAW table in the first-cut, skipped.. Excluded: hubfeed_mt_claim &lt;- stg2_mt_up__clm_clmd_clmap_pv__sat_claim_note &lt;- up_mt__clm_clmd_clmap_pv__sat_claim_note: arm uses walk column(s), skipped.. Excluded: hubfeed_mt_claim &lt;- stg2_mt_up__clm_clmd_clmap_pv__sat_claim_note &lt;- up_mt__clm_clmd_clmap_pv__sat_claim_note: arm uses walk column(s), skipped.. Excluded: hubfeed_mt_claim &lt;- stg2_mt_up__clm_clmd_clmap_pv__sat_claim_note &lt;- up_mt__clm_clmd_clmap_pv__sat_claim_note: arm uses walk column(s), skipped.. Excluded: hubfeed_mt_claim &lt;- stg2_mt_up__clm_clmd_clmap_pv__sat_claim_note &lt;- up_mt__clm_clmd_clmap_pv__sat_claim_note: arm uses walk column(s), skipped.. Excluded: hubfeed_mt_claim &lt;- stg2_mt_up__clm_clmd_clmap_pv__sat_claim_note &lt;- up_mt__clm_clmd_clmap_pv__sat_claim_note: arm uses walk column(s), skipped.. Excluded: hubfeed_mt_claim &lt;- stg2_mt_up__clm_clmd_clmap_pv__sat_claim_note &lt;- up_mt__clm_clmd_clmap_pv__sat_claim_note: arm uses walk column(s), skipped.. Excluded: hubfeed_mt_claim &lt;- stg2_mt_up__clm_clmd_clmap_pv__sat_claim_note &lt;- up_mt__clm_clmd_clmap_pv__sat_claim_note: arm uses walk column(s), skipped.. Excluded: hubfeed_mt_claim &lt;- stg2_mt_up__clm_clmd_clmap_pv__sat_claim_note &lt;- up_mt__clm_clmd_clmap_pv__sat_claim_note: arm uses walk column(s), skipped.. Excluded: hubfeed_mt_claim &lt;- stg2_mt_up__clm_clmd_clmap_pv__sat_claim_note &lt;- up_mt__clm_clmd_clmap_pv__sat_claim_note: arm uses walk column(s), skipped.. Excluded: hubfeed_mt_claim &lt;- stg2_mt_up__clm_clmd_clmrsk_rska_properties_pv__sat_claim_note &lt;- up_mt__clm_clmd_clmrsk_rska_properties_pv__sat_claim_note: arm uses walk column(s), skipped.. Excluded: hubfeed_mt_claim &lt;- stg2_mt_up__clm_clmd_clmrsk_rska_properties_pv__sat_claim_note &lt;- up_mt__clm_clmd_clmrsk_rska_properties_pv__sat_claim_note: arm uses walk column(s), skipped.. Excluded: hubfeed_mt_claim &lt;- stg2_mt_up__clm_clmd_clmrsk_rska_properties_pv__sat_claim_note &lt;- up_mt__clm_clmd_clmrsk_rska_properties_pv__sat_claim_note: arm uses walk column(s), skipped..</w:t>
       </w:r>
     </w:p>
     <w:p>
@@ -7537,7 +7537,7 @@
               </w:rPr>
               <w:t xml:space="preserve">with src as (</w:t>
               <w:br/>
-              <w:t xml:space="preserve">    -- via hubfeed_mtv2_claim &lt;- stg2_mtv2__clm_clmd</w:t>
+              <w:t xml:space="preserve">    -- via hubfeed_mt_claim &lt;- stg2_mt__clm_clmd</w:t>
               <w:br/>
               <w:t xml:space="preserve">    select 'NONHLTH_TRV_CLM_VW_DATA_CLAIM_DETAILS.CLAIMNO (CLAIM_HKEY)' as src_branch,</w:t>
               <w:br/>
@@ -7545,11 +7545,11 @@
               <w:br/>
               <w:t xml:space="preserve">           MD5_BINARY(NULLIF(UPPER(TRIM(CAST('HUB_CLAIM|' || (nullif(trim(case when coalesce(nullif(trim(nullif(trim(to_varchar("CLAIMNO")), '')),'')) is not null then nullif(trim(nullif(trim(to_varchar("CLAIMNO")), '')), '') end),'')) AS VARCHAR))), '')) as hkey</w:t>
               <w:br/>
-              <w:t xml:space="preserve">      from RAW.MAXIMUS_TRAVEL_V2.NONHLTH_TRV_CLM_VW_DATA_CLAIM_DETAILS</w:t>
+              <w:t xml:space="preserve">      from RAW.MAXIMUS_TRAVEL.NONHLTH_TRV_CLM_VW_DATA_CLAIM_DETAILS</w:t>
               <w:br/>
               <w:t xml:space="preserve">    union all</w:t>
               <w:br/>
-              <w:t xml:space="preserve">    -- via hubfeed_mtv2_claim &lt;- stg2_mtv2__clm_clmd_clmap_pv</w:t>
+              <w:t xml:space="preserve">    -- via hubfeed_mt_claim &lt;- stg2_mt__clm_clmd_clmap_pv</w:t>
               <w:br/>
               <w:t xml:space="preserve">    select 'NONHLTH_TRV_CLM_VW_DATA_CLAIM_DETAILS_CLAIM_ATTRIBUTE_PROPERTIES_PIVOT_VW.LINKED_CLAIM_NUMBER (CLAIM_HKEY__LINKED_CLAIM)' as src_branch,</w:t>
               <w:br/>
@@ -7557,11 +7557,11 @@
               <w:br/>
               <w:t xml:space="preserve">           MD5_BINARY(NULLIF(UPPER(TRIM(CAST('HUB_CLAIM|' || (nullif(trim(case when coalesce(nullif(trim(nullif(trim(to_varchar("LINKED_CLAIM_NUMBER")), '')),'')) is not null then nullif(trim(nullif(trim(to_varchar("LINKED_CLAIM_NUMBER")), '')), '') end),'')) AS VARCHAR))), '')) as hkey</w:t>
               <w:br/>
-              <w:t xml:space="preserve">      from RAW.MAXIMUS_TRAVEL_V2.NONHLTH_TRV_CLM_VW_DATA_CLAIM_DETAILS_CLAIM_ATTRIBUTE_PROPERTIES_PIVOT_VW</w:t>
+              <w:t xml:space="preserve">      from RAW.MAXIMUS_TRAVEL.NONHLTH_TRV_CLM_VW_DATA_CLAIM_DETAILS_CLAIM_ATTRIBUTE_PROPERTIES_PIVOT_VW</w:t>
               <w:br/>
               <w:t xml:space="preserve">    union all</w:t>
               <w:br/>
-              <w:t xml:space="preserve">    -- via hubfeed_mtv2_claim &lt;- stg2_mtv2__clm_clmd_clmrsk_rska_properties_pv</w:t>
+              <w:t xml:space="preserve">    -- via hubfeed_mt_claim &lt;- stg2_mt__clm_clmd_clmrsk_rska_properties_pv</w:t>
               <w:br/>
               <w:t xml:space="preserve">    select 'NONHLTH_TRV_CLM_VW_DATA_CLAIM_DETAILS_CLAIM_RISK_RISK_ATTRIBUTE_PROPERTIES_PIVOT_VW.LINKED_DELAY_OF_BAGGAGE_CLAIM (CLAIM_HKEY__LINKED_BAGGAGE_DELAY_CLAIM)' as src_branch,</w:t>
               <w:br/>
@@ -7569,11 +7569,11 @@
               <w:br/>
               <w:t xml:space="preserve">           MD5_BINARY(NULLIF(UPPER(TRIM(CAST('HUB_CLAIM|' || (nullif(trim(case when coalesce(nullif(trim(nullif(trim(to_varchar("LINKED_DELAY_OF_BAGGAGE_CLAIM")), '')),'')) is not null then nullif(trim(nullif(trim(to_varchar("LINKED_DELAY_OF_BAGGAGE_CLAIM")), '')), '') end),'')) AS VARCHAR))), '')) as hkey</w:t>
               <w:br/>
-              <w:t xml:space="preserve">      from RAW.MAXIMUS_TRAVEL_V2.NONHLTH_TRV_CLM_VW_DATA_CLAIM_DETAILS_CLAIM_RISK_RISK_ATTRIBUTE_PROPERTIES_PIVOT_VW</w:t>
+              <w:t xml:space="preserve">      from RAW.MAXIMUS_TRAVEL.NONHLTH_TRV_CLM_VW_DATA_CLAIM_DETAILS_CLAIM_RISK_RISK_ATTRIBUTE_PROPERTIES_PIVOT_VW</w:t>
               <w:br/>
               <w:t xml:space="preserve">    union all</w:t>
               <w:br/>
-              <w:t xml:space="preserve">    -- via hubfeed_mtv2_claim &lt;- stg2_mtv2__clm_clmd_clmrsk_rska_properties_pv</w:t>
+              <w:t xml:space="preserve">    -- via hubfeed_mt_claim &lt;- stg2_mt__clm_clmd_clmrsk_rska_properties_pv</w:t>
               <w:br/>
               <w:t xml:space="preserve">    select 'NONHLTH_TRV_CLM_VW_DATA_CLAIM_DETAILS_CLAIM_RISK_RISK_ATTRIBUTE_PROPERTIES_PIVOT_VW.LINKED_HEALTH_CLAIM (CLAIM_HKEY__LINKED_HEALTH_CLAIM)' as src_branch,</w:t>
               <w:br/>
@@ -7581,11 +7581,11 @@
               <w:br/>
               <w:t xml:space="preserve">           MD5_BINARY(NULLIF(UPPER(TRIM(CAST('HUB_CLAIM|' || (nullif(trim(case when coalesce(nullif(trim(nullif(trim(to_varchar("LINKED_HEALTH_CLAIM")), '')),'')) is not null then nullif(trim(nullif(trim(to_varchar("LINKED_HEALTH_CLAIM")), '')), '') end),'')) AS VARCHAR))), '')) as hkey</w:t>
               <w:br/>
-              <w:t xml:space="preserve">      from RAW.MAXIMUS_TRAVEL_V2.NONHLTH_TRV_CLM_VW_DATA_CLAIM_DETAILS_CLAIM_RISK_RISK_ATTRIBUTE_PROPERTIES_PIVOT_VW</w:t>
+              <w:t xml:space="preserve">      from RAW.MAXIMUS_TRAVEL.NONHLTH_TRV_CLM_VW_DATA_CLAIM_DETAILS_CLAIM_RISK_RISK_ATTRIBUTE_PROPERTIES_PIVOT_VW</w:t>
               <w:br/>
               <w:t xml:space="preserve">    union all</w:t>
               <w:br/>
-              <w:t xml:space="preserve">    -- via hubfeed_mtv2_claim &lt;- stg2_mtv2__clm_clmd_clmrsk_rska_properties_pv</w:t>
+              <w:t xml:space="preserve">    -- via hubfeed_mt_claim &lt;- stg2_mt__clm_clmd_clmrsk_rska_properties_pv</w:t>
               <w:br/>
               <w:t xml:space="preserve">    select 'NONHLTH_TRV_CLM_VW_DATA_CLAIM_DETAILS_CLAIM_RISK_RISK_ATTRIBUTE_PROPERTIES_PIVOT_VW.LINKED_TRIP_DELAY_CLAIM_NUMBER (CLAIM_HKEY__LINKED_TRIP_DELAY_CLAIM)' as src_branch,</w:t>
               <w:br/>
@@ -7593,7 +7593,7 @@
               <w:br/>
               <w:t xml:space="preserve">           MD5_BINARY(NULLIF(UPPER(TRIM(CAST('HUB_CLAIM|' || (nullif(trim(case when coalesce(nullif(trim(nullif(trim(to_varchar("LINKED_TRIP_DELAY_CLAIM_NUMBER")), '')),'')) is not null then nullif(trim(nullif(trim(to_varchar("LINKED_TRIP_DELAY_CLAIM_NUMBER")), '')), '') end),'')) AS VARCHAR))), '')) as hkey</w:t>
               <w:br/>
-              <w:t xml:space="preserve">      from RAW.MAXIMUS_TRAVEL_V2.NONHLTH_TRV_CLM_VW_DATA_CLAIM_DETAILS_CLAIM_RISK_RISK_ATTRIBUTE_PROPERTIES_PIVOT_VW</w:t>
+              <w:t xml:space="preserve">      from RAW.MAXIMUS_TRAVEL.NONHLTH_TRV_CLM_VW_DATA_CLAIM_DETAILS_CLAIM_RISK_RISK_ATTRIBUTE_PROPERTIES_PIVOT_VW</w:t>
               <w:br/>
               <w:t xml:space="preserve">)</w:t>
               <w:br/>
@@ -7900,7 +7900,7 @@
               </w:rPr>
               <w:t xml:space="preserve">with src as (</w:t>
               <w:br/>
-              <w:t xml:space="preserve">    -- via hubfeed_mtv2_document &lt;- stg2_mtv2__clm_clmd_clma_msp_msd_prop_pv</w:t>
+              <w:t xml:space="preserve">    -- via hubfeed_mt_document &lt;- stg2_mt__clm_clmd_clma_msp_msd_prop_pv</w:t>
               <w:br/>
               <w:t xml:space="preserve">    select 'NONHLTH_TRV_CLM_VW_DATA_CLAIM_DETAILS_CLAIM_ATTRIBUTE_MULTI_SET_PROPERTY_MULTI_SET_DETAIL_PROPERTY_PIVOT_VW.INWARD_NUMBER (DOCUMENT_HKEY__CLAIM_INWARD_DOCUMENT_SET)' as src_branch,</w:t>
               <w:br/>
@@ -7908,11 +7908,11 @@
               <w:br/>
               <w:t xml:space="preserve">           MD5_BINARY(NULLIF(UPPER(TRIM(CAST('HUB_DOCUMENT|' || (nullif(trim(case when coalesce(nullif(trim(nullif(trim(to_varchar("INWARD_NUMBER")), '')),'')) is not null then 'INWARD:' || nullif(trim(nullif(trim(to_varchar("INWARD_NUMBER")), '')), '') end),'')) AS VARCHAR))), '')) as hkey</w:t>
               <w:br/>
-              <w:t xml:space="preserve">      from RAW.MAXIMUS_TRAVEL_V2.NONHLTH_TRV_CLM_VW_DATA_CLAIM_DETAILS_CLAIM_ATTRIBUTE_MULTI_SET_PROPERTY_MULTI_SET_DETAIL_PROPERTY_PIVOT_VW</w:t>
+              <w:t xml:space="preserve">      from RAW.MAXIMUS_TRAVEL.NONHLTH_TRV_CLM_VW_DATA_CLAIM_DETAILS_CLAIM_ATTRIBUTE_MULTI_SET_PROPERTY_MULTI_SET_DETAIL_PROPERTY_PIVOT_VW</w:t>
               <w:br/>
               <w:t xml:space="preserve">    union all</w:t>
               <w:br/>
-              <w:t xml:space="preserve">    -- via hubfeed_mtv2_document &lt;- stg2_mtv2__clm_clmd_clmap_pv</w:t>
+              <w:t xml:space="preserve">    -- via hubfeed_mt_document &lt;- stg2_mt__clm_clmd_clmap_pv</w:t>
               <w:br/>
               <w:t xml:space="preserve">    select 'NONHLTH_TRV_CLM_VW_DATA_CLAIM_DETAILS_CLAIM_ATTRIBUTE_PROPERTIES_PIVOT_VW.INWARD_NUMBER (DOCUMENT_HKEY__CLAIM_INWARD)' as src_branch,</w:t>
               <w:br/>
@@ -7920,11 +7920,11 @@
               <w:br/>
               <w:t xml:space="preserve">           MD5_BINARY(NULLIF(UPPER(TRIM(CAST('HUB_DOCUMENT|' || (nullif(trim(case when coalesce(nullif(trim(nullif(trim(to_varchar("INWARD_NUMBER")), '')),'')) is not null then 'INWARD:' || nullif(trim(nullif(trim(to_varchar("INWARD_NUMBER")), '')), '') end),'')) AS VARCHAR))), '')) as hkey</w:t>
               <w:br/>
-              <w:t xml:space="preserve">      from RAW.MAXIMUS_TRAVEL_V2.NONHLTH_TRV_CLM_VW_DATA_CLAIM_DETAILS_CLAIM_ATTRIBUTE_PROPERTIES_PIVOT_VW</w:t>
+              <w:t xml:space="preserve">      from RAW.MAXIMUS_TRAVEL.NONHLTH_TRV_CLM_VW_DATA_CLAIM_DETAILS_CLAIM_ATTRIBUTE_PROPERTIES_PIVOT_VW</w:t>
               <w:br/>
               <w:t xml:space="preserve">    union all</w:t>
               <w:br/>
-              <w:t xml:space="preserve">    -- via hubfeed_mtv2_document &lt;- stg2_mtv2__clm_clmd_clmcov_msd_prop_pv</w:t>
+              <w:t xml:space="preserve">    -- via hubfeed_mt_document &lt;- stg2_mt__clm_clmd_clmcov_msd_prop_pv</w:t>
               <w:br/>
               <w:t xml:space="preserve">    select 'NONHLTH_TRV_CLM_VW_DATA_CLAIM_DETAILS_CLAIM_COVER_MULTI_SET_DETAIL_PROPERTY_PIVOT_VW.INWARD_NUMBER (DOCUMENT_HKEY)' as src_branch,</w:t>
               <w:br/>
@@ -7932,11 +7932,11 @@
               <w:br/>
               <w:t xml:space="preserve">           MD5_BINARY(NULLIF(UPPER(TRIM(CAST('HUB_DOCUMENT|' || (nullif(trim(case when coalesce(nullif(trim(nullif(trim(to_varchar("INWARD_NUMBER")), '')),'')) is not null then 'INWARD:' || nullif(trim(nullif(trim(to_varchar("INWARD_NUMBER")), '')), '') end),'')) AS VARCHAR))), '')) as hkey</w:t>
               <w:br/>
-              <w:t xml:space="preserve">      from RAW.MAXIMUS_TRAVEL_V2.NONHLTH_TRV_CLM_VW_DATA_CLAIM_DETAILS_CLAIM_COVER_MULTI_SET_DETAIL_PROPERTY_PIVOT_VW</w:t>
+              <w:t xml:space="preserve">      from RAW.MAXIMUS_TRAVEL.NONHLTH_TRV_CLM_VW_DATA_CLAIM_DETAILS_CLAIM_COVER_MULTI_SET_DETAIL_PROPERTY_PIVOT_VW</w:t>
               <w:br/>
               <w:t xml:space="preserve">    union all</w:t>
               <w:br/>
-              <w:t xml:space="preserve">    -- via hubfeed_mtv2_document &lt;- stg2_mtv2__clm_clmd_doc</w:t>
+              <w:t xml:space="preserve">    -- via hubfeed_mt_document &lt;- stg2_mt__clm_clmd_doc</w:t>
               <w:br/>
               <w:t xml:space="preserve">    select 'NONHLTH_TRV_CLM_VW_DATA_CLAIM_DETAILS_DOCUMENT_DETAILS.DOCUMENT_ID (DOCUMENT_HKEY)' as src_branch,</w:t>
               <w:br/>
@@ -7944,11 +7944,11 @@
               <w:br/>
               <w:t xml:space="preserve">           MD5_BINARY(NULLIF(UPPER(TRIM(CAST('HUB_DOCUMENT|' || (nullif(trim(case when coalesce(nullif(trim(nullif(trim(to_varchar("DOCUMENT_ID")), '')),'')) is not null then 'DOC:' || nullif(trim(nullif(trim(to_varchar("DOCUMENT_ID")), '')), '') end),'')) AS VARCHAR))), '')) as hkey</w:t>
               <w:br/>
-              <w:t xml:space="preserve">      from RAW.MAXIMUS_TRAVEL_V2.NONHLTH_TRV_CLM_VW_DATA_CLAIM_DETAILS_DOCUMENT_DETAILS</w:t>
+              <w:t xml:space="preserve">      from RAW.MAXIMUS_TRAVEL.NONHLTH_TRV_CLM_VW_DATA_CLAIM_DETAILS_DOCUMENT_DETAILS</w:t>
               <w:br/>
               <w:t xml:space="preserve">    union all</w:t>
               <w:br/>
-              <w:t xml:space="preserve">    -- via hubfeed_mtv2_document &lt;- stg2_mtv2__uwr_pol_doc</w:t>
+              <w:t xml:space="preserve">    -- via hubfeed_mt_document &lt;- stg2_mt__uwr_pol_doc</w:t>
               <w:br/>
               <w:t xml:space="preserve">    select 'NONHLTH_TRV_UWR_VW_DATA_POLICY_DETAILS_DOCUMENT_DETAILS.DOCUMENT_ID (DOCUMENT_HKEY)' as src_branch,</w:t>
               <w:br/>
@@ -7956,11 +7956,11 @@
               <w:br/>
               <w:t xml:space="preserve">           MD5_BINARY(NULLIF(UPPER(TRIM(CAST('HUB_DOCUMENT|' || (nullif(trim(case when coalesce(nullif(trim(nullif(trim(to_varchar("DOCUMENT_ID")), '')),'')) is not null then 'DOC:' || nullif(trim(nullif(trim(to_varchar("DOCUMENT_ID")), '')), '') end),'')) AS VARCHAR))), '')) as hkey</w:t>
               <w:br/>
-              <w:t xml:space="preserve">      from RAW.MAXIMUS_TRAVEL_V2.NONHLTH_TRV_UWR_VW_DATA_POLICY_DETAILS_DOCUMENT_DETAILS</w:t>
+              <w:t xml:space="preserve">      from RAW.MAXIMUS_TRAVEL.NONHLTH_TRV_UWR_VW_DATA_POLICY_DETAILS_DOCUMENT_DETAILS</w:t>
               <w:br/>
               <w:t xml:space="preserve">    union all</w:t>
               <w:br/>
-              <w:t xml:space="preserve">    -- via hubfeed_mtv2_document &lt;- stg2_mtv2__uwr_pol_ins_doc</w:t>
+              <w:t xml:space="preserve">    -- via hubfeed_mt_document &lt;- stg2_mt__uwr_pol_ins_doc</w:t>
               <w:br/>
               <w:t xml:space="preserve">    select 'NONHLTH_TRV_UWR_VW_DATA_POLICY_DETAILS_INSURED_DETAILS_DOCUMENT_DETAILS.DOCUMENT_ID (DOCUMENT_HKEY)' as src_branch,</w:t>
               <w:br/>
@@ -7968,11 +7968,11 @@
               <w:br/>
               <w:t xml:space="preserve">           MD5_BINARY(NULLIF(UPPER(TRIM(CAST('HUB_DOCUMENT|' || (nullif(trim(case when coalesce(nullif(trim(nullif(trim(to_varchar("DOCUMENT_ID")), '')),'')) is not null then 'DOC:' || nullif(trim(nullif(trim(to_varchar("DOCUMENT_ID")), '')), '') end),'')) AS VARCHAR))), '')) as hkey</w:t>
               <w:br/>
-              <w:t xml:space="preserve">      from RAW.MAXIMUS_TRAVEL_V2.NONHLTH_TRV_UWR_VW_DATA_POLICY_DETAILS_INSURED_DETAILS_DOCUMENT_DETAILS</w:t>
+              <w:t xml:space="preserve">      from RAW.MAXIMUS_TRAVEL.NONHLTH_TRV_UWR_VW_DATA_POLICY_DETAILS_INSURED_DETAILS_DOCUMENT_DETAILS</w:t>
               <w:br/>
               <w:t xml:space="preserve">    union all</w:t>
               <w:br/>
-              <w:t xml:space="preserve">    -- via hubfeed_mtv2_document &lt;- stg2_mtv2__uwr_pol_ins_mbr_document_detail</w:t>
+              <w:t xml:space="preserve">    -- via hubfeed_mt_document &lt;- stg2_mt__uwr_pol_ins_mbr_document_detail</w:t>
               <w:br/>
               <w:t xml:space="preserve">    select 'NONHLTH_TRV_UWR_VW_DATA_POLICY_DETAILS_INSURED_DETAILS_MEMBER_DETAILS_DOCUMENT_DETAIL.DOCUMENT_ID (DOCUMENT_HKEY)' as src_branch,</w:t>
               <w:br/>
@@ -7980,11 +7980,11 @@
               <w:br/>
               <w:t xml:space="preserve">           MD5_BINARY(NULLIF(UPPER(TRIM(CAST('HUB_DOCUMENT|' || (nullif(trim(case when coalesce(nullif(trim(nullif(trim(to_varchar("DOCUMENT_ID")), '')),'')) is not null then 'DOC:' || nullif(trim(nullif(trim(to_varchar("DOCUMENT_ID")), '')), '') end),'')) AS VARCHAR))), '')) as hkey</w:t>
               <w:br/>
-              <w:t xml:space="preserve">      from RAW.MAXIMUS_TRAVEL_V2.NONHLTH_TRV_UWR_VW_DATA_POLICY_DETAILS_INSURED_DETAILS_MEMBER_DETAILS_DOCUMENT_DETAIL</w:t>
+              <w:t xml:space="preserve">      from RAW.MAXIMUS_TRAVEL.NONHLTH_TRV_UWR_VW_DATA_POLICY_DETAILS_INSURED_DETAILS_MEMBER_DETAILS_DOCUMENT_DETAIL</w:t>
               <w:br/>
               <w:t xml:space="preserve">    union all</w:t>
               <w:br/>
-              <w:t xml:space="preserve">    -- via hubfeed_mtv2_document &lt;- stg2_mtv2__uwr_pol_polp_sp_pv</w:t>
+              <w:t xml:space="preserve">    -- via hubfeed_mt_document &lt;- stg2_mt__uwr_pol_polp_sp_pv</w:t>
               <w:br/>
               <w:t xml:space="preserve">    select 'NONHLTH_TRV_UWR_VW_DATA_POLICY_DETAILS_POLICY_PROPERTY_SIMPLE_PROPERTY_PIVOT_VW.COI_NUMBER (DOCUMENT_HKEY)' as src_branch,</w:t>
               <w:br/>
@@ -7992,11 +7992,11 @@
               <w:br/>
               <w:t xml:space="preserve">           MD5_BINARY(NULLIF(UPPER(TRIM(CAST('HUB_DOCUMENT|' || (nullif(trim(case when coalesce(nullif(trim(nullif(trim(to_varchar("COI_NUMBER")), '')),'')) is not null then 'COI:' || nullif(trim(nullif(trim(to_varchar("COI_NUMBER")), '')), '') end),'')) AS VARCHAR))), '')) as hkey</w:t>
               <w:br/>
-              <w:t xml:space="preserve">      from RAW.MAXIMUS_TRAVEL_V2.NONHLTH_TRV_UWR_VW_DATA_POLICY_DETAILS_POLICY_PROPERTY_SIMPLE_PROPERTY_PIVOT_VW</w:t>
+              <w:t xml:space="preserve">      from RAW.MAXIMUS_TRAVEL.NONHLTH_TRV_UWR_VW_DATA_POLICY_DETAILS_POLICY_PROPERTY_SIMPLE_PROPERTY_PIVOT_VW</w:t>
               <w:br/>
               <w:t xml:space="preserve">    union all</w:t>
               <w:br/>
-              <w:t xml:space="preserve">    -- via hubfeed_mtv2_document &lt;- stg2_mtv2__uwr_pol_polp_sp_pv</w:t>
+              <w:t xml:space="preserve">    -- via hubfeed_mt_document &lt;- stg2_mt__uwr_pol_polp_sp_pv</w:t>
               <w:br/>
               <w:t xml:space="preserve">    select 'NONHLTH_TRV_UWR_VW_DATA_POLICY_DETAILS_POLICY_PROPERTY_SIMPLE_PROPERTY_PIVOT_VW.OLD_COI_NUMBER (DOCUMENT_HKEY__PREVIOUS_CERTIFICATE)' as src_branch,</w:t>
               <w:br/>
@@ -8004,11 +8004,11 @@
               <w:br/>
               <w:t xml:space="preserve">           MD5_BINARY(NULLIF(UPPER(TRIM(CAST('HUB_DOCUMENT|' || (nullif(trim(case when coalesce(nullif(trim(nullif(trim(to_varchar("OLD_COI_NUMBER")), '')),'')) is not null then 'COI:' || nullif(trim(nullif(trim(to_varchar("OLD_COI_NUMBER")), '')), '') end),'')) AS VARCHAR))), '')) as hkey</w:t>
               <w:br/>
-              <w:t xml:space="preserve">      from RAW.MAXIMUS_TRAVEL_V2.NONHLTH_TRV_UWR_VW_DATA_POLICY_DETAILS_POLICY_PROPERTY_SIMPLE_PROPERTY_PIVOT_VW</w:t>
+              <w:t xml:space="preserve">      from RAW.MAXIMUS_TRAVEL.NONHLTH_TRV_UWR_VW_DATA_POLICY_DETAILS_POLICY_PROPERTY_SIMPLE_PROPERTY_PIVOT_VW</w:t>
               <w:br/>
               <w:t xml:space="preserve">    union all</w:t>
               <w:br/>
-              <w:t xml:space="preserve">    -- via hubfeed_mtv2_document &lt;- stg2_mtv2__uwr_pol_prp_document_detail</w:t>
+              <w:t xml:space="preserve">    -- via hubfeed_mt_document &lt;- stg2_mt__uwr_pol_prp_document_detail</w:t>
               <w:br/>
               <w:t xml:space="preserve">    select 'NONHLTH_TRV_UWR_VW_DATA_POLICY_DETAILS_PROPOSER_DETAILS_DOCUMENT_DETAIL.DOCUMENT_ID (DOCUMENT_HKEY)' as src_branch,</w:t>
               <w:br/>
@@ -8016,11 +8016,11 @@
               <w:br/>
               <w:t xml:space="preserve">           MD5_BINARY(NULLIF(UPPER(TRIM(CAST('HUB_DOCUMENT|' || (nullif(trim(case when coalesce(nullif(trim(nullif(trim(to_varchar("DOCUMENT_ID")), '')),'')) is not null then 'DOC:' || nullif(trim(nullif(trim(to_varchar("DOCUMENT_ID")), '')), '') end),'')) AS VARCHAR))), '')) as hkey</w:t>
               <w:br/>
-              <w:t xml:space="preserve">      from RAW.MAXIMUS_TRAVEL_V2.NONHLTH_TRV_UWR_VW_DATA_POLICY_DETAILS_PROPOSER_DETAILS_DOCUMENT_DETAIL</w:t>
+              <w:t xml:space="preserve">      from RAW.MAXIMUS_TRAVEL.NONHLTH_TRV_UWR_VW_DATA_POLICY_DETAILS_PROPOSER_DETAILS_DOCUMENT_DETAIL</w:t>
               <w:br/>
               <w:t xml:space="preserve">    union all</w:t>
               <w:br/>
-              <w:t xml:space="preserve">    -- via hubfeed_mtv2_document &lt;- stg2_mtv2__uwr_qpd</w:t>
+              <w:t xml:space="preserve">    -- via hubfeed_mt_document &lt;- stg2_mt__uwr_qpd</w:t>
               <w:br/>
               <w:t xml:space="preserve">    select 'NONHLTH_TRV_UWR_VW_DATA_QUOTE_PARAM_DETAILS.DOCUMENT_ID (DOCUMENT_HKEY)' as src_branch,</w:t>
               <w:br/>
@@ -8028,11 +8028,11 @@
               <w:br/>
               <w:t xml:space="preserve">           MD5_BINARY(NULLIF(UPPER(TRIM(CAST('HUB_DOCUMENT|' || (nullif(trim(case when coalesce(nullif(trim(nullif(trim(to_varchar("DOCUMENT_ID")), '')),'')) is not null then 'DOC:' || nullif(trim(nullif(trim(to_varchar("DOCUMENT_ID")), '')), '') end),'')) AS VARCHAR))), '')) as hkey</w:t>
               <w:br/>
-              <w:t xml:space="preserve">      from RAW.MAXIMUS_TRAVEL_V2.NONHLTH_TRV_UWR_VW_DATA_QUOTE_PARAM_DETAILS</w:t>
+              <w:t xml:space="preserve">      from RAW.MAXIMUS_TRAVEL.NONHLTH_TRV_UWR_VW_DATA_QUOTE_PARAM_DETAILS</w:t>
               <w:br/>
               <w:t xml:space="preserve">    union all</w:t>
               <w:br/>
-              <w:t xml:space="preserve">    -- via hubfeed_mtv2_document &lt;- stg2_mtv2__uwr_qpd_polp_rl_pv</w:t>
+              <w:t xml:space="preserve">    -- via hubfeed_mt_document &lt;- stg2_mt__uwr_qpd_polp_rl_pv</w:t>
               <w:br/>
               <w:t xml:space="preserve">    select 'NONHLTH_TRV_UWR_VW_DATA_QUOTE_PARAM_DETAILS_POLICY_PROPERTY_RULE_LIST_PIVOT_VW.COI_NUMBER (DOCUMENT_HKEY)' as src_branch,</w:t>
               <w:br/>
@@ -8040,11 +8040,11 @@
               <w:br/>
               <w:t xml:space="preserve">           MD5_BINARY(NULLIF(UPPER(TRIM(CAST('HUB_DOCUMENT|' || (nullif(trim(case when coalesce(nullif(trim(nullif(trim(to_varchar("COI_NUMBER")), '')),'')) is not null then 'COI:' || nullif(trim(nullif(trim(to_varchar("COI_NUMBER")), '')), '') end),'')) AS VARCHAR))), '')) as hkey</w:t>
               <w:br/>
-              <w:t xml:space="preserve">      from RAW.MAXIMUS_TRAVEL_V2.NONHLTH_TRV_UWR_VW_DATA_QUOTE_PARAM_DETAILS_POLICY_PROPERTY_RULE_LIST_PIVOT_VW</w:t>
+              <w:t xml:space="preserve">      from RAW.MAXIMUS_TRAVEL.NONHLTH_TRV_UWR_VW_DATA_QUOTE_PARAM_DETAILS_POLICY_PROPERTY_RULE_LIST_PIVOT_VW</w:t>
               <w:br/>
               <w:t xml:space="preserve">    union all</w:t>
               <w:br/>
-              <w:t xml:space="preserve">    -- via hubfeed_mtv2_document &lt;- stg2_mtv2__uwr_qpd_polp_rl_pv</w:t>
+              <w:t xml:space="preserve">    -- via hubfeed_mt_document &lt;- stg2_mt__uwr_qpd_polp_rl_pv</w:t>
               <w:br/>
               <w:t xml:space="preserve">    select 'NONHLTH_TRV_UWR_VW_DATA_QUOTE_PARAM_DETAILS_POLICY_PROPERTY_RULE_LIST_PIVOT_VW.OLD_COI_NUMBER (DOCUMENT_HKEY__PREVIOUS_CERTIFICATE)' as src_branch,</w:t>
               <w:br/>
@@ -8052,11 +8052,11 @@
               <w:br/>
               <w:t xml:space="preserve">           MD5_BINARY(NULLIF(UPPER(TRIM(CAST('HUB_DOCUMENT|' || (nullif(trim(case when coalesce(nullif(trim(nullif(trim(to_varchar("OLD_COI_NUMBER")), '')),'')) is not null then 'COI:' || nullif(trim(nullif(trim(to_varchar("OLD_COI_NUMBER")), '')), '') end),'')) AS VARCHAR))), '')) as hkey</w:t>
               <w:br/>
-              <w:t xml:space="preserve">      from RAW.MAXIMUS_TRAVEL_V2.NONHLTH_TRV_UWR_VW_DATA_QUOTE_PARAM_DETAILS_POLICY_PROPERTY_RULE_LIST_PIVOT_VW</w:t>
+              <w:t xml:space="preserve">      from RAW.MAXIMUS_TRAVEL.NONHLTH_TRV_UWR_VW_DATA_QUOTE_PARAM_DETAILS_POLICY_PROPERTY_RULE_LIST_PIVOT_VW</w:t>
               <w:br/>
               <w:t xml:space="preserve">    union all</w:t>
               <w:br/>
-              <w:t xml:space="preserve">    -- via hubfeed_mtv2_document &lt;- stg2_mtv2__uwr_qpd_rskl</w:t>
+              <w:t xml:space="preserve">    -- via hubfeed_mt_document &lt;- stg2_mt__uwr_qpd_rskl</w:t>
               <w:br/>
               <w:t xml:space="preserve">    select 'NONHLTH_TRV_UWR_VW_DATA_QUOTE_PARAM_DETAILS_RISK_LIST.DOCUMENT_ID (DOCUMENT_HKEY)' as src_branch,</w:t>
               <w:br/>
@@ -8064,7 +8064,7 @@
               <w:br/>
               <w:t xml:space="preserve">           MD5_BINARY(NULLIF(UPPER(TRIM(CAST('HUB_DOCUMENT|' || (nullif(trim(case when coalesce(nullif(trim(nullif(trim(to_varchar("DOCUMENT_ID")), '')),'')) is not null then 'DOC:' || nullif(trim(nullif(trim(to_varchar("DOCUMENT_ID")), '')), '') end),'')) AS VARCHAR))), '')) as hkey</w:t>
               <w:br/>
-              <w:t xml:space="preserve">      from RAW.MAXIMUS_TRAVEL_V2.NONHLTH_TRV_UWR_VW_DATA_QUOTE_PARAM_DETAILS_RISK_LIST</w:t>
+              <w:t xml:space="preserve">      from RAW.MAXIMUS_TRAVEL.NONHLTH_TRV_UWR_VW_DATA_QUOTE_PARAM_DETAILS_RISK_LIST</w:t>
               <w:br/>
               <w:t xml:space="preserve">)</w:t>
               <w:br/>
@@ -8371,7 +8371,7 @@
               </w:rPr>
               <w:t xml:space="preserve">with src as (</w:t>
               <w:br/>
-              <w:t xml:space="preserve">    -- via hubfeed_mtv2_loss_event &lt;- stg2_mtv2__clm_clmd_clmap_pv</w:t>
+              <w:t xml:space="preserve">    -- via hubfeed_mt_loss_event &lt;- stg2_mt__clm_clmd_clmap_pv</w:t>
               <w:br/>
               <w:t xml:space="preserve">    select 'NONHLTH_TRV_CLM_VW_DATA_CLAIM_DETAILS_CLAIM_ATTRIBUTE_PROPERTIES_PIVOT_VW.[INTIMATION_NUMBER+CLAIMNO] (LOSS_EVENT_HKEY)' as src_branch,</w:t>
               <w:br/>
@@ -8379,11 +8379,11 @@
               <w:br/>
               <w:t xml:space="preserve">           MD5_BINARY(NULLIF(UPPER(TRIM(CAST('HUB_LOSS_EVENT|' || (nullif(trim(case when coalesce(nullif(trim(nullif(trim(to_varchar("INTIMATION_NUMBER")), '')),''), nullif(trim(nullif(trim(to_varchar("CLAIMNO")), '')),'')) is not null then 'LOSSEVT:' || coalesce(nullif(trim(nullif(trim(to_varchar("INTIMATION_NUMBER")), '')), ''), nullif(trim(nullif(trim(to_varchar("CLAIMNO")), '')), '')) end),'')) AS VARCHAR))), '')) as hkey</w:t>
               <w:br/>
-              <w:t xml:space="preserve">      from RAW.MAXIMUS_TRAVEL_V2.NONHLTH_TRV_CLM_VW_DATA_CLAIM_DETAILS_CLAIM_ATTRIBUTE_PROPERTIES_PIVOT_VW</w:t>
+              <w:t xml:space="preserve">      from RAW.MAXIMUS_TRAVEL.NONHLTH_TRV_CLM_VW_DATA_CLAIM_DETAILS_CLAIM_ATTRIBUTE_PROPERTIES_PIVOT_VW</w:t>
               <w:br/>
               <w:t xml:space="preserve">    union all</w:t>
               <w:br/>
-              <w:t xml:space="preserve">    -- via hubfeed_mtv2_loss_event &lt;- stg2_mtv2__clm_clmd_clmap_pv</w:t>
+              <w:t xml:space="preserve">    -- via hubfeed_mt_loss_event &lt;- stg2_mt__clm_clmd_clmap_pv</w:t>
               <w:br/>
               <w:t xml:space="preserve">    select 'NONHLTH_TRV_CLM_VW_DATA_CLAIM_DETAILS_CLAIM_ATTRIBUTE_PROPERTIES_PIVOT_VW.CLAIMNO (LOSS_EVENT_HKEY__V2)' as src_branch,</w:t>
               <w:br/>
@@ -8391,7 +8391,7 @@
               <w:br/>
               <w:t xml:space="preserve">           MD5_BINARY(NULLIF(UPPER(TRIM(CAST('HUB_LOSS_EVENT|' || (nullif(trim(case when coalesce(nullif(trim(nullif(trim(to_varchar("CLAIMNO")), '')),''), nullif(trim(w2_claimno),'')) is not null then 'LOSSEVT:' || coalesce(nullif(trim(nullif(trim(to_varchar("CLAIMNO")), '')), ''), nullif(trim(w2_claimno), '')) end),'')) AS VARCHAR))), '')) as hkey</w:t>
               <w:br/>
-              <w:t xml:space="preserve">      from RAW.MAXIMUS_TRAVEL_V2.NONHLTH_TRV_CLM_VW_DATA_CLAIM_DETAILS_CLAIM_ATTRIBUTE_PROPERTIES_PIVOT_VW</w:t>
+              <w:t xml:space="preserve">      from RAW.MAXIMUS_TRAVEL.NONHLTH_TRV_CLM_VW_DATA_CLAIM_DETAILS_CLAIM_ATTRIBUTE_PROPERTIES_PIVOT_VW</w:t>
               <w:br/>
               <w:t xml:space="preserve">)</w:t>
               <w:br/>
@@ -8698,7 +8698,7 @@
               </w:rPr>
               <w:t xml:space="preserve">with src as (</w:t>
               <w:br/>
-              <w:t xml:space="preserve">    -- via hubfeed_mtv2_payment_instrument &lt;- stg2_mtv2__clm_clmd_clmpay_payp_pv</w:t>
+              <w:t xml:space="preserve">    -- via hubfeed_mt_payment_instrument &lt;- stg2_mt__clm_clmd_clmpay_payp_pv</w:t>
               <w:br/>
               <w:t xml:space="preserve">    select 'NONHLTH_TRV_CLM_VW_DATA_CLAIM_DETAILS_CLAIM_PAYMENT_PAYMENTPROPERTY_PIVOT_VW.ACCOUNT_NUMBER (PAYMENT_INSTRUMENT_HKEY__PAYEE_BANK_ACCOUNT)' as src_branch,</w:t>
               <w:br/>
@@ -8706,11 +8706,11 @@
               <w:br/>
               <w:t xml:space="preserve">           MD5_BINARY(NULLIF(UPPER(TRIM(CAST('HUB_PAYMENT_INSTRUMENT|' || (nullif(trim(case when coalesce(nullif(trim(nullif(trim(to_varchar("ACCOUNT_NUMBER")), '')),'')) is not null then 'ACCT:' || nullif(trim(nullif(trim(to_varchar("ACCOUNT_NUMBER")), '')), '') end),'')) AS VARCHAR))), '')) as hkey</w:t>
               <w:br/>
-              <w:t xml:space="preserve">      from RAW.MAXIMUS_TRAVEL_V2.NONHLTH_TRV_CLM_VW_DATA_CLAIM_DETAILS_CLAIM_PAYMENT_PAYMENTPROPERTY_PIVOT_VW</w:t>
+              <w:t xml:space="preserve">      from RAW.MAXIMUS_TRAVEL.NONHLTH_TRV_CLM_VW_DATA_CLAIM_DETAILS_CLAIM_PAYMENT_PAYMENTPROPERTY_PIVOT_VW</w:t>
               <w:br/>
               <w:t xml:space="preserve">    union all</w:t>
               <w:br/>
-              <w:t xml:space="preserve">    -- via hubfeed_mtv2_payment_instrument &lt;- stg2_mtv2__uwr_pol_policy_payment_information</w:t>
+              <w:t xml:space="preserve">    -- via hubfeed_mt_payment_instrument &lt;- stg2_mt__uwr_pol_policy_payment_information</w:t>
               <w:br/>
               <w:t xml:space="preserve">    select 'NONHLTH_TRV_UWR_VW_DATA_POLICY_DETAILS_POLICY_PAYMENT_INFORMATION.CHEQUE_NUMBER (PAYMENT_INSTRUMENT_HKEY)' as src_branch,</w:t>
               <w:br/>
@@ -8718,7 +8718,7 @@
               <w:br/>
               <w:t xml:space="preserve">           MD5_BINARY(NULLIF(UPPER(TRIM(CAST('HUB_PAYMENT_INSTRUMENT|' || (nullif(trim(case when coalesce(nullif(trim(nullif(trim(to_varchar("CHEQUE_NUMBER")), '')),'')) is not null then 'CHEQUE:' || nullif(trim(nullif(trim(to_varchar("CHEQUE_NUMBER")), '')), '') end),'')) AS VARCHAR))), '')) as hkey</w:t>
               <w:br/>
-              <w:t xml:space="preserve">      from RAW.MAXIMUS_TRAVEL_V2.NONHLTH_TRV_UWR_VW_DATA_POLICY_DETAILS_POLICY_PAYMENT_INFORMATION</w:t>
+              <w:t xml:space="preserve">      from RAW.MAXIMUS_TRAVEL.NONHLTH_TRV_UWR_VW_DATA_POLICY_DETAILS_POLICY_PAYMENT_INFORMATION</w:t>
               <w:br/>
               <w:t xml:space="preserve">)</w:t>
               <w:br/>

--- a/BGIL_DBT/validation/travel/DM-K/DM-K1.docx
+++ b/BGIL_DBT/validation/travel/DM-K/DM-K1.docx
@@ -8992,7 +8992,7 @@
         <w:t xml:space="preserve">Note: </w:t>
       </w:r>
       <w:r>
-        <w:t xml:space="preserve">6 RAW key branch(es): BA_TRV_DATA_POLICY_DTLS_MV.CFT_MST_COMP_REF, BA_TRV_DATA_POLICY_DTLS_MV.PAYER_PART_ID, BA_TRV_PLAN_MST_MV.CFT_MST_COMP_REF, BJAZ_TRV_LOADER_DATA_MV.PREMIUMPAYERID, BJAZ_TRV_LOADER_DATA_MV.PART_ID, BJAZ_TRV_LOADER_LOG_TABLE_MV.PREMIUMPAYERID. Travel RECORD_SOURCE value(s) parsed from feeds: OPUS_BA_TRV_DATA_POLICY_DTLS_MV, OPUS_BA_TRV_PLAN_MST_MV, OPUS_BJAZ_TRV_LOADER_DATA_MV, OPUS_BJAZ_TRV_LOADER_LOG_TABLE_MV.</w:t>
+        <w:t xml:space="preserve">6 RAW key branch(es): BA_TRV_DATA_POLICY_DTLS.CFT_MST_COMP_REF, BA_TRV_DATA_POLICY_DTLS.PAYER_PART_ID, BA_TRV_PLAN_MST.CFT_MST_COMP_REF, BJAZ_TRV_LOADER_DATA.PREMIUMPAYERID, BJAZ_TRV_LOADER_DATA.PART_ID, BJAZ_TRV_LOADER_LOG_TABLE.PREMIUMPAYERID. Travel RECORD_SOURCE value(s) parsed from feeds: OPUS_BA_TRV_DATA_POLICY_DTLS, OPUS_BA_TRV_PLAN_MST, OPUS_BJAZ_TRV_LOADER_DATA, OPUS_BJAZ_TRV_LOADER_LOG_TABLE.</w:t>
       </w:r>
     </w:p>
     <w:p>
@@ -9025,75 +9025,75 @@
               </w:rPr>
               <w:t xml:space="preserve">with src as (</w:t>
               <w:br/>
-              <w:t xml:space="preserve">    -- via stg2_hub_ba_trv_data_policy_dtls_mv__party_cft_mst_comp_ref</w:t>
-              <w:br/>
-              <w:t xml:space="preserve">    select 'BA_TRV_DATA_POLICY_DTLS_MV.CFT_MST_COMP_REF' as src_branch,</w:t>
+              <w:t xml:space="preserve">    -- via stg2_hub_ba_trv_data_policy_dtls__party_cft_mst_comp_ref</w:t>
+              <w:br/>
+              <w:t xml:space="preserve">    select 'BA_TRV_DATA_POLICY_DTLS.CFT_MST_COMP_REF' as src_branch,</w:t>
               <w:br/>
               <w:t xml:space="preserve">           nullif(trim(to_varchar("CFT_MST_COMP_REF")), '') as bk,</w:t>
               <w:br/>
               <w:t xml:space="preserve">           MD5_BINARY(NULLIF(UPPER(TRIM(CAST('HUB_PARTY|' || (nullif(trim(to_varchar("CFT_MST_COMP_REF")), '')) AS VARCHAR))), '')) as hkey</w:t>
               <w:br/>
-              <w:t xml:space="preserve">      from BAGIC_PROD_MIRROR_DB.OPUS_GG_DWHSTAGE.BA_TRV_DATA_POLICY_DTLS_MV</w:t>
+              <w:t xml:space="preserve">      from BAGIC_PREPROD_CURATED_DB.UTILS.BA_TRV_DATA_POLICY_DTLS</w:t>
               <w:br/>
               <w:t xml:space="preserve">    union all</w:t>
               <w:br/>
-              <w:t xml:space="preserve">    -- via stg2_hub_ba_trv_data_policy_dtls_mv__party_payer_part_id</w:t>
-              <w:br/>
-              <w:t xml:space="preserve">    select 'BA_TRV_DATA_POLICY_DTLS_MV.PAYER_PART_ID' as src_branch,</w:t>
+              <w:t xml:space="preserve">    -- via stg2_hub_ba_trv_data_policy_dtls__party_payer_part_id</w:t>
+              <w:br/>
+              <w:t xml:space="preserve">    select 'BA_TRV_DATA_POLICY_DTLS.PAYER_PART_ID' as src_branch,</w:t>
               <w:br/>
               <w:t xml:space="preserve">           nullif(trim(to_varchar("PAYER_PART_ID")), '') as bk,</w:t>
               <w:br/>
               <w:t xml:space="preserve">           MD5_BINARY(NULLIF(UPPER(TRIM(CAST('HUB_PARTY|' || (nullif(trim(to_varchar("PAYER_PART_ID")), '')) AS VARCHAR))), '')) as hkey</w:t>
               <w:br/>
-              <w:t xml:space="preserve">      from BAGIC_PROD_MIRROR_DB.OPUS_GG_DWHSTAGE.BA_TRV_DATA_POLICY_DTLS_MV</w:t>
+              <w:t xml:space="preserve">      from BAGIC_PREPROD_CURATED_DB.UTILS.BA_TRV_DATA_POLICY_DTLS</w:t>
               <w:br/>
               <w:t xml:space="preserve">    union all</w:t>
               <w:br/>
-              <w:t xml:space="preserve">    -- via stg2_hub_ba_trv_plan_mst_mv__party</w:t>
-              <w:br/>
-              <w:t xml:space="preserve">    select 'BA_TRV_PLAN_MST_MV.CFT_MST_COMP_REF' as src_branch,</w:t>
+              <w:t xml:space="preserve">    -- via stg2_hub_ba_trv_plan_mst__party</w:t>
+              <w:br/>
+              <w:t xml:space="preserve">    select 'BA_TRV_PLAN_MST.CFT_MST_COMP_REF' as src_branch,</w:t>
               <w:br/>
               <w:t xml:space="preserve">           nullif(trim(to_varchar("CFT_MST_COMP_REF")), '') as bk,</w:t>
               <w:br/>
               <w:t xml:space="preserve">           MD5_BINARY(NULLIF(UPPER(TRIM(CAST('HUB_PARTY|' || (nullif(trim(to_varchar("CFT_MST_COMP_REF")), '')) AS VARCHAR))), '')) as hkey</w:t>
               <w:br/>
-              <w:t xml:space="preserve">      from BAGIC_PROD_MIRROR_DB.OPUS_GG_DWHSTAGE.BA_TRV_PLAN_MST_MV</w:t>
+              <w:t xml:space="preserve">      from BAGIC_PREPROD_CURATED_DB.UTILS.BA_TRV_PLAN_MST</w:t>
               <w:br/>
               <w:t xml:space="preserve">    union all</w:t>
               <w:br/>
-              <w:t xml:space="preserve">    -- via stg2_hub_bjaz_trv_loader_data_mv__party_premiumpayerid</w:t>
-              <w:br/>
-              <w:t xml:space="preserve">    select 'BJAZ_TRV_LOADER_DATA_MV.PREMIUMPAYERID' as src_branch,</w:t>
+              <w:t xml:space="preserve">    -- via stg2_hub_bjaz_trv_loader_data__party_premiumpayerid</w:t>
+              <w:br/>
+              <w:t xml:space="preserve">    select 'BJAZ_TRV_LOADER_DATA.PREMIUMPAYERID' as src_branch,</w:t>
               <w:br/>
               <w:t xml:space="preserve">           nullif(trim(to_varchar("PREMIUMPAYERID")), '') as bk,</w:t>
               <w:br/>
               <w:t xml:space="preserve">           MD5_BINARY(NULLIF(UPPER(TRIM(CAST('HUB_PARTY|' || (nullif(trim(to_varchar("PREMIUMPAYERID")), '')) AS VARCHAR))), '')) as hkey</w:t>
               <w:br/>
-              <w:t xml:space="preserve">      from BAGIC_PROD_MIRROR_DB.OPUS_GG_DWHSTAGE.BJAZ_TRV_LOADER_DATA_MV</w:t>
+              <w:t xml:space="preserve">      from BAGIC_PREPROD_CURATED_DB.UTILS.BJAZ_TRV_LOADER_DATA</w:t>
               <w:br/>
               <w:t xml:space="preserve">    union all</w:t>
               <w:br/>
-              <w:t xml:space="preserve">    -- via stg2_hub_bjaz_trv_loader_data_mv__party_part_id</w:t>
-              <w:br/>
-              <w:t xml:space="preserve">    select 'BJAZ_TRV_LOADER_DATA_MV.PART_ID' as src_branch,</w:t>
+              <w:t xml:space="preserve">    -- via stg2_hub_bjaz_trv_loader_data__party_part_id</w:t>
+              <w:br/>
+              <w:t xml:space="preserve">    select 'BJAZ_TRV_LOADER_DATA.PART_ID' as src_branch,</w:t>
               <w:br/>
               <w:t xml:space="preserve">           nullif(trim(to_varchar("PART_ID")), '') as bk,</w:t>
               <w:br/>
               <w:t xml:space="preserve">           MD5_BINARY(NULLIF(UPPER(TRIM(CAST('HUB_PARTY|' || (nullif(trim(to_varchar("PART_ID")), '')) AS VARCHAR))), '')) as hkey</w:t>
               <w:br/>
-              <w:t xml:space="preserve">      from BAGIC_PROD_MIRROR_DB.OPUS_GG_DWHSTAGE.BJAZ_TRV_LOADER_DATA_MV</w:t>
+              <w:t xml:space="preserve">      from BAGIC_PREPROD_CURATED_DB.UTILS.BJAZ_TRV_LOADER_DATA</w:t>
               <w:br/>
               <w:t xml:space="preserve">    union all</w:t>
               <w:br/>
-              <w:t xml:space="preserve">    -- via stg2_hub_bjaz_trv_loader_log_table_mv__party</w:t>
-              <w:br/>
-              <w:t xml:space="preserve">    select 'BJAZ_TRV_LOADER_LOG_TABLE_MV.PREMIUMPAYERID' as src_branch,</w:t>
+              <w:t xml:space="preserve">    -- via stg2_hub_bjaz_trv_loader_log_table__party</w:t>
+              <w:br/>
+              <w:t xml:space="preserve">    select 'BJAZ_TRV_LOADER_LOG_TABLE.PREMIUMPAYERID' as src_branch,</w:t>
               <w:br/>
               <w:t xml:space="preserve">           nullif(trim(to_varchar("PREMIUMPAYERID")), '') as bk,</w:t>
               <w:br/>
               <w:t xml:space="preserve">           MD5_BINARY(NULLIF(UPPER(TRIM(CAST('HUB_PARTY|' || (nullif(trim(to_varchar("PREMIUMPAYERID")), '')) AS VARCHAR))), '')) as hkey</w:t>
               <w:br/>
-              <w:t xml:space="preserve">      from BAGIC_PROD_MIRROR_DB.OPUS_GG_DWHSTAGE.BJAZ_TRV_LOADER_LOG_TABLE_MV</w:t>
+              <w:t xml:space="preserve">      from BAGIC_PREPROD_CURATED_DB.UTILS.BJAZ_TRV_LOADER_LOG_TABLE</w:t>
               <w:br/>
               <w:t xml:space="preserve">)</w:t>
               <w:br/>
@@ -9367,7 +9367,7 @@
         <w:t xml:space="preserve">Note: </w:t>
       </w:r>
       <w:r>
-        <w:t xml:space="preserve">4 RAW key branch(es): BA_TRV_DATA_POLICY_DTLS_MV.TRV_DATA_NO, BJAZ_TRV_LOADER_DATA_MV.POLICY_REF, BJAZ_TRV_LOADER_LOG_TABLE_MV.POLICYNUMBER, BJAZ_TRV_RIDER_DTLS_MV.TRV_DATA_NO. Travel RECORD_SOURCE value(s) parsed from feeds: OPUS_BA_TRV_DATA_POLICY_DTLS_MV, OPUS_BJAZ_TRV_LOADER_DATA_MV, OPUS_BJAZ_TRV_LOADER_LOG_TABLE_MV, OPUS_BJAZ_TRV_RIDER_DTLS_MV.</w:t>
+        <w:t xml:space="preserve">4 RAW key branch(es): BA_TRV_DATA_POLICY_DTLS.TRV_DATA_NO, BJAZ_TRV_LOADER_DATA.POLICY_REF, BJAZ_TRV_LOADER_LOG_TABLE.POLICYNUMBER, BJAZ_TRV_RIDER_DTLS.TRV_DATA_NO. Travel RECORD_SOURCE value(s) parsed from feeds: OPUS_BA_TRV_DATA_POLICY_DTLS, OPUS_BJAZ_TRV_LOADER_DATA, OPUS_BJAZ_TRV_LOADER_LOG_TABLE, OPUS_BJAZ_TRV_RIDER_DTLS.</w:t>
       </w:r>
     </w:p>
     <w:p>
@@ -9400,51 +9400,51 @@
               </w:rPr>
               <w:t xml:space="preserve">with src as (</w:t>
               <w:br/>
-              <w:t xml:space="preserve">    -- via stg2_hub_ba_trv_data_policy_dtls_mv__policy</w:t>
-              <w:br/>
-              <w:t xml:space="preserve">    select 'BA_TRV_DATA_POLICY_DTLS_MV.TRV_DATA_NO' as src_branch,</w:t>
+              <w:t xml:space="preserve">    -- via stg2_hub_ba_trv_data_policy_dtls__policy</w:t>
+              <w:br/>
+              <w:t xml:space="preserve">    select 'BA_TRV_DATA_POLICY_DTLS.TRV_DATA_NO' as src_branch,</w:t>
               <w:br/>
               <w:t xml:space="preserve">           nullif(trim(to_varchar("TRV_DATA_NO")), '') as bk,</w:t>
               <w:br/>
               <w:t xml:space="preserve">           MD5_BINARY(NULLIF(UPPER(TRIM(CAST('HUB_POLICY|' || (nullif(trim(to_varchar("TRV_DATA_NO")), '')) AS VARCHAR))), '')) as hkey</w:t>
               <w:br/>
-              <w:t xml:space="preserve">      from BAGIC_PROD_MIRROR_DB.OPUS_GG_DWHSTAGE.BA_TRV_DATA_POLICY_DTLS_MV</w:t>
+              <w:t xml:space="preserve">      from BAGIC_PREPROD_CURATED_DB.UTILS.BA_TRV_DATA_POLICY_DTLS</w:t>
               <w:br/>
               <w:t xml:space="preserve">    union all</w:t>
               <w:br/>
-              <w:t xml:space="preserve">    -- via stg2_hub_bjaz_trv_loader_data_mv__policy</w:t>
-              <w:br/>
-              <w:t xml:space="preserve">    select 'BJAZ_TRV_LOADER_DATA_MV.POLICY_REF' as src_branch,</w:t>
+              <w:t xml:space="preserve">    -- via stg2_hub_bjaz_trv_loader_data__policy</w:t>
+              <w:br/>
+              <w:t xml:space="preserve">    select 'BJAZ_TRV_LOADER_DATA.POLICY_REF' as src_branch,</w:t>
               <w:br/>
               <w:t xml:space="preserve">           nullif(trim(to_varchar("POLICY_REF")), '') as bk,</w:t>
               <w:br/>
               <w:t xml:space="preserve">           MD5_BINARY(NULLIF(UPPER(TRIM(CAST('HUB_POLICY|' || (nullif(trim(to_varchar("POLICY_REF")), '')) AS VARCHAR))), '')) as hkey</w:t>
               <w:br/>
-              <w:t xml:space="preserve">      from BAGIC_PROD_MIRROR_DB.OPUS_GG_DWHSTAGE.BJAZ_TRV_LOADER_DATA_MV</w:t>
+              <w:t xml:space="preserve">      from BAGIC_PREPROD_CURATED_DB.UTILS.BJAZ_TRV_LOADER_DATA</w:t>
               <w:br/>
               <w:t xml:space="preserve">    union all</w:t>
               <w:br/>
-              <w:t xml:space="preserve">    -- via stg2_hub_bjaz_trv_loader_log_table_mv__policy</w:t>
-              <w:br/>
-              <w:t xml:space="preserve">    select 'BJAZ_TRV_LOADER_LOG_TABLE_MV.POLICYNUMBER' as src_branch,</w:t>
+              <w:t xml:space="preserve">    -- via stg2_hub_bjaz_trv_loader_log_table__policy</w:t>
+              <w:br/>
+              <w:t xml:space="preserve">    select 'BJAZ_TRV_LOADER_LOG_TABLE.POLICYNUMBER' as src_branch,</w:t>
               <w:br/>
               <w:t xml:space="preserve">           nullif(trim(to_varchar("POLICYNUMBER")), '') as bk,</w:t>
               <w:br/>
               <w:t xml:space="preserve">           MD5_BINARY(NULLIF(UPPER(TRIM(CAST('HUB_POLICY|' || (nullif(trim(to_varchar("POLICYNUMBER")), '')) AS VARCHAR))), '')) as hkey</w:t>
               <w:br/>
-              <w:t xml:space="preserve">      from BAGIC_PROD_MIRROR_DB.OPUS_GG_DWHSTAGE.BJAZ_TRV_LOADER_LOG_TABLE_MV</w:t>
+              <w:t xml:space="preserve">      from BAGIC_PREPROD_CURATED_DB.UTILS.BJAZ_TRV_LOADER_LOG_TABLE</w:t>
               <w:br/>
               <w:t xml:space="preserve">    union all</w:t>
               <w:br/>
-              <w:t xml:space="preserve">    -- via stg2_hub_bjaz_trv_rider_dtls_mv__policy</w:t>
-              <w:br/>
-              <w:t xml:space="preserve">    select 'BJAZ_TRV_RIDER_DTLS_MV.TRV_DATA_NO' as src_branch,</w:t>
+              <w:t xml:space="preserve">    -- via stg2_hub_bjaz_trv_rider_dtls__policy</w:t>
+              <w:br/>
+              <w:t xml:space="preserve">    select 'BJAZ_TRV_RIDER_DTLS.TRV_DATA_NO' as src_branch,</w:t>
               <w:br/>
               <w:t xml:space="preserve">           nullif(trim(to_varchar("TRV_DATA_NO")), '') as bk,</w:t>
               <w:br/>
               <w:t xml:space="preserve">           MD5_BINARY(NULLIF(UPPER(TRIM(CAST('HUB_POLICY|' || (nullif(trim(to_varchar("TRV_DATA_NO")), '')) AS VARCHAR))), '')) as hkey</w:t>
               <w:br/>
-              <w:t xml:space="preserve">      from BAGIC_PROD_MIRROR_DB.OPUS_GG_DWHSTAGE.BJAZ_TRV_RIDER_DTLS_MV</w:t>
+              <w:t xml:space="preserve">      from BAGIC_PREPROD_CURATED_DB.UTILS.BJAZ_TRV_RIDER_DTLS</w:t>
               <w:br/>
               <w:t xml:space="preserve">)</w:t>
               <w:br/>
@@ -9718,7 +9718,7 @@
         <w:t xml:space="preserve">Note: </w:t>
       </w:r>
       <w:r>
-        <w:t xml:space="preserve">10 RAW key branch(es): BA_TRV_DATA_POLICY_DTLS_MV.PRODUCT_CODE, BA_TRV_DATA_POLICY_DTLS_MV.TRAVEL_PLAN_NO, BA_TRV_PLAN_MST_MV.PLAN_NO, BJAZ_TRV_LOADER_DATA_MV.PLAN, BJAZ_TRV_LOADER_LOG_TABLE_MV.PLANID, BJAZ_TRV_LOADER_LOG_TABLE_MV.TRAVELPLAN, BJAZ_TRV_LOADER_LOG_TABLE_MV.PRODUCT, BJAZ_TRV_PLAN_MV.PLAN_ID, BJAZ_TRV_RATE_MASTER_MV.PLAN, BJAZ_TRV_DETLS_EXTN.TRV_PLAN. Travel RECORD_SOURCE value(s) parsed from feeds: OPUS_BA_TRV_DATA_POLICY_DTLS_MV, OPUS_BA_TRV_PLAN_MST_MV, OPUS_BJAZ_TRV_DETLS_EXTN, OPUS_BJAZ_TRV_LOADER_DATA_MV, OPUS_BJAZ_TRV_LOADER_LOG_TABLE_MV, OPUS_BJAZ_TRV_PLAN_MV (+1 more).</w:t>
+        <w:t xml:space="preserve">10 RAW key branch(es): BA_TRV_DATA_POLICY_DTLS.PRODUCT_CODE, BA_TRV_DATA_POLICY_DTLS.TRAVEL_PLAN_NO, BA_TRV_PLAN_MST.PLAN_NO, BJAZ_TRV_LOADER_DATA.PLAN, BJAZ_TRV_LOADER_LOG_TABLE.PLANID, BJAZ_TRV_LOADER_LOG_TABLE.TRAVELPLAN, BJAZ_TRV_LOADER_LOG_TABLE.PRODUCT, BJAZ_TRV_PLAN.PLAN_ID, BJAZ_TRV_RATE_MASTER.PLAN, BJAZ_TRV_DETLS_EXTN.TRV_PLAN. Travel RECORD_SOURCE value(s) parsed from feeds: OPUS_BA_TRV_DATA_POLICY_DTLS, OPUS_BA_TRV_PLAN_MST, OPUS_BJAZ_TRV_DETLS_EXTN, OPUS_BJAZ_TRV_LOADER_DATA, OPUS_BJAZ_TRV_LOADER_LOG_TABLE, OPUS_BJAZ_TRV_PLAN (+1 more).</w:t>
       </w:r>
     </w:p>
     <w:p>
@@ -9751,111 +9751,111 @@
               </w:rPr>
               <w:t xml:space="preserve">with src as (</w:t>
               <w:br/>
-              <w:t xml:space="preserve">    -- via stg2_hub_ba_trv_data_policy_dtls_mv__product_product_code</w:t>
-              <w:br/>
-              <w:t xml:space="preserve">    select 'BA_TRV_DATA_POLICY_DTLS_MV.PRODUCT_CODE' as src_branch,</w:t>
+              <w:t xml:space="preserve">    -- via stg2_hub_ba_trv_data_policy_dtls__product_product_code</w:t>
+              <w:br/>
+              <w:t xml:space="preserve">    select 'BA_TRV_DATA_POLICY_DTLS.PRODUCT_CODE' as src_branch,</w:t>
               <w:br/>
               <w:t xml:space="preserve">           nullif(trim(to_varchar("PRODUCT_CODE")), '') as bk,</w:t>
               <w:br/>
               <w:t xml:space="preserve">           MD5_BINARY(NULLIF(UPPER(TRIM(CAST('HUB_PRODUCT|' || (nullif(trim(to_varchar("PRODUCT_CODE")), '')) AS VARCHAR))), '')) as hkey</w:t>
               <w:br/>
-              <w:t xml:space="preserve">      from BAGIC_PROD_MIRROR_DB.OPUS_GG_DWHSTAGE.BA_TRV_DATA_POLICY_DTLS_MV</w:t>
+              <w:t xml:space="preserve">      from BAGIC_PREPROD_CURATED_DB.UTILS.BA_TRV_DATA_POLICY_DTLS</w:t>
               <w:br/>
               <w:t xml:space="preserve">    union all</w:t>
               <w:br/>
-              <w:t xml:space="preserve">    -- via stg2_hub_ba_trv_data_policy_dtls_mv__product_travel_plan_no</w:t>
-              <w:br/>
-              <w:t xml:space="preserve">    select 'BA_TRV_DATA_POLICY_DTLS_MV.TRAVEL_PLAN_NO' as src_branch,</w:t>
+              <w:t xml:space="preserve">    -- via stg2_hub_ba_trv_data_policy_dtls__product_travel_plan_no</w:t>
+              <w:br/>
+              <w:t xml:space="preserve">    select 'BA_TRV_DATA_POLICY_DTLS.TRAVEL_PLAN_NO' as src_branch,</w:t>
               <w:br/>
               <w:t xml:space="preserve">           nullif(trim(to_varchar("TRAVEL_PLAN_NO")), '') as bk,</w:t>
               <w:br/>
               <w:t xml:space="preserve">           MD5_BINARY(NULLIF(UPPER(TRIM(CAST('HUB_PRODUCT|' || (nullif(trim(to_varchar("TRAVEL_PLAN_NO")), '')) AS VARCHAR))), '')) as hkey</w:t>
               <w:br/>
-              <w:t xml:space="preserve">      from BAGIC_PROD_MIRROR_DB.OPUS_GG_DWHSTAGE.BA_TRV_DATA_POLICY_DTLS_MV</w:t>
+              <w:t xml:space="preserve">      from BAGIC_PREPROD_CURATED_DB.UTILS.BA_TRV_DATA_POLICY_DTLS</w:t>
               <w:br/>
               <w:t xml:space="preserve">    union all</w:t>
               <w:br/>
-              <w:t xml:space="preserve">    -- via stg2_hub_ba_trv_plan_mst_mv__product</w:t>
-              <w:br/>
-              <w:t xml:space="preserve">    select 'BA_TRV_PLAN_MST_MV.PLAN_NO' as src_branch,</w:t>
+              <w:t xml:space="preserve">    -- via stg2_hub_ba_trv_plan_mst__product</w:t>
+              <w:br/>
+              <w:t xml:space="preserve">    select 'BA_TRV_PLAN_MST.PLAN_NO' as src_branch,</w:t>
               <w:br/>
               <w:t xml:space="preserve">           nullif(trim(to_varchar("PLAN_NO")), '') as bk,</w:t>
               <w:br/>
               <w:t xml:space="preserve">           MD5_BINARY(NULLIF(UPPER(TRIM(CAST('HUB_PRODUCT|' || (nullif(trim(to_varchar("PLAN_NO")), '')) AS VARCHAR))), '')) as hkey</w:t>
               <w:br/>
-              <w:t xml:space="preserve">      from BAGIC_PROD_MIRROR_DB.OPUS_GG_DWHSTAGE.BA_TRV_PLAN_MST_MV</w:t>
+              <w:t xml:space="preserve">      from BAGIC_PREPROD_CURATED_DB.UTILS.BA_TRV_PLAN_MST</w:t>
               <w:br/>
               <w:t xml:space="preserve">    union all</w:t>
               <w:br/>
-              <w:t xml:space="preserve">    -- via stg2_hub_bjaz_trv_loader_data_mv__product</w:t>
-              <w:br/>
-              <w:t xml:space="preserve">    select 'BJAZ_TRV_LOADER_DATA_MV.PLAN' as src_branch,</w:t>
+              <w:t xml:space="preserve">    -- via stg2_hub_bjaz_trv_loader_data__product</w:t>
+              <w:br/>
+              <w:t xml:space="preserve">    select 'BJAZ_TRV_LOADER_DATA.PLAN' as src_branch,</w:t>
               <w:br/>
               <w:t xml:space="preserve">           nullif(trim(to_varchar("PLAN")), '') as bk,</w:t>
               <w:br/>
               <w:t xml:space="preserve">           MD5_BINARY(NULLIF(UPPER(TRIM(CAST('HUB_PRODUCT|' || (nullif(trim(to_varchar("PLAN")), '')) AS VARCHAR))), '')) as hkey</w:t>
               <w:br/>
-              <w:t xml:space="preserve">      from BAGIC_PROD_MIRROR_DB.OPUS_GG_DWHSTAGE.BJAZ_TRV_LOADER_DATA_MV</w:t>
+              <w:t xml:space="preserve">      from BAGIC_PREPROD_CURATED_DB.UTILS.BJAZ_TRV_LOADER_DATA</w:t>
               <w:br/>
               <w:t xml:space="preserve">    union all</w:t>
               <w:br/>
-              <w:t xml:space="preserve">    -- via stg2_hub_bjaz_trv_loader_log_table_mv__product_planid</w:t>
-              <w:br/>
-              <w:t xml:space="preserve">    select 'BJAZ_TRV_LOADER_LOG_TABLE_MV.PLANID' as src_branch,</w:t>
+              <w:t xml:space="preserve">    -- via stg2_hub_bjaz_trv_loader_log_table__product_planid</w:t>
+              <w:br/>
+              <w:t xml:space="preserve">    select 'BJAZ_TRV_LOADER_LOG_TABLE.PLANID' as src_branch,</w:t>
               <w:br/>
               <w:t xml:space="preserve">           nullif(trim(to_varchar("PLANID")), '') as bk,</w:t>
               <w:br/>
               <w:t xml:space="preserve">           MD5_BINARY(NULLIF(UPPER(TRIM(CAST('HUB_PRODUCT|' || (nullif(trim(to_varchar("PLANID")), '')) AS VARCHAR))), '')) as hkey</w:t>
               <w:br/>
-              <w:t xml:space="preserve">      from BAGIC_PROD_MIRROR_DB.OPUS_GG_DWHSTAGE.BJAZ_TRV_LOADER_LOG_TABLE_MV</w:t>
+              <w:t xml:space="preserve">      from BAGIC_PREPROD_CURATED_DB.UTILS.BJAZ_TRV_LOADER_LOG_TABLE</w:t>
               <w:br/>
               <w:t xml:space="preserve">    union all</w:t>
               <w:br/>
-              <w:t xml:space="preserve">    -- via stg2_hub_bjaz_trv_loader_log_table_mv__product_travelplan</w:t>
-              <w:br/>
-              <w:t xml:space="preserve">    select 'BJAZ_TRV_LOADER_LOG_TABLE_MV.TRAVELPLAN' as src_branch,</w:t>
+              <w:t xml:space="preserve">    -- via stg2_hub_bjaz_trv_loader_log_table__product_travelplan</w:t>
+              <w:br/>
+              <w:t xml:space="preserve">    select 'BJAZ_TRV_LOADER_LOG_TABLE.TRAVELPLAN' as src_branch,</w:t>
               <w:br/>
               <w:t xml:space="preserve">           nullif(trim(to_varchar("TRAVELPLAN")), '') as bk,</w:t>
               <w:br/>
               <w:t xml:space="preserve">           MD5_BINARY(NULLIF(UPPER(TRIM(CAST('HUB_PRODUCT|' || (nullif(trim(to_varchar("TRAVELPLAN")), '')) AS VARCHAR))), '')) as hkey</w:t>
               <w:br/>
-              <w:t xml:space="preserve">      from BAGIC_PROD_MIRROR_DB.OPUS_GG_DWHSTAGE.BJAZ_TRV_LOADER_LOG_TABLE_MV</w:t>
+              <w:t xml:space="preserve">      from BAGIC_PREPROD_CURATED_DB.UTILS.BJAZ_TRV_LOADER_LOG_TABLE</w:t>
               <w:br/>
               <w:t xml:space="preserve">    union all</w:t>
               <w:br/>
-              <w:t xml:space="preserve">    -- via stg2_hub_bjaz_trv_loader_log_table_mv__product_product</w:t>
-              <w:br/>
-              <w:t xml:space="preserve">    select 'BJAZ_TRV_LOADER_LOG_TABLE_MV.PRODUCT' as src_branch,</w:t>
+              <w:t xml:space="preserve">    -- via stg2_hub_bjaz_trv_loader_log_table__product_product</w:t>
+              <w:br/>
+              <w:t xml:space="preserve">    select 'BJAZ_TRV_LOADER_LOG_TABLE.PRODUCT' as src_branch,</w:t>
               <w:br/>
               <w:t xml:space="preserve">           nullif(trim(to_varchar("PRODUCT")), '') as bk,</w:t>
               <w:br/>
               <w:t xml:space="preserve">           MD5_BINARY(NULLIF(UPPER(TRIM(CAST('HUB_PRODUCT|' || (nullif(trim(to_varchar("PRODUCT")), '')) AS VARCHAR))), '')) as hkey</w:t>
               <w:br/>
-              <w:t xml:space="preserve">      from BAGIC_PROD_MIRROR_DB.OPUS_GG_DWHSTAGE.BJAZ_TRV_LOADER_LOG_TABLE_MV</w:t>
+              <w:t xml:space="preserve">      from BAGIC_PREPROD_CURATED_DB.UTILS.BJAZ_TRV_LOADER_LOG_TABLE</w:t>
               <w:br/>
               <w:t xml:space="preserve">    union all</w:t>
               <w:br/>
-              <w:t xml:space="preserve">    -- via stg2_hub_bjaz_trv_plan_mv__product</w:t>
-              <w:br/>
-              <w:t xml:space="preserve">    select 'BJAZ_TRV_PLAN_MV.PLAN_ID' as src_branch,</w:t>
+              <w:t xml:space="preserve">    -- via stg2_hub_bjaz_trv_plan__product</w:t>
+              <w:br/>
+              <w:t xml:space="preserve">    select 'BJAZ_TRV_PLAN.PLAN_ID' as src_branch,</w:t>
               <w:br/>
               <w:t xml:space="preserve">           nullif(trim(to_varchar("PLAN_ID")), '') as bk,</w:t>
               <w:br/>
               <w:t xml:space="preserve">           MD5_BINARY(NULLIF(UPPER(TRIM(CAST('HUB_PRODUCT|' || (nullif(trim(to_varchar("PLAN_ID")), '')) AS VARCHAR))), '')) as hkey</w:t>
               <w:br/>
-              <w:t xml:space="preserve">      from BAGIC_PROD_MIRROR_DB.OPUS_GG_DWHSTAGE.BJAZ_TRV_PLAN_MV</w:t>
+              <w:t xml:space="preserve">      from BAGIC_PREPROD_CURATED_DB.UTILS.BJAZ_TRV_PLAN</w:t>
               <w:br/>
               <w:t xml:space="preserve">    union all</w:t>
               <w:br/>
-              <w:t xml:space="preserve">    -- via stg2_hub_bjaz_trv_rate_master_mv__product</w:t>
-              <w:br/>
-              <w:t xml:space="preserve">    select 'BJAZ_TRV_RATE_MASTER_MV.PLAN' as src_branch,</w:t>
+              <w:t xml:space="preserve">    -- via stg2_hub_bjaz_trv_rate_master__product</w:t>
+              <w:br/>
+              <w:t xml:space="preserve">    select 'BJAZ_TRV_RATE_MASTER.PLAN' as src_branch,</w:t>
               <w:br/>
               <w:t xml:space="preserve">           nullif(trim(to_varchar("PLAN")), '') as bk,</w:t>
               <w:br/>
               <w:t xml:space="preserve">           MD5_BINARY(NULLIF(UPPER(TRIM(CAST('HUB_PRODUCT|' || (nullif(trim(to_varchar("PLAN")), '')) AS VARCHAR))), '')) as hkey</w:t>
               <w:br/>
-              <w:t xml:space="preserve">      from BAGIC_PROD_MIRROR_DB.OPUS_GG_DWHSTAGE.BJAZ_TRV_RATE_MASTER_MV</w:t>
+              <w:t xml:space="preserve">      from BAGIC_PREPROD_CURATED_DB.UTILS.BJAZ_TRV_RATE_MASTER</w:t>
               <w:br/>
               <w:t xml:space="preserve">    union all</w:t>
               <w:br/>
@@ -9867,7 +9867,7 @@
               <w:br/>
               <w:t xml:space="preserve">           MD5_BINARY(NULLIF(UPPER(TRIM(CAST('HUB_PRODUCT|' || (nullif(trim(to_varchar("TRV_PLAN")), '')) AS VARCHAR))), '')) as hkey</w:t>
               <w:br/>
-              <w:t xml:space="preserve">      from BAGIC_PROD_MIRROR_DB.OPUS_GG_DWHSTAGE.BJAZ_TRV_DETLS_EXTN</w:t>
+              <w:t xml:space="preserve">      from BAGIC_PREPROD_CURATED_DB.UTILS.BJAZ_TRV_DETLS_EXTN</w:t>
               <w:br/>
               <w:t xml:space="preserve">)</w:t>
               <w:br/>
@@ -10141,7 +10141,7 @@
         <w:t xml:space="preserve">Note: </w:t>
       </w:r>
       <w:r>
-        <w:t xml:space="preserve">20 RAW key branch(es): BJAZ_TRV_PLAN_MV.COVER_CODE, BJAZ_TRV_RIDER_DTLS_MV.RIDER_NO, BJAZ_TRV_RIDER_RATE_MAST_MV.RIDER_SEQ_NO, BJAZ_TRV_LOADER_DATA_MV.POLICY_REF, BJAZ_TRV_LOADER_DATA_MV.POLICY_REF, BJAZ_TRV_LOADER_DATA_MV.POLICY_REF, BJAZ_TRV_LOADER_DATA_MV.POLICY_REF, BJAZ_TRV_LOADER_DATA_MV.POLICY_REF, BJAZ_TRV_LOADER_DATA_MV.POLICY_REF, BJAZ_TRV_LOADER_DATA_MV.POLICY_REF, BJAZ_TRV_LOADER_DATA_MV.POLICY_REF, BJAZ_TRV_LOADER_DATA_MV.POLICY_REF, BJAZ_TRV_LOADER_DATA_MV.POLICY_REF, BJAZ_TRV_LOADER_DATA_MV.POLICY_REF, BJAZ_TRV_LOADER_DATA_MV.POLICY_REF, BJAZ_TRV_LOADER_DATA_MV.POLICY_REF, BJAZ_TRV_LOADER_DATA_MV.POLICY_REF, BJAZ_TRV_LOADER_DATA_MV.POLICY_REF, BJAZ_TRV_LOADER_DATA_MV.POLICY_REF, BJAZ_TRV_LOADER_DATA_MV.POLICY_REF. Travel RECORD_SOURCE value(s) parsed from feeds: OPUS_BJAZ_TRV_LOADER_DATA_MV, OPUS_BJAZ_TRV_PLAN_MV, OPUS_BJAZ_TRV_RIDER_DTLS_MV, OPUS_BJAZ_TRV_RIDER_RATE_MAST_MV.</w:t>
+        <w:t xml:space="preserve">20 RAW key branch(es): BJAZ_TRV_PLAN.COVER_CODE, BJAZ_TRV_RIDER_DTLS.RIDER_NO, BJAZ_TRV_RIDER_RATE_MAST.RIDER_SEQ_NO, BJAZ_TRV_LOADER_DATA.POLICY_REF, BJAZ_TRV_LOADER_DATA.POLICY_REF, BJAZ_TRV_LOADER_DATA.POLICY_REF, BJAZ_TRV_LOADER_DATA.POLICY_REF, BJAZ_TRV_LOADER_DATA.POLICY_REF, BJAZ_TRV_LOADER_DATA.POLICY_REF, BJAZ_TRV_LOADER_DATA.POLICY_REF, BJAZ_TRV_LOADER_DATA.POLICY_REF, BJAZ_TRV_LOADER_DATA.POLICY_REF, BJAZ_TRV_LOADER_DATA.POLICY_REF, BJAZ_TRV_LOADER_DATA.POLICY_REF, BJAZ_TRV_LOADER_DATA.POLICY_REF, BJAZ_TRV_LOADER_DATA.POLICY_REF, BJAZ_TRV_LOADER_DATA.POLICY_REF, BJAZ_TRV_LOADER_DATA.POLICY_REF, BJAZ_TRV_LOADER_DATA.POLICY_REF, BJAZ_TRV_LOADER_DATA.POLICY_REF. Travel RECORD_SOURCE value(s) parsed from feeds: OPUS_BJAZ_TRV_LOADER_DATA, OPUS_BJAZ_TRV_PLAN, OPUS_BJAZ_TRV_RIDER_DTLS, OPUS_BJAZ_TRV_RIDER_RATE_MAST.</w:t>
       </w:r>
     </w:p>
     <w:p>
@@ -10174,243 +10174,243 @@
               </w:rPr>
               <w:t xml:space="preserve">with src as (</w:t>
               <w:br/>
-              <w:t xml:space="preserve">    -- via stg2_hub_bjaz_trv_plan_mv__coverage</w:t>
-              <w:br/>
-              <w:t xml:space="preserve">    select 'BJAZ_TRV_PLAN_MV.COVER_CODE' as src_branch,</w:t>
+              <w:t xml:space="preserve">    -- via stg2_hub_bjaz_trv_plan__coverage</w:t>
+              <w:br/>
+              <w:t xml:space="preserve">    select 'BJAZ_TRV_PLAN.COVER_CODE' as src_branch,</w:t>
               <w:br/>
               <w:t xml:space="preserve">           nullif(trim(to_varchar("COVER_CODE")), '') as bk,</w:t>
               <w:br/>
               <w:t xml:space="preserve">           MD5_BINARY(NULLIF(UPPER(TRIM(CAST('HUB_COVERAGE|' || (nullif(trim(to_varchar("COVER_CODE")), '')) AS VARCHAR))), '')) as hkey</w:t>
               <w:br/>
-              <w:t xml:space="preserve">      from BAGIC_PROD_MIRROR_DB.OPUS_GG_DWHSTAGE.BJAZ_TRV_PLAN_MV</w:t>
+              <w:t xml:space="preserve">      from BAGIC_PREPROD_CURATED_DB.UTILS.BJAZ_TRV_PLAN</w:t>
               <w:br/>
               <w:t xml:space="preserve">    union all</w:t>
               <w:br/>
-              <w:t xml:space="preserve">    -- via stg2_hub_bjaz_trv_rider_dtls_mv__coverage</w:t>
-              <w:br/>
-              <w:t xml:space="preserve">    select 'BJAZ_TRV_RIDER_DTLS_MV.RIDER_NO' as src_branch,</w:t>
+              <w:t xml:space="preserve">    -- via stg2_hub_bjaz_trv_rider_dtls__coverage</w:t>
+              <w:br/>
+              <w:t xml:space="preserve">    select 'BJAZ_TRV_RIDER_DTLS.RIDER_NO' as src_branch,</w:t>
               <w:br/>
               <w:t xml:space="preserve">           nullif(trim(to_varchar("RIDER_NO")), '') as bk,</w:t>
               <w:br/>
               <w:t xml:space="preserve">           MD5_BINARY(NULLIF(UPPER(TRIM(CAST('HUB_COVERAGE|' || (nullif(trim(to_varchar("RIDER_NO")), '')) AS VARCHAR))), '')) as hkey</w:t>
               <w:br/>
-              <w:t xml:space="preserve">      from BAGIC_PROD_MIRROR_DB.OPUS_GG_DWHSTAGE.BJAZ_TRV_RIDER_DTLS_MV</w:t>
+              <w:t xml:space="preserve">      from BAGIC_PREPROD_CURATED_DB.UTILS.BJAZ_TRV_RIDER_DTLS</w:t>
               <w:br/>
               <w:t xml:space="preserve">    union all</w:t>
               <w:br/>
-              <w:t xml:space="preserve">    -- via stg2_hub_bjaz_trv_rider_rate_mast_mv__coverage</w:t>
-              <w:br/>
-              <w:t xml:space="preserve">    select 'BJAZ_TRV_RIDER_RATE_MAST_MV.RIDER_SEQ_NO' as src_branch,</w:t>
+              <w:t xml:space="preserve">    -- via stg2_hub_bjaz_trv_rider_rate_mast__coverage</w:t>
+              <w:br/>
+              <w:t xml:space="preserve">    select 'BJAZ_TRV_RIDER_RATE_MAST.RIDER_SEQ_NO' as src_branch,</w:t>
               <w:br/>
               <w:t xml:space="preserve">           nullif(trim(to_varchar("RIDER_SEQ_NO")), '') as bk,</w:t>
               <w:br/>
               <w:t xml:space="preserve">           MD5_BINARY(NULLIF(UPPER(TRIM(CAST('HUB_COVERAGE|' || (nullif(trim(to_varchar("RIDER_SEQ_NO")), '')) AS VARCHAR))), '')) as hkey</w:t>
               <w:br/>
-              <w:t xml:space="preserve">      from BAGIC_PROD_MIRROR_DB.OPUS_GG_DWHSTAGE.BJAZ_TRV_RIDER_RATE_MAST_MV</w:t>
+              <w:t xml:space="preserve">      from BAGIC_PREPROD_CURATED_DB.UTILS.BJAZ_TRV_RIDER_RATE_MAST</w:t>
               <w:br/>
               <w:t xml:space="preserve">    union all</w:t>
               <w:br/>
-              <w:t xml:space="preserve">    -- via stg2_hub_bjaz_trv_loader_data_mv__coverage_acchospexp</w:t>
-              <w:br/>
-              <w:t xml:space="preserve">    select 'BJAZ_TRV_LOADER_DATA_MV.POLICY_REF' as src_branch,</w:t>
+              <w:t xml:space="preserve">    -- via stg2_hub_bjaz_trv_loader_data__coverage_acchospexp</w:t>
+              <w:br/>
+              <w:t xml:space="preserve">    select 'BJAZ_TRV_LOADER_DATA.POLICY_REF' as src_branch,</w:t>
               <w:br/>
               <w:t xml:space="preserve">           nullif(trim(to_varchar("POLICY_REF")), '') || '|' || 'TRV_ACC_HOSP_EXP' as bk,</w:t>
               <w:br/>
               <w:t xml:space="preserve">           MD5_BINARY(NULLIF(UPPER(TRIM(CAST('HUB_COVERAGE|' || (nullif(trim(to_varchar("POLICY_REF")), '') || '|' || 'TRV_ACC_HOSP_EXP') AS VARCHAR))), '')) as hkey</w:t>
               <w:br/>
-              <w:t xml:space="preserve">      from BAGIC_PROD_MIRROR_DB.OPUS_GG_DWHSTAGE.BJAZ_TRV_LOADER_DATA_MV</w:t>
+              <w:t xml:space="preserve">      from BAGIC_PREPROD_CURATED_DB.UTILS.BJAZ_TRV_LOADER_DATA</w:t>
               <w:br/>
               <w:t xml:space="preserve">    union all</w:t>
               <w:br/>
-              <w:t xml:space="preserve">    -- via stg2_hub_bjaz_trv_loader_data_mv__coverage_adventuresportbenefit</w:t>
-              <w:br/>
-              <w:t xml:space="preserve">    select 'BJAZ_TRV_LOADER_DATA_MV.POLICY_REF' as src_branch,</w:t>
+              <w:t xml:space="preserve">    -- via stg2_hub_bjaz_trv_loader_data__coverage_adventuresportbenefit</w:t>
+              <w:br/>
+              <w:t xml:space="preserve">    select 'BJAZ_TRV_LOADER_DATA.POLICY_REF' as src_branch,</w:t>
               <w:br/>
               <w:t xml:space="preserve">           nullif(trim(to_varchar("POLICY_REF")), '') || '|' || 'TRV_ADVENTURE_SPORT' as bk,</w:t>
               <w:br/>
               <w:t xml:space="preserve">           MD5_BINARY(NULLIF(UPPER(TRIM(CAST('HUB_COVERAGE|' || (nullif(trim(to_varchar("POLICY_REF")), '') || '|' || 'TRV_ADVENTURE_SPORT') AS VARCHAR))), '')) as hkey</w:t>
               <w:br/>
-              <w:t xml:space="preserve">      from BAGIC_PROD_MIRROR_DB.OPUS_GG_DWHSTAGE.BJAZ_TRV_LOADER_DATA_MV</w:t>
+              <w:t xml:space="preserve">      from BAGIC_PREPROD_CURATED_DB.UTILS.BJAZ_TRV_LOADER_DATA</w:t>
               <w:br/>
               <w:t xml:space="preserve">    union all</w:t>
               <w:br/>
-              <w:t xml:space="preserve">    -- via stg2_hub_bjaz_trv_loader_data_mv__coverage_bouncedhotel</w:t>
-              <w:br/>
-              <w:t xml:space="preserve">    select 'BJAZ_TRV_LOADER_DATA_MV.POLICY_REF' as src_branch,</w:t>
+              <w:t xml:space="preserve">    -- via stg2_hub_bjaz_trv_loader_data__coverage_bouncedhotel</w:t>
+              <w:br/>
+              <w:t xml:space="preserve">    select 'BJAZ_TRV_LOADER_DATA.POLICY_REF' as src_branch,</w:t>
               <w:br/>
               <w:t xml:space="preserve">           nullif(trim(to_varchar("POLICY_REF")), '') || '|' || 'TRV_BOUNCED_HOTEL' as bk,</w:t>
               <w:br/>
               <w:t xml:space="preserve">           MD5_BINARY(NULLIF(UPPER(TRIM(CAST('HUB_COVERAGE|' || (nullif(trim(to_varchar("POLICY_REF")), '') || '|' || 'TRV_BOUNCED_HOTEL') AS VARCHAR))), '')) as hkey</w:t>
               <w:br/>
-              <w:t xml:space="preserve">      from BAGIC_PROD_MIRROR_DB.OPUS_GG_DWHSTAGE.BJAZ_TRV_LOADER_DATA_MV</w:t>
+              <w:t xml:space="preserve">      from BAGIC_PREPROD_CURATED_DB.UTILS.BJAZ_TRV_LOADER_DATA</w:t>
               <w:br/>
               <w:t xml:space="preserve">    union all</w:t>
               <w:br/>
-              <w:t xml:space="preserve">    -- via stg2_hub_bjaz_trv_loader_data_mv__coverage_compvisitfamilymember</w:t>
-              <w:br/>
-              <w:t xml:space="preserve">    select 'BJAZ_TRV_LOADER_DATA_MV.POLICY_REF' as src_branch,</w:t>
+              <w:t xml:space="preserve">    -- via stg2_hub_bjaz_trv_loader_data__coverage_compvisitfamilymember</w:t>
+              <w:br/>
+              <w:t xml:space="preserve">    select 'BJAZ_TRV_LOADER_DATA.POLICY_REF' as src_branch,</w:t>
               <w:br/>
               <w:t xml:space="preserve">           nullif(trim(to_varchar("POLICY_REF")), '') || '|' || 'TRV_COMPASSIONATE_VISIT' as bk,</w:t>
               <w:br/>
               <w:t xml:space="preserve">           MD5_BINARY(NULLIF(UPPER(TRIM(CAST('HUB_COVERAGE|' || (nullif(trim(to_varchar("POLICY_REF")), '') || '|' || 'TRV_COMPASSIONATE_VISIT') AS VARCHAR))), '')) as hkey</w:t>
               <w:br/>
-              <w:t xml:space="preserve">      from BAGIC_PROD_MIRROR_DB.OPUS_GG_DWHSTAGE.BJAZ_TRV_LOADER_DATA_MV</w:t>
+              <w:t xml:space="preserve">      from BAGIC_PREPROD_CURATED_DB.UTILS.BJAZ_TRV_LOADER_DATA</w:t>
               <w:br/>
               <w:t xml:space="preserve">    union all</w:t>
               <w:br/>
-              <w:t xml:space="preserve">    -- via stg2_hub_bjaz_trv_loader_data_mv__coverage_delayofcheckedbaggage</w:t>
-              <w:br/>
-              <w:t xml:space="preserve">    select 'BJAZ_TRV_LOADER_DATA_MV.POLICY_REF' as src_branch,</w:t>
+              <w:t xml:space="preserve">    -- via stg2_hub_bjaz_trv_loader_data__coverage_delayofcheckedbaggage</w:t>
+              <w:br/>
+              <w:t xml:space="preserve">    select 'BJAZ_TRV_LOADER_DATA.POLICY_REF' as src_branch,</w:t>
               <w:br/>
               <w:t xml:space="preserve">           nullif(trim(to_varchar("POLICY_REF")), '') || '|' || 'TRV_BAGGAGE_DELAY' as bk,</w:t>
               <w:br/>
               <w:t xml:space="preserve">           MD5_BINARY(NULLIF(UPPER(TRIM(CAST('HUB_COVERAGE|' || (nullif(trim(to_varchar("POLICY_REF")), '') || '|' || 'TRV_BAGGAGE_DELAY') AS VARCHAR))), '')) as hkey</w:t>
               <w:br/>
-              <w:t xml:space="preserve">      from BAGIC_PROD_MIRROR_DB.OPUS_GG_DWHSTAGE.BJAZ_TRV_LOADER_DATA_MV</w:t>
+              <w:t xml:space="preserve">      from BAGIC_PREPROD_CURATED_DB.UTILS.BJAZ_TRV_LOADER_DATA</w:t>
               <w:br/>
               <w:t xml:space="preserve">    union all</w:t>
               <w:br/>
-              <w:t xml:space="preserve">    -- via stg2_hub_bjaz_trv_loader_data_mv__coverage_emergencyhotelextension</w:t>
-              <w:br/>
-              <w:t xml:space="preserve">    select 'BJAZ_TRV_LOADER_DATA_MV.POLICY_REF' as src_branch,</w:t>
+              <w:t xml:space="preserve">    -- via stg2_hub_bjaz_trv_loader_data__coverage_emergencyhotelextension</w:t>
+              <w:br/>
+              <w:t xml:space="preserve">    select 'BJAZ_TRV_LOADER_DATA.POLICY_REF' as src_branch,</w:t>
               <w:br/>
               <w:t xml:space="preserve">           nullif(trim(to_varchar("POLICY_REF")), '') || '|' || 'TRV_EMER_HOTEL_EXT' as bk,</w:t>
               <w:br/>
               <w:t xml:space="preserve">           MD5_BINARY(NULLIF(UPPER(TRIM(CAST('HUB_COVERAGE|' || (nullif(trim(to_varchar("POLICY_REF")), '') || '|' || 'TRV_EMER_HOTEL_EXT') AS VARCHAR))), '')) as hkey</w:t>
               <w:br/>
-              <w:t xml:space="preserve">      from BAGIC_PROD_MIRROR_DB.OPUS_GG_DWHSTAGE.BJAZ_TRV_LOADER_DATA_MV</w:t>
+              <w:t xml:space="preserve">      from BAGIC_PREPROD_CURATED_DB.UTILS.BJAZ_TRV_LOADER_DATA</w:t>
               <w:br/>
               <w:t xml:space="preserve">    union all</w:t>
               <w:br/>
-              <w:t xml:space="preserve">    -- via stg2_hub_bjaz_trv_loader_data_mv__coverage_emermedicalevac</w:t>
-              <w:br/>
-              <w:t xml:space="preserve">    select 'BJAZ_TRV_LOADER_DATA_MV.POLICY_REF' as src_branch,</w:t>
+              <w:t xml:space="preserve">    -- via stg2_hub_bjaz_trv_loader_data__coverage_emermedicalevac</w:t>
+              <w:br/>
+              <w:t xml:space="preserve">    select 'BJAZ_TRV_LOADER_DATA.POLICY_REF' as src_branch,</w:t>
               <w:br/>
               <w:t xml:space="preserve">           nullif(trim(to_varchar("POLICY_REF")), '') || '|' || 'TRV_EMER_MED_EVAC' as bk,</w:t>
               <w:br/>
               <w:t xml:space="preserve">           MD5_BINARY(NULLIF(UPPER(TRIM(CAST('HUB_COVERAGE|' || (nullif(trim(to_varchar("POLICY_REF")), '') || '|' || 'TRV_EMER_MED_EVAC') AS VARCHAR))), '')) as hkey</w:t>
               <w:br/>
-              <w:t xml:space="preserve">      from BAGIC_PROD_MIRROR_DB.OPUS_GG_DWHSTAGE.BJAZ_TRV_LOADER_DATA_MV</w:t>
+              <w:t xml:space="preserve">      from BAGIC_PREPROD_CURATED_DB.UTILS.BJAZ_TRV_LOADER_DATA</w:t>
               <w:br/>
               <w:t xml:space="preserve">    union all</w:t>
               <w:br/>
-              <w:t xml:space="preserve">    -- via stg2_hub_bjaz_trv_loader_data_mv__coverage_homeburglaryinsurance</w:t>
-              <w:br/>
-              <w:t xml:space="preserve">    select 'BJAZ_TRV_LOADER_DATA_MV.POLICY_REF' as src_branch,</w:t>
+              <w:t xml:space="preserve">    -- via stg2_hub_bjaz_trv_loader_data__coverage_homeburglaryinsurance</w:t>
+              <w:br/>
+              <w:t xml:space="preserve">    select 'BJAZ_TRV_LOADER_DATA.POLICY_REF' as src_branch,</w:t>
               <w:br/>
               <w:t xml:space="preserve">           nullif(trim(to_varchar("POLICY_REF")), '') || '|' || 'TRV_HOME_BURGLARY' as bk,</w:t>
               <w:br/>
               <w:t xml:space="preserve">           MD5_BINARY(NULLIF(UPPER(TRIM(CAST('HUB_COVERAGE|' || (nullif(trim(to_varchar("POLICY_REF")), '') || '|' || 'TRV_HOME_BURGLARY') AS VARCHAR))), '')) as hkey</w:t>
               <w:br/>
-              <w:t xml:space="preserve">      from BAGIC_PROD_MIRROR_DB.OPUS_GG_DWHSTAGE.BJAZ_TRV_LOADER_DATA_MV</w:t>
+              <w:t xml:space="preserve">      from BAGIC_PREPROD_CURATED_DB.UTILS.BJAZ_TRV_LOADER_DATA</w:t>
               <w:br/>
               <w:t xml:space="preserve">    union all</w:t>
               <w:br/>
-              <w:t xml:space="preserve">    -- via stg2_hub_bjaz_trv_loader_data_mv__coverage_hospdailyallow</w:t>
-              <w:br/>
-              <w:t xml:space="preserve">    select 'BJAZ_TRV_LOADER_DATA_MV.POLICY_REF' as src_branch,</w:t>
+              <w:t xml:space="preserve">    -- via stg2_hub_bjaz_trv_loader_data__coverage_hospdailyallow</w:t>
+              <w:br/>
+              <w:t xml:space="preserve">    select 'BJAZ_TRV_LOADER_DATA.POLICY_REF' as src_branch,</w:t>
               <w:br/>
               <w:t xml:space="preserve">           nullif(trim(to_varchar("POLICY_REF")), '') || '|' || 'TRV_HOSP_DAILY_ALLOW' as bk,</w:t>
               <w:br/>
               <w:t xml:space="preserve">           MD5_BINARY(NULLIF(UPPER(TRIM(CAST('HUB_COVERAGE|' || (nullif(trim(to_varchar("POLICY_REF")), '') || '|' || 'TRV_HOSP_DAILY_ALLOW') AS VARCHAR))), '')) as hkey</w:t>
               <w:br/>
-              <w:t xml:space="preserve">      from BAGIC_PROD_MIRROR_DB.OPUS_GG_DWHSTAGE.BJAZ_TRV_LOADER_DATA_MV</w:t>
+              <w:t xml:space="preserve">      from BAGIC_PREPROD_CURATED_DB.UTILS.BJAZ_TRV_LOADER_DATA</w:t>
               <w:br/>
               <w:t xml:space="preserve">    union all</w:t>
               <w:br/>
-              <w:t xml:space="preserve">    -- via stg2_hub_bjaz_trv_loader_data_mv__coverage_lossofbaggage</w:t>
-              <w:br/>
-              <w:t xml:space="preserve">    select 'BJAZ_TRV_LOADER_DATA_MV.POLICY_REF' as src_branch,</w:t>
+              <w:t xml:space="preserve">    -- via stg2_hub_bjaz_trv_loader_data__coverage_lossofbaggage</w:t>
+              <w:br/>
+              <w:t xml:space="preserve">    select 'BJAZ_TRV_LOADER_DATA.POLICY_REF' as src_branch,</w:t>
               <w:br/>
               <w:t xml:space="preserve">           nullif(trim(to_varchar("POLICY_REF")), '') || '|' || 'TRV_BAGGAGE_LOSS' as bk,</w:t>
               <w:br/>
               <w:t xml:space="preserve">           MD5_BINARY(NULLIF(UPPER(TRIM(CAST('HUB_COVERAGE|' || (nullif(trim(to_varchar("POLICY_REF")), '') || '|' || 'TRV_BAGGAGE_LOSS') AS VARCHAR))), '')) as hkey</w:t>
               <w:br/>
-              <w:t xml:space="preserve">      from BAGIC_PROD_MIRROR_DB.OPUS_GG_DWHSTAGE.BJAZ_TRV_LOADER_DATA_MV</w:t>
+              <w:t xml:space="preserve">      from BAGIC_PREPROD_CURATED_DB.UTILS.BJAZ_TRV_LOADER_DATA</w:t>
               <w:br/>
               <w:t xml:space="preserve">    union all</w:t>
               <w:br/>
-              <w:t xml:space="preserve">    -- via stg2_hub_bjaz_trv_loader_data_mv__coverage_lossofcheckedbaggage</w:t>
-              <w:br/>
-              <w:t xml:space="preserve">    select 'BJAZ_TRV_LOADER_DATA_MV.POLICY_REF' as src_branch,</w:t>
+              <w:t xml:space="preserve">    -- via stg2_hub_bjaz_trv_loader_data__coverage_lossofcheckedbaggage</w:t>
+              <w:br/>
+              <w:t xml:space="preserve">    select 'BJAZ_TRV_LOADER_DATA.POLICY_REF' as src_branch,</w:t>
               <w:br/>
               <w:t xml:space="preserve">           nullif(trim(to_varchar("POLICY_REF")), '') || '|' || 'TRV_CHECKED_BAGGAGE_LOSS' as bk,</w:t>
               <w:br/>
               <w:t xml:space="preserve">           MD5_BINARY(NULLIF(UPPER(TRIM(CAST('HUB_COVERAGE|' || (nullif(trim(to_varchar("POLICY_REF")), '') || '|' || 'TRV_CHECKED_BAGGAGE_LOSS') AS VARCHAR))), '')) as hkey</w:t>
               <w:br/>
-              <w:t xml:space="preserve">      from BAGIC_PROD_MIRROR_DB.OPUS_GG_DWHSTAGE.BJAZ_TRV_LOADER_DATA_MV</w:t>
+              <w:t xml:space="preserve">      from BAGIC_PREPROD_CURATED_DB.UTILS.BJAZ_TRV_LOADER_DATA</w:t>
               <w:br/>
               <w:t xml:space="preserve">    union all</w:t>
               <w:br/>
-              <w:t xml:space="preserve">    -- via stg2_hub_bjaz_trv_loader_data_mv__coverage_missedconnection</w:t>
-              <w:br/>
-              <w:t xml:space="preserve">    select 'BJAZ_TRV_LOADER_DATA_MV.POLICY_REF' as src_branch,</w:t>
+              <w:t xml:space="preserve">    -- via stg2_hub_bjaz_trv_loader_data__coverage_missedconnection</w:t>
+              <w:br/>
+              <w:t xml:space="preserve">    select 'BJAZ_TRV_LOADER_DATA.POLICY_REF' as src_branch,</w:t>
               <w:br/>
               <w:t xml:space="preserve">           nullif(trim(to_varchar("POLICY_REF")), '') || '|' || 'TRV_MISSED_CONNECTION' as bk,</w:t>
               <w:br/>
               <w:t xml:space="preserve">           MD5_BINARY(NULLIF(UPPER(TRIM(CAST('HUB_COVERAGE|' || (nullif(trim(to_varchar("POLICY_REF")), '') || '|' || 'TRV_MISSED_CONNECTION') AS VARCHAR))), '')) as hkey</w:t>
               <w:br/>
-              <w:t xml:space="preserve">      from BAGIC_PROD_MIRROR_DB.OPUS_GG_DWHSTAGE.BJAZ_TRV_LOADER_DATA_MV</w:t>
+              <w:t xml:space="preserve">      from BAGIC_PREPROD_CURATED_DB.UTILS.BJAZ_TRV_LOADER_DATA</w:t>
               <w:br/>
               <w:t xml:space="preserve">    union all</w:t>
               <w:br/>
-              <w:t xml:space="preserve">    -- via stg2_hub_bjaz_trv_loader_data_mv__coverage_personalliability</w:t>
-              <w:br/>
-              <w:t xml:space="preserve">    select 'BJAZ_TRV_LOADER_DATA_MV.POLICY_REF' as src_branch,</w:t>
+              <w:t xml:space="preserve">    -- via stg2_hub_bjaz_trv_loader_data__coverage_personalliability</w:t>
+              <w:br/>
+              <w:t xml:space="preserve">    select 'BJAZ_TRV_LOADER_DATA.POLICY_REF' as src_branch,</w:t>
               <w:br/>
               <w:t xml:space="preserve">           nullif(trim(to_varchar("POLICY_REF")), '') || '|' || 'TRV_PERSONAL_LIABILITY' as bk,</w:t>
               <w:br/>
               <w:t xml:space="preserve">           MD5_BINARY(NULLIF(UPPER(TRIM(CAST('HUB_COVERAGE|' || (nullif(trim(to_varchar("POLICY_REF")), '') || '|' || 'TRV_PERSONAL_LIABILITY') AS VARCHAR))), '')) as hkey</w:t>
               <w:br/>
-              <w:t xml:space="preserve">      from BAGIC_PROD_MIRROR_DB.OPUS_GG_DWHSTAGE.BJAZ_TRV_LOADER_DATA_MV</w:t>
+              <w:t xml:space="preserve">      from BAGIC_PREPROD_CURATED_DB.UTILS.BJAZ_TRV_LOADER_DATA</w:t>
               <w:br/>
               <w:t xml:space="preserve">    union all</w:t>
               <w:br/>
-              <w:t xml:space="preserve">    -- via stg2_hub_bjaz_trv_loader_data_mv__coverage_repatonofremains</w:t>
-              <w:br/>
-              <w:t xml:space="preserve">    select 'BJAZ_TRV_LOADER_DATA_MV.POLICY_REF' as src_branch,</w:t>
+              <w:t xml:space="preserve">    -- via stg2_hub_bjaz_trv_loader_data__coverage_repatonofremains</w:t>
+              <w:br/>
+              <w:t xml:space="preserve">    select 'BJAZ_TRV_LOADER_DATA.POLICY_REF' as src_branch,</w:t>
               <w:br/>
               <w:t xml:space="preserve">           nullif(trim(to_varchar("POLICY_REF")), '') || '|' || 'TRV_REPAT_REMAINS' as bk,</w:t>
               <w:br/>
               <w:t xml:space="preserve">           MD5_BINARY(NULLIF(UPPER(TRIM(CAST('HUB_COVERAGE|' || (nullif(trim(to_varchar("POLICY_REF")), '') || '|' || 'TRV_REPAT_REMAINS') AS VARCHAR))), '')) as hkey</w:t>
               <w:br/>
-              <w:t xml:space="preserve">      from BAGIC_PROD_MIRROR_DB.OPUS_GG_DWHSTAGE.BJAZ_TRV_LOADER_DATA_MV</w:t>
+              <w:t xml:space="preserve">      from BAGIC_PREPROD_CURATED_DB.UTILS.BJAZ_TRV_LOADER_DATA</w:t>
               <w:br/>
               <w:t xml:space="preserve">    union all</w:t>
               <w:br/>
-              <w:t xml:space="preserve">    -- via stg2_hub_bjaz_trv_loader_data_mv__coverage_tripcancellation</w:t>
-              <w:br/>
-              <w:t xml:space="preserve">    select 'BJAZ_TRV_LOADER_DATA_MV.POLICY_REF' as src_branch,</w:t>
+              <w:t xml:space="preserve">    -- via stg2_hub_bjaz_trv_loader_data__coverage_tripcancellation</w:t>
+              <w:br/>
+              <w:t xml:space="preserve">    select 'BJAZ_TRV_LOADER_DATA.POLICY_REF' as src_branch,</w:t>
               <w:br/>
               <w:t xml:space="preserve">           nullif(trim(to_varchar("POLICY_REF")), '') || '|' || 'TRV_TRIP_CANCEL' as bk,</w:t>
               <w:br/>
               <w:t xml:space="preserve">           MD5_BINARY(NULLIF(UPPER(TRIM(CAST('HUB_COVERAGE|' || (nullif(trim(to_varchar("POLICY_REF")), '') || '|' || 'TRV_TRIP_CANCEL') AS VARCHAR))), '')) as hkey</w:t>
               <w:br/>
-              <w:t xml:space="preserve">      from BAGIC_PROD_MIRROR_DB.OPUS_GG_DWHSTAGE.BJAZ_TRV_LOADER_DATA_MV</w:t>
+              <w:t xml:space="preserve">      from BAGIC_PREPROD_CURATED_DB.UTILS.BJAZ_TRV_LOADER_DATA</w:t>
               <w:br/>
               <w:t xml:space="preserve">    union all</w:t>
               <w:br/>
-              <w:t xml:space="preserve">    -- via stg2_hub_bjaz_trv_loader_data_mv__coverage_tripcurtailment</w:t>
-              <w:br/>
-              <w:t xml:space="preserve">    select 'BJAZ_TRV_LOADER_DATA_MV.POLICY_REF' as src_branch,</w:t>
+              <w:t xml:space="preserve">    -- via stg2_hub_bjaz_trv_loader_data__coverage_tripcurtailment</w:t>
+              <w:br/>
+              <w:t xml:space="preserve">    select 'BJAZ_TRV_LOADER_DATA.POLICY_REF' as src_branch,</w:t>
               <w:br/>
               <w:t xml:space="preserve">           nullif(trim(to_varchar("POLICY_REF")), '') || '|' || 'TRV_TRIP_CURTAILMENT' as bk,</w:t>
               <w:br/>
               <w:t xml:space="preserve">           MD5_BINARY(NULLIF(UPPER(TRIM(CAST('HUB_COVERAGE|' || (nullif(trim(to_varchar("POLICY_REF")), '') || '|' || 'TRV_TRIP_CURTAILMENT') AS VARCHAR))), '')) as hkey</w:t>
               <w:br/>
-              <w:t xml:space="preserve">      from BAGIC_PROD_MIRROR_DB.OPUS_GG_DWHSTAGE.BJAZ_TRV_LOADER_DATA_MV</w:t>
+              <w:t xml:space="preserve">      from BAGIC_PREPROD_CURATED_DB.UTILS.BJAZ_TRV_LOADER_DATA</w:t>
               <w:br/>
               <w:t xml:space="preserve">    union all</w:t>
               <w:br/>
-              <w:t xml:space="preserve">    -- via stg2_hub_bjaz_trv_loader_data_mv__coverage_tripdelaybyscheduledaircraft</w:t>
-              <w:br/>
-              <w:t xml:space="preserve">    select 'BJAZ_TRV_LOADER_DATA_MV.POLICY_REF' as src_branch,</w:t>
+              <w:t xml:space="preserve">    -- via stg2_hub_bjaz_trv_loader_data__coverage_tripdelaybyscheduledaircraft</w:t>
+              <w:br/>
+              <w:t xml:space="preserve">    select 'BJAZ_TRV_LOADER_DATA.POLICY_REF' as src_branch,</w:t>
               <w:br/>
               <w:t xml:space="preserve">           nullif(trim(to_varchar("POLICY_REF")), '') || '|' || 'TRV_TRIP_DELAY' as bk,</w:t>
               <w:br/>
               <w:t xml:space="preserve">           MD5_BINARY(NULLIF(UPPER(TRIM(CAST('HUB_COVERAGE|' || (nullif(trim(to_varchar("POLICY_REF")), '') || '|' || 'TRV_TRIP_DELAY') AS VARCHAR))), '')) as hkey</w:t>
               <w:br/>
-              <w:t xml:space="preserve">      from BAGIC_PROD_MIRROR_DB.OPUS_GG_DWHSTAGE.BJAZ_TRV_LOADER_DATA_MV</w:t>
+              <w:t xml:space="preserve">      from BAGIC_PREPROD_CURATED_DB.UTILS.BJAZ_TRV_LOADER_DATA</w:t>
               <w:br/>
               <w:t xml:space="preserve">)</w:t>
               <w:br/>
@@ -10684,7 +10684,7 @@
         <w:t xml:space="preserve">Note: </w:t>
       </w:r>
       <w:r>
-        <w:t xml:space="preserve">4 RAW key branch(es): BJAZ_TRV_LOADER_LOG_TABLE_MV.TRANSITFROM, BJAZ_TRV_LOADER_LOG_TABLE_MV.TRANSITTO, BJAZ_TRV_LOADER_DATA_MV.[BUILDING+STREETNAME+SUBAREACITY+STATE+PINCODE], BJAZ_TRV_LOADER_LOG_TABLE_MV.[BUILDING+STREETNAME+CITY+STATE+PINCODE+COUNTRY]. Travel RECORD_SOURCE value(s) parsed from feeds: OPUS_BJAZ_TRV_LOADER_DATA_MV, OPUS_BJAZ_TRV_LOADER_LOG_TABLE_MV.</w:t>
+        <w:t xml:space="preserve">4 RAW key branch(es): BJAZ_TRV_LOADER_LOG_TABLE.TRANSITFROM, BJAZ_TRV_LOADER_LOG_TABLE.TRANSITTO, BJAZ_TRV_LOADER_DATA.[BUILDING+STREETNAME+SUBAREACITY+STATE+PINCODE], BJAZ_TRV_LOADER_LOG_TABLE.[BUILDING+STREETNAME+CITY+STATE+PINCODE+COUNTRY]. Travel RECORD_SOURCE value(s) parsed from feeds: OPUS_BJAZ_TRV_LOADER_DATA, OPUS_BJAZ_TRV_LOADER_LOG_TABLE.</w:t>
       </w:r>
     </w:p>
     <w:p>
@@ -10717,51 +10717,51 @@
               </w:rPr>
               <w:t xml:space="preserve">with src as (</w:t>
               <w:br/>
-              <w:t xml:space="preserve">    -- via stg2_hub_bjaz_trv_loader_log_table_mv__location_transitfrom</w:t>
-              <w:br/>
-              <w:t xml:space="preserve">    select 'BJAZ_TRV_LOADER_LOG_TABLE_MV.TRANSITFROM' as src_branch,</w:t>
+              <w:t xml:space="preserve">    -- via stg2_hub_bjaz_trv_loader_log_table__location_transitfrom</w:t>
+              <w:br/>
+              <w:t xml:space="preserve">    select 'BJAZ_TRV_LOADER_LOG_TABLE.TRANSITFROM' as src_branch,</w:t>
               <w:br/>
               <w:t xml:space="preserve">           nullif(trim(to_varchar("TRANSITFROM")), '') as bk,</w:t>
               <w:br/>
               <w:t xml:space="preserve">           MD5_BINARY(NULLIF(UPPER(TRIM(CAST('HUB_LOCATION|' || (nullif(trim(to_varchar("TRANSITFROM")), '')) AS VARCHAR))), '')) as hkey</w:t>
               <w:br/>
-              <w:t xml:space="preserve">      from BAGIC_PROD_MIRROR_DB.OPUS_GG_DWHSTAGE.BJAZ_TRV_LOADER_LOG_TABLE_MV</w:t>
+              <w:t xml:space="preserve">      from BAGIC_PREPROD_CURATED_DB.UTILS.BJAZ_TRV_LOADER_LOG_TABLE</w:t>
               <w:br/>
               <w:t xml:space="preserve">    union all</w:t>
               <w:br/>
-              <w:t xml:space="preserve">    -- via stg2_hub_bjaz_trv_loader_log_table_mv__location_transitto</w:t>
-              <w:br/>
-              <w:t xml:space="preserve">    select 'BJAZ_TRV_LOADER_LOG_TABLE_MV.TRANSITTO' as src_branch,</w:t>
+              <w:t xml:space="preserve">    -- via stg2_hub_bjaz_trv_loader_log_table__location_transitto</w:t>
+              <w:br/>
+              <w:t xml:space="preserve">    select 'BJAZ_TRV_LOADER_LOG_TABLE.TRANSITTO' as src_branch,</w:t>
               <w:br/>
               <w:t xml:space="preserve">           nullif(trim(to_varchar("TRANSITTO")), '') as bk,</w:t>
               <w:br/>
               <w:t xml:space="preserve">           MD5_BINARY(NULLIF(UPPER(TRIM(CAST('HUB_LOCATION|' || (nullif(trim(to_varchar("TRANSITTO")), '')) AS VARCHAR))), '')) as hkey</w:t>
               <w:br/>
-              <w:t xml:space="preserve">      from BAGIC_PROD_MIRROR_DB.OPUS_GG_DWHSTAGE.BJAZ_TRV_LOADER_LOG_TABLE_MV</w:t>
+              <w:t xml:space="preserve">      from BAGIC_PREPROD_CURATED_DB.UTILS.BJAZ_TRV_LOADER_LOG_TABLE</w:t>
               <w:br/>
               <w:t xml:space="preserve">    union all</w:t>
               <w:br/>
-              <w:t xml:space="preserve">    -- via stg2_hub_bjaz_trv_loader_data_mv__location_addr</w:t>
-              <w:br/>
-              <w:t xml:space="preserve">    select 'BJAZ_TRV_LOADER_DATA_MV.[BUILDING+STREETNAME+SUBAREACITY+STATE+PINCODE]' as src_branch,</w:t>
+              <w:t xml:space="preserve">    -- via stg2_hub_bjaz_trv_loader_data__location_addr</w:t>
+              <w:br/>
+              <w:t xml:space="preserve">    select 'BJAZ_TRV_LOADER_DATA.[BUILDING+STREETNAME+SUBAREACITY+STATE+PINCODE]' as src_branch,</w:t>
               <w:br/>
               <w:t xml:space="preserve">           coalesce(nullif(trim(to_varchar("BUILDING")), ''), '') || '|' || coalesce(nullif(trim(to_varchar("STREETNAME")), ''), '') || '|' || coalesce(nullif(trim(to_varchar("SUBAREACITY")), ''), '') || '|' || coalesce(nullif(trim(to_varchar("STATE")), ''), '') || '|' || coalesce(nullif(trim(to_varchar("PINCODE")), ''), '') as bk,</w:t>
               <w:br/>
               <w:t xml:space="preserve">           MD5_BINARY(NULLIF(UPPER(TRIM(CAST('HUB_LOCATION|' || (coalesce(nullif(trim(to_varchar("BUILDING")), ''), '') || '|' || coalesce(nullif(trim(to_varchar("STREETNAME")), ''), '') || '|' || coalesce(nullif(trim(to_varchar("SUBAREACITY")), ''), '') || '|' || coalesce(nullif(trim(to_varchar("STATE")), ''), '') || '|' || coalesce(nullif(trim(to_varchar("PINCODE")), ''), '')) AS VARCHAR))), '')) as hkey</w:t>
               <w:br/>
-              <w:t xml:space="preserve">      from BAGIC_PROD_MIRROR_DB.OPUS_GG_DWHSTAGE.BJAZ_TRV_LOADER_DATA_MV</w:t>
+              <w:t xml:space="preserve">      from BAGIC_PREPROD_CURATED_DB.UTILS.BJAZ_TRV_LOADER_DATA</w:t>
               <w:br/>
               <w:t xml:space="preserve">    union all</w:t>
               <w:br/>
-              <w:t xml:space="preserve">    -- via stg2_hub_bjaz_trv_loader_log_table_mv__location_addr</w:t>
-              <w:br/>
-              <w:t xml:space="preserve">    select 'BJAZ_TRV_LOADER_LOG_TABLE_MV.[BUILDING+STREETNAME+CITY+STATE+PINCODE+COUNTRY]' as src_branch,</w:t>
+              <w:t xml:space="preserve">    -- via stg2_hub_bjaz_trv_loader_log_table__location_addr</w:t>
+              <w:br/>
+              <w:t xml:space="preserve">    select 'BJAZ_TRV_LOADER_LOG_TABLE.[BUILDING+STREETNAME+CITY+STATE+PINCODE+COUNTRY]' as src_branch,</w:t>
               <w:br/>
               <w:t xml:space="preserve">           coalesce(nullif(trim(to_varchar("BUILDING")), ''), '') || '|' || coalesce(nullif(trim(to_varchar("STREETNAME")), ''), '') || '|' || coalesce(nullif(trim(to_varchar("CITY")), ''), '') || '|' || coalesce(nullif(trim(to_varchar("STATE")), ''), '') || '|' || coalesce(nullif(trim(to_varchar("PINCODE")), ''), '') || '|' || coalesce(nullif(trim(to_varchar("COUNTRY")), ''), '') as bk,</w:t>
               <w:br/>
               <w:t xml:space="preserve">           MD5_BINARY(NULLIF(UPPER(TRIM(CAST('HUB_LOCATION|' || (coalesce(nullif(trim(to_varchar("BUILDING")), ''), '') || '|' || coalesce(nullif(trim(to_varchar("STREETNAME")), ''), '') || '|' || coalesce(nullif(trim(to_varchar("CITY")), ''), '') || '|' || coalesce(nullif(trim(to_varchar("STATE")), ''), '') || '|' || coalesce(nullif(trim(to_varchar("PINCODE")), ''), '') || '|' || coalesce(nullif(trim(to_varchar("COUNTRY")), ''), '')) AS VARCHAR))), '')) as hkey</w:t>
               <w:br/>
-              <w:t xml:space="preserve">      from BAGIC_PROD_MIRROR_DB.OPUS_GG_DWHSTAGE.BJAZ_TRV_LOADER_LOG_TABLE_MV</w:t>
+              <w:t xml:space="preserve">      from BAGIC_PREPROD_CURATED_DB.UTILS.BJAZ_TRV_LOADER_LOG_TABLE</w:t>
               <w:br/>
               <w:t xml:space="preserve">)</w:t>
               <w:br/>
@@ -11035,7 +11035,7 @@
         <w:t xml:space="preserve">Note: </w:t>
       </w:r>
       <w:r>
-        <w:t xml:space="preserve">5 RAW key branch(es): BA_TRV_DATA_POLICY_DTLS_MV.LOCATION_CODE, BA_TRV_DATA_POLICY_DTLS_MV.CO_ORG_UNIT, BJAZ_TRV_LOADER_DATA_MV.LOCATION, BJAZ_TRV_LOADER_LOG_TABLE_MV.LOCATIONCODE, BJAZ_TRV_LOADER_LOG_TABLE_MV.COORGUNIT. Travel RECORD_SOURCE value(s) parsed from feeds: OPUS_BA_TRV_DATA_POLICY_DTLS_MV, OPUS_BJAZ_TRV_LOADER_DATA_MV, OPUS_BJAZ_TRV_LOADER_LOG_TABLE_MV.</w:t>
+        <w:t xml:space="preserve">5 RAW key branch(es): BA_TRV_DATA_POLICY_DTLS.LOCATION_CODE, BA_TRV_DATA_POLICY_DTLS.CO_ORG_UNIT, BJAZ_TRV_LOADER_DATA.LOCATION, BJAZ_TRV_LOADER_LOG_TABLE.LOCATIONCODE, BJAZ_TRV_LOADER_LOG_TABLE.COORGUNIT. Travel RECORD_SOURCE value(s) parsed from feeds: OPUS_BA_TRV_DATA_POLICY_DTLS, OPUS_BJAZ_TRV_LOADER_DATA, OPUS_BJAZ_TRV_LOADER_LOG_TABLE.</w:t>
       </w:r>
     </w:p>
     <w:p>
@@ -11068,63 +11068,63 @@
               </w:rPr>
               <w:t xml:space="preserve">with src as (</w:t>
               <w:br/>
-              <w:t xml:space="preserve">    -- via stg2_hub_ba_trv_data_policy_dtls_mv__org_unit_location_code</w:t>
-              <w:br/>
-              <w:t xml:space="preserve">    select 'BA_TRV_DATA_POLICY_DTLS_MV.LOCATION_CODE' as src_branch,</w:t>
+              <w:t xml:space="preserve">    -- via stg2_hub_ba_trv_data_policy_dtls__org_unit_location_code</w:t>
+              <w:br/>
+              <w:t xml:space="preserve">    select 'BA_TRV_DATA_POLICY_DTLS.LOCATION_CODE' as src_branch,</w:t>
               <w:br/>
               <w:t xml:space="preserve">           nullif(trim(to_varchar("LOCATION_CODE")), '') as bk,</w:t>
               <w:br/>
               <w:t xml:space="preserve">           MD5_BINARY(NULLIF(UPPER(TRIM(CAST('HUB_ORG_UNIT|' || (nullif(trim(to_varchar("LOCATION_CODE")), '')) AS VARCHAR))), '')) as hkey</w:t>
               <w:br/>
-              <w:t xml:space="preserve">      from BAGIC_PROD_MIRROR_DB.OPUS_GG_DWHSTAGE.BA_TRV_DATA_POLICY_DTLS_MV</w:t>
+              <w:t xml:space="preserve">      from BAGIC_PREPROD_CURATED_DB.UTILS.BA_TRV_DATA_POLICY_DTLS</w:t>
               <w:br/>
               <w:t xml:space="preserve">    union all</w:t>
               <w:br/>
-              <w:t xml:space="preserve">    -- via stg2_hub_ba_trv_data_policy_dtls_mv__org_unit_co_org_unit</w:t>
-              <w:br/>
-              <w:t xml:space="preserve">    select 'BA_TRV_DATA_POLICY_DTLS_MV.CO_ORG_UNIT' as src_branch,</w:t>
+              <w:t xml:space="preserve">    -- via stg2_hub_ba_trv_data_policy_dtls__org_unit_co_org_unit</w:t>
+              <w:br/>
+              <w:t xml:space="preserve">    select 'BA_TRV_DATA_POLICY_DTLS.CO_ORG_UNIT' as src_branch,</w:t>
               <w:br/>
               <w:t xml:space="preserve">           nullif(trim(to_varchar("CO_ORG_UNIT")), '') as bk,</w:t>
               <w:br/>
               <w:t xml:space="preserve">           MD5_BINARY(NULLIF(UPPER(TRIM(CAST('HUB_ORG_UNIT|' || (nullif(trim(to_varchar("CO_ORG_UNIT")), '')) AS VARCHAR))), '')) as hkey</w:t>
               <w:br/>
-              <w:t xml:space="preserve">      from BAGIC_PROD_MIRROR_DB.OPUS_GG_DWHSTAGE.BA_TRV_DATA_POLICY_DTLS_MV</w:t>
+              <w:t xml:space="preserve">      from BAGIC_PREPROD_CURATED_DB.UTILS.BA_TRV_DATA_POLICY_DTLS</w:t>
               <w:br/>
               <w:t xml:space="preserve">    union all</w:t>
               <w:br/>
-              <w:t xml:space="preserve">    -- via stg2_hub_bjaz_trv_loader_data_mv__org_unit</w:t>
-              <w:br/>
-              <w:t xml:space="preserve">    select 'BJAZ_TRV_LOADER_DATA_MV.LOCATION' as src_branch,</w:t>
+              <w:t xml:space="preserve">    -- via stg2_hub_bjaz_trv_loader_data__org_unit</w:t>
+              <w:br/>
+              <w:t xml:space="preserve">    select 'BJAZ_TRV_LOADER_DATA.LOCATION' as src_branch,</w:t>
               <w:br/>
               <w:t xml:space="preserve">           nullif(trim(to_varchar("LOCATION")), '') as bk,</w:t>
               <w:br/>
               <w:t xml:space="preserve">           MD5_BINARY(NULLIF(UPPER(TRIM(CAST('HUB_ORG_UNIT|' || (nullif(trim(to_varchar("LOCATION")), '')) AS VARCHAR))), '')) as hkey</w:t>
               <w:br/>
-              <w:t xml:space="preserve">      from BAGIC_PROD_MIRROR_DB.OPUS_GG_DWHSTAGE.BJAZ_TRV_LOADER_DATA_MV</w:t>
+              <w:t xml:space="preserve">      from BAGIC_PREPROD_CURATED_DB.UTILS.BJAZ_TRV_LOADER_DATA</w:t>
               <w:br/>
               <w:t xml:space="preserve">    union all</w:t>
               <w:br/>
-              <w:t xml:space="preserve">    -- via stg2_hub_bjaz_trv_loader_log_table_mv__org_unit_locationcode</w:t>
-              <w:br/>
-              <w:t xml:space="preserve">    select 'BJAZ_TRV_LOADER_LOG_TABLE_MV.LOCATIONCODE' as src_branch,</w:t>
+              <w:t xml:space="preserve">    -- via stg2_hub_bjaz_trv_loader_log_table__org_unit_locationcode</w:t>
+              <w:br/>
+              <w:t xml:space="preserve">    select 'BJAZ_TRV_LOADER_LOG_TABLE.LOCATIONCODE' as src_branch,</w:t>
               <w:br/>
               <w:t xml:space="preserve">           nullif(trim(to_varchar("LOCATIONCODE")), '') as bk,</w:t>
               <w:br/>
               <w:t xml:space="preserve">           MD5_BINARY(NULLIF(UPPER(TRIM(CAST('HUB_ORG_UNIT|' || (nullif(trim(to_varchar("LOCATIONCODE")), '')) AS VARCHAR))), '')) as hkey</w:t>
               <w:br/>
-              <w:t xml:space="preserve">      from BAGIC_PROD_MIRROR_DB.OPUS_GG_DWHSTAGE.BJAZ_TRV_LOADER_LOG_TABLE_MV</w:t>
+              <w:t xml:space="preserve">      from BAGIC_PREPROD_CURATED_DB.UTILS.BJAZ_TRV_LOADER_LOG_TABLE</w:t>
               <w:br/>
               <w:t xml:space="preserve">    union all</w:t>
               <w:br/>
-              <w:t xml:space="preserve">    -- via stg2_hub_bjaz_trv_loader_log_table_mv__org_unit_coorgunit</w:t>
-              <w:br/>
-              <w:t xml:space="preserve">    select 'BJAZ_TRV_LOADER_LOG_TABLE_MV.COORGUNIT' as src_branch,</w:t>
+              <w:t xml:space="preserve">    -- via stg2_hub_bjaz_trv_loader_log_table__org_unit_coorgunit</w:t>
+              <w:br/>
+              <w:t xml:space="preserve">    select 'BJAZ_TRV_LOADER_LOG_TABLE.COORGUNIT' as src_branch,</w:t>
               <w:br/>
               <w:t xml:space="preserve">           nullif(trim(to_varchar("COORGUNIT")), '') as bk,</w:t>
               <w:br/>
               <w:t xml:space="preserve">           MD5_BINARY(NULLIF(UPPER(TRIM(CAST('HUB_ORG_UNIT|' || (nullif(trim(to_varchar("COORGUNIT")), '')) AS VARCHAR))), '')) as hkey</w:t>
               <w:br/>
-              <w:t xml:space="preserve">      from BAGIC_PROD_MIRROR_DB.OPUS_GG_DWHSTAGE.BJAZ_TRV_LOADER_LOG_TABLE_MV</w:t>
+              <w:t xml:space="preserve">      from BAGIC_PREPROD_CURATED_DB.UTILS.BJAZ_TRV_LOADER_LOG_TABLE</w:t>
               <w:br/>
               <w:t xml:space="preserve">)</w:t>
               <w:br/>
@@ -11398,7 +11398,7 @@
         <w:t xml:space="preserve">Note: </w:t>
       </w:r>
       <w:r>
-        <w:t xml:space="preserve">13 RAW key branch(es): BA_TRV_DATA_POLICY_DTLS_MV.PARTNER_ID, BA_TRV_DATA_POLICY_DTLS_MV.INTERMEDIARY_CODE, BA_TRV_DATA_POLICY_DTLS_MV.SUBAGENT_CODE, BJAZ_TRV_LOADER_DATA_MV.INTERMEDIARY, BJAZ_TRV_LOADER_DATA_MV.SUBIMD, BJAZ_TRV_LOADER_DATA_MV.BAGICECODE, BJAZ_TRV_LOADER_DATA_MV.BANKRMCODE, BJAZ_TRV_LOADER_DATA_MV.BANKECODE, BJAZ_TRV_LOADER_LOG_TABLE_MV.INTERMEDIARY, BJAZ_TRV_LOADER_LOG_TABLE_MV.PARTNERID, BJAZ_TRV_LOADER_LOG_TABLE_MV.SUBAGENTCODE, BJAZ_TRV_LOADER_LOG_TABLE_MV.DEALERCODE, BJAZ_TRV_DETLS_EXTN.MARKETING_AGENT. Travel RECORD_SOURCE value(s) parsed from feeds: OPUS_BA_TRV_DATA_POLICY_DTLS_MV, OPUS_BJAZ_TRV_DETLS_EXTN, OPUS_BJAZ_TRV_LOADER_DATA_MV, OPUS_BJAZ_TRV_LOADER_LOG_TABLE_MV.</w:t>
+        <w:t xml:space="preserve">13 RAW key branch(es): BA_TRV_DATA_POLICY_DTLS.PARTNER_ID, BA_TRV_DATA_POLICY_DTLS.INTERMEDIARY_CODE, BA_TRV_DATA_POLICY_DTLS.SUBAGENT_CODE, BJAZ_TRV_LOADER_DATA.INTERMEDIARY, BJAZ_TRV_LOADER_DATA.SUBIMD, BJAZ_TRV_LOADER_DATA.BAGICECODE, BJAZ_TRV_LOADER_DATA.BANKRMCODE, BJAZ_TRV_LOADER_DATA.BANKECODE, BJAZ_TRV_LOADER_LOG_TABLE.INTERMEDIARY, BJAZ_TRV_LOADER_LOG_TABLE.PARTNERID, BJAZ_TRV_LOADER_LOG_TABLE.SUBAGENTCODE, BJAZ_TRV_LOADER_LOG_TABLE.DEALERCODE, BJAZ_TRV_DETLS_EXTN.MARKETING_AGENT. Travel RECORD_SOURCE value(s) parsed from feeds: OPUS_BA_TRV_DATA_POLICY_DTLS, OPUS_BJAZ_TRV_DETLS_EXTN, OPUS_BJAZ_TRV_LOADER_DATA, OPUS_BJAZ_TRV_LOADER_LOG_TABLE.</w:t>
       </w:r>
     </w:p>
     <w:p>
@@ -11431,147 +11431,147 @@
               </w:rPr>
               <w:t xml:space="preserve">with src as (</w:t>
               <w:br/>
-              <w:t xml:space="preserve">    -- via stg2_hub_ba_trv_data_policy_dtls_mv__distribution_channel_partner_id</w:t>
-              <w:br/>
-              <w:t xml:space="preserve">    select 'BA_TRV_DATA_POLICY_DTLS_MV.PARTNER_ID' as src_branch,</w:t>
+              <w:t xml:space="preserve">    -- via stg2_hub_ba_trv_data_policy_dtls__distribution_channel_partner_id</w:t>
+              <w:br/>
+              <w:t xml:space="preserve">    select 'BA_TRV_DATA_POLICY_DTLS.PARTNER_ID' as src_branch,</w:t>
               <w:br/>
               <w:t xml:space="preserve">           nullif(trim(to_varchar("PARTNER_ID")), '') as bk,</w:t>
               <w:br/>
               <w:t xml:space="preserve">           MD5_BINARY(NULLIF(UPPER(TRIM(CAST('HUB_DISTRIBUTION_CHANNEL|' || (nullif(trim(to_varchar("PARTNER_ID")), '')) AS VARCHAR))), '')) as hkey</w:t>
               <w:br/>
-              <w:t xml:space="preserve">      from BAGIC_PROD_MIRROR_DB.OPUS_GG_DWHSTAGE.BA_TRV_DATA_POLICY_DTLS_MV</w:t>
+              <w:t xml:space="preserve">      from BAGIC_PREPROD_CURATED_DB.UTILS.BA_TRV_DATA_POLICY_DTLS</w:t>
               <w:br/>
               <w:t xml:space="preserve">    union all</w:t>
               <w:br/>
-              <w:t xml:space="preserve">    -- via stg2_hub_ba_trv_data_policy_dtls_mv__distribution_channel_intermediary_code</w:t>
-              <w:br/>
-              <w:t xml:space="preserve">    select 'BA_TRV_DATA_POLICY_DTLS_MV.INTERMEDIARY_CODE' as src_branch,</w:t>
+              <w:t xml:space="preserve">    -- via stg2_hub_ba_trv_data_policy_dtls__distribution_channel_intermediary_code</w:t>
+              <w:br/>
+              <w:t xml:space="preserve">    select 'BA_TRV_DATA_POLICY_DTLS.INTERMEDIARY_CODE' as src_branch,</w:t>
               <w:br/>
               <w:t xml:space="preserve">           nullif(trim(to_varchar("INTERMEDIARY_CODE")), '') as bk,</w:t>
               <w:br/>
               <w:t xml:space="preserve">           MD5_BINARY(NULLIF(UPPER(TRIM(CAST('HUB_DISTRIBUTION_CHANNEL|' || (nullif(trim(to_varchar("INTERMEDIARY_CODE")), '')) AS VARCHAR))), '')) as hkey</w:t>
               <w:br/>
-              <w:t xml:space="preserve">      from BAGIC_PROD_MIRROR_DB.OPUS_GG_DWHSTAGE.BA_TRV_DATA_POLICY_DTLS_MV</w:t>
+              <w:t xml:space="preserve">      from BAGIC_PREPROD_CURATED_DB.UTILS.BA_TRV_DATA_POLICY_DTLS</w:t>
               <w:br/>
               <w:t xml:space="preserve">    union all</w:t>
               <w:br/>
-              <w:t xml:space="preserve">    -- via stg2_hub_ba_trv_data_policy_dtls_mv__distribution_channel_subagent_code</w:t>
-              <w:br/>
-              <w:t xml:space="preserve">    select 'BA_TRV_DATA_POLICY_DTLS_MV.SUBAGENT_CODE' as src_branch,</w:t>
+              <w:t xml:space="preserve">    -- via stg2_hub_ba_trv_data_policy_dtls__distribution_channel_subagent_code</w:t>
+              <w:br/>
+              <w:t xml:space="preserve">    select 'BA_TRV_DATA_POLICY_DTLS.SUBAGENT_CODE' as src_branch,</w:t>
               <w:br/>
               <w:t xml:space="preserve">           nullif(trim(to_varchar("SUBAGENT_CODE")), '') as bk,</w:t>
               <w:br/>
               <w:t xml:space="preserve">           MD5_BINARY(NULLIF(UPPER(TRIM(CAST('HUB_DISTRIBUTION_CHANNEL|' || (nullif(trim(to_varchar("SUBAGENT_CODE")), '')) AS VARCHAR))), '')) as hkey</w:t>
               <w:br/>
-              <w:t xml:space="preserve">      from BAGIC_PROD_MIRROR_DB.OPUS_GG_DWHSTAGE.BA_TRV_DATA_POLICY_DTLS_MV</w:t>
+              <w:t xml:space="preserve">      from BAGIC_PREPROD_CURATED_DB.UTILS.BA_TRV_DATA_POLICY_DTLS</w:t>
               <w:br/>
               <w:t xml:space="preserve">    union all</w:t>
               <w:br/>
-              <w:t xml:space="preserve">    -- via stg2_hub_bjaz_trv_loader_data_mv__distribution_channel_intermediary</w:t>
-              <w:br/>
-              <w:t xml:space="preserve">    select 'BJAZ_TRV_LOADER_DATA_MV.INTERMEDIARY' as src_branch,</w:t>
+              <w:t xml:space="preserve">    -- via stg2_hub_bjaz_trv_loader_data__distribution_channel_intermediary</w:t>
+              <w:br/>
+              <w:t xml:space="preserve">    select 'BJAZ_TRV_LOADER_DATA.INTERMEDIARY' as src_branch,</w:t>
               <w:br/>
               <w:t xml:space="preserve">           nullif(trim(to_varchar("INTERMEDIARY")), '') as bk,</w:t>
               <w:br/>
               <w:t xml:space="preserve">           MD5_BINARY(NULLIF(UPPER(TRIM(CAST('HUB_DISTRIBUTION_CHANNEL|' || (nullif(trim(to_varchar("INTERMEDIARY")), '')) AS VARCHAR))), '')) as hkey</w:t>
               <w:br/>
-              <w:t xml:space="preserve">      from BAGIC_PROD_MIRROR_DB.OPUS_GG_DWHSTAGE.BJAZ_TRV_LOADER_DATA_MV</w:t>
+              <w:t xml:space="preserve">      from BAGIC_PREPROD_CURATED_DB.UTILS.BJAZ_TRV_LOADER_DATA</w:t>
               <w:br/>
               <w:t xml:space="preserve">    union all</w:t>
               <w:br/>
-              <w:t xml:space="preserve">    -- via stg2_hub_bjaz_trv_loader_data_mv__distribution_channel_subimd</w:t>
-              <w:br/>
-              <w:t xml:space="preserve">    select 'BJAZ_TRV_LOADER_DATA_MV.SUBIMD' as src_branch,</w:t>
+              <w:t xml:space="preserve">    -- via stg2_hub_bjaz_trv_loader_data__distribution_channel_subimd</w:t>
+              <w:br/>
+              <w:t xml:space="preserve">    select 'BJAZ_TRV_LOADER_DATA.SUBIMD' as src_branch,</w:t>
               <w:br/>
               <w:t xml:space="preserve">           nullif(trim(to_varchar("SUBIMD")), '') as bk,</w:t>
               <w:br/>
               <w:t xml:space="preserve">           MD5_BINARY(NULLIF(UPPER(TRIM(CAST('HUB_DISTRIBUTION_CHANNEL|' || (nullif(trim(to_varchar("SUBIMD")), '')) AS VARCHAR))), '')) as hkey</w:t>
               <w:br/>
-              <w:t xml:space="preserve">      from BAGIC_PROD_MIRROR_DB.OPUS_GG_DWHSTAGE.BJAZ_TRV_LOADER_DATA_MV</w:t>
+              <w:t xml:space="preserve">      from BAGIC_PREPROD_CURATED_DB.UTILS.BJAZ_TRV_LOADER_DATA</w:t>
               <w:br/>
               <w:t xml:space="preserve">    union all</w:t>
               <w:br/>
-              <w:t xml:space="preserve">    -- via stg2_hub_bjaz_trv_loader_data_mv__distribution_channel_bagicecode</w:t>
-              <w:br/>
-              <w:t xml:space="preserve">    select 'BJAZ_TRV_LOADER_DATA_MV.BAGICECODE' as src_branch,</w:t>
+              <w:t xml:space="preserve">    -- via stg2_hub_bjaz_trv_loader_data__distribution_channel_bagicecode</w:t>
+              <w:br/>
+              <w:t xml:space="preserve">    select 'BJAZ_TRV_LOADER_DATA.BAGICECODE' as src_branch,</w:t>
               <w:br/>
               <w:t xml:space="preserve">           nullif(trim(to_varchar("BAGICECODE")), '') as bk,</w:t>
               <w:br/>
               <w:t xml:space="preserve">           MD5_BINARY(NULLIF(UPPER(TRIM(CAST('HUB_DISTRIBUTION_CHANNEL|' || (nullif(trim(to_varchar("BAGICECODE")), '')) AS VARCHAR))), '')) as hkey</w:t>
               <w:br/>
-              <w:t xml:space="preserve">      from BAGIC_PROD_MIRROR_DB.OPUS_GG_DWHSTAGE.BJAZ_TRV_LOADER_DATA_MV</w:t>
+              <w:t xml:space="preserve">      from BAGIC_PREPROD_CURATED_DB.UTILS.BJAZ_TRV_LOADER_DATA</w:t>
               <w:br/>
               <w:t xml:space="preserve">    union all</w:t>
               <w:br/>
-              <w:t xml:space="preserve">    -- via stg2_hub_bjaz_trv_loader_data_mv__distribution_channel_bankrmcode</w:t>
-              <w:br/>
-              <w:t xml:space="preserve">    select 'BJAZ_TRV_LOADER_DATA_MV.BANKRMCODE' as src_branch,</w:t>
+              <w:t xml:space="preserve">    -- via stg2_hub_bjaz_trv_loader_data__distribution_channel_bankrmcode</w:t>
+              <w:br/>
+              <w:t xml:space="preserve">    select 'BJAZ_TRV_LOADER_DATA.BANKRMCODE' as src_branch,</w:t>
               <w:br/>
               <w:t xml:space="preserve">           nullif(trim(to_varchar("BANKRMCODE")), '') as bk,</w:t>
               <w:br/>
               <w:t xml:space="preserve">           MD5_BINARY(NULLIF(UPPER(TRIM(CAST('HUB_DISTRIBUTION_CHANNEL|' || (nullif(trim(to_varchar("BANKRMCODE")), '')) AS VARCHAR))), '')) as hkey</w:t>
               <w:br/>
-              <w:t xml:space="preserve">      from BAGIC_PROD_MIRROR_DB.OPUS_GG_DWHSTAGE.BJAZ_TRV_LOADER_DATA_MV</w:t>
+              <w:t xml:space="preserve">      from BAGIC_PREPROD_CURATED_DB.UTILS.BJAZ_TRV_LOADER_DATA</w:t>
               <w:br/>
               <w:t xml:space="preserve">    union all</w:t>
               <w:br/>
-              <w:t xml:space="preserve">    -- via stg2_hub_bjaz_trv_loader_data_mv__distribution_channel_bankecode</w:t>
-              <w:br/>
-              <w:t xml:space="preserve">    select 'BJAZ_TRV_LOADER_DATA_MV.BANKECODE' as src_branch,</w:t>
+              <w:t xml:space="preserve">    -- via stg2_hub_bjaz_trv_loader_data__distribution_channel_bankecode</w:t>
+              <w:br/>
+              <w:t xml:space="preserve">    select 'BJAZ_TRV_LOADER_DATA.BANKECODE' as src_branch,</w:t>
               <w:br/>
               <w:t xml:space="preserve">           nullif(trim(to_varchar("BANKECODE")), '') as bk,</w:t>
               <w:br/>
               <w:t xml:space="preserve">           MD5_BINARY(NULLIF(UPPER(TRIM(CAST('HUB_DISTRIBUTION_CHANNEL|' || (nullif(trim(to_varchar("BANKECODE")), '')) AS VARCHAR))), '')) as hkey</w:t>
               <w:br/>
-              <w:t xml:space="preserve">      from BAGIC_PROD_MIRROR_DB.OPUS_GG_DWHSTAGE.BJAZ_TRV_LOADER_DATA_MV</w:t>
+              <w:t xml:space="preserve">      from BAGIC_PREPROD_CURATED_DB.UTILS.BJAZ_TRV_LOADER_DATA</w:t>
               <w:br/>
               <w:t xml:space="preserve">    union all</w:t>
               <w:br/>
-              <w:t xml:space="preserve">    -- via stg2_hub_bjaz_trv_loader_log_table_mv__distribution_channel_intermediary</w:t>
-              <w:br/>
-              <w:t xml:space="preserve">    select 'BJAZ_TRV_LOADER_LOG_TABLE_MV.INTERMEDIARY' as src_branch,</w:t>
+              <w:t xml:space="preserve">    -- via stg2_hub_bjaz_trv_loader_log_table__distribution_channel_intermediary</w:t>
+              <w:br/>
+              <w:t xml:space="preserve">    select 'BJAZ_TRV_LOADER_LOG_TABLE.INTERMEDIARY' as src_branch,</w:t>
               <w:br/>
               <w:t xml:space="preserve">           nullif(trim(to_varchar("INTERMEDIARY")), '') as bk,</w:t>
               <w:br/>
               <w:t xml:space="preserve">           MD5_BINARY(NULLIF(UPPER(TRIM(CAST('HUB_DISTRIBUTION_CHANNEL|' || (nullif(trim(to_varchar("INTERMEDIARY")), '')) AS VARCHAR))), '')) as hkey</w:t>
               <w:br/>
-              <w:t xml:space="preserve">      from BAGIC_PROD_MIRROR_DB.OPUS_GG_DWHSTAGE.BJAZ_TRV_LOADER_LOG_TABLE_MV</w:t>
+              <w:t xml:space="preserve">      from BAGIC_PREPROD_CURATED_DB.UTILS.BJAZ_TRV_LOADER_LOG_TABLE</w:t>
               <w:br/>
               <w:t xml:space="preserve">    union all</w:t>
               <w:br/>
-              <w:t xml:space="preserve">    -- via stg2_hub_bjaz_trv_loader_log_table_mv__distribution_channel_partnerid</w:t>
-              <w:br/>
-              <w:t xml:space="preserve">    select 'BJAZ_TRV_LOADER_LOG_TABLE_MV.PARTNERID' as src_branch,</w:t>
+              <w:t xml:space="preserve">    -- via stg2_hub_bjaz_trv_loader_log_table__distribution_channel_partnerid</w:t>
+              <w:br/>
+              <w:t xml:space="preserve">    select 'BJAZ_TRV_LOADER_LOG_TABLE.PARTNERID' as src_branch,</w:t>
               <w:br/>
               <w:t xml:space="preserve">           nullif(trim(to_varchar("PARTNERID")), '') as bk,</w:t>
               <w:br/>
               <w:t xml:space="preserve">           MD5_BINARY(NULLIF(UPPER(TRIM(CAST('HUB_DISTRIBUTION_CHANNEL|' || (nullif(trim(to_varchar("PARTNERID")), '')) AS VARCHAR))), '')) as hkey</w:t>
               <w:br/>
-              <w:t xml:space="preserve">      from BAGIC_PROD_MIRROR_DB.OPUS_GG_DWHSTAGE.BJAZ_TRV_LOADER_LOG_TABLE_MV</w:t>
+              <w:t xml:space="preserve">      from BAGIC_PREPROD_CURATED_DB.UTILS.BJAZ_TRV_LOADER_LOG_TABLE</w:t>
               <w:br/>
               <w:t xml:space="preserve">    union all</w:t>
               <w:br/>
-              <w:t xml:space="preserve">    -- via stg2_hub_bjaz_trv_loader_log_table_mv__distribution_channel_subagentcode</w:t>
-              <w:br/>
-              <w:t xml:space="preserve">    select 'BJAZ_TRV_LOADER_LOG_TABLE_MV.SUBAGENTCODE' as src_branch,</w:t>
+              <w:t xml:space="preserve">    -- via stg2_hub_bjaz_trv_loader_log_table__distribution_channel_subagentcode</w:t>
+              <w:br/>
+              <w:t xml:space="preserve">    select 'BJAZ_TRV_LOADER_LOG_TABLE.SUBAGENTCODE' as src_branch,</w:t>
               <w:br/>
               <w:t xml:space="preserve">           nullif(trim(to_varchar("SUBAGENTCODE")), '') as bk,</w:t>
               <w:br/>
               <w:t xml:space="preserve">           MD5_BINARY(NULLIF(UPPER(TRIM(CAST('HUB_DISTRIBUTION_CHANNEL|' || (nullif(trim(to_varchar("SUBAGENTCODE")), '')) AS VARCHAR))), '')) as hkey</w:t>
               <w:br/>
-              <w:t xml:space="preserve">      from BAGIC_PROD_MIRROR_DB.OPUS_GG_DWHSTAGE.BJAZ_TRV_LOADER_LOG_TABLE_MV</w:t>
+              <w:t xml:space="preserve">      from BAGIC_PREPROD_CURATED_DB.UTILS.BJAZ_TRV_LOADER_LOG_TABLE</w:t>
               <w:br/>
               <w:t xml:space="preserve">    union all</w:t>
               <w:br/>
-              <w:t xml:space="preserve">    -- via stg2_hub_bjaz_trv_loader_log_table_mv__distribution_channel_dealercode</w:t>
-              <w:br/>
-              <w:t xml:space="preserve">    select 'BJAZ_TRV_LOADER_LOG_TABLE_MV.DEALERCODE' as src_branch,</w:t>
+              <w:t xml:space="preserve">    -- via stg2_hub_bjaz_trv_loader_log_table__distribution_channel_dealercode</w:t>
+              <w:br/>
+              <w:t xml:space="preserve">    select 'BJAZ_TRV_LOADER_LOG_TABLE.DEALERCODE' as src_branch,</w:t>
               <w:br/>
               <w:t xml:space="preserve">           nullif(trim(to_varchar("DEALERCODE")), '') as bk,</w:t>
               <w:br/>
               <w:t xml:space="preserve">           MD5_BINARY(NULLIF(UPPER(TRIM(CAST('HUB_DISTRIBUTION_CHANNEL|' || (nullif(trim(to_varchar("DEALERCODE")), '')) AS VARCHAR))), '')) as hkey</w:t>
               <w:br/>
-              <w:t xml:space="preserve">      from BAGIC_PROD_MIRROR_DB.OPUS_GG_DWHSTAGE.BJAZ_TRV_LOADER_LOG_TABLE_MV</w:t>
+              <w:t xml:space="preserve">      from BAGIC_PREPROD_CURATED_DB.UTILS.BJAZ_TRV_LOADER_LOG_TABLE</w:t>
               <w:br/>
               <w:t xml:space="preserve">    union all</w:t>
               <w:br/>
@@ -11583,7 +11583,7 @@
               <w:br/>
               <w:t xml:space="preserve">           MD5_BINARY(NULLIF(UPPER(TRIM(CAST('HUB_DISTRIBUTION_CHANNEL|' || (nullif(trim(to_varchar("MARKETING_AGENT")), '')) AS VARCHAR))), '')) as hkey</w:t>
               <w:br/>
-              <w:t xml:space="preserve">      from BAGIC_PROD_MIRROR_DB.OPUS_GG_DWHSTAGE.BJAZ_TRV_DETLS_EXTN</w:t>
+              <w:t xml:space="preserve">      from BAGIC_PREPROD_CURATED_DB.UTILS.BJAZ_TRV_DETLS_EXTN</w:t>
               <w:br/>
               <w:t xml:space="preserve">)</w:t>
               <w:br/>
@@ -11857,7 +11857,7 @@
         <w:t xml:space="preserve">Note: </w:t>
       </w:r>
       <w:r>
-        <w:t xml:space="preserve">1 RAW key branch(es): BJAZ_TRV_LOADER_DATA_MV.LANNO. Travel RECORD_SOURCE value(s) parsed from feeds: OPUS_BJAZ_TRV_LOADER_DATA_MV.</w:t>
+        <w:t xml:space="preserve">1 RAW key branch(es): BJAZ_TRV_LOADER_DATA.LANNO. Travel RECORD_SOURCE value(s) parsed from feeds: OPUS_BJAZ_TRV_LOADER_DATA.</w:t>
       </w:r>
     </w:p>
     <w:p>
@@ -11890,15 +11890,15 @@
               </w:rPr>
               <w:t xml:space="preserve">with src as (</w:t>
               <w:br/>
-              <w:t xml:space="preserve">    -- via stg2_hub_bjaz_trv_loader_data_mv__financial_account</w:t>
-              <w:br/>
-              <w:t xml:space="preserve">    select 'BJAZ_TRV_LOADER_DATA_MV.LANNO' as src_branch,</w:t>
+              <w:t xml:space="preserve">    -- via stg2_hub_bjaz_trv_loader_data__financial_account</w:t>
+              <w:br/>
+              <w:t xml:space="preserve">    select 'BJAZ_TRV_LOADER_DATA.LANNO' as src_branch,</w:t>
               <w:br/>
               <w:t xml:space="preserve">           nullif(trim(to_varchar("LANNO")), '') as bk,</w:t>
               <w:br/>
               <w:t xml:space="preserve">           MD5_BINARY(NULLIF(UPPER(TRIM(CAST('HUB_FINANCIAL_ACCOUNT|' || (nullif(trim(to_varchar("LANNO")), '')) AS VARCHAR))), '')) as hkey</w:t>
               <w:br/>
-              <w:t xml:space="preserve">      from BAGIC_PROD_MIRROR_DB.OPUS_GG_DWHSTAGE.BJAZ_TRV_LOADER_DATA_MV</w:t>
+              <w:t xml:space="preserve">      from BAGIC_PREPROD_CURATED_DB.UTILS.BJAZ_TRV_LOADER_DATA</w:t>
               <w:br/>
               <w:t xml:space="preserve">)</w:t>
               <w:br/>
@@ -12172,7 +12172,7 @@
         <w:t xml:space="preserve">Note: </w:t>
       </w:r>
       <w:r>
-        <w:t xml:space="preserve">3 RAW key branch(es): BA_TRV_DATA_POLICY_DTLS_MV.TRANSACTION_ID, BJAZ_TRV_LOADER_DATA_MV.TRANSACTIONID, BJAZ_TRV_LOADER_LOG_TABLE_MV.POLICYNUMBER. Travel RECORD_SOURCE value(s) parsed from feeds: OPUS_BA_TRV_DATA_POLICY_DTLS_MV, OPUS_BJAZ_TRV_LOADER_DATA_MV, OPUS_BJAZ_TRV_LOADER_LOG_TABLE_MV.</w:t>
+        <w:t xml:space="preserve">3 RAW key branch(es): BA_TRV_DATA_POLICY_DTLS.TRANSACTION_ID, BJAZ_TRV_LOADER_DATA.TRANSACTIONID, BJAZ_TRV_LOADER_LOG_TABLE.POLICYNUMBER. Travel RECORD_SOURCE value(s) parsed from feeds: OPUS_BA_TRV_DATA_POLICY_DTLS, OPUS_BJAZ_TRV_LOADER_DATA, OPUS_BJAZ_TRV_LOADER_LOG_TABLE.</w:t>
       </w:r>
     </w:p>
     <w:p>
@@ -12205,39 +12205,39 @@
               </w:rPr>
               <w:t xml:space="preserve">with src as (</w:t>
               <w:br/>
-              <w:t xml:space="preserve">    -- via stg2_hub_ba_trv_data_policy_dtls_mv__financial_transaction</w:t>
-              <w:br/>
-              <w:t xml:space="preserve">    select 'BA_TRV_DATA_POLICY_DTLS_MV.TRANSACTION_ID' as src_branch,</w:t>
+              <w:t xml:space="preserve">    -- via stg2_hub_ba_trv_data_policy_dtls__financial_transaction</w:t>
+              <w:br/>
+              <w:t xml:space="preserve">    select 'BA_TRV_DATA_POLICY_DTLS.TRANSACTION_ID' as src_branch,</w:t>
               <w:br/>
               <w:t xml:space="preserve">           nullif(trim(to_varchar("TRANSACTION_ID")), '') as bk,</w:t>
               <w:br/>
               <w:t xml:space="preserve">           MD5_BINARY(NULLIF(UPPER(TRIM(CAST('HUB_FINANCIAL_TRANSACTION|' || (nullif(trim(to_varchar("TRANSACTION_ID")), '')) AS VARCHAR))), '')) as hkey</w:t>
               <w:br/>
-              <w:t xml:space="preserve">      from BAGIC_PROD_MIRROR_DB.OPUS_GG_DWHSTAGE.BA_TRV_DATA_POLICY_DTLS_MV</w:t>
+              <w:t xml:space="preserve">      from BAGIC_PREPROD_CURATED_DB.UTILS.BA_TRV_DATA_POLICY_DTLS</w:t>
               <w:br/>
               <w:t xml:space="preserve">    union all</w:t>
               <w:br/>
-              <w:t xml:space="preserve">    -- via stg2_hub_bjaz_trv_loader_data_mv__financial_transaction</w:t>
-              <w:br/>
-              <w:t xml:space="preserve">    select 'BJAZ_TRV_LOADER_DATA_MV.TRANSACTIONID' as src_branch,</w:t>
+              <w:t xml:space="preserve">    -- via stg2_hub_bjaz_trv_loader_data__financial_transaction</w:t>
+              <w:br/>
+              <w:t xml:space="preserve">    select 'BJAZ_TRV_LOADER_DATA.TRANSACTIONID' as src_branch,</w:t>
               <w:br/>
               <w:t xml:space="preserve">           nullif(trim(to_varchar("TRANSACTIONID")), '') as bk,</w:t>
               <w:br/>
               <w:t xml:space="preserve">           MD5_BINARY(NULLIF(UPPER(TRIM(CAST('HUB_FINANCIAL_TRANSACTION|' || (nullif(trim(to_varchar("TRANSACTIONID")), '')) AS VARCHAR))), '')) as hkey</w:t>
               <w:br/>
-              <w:t xml:space="preserve">      from BAGIC_PROD_MIRROR_DB.OPUS_GG_DWHSTAGE.BJAZ_TRV_LOADER_DATA_MV</w:t>
+              <w:t xml:space="preserve">      from BAGIC_PREPROD_CURATED_DB.UTILS.BJAZ_TRV_LOADER_DATA</w:t>
               <w:br/>
               <w:t xml:space="preserve">    union all</w:t>
               <w:br/>
-              <w:t xml:space="preserve">    -- via stg2_hub_bjaz_trv_loader_log_table_mv__financial_transaction_degenerate</w:t>
-              <w:br/>
-              <w:t xml:space="preserve">    select 'BJAZ_TRV_LOADER_LOG_TABLE_MV.POLICYNUMBER' as src_branch,</w:t>
+              <w:t xml:space="preserve">    -- via stg2_hub_bjaz_trv_loader_log_table__financial_transaction_degenerate</w:t>
+              <w:br/>
+              <w:t xml:space="preserve">    select 'BJAZ_TRV_LOADER_LOG_TABLE.POLICYNUMBER' as src_branch,</w:t>
               <w:br/>
               <w:t xml:space="preserve">           nullif(trim(to_varchar("POLICYNUMBER")), '') as bk,</w:t>
               <w:br/>
               <w:t xml:space="preserve">           MD5_BINARY(NULLIF(UPPER(TRIM(CAST('HUB_FINANCIAL_TRANSACTION|' || (nullif(trim(to_varchar("POLICYNUMBER")), '')) AS VARCHAR))), '')) as hkey</w:t>
               <w:br/>
-              <w:t xml:space="preserve">      from BAGIC_PROD_MIRROR_DB.OPUS_GG_DWHSTAGE.BJAZ_TRV_LOADER_LOG_TABLE_MV</w:t>
+              <w:t xml:space="preserve">      from BAGIC_PREPROD_CURATED_DB.UTILS.BJAZ_TRV_LOADER_LOG_TABLE</w:t>
               <w:br/>
               <w:t xml:space="preserve">)</w:t>
               <w:br/>
@@ -12511,7 +12511,7 @@
         <w:t xml:space="preserve">Note: </w:t>
       </w:r>
       <w:r>
-        <w:t xml:space="preserve">5 RAW key branch(es): BA_TRV_DATA_POLICY_DTLS_MV.CFT_MST_CONTRACT_ID, BA_TRV_PLAN_MST_MV.CFT_MST_CONTRACT_ID, BJAZ_TRV_LOADER_LOG_TABLE_MV.CONTRACTID, BJAZ_TRV_RATE_MASTER_MV.CFT_MST_CONTRACT_ID, BJAZ_TRV_DETLS_EXTN.CONTRACT_ID. Travel RECORD_SOURCE value(s) parsed from feeds: OPUS_BA_TRV_DATA_POLICY_DTLS_MV, OPUS_BA_TRV_PLAN_MST_MV, OPUS_BJAZ_TRV_DETLS_EXTN, OPUS_BJAZ_TRV_LOADER_LOG_TABLE_MV, OPUS_BJAZ_TRV_RATE_MASTER_MV.</w:t>
+        <w:t xml:space="preserve">5 RAW key branch(es): BA_TRV_DATA_POLICY_DTLS.CFT_MST_CONTRACT_ID, BA_TRV_PLAN_MST.CFT_MST_CONTRACT_ID, BJAZ_TRV_LOADER_LOG_TABLE.CONTRACTID, BJAZ_TRV_RATE_MASTER.CFT_MST_CONTRACT_ID, BJAZ_TRV_DETLS_EXTN.CONTRACT_ID. Travel RECORD_SOURCE value(s) parsed from feeds: OPUS_BA_TRV_DATA_POLICY_DTLS, OPUS_BA_TRV_PLAN_MST, OPUS_BJAZ_TRV_DETLS_EXTN, OPUS_BJAZ_TRV_LOADER_LOG_TABLE, OPUS_BJAZ_TRV_RATE_MASTER.</w:t>
       </w:r>
     </w:p>
     <w:p>
@@ -12544,51 +12544,51 @@
               </w:rPr>
               <w:t xml:space="preserve">with src as (</w:t>
               <w:br/>
-              <w:t xml:space="preserve">    -- via stg2_hub_ba_trv_data_policy_dtls_mv__agreement</w:t>
-              <w:br/>
-              <w:t xml:space="preserve">    select 'BA_TRV_DATA_POLICY_DTLS_MV.CFT_MST_CONTRACT_ID' as src_branch,</w:t>
+              <w:t xml:space="preserve">    -- via stg2_hub_ba_trv_data_policy_dtls__agreement</w:t>
+              <w:br/>
+              <w:t xml:space="preserve">    select 'BA_TRV_DATA_POLICY_DTLS.CFT_MST_CONTRACT_ID' as src_branch,</w:t>
               <w:br/>
               <w:t xml:space="preserve">           nullif(trim(to_varchar("CFT_MST_CONTRACT_ID")), '') as bk,</w:t>
               <w:br/>
               <w:t xml:space="preserve">           MD5_BINARY(NULLIF(UPPER(TRIM(CAST('HUB_AGREEMENT|' || (nullif(trim(to_varchar("CFT_MST_CONTRACT_ID")), '')) AS VARCHAR))), '')) as hkey</w:t>
               <w:br/>
-              <w:t xml:space="preserve">      from BAGIC_PROD_MIRROR_DB.OPUS_GG_DWHSTAGE.BA_TRV_DATA_POLICY_DTLS_MV</w:t>
+              <w:t xml:space="preserve">      from BAGIC_PREPROD_CURATED_DB.UTILS.BA_TRV_DATA_POLICY_DTLS</w:t>
               <w:br/>
               <w:t xml:space="preserve">    union all</w:t>
               <w:br/>
-              <w:t xml:space="preserve">    -- via stg2_hub_ba_trv_plan_mst_mv__agreement</w:t>
-              <w:br/>
-              <w:t xml:space="preserve">    select 'BA_TRV_PLAN_MST_MV.CFT_MST_CONTRACT_ID' as src_branch,</w:t>
+              <w:t xml:space="preserve">    -- via stg2_hub_ba_trv_plan_mst__agreement</w:t>
+              <w:br/>
+              <w:t xml:space="preserve">    select 'BA_TRV_PLAN_MST.CFT_MST_CONTRACT_ID' as src_branch,</w:t>
               <w:br/>
               <w:t xml:space="preserve">           nullif(trim(to_varchar("CFT_MST_CONTRACT_ID")), '') as bk,</w:t>
               <w:br/>
               <w:t xml:space="preserve">           MD5_BINARY(NULLIF(UPPER(TRIM(CAST('HUB_AGREEMENT|' || (nullif(trim(to_varchar("CFT_MST_CONTRACT_ID")), '')) AS VARCHAR))), '')) as hkey</w:t>
               <w:br/>
-              <w:t xml:space="preserve">      from BAGIC_PROD_MIRROR_DB.OPUS_GG_DWHSTAGE.BA_TRV_PLAN_MST_MV</w:t>
+              <w:t xml:space="preserve">      from BAGIC_PREPROD_CURATED_DB.UTILS.BA_TRV_PLAN_MST</w:t>
               <w:br/>
               <w:t xml:space="preserve">    union all</w:t>
               <w:br/>
-              <w:t xml:space="preserve">    -- via stg2_hub_bjaz_trv_loader_log_table_mv__agreement</w:t>
-              <w:br/>
-              <w:t xml:space="preserve">    select 'BJAZ_TRV_LOADER_LOG_TABLE_MV.CONTRACTID' as src_branch,</w:t>
+              <w:t xml:space="preserve">    -- via stg2_hub_bjaz_trv_loader_log_table__agreement</w:t>
+              <w:br/>
+              <w:t xml:space="preserve">    select 'BJAZ_TRV_LOADER_LOG_TABLE.CONTRACTID' as src_branch,</w:t>
               <w:br/>
               <w:t xml:space="preserve">           nullif(trim(to_varchar("CONTRACTID")), '') as bk,</w:t>
               <w:br/>
               <w:t xml:space="preserve">           MD5_BINARY(NULLIF(UPPER(TRIM(CAST('HUB_AGREEMENT|' || (nullif(trim(to_varchar("CONTRACTID")), '')) AS VARCHAR))), '')) as hkey</w:t>
               <w:br/>
-              <w:t xml:space="preserve">      from BAGIC_PROD_MIRROR_DB.OPUS_GG_DWHSTAGE.BJAZ_TRV_LOADER_LOG_TABLE_MV</w:t>
+              <w:t xml:space="preserve">      from BAGIC_PREPROD_CURATED_DB.UTILS.BJAZ_TRV_LOADER_LOG_TABLE</w:t>
               <w:br/>
               <w:t xml:space="preserve">    union all</w:t>
               <w:br/>
-              <w:t xml:space="preserve">    -- via stg2_hub_bjaz_trv_rate_master_mv__agreement</w:t>
-              <w:br/>
-              <w:t xml:space="preserve">    select 'BJAZ_TRV_RATE_MASTER_MV.CFT_MST_CONTRACT_ID' as src_branch,</w:t>
+              <w:t xml:space="preserve">    -- via stg2_hub_bjaz_trv_rate_master__agreement</w:t>
+              <w:br/>
+              <w:t xml:space="preserve">    select 'BJAZ_TRV_RATE_MASTER.CFT_MST_CONTRACT_ID' as src_branch,</w:t>
               <w:br/>
               <w:t xml:space="preserve">           nullif(trim(to_varchar("CFT_MST_CONTRACT_ID")), '') as bk,</w:t>
               <w:br/>
               <w:t xml:space="preserve">           MD5_BINARY(NULLIF(UPPER(TRIM(CAST('HUB_AGREEMENT|' || (nullif(trim(to_varchar("CFT_MST_CONTRACT_ID")), '')) AS VARCHAR))), '')) as hkey</w:t>
               <w:br/>
-              <w:t xml:space="preserve">      from BAGIC_PROD_MIRROR_DB.OPUS_GG_DWHSTAGE.BJAZ_TRV_RATE_MASTER_MV</w:t>
+              <w:t xml:space="preserve">      from BAGIC_PREPROD_CURATED_DB.UTILS.BJAZ_TRV_RATE_MASTER</w:t>
               <w:br/>
               <w:t xml:space="preserve">    union all</w:t>
               <w:br/>
@@ -12600,7 +12600,7 @@
               <w:br/>
               <w:t xml:space="preserve">           MD5_BINARY(NULLIF(UPPER(TRIM(CAST('HUB_AGREEMENT|' || (nullif(trim(to_varchar("CONTRACT_ID")), '')) AS VARCHAR))), '')) as hkey</w:t>
               <w:br/>
-              <w:t xml:space="preserve">      from BAGIC_PROD_MIRROR_DB.OPUS_GG_DWHSTAGE.BJAZ_TRV_DETLS_EXTN</w:t>
+              <w:t xml:space="preserve">      from BAGIC_PREPROD_CURATED_DB.UTILS.BJAZ_TRV_DETLS_EXTN</w:t>
               <w:br/>
               <w:t xml:space="preserve">)</w:t>
               <w:br/>
@@ -12874,7 +12874,7 @@
         <w:t xml:space="preserve">Note: </w:t>
       </w:r>
       <w:r>
-        <w:t xml:space="preserve">2 RAW key branch(es): BA_TRV_DATA_POLICY_DTLS_MV.SCRUTINY_NO, BJAZ_TRV_LOADER_DATA_MV.SCRUTINY_NO. Travel RECORD_SOURCE value(s) parsed from feeds: OPUS_BA_TRV_DATA_POLICY_DTLS_MV, OPUS_BJAZ_TRV_LOADER_DATA_MV.</w:t>
+        <w:t xml:space="preserve">2 RAW key branch(es): BA_TRV_DATA_POLICY_DTLS.SCRUTINY_NO, BJAZ_TRV_LOADER_DATA.SCRUTINY_NO. Travel RECORD_SOURCE value(s) parsed from feeds: OPUS_BA_TRV_DATA_POLICY_DTLS, OPUS_BJAZ_TRV_LOADER_DATA.</w:t>
       </w:r>
     </w:p>
     <w:p>
@@ -12907,27 +12907,27 @@
               </w:rPr>
               <w:t xml:space="preserve">with src as (</w:t>
               <w:br/>
-              <w:t xml:space="preserve">    -- via stg2_hub_ba_trv_data_policy_dtls_mv__assessment</w:t>
-              <w:br/>
-              <w:t xml:space="preserve">    select 'BA_TRV_DATA_POLICY_DTLS_MV.SCRUTINY_NO' as src_branch,</w:t>
+              <w:t xml:space="preserve">    -- via stg2_hub_ba_trv_data_policy_dtls__assessment</w:t>
+              <w:br/>
+              <w:t xml:space="preserve">    select 'BA_TRV_DATA_POLICY_DTLS.SCRUTINY_NO' as src_branch,</w:t>
               <w:br/>
               <w:t xml:space="preserve">           nullif(trim(to_varchar("SCRUTINY_NO")), '') as bk,</w:t>
               <w:br/>
               <w:t xml:space="preserve">           MD5_BINARY(NULLIF(UPPER(TRIM(CAST('HUB_ASSESSMENT|' || (nullif(trim(to_varchar("SCRUTINY_NO")), '')) AS VARCHAR))), '')) as hkey</w:t>
               <w:br/>
-              <w:t xml:space="preserve">      from BAGIC_PROD_MIRROR_DB.OPUS_GG_DWHSTAGE.BA_TRV_DATA_POLICY_DTLS_MV</w:t>
+              <w:t xml:space="preserve">      from BAGIC_PREPROD_CURATED_DB.UTILS.BA_TRV_DATA_POLICY_DTLS</w:t>
               <w:br/>
               <w:t xml:space="preserve">    union all</w:t>
               <w:br/>
-              <w:t xml:space="preserve">    -- via stg2_hub_bjaz_trv_loader_data_mv__assessment</w:t>
-              <w:br/>
-              <w:t xml:space="preserve">    select 'BJAZ_TRV_LOADER_DATA_MV.SCRUTINY_NO' as src_branch,</w:t>
+              <w:t xml:space="preserve">    -- via stg2_hub_bjaz_trv_loader_data__assessment</w:t>
+              <w:br/>
+              <w:t xml:space="preserve">    select 'BJAZ_TRV_LOADER_DATA.SCRUTINY_NO' as src_branch,</w:t>
               <w:br/>
               <w:t xml:space="preserve">           nullif(trim(to_varchar("SCRUTINY_NO")), '') as bk,</w:t>
               <w:br/>
               <w:t xml:space="preserve">           MD5_BINARY(NULLIF(UPPER(TRIM(CAST('HUB_ASSESSMENT|' || (nullif(trim(to_varchar("SCRUTINY_NO")), '')) AS VARCHAR))), '')) as hkey</w:t>
               <w:br/>
-              <w:t xml:space="preserve">      from BAGIC_PROD_MIRROR_DB.OPUS_GG_DWHSTAGE.BJAZ_TRV_LOADER_DATA_MV</w:t>
+              <w:t xml:space="preserve">      from BAGIC_PREPROD_CURATED_DB.UTILS.BJAZ_TRV_LOADER_DATA</w:t>
               <w:br/>
               <w:t xml:space="preserve">)</w:t>
               <w:br/>
@@ -13201,7 +13201,7 @@
         <w:t xml:space="preserve">Note: </w:t>
       </w:r>
       <w:r>
-        <w:t xml:space="preserve">2 RAW key branch(es): BA_TRV_DATA_POLICY_DTLS_MV.TRAVEL_REQ_NO, BJAZ_TRV_DETLS_EXTN.TRAVEL_REQ_NO. Travel RECORD_SOURCE value(s) parsed from feeds: OPUS_BA_TRV_DATA_POLICY_DTLS_MV, OPUS_BJAZ_TRV_DETLS_EXTN.</w:t>
+        <w:t xml:space="preserve">2 RAW key branch(es): BA_TRV_DATA_POLICY_DTLS.TRAVEL_REQ_NO, BJAZ_TRV_DETLS_EXTN.TRAVEL_REQ_NO. Travel RECORD_SOURCE value(s) parsed from feeds: OPUS_BA_TRV_DATA_POLICY_DTLS, OPUS_BJAZ_TRV_DETLS_EXTN.</w:t>
       </w:r>
     </w:p>
     <w:p>
@@ -13234,15 +13234,15 @@
               </w:rPr>
               <w:t xml:space="preserve">with src as (</w:t>
               <w:br/>
-              <w:t xml:space="preserve">    -- via stg2_hub_ba_trv_data_policy_dtls_mv__proposal</w:t>
-              <w:br/>
-              <w:t xml:space="preserve">    select 'BA_TRV_DATA_POLICY_DTLS_MV.TRAVEL_REQ_NO' as src_branch,</w:t>
+              <w:t xml:space="preserve">    -- via stg2_hub_ba_trv_data_policy_dtls__proposal</w:t>
+              <w:br/>
+              <w:t xml:space="preserve">    select 'BA_TRV_DATA_POLICY_DTLS.TRAVEL_REQ_NO' as src_branch,</w:t>
               <w:br/>
               <w:t xml:space="preserve">           nullif(trim(to_varchar("TRAVEL_REQ_NO")), '') as bk,</w:t>
               <w:br/>
               <w:t xml:space="preserve">           MD5_BINARY(NULLIF(UPPER(TRIM(CAST('HUB_PROPOSAL|' || (nullif(trim(to_varchar("TRAVEL_REQ_NO")), '')) AS VARCHAR))), '')) as hkey</w:t>
               <w:br/>
-              <w:t xml:space="preserve">      from BAGIC_PROD_MIRROR_DB.OPUS_GG_DWHSTAGE.BA_TRV_DATA_POLICY_DTLS_MV</w:t>
+              <w:t xml:space="preserve">      from BAGIC_PREPROD_CURATED_DB.UTILS.BA_TRV_DATA_POLICY_DTLS</w:t>
               <w:br/>
               <w:t xml:space="preserve">    union all</w:t>
               <w:br/>
@@ -13254,7 +13254,7 @@
               <w:br/>
               <w:t xml:space="preserve">           MD5_BINARY(NULLIF(UPPER(TRIM(CAST('HUB_PROPOSAL|' || (nullif(trim(to_varchar("TRAVEL_REQ_NO")), '')) AS VARCHAR))), '')) as hkey</w:t>
               <w:br/>
-              <w:t xml:space="preserve">      from BAGIC_PROD_MIRROR_DB.OPUS_GG_DWHSTAGE.BJAZ_TRV_DETLS_EXTN</w:t>
+              <w:t xml:space="preserve">      from BAGIC_PREPROD_CURATED_DB.UTILS.BJAZ_TRV_DETLS_EXTN</w:t>
               <w:br/>
               <w:t xml:space="preserve">)</w:t>
               <w:br/>
@@ -13528,7 +13528,7 @@
         <w:t xml:space="preserve">Note: </w:t>
       </w:r>
       <w:r>
-        <w:t xml:space="preserve">1 RAW key branch(es): BA_TRV_DATA_POLICY_DTLS_MV.QUOTE_NO. Travel RECORD_SOURCE value(s) parsed from feeds: OPUS_BA_TRV_DATA_POLICY_DTLS_MV.</w:t>
+        <w:t xml:space="preserve">1 RAW key branch(es): BA_TRV_DATA_POLICY_DTLS.QUOTE_NO. Travel RECORD_SOURCE value(s) parsed from feeds: OPUS_BA_TRV_DATA_POLICY_DTLS.</w:t>
       </w:r>
     </w:p>
     <w:p>
@@ -13561,15 +13561,15 @@
               </w:rPr>
               <w:t xml:space="preserve">with src as (</w:t>
               <w:br/>
-              <w:t xml:space="preserve">    -- via stg2_hub_ba_trv_data_policy_dtls_mv__quote</w:t>
-              <w:br/>
-              <w:t xml:space="preserve">    select 'BA_TRV_DATA_POLICY_DTLS_MV.QUOTE_NO' as src_branch,</w:t>
+              <w:t xml:space="preserve">    -- via stg2_hub_ba_trv_data_policy_dtls__quote</w:t>
+              <w:br/>
+              <w:t xml:space="preserve">    select 'BA_TRV_DATA_POLICY_DTLS.QUOTE_NO' as src_branch,</w:t>
               <w:br/>
               <w:t xml:space="preserve">           nullif(trim(to_varchar("QUOTE_NO")), '') as bk,</w:t>
               <w:br/>
               <w:t xml:space="preserve">           MD5_BINARY(NULLIF(UPPER(TRIM(CAST('HUB_QUOTE|' || (nullif(trim(to_varchar("QUOTE_NO")), '')) AS VARCHAR))), '')) as hkey</w:t>
               <w:br/>
-              <w:t xml:space="preserve">      from BAGIC_PROD_MIRROR_DB.OPUS_GG_DWHSTAGE.BA_TRV_DATA_POLICY_DTLS_MV</w:t>
+              <w:t xml:space="preserve">      from BAGIC_PREPROD_CURATED_DB.UTILS.BA_TRV_DATA_POLICY_DTLS</w:t>
               <w:br/>
               <w:t xml:space="preserve">)</w:t>
               <w:br/>
@@ -13843,7 +13843,7 @@
         <w:t xml:space="preserve">Note: </w:t>
       </w:r>
       <w:r>
-        <w:t xml:space="preserve">6 RAW key branch(es): BJAZ_TRV_LOADER_DATA_MV.POLICY_REF, BJAZ_TRV_LOADER_DATA_MV.POLICY_REF, BJAZ_TRV_LOADER_DATA_MV.POLICY_REF, BJAZ_TRV_LOADER_DATA_MV.POLICY_REF, BJAZ_TRV_LOADER_DATA_MV.POLICY_REF, BJAZ_TRV_LOADER_LOG_TABLE_MV.POLICYNUMBER. Travel RECORD_SOURCE value(s) parsed from feeds: OPUS_BJAZ_TRV_LOADER_DATA_MV, OPUS_BJAZ_TRV_LOADER_LOG_TABLE_MV.</w:t>
+        <w:t xml:space="preserve">6 RAW key branch(es): BJAZ_TRV_LOADER_DATA.POLICY_REF, BJAZ_TRV_LOADER_DATA.POLICY_REF, BJAZ_TRV_LOADER_DATA.POLICY_REF, BJAZ_TRV_LOADER_DATA.POLICY_REF, BJAZ_TRV_LOADER_DATA.POLICY_REF, BJAZ_TRV_LOADER_LOG_TABLE.POLICYNUMBER. Travel RECORD_SOURCE value(s) parsed from feeds: OPUS_BJAZ_TRV_LOADER_DATA, OPUS_BJAZ_TRV_LOADER_LOG_TABLE.</w:t>
       </w:r>
     </w:p>
     <w:p>
@@ -13876,75 +13876,75 @@
               </w:rPr>
               <w:t xml:space="preserve">with src as (</w:t>
               <w:br/>
-              <w:t xml:space="preserve">    -- via stg2_hub_bjaz_trv_loader_data_mv__risk_object_member1</w:t>
-              <w:br/>
-              <w:t xml:space="preserve">    select 'BJAZ_TRV_LOADER_DATA_MV.POLICY_REF' as src_branch,</w:t>
+              <w:t xml:space="preserve">    -- via stg2_hub_bjaz_trv_loader_data__risk_object_member1</w:t>
+              <w:br/>
+              <w:t xml:space="preserve">    select 'BJAZ_TRV_LOADER_DATA.POLICY_REF' as src_branch,</w:t>
               <w:br/>
               <w:t xml:space="preserve">           nullif(trim(to_varchar("POLICY_REF")), '') || '|MEMBER1' as bk,</w:t>
               <w:br/>
               <w:t xml:space="preserve">           MD5_BINARY(NULLIF(UPPER(TRIM(CAST('HUB_RISK_OBJECT|' || (nullif(trim(to_varchar("POLICY_REF")), '') || '|MEMBER1') AS VARCHAR))), '')) as hkey</w:t>
               <w:br/>
-              <w:t xml:space="preserve">      from BAGIC_PROD_MIRROR_DB.OPUS_GG_DWHSTAGE.BJAZ_TRV_LOADER_DATA_MV</w:t>
+              <w:t xml:space="preserve">      from BAGIC_PREPROD_CURATED_DB.UTILS.BJAZ_TRV_LOADER_DATA</w:t>
               <w:br/>
               <w:t xml:space="preserve">    union all</w:t>
               <w:br/>
-              <w:t xml:space="preserve">    -- via stg2_hub_bjaz_trv_loader_data_mv__risk_object_member2</w:t>
-              <w:br/>
-              <w:t xml:space="preserve">    select 'BJAZ_TRV_LOADER_DATA_MV.POLICY_REF' as src_branch,</w:t>
+              <w:t xml:space="preserve">    -- via stg2_hub_bjaz_trv_loader_data__risk_object_member2</w:t>
+              <w:br/>
+              <w:t xml:space="preserve">    select 'BJAZ_TRV_LOADER_DATA.POLICY_REF' as src_branch,</w:t>
               <w:br/>
               <w:t xml:space="preserve">           nullif(trim(to_varchar("POLICY_REF")), '') || '|MEMBER2' as bk,</w:t>
               <w:br/>
               <w:t xml:space="preserve">           MD5_BINARY(NULLIF(UPPER(TRIM(CAST('HUB_RISK_OBJECT|' || (nullif(trim(to_varchar("POLICY_REF")), '') || '|MEMBER2') AS VARCHAR))), '')) as hkey</w:t>
               <w:br/>
-              <w:t xml:space="preserve">      from BAGIC_PROD_MIRROR_DB.OPUS_GG_DWHSTAGE.BJAZ_TRV_LOADER_DATA_MV</w:t>
+              <w:t xml:space="preserve">      from BAGIC_PREPROD_CURATED_DB.UTILS.BJAZ_TRV_LOADER_DATA</w:t>
               <w:br/>
               <w:t xml:space="preserve">    union all</w:t>
               <w:br/>
-              <w:t xml:space="preserve">    -- via stg2_hub_bjaz_trv_loader_data_mv__risk_object_member3</w:t>
-              <w:br/>
-              <w:t xml:space="preserve">    select 'BJAZ_TRV_LOADER_DATA_MV.POLICY_REF' as src_branch,</w:t>
+              <w:t xml:space="preserve">    -- via stg2_hub_bjaz_trv_loader_data__risk_object_member3</w:t>
+              <w:br/>
+              <w:t xml:space="preserve">    select 'BJAZ_TRV_LOADER_DATA.POLICY_REF' as src_branch,</w:t>
               <w:br/>
               <w:t xml:space="preserve">           nullif(trim(to_varchar("POLICY_REF")), '') || '|MEMBER3' as bk,</w:t>
               <w:br/>
               <w:t xml:space="preserve">           MD5_BINARY(NULLIF(UPPER(TRIM(CAST('HUB_RISK_OBJECT|' || (nullif(trim(to_varchar("POLICY_REF")), '') || '|MEMBER3') AS VARCHAR))), '')) as hkey</w:t>
               <w:br/>
-              <w:t xml:space="preserve">      from BAGIC_PROD_MIRROR_DB.OPUS_GG_DWHSTAGE.BJAZ_TRV_LOADER_DATA_MV</w:t>
+              <w:t xml:space="preserve">      from BAGIC_PREPROD_CURATED_DB.UTILS.BJAZ_TRV_LOADER_DATA</w:t>
               <w:br/>
               <w:t xml:space="preserve">    union all</w:t>
               <w:br/>
-              <w:t xml:space="preserve">    -- via stg2_hub_bjaz_trv_loader_data_mv__risk_object_member4</w:t>
-              <w:br/>
-              <w:t xml:space="preserve">    select 'BJAZ_TRV_LOADER_DATA_MV.POLICY_REF' as src_branch,</w:t>
+              <w:t xml:space="preserve">    -- via stg2_hub_bjaz_trv_loader_data__risk_object_member4</w:t>
+              <w:br/>
+              <w:t xml:space="preserve">    select 'BJAZ_TRV_LOADER_DATA.POLICY_REF' as src_branch,</w:t>
               <w:br/>
               <w:t xml:space="preserve">           nullif(trim(to_varchar("POLICY_REF")), '') || '|MEMBER4' as bk,</w:t>
               <w:br/>
               <w:t xml:space="preserve">           MD5_BINARY(NULLIF(UPPER(TRIM(CAST('HUB_RISK_OBJECT|' || (nullif(trim(to_varchar("POLICY_REF")), '') || '|MEMBER4') AS VARCHAR))), '')) as hkey</w:t>
               <w:br/>
-              <w:t xml:space="preserve">      from BAGIC_PROD_MIRROR_DB.OPUS_GG_DWHSTAGE.BJAZ_TRV_LOADER_DATA_MV</w:t>
+              <w:t xml:space="preserve">      from BAGIC_PREPROD_CURATED_DB.UTILS.BJAZ_TRV_LOADER_DATA</w:t>
               <w:br/>
               <w:t xml:space="preserve">    union all</w:t>
               <w:br/>
-              <w:t xml:space="preserve">    -- via stg2_hub_bjaz_trv_loader_data_mv__risk_object_member5</w:t>
-              <w:br/>
-              <w:t xml:space="preserve">    select 'BJAZ_TRV_LOADER_DATA_MV.POLICY_REF' as src_branch,</w:t>
+              <w:t xml:space="preserve">    -- via stg2_hub_bjaz_trv_loader_data__risk_object_member5</w:t>
+              <w:br/>
+              <w:t xml:space="preserve">    select 'BJAZ_TRV_LOADER_DATA.POLICY_REF' as src_branch,</w:t>
               <w:br/>
               <w:t xml:space="preserve">           nullif(trim(to_varchar("POLICY_REF")), '') || '|MEMBER5' as bk,</w:t>
               <w:br/>
               <w:t xml:space="preserve">           MD5_BINARY(NULLIF(UPPER(TRIM(CAST('HUB_RISK_OBJECT|' || (nullif(trim(to_varchar("POLICY_REF")), '') || '|MEMBER5') AS VARCHAR))), '')) as hkey</w:t>
               <w:br/>
-              <w:t xml:space="preserve">      from BAGIC_PROD_MIRROR_DB.OPUS_GG_DWHSTAGE.BJAZ_TRV_LOADER_DATA_MV</w:t>
+              <w:t xml:space="preserve">      from BAGIC_PREPROD_CURATED_DB.UTILS.BJAZ_TRV_LOADER_DATA</w:t>
               <w:br/>
               <w:t xml:space="preserve">    union all</w:t>
               <w:br/>
-              <w:t xml:space="preserve">    -- via stg2_hub_bjaz_trv_loader_log_table_mv__risk_object</w:t>
-              <w:br/>
-              <w:t xml:space="preserve">    select 'BJAZ_TRV_LOADER_LOG_TABLE_MV.POLICYNUMBER' as src_branch,</w:t>
+              <w:t xml:space="preserve">    -- via stg2_hub_bjaz_trv_loader_log_table__risk_object</w:t>
+              <w:br/>
+              <w:t xml:space="preserve">    select 'BJAZ_TRV_LOADER_LOG_TABLE.POLICYNUMBER' as src_branch,</w:t>
               <w:br/>
               <w:t xml:space="preserve">           nullif(trim(to_varchar("POLICYNUMBER")), '') as bk,</w:t>
               <w:br/>
               <w:t xml:space="preserve">           MD5_BINARY(NULLIF(UPPER(TRIM(CAST('HUB_RISK_OBJECT|' || (nullif(trim(to_varchar("POLICYNUMBER")), '')) AS VARCHAR))), '')) as hkey</w:t>
               <w:br/>
-              <w:t xml:space="preserve">      from BAGIC_PROD_MIRROR_DB.OPUS_GG_DWHSTAGE.BJAZ_TRV_LOADER_LOG_TABLE_MV</w:t>
+              <w:t xml:space="preserve">      from BAGIC_PREPROD_CURATED_DB.UTILS.BJAZ_TRV_LOADER_LOG_TABLE</w:t>
               <w:br/>
               <w:t xml:space="preserve">)</w:t>
               <w:br/>

--- a/BGIL_DBT/validation/travel/DM-K/DM-K1.docx
+++ b/BGIL_DBT/validation/travel/DM-K/DM-K1.docx
@@ -2172,9 +2172,6 @@
       <w:r>
         <w:t xml:space="preserve">1. MAXIMUS — HUB_PARTY</w:t>
       </w:r>
-      <w:r>
-        <w:t xml:space="preserve">  [M1]</w:t>
-      </w:r>
     </w:p>
     <w:tbl>
       <w:tblPr>
@@ -2402,9 +2399,9 @@
               <w:br/>
               <w:t xml:space="preserve">    select 'NONHLTH_TRV_CLM_VW_DATA_CLAIM_DETAILS_CLAIM_RESERVE.RESERVPARTY (PARTY_HKEY)' as src_branch,</w:t>
               <w:br/>
-              <w:t xml:space="preserve">           nullif(trim(case when coalesce(nullif(trim(nullif(trim(to_varchar("RESERVPARTY")), '')),'')) is not null then nullif(trim(nullif(trim(to_varchar("RESERVPARTY")), '')), '') end),'') as bk,</w:t>
-              <w:br/>
-              <w:t xml:space="preserve">           MD5_BINARY(NULLIF(UPPER(TRIM(CAST('HUB_PARTY|' || (nullif(trim(case when coalesce(nullif(trim(nullif(trim(to_varchar("RESERVPARTY")), '')),'')) is not null then nullif(trim(nullif(trim(to_varchar("RESERVPARTY")), '')), '') end),'')) AS VARCHAR))), '')) as hkey</w:t>
+              <w:t xml:space="preserve">           nullif(trim(case when nullif(trim(nullif(trim(to_varchar("RESERVPARTY")), '')),'') is not null then nullif(trim(nullif(trim(to_varchar("RESERVPARTY")), '')), '') end),'') as bk,</w:t>
+              <w:br/>
+              <w:t xml:space="preserve">           MD5_BINARY(NULLIF(UPPER(TRIM(CAST('HUB_PARTY|' || (nullif(trim(case when nullif(trim(nullif(trim(to_varchar("RESERVPARTY")), '')),'') is not null then nullif(trim(nullif(trim(to_varchar("RESERVPARTY")), '')), '') end),'')) AS VARCHAR))), '')) as hkey</w:t>
               <w:br/>
               <w:t xml:space="preserve">      from RAW.MAXIMUS_TRAVEL.NONHLTH_TRV_CLM_VW_DATA_CLAIM_DETAILS_CLAIM_RESERVE</w:t>
               <w:br/>
@@ -2414,9 +2411,9 @@
               <w:br/>
               <w:t xml:space="preserve">    select 'NONHLTH_TRV_CLM_VW_DATA_CLAIM_DETAILS_CLAIM_ATTRIBUTE_PROPERTIES_PIVOT_VW.CUSTOMERID (PARTY_HKEY__CLAIMANT_CORRESPONDENCE_ADDRESS)' as src_branch,</w:t>
               <w:br/>
-              <w:t xml:space="preserve">           nullif(trim(case when coalesce(nullif(trim(nullif(trim(to_varchar("CUSTOMERID")), '')),'')) is not null then nullif(trim(nullif(trim(to_varchar("CUSTOMERID")), '')), '') end),'') as bk,</w:t>
-              <w:br/>
-              <w:t xml:space="preserve">           MD5_BINARY(NULLIF(UPPER(TRIM(CAST('HUB_PARTY|' || (nullif(trim(case when coalesce(nullif(trim(nullif(trim(to_varchar("CUSTOMERID")), '')),'')) is not null then nullif(trim(nullif(trim(to_varchar("CUSTOMERID")), '')), '') end),'')) AS VARCHAR))), '')) as hkey</w:t>
+              <w:t xml:space="preserve">           nullif(trim(case when nullif(trim(nullif(trim(to_varchar("CUSTOMERID")), '')),'') is not null then nullif(trim(nullif(trim(to_varchar("CUSTOMERID")), '')), '') end),'') as bk,</w:t>
+              <w:br/>
+              <w:t xml:space="preserve">           MD5_BINARY(NULLIF(UPPER(TRIM(CAST('HUB_PARTY|' || (nullif(trim(case when nullif(trim(nullif(trim(to_varchar("CUSTOMERID")), '')),'') is not null then nullif(trim(nullif(trim(to_varchar("CUSTOMERID")), '')), '') end),'')) AS VARCHAR))), '')) as hkey</w:t>
               <w:br/>
               <w:t xml:space="preserve">      from RAW.MAXIMUS_TRAVEL.NONHLTH_TRV_CLM_VW_DATA_CLAIM_DETAILS_CLAIM_ATTRIBUTE_PROPERTIES_PIVOT_VW</w:t>
               <w:br/>
@@ -2426,9 +2423,9 @@
               <w:br/>
               <w:t xml:space="preserve">    select 'NONHLTH_TRV_CLM_VW_DATA_CLAIM_DETAILS_CLAIM_ATTRIBUTE_PROPERTIES_PIVOT_VW.CLAIM_COURT_PARTY_CODE (PARTY_HKEY__CLAIM_COURT_COUNTERPARTY)' as src_branch,</w:t>
               <w:br/>
-              <w:t xml:space="preserve">           nullif(trim(case when coalesce(nullif(trim(nullif(trim(to_varchar("CLAIM_COURT_PARTY_CODE")), '')),'')) is not null then nullif(trim(nullif(trim(to_varchar("CLAIM_COURT_PARTY_CODE")), '')), '') end),'') as bk,</w:t>
-              <w:br/>
-              <w:t xml:space="preserve">           MD5_BINARY(NULLIF(UPPER(TRIM(CAST('HUB_PARTY|' || (nullif(trim(case when coalesce(nullif(trim(nullif(trim(to_varchar("CLAIM_COURT_PARTY_CODE")), '')),'')) is not null then nullif(trim(nullif(trim(to_varchar("CLAIM_COURT_PARTY_CODE")), '')), '') end),'')) AS VARCHAR))), '')) as hkey</w:t>
+              <w:t xml:space="preserve">           nullif(trim(case when nullif(trim(nullif(trim(to_varchar("CLAIM_COURT_PARTY_CODE")), '')),'') is not null then nullif(trim(nullif(trim(to_varchar("CLAIM_COURT_PARTY_CODE")), '')), '') end),'') as bk,</w:t>
+              <w:br/>
+              <w:t xml:space="preserve">           MD5_BINARY(NULLIF(UPPER(TRIM(CAST('HUB_PARTY|' || (nullif(trim(case when nullif(trim(nullif(trim(to_varchar("CLAIM_COURT_PARTY_CODE")), '')),'') is not null then nullif(trim(nullif(trim(to_varchar("CLAIM_COURT_PARTY_CODE")), '')), '') end),'')) AS VARCHAR))), '')) as hkey</w:t>
               <w:br/>
               <w:t xml:space="preserve">      from RAW.MAXIMUS_TRAVEL.NONHLTH_TRV_CLM_VW_DATA_CLAIM_DETAILS_CLAIM_ATTRIBUTE_PROPERTIES_PIVOT_VW</w:t>
               <w:br/>
@@ -2450,9 +2447,9 @@
               <w:br/>
               <w:t xml:space="preserve">    select 'NONHLTH_TRV_CLM_VW_DATA_CLAIM_DETAILS_CLAIM_ATTRIBUTE_PROPERTIES_PIVOT_VW.MEMBER_UHC_CODE (PARTY_HKEY__INSURED_MEMBER)' as src_branch,</w:t>
               <w:br/>
-              <w:t xml:space="preserve">           nullif(trim(case when coalesce(nullif(trim(nullif(trim(to_varchar("MEMBER_UHC_CODE")), '')),'')) is not null then 'MEMBER:' || nullif(trim(nullif(trim(to_varchar("MEMBER_UHC_CODE")), '')), '') end),'') as bk,</w:t>
-              <w:br/>
-              <w:t xml:space="preserve">           MD5_BINARY(NULLIF(UPPER(TRIM(CAST('HUB_PARTY|' || (nullif(trim(case when coalesce(nullif(trim(nullif(trim(to_varchar("MEMBER_UHC_CODE")), '')),'')) is not null then 'MEMBER:' || nullif(trim(nullif(trim(to_varchar("MEMBER_UHC_CODE")), '')), '') end),'')) AS VARCHAR))), '')) as hkey</w:t>
+              <w:t xml:space="preserve">           nullif(trim(case when nullif(trim(nullif(trim(to_varchar("MEMBER_UHC_CODE")), '')),'') is not null then 'MEMBER:' || nullif(trim(nullif(trim(to_varchar("MEMBER_UHC_CODE")), '')), '') end),'') as bk,</w:t>
+              <w:br/>
+              <w:t xml:space="preserve">           MD5_BINARY(NULLIF(UPPER(TRIM(CAST('HUB_PARTY|' || (nullif(trim(case when nullif(trim(nullif(trim(to_varchar("MEMBER_UHC_CODE")), '')),'') is not null then 'MEMBER:' || nullif(trim(nullif(trim(to_varchar("MEMBER_UHC_CODE")), '')), '') end),'')) AS VARCHAR))), '')) as hkey</w:t>
               <w:br/>
               <w:t xml:space="preserve">      from RAW.MAXIMUS_TRAVEL.NONHLTH_TRV_CLM_VW_DATA_CLAIM_DETAILS_CLAIM_ATTRIBUTE_PROPERTIES_PIVOT_VW</w:t>
               <w:br/>
@@ -2462,9 +2459,9 @@
               <w:br/>
               <w:t xml:space="preserve">    select 'NONHLTH_TRV_CLM_VW_DATA_CLAIM_DETAILS_CLAIM_ATTRIBUTE_PROPERTIES_PIVOT_VW.PTPARTNERID (PARTY_HKEY__SERVICE_PARTNER)' as src_branch,</w:t>
               <w:br/>
-              <w:t xml:space="preserve">           nullif(trim(case when coalesce(nullif(trim(nullif(trim(to_varchar("PTPARTNERID")), '')),'')) is not null then 'PTPARTNER:' || nullif(trim(nullif(trim(to_varchar("PTPARTNERID")), '')), '') end),'') as bk,</w:t>
-              <w:br/>
-              <w:t xml:space="preserve">           MD5_BINARY(NULLIF(UPPER(TRIM(CAST('HUB_PARTY|' || (nullif(trim(case when coalesce(nullif(trim(nullif(trim(to_varchar("PTPARTNERID")), '')),'')) is not null then 'PTPARTNER:' || nullif(trim(nullif(trim(to_varchar("PTPARTNERID")), '')), '') end),'')) AS VARCHAR))), '')) as hkey</w:t>
+              <w:t xml:space="preserve">           nullif(trim(case when nullif(trim(nullif(trim(to_varchar("PTPARTNERID")), '')),'') is not null then 'PTPARTNER:' || nullif(trim(nullif(trim(to_varchar("PTPARTNERID")), '')), '') end),'') as bk,</w:t>
+              <w:br/>
+              <w:t xml:space="preserve">           MD5_BINARY(NULLIF(UPPER(TRIM(CAST('HUB_PARTY|' || (nullif(trim(case when nullif(trim(nullif(trim(to_varchar("PTPARTNERID")), '')),'') is not null then 'PTPARTNER:' || nullif(trim(nullif(trim(to_varchar("PTPARTNERID")), '')), '') end),'')) AS VARCHAR))), '')) as hkey</w:t>
               <w:br/>
               <w:t xml:space="preserve">      from RAW.MAXIMUS_TRAVEL.NONHLTH_TRV_CLM_VW_DATA_CLAIM_DETAILS_CLAIM_ATTRIBUTE_PROPERTIES_PIVOT_VW</w:t>
               <w:br/>
@@ -2474,9 +2471,9 @@
               <w:br/>
               <w:t xml:space="preserve">    select 'NONHLTH_TRV_CLM_VW_DATA_CLAIM_DETAILS_CLAIM_ATTRIBUTE_PROPERTIES_PIVOT_VW.SUB_IMD_CODE (PARTY_HKEY__SUB_INTERMEDIARY)' as src_branch,</w:t>
               <w:br/>
-              <w:t xml:space="preserve">           nullif(trim(case when coalesce(nullif(trim(nullif(trim(to_varchar("SUB_IMD_CODE")), '')),'')) is not null then 'IMD:' || nullif(trim(nullif(trim(to_varchar("SUB_IMD_CODE")), '')), '') end),'') as bk,</w:t>
-              <w:br/>
-              <w:t xml:space="preserve">           MD5_BINARY(NULLIF(UPPER(TRIM(CAST('HUB_PARTY|' || (nullif(trim(case when coalesce(nullif(trim(nullif(trim(to_varchar("SUB_IMD_CODE")), '')),'')) is not null then 'IMD:' || nullif(trim(nullif(trim(to_varchar("SUB_IMD_CODE")), '')), '') end),'')) AS VARCHAR))), '')) as hkey</w:t>
+              <w:t xml:space="preserve">           nullif(trim(case when nullif(trim(nullif(trim(to_varchar("SUB_IMD_CODE")), '')),'') is not null then 'IMD:' || nullif(trim(nullif(trim(to_varchar("SUB_IMD_CODE")), '')), '') end),'') as bk,</w:t>
+              <w:br/>
+              <w:t xml:space="preserve">           MD5_BINARY(NULLIF(UPPER(TRIM(CAST('HUB_PARTY|' || (nullif(trim(case when nullif(trim(nullif(trim(to_varchar("SUB_IMD_CODE")), '')),'') is not null then 'IMD:' || nullif(trim(nullif(trim(to_varchar("SUB_IMD_CODE")), '')), '') end),'')) AS VARCHAR))), '')) as hkey</w:t>
               <w:br/>
               <w:t xml:space="preserve">      from RAW.MAXIMUS_TRAVEL.NONHLTH_TRV_CLM_VW_DATA_CLAIM_DETAILS_CLAIM_ATTRIBUTE_PROPERTIES_PIVOT_VW</w:t>
               <w:br/>
@@ -2486,9 +2483,9 @@
               <w:br/>
               <w:t xml:space="preserve">    select 'NONHLTH_TRV_CLM_VW_DATA_CLAIM_DETAILS_CLAIM_PAYMENT.PAYMENTPARTYCODE (PARTY_HKEY__CLAIM_PAYEE)' as src_branch,</w:t>
               <w:br/>
-              <w:t xml:space="preserve">           nullif(trim(case when coalesce(nullif(trim(nullif(trim(to_varchar("PAYMENTPARTYCODE")), '')),'')) is not null then nullif(trim(nullif(trim(to_varchar("PAYMENTPARTYCODE")), '')), '') end),'') as bk,</w:t>
-              <w:br/>
-              <w:t xml:space="preserve">           MD5_BINARY(NULLIF(UPPER(TRIM(CAST('HUB_PARTY|' || (nullif(trim(case when coalesce(nullif(trim(nullif(trim(to_varchar("PAYMENTPARTYCODE")), '')),'')) is not null then nullif(trim(nullif(trim(to_varchar("PAYMENTPARTYCODE")), '')), '') end),'')) AS VARCHAR))), '')) as hkey</w:t>
+              <w:t xml:space="preserve">           nullif(trim(case when nullif(trim(nullif(trim(to_varchar("PAYMENTPARTYCODE")), '')),'') is not null then nullif(trim(nullif(trim(to_varchar("PAYMENTPARTYCODE")), '')), '') end),'') as bk,</w:t>
+              <w:br/>
+              <w:t xml:space="preserve">           MD5_BINARY(NULLIF(UPPER(TRIM(CAST('HUB_PARTY|' || (nullif(trim(case when nullif(trim(nullif(trim(to_varchar("PAYMENTPARTYCODE")), '')),'') is not null then nullif(trim(nullif(trim(to_varchar("PAYMENTPARTYCODE")), '')), '') end),'')) AS VARCHAR))), '')) as hkey</w:t>
               <w:br/>
               <w:t xml:space="preserve">      from RAW.MAXIMUS_TRAVEL.NONHLTH_TRV_CLM_VW_DATA_CLAIM_DETAILS_CLAIM_PAYMENT</w:t>
               <w:br/>
@@ -2498,9 +2495,9 @@
               <w:br/>
               <w:t xml:space="preserve">    select 'NONHLTH_TRV_CLM_VW_DATA_CLAIM_DETAILS_CLAIM_PARTY.PARTYCODE (PARTY_HKEY)' as src_branch,</w:t>
               <w:br/>
-              <w:t xml:space="preserve">           nullif(trim(case when coalesce(nullif(trim(nullif(trim(to_varchar("PARTYCODE")), '')),'')) is not null then nullif(trim(nullif(trim(to_varchar("PARTYCODE")), '')), '') end),'') as bk,</w:t>
-              <w:br/>
-              <w:t xml:space="preserve">           MD5_BINARY(NULLIF(UPPER(TRIM(CAST('HUB_PARTY|' || (nullif(trim(case when coalesce(nullif(trim(nullif(trim(to_varchar("PARTYCODE")), '')),'')) is not null then nullif(trim(nullif(trim(to_varchar("PARTYCODE")), '')), '') end),'')) AS VARCHAR))), '')) as hkey</w:t>
+              <w:t xml:space="preserve">           nullif(trim(case when nullif(trim(nullif(trim(to_varchar("PARTYCODE")), '')),'') is not null then nullif(trim(nullif(trim(to_varchar("PARTYCODE")), '')), '') end),'') as bk,</w:t>
+              <w:br/>
+              <w:t xml:space="preserve">           MD5_BINARY(NULLIF(UPPER(TRIM(CAST('HUB_PARTY|' || (nullif(trim(case when nullif(trim(nullif(trim(to_varchar("PARTYCODE")), '')),'') is not null then nullif(trim(nullif(trim(to_varchar("PARTYCODE")), '')), '') end),'')) AS VARCHAR))), '')) as hkey</w:t>
               <w:br/>
               <w:t xml:space="preserve">      from RAW.MAXIMUS_TRAVEL.NONHLTH_TRV_CLM_VW_DATA_CLAIM_DETAILS_CLAIM_PARTY</w:t>
               <w:br/>
@@ -2510,9 +2507,9 @@
               <w:br/>
               <w:t xml:space="preserve">    select 'NONHLTH_TRV_CLM_VW_DATA_CLAIM_DETAILS_CLAIM_RISK_PARTY.PARTYCODE (PARTY_HKEY)' as src_branch,</w:t>
               <w:br/>
-              <w:t xml:space="preserve">           nullif(trim(case when coalesce(nullif(trim(nullif(trim(to_varchar("PARTYCODE")), '')),'')) is not null then nullif(trim(nullif(trim(to_varchar("PARTYCODE")), '')), '') end),'') as bk,</w:t>
-              <w:br/>
-              <w:t xml:space="preserve">           MD5_BINARY(NULLIF(UPPER(TRIM(CAST('HUB_PARTY|' || (nullif(trim(case when coalesce(nullif(trim(nullif(trim(to_varchar("PARTYCODE")), '')),'')) is not null then nullif(trim(nullif(trim(to_varchar("PARTYCODE")), '')), '') end),'')) AS VARCHAR))), '')) as hkey</w:t>
+              <w:t xml:space="preserve">           nullif(trim(case when nullif(trim(nullif(trim(to_varchar("PARTYCODE")), '')),'') is not null then nullif(trim(nullif(trim(to_varchar("PARTYCODE")), '')), '') end),'') as bk,</w:t>
+              <w:br/>
+              <w:t xml:space="preserve">           MD5_BINARY(NULLIF(UPPER(TRIM(CAST('HUB_PARTY|' || (nullif(trim(case when nullif(trim(nullif(trim(to_varchar("PARTYCODE")), '')),'') is not null then nullif(trim(nullif(trim(to_varchar("PARTYCODE")), '')), '') end),'')) AS VARCHAR))), '')) as hkey</w:t>
               <w:br/>
               <w:t xml:space="preserve">      from RAW.MAXIMUS_TRAVEL.NONHLTH_TRV_CLM_VW_DATA_CLAIM_DETAILS_CLAIM_RISK_PARTY</w:t>
               <w:br/>
@@ -2522,9 +2519,9 @@
               <w:br/>
               <w:t xml:space="preserve">    select 'NONHLTH_TRV_CLM_VW_DATA_CLAIM_DETAILS_CLAIM_RISK_RISK_ATTRIBUTE_MULTI_SET_PROPERTY_MULTI_SET_DETAIL_PROPERTY_PIVOT_VW.CLAIMANT_PARTY_CODE (PARTY_HKEY__CLAIMANT)' as src_branch,</w:t>
               <w:br/>
-              <w:t xml:space="preserve">           nullif(trim(case when coalesce(nullif(trim(nullif(trim(to_varchar("CLAIMANT_PARTY_CODE")), '')),'')) is not null then nullif(trim(nullif(trim(to_varchar("CLAIMANT_PARTY_CODE")), '')), '') end),'') as bk,</w:t>
-              <w:br/>
-              <w:t xml:space="preserve">           MD5_BINARY(NULLIF(UPPER(TRIM(CAST('HUB_PARTY|' || (nullif(trim(case when coalesce(nullif(trim(nullif(trim(to_varchar("CLAIMANT_PARTY_CODE")), '')),'')) is not null then nullif(trim(nullif(trim(to_varchar("CLAIMANT_PARTY_CODE")), '')), '') end),'')) AS VARCHAR))), '')) as hkey</w:t>
+              <w:t xml:space="preserve">           nullif(trim(case when nullif(trim(nullif(trim(to_varchar("CLAIMANT_PARTY_CODE")), '')),'') is not null then nullif(trim(nullif(trim(to_varchar("CLAIMANT_PARTY_CODE")), '')), '') end),'') as bk,</w:t>
+              <w:br/>
+              <w:t xml:space="preserve">           MD5_BINARY(NULLIF(UPPER(TRIM(CAST('HUB_PARTY|' || (nullif(trim(case when nullif(trim(nullif(trim(to_varchar("CLAIMANT_PARTY_CODE")), '')),'') is not null then nullif(trim(nullif(trim(to_varchar("CLAIMANT_PARTY_CODE")), '')), '') end),'')) AS VARCHAR))), '')) as hkey</w:t>
               <w:br/>
               <w:t xml:space="preserve">      from RAW.MAXIMUS_TRAVEL.NONHLTH_TRV_CLM_VW_DATA_CLAIM_DETAILS_CLAIM_RISK_RISK_ATTRIBUTE_MULTI_SET_PROPERTY_MULTI_SET_DETAIL_PROPERTY_PIVOT_VW</w:t>
               <w:br/>
@@ -2534,9 +2531,9 @@
               <w:br/>
               <w:t xml:space="preserve">    select 'NONHLTH_TRV_CLM_VW_DATA_CLAIM_DETAILS_CLAIM_RISK_RISK_ATTRIBUTE_MULTI_SET_PROPERTY_MULTI_SET_DETAIL_PROPERTY_PIVOT_VW.PARTY_NAME_CODE (PARTY_HKEY__EXPENSE_LINE_PARTY)' as src_branch,</w:t>
               <w:br/>
-              <w:t xml:space="preserve">           nullif(trim(case when coalesce(nullif(trim(nullif(trim(to_varchar("PARTY_NAME_CODE")), '')),'')) is not null then nullif(trim(nullif(trim(to_varchar("PARTY_NAME_CODE")), '')), '') end),'') as bk,</w:t>
-              <w:br/>
-              <w:t xml:space="preserve">           MD5_BINARY(NULLIF(UPPER(TRIM(CAST('HUB_PARTY|' || (nullif(trim(case when coalesce(nullif(trim(nullif(trim(to_varchar("PARTY_NAME_CODE")), '')),'')) is not null then nullif(trim(nullif(trim(to_varchar("PARTY_NAME_CODE")), '')), '') end),'')) AS VARCHAR))), '')) as hkey</w:t>
+              <w:t xml:space="preserve">           nullif(trim(case when nullif(trim(nullif(trim(to_varchar("PARTY_NAME_CODE")), '')),'') is not null then nullif(trim(nullif(trim(to_varchar("PARTY_NAME_CODE")), '')), '') end),'') as bk,</w:t>
+              <w:br/>
+              <w:t xml:space="preserve">           MD5_BINARY(NULLIF(UPPER(TRIM(CAST('HUB_PARTY|' || (nullif(trim(case when nullif(trim(nullif(trim(to_varchar("PARTY_NAME_CODE")), '')),'') is not null then nullif(trim(nullif(trim(to_varchar("PARTY_NAME_CODE")), '')), '') end),'')) AS VARCHAR))), '')) as hkey</w:t>
               <w:br/>
               <w:t xml:space="preserve">      from RAW.MAXIMUS_TRAVEL.NONHLTH_TRV_CLM_VW_DATA_CLAIM_DETAILS_CLAIM_RISK_RISK_ATTRIBUTE_MULTI_SET_PROPERTY_MULTI_SET_DETAIL_PROPERTY_PIVOT_VW</w:t>
               <w:br/>
@@ -2546,9 +2543,9 @@
               <w:br/>
               <w:t xml:space="preserve">    select 'NONHLTH_TRV_CLM_VW_DATA_CLAIM_DETAILS_CLAIM_RISK_RISK_ATTRIBUTE_MULTI_SET_PROPERTY_MULTI_SET_DETAIL_PROPERTY_PIVOT_VW.EXPENSE_PAYEE_PARTY_CODE (PARTY_HKEY__EXPENSE_PAYEE)' as src_branch,</w:t>
               <w:br/>
-              <w:t xml:space="preserve">           nullif(trim(case when coalesce(nullif(trim(nullif(trim(to_varchar("EXPENSE_PAYEE_PARTY_CODE")), '')),'')) is not null then nullif(trim(nullif(trim(to_varchar("EXPENSE_PAYEE_PARTY_CODE")), '')), '') end),'') as bk,</w:t>
-              <w:br/>
-              <w:t xml:space="preserve">           MD5_BINARY(NULLIF(UPPER(TRIM(CAST('HUB_PARTY|' || (nullif(trim(case when coalesce(nullif(trim(nullif(trim(to_varchar("EXPENSE_PAYEE_PARTY_CODE")), '')),'')) is not null then nullif(trim(nullif(trim(to_varchar("EXPENSE_PAYEE_PARTY_CODE")), '')), '') end),'')) AS VARCHAR))), '')) as hkey</w:t>
+              <w:t xml:space="preserve">           nullif(trim(case when nullif(trim(nullif(trim(to_varchar("EXPENSE_PAYEE_PARTY_CODE")), '')),'') is not null then nullif(trim(nullif(trim(to_varchar("EXPENSE_PAYEE_PARTY_CODE")), '')), '') end),'') as bk,</w:t>
+              <w:br/>
+              <w:t xml:space="preserve">           MD5_BINARY(NULLIF(UPPER(TRIM(CAST('HUB_PARTY|' || (nullif(trim(case when nullif(trim(nullif(trim(to_varchar("EXPENSE_PAYEE_PARTY_CODE")), '')),'') is not null then nullif(trim(nullif(trim(to_varchar("EXPENSE_PAYEE_PARTY_CODE")), '')), '') end),'')) AS VARCHAR))), '')) as hkey</w:t>
               <w:br/>
               <w:t xml:space="preserve">      from RAW.MAXIMUS_TRAVEL.NONHLTH_TRV_CLM_VW_DATA_CLAIM_DETAILS_CLAIM_RISK_RISK_ATTRIBUTE_MULTI_SET_PROPERTY_MULTI_SET_DETAIL_PROPERTY_PIVOT_VW</w:t>
               <w:br/>
@@ -2558,9 +2555,9 @@
               <w:br/>
               <w:t xml:space="preserve">    select 'NONHLTH_TRV_CLM_VW_DATA_CLAIM_DETAILS_CLAIM_RISK_RISK_ATTRIBUTE_MULTI_SET_PROPERTY_MULTI_SET_DETAIL_PROPERTY_PIVOT_VW.PAYEE_CODE (PARTY_HKEY__PAYEE)' as src_branch,</w:t>
               <w:br/>
-              <w:t xml:space="preserve">           nullif(trim(case when coalesce(nullif(trim(nullif(trim(to_varchar("PAYEE_CODE")), '')),'')) is not null then nullif(trim(nullif(trim(to_varchar("PAYEE_CODE")), '')), '') end),'') as bk,</w:t>
-              <w:br/>
-              <w:t xml:space="preserve">           MD5_BINARY(NULLIF(UPPER(TRIM(CAST('HUB_PARTY|' || (nullif(trim(case when coalesce(nullif(trim(nullif(trim(to_varchar("PAYEE_CODE")), '')),'')) is not null then nullif(trim(nullif(trim(to_varchar("PAYEE_CODE")), '')), '') end),'')) AS VARCHAR))), '')) as hkey</w:t>
+              <w:t xml:space="preserve">           nullif(trim(case when nullif(trim(nullif(trim(to_varchar("PAYEE_CODE")), '')),'') is not null then nullif(trim(nullif(trim(to_varchar("PAYEE_CODE")), '')), '') end),'') as bk,</w:t>
+              <w:br/>
+              <w:t xml:space="preserve">           MD5_BINARY(NULLIF(UPPER(TRIM(CAST('HUB_PARTY|' || (nullif(trim(case when nullif(trim(nullif(trim(to_varchar("PAYEE_CODE")), '')),'') is not null then nullif(trim(nullif(trim(to_varchar("PAYEE_CODE")), '')), '') end),'')) AS VARCHAR))), '')) as hkey</w:t>
               <w:br/>
               <w:t xml:space="preserve">      from RAW.MAXIMUS_TRAVEL.NONHLTH_TRV_CLM_VW_DATA_CLAIM_DETAILS_CLAIM_RISK_RISK_ATTRIBUTE_MULTI_SET_PROPERTY_MULTI_SET_DETAIL_PROPERTY_PIVOT_VW</w:t>
               <w:br/>
@@ -2570,9 +2567,9 @@
               <w:br/>
               <w:t xml:space="preserve">    select 'NONHLTH_TRV_CLM_VW_DATA_CLAIM_DETAILS_CLAIM_RISK_RISK_ATTRIBUTE_MULTI_SET_PROPERTY_MULTI_SET_DETAIL_PROPERTY_PIVOT_VW.TDS_CLAIMANT_PARTY_CODE (PARTY_HKEY__TDS_DEDUCTEE)' as src_branch,</w:t>
               <w:br/>
-              <w:t xml:space="preserve">           nullif(trim(case when coalesce(nullif(trim(nullif(trim(to_varchar("TDS_CLAIMANT_PARTY_CODE")), '')),'')) is not null then nullif(trim(nullif(trim(to_varchar("TDS_CLAIMANT_PARTY_CODE")), '')), '') end),'') as bk,</w:t>
-              <w:br/>
-              <w:t xml:space="preserve">           MD5_BINARY(NULLIF(UPPER(TRIM(CAST('HUB_PARTY|' || (nullif(trim(case when coalesce(nullif(trim(nullif(trim(to_varchar("TDS_CLAIMANT_PARTY_CODE")), '')),'')) is not null then nullif(trim(nullif(trim(to_varchar("TDS_CLAIMANT_PARTY_CODE")), '')), '') end),'')) AS VARCHAR))), '')) as hkey</w:t>
+              <w:t xml:space="preserve">           nullif(trim(case when nullif(trim(nullif(trim(to_varchar("TDS_CLAIMANT_PARTY_CODE")), '')),'') is not null then nullif(trim(nullif(trim(to_varchar("TDS_CLAIMANT_PARTY_CODE")), '')), '') end),'') as bk,</w:t>
+              <w:br/>
+              <w:t xml:space="preserve">           MD5_BINARY(NULLIF(UPPER(TRIM(CAST('HUB_PARTY|' || (nullif(trim(case when nullif(trim(nullif(trim(to_varchar("TDS_CLAIMANT_PARTY_CODE")), '')),'') is not null then nullif(trim(nullif(trim(to_varchar("TDS_CLAIMANT_PARTY_CODE")), '')), '') end),'')) AS VARCHAR))), '')) as hkey</w:t>
               <w:br/>
               <w:t xml:space="preserve">      from RAW.MAXIMUS_TRAVEL.NONHLTH_TRV_CLM_VW_DATA_CLAIM_DETAILS_CLAIM_RISK_RISK_ATTRIBUTE_MULTI_SET_PROPERTY_MULTI_SET_DETAIL_PROPERTY_PIVOT_VW</w:t>
               <w:br/>
@@ -2582,9 +2579,9 @@
               <w:br/>
               <w:t xml:space="preserve">    select 'NONHLTH_TRV_CLM_VW_DATA_CLAIM_DETAILS_CLAIM_RISK_RISK_ATTRIBUTE_PROPERTIES_PIVOT_VW.HOSPITAL_ID (PARTY_HKEY__TREATING_HOSPITAL_PROVIDER)' as src_branch,</w:t>
               <w:br/>
-              <w:t xml:space="preserve">           nullif(trim(case when coalesce(nullif(trim(nullif(trim(to_varchar("HOSPITAL_ID")), '')),'')) is not null then 'PROVIDER:' || nullif(trim(nullif(trim(to_varchar("HOSPITAL_ID")), '')), '') end),'') as bk,</w:t>
-              <w:br/>
-              <w:t xml:space="preserve">           MD5_BINARY(NULLIF(UPPER(TRIM(CAST('HUB_PARTY|' || (nullif(trim(case when coalesce(nullif(trim(nullif(trim(to_varchar("HOSPITAL_ID")), '')),'')) is not null then 'PROVIDER:' || nullif(trim(nullif(trim(to_varchar("HOSPITAL_ID")), '')), '') end),'')) AS VARCHAR))), '')) as hkey</w:t>
+              <w:t xml:space="preserve">           nullif(trim(case when nullif(trim(nullif(trim(to_varchar("HOSPITAL_ID")), '')),'') is not null then 'PROVIDER:' || nullif(trim(nullif(trim(to_varchar("HOSPITAL_ID")), '')), '') end),'') as bk,</w:t>
+              <w:br/>
+              <w:t xml:space="preserve">           MD5_BINARY(NULLIF(UPPER(TRIM(CAST('HUB_PARTY|' || (nullif(trim(case when nullif(trim(nullif(trim(to_varchar("HOSPITAL_ID")), '')),'') is not null then 'PROVIDER:' || nullif(trim(nullif(trim(to_varchar("HOSPITAL_ID")), '')), '') end),'')) AS VARCHAR))), '')) as hkey</w:t>
               <w:br/>
               <w:t xml:space="preserve">      from RAW.MAXIMUS_TRAVEL.NONHLTH_TRV_CLM_VW_DATA_CLAIM_DETAILS_CLAIM_RISK_RISK_ATTRIBUTE_PROPERTIES_PIVOT_VW</w:t>
               <w:br/>
@@ -2594,9 +2591,9 @@
               <w:br/>
               <w:t xml:space="preserve">    select 'NONHLTH_TRV_UWR_VW_DATA_POLICY_DETAILS.AGENT_CODE (PARTY_HKEY__AGENT)' as src_branch,</w:t>
               <w:br/>
-              <w:t xml:space="preserve">           nullif(trim(case when coalesce(nullif(trim(nullif(trim(to_varchar("AGENT_CODE")), '')),'')) is not null then 'AGENT:' || nullif(trim(nullif(trim(to_varchar("AGENT_CODE")), '')), '') end),'') as bk,</w:t>
-              <w:br/>
-              <w:t xml:space="preserve">           MD5_BINARY(NULLIF(UPPER(TRIM(CAST('HUB_PARTY|' || (nullif(trim(case when coalesce(nullif(trim(nullif(trim(to_varchar("AGENT_CODE")), '')),'')) is not null then 'AGENT:' || nullif(trim(nullif(trim(to_varchar("AGENT_CODE")), '')), '') end),'')) AS VARCHAR))), '')) as hkey</w:t>
+              <w:t xml:space="preserve">           nullif(trim(case when nullif(trim(nullif(trim(to_varchar("AGENT_CODE")), '')),'') is not null then 'AGENT:' || nullif(trim(nullif(trim(to_varchar("AGENT_CODE")), '')), '') end),'') as bk,</w:t>
+              <w:br/>
+              <w:t xml:space="preserve">           MD5_BINARY(NULLIF(UPPER(TRIM(CAST('HUB_PARTY|' || (nullif(trim(case when nullif(trim(nullif(trim(to_varchar("AGENT_CODE")), '')),'') is not null then 'AGENT:' || nullif(trim(nullif(trim(to_varchar("AGENT_CODE")), '')), '') end),'')) AS VARCHAR))), '')) as hkey</w:t>
               <w:br/>
               <w:t xml:space="preserve">      from RAW.MAXIMUS_TRAVEL.NONHLTH_TRV_UWR_VW_DATA_POLICY_DETAILS</w:t>
               <w:br/>
@@ -2606,9 +2603,9 @@
               <w:br/>
               <w:t xml:space="preserve">    select 'NONHLTH_TRV_UWR_VW_DATA_POLICY_DETAILS.POLICY_HOLDER_CODE (PARTY_HKEY__POLICYHOLDER)' as src_branch,</w:t>
               <w:br/>
-              <w:t xml:space="preserve">           nullif(trim(case when coalesce(nullif(trim(nullif(trim(to_varchar("POLICY_HOLDER_CODE")), '')),'')) is not null then nullif(trim(nullif(trim(to_varchar("POLICY_HOLDER_CODE")), '')), '') end),'') as bk,</w:t>
-              <w:br/>
-              <w:t xml:space="preserve">           MD5_BINARY(NULLIF(UPPER(TRIM(CAST('HUB_PARTY|' || (nullif(trim(case when coalesce(nullif(trim(nullif(trim(to_varchar("POLICY_HOLDER_CODE")), '')),'')) is not null then nullif(trim(nullif(trim(to_varchar("POLICY_HOLDER_CODE")), '')), '') end),'')) AS VARCHAR))), '')) as hkey</w:t>
+              <w:t xml:space="preserve">           nullif(trim(case when nullif(trim(nullif(trim(to_varchar("POLICY_HOLDER_CODE")), '')),'') is not null then nullif(trim(nullif(trim(to_varchar("POLICY_HOLDER_CODE")), '')), '') end),'') as bk,</w:t>
+              <w:br/>
+              <w:t xml:space="preserve">           MD5_BINARY(NULLIF(UPPER(TRIM(CAST('HUB_PARTY|' || (nullif(trim(case when nullif(trim(nullif(trim(to_varchar("POLICY_HOLDER_CODE")), '')),'') is not null then nullif(trim(nullif(trim(to_varchar("POLICY_HOLDER_CODE")), '')), '') end),'')) AS VARCHAR))), '')) as hkey</w:t>
               <w:br/>
               <w:t xml:space="preserve">      from RAW.MAXIMUS_TRAVEL.NONHLTH_TRV_UWR_VW_DATA_POLICY_DETAILS</w:t>
               <w:br/>
@@ -2618,9 +2615,9 @@
               <w:br/>
               <w:t xml:space="preserve">    select 'NONHLTH_TRV_UWR_VW_DATA_POLICY_DETAILS_INSURED_DETAILS_MEMBER_DETAILS.PARTY_CODE (PARTY_HKEY__INSURED_MEMBER)' as src_branch,</w:t>
               <w:br/>
-              <w:t xml:space="preserve">           nullif(trim(case when coalesce(nullif(trim(nullif(trim(to_varchar("PARTY_CODE")), '')),'')) is not null then nullif(trim(nullif(trim(to_varchar("PARTY_CODE")), '')), '') end),'') as bk,</w:t>
-              <w:br/>
-              <w:t xml:space="preserve">           MD5_BINARY(NULLIF(UPPER(TRIM(CAST('HUB_PARTY|' || (nullif(trim(case when coalesce(nullif(trim(nullif(trim(to_varchar("PARTY_CODE")), '')),'')) is not null then nullif(trim(nullif(trim(to_varchar("PARTY_CODE")), '')), '') end),'')) AS VARCHAR))), '')) as hkey</w:t>
+              <w:t xml:space="preserve">           nullif(trim(case when nullif(trim(nullif(trim(to_varchar("PARTY_CODE")), '')),'') is not null then nullif(trim(nullif(trim(to_varchar("PARTY_CODE")), '')), '') end),'') as bk,</w:t>
+              <w:br/>
+              <w:t xml:space="preserve">           MD5_BINARY(NULLIF(UPPER(TRIM(CAST('HUB_PARTY|' || (nullif(trim(case when nullif(trim(nullif(trim(to_varchar("PARTY_CODE")), '')),'') is not null then nullif(trim(nullif(trim(to_varchar("PARTY_CODE")), '')), '') end),'')) AS VARCHAR))), '')) as hkey</w:t>
               <w:br/>
               <w:t xml:space="preserve">      from RAW.MAXIMUS_TRAVEL.NONHLTH_TRV_UWR_VW_DATA_POLICY_DETAILS_INSURED_DETAILS_MEMBER_DETAILS</w:t>
               <w:br/>
@@ -2630,9 +2627,9 @@
               <w:br/>
               <w:t xml:space="preserve">    select 'NONHLTH_TRV_UWR_VW_DATA_POLICY_DETAILS_INSURED_DETAILS_MEMBER_DETAILS.PARENT_PARTY_CODE (PARTY_HKEY__PARENT_PARTY)' as src_branch,</w:t>
               <w:br/>
-              <w:t xml:space="preserve">           nullif(trim(case when coalesce(nullif(trim(nullif(trim(to_varchar("PARENT_PARTY_CODE")), '')),'')) is not null then nullif(trim(nullif(trim(to_varchar("PARENT_PARTY_CODE")), '')), '') end),'') as bk,</w:t>
-              <w:br/>
-              <w:t xml:space="preserve">           MD5_BINARY(NULLIF(UPPER(TRIM(CAST('HUB_PARTY|' || (nullif(trim(case when coalesce(nullif(trim(nullif(trim(to_varchar("PARENT_PARTY_CODE")), '')),'')) is not null then nullif(trim(nullif(trim(to_varchar("PARENT_PARTY_CODE")), '')), '') end),'')) AS VARCHAR))), '')) as hkey</w:t>
+              <w:t xml:space="preserve">           nullif(trim(case when nullif(trim(nullif(trim(to_varchar("PARENT_PARTY_CODE")), '')),'') is not null then nullif(trim(nullif(trim(to_varchar("PARENT_PARTY_CODE")), '')), '') end),'') as bk,</w:t>
+              <w:br/>
+              <w:t xml:space="preserve">           MD5_BINARY(NULLIF(UPPER(TRIM(CAST('HUB_PARTY|' || (nullif(trim(case when nullif(trim(nullif(trim(to_varchar("PARENT_PARTY_CODE")), '')),'') is not null then nullif(trim(nullif(trim(to_varchar("PARENT_PARTY_CODE")), '')), '') end),'')) AS VARCHAR))), '')) as hkey</w:t>
               <w:br/>
               <w:t xml:space="preserve">      from RAW.MAXIMUS_TRAVEL.NONHLTH_TRV_UWR_VW_DATA_POLICY_DETAILS_INSURED_DETAILS_MEMBER_DETAILS</w:t>
               <w:br/>
@@ -2642,9 +2639,9 @@
               <w:br/>
               <w:t xml:space="preserve">    select 'NONHLTH_TRV_UWR_VW_DATA_POLICY_DETAILS_INSURED_DETAILS_MEMBER_DETAILS_PARTY_ADDRESS_ADDRESS_PROPERTY_PIVOT_VW.[] (PARTY_HKEY__INSURED_MEMBER)' as src_branch,</w:t>
               <w:br/>
-              <w:t xml:space="preserve">           nullif(trim(case when coalesce(nullif(trim(w0_party_code),'')) is not null then nullif(trim(w0_party_code), '') end),'') as bk,</w:t>
-              <w:br/>
-              <w:t xml:space="preserve">           MD5_BINARY(NULLIF(UPPER(TRIM(CAST('HUB_PARTY|' || (nullif(trim(case when coalesce(nullif(trim(w0_party_code),'')) is not null then nullif(trim(w0_party_code), '') end),'')) AS VARCHAR))), '')) as hkey</w:t>
+              <w:t xml:space="preserve">           nullif(trim(case when nullif(trim(w0_party_code),'') is not null then nullif(trim(w0_party_code), '') end),'') as bk,</w:t>
+              <w:br/>
+              <w:t xml:space="preserve">           MD5_BINARY(NULLIF(UPPER(TRIM(CAST('HUB_PARTY|' || (nullif(trim(case when nullif(trim(w0_party_code),'') is not null then nullif(trim(w0_party_code), '') end),'')) AS VARCHAR))), '')) as hkey</w:t>
               <w:br/>
               <w:t xml:space="preserve">      from RAW.MAXIMUS_TRAVEL.NONHLTH_TRV_UWR_VW_DATA_POLICY_DETAILS_INSURED_DETAILS_MEMBER_DETAILS_PARTY_ADDRESS_ADDRESS_PROPERTY_PIVOT_VW</w:t>
               <w:br/>
@@ -2654,9 +2651,9 @@
               <w:br/>
               <w:t xml:space="preserve">    select 'NONHLTH_TRV_UWR_VW_DATA_POLICY_DETAILS_INSURED_DETAILS_MEMBER_DETAILS_PARTY_PROPERTY_MULTI_SET_PROPERTY_MULTI_SET_DETAIL_PROPERTY_PIVOT_VW.[] (PARTY_HKEY__INSURED_MEMBER)' as src_branch,</w:t>
               <w:br/>
-              <w:t xml:space="preserve">           nullif(trim(case when coalesce(nullif(trim(w0_party_code),'')) is not null then nullif(trim(w0_party_code), '') end),'') as bk,</w:t>
-              <w:br/>
-              <w:t xml:space="preserve">           MD5_BINARY(NULLIF(UPPER(TRIM(CAST('HUB_PARTY|' || (nullif(trim(case when coalesce(nullif(trim(w0_party_code),'')) is not null then nullif(trim(w0_party_code), '') end),'')) AS VARCHAR))), '')) as hkey</w:t>
+              <w:t xml:space="preserve">           nullif(trim(case when nullif(trim(w0_party_code),'') is not null then nullif(trim(w0_party_code), '') end),'') as bk,</w:t>
+              <w:br/>
+              <w:t xml:space="preserve">           MD5_BINARY(NULLIF(UPPER(TRIM(CAST('HUB_PARTY|' || (nullif(trim(case when nullif(trim(w0_party_code),'') is not null then nullif(trim(w0_party_code), '') end),'')) AS VARCHAR))), '')) as hkey</w:t>
               <w:br/>
               <w:t xml:space="preserve">      from RAW.MAXIMUS_TRAVEL.NONHLTH_TRV_UWR_VW_DATA_POLICY_DETAILS_INSURED_DETAILS_MEMBER_DETAILS_PARTY_PROPERTY_MULTI_SET_PROPERTY_MULTI_SET_DETAIL_PROPERTY_PIVOT_VW</w:t>
               <w:br/>
@@ -2666,9 +2663,9 @@
               <w:br/>
               <w:t xml:space="preserve">    select 'NONHLTH_TRV_UWR_VW_DATA_POLICY_DETAILS_INSURED_DETAILS_MEMBER_DETAILS_PARTY_PROPERTY_SIMPLE_PROPERTY_PIVOT_VW.[] (PARTY_HKEY__INSURED_MEMBER)' as src_branch,</w:t>
               <w:br/>
-              <w:t xml:space="preserve">           nullif(trim(case when coalesce(nullif(trim(w0_party_code),'')) is not null then nullif(trim(w0_party_code), '') end),'') as bk,</w:t>
-              <w:br/>
-              <w:t xml:space="preserve">           MD5_BINARY(NULLIF(UPPER(TRIM(CAST('HUB_PARTY|' || (nullif(trim(case when coalesce(nullif(trim(w0_party_code),'')) is not null then nullif(trim(w0_party_code), '') end),'')) AS VARCHAR))), '')) as hkey</w:t>
+              <w:t xml:space="preserve">           nullif(trim(case when nullif(trim(w0_party_code),'') is not null then nullif(trim(w0_party_code), '') end),'') as bk,</w:t>
+              <w:br/>
+              <w:t xml:space="preserve">           MD5_BINARY(NULLIF(UPPER(TRIM(CAST('HUB_PARTY|' || (nullif(trim(case when nullif(trim(w0_party_code),'') is not null then nullif(trim(w0_party_code), '') end),'')) AS VARCHAR))), '')) as hkey</w:t>
               <w:br/>
               <w:t xml:space="preserve">      from RAW.MAXIMUS_TRAVEL.NONHLTH_TRV_UWR_VW_DATA_POLICY_DETAILS_INSURED_DETAILS_MEMBER_DETAILS_PARTY_PROPERTY_SIMPLE_PROPERTY_PIVOT_VW</w:t>
               <w:br/>
@@ -2678,9 +2675,9 @@
               <w:br/>
               <w:t xml:space="preserve">    select 'NONHLTH_TRV_UWR_VW_DATA_POLICY_DETAILS_INSURED_DETAILS_MEMBER_DETAILS_PARTY_PROPERTY_SIMPLE_PROPERTY_PIVOT_VW.PARENT_PARTY_CODE (PARTY_HKEY__PARENT_PARTY)' as src_branch,</w:t>
               <w:br/>
-              <w:t xml:space="preserve">           nullif(trim(case when coalesce(nullif(trim(nullif(trim(to_varchar("PARENT_PARTY_CODE")), '')),'')) is not null then nullif(trim(nullif(trim(to_varchar("PARENT_PARTY_CODE")), '')), '') end),'') as bk,</w:t>
-              <w:br/>
-              <w:t xml:space="preserve">           MD5_BINARY(NULLIF(UPPER(TRIM(CAST('HUB_PARTY|' || (nullif(trim(case when coalesce(nullif(trim(nullif(trim(to_varchar("PARENT_PARTY_CODE")), '')),'')) is not null then nullif(trim(nullif(trim(to_varchar("PARENT_PARTY_CODE")), '')), '') end),'')) AS VARCHAR))), '')) as hkey</w:t>
+              <w:t xml:space="preserve">           nullif(trim(case when nullif(trim(nullif(trim(to_varchar("PARENT_PARTY_CODE")), '')),'') is not null then nullif(trim(nullif(trim(to_varchar("PARENT_PARTY_CODE")), '')), '') end),'') as bk,</w:t>
+              <w:br/>
+              <w:t xml:space="preserve">           MD5_BINARY(NULLIF(UPPER(TRIM(CAST('HUB_PARTY|' || (nullif(trim(case when nullif(trim(nullif(trim(to_varchar("PARENT_PARTY_CODE")), '')),'') is not null then nullif(trim(nullif(trim(to_varchar("PARENT_PARTY_CODE")), '')), '') end),'')) AS VARCHAR))), '')) as hkey</w:t>
               <w:br/>
               <w:t xml:space="preserve">      from RAW.MAXIMUS_TRAVEL.NONHLTH_TRV_UWR_VW_DATA_POLICY_DETAILS_INSURED_DETAILS_MEMBER_DETAILS_PARTY_PROPERTY_SIMPLE_PROPERTY_PIVOT_VW</w:t>
               <w:br/>
@@ -2690,9 +2687,9 @@
               <w:br/>
               <w:t xml:space="preserve">    select 'NONHLTH_TRV_UWR_VW_DATA_POLICY_DETAILS_INSURED_DETAILS_RISK_PROPERTY_MULTI_SET_PROPERTY_MULTI_SET_DETAIL_PROPERTY_PIVOT_VW.NOMINEE_NAME (PARTY_HKEY__NOMINEE)' as src_branch,</w:t>
               <w:br/>
-              <w:t xml:space="preserve">           nullif(trim(case when coalesce(nullif(trim(nullif(trim(to_varchar("NOMINEE_NAME")), '')),'')) is not null then 'NOMINEE:' || md5(upper(trim(nullif(trim(nullif(trim(to_varchar("NOMINEE_NAME")), '')), '')))) end),'') as bk,</w:t>
-              <w:br/>
-              <w:t xml:space="preserve">           MD5_BINARY(NULLIF(UPPER(TRIM(CAST('HUB_PARTY|' || (nullif(trim(case when coalesce(nullif(trim(nullif(trim(to_varchar("NOMINEE_NAME")), '')),'')) is not null then 'NOMINEE:' || md5(upper(trim(nullif(trim(nullif(trim(to_varchar("NOMINEE_NAME")), '')), '')))) end),'')) AS VARCHAR))), '')) as hkey</w:t>
+              <w:t xml:space="preserve">           nullif(trim(case when nullif(trim(nullif(trim(to_varchar("NOMINEE_NAME")), '')),'') is not null then 'NOMINEE:' || md5(upper(trim(nullif(trim(nullif(trim(to_varchar("NOMINEE_NAME")), '')), '')))) end),'') as bk,</w:t>
+              <w:br/>
+              <w:t xml:space="preserve">           MD5_BINARY(NULLIF(UPPER(TRIM(CAST('HUB_PARTY|' || (nullif(trim(case when nullif(trim(nullif(trim(to_varchar("NOMINEE_NAME")), '')),'') is not null then 'NOMINEE:' || md5(upper(trim(nullif(trim(nullif(trim(to_varchar("NOMINEE_NAME")), '')), '')))) end),'')) AS VARCHAR))), '')) as hkey</w:t>
               <w:br/>
               <w:t xml:space="preserve">      from RAW.MAXIMUS_TRAVEL.NONHLTH_TRV_UWR_VW_DATA_POLICY_DETAILS_INSURED_DETAILS_RISK_PROPERTY_MULTI_SET_PROPERTY_MULTI_SET_DETAIL_PROPERTY_PIVOT_VW</w:t>
               <w:br/>
@@ -2702,9 +2699,9 @@
               <w:br/>
               <w:t xml:space="preserve">    select 'NONHLTH_TRV_UWR_VW_DATA_POLICY_DETAILS_INSURED_DETAILS_RISK_PROPERTY_SIMPLE_PROPERTY_PIVOT_VW.[] (PARTY_HKEY__POLICYHOLDER)' as src_branch,</w:t>
               <w:br/>
-              <w:t xml:space="preserve">           nullif(trim(case when coalesce(nullif(trim(w2_policy_holder_code),'')) is not null then nullif(trim(w2_policy_holder_code), '') end),'') as bk,</w:t>
-              <w:br/>
-              <w:t xml:space="preserve">           MD5_BINARY(NULLIF(UPPER(TRIM(CAST('HUB_PARTY|' || (nullif(trim(case when coalesce(nullif(trim(w2_policy_holder_code),'')) is not null then nullif(trim(w2_policy_holder_code), '') end),'')) AS VARCHAR))), '')) as hkey</w:t>
+              <w:t xml:space="preserve">           nullif(trim(case when nullif(trim(w2_policy_holder_code),'') is not null then nullif(trim(w2_policy_holder_code), '') end),'') as bk,</w:t>
+              <w:br/>
+              <w:t xml:space="preserve">           MD5_BINARY(NULLIF(UPPER(TRIM(CAST('HUB_PARTY|' || (nullif(trim(case when nullif(trim(w2_policy_holder_code),'') is not null then nullif(trim(w2_policy_holder_code), '') end),'')) AS VARCHAR))), '')) as hkey</w:t>
               <w:br/>
               <w:t xml:space="preserve">      from RAW.MAXIMUS_TRAVEL.NONHLTH_TRV_UWR_VW_DATA_POLICY_DETAILS_INSURED_DETAILS_RISK_PROPERTY_SIMPLE_PROPERTY_PIVOT_VW</w:t>
               <w:br/>
@@ -2714,9 +2711,9 @@
               <w:br/>
               <w:t xml:space="preserve">    select 'NONHLTH_TRV_UWR_VW_DATA_POLICY_DETAILS_POLICY_RELATION.PARTY_CODE (PARTY_HKEY)' as src_branch,</w:t>
               <w:br/>
-              <w:t xml:space="preserve">           nullif(trim(case when coalesce(nullif(trim(nullif(trim(to_varchar("PARTY_CODE")), '')),'')) is not null then nullif(trim(nullif(trim(to_varchar("PARTY_CODE")), '')), '') end),'') as bk,</w:t>
-              <w:br/>
-              <w:t xml:space="preserve">           MD5_BINARY(NULLIF(UPPER(TRIM(CAST('HUB_PARTY|' || (nullif(trim(case when coalesce(nullif(trim(nullif(trim(to_varchar("PARTY_CODE")), '')),'')) is not null then nullif(trim(nullif(trim(to_varchar("PARTY_CODE")), '')), '') end),'')) AS VARCHAR))), '')) as hkey</w:t>
+              <w:t xml:space="preserve">           nullif(trim(case when nullif(trim(nullif(trim(to_varchar("PARTY_CODE")), '')),'') is not null then nullif(trim(nullif(trim(to_varchar("PARTY_CODE")), '')), '') end),'') as bk,</w:t>
+              <w:br/>
+              <w:t xml:space="preserve">           MD5_BINARY(NULLIF(UPPER(TRIM(CAST('HUB_PARTY|' || (nullif(trim(case when nullif(trim(nullif(trim(to_varchar("PARTY_CODE")), '')),'') is not null then nullif(trim(nullif(trim(to_varchar("PARTY_CODE")), '')), '') end),'')) AS VARCHAR))), '')) as hkey</w:t>
               <w:br/>
               <w:t xml:space="preserve">      from RAW.MAXIMUS_TRAVEL.NONHLTH_TRV_UWR_VW_DATA_POLICY_DETAILS_POLICY_RELATION</w:t>
               <w:br/>
@@ -2726,9 +2723,9 @@
               <w:br/>
               <w:t xml:space="preserve">    select 'NONHLTH_TRV_UWR_VW_DATA_POLICY_DETAILS_POLICY_PROPERTY_SIMPLE_PROPERTY_PIVOT_VW.[] (PARTY_HKEY__POLICYHOLDER)' as src_branch,</w:t>
               <w:br/>
-              <w:t xml:space="preserve">           nullif(trim(case when coalesce(nullif(trim(w3_policy_holder_code),'')) is not null then nullif(trim(w3_policy_holder_code), '') end),'') as bk,</w:t>
-              <w:br/>
-              <w:t xml:space="preserve">           MD5_BINARY(NULLIF(UPPER(TRIM(CAST('HUB_PARTY|' || (nullif(trim(case when coalesce(nullif(trim(w3_policy_holder_code),'')) is not null then nullif(trim(w3_policy_holder_code), '') end),'')) AS VARCHAR))), '')) as hkey</w:t>
+              <w:t xml:space="preserve">           nullif(trim(case when nullif(trim(w3_policy_holder_code),'') is not null then nullif(trim(w3_policy_holder_code), '') end),'') as bk,</w:t>
+              <w:br/>
+              <w:t xml:space="preserve">           MD5_BINARY(NULLIF(UPPER(TRIM(CAST('HUB_PARTY|' || (nullif(trim(case when nullif(trim(w3_policy_holder_code),'') is not null then nullif(trim(w3_policy_holder_code), '') end),'')) AS VARCHAR))), '')) as hkey</w:t>
               <w:br/>
               <w:t xml:space="preserve">      from RAW.MAXIMUS_TRAVEL.NONHLTH_TRV_UWR_VW_DATA_POLICY_DETAILS_POLICY_PROPERTY_SIMPLE_PROPERTY_PIVOT_VW</w:t>
               <w:br/>
@@ -2738,9 +2735,9 @@
               <w:br/>
               <w:t xml:space="preserve">    select 'NONHLTH_TRV_UWR_VW_DATA_POLICY_DETAILS_POLICY_PROPERTY_SIMPLE_PROPERTY_PIVOT_VW.BAGIC_RM_ECODE (PARTY_HKEY__RELATIONSHIP_MANAGER)' as src_branch,</w:t>
               <w:br/>
-              <w:t xml:space="preserve">           nullif(trim(case when coalesce(nullif(trim(nullif(trim(to_varchar("BAGIC_RM_ECODE")), '')),'')) is not null then 'EMP:' || nullif(trim(nullif(trim(to_varchar("BAGIC_RM_ECODE")), '')), '') end),'') as bk,</w:t>
-              <w:br/>
-              <w:t xml:space="preserve">           MD5_BINARY(NULLIF(UPPER(TRIM(CAST('HUB_PARTY|' || (nullif(trim(case when coalesce(nullif(trim(nullif(trim(to_varchar("BAGIC_RM_ECODE")), '')),'')) is not null then 'EMP:' || nullif(trim(nullif(trim(to_varchar("BAGIC_RM_ECODE")), '')), '') end),'')) AS VARCHAR))), '')) as hkey</w:t>
+              <w:t xml:space="preserve">           nullif(trim(case when nullif(trim(nullif(trim(to_varchar("BAGIC_RM_ECODE")), '')),'') is not null then 'EMP:' || nullif(trim(nullif(trim(to_varchar("BAGIC_RM_ECODE")), '')), '') end),'') as bk,</w:t>
+              <w:br/>
+              <w:t xml:space="preserve">           MD5_BINARY(NULLIF(UPPER(TRIM(CAST('HUB_PARTY|' || (nullif(trim(case when nullif(trim(nullif(trim(to_varchar("BAGIC_RM_ECODE")), '')),'') is not null then 'EMP:' || nullif(trim(nullif(trim(to_varchar("BAGIC_RM_ECODE")), '')), '') end),'')) AS VARCHAR))), '')) as hkey</w:t>
               <w:br/>
               <w:t xml:space="preserve">      from RAW.MAXIMUS_TRAVEL.NONHLTH_TRV_UWR_VW_DATA_POLICY_DETAILS_POLICY_PROPERTY_SIMPLE_PROPERTY_PIVOT_VW</w:t>
               <w:br/>
@@ -2750,9 +2747,9 @@
               <w:br/>
               <w:t xml:space="preserve">    select 'NONHLTH_TRV_UWR_VW_DATA_POLICY_DETAILS_PROPOSER_DETAILS.PARENT_PARTY_CODE (PARTY_HKEY__PARENT_PARTY)' as src_branch,</w:t>
               <w:br/>
-              <w:t xml:space="preserve">           nullif(trim(case when coalesce(nullif(trim(nullif(trim(to_varchar("PARENT_PARTY_CODE")), '')),'')) is not null then nullif(trim(nullif(trim(to_varchar("PARENT_PARTY_CODE")), '')), '') end),'') as bk,</w:t>
-              <w:br/>
-              <w:t xml:space="preserve">           MD5_BINARY(NULLIF(UPPER(TRIM(CAST('HUB_PARTY|' || (nullif(trim(case when coalesce(nullif(trim(nullif(trim(to_varchar("PARENT_PARTY_CODE")), '')),'')) is not null then nullif(trim(nullif(trim(to_varchar("PARENT_PARTY_CODE")), '')), '') end),'')) AS VARCHAR))), '')) as hkey</w:t>
+              <w:t xml:space="preserve">           nullif(trim(case when nullif(trim(nullif(trim(to_varchar("PARENT_PARTY_CODE")), '')),'') is not null then nullif(trim(nullif(trim(to_varchar("PARENT_PARTY_CODE")), '')), '') end),'') as bk,</w:t>
+              <w:br/>
+              <w:t xml:space="preserve">           MD5_BINARY(NULLIF(UPPER(TRIM(CAST('HUB_PARTY|' || (nullif(trim(case when nullif(trim(nullif(trim(to_varchar("PARENT_PARTY_CODE")), '')),'') is not null then nullif(trim(nullif(trim(to_varchar("PARENT_PARTY_CODE")), '')), '') end),'')) AS VARCHAR))), '')) as hkey</w:t>
               <w:br/>
               <w:t xml:space="preserve">      from RAW.MAXIMUS_TRAVEL.NONHLTH_TRV_UWR_VW_DATA_POLICY_DETAILS_PROPOSER_DETAILS</w:t>
               <w:br/>
@@ -2762,9 +2759,9 @@
               <w:br/>
               <w:t xml:space="preserve">    select 'NONHLTH_TRV_UWR_VW_DATA_POLICY_DETAILS_PROPOSER_DETAILS.PARTY_CODE (PARTY_HKEY__PROPOSER)' as src_branch,</w:t>
               <w:br/>
-              <w:t xml:space="preserve">           nullif(trim(case when coalesce(nullif(trim(nullif(trim(to_varchar("PARTY_CODE")), '')),'')) is not null then nullif(trim(nullif(trim(to_varchar("PARTY_CODE")), '')), '') end),'') as bk,</w:t>
-              <w:br/>
-              <w:t xml:space="preserve">           MD5_BINARY(NULLIF(UPPER(TRIM(CAST('HUB_PARTY|' || (nullif(trim(case when coalesce(nullif(trim(nullif(trim(to_varchar("PARTY_CODE")), '')),'')) is not null then nullif(trim(nullif(trim(to_varchar("PARTY_CODE")), '')), '') end),'')) AS VARCHAR))), '')) as hkey</w:t>
+              <w:t xml:space="preserve">           nullif(trim(case when nullif(trim(nullif(trim(to_varchar("PARTY_CODE")), '')),'') is not null then nullif(trim(nullif(trim(to_varchar("PARTY_CODE")), '')), '') end),'') as bk,</w:t>
+              <w:br/>
+              <w:t xml:space="preserve">           MD5_BINARY(NULLIF(UPPER(TRIM(CAST('HUB_PARTY|' || (nullif(trim(case when nullif(trim(nullif(trim(to_varchar("PARTY_CODE")), '')),'') is not null then nullif(trim(nullif(trim(to_varchar("PARTY_CODE")), '')), '') end),'')) AS VARCHAR))), '')) as hkey</w:t>
               <w:br/>
               <w:t xml:space="preserve">      from RAW.MAXIMUS_TRAVEL.NONHLTH_TRV_UWR_VW_DATA_POLICY_DETAILS_PROPOSER_DETAILS</w:t>
               <w:br/>
@@ -2774,9 +2771,9 @@
               <w:br/>
               <w:t xml:space="preserve">    select 'NONHLTH_TRV_UWR_VW_DATA_POLICY_DETAILS_PROPOSER_DETAILS_PARTY_ADDRESS_ADDRESS_PROPERTY_PIVOT_VW.[] (PARTY_HKEY__PROPOSER)' as src_branch,</w:t>
               <w:br/>
-              <w:t xml:space="preserve">           nullif(trim(case when coalesce(nullif(trim(w0_party_code),'')) is not null then nullif(trim(w0_party_code), '') end),'') as bk,</w:t>
-              <w:br/>
-              <w:t xml:space="preserve">           MD5_BINARY(NULLIF(UPPER(TRIM(CAST('HUB_PARTY|' || (nullif(trim(case when coalesce(nullif(trim(w0_party_code),'')) is not null then nullif(trim(w0_party_code), '') end),'')) AS VARCHAR))), '')) as hkey</w:t>
+              <w:t xml:space="preserve">           nullif(trim(case when nullif(trim(w0_party_code),'') is not null then nullif(trim(w0_party_code), '') end),'') as bk,</w:t>
+              <w:br/>
+              <w:t xml:space="preserve">           MD5_BINARY(NULLIF(UPPER(TRIM(CAST('HUB_PARTY|' || (nullif(trim(case when nullif(trim(w0_party_code),'') is not null then nullif(trim(w0_party_code), '') end),'')) AS VARCHAR))), '')) as hkey</w:t>
               <w:br/>
               <w:t xml:space="preserve">      from RAW.MAXIMUS_TRAVEL.NONHLTH_TRV_UWR_VW_DATA_POLICY_DETAILS_PROPOSER_DETAILS_PARTY_ADDRESS_ADDRESS_PROPERTY_PIVOT_VW</w:t>
               <w:br/>
@@ -2786,9 +2783,9 @@
               <w:br/>
               <w:t xml:space="preserve">    select 'NONHLTH_TRV_UWR_VW_DATA_POLICY_DETAILS_PROPOSER_DETAILS_PARTY_PROPERTY_MULTI_SET_PROPERTY_MULTI_SET_DETAIL_PROPERTY_PIVOT_VW.[] (PARTY_HKEY__PROPOSER)' as src_branch,</w:t>
               <w:br/>
-              <w:t xml:space="preserve">           nullif(trim(case when coalesce(nullif(trim(w0_party_code),'')) is not null then nullif(trim(w0_party_code), '') end),'') as bk,</w:t>
-              <w:br/>
-              <w:t xml:space="preserve">           MD5_BINARY(NULLIF(UPPER(TRIM(CAST('HUB_PARTY|' || (nullif(trim(case when coalesce(nullif(trim(w0_party_code),'')) is not null then nullif(trim(w0_party_code), '') end),'')) AS VARCHAR))), '')) as hkey</w:t>
+              <w:t xml:space="preserve">           nullif(trim(case when nullif(trim(w0_party_code),'') is not null then nullif(trim(w0_party_code), '') end),'') as bk,</w:t>
+              <w:br/>
+              <w:t xml:space="preserve">           MD5_BINARY(NULLIF(UPPER(TRIM(CAST('HUB_PARTY|' || (nullif(trim(case when nullif(trim(w0_party_code),'') is not null then nullif(trim(w0_party_code), '') end),'')) AS VARCHAR))), '')) as hkey</w:t>
               <w:br/>
               <w:t xml:space="preserve">      from RAW.MAXIMUS_TRAVEL.NONHLTH_TRV_UWR_VW_DATA_POLICY_DETAILS_PROPOSER_DETAILS_PARTY_PROPERTY_MULTI_SET_PROPERTY_MULTI_SET_DETAIL_PROPERTY_PIVOT_VW</w:t>
               <w:br/>
@@ -2798,9 +2795,9 @@
               <w:br/>
               <w:t xml:space="preserve">    select 'NONHLTH_TRV_UWR_VW_DATA_POLICY_DETAILS_PROPOSER_DETAILS_PARTY_PROPERTY_SIMPLE_PROPERTY_PIVOT_VW.BAGIC_EMPLOYEE_CODE (PARTY_HKEY__BAGIC_EMPLOYEE)' as src_branch,</w:t>
               <w:br/>
-              <w:t xml:space="preserve">           nullif(trim(case when coalesce(nullif(trim(nullif(trim(to_varchar("BAGIC_EMPLOYEE_CODE")), '')),'')) is not null then 'EMP:' || nullif(trim(nullif(trim(to_varchar("BAGIC_EMPLOYEE_CODE")), '')), '') end),'') as bk,</w:t>
-              <w:br/>
-              <w:t xml:space="preserve">           MD5_BINARY(NULLIF(UPPER(TRIM(CAST('HUB_PARTY|' || (nullif(trim(case when coalesce(nullif(trim(nullif(trim(to_varchar("BAGIC_EMPLOYEE_CODE")), '')),'')) is not null then 'EMP:' || nullif(trim(nullif(trim(to_varchar("BAGIC_EMPLOYEE_CODE")), '')), '') end),'')) AS VARCHAR))), '')) as hkey</w:t>
+              <w:t xml:space="preserve">           nullif(trim(case when nullif(trim(nullif(trim(to_varchar("BAGIC_EMPLOYEE_CODE")), '')),'') is not null then 'EMP:' || nullif(trim(nullif(trim(to_varchar("BAGIC_EMPLOYEE_CODE")), '')), '') end),'') as bk,</w:t>
+              <w:br/>
+              <w:t xml:space="preserve">           MD5_BINARY(NULLIF(UPPER(TRIM(CAST('HUB_PARTY|' || (nullif(trim(case when nullif(trim(nullif(trim(to_varchar("BAGIC_EMPLOYEE_CODE")), '')),'') is not null then 'EMP:' || nullif(trim(nullif(trim(to_varchar("BAGIC_EMPLOYEE_CODE")), '')), '') end),'')) AS VARCHAR))), '')) as hkey</w:t>
               <w:br/>
               <w:t xml:space="preserve">      from RAW.MAXIMUS_TRAVEL.NONHLTH_TRV_UWR_VW_DATA_POLICY_DETAILS_PROPOSER_DETAILS_PARTY_PROPERTY_SIMPLE_PROPERTY_PIVOT_VW</w:t>
               <w:br/>
@@ -2810,9 +2807,9 @@
               <w:br/>
               <w:t xml:space="preserve">    select 'NONHLTH_TRV_UWR_VW_DATA_POLICY_DETAILS_PROPOSER_DETAILS_PARTY_PROPERTY_SIMPLE_PROPERTY_PIVOT_VW.PARENT_PARTY_CODE (PARTY_HKEY__PARENT_PARTY)' as src_branch,</w:t>
               <w:br/>
-              <w:t xml:space="preserve">           nullif(trim(case when coalesce(nullif(trim(nullif(trim(to_varchar("PARENT_PARTY_CODE")), '')),'')) is not null then nullif(trim(nullif(trim(to_varchar("PARENT_PARTY_CODE")), '')), '') end),'') as bk,</w:t>
-              <w:br/>
-              <w:t xml:space="preserve">           MD5_BINARY(NULLIF(UPPER(TRIM(CAST('HUB_PARTY|' || (nullif(trim(case when coalesce(nullif(trim(nullif(trim(to_varchar("PARENT_PARTY_CODE")), '')),'')) is not null then nullif(trim(nullif(trim(to_varchar("PARENT_PARTY_CODE")), '')), '') end),'')) AS VARCHAR))), '')) as hkey</w:t>
+              <w:t xml:space="preserve">           nullif(trim(case when nullif(trim(nullif(trim(to_varchar("PARENT_PARTY_CODE")), '')),'') is not null then nullif(trim(nullif(trim(to_varchar("PARENT_PARTY_CODE")), '')), '') end),'') as bk,</w:t>
+              <w:br/>
+              <w:t xml:space="preserve">           MD5_BINARY(NULLIF(UPPER(TRIM(CAST('HUB_PARTY|' || (nullif(trim(case when nullif(trim(nullif(trim(to_varchar("PARENT_PARTY_CODE")), '')),'') is not null then nullif(trim(nullif(trim(to_varchar("PARENT_PARTY_CODE")), '')), '') end),'')) AS VARCHAR))), '')) as hkey</w:t>
               <w:br/>
               <w:t xml:space="preserve">      from RAW.MAXIMUS_TRAVEL.NONHLTH_TRV_UWR_VW_DATA_POLICY_DETAILS_PROPOSER_DETAILS_PARTY_PROPERTY_SIMPLE_PROPERTY_PIVOT_VW</w:t>
               <w:br/>
@@ -2822,9 +2819,9 @@
               <w:br/>
               <w:t xml:space="preserve">    select 'NONHLTH_TRV_UWR_VW_DATA_POLICY_DETAILS_PROPOSER_DETAILS_PARTY_PROPERTY_SIMPLE_PROPERTY_PIVOT_VW.[] (PARTY_HKEY__PROPOSER)' as src_branch,</w:t>
               <w:br/>
-              <w:t xml:space="preserve">           nullif(trim(case when coalesce(nullif(trim(w0_party_code),'')) is not null then nullif(trim(w0_party_code), '') end),'') as bk,</w:t>
-              <w:br/>
-              <w:t xml:space="preserve">           MD5_BINARY(NULLIF(UPPER(TRIM(CAST('HUB_PARTY|' || (nullif(trim(case when coalesce(nullif(trim(w0_party_code),'')) is not null then nullif(trim(w0_party_code), '') end),'')) AS VARCHAR))), '')) as hkey</w:t>
+              <w:t xml:space="preserve">           nullif(trim(case when nullif(trim(w0_party_code),'') is not null then nullif(trim(w0_party_code), '') end),'') as bk,</w:t>
+              <w:br/>
+              <w:t xml:space="preserve">           MD5_BINARY(NULLIF(UPPER(TRIM(CAST('HUB_PARTY|' || (nullif(trim(case when nullif(trim(w0_party_code),'') is not null then nullif(trim(w0_party_code), '') end),'')) AS VARCHAR))), '')) as hkey</w:t>
               <w:br/>
               <w:t xml:space="preserve">      from RAW.MAXIMUS_TRAVEL.NONHLTH_TRV_UWR_VW_DATA_POLICY_DETAILS_PROPOSER_DETAILS_PARTY_PROPERTY_SIMPLE_PROPERTY_PIVOT_VW</w:t>
               <w:br/>
@@ -2834,9 +2831,9 @@
               <w:br/>
               <w:t xml:space="preserve">    select 'NONHLTH_TRV_UWR_VW_DATA_QUOTE_PARAM_DETAILS.POLICY_HOLDER_CODE (PARTY_HKEY__POLICYHOLDER)' as src_branch,</w:t>
               <w:br/>
-              <w:t xml:space="preserve">           nullif(trim(case when coalesce(nullif(trim(nullif(trim(to_varchar("POLICY_HOLDER_CODE")), '')),'')) is not null then nullif(trim(nullif(trim(to_varchar("POLICY_HOLDER_CODE")), '')), '') end),'') as bk,</w:t>
-              <w:br/>
-              <w:t xml:space="preserve">           MD5_BINARY(NULLIF(UPPER(TRIM(CAST('HUB_PARTY|' || (nullif(trim(case when coalesce(nullif(trim(nullif(trim(to_varchar("POLICY_HOLDER_CODE")), '')),'')) is not null then nullif(trim(nullif(trim(to_varchar("POLICY_HOLDER_CODE")), '')), '') end),'')) AS VARCHAR))), '')) as hkey</w:t>
+              <w:t xml:space="preserve">           nullif(trim(case when nullif(trim(nullif(trim(to_varchar("POLICY_HOLDER_CODE")), '')),'') is not null then nullif(trim(nullif(trim(to_varchar("POLICY_HOLDER_CODE")), '')), '') end),'') as bk,</w:t>
+              <w:br/>
+              <w:t xml:space="preserve">           MD5_BINARY(NULLIF(UPPER(TRIM(CAST('HUB_PARTY|' || (nullif(trim(case when nullif(trim(nullif(trim(to_varchar("POLICY_HOLDER_CODE")), '')),'') is not null then nullif(trim(nullif(trim(to_varchar("POLICY_HOLDER_CODE")), '')), '') end),'')) AS VARCHAR))), '')) as hkey</w:t>
               <w:br/>
               <w:t xml:space="preserve">      from RAW.MAXIMUS_TRAVEL.NONHLTH_TRV_UWR_VW_DATA_QUOTE_PARAM_DETAILS</w:t>
               <w:br/>
@@ -2846,9 +2843,9 @@
               <w:br/>
               <w:t xml:space="preserve">    select 'NONHLTH_TRV_UWR_VW_DATA_QUOTE_PARAM_DETAILS_POLICY_PROPERTY_RULE_LIST_PIVOT_VW.[] (PARTY_HKEY__POLICYHOLDER)' as src_branch,</w:t>
               <w:br/>
-              <w:t xml:space="preserve">           nullif(trim(case when coalesce(nullif(trim(w2_policy_holder_code),'')) is not null then nullif(trim(w2_policy_holder_code), '') end),'') as bk,</w:t>
-              <w:br/>
-              <w:t xml:space="preserve">           MD5_BINARY(NULLIF(UPPER(TRIM(CAST('HUB_PARTY|' || (nullif(trim(case when coalesce(nullif(trim(w2_policy_holder_code),'')) is not null then nullif(trim(w2_policy_holder_code), '') end),'')) AS VARCHAR))), '')) as hkey</w:t>
+              <w:t xml:space="preserve">           nullif(trim(case when nullif(trim(w2_policy_holder_code),'') is not null then nullif(trim(w2_policy_holder_code), '') end),'') as bk,</w:t>
+              <w:br/>
+              <w:t xml:space="preserve">           MD5_BINARY(NULLIF(UPPER(TRIM(CAST('HUB_PARTY|' || (nullif(trim(case when nullif(trim(w2_policy_holder_code),'') is not null then nullif(trim(w2_policy_holder_code), '') end),'')) AS VARCHAR))), '')) as hkey</w:t>
               <w:br/>
               <w:t xml:space="preserve">      from RAW.MAXIMUS_TRAVEL.NONHLTH_TRV_UWR_VW_DATA_QUOTE_PARAM_DETAILS_POLICY_PROPERTY_RULE_LIST_PIVOT_VW</w:t>
               <w:br/>
@@ -2858,9 +2855,9 @@
               <w:br/>
               <w:t xml:space="preserve">    select 'NONHLTH_TRV_UWR_VW_DATA_QUOTE_PARAM_DETAILS_POLICY_PROPERTY_RULE_LIST_PIVOT_VW.BAGIC_RM_ECODE (PARTY_HKEY__RELATIONSHIP_MANAGER)' as src_branch,</w:t>
               <w:br/>
-              <w:t xml:space="preserve">           nullif(trim(case when coalesce(nullif(trim(nullif(trim(to_varchar("BAGIC_RM_ECODE")), '')),'')) is not null then 'EMP:' || nullif(trim(nullif(trim(to_varchar("BAGIC_RM_ECODE")), '')), '') end),'') as bk,</w:t>
-              <w:br/>
-              <w:t xml:space="preserve">           MD5_BINARY(NULLIF(UPPER(TRIM(CAST('HUB_PARTY|' || (nullif(trim(case when coalesce(nullif(trim(nullif(trim(to_varchar("BAGIC_RM_ECODE")), '')),'')) is not null then 'EMP:' || nullif(trim(nullif(trim(to_varchar("BAGIC_RM_ECODE")), '')), '') end),'')) AS VARCHAR))), '')) as hkey</w:t>
+              <w:t xml:space="preserve">           nullif(trim(case when nullif(trim(nullif(trim(to_varchar("BAGIC_RM_ECODE")), '')),'') is not null then 'EMP:' || nullif(trim(nullif(trim(to_varchar("BAGIC_RM_ECODE")), '')), '') end),'') as bk,</w:t>
+              <w:br/>
+              <w:t xml:space="preserve">           MD5_BINARY(NULLIF(UPPER(TRIM(CAST('HUB_PARTY|' || (nullif(trim(case when nullif(trim(nullif(trim(to_varchar("BAGIC_RM_ECODE")), '')),'') is not null then 'EMP:' || nullif(trim(nullif(trim(to_varchar("BAGIC_RM_ECODE")), '')), '') end),'')) AS VARCHAR))), '')) as hkey</w:t>
               <w:br/>
               <w:t xml:space="preserve">      from RAW.MAXIMUS_TRAVEL.NONHLTH_TRV_UWR_VW_DATA_QUOTE_PARAM_DETAILS_POLICY_PROPERTY_RULE_LIST_PIVOT_VW</w:t>
               <w:br/>
@@ -2870,9 +2867,9 @@
               <w:br/>
               <w:t xml:space="preserve">    select 'NONHLTH_TRV_UWR_VW_DATA_QUOTE_PARAM_DETAILS_POLICY_PROPERTY_RULE_LIST_PIVOT_VW.SUB_IMD_CODE (PARTY_HKEY__SUB_INTERMEDIARY)' as src_branch,</w:t>
               <w:br/>
-              <w:t xml:space="preserve">           nullif(trim(case when coalesce(nullif(trim(nullif(trim(to_varchar("SUB_IMD_CODE")), '')),'')) is not null then 'IMD:' || nullif(trim(nullif(trim(to_varchar("SUB_IMD_CODE")), '')), '') end),'') as bk,</w:t>
-              <w:br/>
-              <w:t xml:space="preserve">           MD5_BINARY(NULLIF(UPPER(TRIM(CAST('HUB_PARTY|' || (nullif(trim(case when coalesce(nullif(trim(nullif(trim(to_varchar("SUB_IMD_CODE")), '')),'')) is not null then 'IMD:' || nullif(trim(nullif(trim(to_varchar("SUB_IMD_CODE")), '')), '') end),'')) AS VARCHAR))), '')) as hkey</w:t>
+              <w:t xml:space="preserve">           nullif(trim(case when nullif(trim(nullif(trim(to_varchar("SUB_IMD_CODE")), '')),'') is not null then 'IMD:' || nullif(trim(nullif(trim(to_varchar("SUB_IMD_CODE")), '')), '') end),'') as bk,</w:t>
+              <w:br/>
+              <w:t xml:space="preserve">           MD5_BINARY(NULLIF(UPPER(TRIM(CAST('HUB_PARTY|' || (nullif(trim(case when nullif(trim(nullif(trim(to_varchar("SUB_IMD_CODE")), '')),'') is not null then 'IMD:' || nullif(trim(nullif(trim(to_varchar("SUB_IMD_CODE")), '')), '') end),'')) AS VARCHAR))), '')) as hkey</w:t>
               <w:br/>
               <w:t xml:space="preserve">      from RAW.MAXIMUS_TRAVEL.NONHLTH_TRV_UWR_VW_DATA_QUOTE_PARAM_DETAILS_POLICY_PROPERTY_RULE_LIST_PIVOT_VW</w:t>
               <w:br/>
@@ -2882,9 +2879,9 @@
               <w:br/>
               <w:t xml:space="preserve">    select 'NONHLTH_TRV_UWR_VW_DATA_QUOTE_PARAM_DETAILS_RISK_LIST.PARTY_CODE (PARTY_HKEY)' as src_branch,</w:t>
               <w:br/>
-              <w:t xml:space="preserve">           nullif(trim(case when coalesce(nullif(trim(nullif(trim(to_varchar("PARTY_CODE")), '')),'')) is not null then nullif(trim(nullif(trim(to_varchar("PARTY_CODE")), '')), '') end),'') as bk,</w:t>
-              <w:br/>
-              <w:t xml:space="preserve">           MD5_BINARY(NULLIF(UPPER(TRIM(CAST('HUB_PARTY|' || (nullif(trim(case when coalesce(nullif(trim(nullif(trim(to_varchar("PARTY_CODE")), '')),'')) is not null then nullif(trim(nullif(trim(to_varchar("PARTY_CODE")), '')), '') end),'')) AS VARCHAR))), '')) as hkey</w:t>
+              <w:t xml:space="preserve">           nullif(trim(case when nullif(trim(nullif(trim(to_varchar("PARTY_CODE")), '')),'') is not null then nullif(trim(nullif(trim(to_varchar("PARTY_CODE")), '')), '') end),'') as bk,</w:t>
+              <w:br/>
+              <w:t xml:space="preserve">           MD5_BINARY(NULLIF(UPPER(TRIM(CAST('HUB_PARTY|' || (nullif(trim(case when nullif(trim(nullif(trim(to_varchar("PARTY_CODE")), '')),'') is not null then nullif(trim(nullif(trim(to_varchar("PARTY_CODE")), '')), '') end),'')) AS VARCHAR))), '')) as hkey</w:t>
               <w:br/>
               <w:t xml:space="preserve">      from RAW.MAXIMUS_TRAVEL.NONHLTH_TRV_UWR_VW_DATA_QUOTE_PARAM_DETAILS_RISK_LIST</w:t>
               <w:br/>
@@ -2894,9 +2891,9 @@
               <w:br/>
               <w:t xml:space="preserve">    select 'NONHLTH_TRV_UWR_VW_DATA_QUOTE_PARAM_DETAILS_RISK_LIST.ADDITIONAL_PARTY_CODE (PARTY_HKEY__ADDITIONAL_PARTY)' as src_branch,</w:t>
               <w:br/>
-              <w:t xml:space="preserve">           nullif(trim(case when coalesce(nullif(trim(nullif(trim(to_varchar("ADDITIONAL_PARTY_CODE")), '')),'')) is not null then nullif(trim(nullif(trim(to_varchar("ADDITIONAL_PARTY_CODE")), '')), '') end),'') as bk,</w:t>
-              <w:br/>
-              <w:t xml:space="preserve">           MD5_BINARY(NULLIF(UPPER(TRIM(CAST('HUB_PARTY|' || (nullif(trim(case when coalesce(nullif(trim(nullif(trim(to_varchar("ADDITIONAL_PARTY_CODE")), '')),'')) is not null then nullif(trim(nullif(trim(to_varchar("ADDITIONAL_PARTY_CODE")), '')), '') end),'')) AS VARCHAR))), '')) as hkey</w:t>
+              <w:t xml:space="preserve">           nullif(trim(case when nullif(trim(nullif(trim(to_varchar("ADDITIONAL_PARTY_CODE")), '')),'') is not null then nullif(trim(nullif(trim(to_varchar("ADDITIONAL_PARTY_CODE")), '')), '') end),'') as bk,</w:t>
+              <w:br/>
+              <w:t xml:space="preserve">           MD5_BINARY(NULLIF(UPPER(TRIM(CAST('HUB_PARTY|' || (nullif(trim(case when nullif(trim(nullif(trim(to_varchar("ADDITIONAL_PARTY_CODE")), '')),'') is not null then nullif(trim(nullif(trim(to_varchar("ADDITIONAL_PARTY_CODE")), '')), '') end),'')) AS VARCHAR))), '')) as hkey</w:t>
               <w:br/>
               <w:t xml:space="preserve">      from RAW.MAXIMUS_TRAVEL.NONHLTH_TRV_UWR_VW_DATA_QUOTE_PARAM_DETAILS_RISK_LIST</w:t>
               <w:br/>
@@ -2906,9 +2903,9 @@
               <w:br/>
               <w:t xml:space="preserve">    select 'NONHLTH_TRV_UWR_VW_DATA_QUOTE_PARAM_DETAILS_RISK_LIST_MULTI_SET_PROPERTY_INPUT_MULTI_SET_DETAIL_INPUT_PROPERTY_PIVOT_VW.NOMINEE_NAME (PARTY_HKEY__NOMINEE)' as src_branch,</w:t>
               <w:br/>
-              <w:t xml:space="preserve">           nullif(trim(case when coalesce(nullif(trim(nullif(trim(to_varchar("NOMINEE_NAME")), '')),'')) is not null then 'NOMINEE:' || md5(upper(trim(nullif(trim(nullif(trim(to_varchar("NOMINEE_NAME")), '')), '')))) end),'') as bk,</w:t>
-              <w:br/>
-              <w:t xml:space="preserve">           MD5_BINARY(NULLIF(UPPER(TRIM(CAST('HUB_PARTY|' || (nullif(trim(case when coalesce(nullif(trim(nullif(trim(to_varchar("NOMINEE_NAME")), '')),'')) is not null then 'NOMINEE:' || md5(upper(trim(nullif(trim(nullif(trim(to_varchar("NOMINEE_NAME")), '')), '')))) end),'')) AS VARCHAR))), '')) as hkey</w:t>
+              <w:t xml:space="preserve">           nullif(trim(case when nullif(trim(nullif(trim(to_varchar("NOMINEE_NAME")), '')),'') is not null then 'NOMINEE:' || md5(upper(trim(nullif(trim(nullif(trim(to_varchar("NOMINEE_NAME")), '')), '')))) end),'') as bk,</w:t>
+              <w:br/>
+              <w:t xml:space="preserve">           MD5_BINARY(NULLIF(UPPER(TRIM(CAST('HUB_PARTY|' || (nullif(trim(case when nullif(trim(nullif(trim(to_varchar("NOMINEE_NAME")), '')),'') is not null then 'NOMINEE:' || md5(upper(trim(nullif(trim(nullif(trim(to_varchar("NOMINEE_NAME")), '')), '')))) end),'')) AS VARCHAR))), '')) as hkey</w:t>
               <w:br/>
               <w:t xml:space="preserve">      from RAW.MAXIMUS_TRAVEL.NONHLTH_TRV_UWR_VW_DATA_QUOTE_PARAM_DETAILS_RISK_LIST_MULTI_SET_PROPERTY_INPUT_MULTI_SET_DETAIL_INPUT_PROPERTY_PIVOT_VW</w:t>
               <w:br/>
@@ -2918,9 +2915,9 @@
               <w:br/>
               <w:t xml:space="preserve">    select 'NONHLTH_TRV_UWR_VW_DATA_QUOTE_PARAM_DETAILS_RISK_LIST_RISK_PROPERTY_RULE_LIST_PIVOT_VW.[] (PARTY_HKEY__POLICYHOLDER)' as src_branch,</w:t>
               <w:br/>
-              <w:t xml:space="preserve">           nullif(trim(case when coalesce(nullif(trim(w2_policy_holder_code),'')) is not null then nullif(trim(w2_policy_holder_code), '') end),'') as bk,</w:t>
-              <w:br/>
-              <w:t xml:space="preserve">           MD5_BINARY(NULLIF(UPPER(TRIM(CAST('HUB_PARTY|' || (nullif(trim(case when coalesce(nullif(trim(w2_policy_holder_code),'')) is not null then nullif(trim(w2_policy_holder_code), '') end),'')) AS VARCHAR))), '')) as hkey</w:t>
+              <w:t xml:space="preserve">           nullif(trim(case when nullif(trim(w2_policy_holder_code),'') is not null then nullif(trim(w2_policy_holder_code), '') end),'') as bk,</w:t>
+              <w:br/>
+              <w:t xml:space="preserve">           MD5_BINARY(NULLIF(UPPER(TRIM(CAST('HUB_PARTY|' || (nullif(trim(case when nullif(trim(w2_policy_holder_code),'') is not null then nullif(trim(w2_policy_holder_code), '') end),'')) AS VARCHAR))), '')) as hkey</w:t>
               <w:br/>
               <w:t xml:space="preserve">      from RAW.MAXIMUS_TRAVEL.NONHLTH_TRV_UWR_VW_DATA_QUOTE_PARAM_DETAILS_RISK_LIST_RISK_PROPERTY_RULE_LIST_PIVOT_VW</w:t>
               <w:br/>
@@ -2930,9 +2927,9 @@
               <w:br/>
               <w:t xml:space="preserve">    select 'NONHLTH_TRV_CLM_VW_DATA_CLAIM_DETAILS_CLAIM_ATTRIBUTE_PROPERTIES_PIVOT_VW.CUSTOMERID (PARTY_HKEY__CLAIMANT_CUSTOMER / sat_common_contact)' as src_branch,</w:t>
               <w:br/>
-              <w:t xml:space="preserve">           nullif(trim(case when coalesce(nullif(trim(nullif(trim(to_varchar("CUSTOMERID")), '')),'')) is not null then nullif(trim(nullif(trim(to_varchar("CUSTOMERID")), '')), '') end),'') as bk,</w:t>
-              <w:br/>
-              <w:t xml:space="preserve">           MD5_BINARY(NULLIF(UPPER(TRIM(CAST('HUB_PARTY|' || ((nullif(trim(case when coalesce(nullif(trim(nullif(trim(to_varchar("CUSTOMERID")), '')),'')) is not null then nullif(trim(nullif(trim(to_varchar("CUSTOMERID")), '')), '') end),''))) AS VARCHAR))), '')) as hkey</w:t>
+              <w:t xml:space="preserve">           nullif(trim(case when nullif(trim(nullif(trim(to_varchar("CUSTOMERID")), '')),'') is not null then nullif(trim(nullif(trim(to_varchar("CUSTOMERID")), '')), '') end),'') as bk,</w:t>
+              <w:br/>
+              <w:t xml:space="preserve">           MD5_BINARY(NULLIF(UPPER(TRIM(CAST('HUB_PARTY|' || ((nullif(trim(case when nullif(trim(nullif(trim(to_varchar("CUSTOMERID")), '')),'') is not null then nullif(trim(nullif(trim(to_varchar("CUSTOMERID")), '')), '') end),''))) AS VARCHAR))), '')) as hkey</w:t>
               <w:br/>
               <w:t xml:space="preserve">      from RAW.MAXIMUS_TRAVEL.NONHLTH_TRV_CLM_VW_DATA_CLAIM_DETAILS_CLAIM_ATTRIBUTE_PROPERTIES_PIVOT_VW</w:t>
               <w:br/>
@@ -2944,9 +2941,9 @@
               <w:br/>
               <w:t xml:space="preserve">    select 'NONHLTH_TRV_UWR_VW_DATA_POLICY_DETAILS_INSURED_DETAILS_MEMBER_DETAILS_PARTY_ADDRESS_ADDRESS_PROPERTY_PIVOT_VW (literal arm) (PARTY_HKEY__INSURED_MEMBER / sat_common_contact)' as src_branch,</w:t>
               <w:br/>
-              <w:t xml:space="preserve">           nullif(trim(case when coalesce(nullif(trim(w0_party_code),'')) is not null then nullif(trim(w0_party_code), '') end),'') as bk,</w:t>
-              <w:br/>
-              <w:t xml:space="preserve">           MD5_BINARY(NULLIF(UPPER(TRIM(CAST('HUB_PARTY|' || ((nullif(trim(case when coalesce(nullif(trim(w0_party_code),'')) is not null then nullif(trim(w0_party_code), '') end),''))) AS VARCHAR))), '')) as hkey</w:t>
+              <w:t xml:space="preserve">           nullif(trim(case when nullif(trim(w0_party_code),'') is not null then nullif(trim(w0_party_code), '') end),'') as bk,</w:t>
+              <w:br/>
+              <w:t xml:space="preserve">           MD5_BINARY(NULLIF(UPPER(TRIM(CAST('HUB_PARTY|' || ((nullif(trim(case when nullif(trim(w0_party_code),'') is not null then nullif(trim(w0_party_code), '') end),''))) AS VARCHAR))), '')) as hkey</w:t>
               <w:br/>
               <w:t xml:space="preserve">      from RAW.MAXIMUS_TRAVEL.NONHLTH_TRV_UWR_VW_DATA_POLICY_DETAILS_INSURED_DETAILS_MEMBER_DETAILS_PARTY_ADDRESS_ADDRESS_PROPERTY_PIVOT_VW</w:t>
               <w:br/>
@@ -2958,9 +2955,9 @@
               <w:br/>
               <w:t xml:space="preserve">    select 'NONHLTH_TRV_UWR_VW_DATA_POLICY_DETAILS_INSURED_DETAILS_MEMBER_DETAILS_PARTY_PROPERTY_SIMPLE_PROPERTY_PIVOT_VW (literal arm) (PARTY_HKEY__INSURED_MEMBER / sat_common_contact)' as src_branch,</w:t>
               <w:br/>
-              <w:t xml:space="preserve">           nullif(trim(case when coalesce(nullif(trim(w0_party_code),'')) is not null then nullif(trim(w0_party_code), '') end),'') as bk,</w:t>
-              <w:br/>
-              <w:t xml:space="preserve">           MD5_BINARY(NULLIF(UPPER(TRIM(CAST('HUB_PARTY|' || ((nullif(trim(case when coalesce(nullif(trim(w0_party_code),'')) is not null then nullif(trim(w0_party_code), '') end),''))) AS VARCHAR))), '')) as hkey</w:t>
+              <w:t xml:space="preserve">           nullif(trim(case when nullif(trim(w0_party_code),'') is not null then nullif(trim(w0_party_code), '') end),'') as bk,</w:t>
+              <w:br/>
+              <w:t xml:space="preserve">           MD5_BINARY(NULLIF(UPPER(TRIM(CAST('HUB_PARTY|' || ((nullif(trim(case when nullif(trim(w0_party_code),'') is not null then nullif(trim(w0_party_code), '') end),''))) AS VARCHAR))), '')) as hkey</w:t>
               <w:br/>
               <w:t xml:space="preserve">      from RAW.MAXIMUS_TRAVEL.NONHLTH_TRV_UWR_VW_DATA_POLICY_DETAILS_INSURED_DETAILS_MEMBER_DETAILS_PARTY_PROPERTY_SIMPLE_PROPERTY_PIVOT_VW</w:t>
               <w:br/>
@@ -2972,9 +2969,9 @@
               <w:br/>
               <w:t xml:space="preserve">    select 'NONHLTH_TRV_UWR_VW_DATA_POLICY_DETAILS_PROPOSER_DETAILS_PARTY_ADDRESS_ADDRESS_PROPERTY_PIVOT_VW (literal arm) (PARTY_HKEY__PROPOSER / sat_common_contact)' as src_branch,</w:t>
               <w:br/>
-              <w:t xml:space="preserve">           nullif(trim(case when coalesce(nullif(trim(w0_party_code),'')) is not null then nullif(trim(w0_party_code), '') end),'') as bk,</w:t>
-              <w:br/>
-              <w:t xml:space="preserve">           MD5_BINARY(NULLIF(UPPER(TRIM(CAST('HUB_PARTY|' || ((nullif(trim(case when coalesce(nullif(trim(w0_party_code),'')) is not null then nullif(trim(w0_party_code), '') end),''))) AS VARCHAR))), '')) as hkey</w:t>
+              <w:t xml:space="preserve">           nullif(trim(case when nullif(trim(w0_party_code),'') is not null then nullif(trim(w0_party_code), '') end),'') as bk,</w:t>
+              <w:br/>
+              <w:t xml:space="preserve">           MD5_BINARY(NULLIF(UPPER(TRIM(CAST('HUB_PARTY|' || ((nullif(trim(case when nullif(trim(w0_party_code),'') is not null then nullif(trim(w0_party_code), '') end),''))) AS VARCHAR))), '')) as hkey</w:t>
               <w:br/>
               <w:t xml:space="preserve">      from RAW.MAXIMUS_TRAVEL.NONHLTH_TRV_UWR_VW_DATA_POLICY_DETAILS_PROPOSER_DETAILS_PARTY_ADDRESS_ADDRESS_PROPERTY_PIVOT_VW</w:t>
               <w:br/>
@@ -2986,9 +2983,9 @@
               <w:br/>
               <w:t xml:space="preserve">    select 'NONHLTH_TRV_UWR_VW_DATA_POLICY_DETAILS_PROPOSER_DETAILS_PARTY_PROPERTY_SIMPLE_PROPERTY_PIVOT_VW (literal arm) (PARTY_HKEY__PROPOSER / sat_common_contact)' as src_branch,</w:t>
               <w:br/>
-              <w:t xml:space="preserve">           nullif(trim(case when coalesce(nullif(trim(w0_party_code),'')) is not null then nullif(trim(w0_party_code), '') end),'') as bk,</w:t>
-              <w:br/>
-              <w:t xml:space="preserve">           MD5_BINARY(NULLIF(UPPER(TRIM(CAST('HUB_PARTY|' || ((nullif(trim(case when coalesce(nullif(trim(w0_party_code),'')) is not null then nullif(trim(w0_party_code), '') end),''))) AS VARCHAR))), '')) as hkey</w:t>
+              <w:t xml:space="preserve">           nullif(trim(case when nullif(trim(w0_party_code),'') is not null then nullif(trim(w0_party_code), '') end),'') as bk,</w:t>
+              <w:br/>
+              <w:t xml:space="preserve">           MD5_BINARY(NULLIF(UPPER(TRIM(CAST('HUB_PARTY|' || ((nullif(trim(case when nullif(trim(w0_party_code),'') is not null then nullif(trim(w0_party_code), '') end),''))) AS VARCHAR))), '')) as hkey</w:t>
               <w:br/>
               <w:t xml:space="preserve">      from RAW.MAXIMUS_TRAVEL.NONHLTH_TRV_UWR_VW_DATA_POLICY_DETAILS_PROPOSER_DETAILS_PARTY_PROPERTY_SIMPLE_PROPERTY_PIVOT_VW</w:t>
               <w:br/>
@@ -3072,9 +3069,6 @@
       </w:pPr>
       <w:r>
         <w:t xml:space="preserve">2. MAXIMUS — HUB_POLICY</w:t>
-      </w:r>
-      <w:r>
-        <w:t xml:space="preserve">  [M1]</w:t>
       </w:r>
     </w:p>
     <w:tbl>
@@ -3303,9 +3297,9 @@
               <w:br/>
               <w:t xml:space="preserve">    select 'NONHLTH_TRV_CLM_VW_DATA_CLAIM_DETAILS.POLICYNO (POLICY_HKEY)' as src_branch,</w:t>
               <w:br/>
-              <w:t xml:space="preserve">           nullif(trim(case when coalesce(nullif(trim(nullif(trim(to_varchar("POLICYNO")), '')),'')) is not null then nullif(trim(nullif(trim(to_varchar("POLICYNO")), '')), '') end),'') as bk,</w:t>
-              <w:br/>
-              <w:t xml:space="preserve">           MD5_BINARY(NULLIF(UPPER(TRIM(CAST('HUB_POLICY|' || (nullif(trim(case when coalesce(nullif(trim(nullif(trim(to_varchar("POLICYNO")), '')),'')) is not null then nullif(trim(nullif(trim(to_varchar("POLICYNO")), '')), '') end),'')) AS VARCHAR))), '')) as hkey</w:t>
+              <w:t xml:space="preserve">           nullif(trim(case when nullif(trim(nullif(trim(to_varchar("POLICYNO")), '')),'') is not null then nullif(trim(nullif(trim(to_varchar("POLICYNO")), '')), '') end),'') as bk,</w:t>
+              <w:br/>
+              <w:t xml:space="preserve">           MD5_BINARY(NULLIF(UPPER(TRIM(CAST('HUB_POLICY|' || (nullif(trim(case when nullif(trim(nullif(trim(to_varchar("POLICYNO")), '')),'') is not null then nullif(trim(nullif(trim(to_varchar("POLICYNO")), '')), '') end),'')) AS VARCHAR))), '')) as hkey</w:t>
               <w:br/>
               <w:t xml:space="preserve">      from RAW.MAXIMUS_TRAVEL.NONHLTH_TRV_CLM_VW_DATA_CLAIM_DETAILS</w:t>
               <w:br/>
@@ -3315,9 +3309,9 @@
               <w:br/>
               <w:t xml:space="preserve">    select 'NONHLTH_TRV_CLM_VW_DATA_CLAIM_DETAILS_CLAIM_ATTRIBUTE_PROPERTIES_PIVOT_VW.MASTER_POLICY_NUMBER (POLICY_HKEY__MASTER_POLICY)' as src_branch,</w:t>
               <w:br/>
-              <w:t xml:space="preserve">           nullif(trim(case when coalesce(nullif(trim(nullif(trim(to_varchar("MASTER_POLICY_NUMBER")), '')),'')) is not null then nullif(trim(nullif(trim(to_varchar("MASTER_POLICY_NUMBER")), '')), '') end),'') as bk,</w:t>
-              <w:br/>
-              <w:t xml:space="preserve">           MD5_BINARY(NULLIF(UPPER(TRIM(CAST('HUB_POLICY|' || (nullif(trim(case when coalesce(nullif(trim(nullif(trim(to_varchar("MASTER_POLICY_NUMBER")), '')),'')) is not null then nullif(trim(nullif(trim(to_varchar("MASTER_POLICY_NUMBER")), '')), '') end),'')) AS VARCHAR))), '')) as hkey</w:t>
+              <w:t xml:space="preserve">           nullif(trim(case when nullif(trim(nullif(trim(to_varchar("MASTER_POLICY_NUMBER")), '')),'') is not null then nullif(trim(nullif(trim(to_varchar("MASTER_POLICY_NUMBER")), '')), '') end),'') as bk,</w:t>
+              <w:br/>
+              <w:t xml:space="preserve">           MD5_BINARY(NULLIF(UPPER(TRIM(CAST('HUB_POLICY|' || (nullif(trim(case when nullif(trim(nullif(trim(to_varchar("MASTER_POLICY_NUMBER")), '')),'') is not null then nullif(trim(nullif(trim(to_varchar("MASTER_POLICY_NUMBER")), '')), '') end),'')) AS VARCHAR))), '')) as hkey</w:t>
               <w:br/>
               <w:t xml:space="preserve">      from RAW.MAXIMUS_TRAVEL.NONHLTH_TRV_CLM_VW_DATA_CLAIM_DETAILS_CLAIM_ATTRIBUTE_PROPERTIES_PIVOT_VW</w:t>
               <w:br/>
@@ -3327,9 +3321,9 @@
               <w:br/>
               <w:t xml:space="preserve">    select 'NONHLTH_TRV_UWR_VW_DATA_POLICY_DETAILS.POLICY_NUMBER (POLICY_HKEY)' as src_branch,</w:t>
               <w:br/>
-              <w:t xml:space="preserve">           nullif(trim(case when coalesce(nullif(trim(nullif(trim(to_varchar("POLICY_NUMBER")), '')),'')) is not null then nullif(trim(nullif(trim(to_varchar("POLICY_NUMBER")), '')), '') end),'') as bk,</w:t>
-              <w:br/>
-              <w:t xml:space="preserve">           MD5_BINARY(NULLIF(UPPER(TRIM(CAST('HUB_POLICY|' || (nullif(trim(case when coalesce(nullif(trim(nullif(trim(to_varchar("POLICY_NUMBER")), '')),'')) is not null then nullif(trim(nullif(trim(to_varchar("POLICY_NUMBER")), '')), '') end),'')) AS VARCHAR))), '')) as hkey</w:t>
+              <w:t xml:space="preserve">           nullif(trim(case when nullif(trim(nullif(trim(to_varchar("POLICY_NUMBER")), '')),'') is not null then nullif(trim(nullif(trim(to_varchar("POLICY_NUMBER")), '')), '') end),'') as bk,</w:t>
+              <w:br/>
+              <w:t xml:space="preserve">           MD5_BINARY(NULLIF(UPPER(TRIM(CAST('HUB_POLICY|' || (nullif(trim(case when nullif(trim(nullif(trim(to_varchar("POLICY_NUMBER")), '')),'') is not null then nullif(trim(nullif(trim(to_varchar("POLICY_NUMBER")), '')), '') end),'')) AS VARCHAR))), '')) as hkey</w:t>
               <w:br/>
               <w:t xml:space="preserve">      from RAW.MAXIMUS_TRAVEL.NONHLTH_TRV_UWR_VW_DATA_POLICY_DETAILS</w:t>
               <w:br/>
@@ -3339,9 +3333,9 @@
               <w:br/>
               <w:t xml:space="preserve">    select 'NONHLTH_TRV_UWR_VW_DATA_POLICY_DETAILS_INSURED_DETAILS_MEMBER_DETAILS.[] (POLICY_HKEY__INSURED_MEMBER)' as src_branch,</w:t>
               <w:br/>
-              <w:t xml:space="preserve">           nullif(trim(case when coalesce(nullif(trim(w0_policy_number),'')) is not null then nullif(trim(w0_policy_number), '') end),'') as bk,</w:t>
-              <w:br/>
-              <w:t xml:space="preserve">           MD5_BINARY(NULLIF(UPPER(TRIM(CAST('HUB_POLICY|' || (nullif(trim(case when coalesce(nullif(trim(w0_policy_number),'')) is not null then nullif(trim(w0_policy_number), '') end),'')) AS VARCHAR))), '')) as hkey</w:t>
+              <w:t xml:space="preserve">           nullif(trim(case when nullif(trim(w0_policy_number),'') is not null then nullif(trim(w0_policy_number), '') end),'') as bk,</w:t>
+              <w:br/>
+              <w:t xml:space="preserve">           MD5_BINARY(NULLIF(UPPER(TRIM(CAST('HUB_POLICY|' || (nullif(trim(case when nullif(trim(w0_policy_number),'') is not null then nullif(trim(w0_policy_number), '') end),'')) AS VARCHAR))), '')) as hkey</w:t>
               <w:br/>
               <w:t xml:space="preserve">      from RAW.MAXIMUS_TRAVEL.NONHLTH_TRV_UWR_VW_DATA_POLICY_DETAILS_INSURED_DETAILS_MEMBER_DETAILS</w:t>
               <w:br/>
@@ -3351,9 +3345,9 @@
               <w:br/>
               <w:t xml:space="preserve">    select 'NONHLTH_TRV_UWR_VW_DATA_POLICY_DETAILS_INSURED_DETAILS_MEMBER_DETAILS_PARTY_RELATION.FOREIGN_KEY (POLICY_HKEY__INSURED_MEMBER)' as src_branch,</w:t>
               <w:br/>
-              <w:t xml:space="preserve">           nullif(trim(case when coalesce(nullif(trim(("FOREIGN_KEY")),'')) is not null then nullif(trim(("FOREIGN_KEY")), '') end),'') as bk,</w:t>
-              <w:br/>
-              <w:t xml:space="preserve">           MD5_BINARY(NULLIF(UPPER(TRIM(CAST('HUB_POLICY|' || (nullif(trim(case when coalesce(nullif(trim(("FOREIGN_KEY")),'')) is not null then nullif(trim(("FOREIGN_KEY")), '') end),'')) AS VARCHAR))), '')) as hkey</w:t>
+              <w:t xml:space="preserve">           nullif(trim(case when nullif(trim(("FOREIGN_KEY")),'') is not null then nullif(trim(("FOREIGN_KEY")), '') end),'') as bk,</w:t>
+              <w:br/>
+              <w:t xml:space="preserve">           MD5_BINARY(NULLIF(UPPER(TRIM(CAST('HUB_POLICY|' || (nullif(trim(case when nullif(trim(("FOREIGN_KEY")),'') is not null then nullif(trim(("FOREIGN_KEY")), '') end),'')) AS VARCHAR))), '')) as hkey</w:t>
               <w:br/>
               <w:t xml:space="preserve">      from RAW.MAXIMUS_TRAVEL.NONHLTH_TRV_UWR_VW_DATA_POLICY_DETAILS_INSURED_DETAILS_MEMBER_DETAILS_PARTY_RELATION</w:t>
               <w:br/>
@@ -3363,9 +3357,9 @@
               <w:br/>
               <w:t xml:space="preserve">    select 'NONHLTH_TRV_UWR_VW_DATA_POLICY_DETAILS_POLICY_PROPERTY_SIMPLE_PROPERTY_PIVOT_VW.MASTER_POLICY_NUMBER (POLICY_HKEY__MASTER_POLICY)' as src_branch,</w:t>
               <w:br/>
-              <w:t xml:space="preserve">           nullif(trim(case when coalesce(nullif(trim(nullif(trim(to_varchar("MASTER_POLICY_NUMBER")), '')),'')) is not null then nullif(trim(nullif(trim(to_varchar("MASTER_POLICY_NUMBER")), '')), '') end),'') as bk,</w:t>
-              <w:br/>
-              <w:t xml:space="preserve">           MD5_BINARY(NULLIF(UPPER(TRIM(CAST('HUB_POLICY|' || (nullif(trim(case when coalesce(nullif(trim(nullif(trim(to_varchar("MASTER_POLICY_NUMBER")), '')),'')) is not null then nullif(trim(nullif(trim(to_varchar("MASTER_POLICY_NUMBER")), '')), '') end),'')) AS VARCHAR))), '')) as hkey</w:t>
+              <w:t xml:space="preserve">           nullif(trim(case when nullif(trim(nullif(trim(to_varchar("MASTER_POLICY_NUMBER")), '')),'') is not null then nullif(trim(nullif(trim(to_varchar("MASTER_POLICY_NUMBER")), '')), '') end),'') as bk,</w:t>
+              <w:br/>
+              <w:t xml:space="preserve">           MD5_BINARY(NULLIF(UPPER(TRIM(CAST('HUB_POLICY|' || (nullif(trim(case when nullif(trim(nullif(trim(to_varchar("MASTER_POLICY_NUMBER")), '')),'') is not null then nullif(trim(nullif(trim(to_varchar("MASTER_POLICY_NUMBER")), '')), '') end),'')) AS VARCHAR))), '')) as hkey</w:t>
               <w:br/>
               <w:t xml:space="preserve">      from RAW.MAXIMUS_TRAVEL.NONHLTH_TRV_UWR_VW_DATA_POLICY_DETAILS_POLICY_PROPERTY_SIMPLE_PROPERTY_PIVOT_VW</w:t>
               <w:br/>
@@ -3375,9 +3369,9 @@
               <w:br/>
               <w:t xml:space="preserve">    select 'NONHLTH_TRV_UWR_VW_DATA_POLICY_DETAILS_POLICY_PROPERTY_SIMPLE_PROPERTY_PIVOT_VW.EXPIRING_POLICY_NUMBER (POLICY_HKEY__PREVIOUS_POLICY)' as src_branch,</w:t>
               <w:br/>
-              <w:t xml:space="preserve">           nullif(trim(case when coalesce(nullif(trim(nullif(trim(to_varchar("EXPIRING_POLICY_NUMBER")), '')),'')) is not null then nullif(trim(nullif(trim(to_varchar("EXPIRING_POLICY_NUMBER")), '')), '') end),'') as bk,</w:t>
-              <w:br/>
-              <w:t xml:space="preserve">           MD5_BINARY(NULLIF(UPPER(TRIM(CAST('HUB_POLICY|' || (nullif(trim(case when coalesce(nullif(trim(nullif(trim(to_varchar("EXPIRING_POLICY_NUMBER")), '')),'')) is not null then nullif(trim(nullif(trim(to_varchar("EXPIRING_POLICY_NUMBER")), '')), '') end),'')) AS VARCHAR))), '')) as hkey</w:t>
+              <w:t xml:space="preserve">           nullif(trim(case when nullif(trim(nullif(trim(to_varchar("EXPIRING_POLICY_NUMBER")), '')),'') is not null then nullif(trim(nullif(trim(to_varchar("EXPIRING_POLICY_NUMBER")), '')), '') end),'') as bk,</w:t>
+              <w:br/>
+              <w:t xml:space="preserve">           MD5_BINARY(NULLIF(UPPER(TRIM(CAST('HUB_POLICY|' || (nullif(trim(case when nullif(trim(nullif(trim(to_varchar("EXPIRING_POLICY_NUMBER")), '')),'') is not null then nullif(trim(nullif(trim(to_varchar("EXPIRING_POLICY_NUMBER")), '')), '') end),'')) AS VARCHAR))), '')) as hkey</w:t>
               <w:br/>
               <w:t xml:space="preserve">      from RAW.MAXIMUS_TRAVEL.NONHLTH_TRV_UWR_VW_DATA_POLICY_DETAILS_POLICY_PROPERTY_SIMPLE_PROPERTY_PIVOT_VW</w:t>
               <w:br/>
@@ -3387,9 +3381,9 @@
               <w:br/>
               <w:t xml:space="preserve">    select 'NONHLTH_TRV_UWR_VW_DATA_POLICY_DETAILS_PREVIOUS_POLICY_DETAILS.POLICY_NUMBER (POLICY_HKEY__PREVIOUS_POLICY)' as src_branch,</w:t>
               <w:br/>
-              <w:t xml:space="preserve">           nullif(trim(case when coalesce(nullif(trim(nullif(trim(to_varchar("POLICY_NUMBER")), '')),'')) is not null then nullif(trim(nullif(trim(to_varchar("POLICY_NUMBER")), '')), '') end),'') as bk,</w:t>
-              <w:br/>
-              <w:t xml:space="preserve">           MD5_BINARY(NULLIF(UPPER(TRIM(CAST('HUB_POLICY|' || (nullif(trim(case when coalesce(nullif(trim(nullif(trim(to_varchar("POLICY_NUMBER")), '')),'')) is not null then nullif(trim(nullif(trim(to_varchar("POLICY_NUMBER")), '')), '') end),'')) AS VARCHAR))), '')) as hkey</w:t>
+              <w:t xml:space="preserve">           nullif(trim(case when nullif(trim(nullif(trim(to_varchar("POLICY_NUMBER")), '')),'') is not null then nullif(trim(nullif(trim(to_varchar("POLICY_NUMBER")), '')), '') end),'') as bk,</w:t>
+              <w:br/>
+              <w:t xml:space="preserve">           MD5_BINARY(NULLIF(UPPER(TRIM(CAST('HUB_POLICY|' || (nullif(trim(case when nullif(trim(nullif(trim(to_varchar("POLICY_NUMBER")), '')),'') is not null then nullif(trim(nullif(trim(to_varchar("POLICY_NUMBER")), '')), '') end),'')) AS VARCHAR))), '')) as hkey</w:t>
               <w:br/>
               <w:t xml:space="preserve">      from RAW.MAXIMUS_TRAVEL.NONHLTH_TRV_UWR_VW_DATA_POLICY_DETAILS_PREVIOUS_POLICY_DETAILS</w:t>
               <w:br/>
@@ -3399,9 +3393,9 @@
               <w:br/>
               <w:t xml:space="preserve">    select 'NONHLTH_TRV_UWR_VW_DATA_POLICY_DETAILS_PROPOSER_DETAILS_PARTY_RELATION.FOREIGN_KEY (POLICY_HKEY__PROPOSER)' as src_branch,</w:t>
               <w:br/>
-              <w:t xml:space="preserve">           nullif(trim(case when coalesce(nullif(trim(("FOREIGN_KEY")),'')) is not null then nullif(trim(("FOREIGN_KEY")), '') end),'') as bk,</w:t>
-              <w:br/>
-              <w:t xml:space="preserve">           MD5_BINARY(NULLIF(UPPER(TRIM(CAST('HUB_POLICY|' || (nullif(trim(case when coalesce(nullif(trim(("FOREIGN_KEY")),'')) is not null then nullif(trim(("FOREIGN_KEY")), '') end),'')) AS VARCHAR))), '')) as hkey</w:t>
+              <w:t xml:space="preserve">           nullif(trim(case when nullif(trim(("FOREIGN_KEY")),'') is not null then nullif(trim(("FOREIGN_KEY")), '') end),'') as bk,</w:t>
+              <w:br/>
+              <w:t xml:space="preserve">           MD5_BINARY(NULLIF(UPPER(TRIM(CAST('HUB_POLICY|' || (nullif(trim(case when nullif(trim(("FOREIGN_KEY")),'') is not null then nullif(trim(("FOREIGN_KEY")), '') end),'')) AS VARCHAR))), '')) as hkey</w:t>
               <w:br/>
               <w:t xml:space="preserve">      from RAW.MAXIMUS_TRAVEL.NONHLTH_TRV_UWR_VW_DATA_POLICY_DETAILS_PROPOSER_DETAILS_PARTY_RELATION</w:t>
               <w:br/>
@@ -3411,9 +3405,9 @@
               <w:br/>
               <w:t xml:space="preserve">    select 'NONHLTH_TRV_UWR_VW_DATA_QUOTE_PARAM_DETAILS_POLICY_PROPERTY_RULE_LIST_PIVOT_VW.MASTER_POLICY_NUMBER (POLICY_HKEY__MASTER_POLICY)' as src_branch,</w:t>
               <w:br/>
-              <w:t xml:space="preserve">           nullif(trim(case when coalesce(nullif(trim(nullif(trim(to_varchar("MASTER_POLICY_NUMBER")), '')),'')) is not null then nullif(trim(nullif(trim(to_varchar("MASTER_POLICY_NUMBER")), '')), '') end),'') as bk,</w:t>
-              <w:br/>
-              <w:t xml:space="preserve">           MD5_BINARY(NULLIF(UPPER(TRIM(CAST('HUB_POLICY|' || (nullif(trim(case when coalesce(nullif(trim(nullif(trim(to_varchar("MASTER_POLICY_NUMBER")), '')),'')) is not null then nullif(trim(nullif(trim(to_varchar("MASTER_POLICY_NUMBER")), '')), '') end),'')) AS VARCHAR))), '')) as hkey</w:t>
+              <w:t xml:space="preserve">           nullif(trim(case when nullif(trim(nullif(trim(to_varchar("MASTER_POLICY_NUMBER")), '')),'') is not null then nullif(trim(nullif(trim(to_varchar("MASTER_POLICY_NUMBER")), '')), '') end),'') as bk,</w:t>
+              <w:br/>
+              <w:t xml:space="preserve">           MD5_BINARY(NULLIF(UPPER(TRIM(CAST('HUB_POLICY|' || (nullif(trim(case when nullif(trim(nullif(trim(to_varchar("MASTER_POLICY_NUMBER")), '')),'') is not null then nullif(trim(nullif(trim(to_varchar("MASTER_POLICY_NUMBER")), '')), '') end),'')) AS VARCHAR))), '')) as hkey</w:t>
               <w:br/>
               <w:t xml:space="preserve">      from RAW.MAXIMUS_TRAVEL.NONHLTH_TRV_UWR_VW_DATA_QUOTE_PARAM_DETAILS_POLICY_PROPERTY_RULE_LIST_PIVOT_VW</w:t>
               <w:br/>
@@ -3423,9 +3417,9 @@
               <w:br/>
               <w:t xml:space="preserve">    select 'NONHLTH_TRV_UWR_VW_DATA_QUOTE_PARAM_DETAILS_POLICY_PROPERTY_RULE_LIST_PIVOT_VW.EXPIRING_POLICY_NUMBER (POLICY_HKEY__PREVIOUS_POLICY)' as src_branch,</w:t>
               <w:br/>
-              <w:t xml:space="preserve">           nullif(trim(case when coalesce(nullif(trim(nullif(trim(to_varchar("EXPIRING_POLICY_NUMBER")), '')),'')) is not null then nullif(trim(nullif(trim(to_varchar("EXPIRING_POLICY_NUMBER")), '')), '') end),'') as bk,</w:t>
-              <w:br/>
-              <w:t xml:space="preserve">           MD5_BINARY(NULLIF(UPPER(TRIM(CAST('HUB_POLICY|' || (nullif(trim(case when coalesce(nullif(trim(nullif(trim(to_varchar("EXPIRING_POLICY_NUMBER")), '')),'')) is not null then nullif(trim(nullif(trim(to_varchar("EXPIRING_POLICY_NUMBER")), '')), '') end),'')) AS VARCHAR))), '')) as hkey</w:t>
+              <w:t xml:space="preserve">           nullif(trim(case when nullif(trim(nullif(trim(to_varchar("EXPIRING_POLICY_NUMBER")), '')),'') is not null then nullif(trim(nullif(trim(to_varchar("EXPIRING_POLICY_NUMBER")), '')), '') end),'') as bk,</w:t>
+              <w:br/>
+              <w:t xml:space="preserve">           MD5_BINARY(NULLIF(UPPER(TRIM(CAST('HUB_POLICY|' || (nullif(trim(case when nullif(trim(nullif(trim(to_varchar("EXPIRING_POLICY_NUMBER")), '')),'') is not null then nullif(trim(nullif(trim(to_varchar("EXPIRING_POLICY_NUMBER")), '')), '') end),'')) AS VARCHAR))), '')) as hkey</w:t>
               <w:br/>
               <w:t xml:space="preserve">      from RAW.MAXIMUS_TRAVEL.NONHLTH_TRV_UWR_VW_DATA_QUOTE_PARAM_DETAILS_POLICY_PROPERTY_RULE_LIST_PIVOT_VW</w:t>
               <w:br/>
@@ -3435,9 +3429,9 @@
               <w:br/>
               <w:t xml:space="preserve">    select 'NONHLTH_TRV_UWR_VW_DATA_QUOTE_PARAM_DETAILS_POLICY_PROPERTY_RULE_LIST_PIVOT_VW.PREVIOUS_POLICY_NUMBER (POLICY_HKEY__PREVIOUS_POLICY_PORTABILITY)' as src_branch,</w:t>
               <w:br/>
-              <w:t xml:space="preserve">           nullif(trim(case when coalesce(nullif(trim(nullif(trim(to_varchar("PREVIOUS_POLICY_NUMBER")), '')),'')) is not null then nullif(trim(nullif(trim(to_varchar("PREVIOUS_POLICY_NUMBER")), '')), '') end),'') as bk,</w:t>
-              <w:br/>
-              <w:t xml:space="preserve">           MD5_BINARY(NULLIF(UPPER(TRIM(CAST('HUB_POLICY|' || (nullif(trim(case when coalesce(nullif(trim(nullif(trim(to_varchar("PREVIOUS_POLICY_NUMBER")), '')),'')) is not null then nullif(trim(nullif(trim(to_varchar("PREVIOUS_POLICY_NUMBER")), '')), '') end),'')) AS VARCHAR))), '')) as hkey</w:t>
+              <w:t xml:space="preserve">           nullif(trim(case when nullif(trim(nullif(trim(to_varchar("PREVIOUS_POLICY_NUMBER")), '')),'') is not null then nullif(trim(nullif(trim(to_varchar("PREVIOUS_POLICY_NUMBER")), '')), '') end),'') as bk,</w:t>
+              <w:br/>
+              <w:t xml:space="preserve">           MD5_BINARY(NULLIF(UPPER(TRIM(CAST('HUB_POLICY|' || (nullif(trim(case when nullif(trim(nullif(trim(to_varchar("PREVIOUS_POLICY_NUMBER")), '')),'') is not null then nullif(trim(nullif(trim(to_varchar("PREVIOUS_POLICY_NUMBER")), '')), '') end),'')) AS VARCHAR))), '')) as hkey</w:t>
               <w:br/>
               <w:t xml:space="preserve">      from RAW.MAXIMUS_TRAVEL.NONHLTH_TRV_UWR_VW_DATA_QUOTE_PARAM_DETAILS_POLICY_PROPERTY_RULE_LIST_PIVOT_VW</w:t>
               <w:br/>
@@ -3519,9 +3513,6 @@
       </w:pPr>
       <w:r>
         <w:t xml:space="preserve">3. MAXIMUS — HUB_PRODUCT</w:t>
-      </w:r>
-      <w:r>
-        <w:t xml:space="preserve">  [M1]</w:t>
       </w:r>
     </w:p>
     <w:tbl>
@@ -3750,9 +3741,9 @@
               <w:br/>
               <w:t xml:space="preserve">    select 'NONHLTH_TRV_CLM_VW_DATA_CLAIM_DETAILS_CLAIM_ATTRIBUTE_PROPERTIES_PIVOT_VW.STORED_PRODUCT_CODE (PRODUCT_HKEY)' as src_branch,</w:t>
               <w:br/>
-              <w:t xml:space="preserve">           nullif(trim(case when coalesce(nullif(trim(nullif(trim(to_varchar("STORED_PRODUCT_CODE")), '')),'')) is not null then 'PROD:' || nullif(trim(nullif(trim(to_varchar("STORED_PRODUCT_CODE")), '')), '') end),'') as bk,</w:t>
-              <w:br/>
-              <w:t xml:space="preserve">           MD5_BINARY(NULLIF(UPPER(TRIM(CAST('HUB_PRODUCT|' || (nullif(trim(case when coalesce(nullif(trim(nullif(trim(to_varchar("STORED_PRODUCT_CODE")), '')),'')) is not null then 'PROD:' || nullif(trim(nullif(trim(to_varchar("STORED_PRODUCT_CODE")), '')), '') end),'')) AS VARCHAR))), '')) as hkey</w:t>
+              <w:t xml:space="preserve">           nullif(trim(case when nullif(trim(nullif(trim(to_varchar("STORED_PRODUCT_CODE")), '')),'') is not null then 'PROD:' || nullif(trim(nullif(trim(to_varchar("STORED_PRODUCT_CODE")), '')), '') end),'') as bk,</w:t>
+              <w:br/>
+              <w:t xml:space="preserve">           MD5_BINARY(NULLIF(UPPER(TRIM(CAST('HUB_PRODUCT|' || (nullif(trim(case when nullif(trim(nullif(trim(to_varchar("STORED_PRODUCT_CODE")), '')),'') is not null then 'PROD:' || nullif(trim(nullif(trim(to_varchar("STORED_PRODUCT_CODE")), '')), '') end),'')) AS VARCHAR))), '')) as hkey</w:t>
               <w:br/>
               <w:t xml:space="preserve">      from RAW.MAXIMUS_TRAVEL.NONHLTH_TRV_CLM_VW_DATA_CLAIM_DETAILS_CLAIM_ATTRIBUTE_PROPERTIES_PIVOT_VW</w:t>
               <w:br/>
@@ -3762,9 +3753,9 @@
               <w:br/>
               <w:t xml:space="preserve">    select 'NONHLTH_TRV_UWR_VW_DATA_POLICY_DETAILS.PRODUCT_CODE (PRODUCT_HKEY)' as src_branch,</w:t>
               <w:br/>
-              <w:t xml:space="preserve">           nullif(trim(case when coalesce(nullif(trim(nullif(trim(to_varchar("PRODUCT_CODE")), '')),'')) is not null then 'PROD:' || nullif(trim(nullif(trim(to_varchar("PRODUCT_CODE")), '')), '') end),'') as bk,</w:t>
-              <w:br/>
-              <w:t xml:space="preserve">           MD5_BINARY(NULLIF(UPPER(TRIM(CAST('HUB_PRODUCT|' || (nullif(trim(case when coalesce(nullif(trim(nullif(trim(to_varchar("PRODUCT_CODE")), '')),'')) is not null then 'PROD:' || nullif(trim(nullif(trim(to_varchar("PRODUCT_CODE")), '')), '') end),'')) AS VARCHAR))), '')) as hkey</w:t>
+              <w:t xml:space="preserve">           nullif(trim(case when nullif(trim(nullif(trim(to_varchar("PRODUCT_CODE")), '')),'') is not null then 'PROD:' || nullif(trim(nullif(trim(to_varchar("PRODUCT_CODE")), '')), '') end),'') as bk,</w:t>
+              <w:br/>
+              <w:t xml:space="preserve">           MD5_BINARY(NULLIF(UPPER(TRIM(CAST('HUB_PRODUCT|' || (nullif(trim(case when nullif(trim(nullif(trim(to_varchar("PRODUCT_CODE")), '')),'') is not null then 'PROD:' || nullif(trim(nullif(trim(to_varchar("PRODUCT_CODE")), '')), '') end),'')) AS VARCHAR))), '')) as hkey</w:t>
               <w:br/>
               <w:t xml:space="preserve">      from RAW.MAXIMUS_TRAVEL.NONHLTH_TRV_UWR_VW_DATA_POLICY_DETAILS</w:t>
               <w:br/>
@@ -3774,9 +3765,9 @@
               <w:br/>
               <w:t xml:space="preserve">    select 'NONHLTH_TRV_UWR_VW_DATA_POLICY_DETAILS_INSURED_DETAILS_RISK_PROPERTY_SIMPLE_PROPERTY_PIVOT_VW.[] (PRODUCT_HKEY)' as src_branch,</w:t>
               <w:br/>
-              <w:t xml:space="preserve">           nullif(trim(case when coalesce(nullif(trim(w3_product_code),'')) is not null then 'PROD:' || nullif(trim(w3_product_code), '') end),'') as bk,</w:t>
-              <w:br/>
-              <w:t xml:space="preserve">           MD5_BINARY(NULLIF(UPPER(TRIM(CAST('HUB_PRODUCT|' || (nullif(trim(case when coalesce(nullif(trim(w3_product_code),'')) is not null then 'PROD:' || nullif(trim(w3_product_code), '') end),'')) AS VARCHAR))), '')) as hkey</w:t>
+              <w:t xml:space="preserve">           nullif(trim(case when nullif(trim(w3_product_code),'') is not null then 'PROD:' || nullif(trim(w3_product_code), '') end),'') as bk,</w:t>
+              <w:br/>
+              <w:t xml:space="preserve">           MD5_BINARY(NULLIF(UPPER(TRIM(CAST('HUB_PRODUCT|' || (nullif(trim(case when nullif(trim(w3_product_code),'') is not null then 'PROD:' || nullif(trim(w3_product_code), '') end),'')) AS VARCHAR))), '')) as hkey</w:t>
               <w:br/>
               <w:t xml:space="preserve">      from RAW.MAXIMUS_TRAVEL.NONHLTH_TRV_UWR_VW_DATA_POLICY_DETAILS_INSURED_DETAILS_RISK_PROPERTY_SIMPLE_PROPERTY_PIVOT_VW</w:t>
               <w:br/>
@@ -3786,9 +3777,9 @@
               <w:br/>
               <w:t xml:space="preserve">    select 'NONHLTH_TRV_UWR_VW_DATA_POLICY_DETAILS_POLICY_PROPERTY_SIMPLE_PROPERTY_PIVOT_VW.[] (PRODUCT_HKEY)' as src_branch,</w:t>
               <w:br/>
-              <w:t xml:space="preserve">           nullif(trim(case when coalesce(nullif(trim(w2_product_code),'')) is not null then 'PROD:' || nullif(trim(w2_product_code), '') end),'') as bk,</w:t>
-              <w:br/>
-              <w:t xml:space="preserve">           MD5_BINARY(NULLIF(UPPER(TRIM(CAST('HUB_PRODUCT|' || (nullif(trim(case when coalesce(nullif(trim(w2_product_code),'')) is not null then 'PROD:' || nullif(trim(w2_product_code), '') end),'')) AS VARCHAR))), '')) as hkey</w:t>
+              <w:t xml:space="preserve">           nullif(trim(case when nullif(trim(w2_product_code),'') is not null then 'PROD:' || nullif(trim(w2_product_code), '') end),'') as bk,</w:t>
+              <w:br/>
+              <w:t xml:space="preserve">           MD5_BINARY(NULLIF(UPPER(TRIM(CAST('HUB_PRODUCT|' || (nullif(trim(case when nullif(trim(w2_product_code),'') is not null then 'PROD:' || nullif(trim(w2_product_code), '') end),'')) AS VARCHAR))), '')) as hkey</w:t>
               <w:br/>
               <w:t xml:space="preserve">      from RAW.MAXIMUS_TRAVEL.NONHLTH_TRV_UWR_VW_DATA_POLICY_DETAILS_POLICY_PROPERTY_SIMPLE_PROPERTY_PIVOT_VW</w:t>
               <w:br/>
@@ -3798,9 +3789,9 @@
               <w:br/>
               <w:t xml:space="preserve">    select 'NONHLTH_TRV_UWR_VW_DATA_POLICY_DETAILS_PREVIOUS_POLICY_DETAILS.PRODUCT_CODE (PRODUCT_HKEY)' as src_branch,</w:t>
               <w:br/>
-              <w:t xml:space="preserve">           nullif(trim(case when coalesce(nullif(trim(nullif(trim(to_varchar("PRODUCT_CODE")), '')),'')) is not null then 'PROD:' || nullif(trim(nullif(trim(to_varchar("PRODUCT_CODE")), '')), '') end),'') as bk,</w:t>
-              <w:br/>
-              <w:t xml:space="preserve">           MD5_BINARY(NULLIF(UPPER(TRIM(CAST('HUB_PRODUCT|' || (nullif(trim(case when coalesce(nullif(trim(nullif(trim(to_varchar("PRODUCT_CODE")), '')),'')) is not null then 'PROD:' || nullif(trim(nullif(trim(to_varchar("PRODUCT_CODE")), '')), '') end),'')) AS VARCHAR))), '')) as hkey</w:t>
+              <w:t xml:space="preserve">           nullif(trim(case when nullif(trim(nullif(trim(to_varchar("PRODUCT_CODE")), '')),'') is not null then 'PROD:' || nullif(trim(nullif(trim(to_varchar("PRODUCT_CODE")), '')), '') end),'') as bk,</w:t>
+              <w:br/>
+              <w:t xml:space="preserve">           MD5_BINARY(NULLIF(UPPER(TRIM(CAST('HUB_PRODUCT|' || (nullif(trim(case when nullif(trim(nullif(trim(to_varchar("PRODUCT_CODE")), '')),'') is not null then 'PROD:' || nullif(trim(nullif(trim(to_varchar("PRODUCT_CODE")), '')), '') end),'')) AS VARCHAR))), '')) as hkey</w:t>
               <w:br/>
               <w:t xml:space="preserve">      from RAW.MAXIMUS_TRAVEL.NONHLTH_TRV_UWR_VW_DATA_POLICY_DETAILS_PREVIOUS_POLICY_DETAILS</w:t>
               <w:br/>
@@ -3810,9 +3801,9 @@
               <w:br/>
               <w:t xml:space="preserve">    select 'NONHLTH_TRV_UWR_VW_DATA_QUOTE_PARAM_DETAILS.PRODUCT_CODE (PRODUCT_HKEY)' as src_branch,</w:t>
               <w:br/>
-              <w:t xml:space="preserve">           nullif(trim(case when coalesce(nullif(trim(nullif(trim(to_varchar("PRODUCT_CODE")), '')),'')) is not null then 'PROD:' || nullif(trim(nullif(trim(to_varchar("PRODUCT_CODE")), '')), '') end),'') as bk,</w:t>
-              <w:br/>
-              <w:t xml:space="preserve">           MD5_BINARY(NULLIF(UPPER(TRIM(CAST('HUB_PRODUCT|' || (nullif(trim(case when coalesce(nullif(trim(nullif(trim(to_varchar("PRODUCT_CODE")), '')),'')) is not null then 'PROD:' || nullif(trim(nullif(trim(to_varchar("PRODUCT_CODE")), '')), '') end),'')) AS VARCHAR))), '')) as hkey</w:t>
+              <w:t xml:space="preserve">           nullif(trim(case when nullif(trim(nullif(trim(to_varchar("PRODUCT_CODE")), '')),'') is not null then 'PROD:' || nullif(trim(nullif(trim(to_varchar("PRODUCT_CODE")), '')), '') end),'') as bk,</w:t>
+              <w:br/>
+              <w:t xml:space="preserve">           MD5_BINARY(NULLIF(UPPER(TRIM(CAST('HUB_PRODUCT|' || (nullif(trim(case when nullif(trim(nullif(trim(to_varchar("PRODUCT_CODE")), '')),'') is not null then 'PROD:' || nullif(trim(nullif(trim(to_varchar("PRODUCT_CODE")), '')), '') end),'')) AS VARCHAR))), '')) as hkey</w:t>
               <w:br/>
               <w:t xml:space="preserve">      from RAW.MAXIMUS_TRAVEL.NONHLTH_TRV_UWR_VW_DATA_QUOTE_PARAM_DETAILS</w:t>
               <w:br/>
@@ -3822,9 +3813,9 @@
               <w:br/>
               <w:t xml:space="preserve">    select 'NONHLTH_TRV_UWR_VW_DATA_QUOTE_PARAM_DETAILS_POLICY_PROPERTY_RULE_LIST_PIVOT_VW.[] (PRODUCT_HKEY)' as src_branch,</w:t>
               <w:br/>
-              <w:t xml:space="preserve">           nullif(trim(case when coalesce(nullif(trim(w1_product_code),'')) is not null then 'PROD:' || nullif(trim(w1_product_code), '') end),'') as bk,</w:t>
-              <w:br/>
-              <w:t xml:space="preserve">           MD5_BINARY(NULLIF(UPPER(TRIM(CAST('HUB_PRODUCT|' || (nullif(trim(case when coalesce(nullif(trim(w1_product_code),'')) is not null then 'PROD:' || nullif(trim(w1_product_code), '') end),'')) AS VARCHAR))), '')) as hkey</w:t>
+              <w:t xml:space="preserve">           nullif(trim(case when nullif(trim(w1_product_code),'') is not null then 'PROD:' || nullif(trim(w1_product_code), '') end),'') as bk,</w:t>
+              <w:br/>
+              <w:t xml:space="preserve">           MD5_BINARY(NULLIF(UPPER(TRIM(CAST('HUB_PRODUCT|' || (nullif(trim(case when nullif(trim(w1_product_code),'') is not null then 'PROD:' || nullif(trim(w1_product_code), '') end),'')) AS VARCHAR))), '')) as hkey</w:t>
               <w:br/>
               <w:t xml:space="preserve">      from RAW.MAXIMUS_TRAVEL.NONHLTH_TRV_UWR_VW_DATA_QUOTE_PARAM_DETAILS_POLICY_PROPERTY_RULE_LIST_PIVOT_VW</w:t>
               <w:br/>
@@ -3834,9 +3825,9 @@
               <w:br/>
               <w:t xml:space="preserve">    select 'NONHLTH_TRV_UWR_VW_DATA_QUOTE_PARAM_DETAILS_RISK_LIST_RISK_PROPERTY_RULE_LIST_PIVOT_VW.[] (PRODUCT_HKEY)' as src_branch,</w:t>
               <w:br/>
-              <w:t xml:space="preserve">           nullif(trim(case when coalesce(nullif(trim(w3_product_code),'')) is not null then 'PROD:' || nullif(trim(w3_product_code), '') end),'') as bk,</w:t>
-              <w:br/>
-              <w:t xml:space="preserve">           MD5_BINARY(NULLIF(UPPER(TRIM(CAST('HUB_PRODUCT|' || (nullif(trim(case when coalesce(nullif(trim(w3_product_code),'')) is not null then 'PROD:' || nullif(trim(w3_product_code), '') end),'')) AS VARCHAR))), '')) as hkey</w:t>
+              <w:t xml:space="preserve">           nullif(trim(case when nullif(trim(w3_product_code),'') is not null then 'PROD:' || nullif(trim(w3_product_code), '') end),'') as bk,</w:t>
+              <w:br/>
+              <w:t xml:space="preserve">           MD5_BINARY(NULLIF(UPPER(TRIM(CAST('HUB_PRODUCT|' || (nullif(trim(case when nullif(trim(w3_product_code),'') is not null then 'PROD:' || nullif(trim(w3_product_code), '') end),'')) AS VARCHAR))), '')) as hkey</w:t>
               <w:br/>
               <w:t xml:space="preserve">      from RAW.MAXIMUS_TRAVEL.NONHLTH_TRV_UWR_VW_DATA_QUOTE_PARAM_DETAILS_RISK_LIST_RISK_PROPERTY_RULE_LIST_PIVOT_VW</w:t>
               <w:br/>
@@ -3918,9 +3909,6 @@
       </w:pPr>
       <w:r>
         <w:t xml:space="preserve">4. MAXIMUS — HUB_COVERAGE</w:t>
-      </w:r>
-      <w:r>
-        <w:t xml:space="preserve">  [M1]</w:t>
       </w:r>
     </w:p>
     <w:tbl>
@@ -4149,9 +4137,9 @@
               <w:br/>
               <w:t xml:space="preserve">    select 'NONHLTH_TRV_CLM_VW_DATA_CLAIM_DETAILS_CLAIM_RISK_RISK_ATTRIBUTE_PROPERTIES_PIVOT_VW.COVER_CODE (COVERAGE_HKEY)' as src_branch,</w:t>
               <w:br/>
-              <w:t xml:space="preserve">           nullif(trim(case when coalesce(nullif(trim(nullif(trim(to_varchar("COVER_CODE")), '')),'')) is not null then 'COV:' || nullif(trim(nullif(trim(to_varchar("COVER_CODE")), '')), '') end),'') as bk,</w:t>
-              <w:br/>
-              <w:t xml:space="preserve">           MD5_BINARY(NULLIF(UPPER(TRIM(CAST('HUB_COVERAGE|' || (nullif(trim(case when coalesce(nullif(trim(nullif(trim(to_varchar("COVER_CODE")), '')),'')) is not null then 'COV:' || nullif(trim(nullif(trim(to_varchar("COVER_CODE")), '')), '') end),'')) AS VARCHAR))), '')) as hkey</w:t>
+              <w:t xml:space="preserve">           nullif(trim(case when nullif(trim(nullif(trim(to_varchar("COVER_CODE")), '')),'') is not null then 'COV:' || nullif(trim(nullif(trim(to_varchar("COVER_CODE")), '')), '') end),'') as bk,</w:t>
+              <w:br/>
+              <w:t xml:space="preserve">           MD5_BINARY(NULLIF(UPPER(TRIM(CAST('HUB_COVERAGE|' || (nullif(trim(case when nullif(trim(nullif(trim(to_varchar("COVER_CODE")), '')),'') is not null then 'COV:' || nullif(trim(nullif(trim(to_varchar("COVER_CODE")), '')), '') end),'')) AS VARCHAR))), '')) as hkey</w:t>
               <w:br/>
               <w:t xml:space="preserve">      from RAW.MAXIMUS_TRAVEL.NONHLTH_TRV_CLM_VW_DATA_CLAIM_DETAILS_CLAIM_RISK_RISK_ATTRIBUTE_PROPERTIES_PIVOT_VW</w:t>
               <w:br/>
@@ -4161,9 +4149,9 @@
               <w:br/>
               <w:t xml:space="preserve">    select 'NONHLTH_TRV_UWR_VW_DATA_POLICY_DETAILS_INSURED_DETAILS_COVER_DETAILS.COVER_CODE (COVERAGE_HKEY)' as src_branch,</w:t>
               <w:br/>
-              <w:t xml:space="preserve">           nullif(trim(case when coalesce(nullif(trim(nullif(trim(to_varchar("COVER_CODE")), '')),'')) is not null then 'COV:' || nullif(trim(nullif(trim(to_varchar("COVER_CODE")), '')), '') end),'') as bk,</w:t>
-              <w:br/>
-              <w:t xml:space="preserve">           MD5_BINARY(NULLIF(UPPER(TRIM(CAST('HUB_COVERAGE|' || (nullif(trim(case when coalesce(nullif(trim(nullif(trim(to_varchar("COVER_CODE")), '')),'')) is not null then 'COV:' || nullif(trim(nullif(trim(to_varchar("COVER_CODE")), '')), '') end),'')) AS VARCHAR))), '')) as hkey</w:t>
+              <w:t xml:space="preserve">           nullif(trim(case when nullif(trim(nullif(trim(to_varchar("COVER_CODE")), '')),'') is not null then 'COV:' || nullif(trim(nullif(trim(to_varchar("COVER_CODE")), '')), '') end),'') as bk,</w:t>
+              <w:br/>
+              <w:t xml:space="preserve">           MD5_BINARY(NULLIF(UPPER(TRIM(CAST('HUB_COVERAGE|' || (nullif(trim(case when nullif(trim(nullif(trim(to_varchar("COVER_CODE")), '')),'') is not null then 'COV:' || nullif(trim(nullif(trim(to_varchar("COVER_CODE")), '')), '') end),'')) AS VARCHAR))), '')) as hkey</w:t>
               <w:br/>
               <w:t xml:space="preserve">      from RAW.MAXIMUS_TRAVEL.NONHLTH_TRV_UWR_VW_DATA_POLICY_DETAILS_INSURED_DETAILS_COVER_DETAILS</w:t>
               <w:br/>
@@ -4173,9 +4161,9 @@
               <w:br/>
               <w:t xml:space="preserve">    select 'NONHLTH_TRV_UWR_VW_DATA_POLICY_DETAILS_INSURED_DETAILS_COVER_DETAILS_COVER_PROPERTY_MULTI_SET_PROPERTY_MULTI_SET_DETAIL_PROPERTY_PIVOT_VW.[] (COVERAGE_HKEY)' as src_branch,</w:t>
               <w:br/>
-              <w:t xml:space="preserve">           nullif(trim(case when coalesce(nullif(trim(w0_cover_code),'')) is not null then 'COV:' || nullif(trim(w0_cover_code), '') end),'') as bk,</w:t>
-              <w:br/>
-              <w:t xml:space="preserve">           MD5_BINARY(NULLIF(UPPER(TRIM(CAST('HUB_COVERAGE|' || (nullif(trim(case when coalesce(nullif(trim(w0_cover_code),'')) is not null then 'COV:' || nullif(trim(w0_cover_code), '') end),'')) AS VARCHAR))), '')) as hkey</w:t>
+              <w:t xml:space="preserve">           nullif(trim(case when nullif(trim(w0_cover_code),'') is not null then 'COV:' || nullif(trim(w0_cover_code), '') end),'') as bk,</w:t>
+              <w:br/>
+              <w:t xml:space="preserve">           MD5_BINARY(NULLIF(UPPER(TRIM(CAST('HUB_COVERAGE|' || (nullif(trim(case when nullif(trim(w0_cover_code),'') is not null then 'COV:' || nullif(trim(w0_cover_code), '') end),'')) AS VARCHAR))), '')) as hkey</w:t>
               <w:br/>
               <w:t xml:space="preserve">      from RAW.MAXIMUS_TRAVEL.NONHLTH_TRV_UWR_VW_DATA_POLICY_DETAILS_INSURED_DETAILS_COVER_DETAILS_COVER_PROPERTY_MULTI_SET_PROPERTY_MULTI_SET_DETAIL_PROPERTY_PIVOT_VW</w:t>
               <w:br/>
@@ -4185,9 +4173,9 @@
               <w:br/>
               <w:t xml:space="preserve">    select 'NONHLTH_TRV_UWR_VW_DATA_POLICY_DETAILS_INSURED_DETAILS_COVER_DETAILS_COVER_PROPERTY_SIMPLE_PROPERTY_PIVOT_VW.[] (COVERAGE_HKEY)' as src_branch,</w:t>
               <w:br/>
-              <w:t xml:space="preserve">           nullif(trim(case when coalesce(nullif(trim(w2_cover_code),'')) is not null then 'COV:' || nullif(trim(w2_cover_code), '') end),'') as bk,</w:t>
-              <w:br/>
-              <w:t xml:space="preserve">           MD5_BINARY(NULLIF(UPPER(TRIM(CAST('HUB_COVERAGE|' || (nullif(trim(case when coalesce(nullif(trim(w2_cover_code),'')) is not null then 'COV:' || nullif(trim(w2_cover_code), '') end),'')) AS VARCHAR))), '')) as hkey</w:t>
+              <w:t xml:space="preserve">           nullif(trim(case when nullif(trim(w2_cover_code),'') is not null then 'COV:' || nullif(trim(w2_cover_code), '') end),'') as bk,</w:t>
+              <w:br/>
+              <w:t xml:space="preserve">           MD5_BINARY(NULLIF(UPPER(TRIM(CAST('HUB_COVERAGE|' || (nullif(trim(case when nullif(trim(w2_cover_code),'') is not null then 'COV:' || nullif(trim(w2_cover_code), '') end),'')) AS VARCHAR))), '')) as hkey</w:t>
               <w:br/>
               <w:t xml:space="preserve">      from RAW.MAXIMUS_TRAVEL.NONHLTH_TRV_UWR_VW_DATA_POLICY_DETAILS_INSURED_DETAILS_COVER_DETAILS_COVER_PROPERTY_SIMPLE_PROPERTY_PIVOT_VW</w:t>
               <w:br/>
@@ -4197,9 +4185,9 @@
               <w:br/>
               <w:t xml:space="preserve">    select 'NONHLTH_TRV_UWR_VW_DATA_POLICY_DETAILS_INSURED_DETAILS_RISK_PROPERTY_SIMPLE_PROPERTY_PIVOT_VW.COVER_CODE (COVERAGE_HKEY)' as src_branch,</w:t>
               <w:br/>
-              <w:t xml:space="preserve">           nullif(trim(case when coalesce(nullif(trim(nullif(trim(to_varchar("COVER_CODE")), '')),'')) is not null then 'COV:' || nullif(trim(nullif(trim(to_varchar("COVER_CODE")), '')), '') end),'') as bk,</w:t>
-              <w:br/>
-              <w:t xml:space="preserve">           MD5_BINARY(NULLIF(UPPER(TRIM(CAST('HUB_COVERAGE|' || (nullif(trim(case when coalesce(nullif(trim(nullif(trim(to_varchar("COVER_CODE")), '')),'')) is not null then 'COV:' || nullif(trim(nullif(trim(to_varchar("COVER_CODE")), '')), '') end),'')) AS VARCHAR))), '')) as hkey</w:t>
+              <w:t xml:space="preserve">           nullif(trim(case when nullif(trim(nullif(trim(to_varchar("COVER_CODE")), '')),'') is not null then 'COV:' || nullif(trim(nullif(trim(to_varchar("COVER_CODE")), '')), '') end),'') as bk,</w:t>
+              <w:br/>
+              <w:t xml:space="preserve">           MD5_BINARY(NULLIF(UPPER(TRIM(CAST('HUB_COVERAGE|' || (nullif(trim(case when nullif(trim(nullif(trim(to_varchar("COVER_CODE")), '')),'') is not null then 'COV:' || nullif(trim(nullif(trim(to_varchar("COVER_CODE")), '')), '') end),'')) AS VARCHAR))), '')) as hkey</w:t>
               <w:br/>
               <w:t xml:space="preserve">      from RAW.MAXIMUS_TRAVEL.NONHLTH_TRV_UWR_VW_DATA_POLICY_DETAILS_INSURED_DETAILS_RISK_PROPERTY_SIMPLE_PROPERTY_PIVOT_VW</w:t>
               <w:br/>
@@ -4209,9 +4197,9 @@
               <w:br/>
               <w:t xml:space="preserve">    select 'NONHLTH_TRV_UWR_VW_DATA_QUOTE_PARAM_DETAILS_RISK_LIST_RISK_COVER.COVER_CODE (COVERAGE_HKEY)' as src_branch,</w:t>
               <w:br/>
-              <w:t xml:space="preserve">           nullif(trim(case when coalesce(nullif(trim(nullif(trim(to_varchar("COVER_CODE")), '')),'')) is not null then 'COV:' || nullif(trim(nullif(trim(to_varchar("COVER_CODE")), '')), '') end),'') as bk,</w:t>
-              <w:br/>
-              <w:t xml:space="preserve">           MD5_BINARY(NULLIF(UPPER(TRIM(CAST('HUB_COVERAGE|' || (nullif(trim(case when coalesce(nullif(trim(nullif(trim(to_varchar("COVER_CODE")), '')),'')) is not null then 'COV:' || nullif(trim(nullif(trim(to_varchar("COVER_CODE")), '')), '') end),'')) AS VARCHAR))), '')) as hkey</w:t>
+              <w:t xml:space="preserve">           nullif(trim(case when nullif(trim(nullif(trim(to_varchar("COVER_CODE")), '')),'') is not null then 'COV:' || nullif(trim(nullif(trim(to_varchar("COVER_CODE")), '')), '') end),'') as bk,</w:t>
+              <w:br/>
+              <w:t xml:space="preserve">           MD5_BINARY(NULLIF(UPPER(TRIM(CAST('HUB_COVERAGE|' || (nullif(trim(case when nullif(trim(nullif(trim(to_varchar("COVER_CODE")), '')),'') is not null then 'COV:' || nullif(trim(nullif(trim(to_varchar("COVER_CODE")), '')), '') end),'')) AS VARCHAR))), '')) as hkey</w:t>
               <w:br/>
               <w:t xml:space="preserve">      from RAW.MAXIMUS_TRAVEL.NONHLTH_TRV_UWR_VW_DATA_QUOTE_PARAM_DETAILS_RISK_LIST_RISK_COVER</w:t>
               <w:br/>
@@ -4221,9 +4209,9 @@
               <w:br/>
               <w:t xml:space="preserve">    select 'NONHLTH_TRV_UWR_VW_DATA_QUOTE_PARAM_DETAILS_RISK_LIST_RISK_COVER_RISK_COVER_PROPERTY_RULE_LIST_PIVOT_VW.[] (COVERAGE_HKEY)' as src_branch,</w:t>
               <w:br/>
-              <w:t xml:space="preserve">           nullif(trim(case when coalesce(nullif(trim(w2_cover_code),'')) is not null then 'COV:' || nullif(trim(w2_cover_code), '') end),'') as bk,</w:t>
-              <w:br/>
-              <w:t xml:space="preserve">           MD5_BINARY(NULLIF(UPPER(TRIM(CAST('HUB_COVERAGE|' || (nullif(trim(case when coalesce(nullif(trim(w2_cover_code),'')) is not null then 'COV:' || nullif(trim(w2_cover_code), '') end),'')) AS VARCHAR))), '')) as hkey</w:t>
+              <w:t xml:space="preserve">           nullif(trim(case when nullif(trim(w2_cover_code),'') is not null then 'COV:' || nullif(trim(w2_cover_code), '') end),'') as bk,</w:t>
+              <w:br/>
+              <w:t xml:space="preserve">           MD5_BINARY(NULLIF(UPPER(TRIM(CAST('HUB_COVERAGE|' || (nullif(trim(case when nullif(trim(w2_cover_code),'') is not null then 'COV:' || nullif(trim(w2_cover_code), '') end),'')) AS VARCHAR))), '')) as hkey</w:t>
               <w:br/>
               <w:t xml:space="preserve">      from RAW.MAXIMUS_TRAVEL.NONHLTH_TRV_UWR_VW_DATA_QUOTE_PARAM_DETAILS_RISK_LIST_RISK_COVER_RISK_COVER_PROPERTY_RULE_LIST_PIVOT_VW</w:t>
               <w:br/>
@@ -4233,9 +4221,9 @@
               <w:br/>
               <w:t xml:space="preserve">    select 'NONHLTH_TRV_UWR_VW_DATA_QUOTE_PARAM_DETAILS_RISK_LIST_RISK_PROPERTY_RULE_LIST_PIVOT_VW.COVER_CODE (COVERAGE_HKEY)' as src_branch,</w:t>
               <w:br/>
-              <w:t xml:space="preserve">           nullif(trim(case when coalesce(nullif(trim(nullif(trim(to_varchar("COVER_CODE")), '')),'')) is not null then 'COV:' || nullif(trim(nullif(trim(to_varchar("COVER_CODE")), '')), '') end),'') as bk,</w:t>
-              <w:br/>
-              <w:t xml:space="preserve">           MD5_BINARY(NULLIF(UPPER(TRIM(CAST('HUB_COVERAGE|' || (nullif(trim(case when coalesce(nullif(trim(nullif(trim(to_varchar("COVER_CODE")), '')),'')) is not null then 'COV:' || nullif(trim(nullif(trim(to_varchar("COVER_CODE")), '')), '') end),'')) AS VARCHAR))), '')) as hkey</w:t>
+              <w:t xml:space="preserve">           nullif(trim(case when nullif(trim(nullif(trim(to_varchar("COVER_CODE")), '')),'') is not null then 'COV:' || nullif(trim(nullif(trim(to_varchar("COVER_CODE")), '')), '') end),'') as bk,</w:t>
+              <w:br/>
+              <w:t xml:space="preserve">           MD5_BINARY(NULLIF(UPPER(TRIM(CAST('HUB_COVERAGE|' || (nullif(trim(case when nullif(trim(nullif(trim(to_varchar("COVER_CODE")), '')),'') is not null then 'COV:' || nullif(trim(nullif(trim(to_varchar("COVER_CODE")), '')), '') end),'')) AS VARCHAR))), '')) as hkey</w:t>
               <w:br/>
               <w:t xml:space="preserve">      from RAW.MAXIMUS_TRAVEL.NONHLTH_TRV_UWR_VW_DATA_QUOTE_PARAM_DETAILS_RISK_LIST_RISK_PROPERTY_RULE_LIST_PIVOT_VW</w:t>
               <w:br/>
@@ -4317,9 +4305,6 @@
       </w:pPr>
       <w:r>
         <w:t xml:space="preserve">5. MAXIMUS — HUB_LOCATION</w:t>
-      </w:r>
-      <w:r>
-        <w:t xml:space="preserve">  [M1]</w:t>
       </w:r>
     </w:p>
     <w:tbl>
@@ -4596,9 +4581,9 @@
               <w:br/>
               <w:t xml:space="preserve">    select 'NONHLTH_TRV_CLM_VW_DATA_CLAIM_DETAILS_CLAIM_ATTRIBUTE_PROPERTIES_PIVOT_VW.ADDRESS_FOR_REFERENCE (LOCATION_HKEY__CLAIM_REFERENCE_ADDRESS)' as src_branch,</w:t>
               <w:br/>
-              <w:t xml:space="preserve">           nullif(trim(case when coalesce(nullif(trim(nullif(trim(to_varchar("ADDRESS_FOR_REFERENCE")), '')),'')) is not null then md5(upper(regexp_replace(trim(nullif(trim(nullif(trim(to_varchar("ADDRESS_FOR_REFERENCE")), '')), '')), '[[:space:]]+', ' '))) end),'') as bk,</w:t>
-              <w:br/>
-              <w:t xml:space="preserve">           MD5_BINARY(NULLIF(UPPER(TRIM(CAST('HUB_LOCATION|' || (nullif(trim(case when coalesce(nullif(trim(nullif(trim(to_varchar("ADDRESS_FOR_REFERENCE")), '')),'')) is not null then md5(upper(regexp_replace(trim(nullif(trim(nullif(trim(to_varchar("ADDRESS_FOR_REFERENCE")), '')), '')), '[[:space:]]+', ' '))) end),'')) AS VARCHAR))), '')) as hkey</w:t>
+              <w:t xml:space="preserve">           nullif(trim(case when nullif(trim(nullif(trim(to_varchar("ADDRESS_FOR_REFERENCE")), '')),'') is not null then md5(upper(regexp_replace(trim(nullif(trim(nullif(trim(to_varchar("ADDRESS_FOR_REFERENCE")), '')), '')), '[[:space:]]+', ' '))) end),'') as bk,</w:t>
+              <w:br/>
+              <w:t xml:space="preserve">           MD5_BINARY(NULLIF(UPPER(TRIM(CAST('HUB_LOCATION|' || (nullif(trim(case when nullif(trim(nullif(trim(to_varchar("ADDRESS_FOR_REFERENCE")), '')),'') is not null then md5(upper(regexp_replace(trim(nullif(trim(nullif(trim(to_varchar("ADDRESS_FOR_REFERENCE")), '')), '')), '[[:space:]]+', ' '))) end),'')) AS VARCHAR))), '')) as hkey</w:t>
               <w:br/>
               <w:t xml:space="preserve">      from RAW.MAXIMUS_TRAVEL.NONHLTH_TRV_CLM_VW_DATA_CLAIM_DETAILS_CLAIM_ATTRIBUTE_PROPERTIES_PIVOT_VW</w:t>
               <w:br/>
@@ -4620,9 +4605,9 @@
               <w:br/>
               <w:t xml:space="preserve">    select 'NONHLTH_TRV_CLM_VW_DATA_CLAIM_DETAILS_CLAIM_ATTRIBUTE_PROPERTIES_PIVOT_VW.SELECT_INSPECTION_ADDRESS (LOCATION_HKEY__INSPECTION_ADDRESS)' as src_branch,</w:t>
               <w:br/>
-              <w:t xml:space="preserve">           nullif(trim(case when coalesce(nullif(trim(nullif(trim(to_varchar("SELECT_INSPECTION_ADDRESS")), '')),'')) is not null then md5(upper(regexp_replace(trim(upper(nullif(trim(nullif(trim(to_varchar("SELECT_INSPECTION_ADDRESS")), '')), ''))), '[[:space:]]+', ' '))) end),'') as bk,</w:t>
-              <w:br/>
-              <w:t xml:space="preserve">           MD5_BINARY(NULLIF(UPPER(TRIM(CAST('HUB_LOCATION|' || (nullif(trim(case when coalesce(nullif(trim(nullif(trim(to_varchar("SELECT_INSPECTION_ADDRESS")), '')),'')) is not null then md5(upper(regexp_replace(trim(upper(nullif(trim(nullif(trim(to_varchar("SELECT_INSPECTION_ADDRESS")), '')), ''))), '[[:space:]]+', ' '))) end),'')) AS VARCHAR))), '')) as hkey</w:t>
+              <w:t xml:space="preserve">           nullif(trim(case when nullif(trim(nullif(trim(to_varchar("SELECT_INSPECTION_ADDRESS")), '')),'') is not null then md5(upper(regexp_replace(trim(upper(nullif(trim(nullif(trim(to_varchar("SELECT_INSPECTION_ADDRESS")), '')), ''))), '[[:space:]]+', ' '))) end),'') as bk,</w:t>
+              <w:br/>
+              <w:t xml:space="preserve">           MD5_BINARY(NULLIF(UPPER(TRIM(CAST('HUB_LOCATION|' || (nullif(trim(case when nullif(trim(nullif(trim(to_varchar("SELECT_INSPECTION_ADDRESS")), '')),'') is not null then md5(upper(regexp_replace(trim(upper(nullif(trim(nullif(trim(to_varchar("SELECT_INSPECTION_ADDRESS")), '')), ''))), '[[:space:]]+', ' '))) end),'')) AS VARCHAR))), '')) as hkey</w:t>
               <w:br/>
               <w:t xml:space="preserve">      from RAW.MAXIMUS_TRAVEL.NONHLTH_TRV_CLM_VW_DATA_CLAIM_DETAILS_CLAIM_ATTRIBUTE_PROPERTIES_PIVOT_VW</w:t>
               <w:br/>
@@ -4632,9 +4617,9 @@
               <w:br/>
               <w:t xml:space="preserve">    select 'NONHLTH_TRV_CLM_VW_DATA_CLAIM_DETAILS_CLAIM_ATTRIBUTE_PROPERTIES_PIVOT_VW.STORED_COUNTRY_CODE (LOCATION_HKEY__STORED_COUNTRY)' as src_branch,</w:t>
               <w:br/>
-              <w:t xml:space="preserve">           nullif(trim(case when coalesce(nullif(trim(nullif(trim(to_varchar("STORED_COUNTRY_CODE")), '')),'')) is not null then 'GEO:COUNTRY:' || nullif(trim(nullif(trim(to_varchar("STORED_COUNTRY_CODE")), '')), '') end),'') as bk,</w:t>
-              <w:br/>
-              <w:t xml:space="preserve">           MD5_BINARY(NULLIF(UPPER(TRIM(CAST('HUB_LOCATION|' || (nullif(trim(case when coalesce(nullif(trim(nullif(trim(to_varchar("STORED_COUNTRY_CODE")), '')),'')) is not null then 'GEO:COUNTRY:' || nullif(trim(nullif(trim(to_varchar("STORED_COUNTRY_CODE")), '')), '') end),'')) AS VARCHAR))), '')) as hkey</w:t>
+              <w:t xml:space="preserve">           nullif(trim(case when nullif(trim(nullif(trim(to_varchar("STORED_COUNTRY_CODE")), '')),'') is not null then 'GEO:COUNTRY:' || nullif(trim(nullif(trim(to_varchar("STORED_COUNTRY_CODE")), '')), '') end),'') as bk,</w:t>
+              <w:br/>
+              <w:t xml:space="preserve">           MD5_BINARY(NULLIF(UPPER(TRIM(CAST('HUB_LOCATION|' || (nullif(trim(case when nullif(trim(nullif(trim(to_varchar("STORED_COUNTRY_CODE")), '')),'') is not null then 'GEO:COUNTRY:' || nullif(trim(nullif(trim(to_varchar("STORED_COUNTRY_CODE")), '')), '') end),'')) AS VARCHAR))), '')) as hkey</w:t>
               <w:br/>
               <w:t xml:space="preserve">      from RAW.MAXIMUS_TRAVEL.NONHLTH_TRV_CLM_VW_DATA_CLAIM_DETAILS_CLAIM_ATTRIBUTE_PROPERTIES_PIVOT_VW</w:t>
               <w:br/>
@@ -4644,9 +4629,9 @@
               <w:br/>
               <w:t xml:space="preserve">    select 'NONHLTH_TRV_CLM_VW_DATA_CLAIM_DETAILS_CLAIM_ATTRIBUTE_PROPERTIES_PIVOT_VW.STORED_STATE_CODE (LOCATION_HKEY__STORED_STATE)' as src_branch,</w:t>
               <w:br/>
-              <w:t xml:space="preserve">           nullif(trim(case when coalesce(nullif(trim(nullif(trim(to_varchar("STORED_STATE_CODE")), '')),'')) is not null then 'GEO:STATE:' || nullif(trim(nullif(trim(to_varchar("STORED_STATE_CODE")), '')), '') end),'') as bk,</w:t>
-              <w:br/>
-              <w:t xml:space="preserve">           MD5_BINARY(NULLIF(UPPER(TRIM(CAST('HUB_LOCATION|' || (nullif(trim(case when coalesce(nullif(trim(nullif(trim(to_varchar("STORED_STATE_CODE")), '')),'')) is not null then 'GEO:STATE:' || nullif(trim(nullif(trim(to_varchar("STORED_STATE_CODE")), '')), '') end),'')) AS VARCHAR))), '')) as hkey</w:t>
+              <w:t xml:space="preserve">           nullif(trim(case when nullif(trim(nullif(trim(to_varchar("STORED_STATE_CODE")), '')),'') is not null then 'GEO:STATE:' || nullif(trim(nullif(trim(to_varchar("STORED_STATE_CODE")), '')), '') end),'') as bk,</w:t>
+              <w:br/>
+              <w:t xml:space="preserve">           MD5_BINARY(NULLIF(UPPER(TRIM(CAST('HUB_LOCATION|' || (nullif(trim(case when nullif(trim(nullif(trim(to_varchar("STORED_STATE_CODE")), '')),'') is not null then 'GEO:STATE:' || nullif(trim(nullif(trim(to_varchar("STORED_STATE_CODE")), '')), '') end),'')) AS VARCHAR))), '')) as hkey</w:t>
               <w:br/>
               <w:t xml:space="preserve">      from RAW.MAXIMUS_TRAVEL.NONHLTH_TRV_CLM_VW_DATA_CLAIM_DETAILS_CLAIM_ATTRIBUTE_PROPERTIES_PIVOT_VW</w:t>
               <w:br/>
@@ -4668,9 +4653,9 @@
               <w:br/>
               <w:t xml:space="preserve">    select 'NONHLTH_TRV_CLM_VW_DATA_CLAIM_DETAILS_CLAIM_RISK_RISK_ATTRIBUTE_MULTI_SET_PROPERTY_MULTI_SET_DETAIL_PROPERTY_PIVOT_VW.ADDRESS (LOCATION_HKEY__CLAIM_EXPENSE_PARTY_ADDRESS)' as src_branch,</w:t>
               <w:br/>
-              <w:t xml:space="preserve">           nullif(trim(case when coalesce(nullif(trim(nullif(trim(to_varchar("ADDRESS")), '')),'')) is not null then md5(upper(regexp_replace(trim(nullif(trim(nullif(trim(to_varchar("ADDRESS")), '')), '')), '[[:space:]]+', ' '))) end),'') as bk,</w:t>
-              <w:br/>
-              <w:t xml:space="preserve">           MD5_BINARY(NULLIF(UPPER(TRIM(CAST('HUB_LOCATION|' || (nullif(trim(case when coalesce(nullif(trim(nullif(trim(to_varchar("ADDRESS")), '')),'')) is not null then md5(upper(regexp_replace(trim(nullif(trim(nullif(trim(to_varchar("ADDRESS")), '')), '')), '[[:space:]]+', ' '))) end),'')) AS VARCHAR))), '')) as hkey</w:t>
+              <w:t xml:space="preserve">           nullif(trim(case when nullif(trim(nullif(trim(to_varchar("ADDRESS")), '')),'') is not null then md5(upper(regexp_replace(trim(nullif(trim(nullif(trim(to_varchar("ADDRESS")), '')), '')), '[[:space:]]+', ' '))) end),'') as bk,</w:t>
+              <w:br/>
+              <w:t xml:space="preserve">           MD5_BINARY(NULLIF(UPPER(TRIM(CAST('HUB_LOCATION|' || (nullif(trim(case when nullif(trim(nullif(trim(to_varchar("ADDRESS")), '')),'') is not null then md5(upper(regexp_replace(trim(nullif(trim(nullif(trim(to_varchar("ADDRESS")), '')), '')), '[[:space:]]+', ' '))) end),'')) AS VARCHAR))), '')) as hkey</w:t>
               <w:br/>
               <w:t xml:space="preserve">      from RAW.MAXIMUS_TRAVEL.NONHLTH_TRV_CLM_VW_DATA_CLAIM_DETAILS_CLAIM_RISK_RISK_ATTRIBUTE_MULTI_SET_PROPERTY_MULTI_SET_DETAIL_PROPERTY_PIVOT_VW</w:t>
               <w:br/>
@@ -4920,9 +4905,6 @@
       </w:pPr>
       <w:r>
         <w:t xml:space="preserve">6. MAXIMUS — HUB_ORG_UNIT</w:t>
-      </w:r>
-      <w:r>
-        <w:t xml:space="preserve">  [M1]</w:t>
       </w:r>
     </w:p>
     <w:tbl>
@@ -5151,9 +5133,9 @@
               <w:br/>
               <w:t xml:space="preserve">    select 'NONHLTH_TRV_CLM_VW_DATA_CLAIM_DETAILS_CLAIM_ATTRIBUTE_PROPERTIES_PIVOT_VW.STORED_COMPANY_CODE (ORG_UNIT_HKEY__COMPANY)' as src_branch,</w:t>
               <w:br/>
-              <w:t xml:space="preserve">           nullif(trim(case when coalesce(nullif(trim(nullif(trim(to_varchar("STORED_COMPANY_CODE")), '')),'')) is not null then nullif(trim(nullif(trim(to_varchar("STORED_COMPANY_CODE")), '')), '') end),'') as bk,</w:t>
-              <w:br/>
-              <w:t xml:space="preserve">           MD5_BINARY(NULLIF(UPPER(TRIM(CAST('HUB_ORG_UNIT|' || (nullif(trim(case when coalesce(nullif(trim(nullif(trim(to_varchar("STORED_COMPANY_CODE")), '')),'')) is not null then nullif(trim(nullif(trim(to_varchar("STORED_COMPANY_CODE")), '')), '') end),'')) AS VARCHAR))), '')) as hkey</w:t>
+              <w:t xml:space="preserve">           nullif(trim(case when nullif(trim(nullif(trim(to_varchar("STORED_COMPANY_CODE")), '')),'') is not null then nullif(trim(nullif(trim(to_varchar("STORED_COMPANY_CODE")), '')), '') end),'') as bk,</w:t>
+              <w:br/>
+              <w:t xml:space="preserve">           MD5_BINARY(NULLIF(UPPER(TRIM(CAST('HUB_ORG_UNIT|' || (nullif(trim(case when nullif(trim(nullif(trim(to_varchar("STORED_COMPANY_CODE")), '')),'') is not null then nullif(trim(nullif(trim(to_varchar("STORED_COMPANY_CODE")), '')), '') end),'')) AS VARCHAR))), '')) as hkey</w:t>
               <w:br/>
               <w:t xml:space="preserve">      from RAW.MAXIMUS_TRAVEL.NONHLTH_TRV_CLM_VW_DATA_CLAIM_DETAILS_CLAIM_ATTRIBUTE_PROPERTIES_PIVOT_VW</w:t>
               <w:br/>
@@ -5163,9 +5145,9 @@
               <w:br/>
               <w:t xml:space="preserve">    select 'NONHLTH_TRV_CLM_VW_DATA_CLAIM_DETAILS_CLAIM_ATTRIBUTE_PROPERTIES_PIVOT_VW.HUB_LOCATION (ORG_UNIT_HKEY__OPERATING_HUB)' as src_branch,</w:t>
               <w:br/>
-              <w:t xml:space="preserve">           nullif(trim(case when coalesce(nullif(trim(nullif(trim(to_varchar("HUB_LOCATION")), '')),'')) is not null then 'ORGHUB:' || nullif(trim(nullif(trim(to_varchar("HUB_LOCATION")), '')), '') end),'') as bk,</w:t>
-              <w:br/>
-              <w:t xml:space="preserve">           MD5_BINARY(NULLIF(UPPER(TRIM(CAST('HUB_ORG_UNIT|' || (nullif(trim(case when coalesce(nullif(trim(nullif(trim(to_varchar("HUB_LOCATION")), '')),'')) is not null then 'ORGHUB:' || nullif(trim(nullif(trim(to_varchar("HUB_LOCATION")), '')), '') end),'')) AS VARCHAR))), '')) as hkey</w:t>
+              <w:t xml:space="preserve">           nullif(trim(case when nullif(trim(nullif(trim(to_varchar("HUB_LOCATION")), '')),'') is not null then 'ORGHUB:' || nullif(trim(nullif(trim(to_varchar("HUB_LOCATION")), '')), '') end),'') as bk,</w:t>
+              <w:br/>
+              <w:t xml:space="preserve">           MD5_BINARY(NULLIF(UPPER(TRIM(CAST('HUB_ORG_UNIT|' || (nullif(trim(case when nullif(trim(nullif(trim(to_varchar("HUB_LOCATION")), '')),'') is not null then 'ORGHUB:' || nullif(trim(nullif(trim(to_varchar("HUB_LOCATION")), '')), '') end),'')) AS VARCHAR))), '')) as hkey</w:t>
               <w:br/>
               <w:t xml:space="preserve">      from RAW.MAXIMUS_TRAVEL.NONHLTH_TRV_CLM_VW_DATA_CLAIM_DETAILS_CLAIM_ATTRIBUTE_PROPERTIES_PIVOT_VW</w:t>
               <w:br/>
@@ -5175,9 +5157,9 @@
               <w:br/>
               <w:t xml:space="preserve">    select 'NONHLTH_TRV_UWR_VW_DATA_POLICY_DETAILS.POLICY_BRANCH_NAME (ORG_UNIT_HKEY)' as src_branch,</w:t>
               <w:br/>
-              <w:t xml:space="preserve">           nullif(trim(case when coalesce(nullif(trim(nullif(trim(to_varchar("POLICY_BRANCH_NAME")), '')),'')) is not null then 'ORGUNIT:' || md5(upper(trim(nullif(trim(nullif(trim(to_varchar("POLICY_BRANCH_NAME")), '')), '')))) end),'') as bk,</w:t>
-              <w:br/>
-              <w:t xml:space="preserve">           MD5_BINARY(NULLIF(UPPER(TRIM(CAST('HUB_ORG_UNIT|' || (nullif(trim(case when coalesce(nullif(trim(nullif(trim(to_varchar("POLICY_BRANCH_NAME")), '')),'')) is not null then 'ORGUNIT:' || md5(upper(trim(nullif(trim(nullif(trim(to_varchar("POLICY_BRANCH_NAME")), '')), '')))) end),'')) AS VARCHAR))), '')) as hkey</w:t>
+              <w:t xml:space="preserve">           nullif(trim(case when nullif(trim(nullif(trim(to_varchar("POLICY_BRANCH_NAME")), '')),'') is not null then 'ORGUNIT:' || md5(upper(trim(nullif(trim(nullif(trim(to_varchar("POLICY_BRANCH_NAME")), '')), '')))) end),'') as bk,</w:t>
+              <w:br/>
+              <w:t xml:space="preserve">           MD5_BINARY(NULLIF(UPPER(TRIM(CAST('HUB_ORG_UNIT|' || (nullif(trim(case when nullif(trim(nullif(trim(to_varchar("POLICY_BRANCH_NAME")), '')),'') is not null then 'ORGUNIT:' || md5(upper(trim(nullif(trim(nullif(trim(to_varchar("POLICY_BRANCH_NAME")), '')), '')))) end),'')) AS VARCHAR))), '')) as hkey</w:t>
               <w:br/>
               <w:t xml:space="preserve">      from RAW.MAXIMUS_TRAVEL.NONHLTH_TRV_UWR_VW_DATA_POLICY_DETAILS</w:t>
               <w:br/>
@@ -5187,9 +5169,9 @@
               <w:br/>
               <w:t xml:space="preserve">    select 'NONHLTH_TRV_UWR_VW_DATA_POLICY_DETAILS_OFFICE_DETAILS.OFFICE_CODE (ORG_UNIT_HKEY)' as src_branch,</w:t>
               <w:br/>
-              <w:t xml:space="preserve">           nullif(trim(case when coalesce(nullif(trim(nullif(trim(to_varchar("OFFICE_CODE")), '')),'')) is not null then 'ORGUNIT:' || nullif(trim(nullif(trim(to_varchar("OFFICE_CODE")), '')), '') end),'') as bk,</w:t>
-              <w:br/>
-              <w:t xml:space="preserve">           MD5_BINARY(NULLIF(UPPER(TRIM(CAST('HUB_ORG_UNIT|' || (nullif(trim(case when coalesce(nullif(trim(nullif(trim(to_varchar("OFFICE_CODE")), '')),'')) is not null then 'ORGUNIT:' || nullif(trim(nullif(trim(to_varchar("OFFICE_CODE")), '')), '') end),'')) AS VARCHAR))), '')) as hkey</w:t>
+              <w:t xml:space="preserve">           nullif(trim(case when nullif(trim(nullif(trim(to_varchar("OFFICE_CODE")), '')),'') is not null then 'ORGUNIT:' || nullif(trim(nullif(trim(to_varchar("OFFICE_CODE")), '')), '') end),'') as bk,</w:t>
+              <w:br/>
+              <w:t xml:space="preserve">           MD5_BINARY(NULLIF(UPPER(TRIM(CAST('HUB_ORG_UNIT|' || (nullif(trim(case when nullif(trim(nullif(trim(to_varchar("OFFICE_CODE")), '')),'') is not null then 'ORGUNIT:' || nullif(trim(nullif(trim(to_varchar("OFFICE_CODE")), '')), '') end),'')) AS VARCHAR))), '')) as hkey</w:t>
               <w:br/>
               <w:t xml:space="preserve">      from RAW.MAXIMUS_TRAVEL.NONHLTH_TRV_UWR_VW_DATA_POLICY_DETAILS_OFFICE_DETAILS</w:t>
               <w:br/>
@@ -5199,9 +5181,9 @@
               <w:br/>
               <w:t xml:space="preserve">    select 'NONHLTH_TRV_UWR_VW_DATA_POLICY_DETAILS_OFFICE_DETAILS_OFFICE_ADDRESS_ADDRESS_PROPERTY_PIVOT_VW.[] (ORG_UNIT_HKEY)' as src_branch,</w:t>
               <w:br/>
-              <w:t xml:space="preserve">           nullif(trim(case when coalesce(nullif(trim(w6_office_code),'')) is not null then 'ORGUNIT:' || nullif(trim(w6_office_code), '') end),'') as bk,</w:t>
-              <w:br/>
-              <w:t xml:space="preserve">           MD5_BINARY(NULLIF(UPPER(TRIM(CAST('HUB_ORG_UNIT|' || (nullif(trim(case when coalesce(nullif(trim(w6_office_code),'')) is not null then 'ORGUNIT:' || nullif(trim(w6_office_code), '') end),'')) AS VARCHAR))), '')) as hkey</w:t>
+              <w:t xml:space="preserve">           nullif(trim(case when nullif(trim(w6_office_code),'') is not null then 'ORGUNIT:' || nullif(trim(w6_office_code), '') end),'') as bk,</w:t>
+              <w:br/>
+              <w:t xml:space="preserve">           MD5_BINARY(NULLIF(UPPER(TRIM(CAST('HUB_ORG_UNIT|' || (nullif(trim(case when nullif(trim(w6_office_code),'') is not null then 'ORGUNIT:' || nullif(trim(w6_office_code), '') end),'')) AS VARCHAR))), '')) as hkey</w:t>
               <w:br/>
               <w:t xml:space="preserve">      from RAW.MAXIMUS_TRAVEL.NONHLTH_TRV_UWR_VW_DATA_POLICY_DETAILS_OFFICE_DETAILS_OFFICE_ADDRESS_ADDRESS_PROPERTY_PIVOT_VW</w:t>
               <w:br/>
@@ -5211,9 +5193,9 @@
               <w:br/>
               <w:t xml:space="preserve">    select 'NONHLTH_TRV_UWR_VW_DATA_POLICY_DETAILS_POLICY_PROPERTY_SIMPLE_PROPERTY_PIVOT_VW.BRANCH_CODE (ORG_UNIT_HKEY)' as src_branch,</w:t>
               <w:br/>
-              <w:t xml:space="preserve">           nullif(trim(case when coalesce(nullif(trim(nullif(trim(to_varchar("BRANCH_CODE")), '')),'')) is not null then nullif(trim(nullif(trim(to_varchar("BRANCH_CODE")), '')), '') end),'') as bk,</w:t>
-              <w:br/>
-              <w:t xml:space="preserve">           MD5_BINARY(NULLIF(UPPER(TRIM(CAST('HUB_ORG_UNIT|' || (nullif(trim(case when coalesce(nullif(trim(nullif(trim(to_varchar("BRANCH_CODE")), '')),'')) is not null then nullif(trim(nullif(trim(to_varchar("BRANCH_CODE")), '')), '') end),'')) AS VARCHAR))), '')) as hkey</w:t>
+              <w:t xml:space="preserve">           nullif(trim(case when nullif(trim(nullif(trim(to_varchar("BRANCH_CODE")), '')),'') is not null then nullif(trim(nullif(trim(to_varchar("BRANCH_CODE")), '')), '') end),'') as bk,</w:t>
+              <w:br/>
+              <w:t xml:space="preserve">           MD5_BINARY(NULLIF(UPPER(TRIM(CAST('HUB_ORG_UNIT|' || (nullif(trim(case when nullif(trim(nullif(trim(to_varchar("BRANCH_CODE")), '')),'') is not null then nullif(trim(nullif(trim(to_varchar("BRANCH_CODE")), '')), '') end),'')) AS VARCHAR))), '')) as hkey</w:t>
               <w:br/>
               <w:t xml:space="preserve">      from RAW.MAXIMUS_TRAVEL.NONHLTH_TRV_UWR_VW_DATA_POLICY_DETAILS_POLICY_PROPERTY_SIMPLE_PROPERTY_PIVOT_VW</w:t>
               <w:br/>
@@ -5223,9 +5205,9 @@
               <w:br/>
               <w:t xml:space="preserve">    select 'NONHLTH_TRV_UWR_VW_DATA_POLICY_DETAILS_PROPOSER_DETAILS_PARTY_PROPERTY_SIMPLE_PROPERTY_PIVOT_VW.LOCATION_CODE (ORG_UNIT_HKEY__SERVICING_BRANCH)' as src_branch,</w:t>
               <w:br/>
-              <w:t xml:space="preserve">           nullif(trim(case when coalesce(nullif(trim(nullif(trim(to_varchar("LOCATION_CODE")), '')),'')) is not null then nullif(trim(nullif(trim(to_varchar("LOCATION_CODE")), '')), '') end),'') as bk,</w:t>
-              <w:br/>
-              <w:t xml:space="preserve">           MD5_BINARY(NULLIF(UPPER(TRIM(CAST('HUB_ORG_UNIT|' || (nullif(trim(case when coalesce(nullif(trim(nullif(trim(to_varchar("LOCATION_CODE")), '')),'')) is not null then nullif(trim(nullif(trim(to_varchar("LOCATION_CODE")), '')), '') end),'')) AS VARCHAR))), '')) as hkey</w:t>
+              <w:t xml:space="preserve">           nullif(trim(case when nullif(trim(nullif(trim(to_varchar("LOCATION_CODE")), '')),'') is not null then nullif(trim(nullif(trim(to_varchar("LOCATION_CODE")), '')), '') end),'') as bk,</w:t>
+              <w:br/>
+              <w:t xml:space="preserve">           MD5_BINARY(NULLIF(UPPER(TRIM(CAST('HUB_ORG_UNIT|' || (nullif(trim(case when nullif(trim(nullif(trim(to_varchar("LOCATION_CODE")), '')),'') is not null then nullif(trim(nullif(trim(to_varchar("LOCATION_CODE")), '')), '') end),'')) AS VARCHAR))), '')) as hkey</w:t>
               <w:br/>
               <w:t xml:space="preserve">      from RAW.MAXIMUS_TRAVEL.NONHLTH_TRV_UWR_VW_DATA_POLICY_DETAILS_PROPOSER_DETAILS_PARTY_PROPERTY_SIMPLE_PROPERTY_PIVOT_VW</w:t>
               <w:br/>
@@ -5235,9 +5217,9 @@
               <w:br/>
               <w:t xml:space="preserve">    select 'NONHLTH_TRV_UWR_VW_DATA_QUOTE_PARAM_DETAILS.POLICY_BRANCH_NAME (ORG_UNIT_HKEY__POLICY_ISSUING_BRANCH)' as src_branch,</w:t>
               <w:br/>
-              <w:t xml:space="preserve">           nullif(trim(case when coalesce(nullif(trim(nullif(trim(to_varchar("POLICY_BRANCH_NAME")), '')),'')) is not null then 'ORGUNIT:' || md5(upper(trim(nullif(trim(nullif(trim(to_varchar("POLICY_BRANCH_NAME")), '')), '')))) end),'') as bk,</w:t>
-              <w:br/>
-              <w:t xml:space="preserve">           MD5_BINARY(NULLIF(UPPER(TRIM(CAST('HUB_ORG_UNIT|' || (nullif(trim(case when coalesce(nullif(trim(nullif(trim(to_varchar("POLICY_BRANCH_NAME")), '')),'')) is not null then 'ORGUNIT:' || md5(upper(trim(nullif(trim(nullif(trim(to_varchar("POLICY_BRANCH_NAME")), '')), '')))) end),'')) AS VARCHAR))), '')) as hkey</w:t>
+              <w:t xml:space="preserve">           nullif(trim(case when nullif(trim(nullif(trim(to_varchar("POLICY_BRANCH_NAME")), '')),'') is not null then 'ORGUNIT:' || md5(upper(trim(nullif(trim(nullif(trim(to_varchar("POLICY_BRANCH_NAME")), '')), '')))) end),'') as bk,</w:t>
+              <w:br/>
+              <w:t xml:space="preserve">           MD5_BINARY(NULLIF(UPPER(TRIM(CAST('HUB_ORG_UNIT|' || (nullif(trim(case when nullif(trim(nullif(trim(to_varchar("POLICY_BRANCH_NAME")), '')),'') is not null then 'ORGUNIT:' || md5(upper(trim(nullif(trim(nullif(trim(to_varchar("POLICY_BRANCH_NAME")), '')), '')))) end),'')) AS VARCHAR))), '')) as hkey</w:t>
               <w:br/>
               <w:t xml:space="preserve">      from RAW.MAXIMUS_TRAVEL.NONHLTH_TRV_UWR_VW_DATA_QUOTE_PARAM_DETAILS</w:t>
               <w:br/>
@@ -5247,9 +5229,9 @@
               <w:br/>
               <w:t xml:space="preserve">    select 'NONHLTH_TRV_UWR_VW_DATA_QUOTE_PARAM_DETAILS_POLICY_PROPERTY_RULE_LIST_PIVOT_VW.BRANCH_CODE (ORG_UNIT_HKEY)' as src_branch,</w:t>
               <w:br/>
-              <w:t xml:space="preserve">           nullif(trim(case when coalesce(nullif(trim(nullif(trim(to_varchar("BRANCH_CODE")), '')),'')) is not null then nullif(trim(nullif(trim(to_varchar("BRANCH_CODE")), '')), '') end),'') as bk,</w:t>
-              <w:br/>
-              <w:t xml:space="preserve">           MD5_BINARY(NULLIF(UPPER(TRIM(CAST('HUB_ORG_UNIT|' || (nullif(trim(case when coalesce(nullif(trim(nullif(trim(to_varchar("BRANCH_CODE")), '')),'')) is not null then nullif(trim(nullif(trim(to_varchar("BRANCH_CODE")), '')), '') end),'')) AS VARCHAR))), '')) as hkey</w:t>
+              <w:t xml:space="preserve">           nullif(trim(case when nullif(trim(nullif(trim(to_varchar("BRANCH_CODE")), '')),'') is not null then nullif(trim(nullif(trim(to_varchar("BRANCH_CODE")), '')), '') end),'') as bk,</w:t>
+              <w:br/>
+              <w:t xml:space="preserve">           MD5_BINARY(NULLIF(UPPER(TRIM(CAST('HUB_ORG_UNIT|' || (nullif(trim(case when nullif(trim(nullif(trim(to_varchar("BRANCH_CODE")), '')),'') is not null then nullif(trim(nullif(trim(to_varchar("BRANCH_CODE")), '')), '') end),'')) AS VARCHAR))), '')) as hkey</w:t>
               <w:br/>
               <w:t xml:space="preserve">      from RAW.MAXIMUS_TRAVEL.NONHLTH_TRV_UWR_VW_DATA_QUOTE_PARAM_DETAILS_POLICY_PROPERTY_RULE_LIST_PIVOT_VW</w:t>
               <w:br/>
@@ -5331,9 +5313,6 @@
       </w:pPr>
       <w:r>
         <w:t xml:space="preserve">7. MAXIMUS — HUB_DISTRIBUTION_CHANNEL</w:t>
-      </w:r>
-      <w:r>
-        <w:t xml:space="preserve">  [M1]</w:t>
       </w:r>
     </w:p>
     <w:tbl>
@@ -5562,9 +5541,9 @@
               <w:br/>
               <w:t xml:space="preserve">    select 'NONHLTH_TRV_CLM_VW_DATA_CLAIM_DETAILS_CLAIM_ATTRIBUTE_PROPERTIES_PIVOT_VW.DEALER_CODE (DISTRIBUTION_CHANNEL_HKEY__DEALER)' as src_branch,</w:t>
               <w:br/>
-              <w:t xml:space="preserve">           nullif(trim(case when coalesce(nullif(trim(nullif(trim(to_varchar("DEALER_CODE")), '')),'')) is not null then 'DEALER:' || nullif(trim(nullif(trim(to_varchar("DEALER_CODE")), '')), '') end),'') as bk,</w:t>
-              <w:br/>
-              <w:t xml:space="preserve">           MD5_BINARY(NULLIF(UPPER(TRIM(CAST('HUB_DISTRIBUTION_CHANNEL|' || (nullif(trim(case when coalesce(nullif(trim(nullif(trim(to_varchar("DEALER_CODE")), '')),'')) is not null then 'DEALER:' || nullif(trim(nullif(trim(to_varchar("DEALER_CODE")), '')), '') end),'')) AS VARCHAR))), '')) as hkey</w:t>
+              <w:t xml:space="preserve">           nullif(trim(case when nullif(trim(nullif(trim(to_varchar("DEALER_CODE")), '')),'') is not null then 'DEALER:' || nullif(trim(nullif(trim(to_varchar("DEALER_CODE")), '')), '') end),'') as bk,</w:t>
+              <w:br/>
+              <w:t xml:space="preserve">           MD5_BINARY(NULLIF(UPPER(TRIM(CAST('HUB_DISTRIBUTION_CHANNEL|' || (nullif(trim(case when nullif(trim(nullif(trim(to_varchar("DEALER_CODE")), '')),'') is not null then 'DEALER:' || nullif(trim(nullif(trim(to_varchar("DEALER_CODE")), '')), '') end),'')) AS VARCHAR))), '')) as hkey</w:t>
               <w:br/>
               <w:t xml:space="preserve">      from RAW.MAXIMUS_TRAVEL.NONHLTH_TRV_CLM_VW_DATA_CLAIM_DETAILS_CLAIM_ATTRIBUTE_PROPERTIES_PIVOT_VW</w:t>
               <w:br/>
@@ -5574,9 +5553,9 @@
               <w:br/>
               <w:t xml:space="preserve">    select 'NONHLTH_TRV_CLM_VW_DATA_CLAIM_DETAILS_CLAIM_ATTRIBUTE_PROPERTIES_PIVOT_VW.INTERMEDIARY_CODE (DISTRIBUTION_CHANNEL_HKEY__INTERMEDIARY)' as src_branch,</w:t>
               <w:br/>
-              <w:t xml:space="preserve">           nullif(trim(case when coalesce(nullif(trim(nullif(trim(to_varchar("INTERMEDIARY_CODE")), '')),'')) is not null then 'IMD:' || nullif(trim(nullif(trim(to_varchar("INTERMEDIARY_CODE")), '')), '') end),'') as bk,</w:t>
-              <w:br/>
-              <w:t xml:space="preserve">           MD5_BINARY(NULLIF(UPPER(TRIM(CAST('HUB_DISTRIBUTION_CHANNEL|' || (nullif(trim(case when coalesce(nullif(trim(nullif(trim(to_varchar("INTERMEDIARY_CODE")), '')),'')) is not null then 'IMD:' || nullif(trim(nullif(trim(to_varchar("INTERMEDIARY_CODE")), '')), '') end),'')) AS VARCHAR))), '')) as hkey</w:t>
+              <w:t xml:space="preserve">           nullif(trim(case when nullif(trim(nullif(trim(to_varchar("INTERMEDIARY_CODE")), '')),'') is not null then 'IMD:' || nullif(trim(nullif(trim(to_varchar("INTERMEDIARY_CODE")), '')), '') end),'') as bk,</w:t>
+              <w:br/>
+              <w:t xml:space="preserve">           MD5_BINARY(NULLIF(UPPER(TRIM(CAST('HUB_DISTRIBUTION_CHANNEL|' || (nullif(trim(case when nullif(trim(nullif(trim(to_varchar("INTERMEDIARY_CODE")), '')),'') is not null then 'IMD:' || nullif(trim(nullif(trim(to_varchar("INTERMEDIARY_CODE")), '')), '') end),'')) AS VARCHAR))), '')) as hkey</w:t>
               <w:br/>
               <w:t xml:space="preserve">      from RAW.MAXIMUS_TRAVEL.NONHLTH_TRV_CLM_VW_DATA_CLAIM_DETAILS_CLAIM_ATTRIBUTE_PROPERTIES_PIVOT_VW</w:t>
               <w:br/>
@@ -5586,9 +5565,9 @@
               <w:br/>
               <w:t xml:space="preserve">    select 'NONHLTH_TRV_UWR_VW_DATA_POLICY_DETAILS_INSURED_DETAILS_MEMBER_DETAILS_PARTY_PROPERTY_SIMPLE_PROPERTY_PIVOT_VW.PARTNER_REF (DISTRIBUTION_CHANNEL_HKEY)' as src_branch,</w:t>
               <w:br/>
-              <w:t xml:space="preserve">           nullif(trim(case when coalesce(nullif(trim(nullif(trim(to_varchar("PARTNER_REF")), '')),'')) is not null then nullif(trim(nullif(trim(to_varchar("PARTNER_REF")), '')), '') end),'') as bk,</w:t>
-              <w:br/>
-              <w:t xml:space="preserve">           MD5_BINARY(NULLIF(UPPER(TRIM(CAST('HUB_DISTRIBUTION_CHANNEL|' || (nullif(trim(case when coalesce(nullif(trim(nullif(trim(to_varchar("PARTNER_REF")), '')),'')) is not null then nullif(trim(nullif(trim(to_varchar("PARTNER_REF")), '')), '') end),'')) AS VARCHAR))), '')) as hkey</w:t>
+              <w:t xml:space="preserve">           nullif(trim(case when nullif(trim(nullif(trim(to_varchar("PARTNER_REF")), '')),'') is not null then nullif(trim(nullif(trim(to_varchar("PARTNER_REF")), '')), '') end),'') as bk,</w:t>
+              <w:br/>
+              <w:t xml:space="preserve">           MD5_BINARY(NULLIF(UPPER(TRIM(CAST('HUB_DISTRIBUTION_CHANNEL|' || (nullif(trim(case when nullif(trim(nullif(trim(to_varchar("PARTNER_REF")), '')),'') is not null then nullif(trim(nullif(trim(to_varchar("PARTNER_REF")), '')), '') end),'')) AS VARCHAR))), '')) as hkey</w:t>
               <w:br/>
               <w:t xml:space="preserve">      from RAW.MAXIMUS_TRAVEL.NONHLTH_TRV_UWR_VW_DATA_POLICY_DETAILS_INSURED_DETAILS_MEMBER_DETAILS_PARTY_PROPERTY_SIMPLE_PROPERTY_PIVOT_VW</w:t>
               <w:br/>
@@ -5598,9 +5577,9 @@
               <w:br/>
               <w:t xml:space="preserve">    select 'NONHLTH_TRV_UWR_VW_DATA_POLICY_DETAILS_POLICY_PROPERTY_SIMPLE_PROPERTY_PIVOT_VW.IMD_CODE (DISTRIBUTION_CHANNEL_HKEY)' as src_branch,</w:t>
               <w:br/>
-              <w:t xml:space="preserve">           nullif(trim(case when coalesce(nullif(trim(nullif(trim(to_varchar("IMD_CODE")), '')),'')) is not null then nullif(trim(nullif(trim(to_varchar("IMD_CODE")), '')), '') end),'') as bk,</w:t>
-              <w:br/>
-              <w:t xml:space="preserve">           MD5_BINARY(NULLIF(UPPER(TRIM(CAST('HUB_DISTRIBUTION_CHANNEL|' || (nullif(trim(case when coalesce(nullif(trim(nullif(trim(to_varchar("IMD_CODE")), '')),'')) is not null then nullif(trim(nullif(trim(to_varchar("IMD_CODE")), '')), '') end),'')) AS VARCHAR))), '')) as hkey</w:t>
+              <w:t xml:space="preserve">           nullif(trim(case when nullif(trim(nullif(trim(to_varchar("IMD_CODE")), '')),'') is not null then nullif(trim(nullif(trim(to_varchar("IMD_CODE")), '')), '') end),'') as bk,</w:t>
+              <w:br/>
+              <w:t xml:space="preserve">           MD5_BINARY(NULLIF(UPPER(TRIM(CAST('HUB_DISTRIBUTION_CHANNEL|' || (nullif(trim(case when nullif(trim(nullif(trim(to_varchar("IMD_CODE")), '')),'') is not null then nullif(trim(nullif(trim(to_varchar("IMD_CODE")), '')), '') end),'')) AS VARCHAR))), '')) as hkey</w:t>
               <w:br/>
               <w:t xml:space="preserve">      from RAW.MAXIMUS_TRAVEL.NONHLTH_TRV_UWR_VW_DATA_POLICY_DETAILS_POLICY_PROPERTY_SIMPLE_PROPERTY_PIVOT_VW</w:t>
               <w:br/>
@@ -5610,9 +5589,9 @@
               <w:br/>
               <w:t xml:space="preserve">    select 'NONHLTH_TRV_UWR_VW_DATA_POLICY_DETAILS_PROPOSER_DETAILS_PARTY_PROPERTY_SIMPLE_PROPERTY_PIVOT_VW.AGENT_CHANNEL (DISTRIBUTION_CHANNEL_HKEY)' as src_branch,</w:t>
               <w:br/>
-              <w:t xml:space="preserve">           nullif(trim(case when coalesce(nullif(trim(nullif(trim(to_varchar("AGENT_CHANNEL")), '')),'')) is not null then nullif(trim(nullif(trim(to_varchar("AGENT_CHANNEL")), '')), '') end),'') as bk,</w:t>
-              <w:br/>
-              <w:t xml:space="preserve">           MD5_BINARY(NULLIF(UPPER(TRIM(CAST('HUB_DISTRIBUTION_CHANNEL|' || (nullif(trim(case when coalesce(nullif(trim(nullif(trim(to_varchar("AGENT_CHANNEL")), '')),'')) is not null then nullif(trim(nullif(trim(to_varchar("AGENT_CHANNEL")), '')), '') end),'')) AS VARCHAR))), '')) as hkey</w:t>
+              <w:t xml:space="preserve">           nullif(trim(case when nullif(trim(nullif(trim(to_varchar("AGENT_CHANNEL")), '')),'') is not null then nullif(trim(nullif(trim(to_varchar("AGENT_CHANNEL")), '')), '') end),'') as bk,</w:t>
+              <w:br/>
+              <w:t xml:space="preserve">           MD5_BINARY(NULLIF(UPPER(TRIM(CAST('HUB_DISTRIBUTION_CHANNEL|' || (nullif(trim(case when nullif(trim(nullif(trim(to_varchar("AGENT_CHANNEL")), '')),'') is not null then nullif(trim(nullif(trim(to_varchar("AGENT_CHANNEL")), '')), '') end),'')) AS VARCHAR))), '')) as hkey</w:t>
               <w:br/>
               <w:t xml:space="preserve">      from RAW.MAXIMUS_TRAVEL.NONHLTH_TRV_UWR_VW_DATA_POLICY_DETAILS_PROPOSER_DETAILS_PARTY_PROPERTY_SIMPLE_PROPERTY_PIVOT_VW</w:t>
               <w:br/>
@@ -5622,9 +5601,9 @@
               <w:br/>
               <w:t xml:space="preserve">    select 'NONHLTH_TRV_UWR_VW_DATA_POLICY_DETAILS_PROPOSER_DETAILS_PARTY_PROPERTY_SIMPLE_PROPERTY_PIVOT_VW.PARTNER_REF (DISTRIBUTION_CHANNEL_HKEY__V2)' as src_branch,</w:t>
               <w:br/>
-              <w:t xml:space="preserve">           nullif(trim(case when coalesce(nullif(trim(nullif(trim(to_varchar("PARTNER_REF")), '')),'')) is not null then nullif(trim(nullif(trim(to_varchar("PARTNER_REF")), '')), '') end),'') as bk,</w:t>
-              <w:br/>
-              <w:t xml:space="preserve">           MD5_BINARY(NULLIF(UPPER(TRIM(CAST('HUB_DISTRIBUTION_CHANNEL|' || (nullif(trim(case when coalesce(nullif(trim(nullif(trim(to_varchar("PARTNER_REF")), '')),'')) is not null then nullif(trim(nullif(trim(to_varchar("PARTNER_REF")), '')), '') end),'')) AS VARCHAR))), '')) as hkey</w:t>
+              <w:t xml:space="preserve">           nullif(trim(case when nullif(trim(nullif(trim(to_varchar("PARTNER_REF")), '')),'') is not null then nullif(trim(nullif(trim(to_varchar("PARTNER_REF")), '')), '') end),'') as bk,</w:t>
+              <w:br/>
+              <w:t xml:space="preserve">           MD5_BINARY(NULLIF(UPPER(TRIM(CAST('HUB_DISTRIBUTION_CHANNEL|' || (nullif(trim(case when nullif(trim(nullif(trim(to_varchar("PARTNER_REF")), '')),'') is not null then nullif(trim(nullif(trim(to_varchar("PARTNER_REF")), '')), '') end),'')) AS VARCHAR))), '')) as hkey</w:t>
               <w:br/>
               <w:t xml:space="preserve">      from RAW.MAXIMUS_TRAVEL.NONHLTH_TRV_UWR_VW_DATA_POLICY_DETAILS_PROPOSER_DETAILS_PARTY_PROPERTY_SIMPLE_PROPERTY_PIVOT_VW</w:t>
               <w:br/>
@@ -5634,9 +5613,9 @@
               <w:br/>
               <w:t xml:space="preserve">    select 'NONHLTH_TRV_UWR_VW_DATA_QUOTE_PARAM_DETAILS.AGENT_CODE (DISTRIBUTION_CHANNEL_HKEY)' as src_branch,</w:t>
               <w:br/>
-              <w:t xml:space="preserve">           nullif(trim(case when coalesce(nullif(trim(nullif(trim(to_varchar("AGENT_CODE")), '')),'')) is not null then nullif(trim(nullif(trim(to_varchar("AGENT_CODE")), '')), '') end),'') as bk,</w:t>
-              <w:br/>
-              <w:t xml:space="preserve">           MD5_BINARY(NULLIF(UPPER(TRIM(CAST('HUB_DISTRIBUTION_CHANNEL|' || (nullif(trim(case when coalesce(nullif(trim(nullif(trim(to_varchar("AGENT_CODE")), '')),'')) is not null then nullif(trim(nullif(trim(to_varchar("AGENT_CODE")), '')), '') end),'')) AS VARCHAR))), '')) as hkey</w:t>
+              <w:t xml:space="preserve">           nullif(trim(case when nullif(trim(nullif(trim(to_varchar("AGENT_CODE")), '')),'') is not null then nullif(trim(nullif(trim(to_varchar("AGENT_CODE")), '')), '') end),'') as bk,</w:t>
+              <w:br/>
+              <w:t xml:space="preserve">           MD5_BINARY(NULLIF(UPPER(TRIM(CAST('HUB_DISTRIBUTION_CHANNEL|' || (nullif(trim(case when nullif(trim(nullif(trim(to_varchar("AGENT_CODE")), '')),'') is not null then nullif(trim(nullif(trim(to_varchar("AGENT_CODE")), '')), '') end),'')) AS VARCHAR))), '')) as hkey</w:t>
               <w:br/>
               <w:t xml:space="preserve">      from RAW.MAXIMUS_TRAVEL.NONHLTH_TRV_UWR_VW_DATA_QUOTE_PARAM_DETAILS</w:t>
               <w:br/>
@@ -5646,9 +5625,9 @@
               <w:br/>
               <w:t xml:space="preserve">    select 'NONHLTH_TRV_UWR_VW_DATA_QUOTE_PARAM_DETAILS_POLICY_PROPERTY_RULE_LIST_PIVOT_VW.IMD_CODE (DISTRIBUTION_CHANNEL_HKEY)' as src_branch,</w:t>
               <w:br/>
-              <w:t xml:space="preserve">           nullif(trim(case when coalesce(nullif(trim(nullif(trim(to_varchar("IMD_CODE")), '')),'')) is not null then nullif(trim(nullif(trim(to_varchar("IMD_CODE")), '')), '') end),'') as bk,</w:t>
-              <w:br/>
-              <w:t xml:space="preserve">           MD5_BINARY(NULLIF(UPPER(TRIM(CAST('HUB_DISTRIBUTION_CHANNEL|' || (nullif(trim(case when coalesce(nullif(trim(nullif(trim(to_varchar("IMD_CODE")), '')),'')) is not null then nullif(trim(nullif(trim(to_varchar("IMD_CODE")), '')), '') end),'')) AS VARCHAR))), '')) as hkey</w:t>
+              <w:t xml:space="preserve">           nullif(trim(case when nullif(trim(nullif(trim(to_varchar("IMD_CODE")), '')),'') is not null then nullif(trim(nullif(trim(to_varchar("IMD_CODE")), '')), '') end),'') as bk,</w:t>
+              <w:br/>
+              <w:t xml:space="preserve">           MD5_BINARY(NULLIF(UPPER(TRIM(CAST('HUB_DISTRIBUTION_CHANNEL|' || (nullif(trim(case when nullif(trim(nullif(trim(to_varchar("IMD_CODE")), '')),'') is not null then nullif(trim(nullif(trim(to_varchar("IMD_CODE")), '')), '') end),'')) AS VARCHAR))), '')) as hkey</w:t>
               <w:br/>
               <w:t xml:space="preserve">      from RAW.MAXIMUS_TRAVEL.NONHLTH_TRV_UWR_VW_DATA_QUOTE_PARAM_DETAILS_POLICY_PROPERTY_RULE_LIST_PIVOT_VW</w:t>
               <w:br/>
@@ -5730,9 +5709,6 @@
       </w:pPr>
       <w:r>
         <w:t xml:space="preserve">8. MAXIMUS — HUB_FINANCIAL_TRANSACTION</w:t>
-      </w:r>
-      <w:r>
-        <w:t xml:space="preserve">  [M1]</w:t>
       </w:r>
     </w:p>
     <w:tbl>
@@ -5961,9 +5937,9 @@
               <w:br/>
               <w:t xml:space="preserve">    select 'NONHLTH_TRV_CLM_VW_DATA_CLAIM_DETAILS_CLAIM_PAYMENT_PAYMENTPROPERTY_PIVOT_VW.[] (FINANCIAL_TRANSACTION_HKEY__CLAIM_PAYMENT)' as src_branch,</w:t>
               <w:br/>
-              <w:t xml:space="preserve">           nullif(trim(case when coalesce(nullif(trim(w1_claimpaymentid),'')) is not null then 'PAY:' || nullif(trim(w1_claimpaymentid), '') end),'') as bk,</w:t>
-              <w:br/>
-              <w:t xml:space="preserve">           MD5_BINARY(NULLIF(UPPER(TRIM(CAST('HUB_FINANCIAL_TRANSACTION|' || (nullif(trim(case when coalesce(nullif(trim(w1_claimpaymentid),'')) is not null then 'PAY:' || nullif(trim(w1_claimpaymentid), '') end),'')) AS VARCHAR))), '')) as hkey</w:t>
+              <w:t xml:space="preserve">           nullif(trim(case when nullif(trim(w1_claimpaymentid),'') is not null then 'PAY:' || nullif(trim(w1_claimpaymentid), '') end),'') as bk,</w:t>
+              <w:br/>
+              <w:t xml:space="preserve">           MD5_BINARY(NULLIF(UPPER(TRIM(CAST('HUB_FINANCIAL_TRANSACTION|' || (nullif(trim(case when nullif(trim(w1_claimpaymentid),'') is not null then 'PAY:' || nullif(trim(w1_claimpaymentid), '') end),'')) AS VARCHAR))), '')) as hkey</w:t>
               <w:br/>
               <w:t xml:space="preserve">      from RAW.MAXIMUS_TRAVEL.NONHLTH_TRV_CLM_VW_DATA_CLAIM_DETAILS_CLAIM_PAYMENT_PAYMENTPROPERTY_PIVOT_VW</w:t>
               <w:br/>
@@ -5973,9 +5949,9 @@
               <w:br/>
               <w:t xml:space="preserve">    select 'NONHLTH_TRV_CLM_VW_DATA_CLAIM_DETAILS_CLAIM_RISK_RISK_ATTRIBUTE_MULTI_SET_PROPERTY_MULTI_SET_DETAIL_PROPERTY_PIVOT_VW.INVOICE_NUMBER (FINANCIAL_TRANSACTION_HKEY__CLAIM_BILL_INVOICE)' as src_branch,</w:t>
               <w:br/>
-              <w:t xml:space="preserve">           nullif(trim(case when coalesce(nullif(trim(nullif(trim(to_varchar("INVOICE_NUMBER")), '')),'')) is not null then 'INV:' || nullif(trim(nullif(trim(to_varchar("INVOICE_NUMBER")), '')), '') end),'') as bk,</w:t>
-              <w:br/>
-              <w:t xml:space="preserve">           MD5_BINARY(NULLIF(UPPER(TRIM(CAST('HUB_FINANCIAL_TRANSACTION|' || (nullif(trim(case when coalesce(nullif(trim(nullif(trim(to_varchar("INVOICE_NUMBER")), '')),'')) is not null then 'INV:' || nullif(trim(nullif(trim(to_varchar("INVOICE_NUMBER")), '')), '') end),'')) AS VARCHAR))), '')) as hkey</w:t>
+              <w:t xml:space="preserve">           nullif(trim(case when nullif(trim(nullif(trim(to_varchar("INVOICE_NUMBER")), '')),'') is not null then 'INV:' || nullif(trim(nullif(trim(to_varchar("INVOICE_NUMBER")), '')), '') end),'') as bk,</w:t>
+              <w:br/>
+              <w:t xml:space="preserve">           MD5_BINARY(NULLIF(UPPER(TRIM(CAST('HUB_FINANCIAL_TRANSACTION|' || (nullif(trim(case when nullif(trim(nullif(trim(to_varchar("INVOICE_NUMBER")), '')),'') is not null then 'INV:' || nullif(trim(nullif(trim(to_varchar("INVOICE_NUMBER")), '')), '') end),'')) AS VARCHAR))), '')) as hkey</w:t>
               <w:br/>
               <w:t xml:space="preserve">      from RAW.MAXIMUS_TRAVEL.NONHLTH_TRV_CLM_VW_DATA_CLAIM_DETAILS_CLAIM_RISK_RISK_ATTRIBUTE_MULTI_SET_PROPERTY_MULTI_SET_DETAIL_PROPERTY_PIVOT_VW</w:t>
               <w:br/>
@@ -5985,9 +5961,9 @@
               <w:br/>
               <w:t xml:space="preserve">    select 'NONHLTH_TRV_CLM_VW_DATA_CLAIM_DETAILS_CLAIM_RISK_RISK_ATTRIBUTE_MULTI_SET_PROPERTY_MULTI_SET_DETAIL_PROPERTY_PIVOT_VW.PAYMENT_ID (FINANCIAL_TRANSACTION_HKEY__CLAIM_PAYMENT)' as src_branch,</w:t>
               <w:br/>
-              <w:t xml:space="preserve">           nullif(trim(case when coalesce(nullif(trim(nullif(trim(to_varchar("PAYMENT_ID")), '')),'')) is not null then 'PAY:' || nullif(trim(nullif(trim(to_varchar("PAYMENT_ID")), '')), '') end),'') as bk,</w:t>
-              <w:br/>
-              <w:t xml:space="preserve">           MD5_BINARY(NULLIF(UPPER(TRIM(CAST('HUB_FINANCIAL_TRANSACTION|' || (nullif(trim(case when coalesce(nullif(trim(nullif(trim(to_varchar("PAYMENT_ID")), '')),'')) is not null then 'PAY:' || nullif(trim(nullif(trim(to_varchar("PAYMENT_ID")), '')), '') end),'')) AS VARCHAR))), '')) as hkey</w:t>
+              <w:t xml:space="preserve">           nullif(trim(case when nullif(trim(nullif(trim(to_varchar("PAYMENT_ID")), '')),'') is not null then 'PAY:' || nullif(trim(nullif(trim(to_varchar("PAYMENT_ID")), '')), '') end),'') as bk,</w:t>
+              <w:br/>
+              <w:t xml:space="preserve">           MD5_BINARY(NULLIF(UPPER(TRIM(CAST('HUB_FINANCIAL_TRANSACTION|' || (nullif(trim(case when nullif(trim(nullif(trim(to_varchar("PAYMENT_ID")), '')),'') is not null then 'PAY:' || nullif(trim(nullif(trim(to_varchar("PAYMENT_ID")), '')), '') end),'')) AS VARCHAR))), '')) as hkey</w:t>
               <w:br/>
               <w:t xml:space="preserve">      from RAW.MAXIMUS_TRAVEL.NONHLTH_TRV_CLM_VW_DATA_CLAIM_DETAILS_CLAIM_RISK_RISK_ATTRIBUTE_MULTI_SET_PROPERTY_MULTI_SET_DETAIL_PROPERTY_PIVOT_VW</w:t>
               <w:br/>
@@ -5997,9 +5973,9 @@
               <w:br/>
               <w:t xml:space="preserve">    select 'NONHLTH_TRV_UWR_VW_DATA_POLICY_DETAILS_POLICY_PAYMENT_INFORMATION.TRANSACTION_ID (FINANCIAL_TRANSACTION_HKEY)' as src_branch,</w:t>
               <w:br/>
-              <w:t xml:space="preserve">           nullif(trim(case when coalesce(nullif(trim(nullif(trim(to_varchar("TRANSACTION_ID")), '')),'')) is not null then nullif(trim(nullif(trim(to_varchar("TRANSACTION_ID")), '')), '') end),'') as bk,</w:t>
-              <w:br/>
-              <w:t xml:space="preserve">           MD5_BINARY(NULLIF(UPPER(TRIM(CAST('HUB_FINANCIAL_TRANSACTION|' || (nullif(trim(case when coalesce(nullif(trim(nullif(trim(to_varchar("TRANSACTION_ID")), '')),'')) is not null then nullif(trim(nullif(trim(to_varchar("TRANSACTION_ID")), '')), '') end),'')) AS VARCHAR))), '')) as hkey</w:t>
+              <w:t xml:space="preserve">           nullif(trim(case when nullif(trim(nullif(trim(to_varchar("TRANSACTION_ID")), '')),'') is not null then nullif(trim(nullif(trim(to_varchar("TRANSACTION_ID")), '')), '') end),'') as bk,</w:t>
+              <w:br/>
+              <w:t xml:space="preserve">           MD5_BINARY(NULLIF(UPPER(TRIM(CAST('HUB_FINANCIAL_TRANSACTION|' || (nullif(trim(case when nullif(trim(nullif(trim(to_varchar("TRANSACTION_ID")), '')),'') is not null then nullif(trim(nullif(trim(to_varchar("TRANSACTION_ID")), '')), '') end),'')) AS VARCHAR))), '')) as hkey</w:t>
               <w:br/>
               <w:t xml:space="preserve">      from RAW.MAXIMUS_TRAVEL.NONHLTH_TRV_UWR_VW_DATA_POLICY_DETAILS_POLICY_PAYMENT_INFORMATION</w:t>
               <w:br/>
@@ -6021,9 +5997,9 @@
               <w:br/>
               <w:t xml:space="preserve">    select 'NONHLTH_TRV_UWR_VW_DATA_QUOTE_PARAM_DETAILS.POLICY_QUOTE_NUMBER (FINANCIAL_TRANSACTION_HKEY__QUOTE_PREMIUM)' as src_branch,</w:t>
               <w:br/>
-              <w:t xml:space="preserve">           nullif(trim(case when coalesce(nullif(trim(nullif(trim(to_varchar("POLICY_QUOTE_NUMBER")), '')),'')) is not null then 'QUOTEPREM:' || nullif(trim(nullif(trim(to_varchar("POLICY_QUOTE_NUMBER")), '')), '') end),'') as bk,</w:t>
-              <w:br/>
-              <w:t xml:space="preserve">           MD5_BINARY(NULLIF(UPPER(TRIM(CAST('HUB_FINANCIAL_TRANSACTION|' || (nullif(trim(case when coalesce(nullif(trim(nullif(trim(to_varchar("POLICY_QUOTE_NUMBER")), '')),'')) is not null then 'QUOTEPREM:' || nullif(trim(nullif(trim(to_varchar("POLICY_QUOTE_NUMBER")), '')), '') end),'')) AS VARCHAR))), '')) as hkey</w:t>
+              <w:t xml:space="preserve">           nullif(trim(case when nullif(trim(nullif(trim(to_varchar("POLICY_QUOTE_NUMBER")), '')),'') is not null then 'QUOTEPREM:' || nullif(trim(nullif(trim(to_varchar("POLICY_QUOTE_NUMBER")), '')), '') end),'') as bk,</w:t>
+              <w:br/>
+              <w:t xml:space="preserve">           MD5_BINARY(NULLIF(UPPER(TRIM(CAST('HUB_FINANCIAL_TRANSACTION|' || (nullif(trim(case when nullif(trim(nullif(trim(to_varchar("POLICY_QUOTE_NUMBER")), '')),'') is not null then 'QUOTEPREM:' || nullif(trim(nullif(trim(to_varchar("POLICY_QUOTE_NUMBER")), '')), '') end),'')) AS VARCHAR))), '')) as hkey</w:t>
               <w:br/>
               <w:t xml:space="preserve">      from RAW.MAXIMUS_TRAVEL.NONHLTH_TRV_UWR_VW_DATA_QUOTE_PARAM_DETAILS</w:t>
               <w:br/>
@@ -6033,9 +6009,9 @@
               <w:br/>
               <w:t xml:space="preserve">    select 'NONHLTH_TRV_UWR_VW_DATA_QUOTE_PARAM_DETAILS_POLICY_PROPERTY_RULE_LIST_PIVOT_VW.[] (FINANCIAL_TRANSACTION_HKEY__QUOTE_PREMIUM)' as src_branch,</w:t>
               <w:br/>
-              <w:t xml:space="preserve">           nullif(trim(case when coalesce(nullif(trim(w0_policy_quote_number),'')) is not null then 'QUOTEPREM:' || nullif(trim(w0_policy_quote_number), '') end),'') as bk,</w:t>
-              <w:br/>
-              <w:t xml:space="preserve">           MD5_BINARY(NULLIF(UPPER(TRIM(CAST('HUB_FINANCIAL_TRANSACTION|' || (nullif(trim(case when coalesce(nullif(trim(w0_policy_quote_number),'')) is not null then 'QUOTEPREM:' || nullif(trim(w0_policy_quote_number), '') end),'')) AS VARCHAR))), '')) as hkey</w:t>
+              <w:t xml:space="preserve">           nullif(trim(case when nullif(trim(w0_policy_quote_number),'') is not null then 'QUOTEPREM:' || nullif(trim(w0_policy_quote_number), '') end),'') as bk,</w:t>
+              <w:br/>
+              <w:t xml:space="preserve">           MD5_BINARY(NULLIF(UPPER(TRIM(CAST('HUB_FINANCIAL_TRANSACTION|' || (nullif(trim(case when nullif(trim(w0_policy_quote_number),'') is not null then 'QUOTEPREM:' || nullif(trim(w0_policy_quote_number), '') end),'')) AS VARCHAR))), '')) as hkey</w:t>
               <w:br/>
               <w:t xml:space="preserve">      from RAW.MAXIMUS_TRAVEL.NONHLTH_TRV_UWR_VW_DATA_QUOTE_PARAM_DETAILS_POLICY_PROPERTY_RULE_LIST_PIVOT_VW</w:t>
               <w:br/>
@@ -6045,9 +6021,9 @@
               <w:br/>
               <w:t xml:space="preserve">    select 'NONHLTH_TRV_CLM_VW_DATA_CLAIM_DETAILS_CLAIM_PAYMENT_PAYMENTPROPERTY_PIVOT_VW (literal arm) (FINANCIAL_TRANSACTION_HKEY__CLAIM_PAYMENT / sat_fintxn_tax)' as src_branch,</w:t>
               <w:br/>
-              <w:t xml:space="preserve">           nullif(trim(case when coalesce(nullif(trim(w1_claimpaymentid),'')) is not null then 'PAY:' || nullif(trim(w1_claimpaymentid), '') end),'') as bk,</w:t>
-              <w:br/>
-              <w:t xml:space="preserve">           MD5_BINARY(NULLIF(UPPER(TRIM(CAST('HUB_FINANCIAL_TRANSACTION|' || ((nullif(trim(case when coalesce(nullif(trim(w1_claimpaymentid),'')) is not null then 'PAY:' || nullif(trim(w1_claimpaymentid), '') end),''))) AS VARCHAR))), '')) as hkey</w:t>
+              <w:t xml:space="preserve">           nullif(trim(case when nullif(trim(w1_claimpaymentid),'') is not null then 'PAY:' || nullif(trim(w1_claimpaymentid), '') end),'') as bk,</w:t>
+              <w:br/>
+              <w:t xml:space="preserve">           MD5_BINARY(NULLIF(UPPER(TRIM(CAST('HUB_FINANCIAL_TRANSACTION|' || ((nullif(trim(case when nullif(trim(w1_claimpaymentid),'') is not null then 'PAY:' || nullif(trim(w1_claimpaymentid), '') end),''))) AS VARCHAR))), '')) as hkey</w:t>
               <w:br/>
               <w:t xml:space="preserve">      from RAW.MAXIMUS_TRAVEL.NONHLTH_TRV_CLM_VW_DATA_CLAIM_DETAILS_CLAIM_PAYMENT_PAYMENTPROPERTY_PIVOT_VW</w:t>
               <w:br/>
@@ -6059,9 +6035,9 @@
               <w:br/>
               <w:t xml:space="preserve">    select 'NONHLTH_TRV_CLM_VW_DATA_CLAIM_DETAILS_CLAIM_RISK_RISK_ATTRIBUTE_MULTI_SET_PROPERTY_MULTI_SET_DETAIL_PROPERTY_PIVOT_VW.INVOICE_NUMBER (FINANCIAL_TRANSACTION_HKEY__CLAIM_BILL_INVOICE / sat_fintxn_tax)' as src_branch,</w:t>
               <w:br/>
-              <w:t xml:space="preserve">           nullif(trim(case when coalesce(nullif(trim(nullif(trim(to_varchar("INVOICE_NUMBER")), '')),'')) is not null then 'INV:' || nullif(trim(nullif(trim(to_varchar("INVOICE_NUMBER")), '')), '') end),'') as bk,</w:t>
-              <w:br/>
-              <w:t xml:space="preserve">           MD5_BINARY(NULLIF(UPPER(TRIM(CAST('HUB_FINANCIAL_TRANSACTION|' || ((nullif(trim(case when coalesce(nullif(trim(nullif(trim(to_varchar("INVOICE_NUMBER")), '')),'')) is not null then 'INV:' || nullif(trim(nullif(trim(to_varchar("INVOICE_NUMBER")), '')), '') end),''))) AS VARCHAR))), '')) as hkey</w:t>
+              <w:t xml:space="preserve">           nullif(trim(case when nullif(trim(nullif(trim(to_varchar("INVOICE_NUMBER")), '')),'') is not null then 'INV:' || nullif(trim(nullif(trim(to_varchar("INVOICE_NUMBER")), '')), '') end),'') as bk,</w:t>
+              <w:br/>
+              <w:t xml:space="preserve">           MD5_BINARY(NULLIF(UPPER(TRIM(CAST('HUB_FINANCIAL_TRANSACTION|' || ((nullif(trim(case when nullif(trim(nullif(trim(to_varchar("INVOICE_NUMBER")), '')),'') is not null then 'INV:' || nullif(trim(nullif(trim(to_varchar("INVOICE_NUMBER")), '')), '') end),''))) AS VARCHAR))), '')) as hkey</w:t>
               <w:br/>
               <w:t xml:space="preserve">      from RAW.MAXIMUS_TRAVEL.NONHLTH_TRV_CLM_VW_DATA_CLAIM_DETAILS_CLAIM_RISK_RISK_ATTRIBUTE_MULTI_SET_PROPERTY_MULTI_SET_DETAIL_PROPERTY_PIVOT_VW</w:t>
               <w:br/>
@@ -6145,9 +6121,6 @@
       </w:pPr>
       <w:r>
         <w:t xml:space="preserve">9. MAXIMUS — HUB_ASSESSMENT</w:t>
-      </w:r>
-      <w:r>
-        <w:t xml:space="preserve">  [M1]</w:t>
       </w:r>
     </w:p>
     <w:tbl>
@@ -6376,9 +6349,9 @@
               <w:br/>
               <w:t xml:space="preserve">    select 'NONHLTH_TRV_UWR_VW_DATA_POLICY_DETAILS_POLICY_PROPERTY_SIMPLE_PROPERTY_PIVOT_VW.BAGIC_SCRUTINY_NUMBER (ASSESSMENT_HKEY)' as src_branch,</w:t>
               <w:br/>
-              <w:t xml:space="preserve">           nullif(trim(case when coalesce(nullif(trim(nullif(trim(to_varchar("BAGIC_SCRUTINY_NUMBER")), '')),'')) is not null then 'SCRUTINY:' || nullif(trim(nullif(trim(to_varchar("BAGIC_SCRUTINY_NUMBER")), '')), '') end),'') as bk,</w:t>
-              <w:br/>
-              <w:t xml:space="preserve">           MD5_BINARY(NULLIF(UPPER(TRIM(CAST('HUB_ASSESSMENT|' || (nullif(trim(case when coalesce(nullif(trim(nullif(trim(to_varchar("BAGIC_SCRUTINY_NUMBER")), '')),'')) is not null then 'SCRUTINY:' || nullif(trim(nullif(trim(to_varchar("BAGIC_SCRUTINY_NUMBER")), '')), '') end),'')) AS VARCHAR))), '')) as hkey</w:t>
+              <w:t xml:space="preserve">           nullif(trim(case when nullif(trim(nullif(trim(to_varchar("BAGIC_SCRUTINY_NUMBER")), '')),'') is not null then 'SCRUTINY:' || nullif(trim(nullif(trim(to_varchar("BAGIC_SCRUTINY_NUMBER")), '')), '') end),'') as bk,</w:t>
+              <w:br/>
+              <w:t xml:space="preserve">           MD5_BINARY(NULLIF(UPPER(TRIM(CAST('HUB_ASSESSMENT|' || (nullif(trim(case when nullif(trim(nullif(trim(to_varchar("BAGIC_SCRUTINY_NUMBER")), '')),'') is not null then 'SCRUTINY:' || nullif(trim(nullif(trim(to_varchar("BAGIC_SCRUTINY_NUMBER")), '')), '') end),'')) AS VARCHAR))), '')) as hkey</w:t>
               <w:br/>
               <w:t xml:space="preserve">      from RAW.MAXIMUS_TRAVEL.NONHLTH_TRV_UWR_VW_DATA_POLICY_DETAILS_POLICY_PROPERTY_SIMPLE_PROPERTY_PIVOT_VW</w:t>
               <w:br/>
@@ -6388,9 +6361,9 @@
               <w:br/>
               <w:t xml:space="preserve">    select 'NONHLTH_TRV_UWR_VW_DATA_POLICY_DETAILS_TELE_VERIFICATION_DETAILS.TRANSACTION_ID (ASSESSMENT_HKEY__TELE_VERIFICATION)' as src_branch,</w:t>
               <w:br/>
-              <w:t xml:space="preserve">           nullif(trim(case when coalesce(nullif(trim(nullif(trim(to_varchar("TRANSACTION_ID")), '')),'')) is not null then 'TELEVERIF:' || nullif(trim(nullif(trim(to_varchar("TRANSACTION_ID")), '')), '') end),'') as bk,</w:t>
-              <w:br/>
-              <w:t xml:space="preserve">           MD5_BINARY(NULLIF(UPPER(TRIM(CAST('HUB_ASSESSMENT|' || (nullif(trim(case when coalesce(nullif(trim(nullif(trim(to_varchar("TRANSACTION_ID")), '')),'')) is not null then 'TELEVERIF:' || nullif(trim(nullif(trim(to_varchar("TRANSACTION_ID")), '')), '') end),'')) AS VARCHAR))), '')) as hkey</w:t>
+              <w:t xml:space="preserve">           nullif(trim(case when nullif(trim(nullif(trim(to_varchar("TRANSACTION_ID")), '')),'') is not null then 'TELEVERIF:' || nullif(trim(nullif(trim(to_varchar("TRANSACTION_ID")), '')), '') end),'') as bk,</w:t>
+              <w:br/>
+              <w:t xml:space="preserve">           MD5_BINARY(NULLIF(UPPER(TRIM(CAST('HUB_ASSESSMENT|' || (nullif(trim(case when nullif(trim(nullif(trim(to_varchar("TRANSACTION_ID")), '')),'') is not null then 'TELEVERIF:' || nullif(trim(nullif(trim(to_varchar("TRANSACTION_ID")), '')), '') end),'')) AS VARCHAR))), '')) as hkey</w:t>
               <w:br/>
               <w:t xml:space="preserve">      from RAW.MAXIMUS_TRAVEL.NONHLTH_TRV_UWR_VW_DATA_POLICY_DETAILS_TELE_VERIFICATION_DETAILS</w:t>
               <w:br/>
@@ -6400,9 +6373,9 @@
               <w:br/>
               <w:t xml:space="preserve">    select 'NONHLTH_TRV_UWR_VW_DATA_QUOTE_PARAM_DETAILS_POLICY_PROPERTY_RULE_LIST_PIVOT_VW.BAGIC_SCRUTINY_NUMBER (ASSESSMENT_HKEY)' as src_branch,</w:t>
               <w:br/>
-              <w:t xml:space="preserve">           nullif(trim(case when coalesce(nullif(trim(nullif(trim(to_varchar("BAGIC_SCRUTINY_NUMBER")), '')),'')) is not null then 'SCRUTINY:' || nullif(trim(nullif(trim(to_varchar("BAGIC_SCRUTINY_NUMBER")), '')), '') end),'') as bk,</w:t>
-              <w:br/>
-              <w:t xml:space="preserve">           MD5_BINARY(NULLIF(UPPER(TRIM(CAST('HUB_ASSESSMENT|' || (nullif(trim(case when coalesce(nullif(trim(nullif(trim(to_varchar("BAGIC_SCRUTINY_NUMBER")), '')),'')) is not null then 'SCRUTINY:' || nullif(trim(nullif(trim(to_varchar("BAGIC_SCRUTINY_NUMBER")), '')), '') end),'')) AS VARCHAR))), '')) as hkey</w:t>
+              <w:t xml:space="preserve">           nullif(trim(case when nullif(trim(nullif(trim(to_varchar("BAGIC_SCRUTINY_NUMBER")), '')),'') is not null then 'SCRUTINY:' || nullif(trim(nullif(trim(to_varchar("BAGIC_SCRUTINY_NUMBER")), '')), '') end),'') as bk,</w:t>
+              <w:br/>
+              <w:t xml:space="preserve">           MD5_BINARY(NULLIF(UPPER(TRIM(CAST('HUB_ASSESSMENT|' || (nullif(trim(case when nullif(trim(nullif(trim(to_varchar("BAGIC_SCRUTINY_NUMBER")), '')),'') is not null then 'SCRUTINY:' || nullif(trim(nullif(trim(to_varchar("BAGIC_SCRUTINY_NUMBER")), '')), '') end),'')) AS VARCHAR))), '')) as hkey</w:t>
               <w:br/>
               <w:t xml:space="preserve">      from RAW.MAXIMUS_TRAVEL.NONHLTH_TRV_UWR_VW_DATA_QUOTE_PARAM_DETAILS_POLICY_PROPERTY_RULE_LIST_PIVOT_VW</w:t>
               <w:br/>
@@ -6484,9 +6457,6 @@
       </w:pPr>
       <w:r>
         <w:t xml:space="preserve">10. MAXIMUS — HUB_QUOTE</w:t>
-      </w:r>
-      <w:r>
-        <w:t xml:space="preserve">  [M1]</w:t>
       </w:r>
     </w:p>
     <w:tbl>
@@ -6715,9 +6685,9 @@
               <w:br/>
               <w:t xml:space="preserve">    select 'NONHLTH_TRV_UWR_VW_DATA_POLICY_DETAILS.QUOTATION_NUMBER (QUOTE_HKEY)' as src_branch,</w:t>
               <w:br/>
-              <w:t xml:space="preserve">           nullif(trim(case when coalesce(nullif(trim(nullif(trim(to_varchar("QUOTATION_NUMBER")), '')),'')) is not null then nullif(trim(nullif(trim(to_varchar("QUOTATION_NUMBER")), '')), '') end),'') as bk,</w:t>
-              <w:br/>
-              <w:t xml:space="preserve">           MD5_BINARY(NULLIF(UPPER(TRIM(CAST('HUB_QUOTE|' || (nullif(trim(case when coalesce(nullif(trim(nullif(trim(to_varchar("QUOTATION_NUMBER")), '')),'')) is not null then nullif(trim(nullif(trim(to_varchar("QUOTATION_NUMBER")), '')), '') end),'')) AS VARCHAR))), '')) as hkey</w:t>
+              <w:t xml:space="preserve">           nullif(trim(case when nullif(trim(nullif(trim(to_varchar("QUOTATION_NUMBER")), '')),'') is not null then nullif(trim(nullif(trim(to_varchar("QUOTATION_NUMBER")), '')), '') end),'') as bk,</w:t>
+              <w:br/>
+              <w:t xml:space="preserve">           MD5_BINARY(NULLIF(UPPER(TRIM(CAST('HUB_QUOTE|' || (nullif(trim(case when nullif(trim(nullif(trim(to_varchar("QUOTATION_NUMBER")), '')),'') is not null then nullif(trim(nullif(trim(to_varchar("QUOTATION_NUMBER")), '')), '') end),'')) AS VARCHAR))), '')) as hkey</w:t>
               <w:br/>
               <w:t xml:space="preserve">      from RAW.MAXIMUS_TRAVEL.NONHLTH_TRV_UWR_VW_DATA_POLICY_DETAILS</w:t>
               <w:br/>
@@ -6727,9 +6697,9 @@
               <w:br/>
               <w:t xml:space="preserve">    select 'NONHLTH_TRV_UWR_VW_DATA_POLICY_DETAILS_INSURED_DETAILS_MEMBER_DETAILS_PARTY_PROPERTY_SIMPLE_PROPERTY_PIVOT_VW.[] (QUOTE_HKEY)' as src_branch,</w:t>
               <w:br/>
-              <w:t xml:space="preserve">           nullif(trim(case when coalesce(nullif(trim(w1_quotation_number),'')) is not null then nullif(trim(w1_quotation_number), '') end),'') as bk,</w:t>
-              <w:br/>
-              <w:t xml:space="preserve">           MD5_BINARY(NULLIF(UPPER(TRIM(CAST('HUB_QUOTE|' || (nullif(trim(case when coalesce(nullif(trim(w1_quotation_number),'')) is not null then nullif(trim(w1_quotation_number), '') end),'')) AS VARCHAR))), '')) as hkey</w:t>
+              <w:t xml:space="preserve">           nullif(trim(case when nullif(trim(w1_quotation_number),'') is not null then nullif(trim(w1_quotation_number), '') end),'') as bk,</w:t>
+              <w:br/>
+              <w:t xml:space="preserve">           MD5_BINARY(NULLIF(UPPER(TRIM(CAST('HUB_QUOTE|' || (nullif(trim(case when nullif(trim(w1_quotation_number),'') is not null then nullif(trim(w1_quotation_number), '') end),'')) AS VARCHAR))), '')) as hkey</w:t>
               <w:br/>
               <w:t xml:space="preserve">      from RAW.MAXIMUS_TRAVEL.NONHLTH_TRV_UWR_VW_DATA_POLICY_DETAILS_INSURED_DETAILS_MEMBER_DETAILS_PARTY_PROPERTY_SIMPLE_PROPERTY_PIVOT_VW</w:t>
               <w:br/>
@@ -6739,9 +6709,9 @@
               <w:br/>
               <w:t xml:space="preserve">    select 'NONHLTH_TRV_UWR_VW_DATA_QUOTE_PARAM_DETAILS.POLICY_QUOTE_NUMBER (QUOTE_HKEY)' as src_branch,</w:t>
               <w:br/>
-              <w:t xml:space="preserve">           nullif(trim(case when coalesce(nullif(trim(nullif(trim(to_varchar("POLICY_QUOTE_NUMBER")), '')),'')) is not null then nullif(trim(nullif(trim(to_varchar("POLICY_QUOTE_NUMBER")), '')), '') end),'') as bk,</w:t>
-              <w:br/>
-              <w:t xml:space="preserve">           MD5_BINARY(NULLIF(UPPER(TRIM(CAST('HUB_QUOTE|' || (nullif(trim(case when coalesce(nullif(trim(nullif(trim(to_varchar("POLICY_QUOTE_NUMBER")), '')),'')) is not null then nullif(trim(nullif(trim(to_varchar("POLICY_QUOTE_NUMBER")), '')), '') end),'')) AS VARCHAR))), '')) as hkey</w:t>
+              <w:t xml:space="preserve">           nullif(trim(case when nullif(trim(nullif(trim(to_varchar("POLICY_QUOTE_NUMBER")), '')),'') is not null then nullif(trim(nullif(trim(to_varchar("POLICY_QUOTE_NUMBER")), '')), '') end),'') as bk,</w:t>
+              <w:br/>
+              <w:t xml:space="preserve">           MD5_BINARY(NULLIF(UPPER(TRIM(CAST('HUB_QUOTE|' || (nullif(trim(case when nullif(trim(nullif(trim(to_varchar("POLICY_QUOTE_NUMBER")), '')),'') is not null then nullif(trim(nullif(trim(to_varchar("POLICY_QUOTE_NUMBER")), '')), '') end),'')) AS VARCHAR))), '')) as hkey</w:t>
               <w:br/>
               <w:t xml:space="preserve">      from RAW.MAXIMUS_TRAVEL.NONHLTH_TRV_UWR_VW_DATA_QUOTE_PARAM_DETAILS</w:t>
               <w:br/>
@@ -6751,9 +6721,9 @@
               <w:br/>
               <w:t xml:space="preserve">    select 'NONHLTH_TRV_UWR_VW_DATA_QUOTE_PARAM_DETAILS_POLICY_PROPERTY_MULTI_SET_PROPERTY_INPUT_MULTI_SET_DETAIL_INPUT_PROPERTY_PIVOT_VW.[] (QUOTE_HKEY)' as src_branch,</w:t>
               <w:br/>
-              <w:t xml:space="preserve">           nullif(trim(case when coalesce(nullif(trim(w0_policy_quote_number),'')) is not null then nullif(trim(w0_policy_quote_number), '') end),'') as bk,</w:t>
-              <w:br/>
-              <w:t xml:space="preserve">           MD5_BINARY(NULLIF(UPPER(TRIM(CAST('HUB_QUOTE|' || (nullif(trim(case when coalesce(nullif(trim(w0_policy_quote_number),'')) is not null then nullif(trim(w0_policy_quote_number), '') end),'')) AS VARCHAR))), '')) as hkey</w:t>
+              <w:t xml:space="preserve">           nullif(trim(case when nullif(trim(w0_policy_quote_number),'') is not null then nullif(trim(w0_policy_quote_number), '') end),'') as bk,</w:t>
+              <w:br/>
+              <w:t xml:space="preserve">           MD5_BINARY(NULLIF(UPPER(TRIM(CAST('HUB_QUOTE|' || (nullif(trim(case when nullif(trim(w0_policy_quote_number),'') is not null then nullif(trim(w0_policy_quote_number), '') end),'')) AS VARCHAR))), '')) as hkey</w:t>
               <w:br/>
               <w:t xml:space="preserve">      from RAW.MAXIMUS_TRAVEL.NONHLTH_TRV_UWR_VW_DATA_QUOTE_PARAM_DETAILS_POLICY_PROPERTY_MULTI_SET_PROPERTY_INPUT_MULTI_SET_DETAIL_INPUT_PROPERTY_PIVOT_VW</w:t>
               <w:br/>
@@ -6763,9 +6733,9 @@
               <w:br/>
               <w:t xml:space="preserve">    select 'NONHLTH_TRV_UWR_VW_DATA_QUOTE_PARAM_DETAILS_POLICY_PROPERTY_RULE_LIST_PIVOT_VW.[] (QUOTE_HKEY)' as src_branch,</w:t>
               <w:br/>
-              <w:t xml:space="preserve">           nullif(trim(case when coalesce(nullif(trim(w0_policy_quote_number),'')) is not null then nullif(trim(w0_policy_quote_number), '') end),'') as bk,</w:t>
-              <w:br/>
-              <w:t xml:space="preserve">           MD5_BINARY(NULLIF(UPPER(TRIM(CAST('HUB_QUOTE|' || (nullif(trim(case when coalesce(nullif(trim(w0_policy_quote_number),'')) is not null then nullif(trim(w0_policy_quote_number), '') end),'')) AS VARCHAR))), '')) as hkey</w:t>
+              <w:t xml:space="preserve">           nullif(trim(case when nullif(trim(w0_policy_quote_number),'') is not null then nullif(trim(w0_policy_quote_number), '') end),'') as bk,</w:t>
+              <w:br/>
+              <w:t xml:space="preserve">           MD5_BINARY(NULLIF(UPPER(TRIM(CAST('HUB_QUOTE|' || (nullif(trim(case when nullif(trim(w0_policy_quote_number),'') is not null then nullif(trim(w0_policy_quote_number), '') end),'')) AS VARCHAR))), '')) as hkey</w:t>
               <w:br/>
               <w:t xml:space="preserve">      from RAW.MAXIMUS_TRAVEL.NONHLTH_TRV_UWR_VW_DATA_QUOTE_PARAM_DETAILS_POLICY_PROPERTY_RULE_LIST_PIVOT_VW</w:t>
               <w:br/>
@@ -6775,9 +6745,9 @@
               <w:br/>
               <w:t xml:space="preserve">    select 'NONHLTH_TRV_UWR_VW_DATA_QUOTE_PARAM_DETAILS_RISK_LIST_MULTI_SET_PROPERTY_INPUT_MULTI_SET_DETAIL_INPUT_PROPERTY_PIVOT_VW.[] (QUOTE_HKEY)' as src_branch,</w:t>
               <w:br/>
-              <w:t xml:space="preserve">           nullif(trim(case when coalesce(nullif(trim(w0_policy_quote_number),'')) is not null then nullif(trim(w0_policy_quote_number), '') end),'') as bk,</w:t>
-              <w:br/>
-              <w:t xml:space="preserve">           MD5_BINARY(NULLIF(UPPER(TRIM(CAST('HUB_QUOTE|' || (nullif(trim(case when coalesce(nullif(trim(w0_policy_quote_number),'')) is not null then nullif(trim(w0_policy_quote_number), '') end),'')) AS VARCHAR))), '')) as hkey</w:t>
+              <w:t xml:space="preserve">           nullif(trim(case when nullif(trim(w0_policy_quote_number),'') is not null then nullif(trim(w0_policy_quote_number), '') end),'') as bk,</w:t>
+              <w:br/>
+              <w:t xml:space="preserve">           MD5_BINARY(NULLIF(UPPER(TRIM(CAST('HUB_QUOTE|' || (nullif(trim(case when nullif(trim(w0_policy_quote_number),'') is not null then nullif(trim(w0_policy_quote_number), '') end),'')) AS VARCHAR))), '')) as hkey</w:t>
               <w:br/>
               <w:t xml:space="preserve">      from RAW.MAXIMUS_TRAVEL.NONHLTH_TRV_UWR_VW_DATA_QUOTE_PARAM_DETAILS_RISK_LIST_MULTI_SET_PROPERTY_INPUT_MULTI_SET_DETAIL_INPUT_PROPERTY_PIVOT_VW</w:t>
               <w:br/>
@@ -6787,9 +6757,9 @@
               <w:br/>
               <w:t xml:space="preserve">    select 'NONHLTH_TRV_UWR_VW_DATA_QUOTE_PARAM_DETAILS_RISK_LIST_RISK_COVER.[] (QUOTE_HKEY)' as src_branch,</w:t>
               <w:br/>
-              <w:t xml:space="preserve">           nullif(trim(case when coalesce(nullif(trim(w0_policy_quote_number),'')) is not null then nullif(trim(w0_policy_quote_number), '') end),'') as bk,</w:t>
-              <w:br/>
-              <w:t xml:space="preserve">           MD5_BINARY(NULLIF(UPPER(TRIM(CAST('HUB_QUOTE|' || (nullif(trim(case when coalesce(nullif(trim(w0_policy_quote_number),'')) is not null then nullif(trim(w0_policy_quote_number), '') end),'')) AS VARCHAR))), '')) as hkey</w:t>
+              <w:t xml:space="preserve">           nullif(trim(case when nullif(trim(w0_policy_quote_number),'') is not null then nullif(trim(w0_policy_quote_number), '') end),'') as bk,</w:t>
+              <w:br/>
+              <w:t xml:space="preserve">           MD5_BINARY(NULLIF(UPPER(TRIM(CAST('HUB_QUOTE|' || (nullif(trim(case when nullif(trim(w0_policy_quote_number),'') is not null then nullif(trim(w0_policy_quote_number), '') end),'')) AS VARCHAR))), '')) as hkey</w:t>
               <w:br/>
               <w:t xml:space="preserve">      from RAW.MAXIMUS_TRAVEL.NONHLTH_TRV_UWR_VW_DATA_QUOTE_PARAM_DETAILS_RISK_LIST_RISK_COVER</w:t>
               <w:br/>
@@ -6799,9 +6769,9 @@
               <w:br/>
               <w:t xml:space="preserve">    select 'NONHLTH_TRV_UWR_VW_DATA_QUOTE_PARAM_DETAILS_RISK_LIST_RISK_COVER_RISK_COVER_PROPERTY.[] (QUOTE_HKEY)' as src_branch,</w:t>
               <w:br/>
-              <w:t xml:space="preserve">           nullif(trim(case when coalesce(nullif(trim(w0_policy_quote_number),'')) is not null then nullif(trim(w0_policy_quote_number), '') end),'') as bk,</w:t>
-              <w:br/>
-              <w:t xml:space="preserve">           MD5_BINARY(NULLIF(UPPER(TRIM(CAST('HUB_QUOTE|' || (nullif(trim(case when coalesce(nullif(trim(w0_policy_quote_number),'')) is not null then nullif(trim(w0_policy_quote_number), '') end),'')) AS VARCHAR))), '')) as hkey</w:t>
+              <w:t xml:space="preserve">           nullif(trim(case when nullif(trim(w0_policy_quote_number),'') is not null then nullif(trim(w0_policy_quote_number), '') end),'') as bk,</w:t>
+              <w:br/>
+              <w:t xml:space="preserve">           MD5_BINARY(NULLIF(UPPER(TRIM(CAST('HUB_QUOTE|' || (nullif(trim(case when nullif(trim(w0_policy_quote_number),'') is not null then nullif(trim(w0_policy_quote_number), '') end),'')) AS VARCHAR))), '')) as hkey</w:t>
               <w:br/>
               <w:t xml:space="preserve">      from RAW.MAXIMUS_TRAVEL.NONHLTH_TRV_UWR_VW_DATA_QUOTE_PARAM_DETAILS_RISK_LIST_RISK_COVER_RISK_COVER_PROPERTY</w:t>
               <w:br/>
@@ -6811,9 +6781,9 @@
               <w:br/>
               <w:t xml:space="preserve">    select 'NONHLTH_TRV_UWR_VW_DATA_QUOTE_PARAM_DETAILS_RISK_LIST_RISK_COVER_RISK_COVER_PROPERTY_RULE_LIST_PIVOT_VW.[] (QUOTE_HKEY)' as src_branch,</w:t>
               <w:br/>
-              <w:t xml:space="preserve">           nullif(trim(case when coalesce(nullif(trim(w0_policy_quote_number),'')) is not null then nullif(trim(w0_policy_quote_number), '') end),'') as bk,</w:t>
-              <w:br/>
-              <w:t xml:space="preserve">           MD5_BINARY(NULLIF(UPPER(TRIM(CAST('HUB_QUOTE|' || (nullif(trim(case when coalesce(nullif(trim(w0_policy_quote_number),'')) is not null then nullif(trim(w0_policy_quote_number), '') end),'')) AS VARCHAR))), '')) as hkey</w:t>
+              <w:t xml:space="preserve">           nullif(trim(case when nullif(trim(w0_policy_quote_number),'') is not null then nullif(trim(w0_policy_quote_number), '') end),'') as bk,</w:t>
+              <w:br/>
+              <w:t xml:space="preserve">           MD5_BINARY(NULLIF(UPPER(TRIM(CAST('HUB_QUOTE|' || (nullif(trim(case when nullif(trim(w0_policy_quote_number),'') is not null then nullif(trim(w0_policy_quote_number), '') end),'')) AS VARCHAR))), '')) as hkey</w:t>
               <w:br/>
               <w:t xml:space="preserve">      from RAW.MAXIMUS_TRAVEL.NONHLTH_TRV_UWR_VW_DATA_QUOTE_PARAM_DETAILS_RISK_LIST_RISK_COVER_RISK_COVER_PROPERTY_RULE_LIST_PIVOT_VW</w:t>
               <w:br/>
@@ -6823,9 +6793,9 @@
               <w:br/>
               <w:t xml:space="preserve">    select 'NONHLTH_TRV_UWR_VW_DATA_QUOTE_PARAM_DETAILS_RISK_LIST_RISK_PROPERTY.[] (QUOTE_HKEY)' as src_branch,</w:t>
               <w:br/>
-              <w:t xml:space="preserve">           nullif(trim(case when coalesce(nullif(trim(w0_policy_quote_number),'')) is not null then nullif(trim(w0_policy_quote_number), '') end),'') as bk,</w:t>
-              <w:br/>
-              <w:t xml:space="preserve">           MD5_BINARY(NULLIF(UPPER(TRIM(CAST('HUB_QUOTE|' || (nullif(trim(case when coalesce(nullif(trim(w0_policy_quote_number),'')) is not null then nullif(trim(w0_policy_quote_number), '') end),'')) AS VARCHAR))), '')) as hkey</w:t>
+              <w:t xml:space="preserve">           nullif(trim(case when nullif(trim(w0_policy_quote_number),'') is not null then nullif(trim(w0_policy_quote_number), '') end),'') as bk,</w:t>
+              <w:br/>
+              <w:t xml:space="preserve">           MD5_BINARY(NULLIF(UPPER(TRIM(CAST('HUB_QUOTE|' || (nullif(trim(case when nullif(trim(w0_policy_quote_number),'') is not null then nullif(trim(w0_policy_quote_number), '') end),'')) AS VARCHAR))), '')) as hkey</w:t>
               <w:br/>
               <w:t xml:space="preserve">      from RAW.MAXIMUS_TRAVEL.NONHLTH_TRV_UWR_VW_DATA_QUOTE_PARAM_DETAILS_RISK_LIST_RISK_PROPERTY</w:t>
               <w:br/>
@@ -6835,9 +6805,9 @@
               <w:br/>
               <w:t xml:space="preserve">    select 'NONHLTH_TRV_UWR_VW_DATA_QUOTE_PARAM_DETAILS_RISK_LIST_RISK_PROPERTY_RULE_LIST_PIVOT_VW.[] (QUOTE_HKEY)' as src_branch,</w:t>
               <w:br/>
-              <w:t xml:space="preserve">           nullif(trim(case when coalesce(nullif(trim(w0_policy_quote_number),'')) is not null then nullif(trim(w0_policy_quote_number), '') end),'') as bk,</w:t>
-              <w:br/>
-              <w:t xml:space="preserve">           MD5_BINARY(NULLIF(UPPER(TRIM(CAST('HUB_QUOTE|' || (nullif(trim(case when coalesce(nullif(trim(w0_policy_quote_number),'')) is not null then nullif(trim(w0_policy_quote_number), '') end),'')) AS VARCHAR))), '')) as hkey</w:t>
+              <w:t xml:space="preserve">           nullif(trim(case when nullif(trim(w0_policy_quote_number),'') is not null then nullif(trim(w0_policy_quote_number), '') end),'') as bk,</w:t>
+              <w:br/>
+              <w:t xml:space="preserve">           MD5_BINARY(NULLIF(UPPER(TRIM(CAST('HUB_QUOTE|' || (nullif(trim(case when nullif(trim(w0_policy_quote_number),'') is not null then nullif(trim(w0_policy_quote_number), '') end),'')) AS VARCHAR))), '')) as hkey</w:t>
               <w:br/>
               <w:t xml:space="preserve">      from RAW.MAXIMUS_TRAVEL.NONHLTH_TRV_UWR_VW_DATA_QUOTE_PARAM_DETAILS_RISK_LIST_RISK_PROPERTY_RULE_LIST_PIVOT_VW</w:t>
               <w:br/>
@@ -6847,9 +6817,9 @@
               <w:br/>
               <w:t xml:space="preserve">    select 'NONHLTH_TRV_UWR_VW_DATA_QUOTE_PARAM_DETAILS_POLICY_PROPERTY_MULTI_SET_PROPERTY_INPUT_MULTI_SET_DETAIL_INPUT_PROPERTY_PIVOT_VW (literal arm) (QUOTE_HKEY / sat_quote_rating_input)' as src_branch,</w:t>
               <w:br/>
-              <w:t xml:space="preserve">           nullif(trim(case when coalesce(nullif(trim(w0_policy_quote_number),'')) is not null then nullif(trim(w0_policy_quote_number), '') end),'') as bk,</w:t>
-              <w:br/>
-              <w:t xml:space="preserve">           MD5_BINARY(NULLIF(UPPER(TRIM(CAST('HUB_QUOTE|' || ((nullif(trim(case when coalesce(nullif(trim(w0_policy_quote_number),'')) is not null then nullif(trim(w0_policy_quote_number), '') end),''))) AS VARCHAR))), '')) as hkey</w:t>
+              <w:t xml:space="preserve">           nullif(trim(case when nullif(trim(w0_policy_quote_number),'') is not null then nullif(trim(w0_policy_quote_number), '') end),'') as bk,</w:t>
+              <w:br/>
+              <w:t xml:space="preserve">           MD5_BINARY(NULLIF(UPPER(TRIM(CAST('HUB_QUOTE|' || ((nullif(trim(case when nullif(trim(w0_policy_quote_number),'') is not null then nullif(trim(w0_policy_quote_number), '') end),''))) AS VARCHAR))), '')) as hkey</w:t>
               <w:br/>
               <w:t xml:space="preserve">      from RAW.MAXIMUS_TRAVEL.NONHLTH_TRV_UWR_VW_DATA_QUOTE_PARAM_DETAILS_POLICY_PROPERTY_MULTI_SET_PROPERTY_INPUT_MULTI_SET_DETAIL_INPUT_PROPERTY_PIVOT_VW</w:t>
               <w:br/>
@@ -6861,9 +6831,9 @@
               <w:br/>
               <w:t xml:space="preserve">    select 'NONHLTH_TRV_UWR_VW_DATA_QUOTE_PARAM_DETAILS_POLICY_PROPERTY_RULE_LIST_PIVOT_VW (literal arm) (QUOTE_HKEY / sat_quote_rating_input)' as src_branch,</w:t>
               <w:br/>
-              <w:t xml:space="preserve">           nullif(trim(case when coalesce(nullif(trim(w0_policy_quote_number),'')) is not null then nullif(trim(w0_policy_quote_number), '') end),'') as bk,</w:t>
-              <w:br/>
-              <w:t xml:space="preserve">           MD5_BINARY(NULLIF(UPPER(TRIM(CAST('HUB_QUOTE|' || ((nullif(trim(case when coalesce(nullif(trim(w0_policy_quote_number),'')) is not null then nullif(trim(w0_policy_quote_number), '') end),''))) AS VARCHAR))), '')) as hkey</w:t>
+              <w:t xml:space="preserve">           nullif(trim(case when nullif(trim(w0_policy_quote_number),'') is not null then nullif(trim(w0_policy_quote_number), '') end),'') as bk,</w:t>
+              <w:br/>
+              <w:t xml:space="preserve">           MD5_BINARY(NULLIF(UPPER(TRIM(CAST('HUB_QUOTE|' || ((nullif(trim(case when nullif(trim(w0_policy_quote_number),'') is not null then nullif(trim(w0_policy_quote_number), '') end),''))) AS VARCHAR))), '')) as hkey</w:t>
               <w:br/>
               <w:t xml:space="preserve">      from RAW.MAXIMUS_TRAVEL.NONHLTH_TRV_UWR_VW_DATA_QUOTE_PARAM_DETAILS_POLICY_PROPERTY_RULE_LIST_PIVOT_VW</w:t>
               <w:br/>
@@ -6947,9 +6917,6 @@
       </w:pPr>
       <w:r>
         <w:t xml:space="preserve">11. MAXIMUS — HUB_RISK_OBJECT</w:t>
-      </w:r>
-      <w:r>
-        <w:t xml:space="preserve">  [M2]</w:t>
       </w:r>
     </w:p>
     <w:tbl>
@@ -7311,9 +7278,6 @@
       <w:r>
         <w:t xml:space="preserve">12. MAXIMUS — HUB_CLAIM</w:t>
       </w:r>
-      <w:r>
-        <w:t xml:space="preserve">  [M2]</w:t>
-      </w:r>
     </w:p>
     <w:tbl>
       <w:tblPr>
@@ -7541,9 +7505,9 @@
               <w:br/>
               <w:t xml:space="preserve">    select 'NONHLTH_TRV_CLM_VW_DATA_CLAIM_DETAILS.CLAIMNO (CLAIM_HKEY)' as src_branch,</w:t>
               <w:br/>
-              <w:t xml:space="preserve">           nullif(trim(case when coalesce(nullif(trim(nullif(trim(to_varchar("CLAIMNO")), '')),'')) is not null then nullif(trim(nullif(trim(to_varchar("CLAIMNO")), '')), '') end),'') as bk,</w:t>
-              <w:br/>
-              <w:t xml:space="preserve">           MD5_BINARY(NULLIF(UPPER(TRIM(CAST('HUB_CLAIM|' || (nullif(trim(case when coalesce(nullif(trim(nullif(trim(to_varchar("CLAIMNO")), '')),'')) is not null then nullif(trim(nullif(trim(to_varchar("CLAIMNO")), '')), '') end),'')) AS VARCHAR))), '')) as hkey</w:t>
+              <w:t xml:space="preserve">           nullif(trim(case when nullif(trim(nullif(trim(to_varchar("CLAIMNO")), '')),'') is not null then nullif(trim(nullif(trim(to_varchar("CLAIMNO")), '')), '') end),'') as bk,</w:t>
+              <w:br/>
+              <w:t xml:space="preserve">           MD5_BINARY(NULLIF(UPPER(TRIM(CAST('HUB_CLAIM|' || (nullif(trim(case when nullif(trim(nullif(trim(to_varchar("CLAIMNO")), '')),'') is not null then nullif(trim(nullif(trim(to_varchar("CLAIMNO")), '')), '') end),'')) AS VARCHAR))), '')) as hkey</w:t>
               <w:br/>
               <w:t xml:space="preserve">      from RAW.MAXIMUS_TRAVEL.NONHLTH_TRV_CLM_VW_DATA_CLAIM_DETAILS</w:t>
               <w:br/>
@@ -7553,9 +7517,9 @@
               <w:br/>
               <w:t xml:space="preserve">    select 'NONHLTH_TRV_CLM_VW_DATA_CLAIM_DETAILS_CLAIM_ATTRIBUTE_PROPERTIES_PIVOT_VW.LINKED_CLAIM_NUMBER (CLAIM_HKEY__LINKED_CLAIM)' as src_branch,</w:t>
               <w:br/>
-              <w:t xml:space="preserve">           nullif(trim(case when coalesce(nullif(trim(nullif(trim(to_varchar("LINKED_CLAIM_NUMBER")), '')),'')) is not null then nullif(trim(nullif(trim(to_varchar("LINKED_CLAIM_NUMBER")), '')), '') end),'') as bk,</w:t>
-              <w:br/>
-              <w:t xml:space="preserve">           MD5_BINARY(NULLIF(UPPER(TRIM(CAST('HUB_CLAIM|' || (nullif(trim(case when coalesce(nullif(trim(nullif(trim(to_varchar("LINKED_CLAIM_NUMBER")), '')),'')) is not null then nullif(trim(nullif(trim(to_varchar("LINKED_CLAIM_NUMBER")), '')), '') end),'')) AS VARCHAR))), '')) as hkey</w:t>
+              <w:t xml:space="preserve">           nullif(trim(case when nullif(trim(nullif(trim(to_varchar("LINKED_CLAIM_NUMBER")), '')),'') is not null then nullif(trim(nullif(trim(to_varchar("LINKED_CLAIM_NUMBER")), '')), '') end),'') as bk,</w:t>
+              <w:br/>
+              <w:t xml:space="preserve">           MD5_BINARY(NULLIF(UPPER(TRIM(CAST('HUB_CLAIM|' || (nullif(trim(case when nullif(trim(nullif(trim(to_varchar("LINKED_CLAIM_NUMBER")), '')),'') is not null then nullif(trim(nullif(trim(to_varchar("LINKED_CLAIM_NUMBER")), '')), '') end),'')) AS VARCHAR))), '')) as hkey</w:t>
               <w:br/>
               <w:t xml:space="preserve">      from RAW.MAXIMUS_TRAVEL.NONHLTH_TRV_CLM_VW_DATA_CLAIM_DETAILS_CLAIM_ATTRIBUTE_PROPERTIES_PIVOT_VW</w:t>
               <w:br/>
@@ -7565,9 +7529,9 @@
               <w:br/>
               <w:t xml:space="preserve">    select 'NONHLTH_TRV_CLM_VW_DATA_CLAIM_DETAILS_CLAIM_RISK_RISK_ATTRIBUTE_PROPERTIES_PIVOT_VW.LINKED_DELAY_OF_BAGGAGE_CLAIM (CLAIM_HKEY__LINKED_BAGGAGE_DELAY_CLAIM)' as src_branch,</w:t>
               <w:br/>
-              <w:t xml:space="preserve">           nullif(trim(case when coalesce(nullif(trim(nullif(trim(to_varchar("LINKED_DELAY_OF_BAGGAGE_CLAIM")), '')),'')) is not null then nullif(trim(nullif(trim(to_varchar("LINKED_DELAY_OF_BAGGAGE_CLAIM")), '')), '') end),'') as bk,</w:t>
-              <w:br/>
-              <w:t xml:space="preserve">           MD5_BINARY(NULLIF(UPPER(TRIM(CAST('HUB_CLAIM|' || (nullif(trim(case when coalesce(nullif(trim(nullif(trim(to_varchar("LINKED_DELAY_OF_BAGGAGE_CLAIM")), '')),'')) is not null then nullif(trim(nullif(trim(to_varchar("LINKED_DELAY_OF_BAGGAGE_CLAIM")), '')), '') end),'')) AS VARCHAR))), '')) as hkey</w:t>
+              <w:t xml:space="preserve">           nullif(trim(case when nullif(trim(nullif(trim(to_varchar("LINKED_DELAY_OF_BAGGAGE_CLAIM")), '')),'') is not null then nullif(trim(nullif(trim(to_varchar("LINKED_DELAY_OF_BAGGAGE_CLAIM")), '')), '') end),'') as bk,</w:t>
+              <w:br/>
+              <w:t xml:space="preserve">           MD5_BINARY(NULLIF(UPPER(TRIM(CAST('HUB_CLAIM|' || (nullif(trim(case when nullif(trim(nullif(trim(to_varchar("LINKED_DELAY_OF_BAGGAGE_CLAIM")), '')),'') is not null then nullif(trim(nullif(trim(to_varchar("LINKED_DELAY_OF_BAGGAGE_CLAIM")), '')), '') end),'')) AS VARCHAR))), '')) as hkey</w:t>
               <w:br/>
               <w:t xml:space="preserve">      from RAW.MAXIMUS_TRAVEL.NONHLTH_TRV_CLM_VW_DATA_CLAIM_DETAILS_CLAIM_RISK_RISK_ATTRIBUTE_PROPERTIES_PIVOT_VW</w:t>
               <w:br/>
@@ -7577,9 +7541,9 @@
               <w:br/>
               <w:t xml:space="preserve">    select 'NONHLTH_TRV_CLM_VW_DATA_CLAIM_DETAILS_CLAIM_RISK_RISK_ATTRIBUTE_PROPERTIES_PIVOT_VW.LINKED_HEALTH_CLAIM (CLAIM_HKEY__LINKED_HEALTH_CLAIM)' as src_branch,</w:t>
               <w:br/>
-              <w:t xml:space="preserve">           nullif(trim(case when coalesce(nullif(trim(nullif(trim(to_varchar("LINKED_HEALTH_CLAIM")), '')),'')) is not null then nullif(trim(nullif(trim(to_varchar("LINKED_HEALTH_CLAIM")), '')), '') end),'') as bk,</w:t>
-              <w:br/>
-              <w:t xml:space="preserve">           MD5_BINARY(NULLIF(UPPER(TRIM(CAST('HUB_CLAIM|' || (nullif(trim(case when coalesce(nullif(trim(nullif(trim(to_varchar("LINKED_HEALTH_CLAIM")), '')),'')) is not null then nullif(trim(nullif(trim(to_varchar("LINKED_HEALTH_CLAIM")), '')), '') end),'')) AS VARCHAR))), '')) as hkey</w:t>
+              <w:t xml:space="preserve">           nullif(trim(case when nullif(trim(nullif(trim(to_varchar("LINKED_HEALTH_CLAIM")), '')),'') is not null then nullif(trim(nullif(trim(to_varchar("LINKED_HEALTH_CLAIM")), '')), '') end),'') as bk,</w:t>
+              <w:br/>
+              <w:t xml:space="preserve">           MD5_BINARY(NULLIF(UPPER(TRIM(CAST('HUB_CLAIM|' || (nullif(trim(case when nullif(trim(nullif(trim(to_varchar("LINKED_HEALTH_CLAIM")), '')),'') is not null then nullif(trim(nullif(trim(to_varchar("LINKED_HEALTH_CLAIM")), '')), '') end),'')) AS VARCHAR))), '')) as hkey</w:t>
               <w:br/>
               <w:t xml:space="preserve">      from RAW.MAXIMUS_TRAVEL.NONHLTH_TRV_CLM_VW_DATA_CLAIM_DETAILS_CLAIM_RISK_RISK_ATTRIBUTE_PROPERTIES_PIVOT_VW</w:t>
               <w:br/>
@@ -7589,9 +7553,9 @@
               <w:br/>
               <w:t xml:space="preserve">    select 'NONHLTH_TRV_CLM_VW_DATA_CLAIM_DETAILS_CLAIM_RISK_RISK_ATTRIBUTE_PROPERTIES_PIVOT_VW.LINKED_TRIP_DELAY_CLAIM_NUMBER (CLAIM_HKEY__LINKED_TRIP_DELAY_CLAIM)' as src_branch,</w:t>
               <w:br/>
-              <w:t xml:space="preserve">           nullif(trim(case when coalesce(nullif(trim(nullif(trim(to_varchar("LINKED_TRIP_DELAY_CLAIM_NUMBER")), '')),'')) is not null then nullif(trim(nullif(trim(to_varchar("LINKED_TRIP_DELAY_CLAIM_NUMBER")), '')), '') end),'') as bk,</w:t>
-              <w:br/>
-              <w:t xml:space="preserve">           MD5_BINARY(NULLIF(UPPER(TRIM(CAST('HUB_CLAIM|' || (nullif(trim(case when coalesce(nullif(trim(nullif(trim(to_varchar("LINKED_TRIP_DELAY_CLAIM_NUMBER")), '')),'')) is not null then nullif(trim(nullif(trim(to_varchar("LINKED_TRIP_DELAY_CLAIM_NUMBER")), '')), '') end),'')) AS VARCHAR))), '')) as hkey</w:t>
+              <w:t xml:space="preserve">           nullif(trim(case when nullif(trim(nullif(trim(to_varchar("LINKED_TRIP_DELAY_CLAIM_NUMBER")), '')),'') is not null then nullif(trim(nullif(trim(to_varchar("LINKED_TRIP_DELAY_CLAIM_NUMBER")), '')), '') end),'') as bk,</w:t>
+              <w:br/>
+              <w:t xml:space="preserve">           MD5_BINARY(NULLIF(UPPER(TRIM(CAST('HUB_CLAIM|' || (nullif(trim(case when nullif(trim(nullif(trim(to_varchar("LINKED_TRIP_DELAY_CLAIM_NUMBER")), '')),'') is not null then nullif(trim(nullif(trim(to_varchar("LINKED_TRIP_DELAY_CLAIM_NUMBER")), '')), '') end),'')) AS VARCHAR))), '')) as hkey</w:t>
               <w:br/>
               <w:t xml:space="preserve">      from RAW.MAXIMUS_TRAVEL.NONHLTH_TRV_CLM_VW_DATA_CLAIM_DETAILS_CLAIM_RISK_RISK_ATTRIBUTE_PROPERTIES_PIVOT_VW</w:t>
               <w:br/>
@@ -7673,9 +7637,6 @@
       </w:pPr>
       <w:r>
         <w:t xml:space="preserve">13. MAXIMUS — HUB_DOCUMENT</w:t>
-      </w:r>
-      <w:r>
-        <w:t xml:space="preserve">  [M2]</w:t>
       </w:r>
     </w:p>
     <w:tbl>
@@ -7904,9 +7865,9 @@
               <w:br/>
               <w:t xml:space="preserve">    select 'NONHLTH_TRV_CLM_VW_DATA_CLAIM_DETAILS_CLAIM_ATTRIBUTE_MULTI_SET_PROPERTY_MULTI_SET_DETAIL_PROPERTY_PIVOT_VW.INWARD_NUMBER (DOCUMENT_HKEY__CLAIM_INWARD_DOCUMENT_SET)' as src_branch,</w:t>
               <w:br/>
-              <w:t xml:space="preserve">           nullif(trim(case when coalesce(nullif(trim(nullif(trim(to_varchar("INWARD_NUMBER")), '')),'')) is not null then 'INWARD:' || nullif(trim(nullif(trim(to_varchar("INWARD_NUMBER")), '')), '') end),'') as bk,</w:t>
-              <w:br/>
-              <w:t xml:space="preserve">           MD5_BINARY(NULLIF(UPPER(TRIM(CAST('HUB_DOCUMENT|' || (nullif(trim(case when coalesce(nullif(trim(nullif(trim(to_varchar("INWARD_NUMBER")), '')),'')) is not null then 'INWARD:' || nullif(trim(nullif(trim(to_varchar("INWARD_NUMBER")), '')), '') end),'')) AS VARCHAR))), '')) as hkey</w:t>
+              <w:t xml:space="preserve">           nullif(trim(case when nullif(trim(nullif(trim(to_varchar("INWARD_NUMBER")), '')),'') is not null then 'INWARD:' || nullif(trim(nullif(trim(to_varchar("INWARD_NUMBER")), '')), '') end),'') as bk,</w:t>
+              <w:br/>
+              <w:t xml:space="preserve">           MD5_BINARY(NULLIF(UPPER(TRIM(CAST('HUB_DOCUMENT|' || (nullif(trim(case when nullif(trim(nullif(trim(to_varchar("INWARD_NUMBER")), '')),'') is not null then 'INWARD:' || nullif(trim(nullif(trim(to_varchar("INWARD_NUMBER")), '')), '') end),'')) AS VARCHAR))), '')) as hkey</w:t>
               <w:br/>
               <w:t xml:space="preserve">      from RAW.MAXIMUS_TRAVEL.NONHLTH_TRV_CLM_VW_DATA_CLAIM_DETAILS_CLAIM_ATTRIBUTE_MULTI_SET_PROPERTY_MULTI_SET_DETAIL_PROPERTY_PIVOT_VW</w:t>
               <w:br/>
@@ -7916,9 +7877,9 @@
               <w:br/>
               <w:t xml:space="preserve">    select 'NONHLTH_TRV_CLM_VW_DATA_CLAIM_DETAILS_CLAIM_ATTRIBUTE_PROPERTIES_PIVOT_VW.INWARD_NUMBER (DOCUMENT_HKEY__CLAIM_INWARD)' as src_branch,</w:t>
               <w:br/>
-              <w:t xml:space="preserve">           nullif(trim(case when coalesce(nullif(trim(nullif(trim(to_varchar("INWARD_NUMBER")), '')),'')) is not null then 'INWARD:' || nullif(trim(nullif(trim(to_varchar("INWARD_NUMBER")), '')), '') end),'') as bk,</w:t>
-              <w:br/>
-              <w:t xml:space="preserve">           MD5_BINARY(NULLIF(UPPER(TRIM(CAST('HUB_DOCUMENT|' || (nullif(trim(case when coalesce(nullif(trim(nullif(trim(to_varchar("INWARD_NUMBER")), '')),'')) is not null then 'INWARD:' || nullif(trim(nullif(trim(to_varchar("INWARD_NUMBER")), '')), '') end),'')) AS VARCHAR))), '')) as hkey</w:t>
+              <w:t xml:space="preserve">           nullif(trim(case when nullif(trim(nullif(trim(to_varchar("INWARD_NUMBER")), '')),'') is not null then 'INWARD:' || nullif(trim(nullif(trim(to_varchar("INWARD_NUMBER")), '')), '') end),'') as bk,</w:t>
+              <w:br/>
+              <w:t xml:space="preserve">           MD5_BINARY(NULLIF(UPPER(TRIM(CAST('HUB_DOCUMENT|' || (nullif(trim(case when nullif(trim(nullif(trim(to_varchar("INWARD_NUMBER")), '')),'') is not null then 'INWARD:' || nullif(trim(nullif(trim(to_varchar("INWARD_NUMBER")), '')), '') end),'')) AS VARCHAR))), '')) as hkey</w:t>
               <w:br/>
               <w:t xml:space="preserve">      from RAW.MAXIMUS_TRAVEL.NONHLTH_TRV_CLM_VW_DATA_CLAIM_DETAILS_CLAIM_ATTRIBUTE_PROPERTIES_PIVOT_VW</w:t>
               <w:br/>
@@ -7928,9 +7889,9 @@
               <w:br/>
               <w:t xml:space="preserve">    select 'NONHLTH_TRV_CLM_VW_DATA_CLAIM_DETAILS_CLAIM_COVER_MULTI_SET_DETAIL_PROPERTY_PIVOT_VW.INWARD_NUMBER (DOCUMENT_HKEY)' as src_branch,</w:t>
               <w:br/>
-              <w:t xml:space="preserve">           nullif(trim(case when coalesce(nullif(trim(nullif(trim(to_varchar("INWARD_NUMBER")), '')),'')) is not null then 'INWARD:' || nullif(trim(nullif(trim(to_varchar("INWARD_NUMBER")), '')), '') end),'') as bk,</w:t>
-              <w:br/>
-              <w:t xml:space="preserve">           MD5_BINARY(NULLIF(UPPER(TRIM(CAST('HUB_DOCUMENT|' || (nullif(trim(case when coalesce(nullif(trim(nullif(trim(to_varchar("INWARD_NUMBER")), '')),'')) is not null then 'INWARD:' || nullif(trim(nullif(trim(to_varchar("INWARD_NUMBER")), '')), '') end),'')) AS VARCHAR))), '')) as hkey</w:t>
+              <w:t xml:space="preserve">           nullif(trim(case when nullif(trim(nullif(trim(to_varchar("INWARD_NUMBER")), '')),'') is not null then 'INWARD:' || nullif(trim(nullif(trim(to_varchar("INWARD_NUMBER")), '')), '') end),'') as bk,</w:t>
+              <w:br/>
+              <w:t xml:space="preserve">           MD5_BINARY(NULLIF(UPPER(TRIM(CAST('HUB_DOCUMENT|' || (nullif(trim(case when nullif(trim(nullif(trim(to_varchar("INWARD_NUMBER")), '')),'') is not null then 'INWARD:' || nullif(trim(nullif(trim(to_varchar("INWARD_NUMBER")), '')), '') end),'')) AS VARCHAR))), '')) as hkey</w:t>
               <w:br/>
               <w:t xml:space="preserve">      from RAW.MAXIMUS_TRAVEL.NONHLTH_TRV_CLM_VW_DATA_CLAIM_DETAILS_CLAIM_COVER_MULTI_SET_DETAIL_PROPERTY_PIVOT_VW</w:t>
               <w:br/>
@@ -7940,9 +7901,9 @@
               <w:br/>
               <w:t xml:space="preserve">    select 'NONHLTH_TRV_CLM_VW_DATA_CLAIM_DETAILS_DOCUMENT_DETAILS.DOCUMENT_ID (DOCUMENT_HKEY)' as src_branch,</w:t>
               <w:br/>
-              <w:t xml:space="preserve">           nullif(trim(case when coalesce(nullif(trim(nullif(trim(to_varchar("DOCUMENT_ID")), '')),'')) is not null then 'DOC:' || nullif(trim(nullif(trim(to_varchar("DOCUMENT_ID")), '')), '') end),'') as bk,</w:t>
-              <w:br/>
-              <w:t xml:space="preserve">           MD5_BINARY(NULLIF(UPPER(TRIM(CAST('HUB_DOCUMENT|' || (nullif(trim(case when coalesce(nullif(trim(nullif(trim(to_varchar("DOCUMENT_ID")), '')),'')) is not null then 'DOC:' || nullif(trim(nullif(trim(to_varchar("DOCUMENT_ID")), '')), '') end),'')) AS VARCHAR))), '')) as hkey</w:t>
+              <w:t xml:space="preserve">           nullif(trim(case when nullif(trim(nullif(trim(to_varchar("DOCUMENT_ID")), '')),'') is not null then 'DOC:' || nullif(trim(nullif(trim(to_varchar("DOCUMENT_ID")), '')), '') end),'') as bk,</w:t>
+              <w:br/>
+              <w:t xml:space="preserve">           MD5_BINARY(NULLIF(UPPER(TRIM(CAST('HUB_DOCUMENT|' || (nullif(trim(case when nullif(trim(nullif(trim(to_varchar("DOCUMENT_ID")), '')),'') is not null then 'DOC:' || nullif(trim(nullif(trim(to_varchar("DOCUMENT_ID")), '')), '') end),'')) AS VARCHAR))), '')) as hkey</w:t>
               <w:br/>
               <w:t xml:space="preserve">      from RAW.MAXIMUS_TRAVEL.NONHLTH_TRV_CLM_VW_DATA_CLAIM_DETAILS_DOCUMENT_DETAILS</w:t>
               <w:br/>
@@ -7952,9 +7913,9 @@
               <w:br/>
               <w:t xml:space="preserve">    select 'NONHLTH_TRV_UWR_VW_DATA_POLICY_DETAILS_DOCUMENT_DETAILS.DOCUMENT_ID (DOCUMENT_HKEY)' as src_branch,</w:t>
               <w:br/>
-              <w:t xml:space="preserve">           nullif(trim(case when coalesce(nullif(trim(nullif(trim(to_varchar("DOCUMENT_ID")), '')),'')) is not null then 'DOC:' || nullif(trim(nullif(trim(to_varchar("DOCUMENT_ID")), '')), '') end),'') as bk,</w:t>
-              <w:br/>
-              <w:t xml:space="preserve">           MD5_BINARY(NULLIF(UPPER(TRIM(CAST('HUB_DOCUMENT|' || (nullif(trim(case when coalesce(nullif(trim(nullif(trim(to_varchar("DOCUMENT_ID")), '')),'')) is not null then 'DOC:' || nullif(trim(nullif(trim(to_varchar("DOCUMENT_ID")), '')), '') end),'')) AS VARCHAR))), '')) as hkey</w:t>
+              <w:t xml:space="preserve">           nullif(trim(case when nullif(trim(nullif(trim(to_varchar("DOCUMENT_ID")), '')),'') is not null then 'DOC:' || nullif(trim(nullif(trim(to_varchar("DOCUMENT_ID")), '')), '') end),'') as bk,</w:t>
+              <w:br/>
+              <w:t xml:space="preserve">           MD5_BINARY(NULLIF(UPPER(TRIM(CAST('HUB_DOCUMENT|' || (nullif(trim(case when nullif(trim(nullif(trim(to_varchar("DOCUMENT_ID")), '')),'') is not null then 'DOC:' || nullif(trim(nullif(trim(to_varchar("DOCUMENT_ID")), '')), '') end),'')) AS VARCHAR))), '')) as hkey</w:t>
               <w:br/>
               <w:t xml:space="preserve">      from RAW.MAXIMUS_TRAVEL.NONHLTH_TRV_UWR_VW_DATA_POLICY_DETAILS_DOCUMENT_DETAILS</w:t>
               <w:br/>
@@ -7964,9 +7925,9 @@
               <w:br/>
               <w:t xml:space="preserve">    select 'NONHLTH_TRV_UWR_VW_DATA_POLICY_DETAILS_INSURED_DETAILS_DOCUMENT_DETAILS.DOCUMENT_ID (DOCUMENT_HKEY)' as src_branch,</w:t>
               <w:br/>
-              <w:t xml:space="preserve">           nullif(trim(case when coalesce(nullif(trim(nullif(trim(to_varchar("DOCUMENT_ID")), '')),'')) is not null then 'DOC:' || nullif(trim(nullif(trim(to_varchar("DOCUMENT_ID")), '')), '') end),'') as bk,</w:t>
-              <w:br/>
-              <w:t xml:space="preserve">           MD5_BINARY(NULLIF(UPPER(TRIM(CAST('HUB_DOCUMENT|' || (nullif(trim(case when coalesce(nullif(trim(nullif(trim(to_varchar("DOCUMENT_ID")), '')),'')) is not null then 'DOC:' || nullif(trim(nullif(trim(to_varchar("DOCUMENT_ID")), '')), '') end),'')) AS VARCHAR))), '')) as hkey</w:t>
+              <w:t xml:space="preserve">           nullif(trim(case when nullif(trim(nullif(trim(to_varchar("DOCUMENT_ID")), '')),'') is not null then 'DOC:' || nullif(trim(nullif(trim(to_varchar("DOCUMENT_ID")), '')), '') end),'') as bk,</w:t>
+              <w:br/>
+              <w:t xml:space="preserve">           MD5_BINARY(NULLIF(UPPER(TRIM(CAST('HUB_DOCUMENT|' || (nullif(trim(case when nullif(trim(nullif(trim(to_varchar("DOCUMENT_ID")), '')),'') is not null then 'DOC:' || nullif(trim(nullif(trim(to_varchar("DOCUMENT_ID")), '')), '') end),'')) AS VARCHAR))), '')) as hkey</w:t>
               <w:br/>
               <w:t xml:space="preserve">      from RAW.MAXIMUS_TRAVEL.NONHLTH_TRV_UWR_VW_DATA_POLICY_DETAILS_INSURED_DETAILS_DOCUMENT_DETAILS</w:t>
               <w:br/>
@@ -7976,9 +7937,9 @@
               <w:br/>
               <w:t xml:space="preserve">    select 'NONHLTH_TRV_UWR_VW_DATA_POLICY_DETAILS_INSURED_DETAILS_MEMBER_DETAILS_DOCUMENT_DETAIL.DOCUMENT_ID (DOCUMENT_HKEY)' as src_branch,</w:t>
               <w:br/>
-              <w:t xml:space="preserve">           nullif(trim(case when coalesce(nullif(trim(nullif(trim(to_varchar("DOCUMENT_ID")), '')),'')) is not null then 'DOC:' || nullif(trim(nullif(trim(to_varchar("DOCUMENT_ID")), '')), '') end),'') as bk,</w:t>
-              <w:br/>
-              <w:t xml:space="preserve">           MD5_BINARY(NULLIF(UPPER(TRIM(CAST('HUB_DOCUMENT|' || (nullif(trim(case when coalesce(nullif(trim(nullif(trim(to_varchar("DOCUMENT_ID")), '')),'')) is not null then 'DOC:' || nullif(trim(nullif(trim(to_varchar("DOCUMENT_ID")), '')), '') end),'')) AS VARCHAR))), '')) as hkey</w:t>
+              <w:t xml:space="preserve">           nullif(trim(case when nullif(trim(nullif(trim(to_varchar("DOCUMENT_ID")), '')),'') is not null then 'DOC:' || nullif(trim(nullif(trim(to_varchar("DOCUMENT_ID")), '')), '') end),'') as bk,</w:t>
+              <w:br/>
+              <w:t xml:space="preserve">           MD5_BINARY(NULLIF(UPPER(TRIM(CAST('HUB_DOCUMENT|' || (nullif(trim(case when nullif(trim(nullif(trim(to_varchar("DOCUMENT_ID")), '')),'') is not null then 'DOC:' || nullif(trim(nullif(trim(to_varchar("DOCUMENT_ID")), '')), '') end),'')) AS VARCHAR))), '')) as hkey</w:t>
               <w:br/>
               <w:t xml:space="preserve">      from RAW.MAXIMUS_TRAVEL.NONHLTH_TRV_UWR_VW_DATA_POLICY_DETAILS_INSURED_DETAILS_MEMBER_DETAILS_DOCUMENT_DETAIL</w:t>
               <w:br/>
@@ -7988,9 +7949,9 @@
               <w:br/>
               <w:t xml:space="preserve">    select 'NONHLTH_TRV_UWR_VW_DATA_POLICY_DETAILS_POLICY_PROPERTY_SIMPLE_PROPERTY_PIVOT_VW.COI_NUMBER (DOCUMENT_HKEY)' as src_branch,</w:t>
               <w:br/>
-              <w:t xml:space="preserve">           nullif(trim(case when coalesce(nullif(trim(nullif(trim(to_varchar("COI_NUMBER")), '')),'')) is not null then 'COI:' || nullif(trim(nullif(trim(to_varchar("COI_NUMBER")), '')), '') end),'') as bk,</w:t>
-              <w:br/>
-              <w:t xml:space="preserve">           MD5_BINARY(NULLIF(UPPER(TRIM(CAST('HUB_DOCUMENT|' || (nullif(trim(case when coalesce(nullif(trim(nullif(trim(to_varchar("COI_NUMBER")), '')),'')) is not null then 'COI:' || nullif(trim(nullif(trim(to_varchar("COI_NUMBER")), '')), '') end),'')) AS VARCHAR))), '')) as hkey</w:t>
+              <w:t xml:space="preserve">           nullif(trim(case when nullif(trim(nullif(trim(to_varchar("COI_NUMBER")), '')),'') is not null then 'COI:' || nullif(trim(nullif(trim(to_varchar("COI_NUMBER")), '')), '') end),'') as bk,</w:t>
+              <w:br/>
+              <w:t xml:space="preserve">           MD5_BINARY(NULLIF(UPPER(TRIM(CAST('HUB_DOCUMENT|' || (nullif(trim(case when nullif(trim(nullif(trim(to_varchar("COI_NUMBER")), '')),'') is not null then 'COI:' || nullif(trim(nullif(trim(to_varchar("COI_NUMBER")), '')), '') end),'')) AS VARCHAR))), '')) as hkey</w:t>
               <w:br/>
               <w:t xml:space="preserve">      from RAW.MAXIMUS_TRAVEL.NONHLTH_TRV_UWR_VW_DATA_POLICY_DETAILS_POLICY_PROPERTY_SIMPLE_PROPERTY_PIVOT_VW</w:t>
               <w:br/>
@@ -8000,9 +7961,9 @@
               <w:br/>
               <w:t xml:space="preserve">    select 'NONHLTH_TRV_UWR_VW_DATA_POLICY_DETAILS_POLICY_PROPERTY_SIMPLE_PROPERTY_PIVOT_VW.OLD_COI_NUMBER (DOCUMENT_HKEY__PREVIOUS_CERTIFICATE)' as src_branch,</w:t>
               <w:br/>
-              <w:t xml:space="preserve">           nullif(trim(case when coalesce(nullif(trim(nullif(trim(to_varchar("OLD_COI_NUMBER")), '')),'')) is not null then 'COI:' || nullif(trim(nullif(trim(to_varchar("OLD_COI_NUMBER")), '')), '') end),'') as bk,</w:t>
-              <w:br/>
-              <w:t xml:space="preserve">           MD5_BINARY(NULLIF(UPPER(TRIM(CAST('HUB_DOCUMENT|' || (nullif(trim(case when coalesce(nullif(trim(nullif(trim(to_varchar("OLD_COI_NUMBER")), '')),'')) is not null then 'COI:' || nullif(trim(nullif(trim(to_varchar("OLD_COI_NUMBER")), '')), '') end),'')) AS VARCHAR))), '')) as hkey</w:t>
+              <w:t xml:space="preserve">           nullif(trim(case when nullif(trim(nullif(trim(to_varchar("OLD_COI_NUMBER")), '')),'') is not null then 'COI:' || nullif(trim(nullif(trim(to_varchar("OLD_COI_NUMBER")), '')), '') end),'') as bk,</w:t>
+              <w:br/>
+              <w:t xml:space="preserve">           MD5_BINARY(NULLIF(UPPER(TRIM(CAST('HUB_DOCUMENT|' || (nullif(trim(case when nullif(trim(nullif(trim(to_varchar("OLD_COI_NUMBER")), '')),'') is not null then 'COI:' || nullif(trim(nullif(trim(to_varchar("OLD_COI_NUMBER")), '')), '') end),'')) AS VARCHAR))), '')) as hkey</w:t>
               <w:br/>
               <w:t xml:space="preserve">      from RAW.MAXIMUS_TRAVEL.NONHLTH_TRV_UWR_VW_DATA_POLICY_DETAILS_POLICY_PROPERTY_SIMPLE_PROPERTY_PIVOT_VW</w:t>
               <w:br/>
@@ -8012,9 +7973,9 @@
               <w:br/>
               <w:t xml:space="preserve">    select 'NONHLTH_TRV_UWR_VW_DATA_POLICY_DETAILS_PROPOSER_DETAILS_DOCUMENT_DETAIL.DOCUMENT_ID (DOCUMENT_HKEY)' as src_branch,</w:t>
               <w:br/>
-              <w:t xml:space="preserve">           nullif(trim(case when coalesce(nullif(trim(nullif(trim(to_varchar("DOCUMENT_ID")), '')),'')) is not null then 'DOC:' || nullif(trim(nullif(trim(to_varchar("DOCUMENT_ID")), '')), '') end),'') as bk,</w:t>
-              <w:br/>
-              <w:t xml:space="preserve">           MD5_BINARY(NULLIF(UPPER(TRIM(CAST('HUB_DOCUMENT|' || (nullif(trim(case when coalesce(nullif(trim(nullif(trim(to_varchar("DOCUMENT_ID")), '')),'')) is not null then 'DOC:' || nullif(trim(nullif(trim(to_varchar("DOCUMENT_ID")), '')), '') end),'')) AS VARCHAR))), '')) as hkey</w:t>
+              <w:t xml:space="preserve">           nullif(trim(case when nullif(trim(nullif(trim(to_varchar("DOCUMENT_ID")), '')),'') is not null then 'DOC:' || nullif(trim(nullif(trim(to_varchar("DOCUMENT_ID")), '')), '') end),'') as bk,</w:t>
+              <w:br/>
+              <w:t xml:space="preserve">           MD5_BINARY(NULLIF(UPPER(TRIM(CAST('HUB_DOCUMENT|' || (nullif(trim(case when nullif(trim(nullif(trim(to_varchar("DOCUMENT_ID")), '')),'') is not null then 'DOC:' || nullif(trim(nullif(trim(to_varchar("DOCUMENT_ID")), '')), '') end),'')) AS VARCHAR))), '')) as hkey</w:t>
               <w:br/>
               <w:t xml:space="preserve">      from RAW.MAXIMUS_TRAVEL.NONHLTH_TRV_UWR_VW_DATA_POLICY_DETAILS_PROPOSER_DETAILS_DOCUMENT_DETAIL</w:t>
               <w:br/>
@@ -8024,9 +7985,9 @@
               <w:br/>
               <w:t xml:space="preserve">    select 'NONHLTH_TRV_UWR_VW_DATA_QUOTE_PARAM_DETAILS.DOCUMENT_ID (DOCUMENT_HKEY)' as src_branch,</w:t>
               <w:br/>
-              <w:t xml:space="preserve">           nullif(trim(case when coalesce(nullif(trim(nullif(trim(to_varchar("DOCUMENT_ID")), '')),'')) is not null then 'DOC:' || nullif(trim(nullif(trim(to_varchar("DOCUMENT_ID")), '')), '') end),'') as bk,</w:t>
-              <w:br/>
-              <w:t xml:space="preserve">           MD5_BINARY(NULLIF(UPPER(TRIM(CAST('HUB_DOCUMENT|' || (nullif(trim(case when coalesce(nullif(trim(nullif(trim(to_varchar("DOCUMENT_ID")), '')),'')) is not null then 'DOC:' || nullif(trim(nullif(trim(to_varchar("DOCUMENT_ID")), '')), '') end),'')) AS VARCHAR))), '')) as hkey</w:t>
+              <w:t xml:space="preserve">           nullif(trim(case when nullif(trim(nullif(trim(to_varchar("DOCUMENT_ID")), '')),'') is not null then 'DOC:' || nullif(trim(nullif(trim(to_varchar("DOCUMENT_ID")), '')), '') end),'') as bk,</w:t>
+              <w:br/>
+              <w:t xml:space="preserve">           MD5_BINARY(NULLIF(UPPER(TRIM(CAST('HUB_DOCUMENT|' || (nullif(trim(case when nullif(trim(nullif(trim(to_varchar("DOCUMENT_ID")), '')),'') is not null then 'DOC:' || nullif(trim(nullif(trim(to_varchar("DOCUMENT_ID")), '')), '') end),'')) AS VARCHAR))), '')) as hkey</w:t>
               <w:br/>
               <w:t xml:space="preserve">      from RAW.MAXIMUS_TRAVEL.NONHLTH_TRV_UWR_VW_DATA_QUOTE_PARAM_DETAILS</w:t>
               <w:br/>
@@ -8036,9 +7997,9 @@
               <w:br/>
               <w:t xml:space="preserve">    select 'NONHLTH_TRV_UWR_VW_DATA_QUOTE_PARAM_DETAILS_POLICY_PROPERTY_RULE_LIST_PIVOT_VW.COI_NUMBER (DOCUMENT_HKEY)' as src_branch,</w:t>
               <w:br/>
-              <w:t xml:space="preserve">           nullif(trim(case when coalesce(nullif(trim(nullif(trim(to_varchar("COI_NUMBER")), '')),'')) is not null then 'COI:' || nullif(trim(nullif(trim(to_varchar("COI_NUMBER")), '')), '') end),'') as bk,</w:t>
-              <w:br/>
-              <w:t xml:space="preserve">           MD5_BINARY(NULLIF(UPPER(TRIM(CAST('HUB_DOCUMENT|' || (nullif(trim(case when coalesce(nullif(trim(nullif(trim(to_varchar("COI_NUMBER")), '')),'')) is not null then 'COI:' || nullif(trim(nullif(trim(to_varchar("COI_NUMBER")), '')), '') end),'')) AS VARCHAR))), '')) as hkey</w:t>
+              <w:t xml:space="preserve">           nullif(trim(case when nullif(trim(nullif(trim(to_varchar("COI_NUMBER")), '')),'') is not null then 'COI:' || nullif(trim(nullif(trim(to_varchar("COI_NUMBER")), '')), '') end),'') as bk,</w:t>
+              <w:br/>
+              <w:t xml:space="preserve">           MD5_BINARY(NULLIF(UPPER(TRIM(CAST('HUB_DOCUMENT|' || (nullif(trim(case when nullif(trim(nullif(trim(to_varchar("COI_NUMBER")), '')),'') is not null then 'COI:' || nullif(trim(nullif(trim(to_varchar("COI_NUMBER")), '')), '') end),'')) AS VARCHAR))), '')) as hkey</w:t>
               <w:br/>
               <w:t xml:space="preserve">      from RAW.MAXIMUS_TRAVEL.NONHLTH_TRV_UWR_VW_DATA_QUOTE_PARAM_DETAILS_POLICY_PROPERTY_RULE_LIST_PIVOT_VW</w:t>
               <w:br/>
@@ -8048,9 +8009,9 @@
               <w:br/>
               <w:t xml:space="preserve">    select 'NONHLTH_TRV_UWR_VW_DATA_QUOTE_PARAM_DETAILS_POLICY_PROPERTY_RULE_LIST_PIVOT_VW.OLD_COI_NUMBER (DOCUMENT_HKEY__PREVIOUS_CERTIFICATE)' as src_branch,</w:t>
               <w:br/>
-              <w:t xml:space="preserve">           nullif(trim(case when coalesce(nullif(trim(nullif(trim(to_varchar("OLD_COI_NUMBER")), '')),'')) is not null then 'COI:' || nullif(trim(nullif(trim(to_varchar("OLD_COI_NUMBER")), '')), '') end),'') as bk,</w:t>
-              <w:br/>
-              <w:t xml:space="preserve">           MD5_BINARY(NULLIF(UPPER(TRIM(CAST('HUB_DOCUMENT|' || (nullif(trim(case when coalesce(nullif(trim(nullif(trim(to_varchar("OLD_COI_NUMBER")), '')),'')) is not null then 'COI:' || nullif(trim(nullif(trim(to_varchar("OLD_COI_NUMBER")), '')), '') end),'')) AS VARCHAR))), '')) as hkey</w:t>
+              <w:t xml:space="preserve">           nullif(trim(case when nullif(trim(nullif(trim(to_varchar("OLD_COI_NUMBER")), '')),'') is not null then 'COI:' || nullif(trim(nullif(trim(to_varchar("OLD_COI_NUMBER")), '')), '') end),'') as bk,</w:t>
+              <w:br/>
+              <w:t xml:space="preserve">           MD5_BINARY(NULLIF(UPPER(TRIM(CAST('HUB_DOCUMENT|' || (nullif(trim(case when nullif(trim(nullif(trim(to_varchar("OLD_COI_NUMBER")), '')),'') is not null then 'COI:' || nullif(trim(nullif(trim(to_varchar("OLD_COI_NUMBER")), '')), '') end),'')) AS VARCHAR))), '')) as hkey</w:t>
               <w:br/>
               <w:t xml:space="preserve">      from RAW.MAXIMUS_TRAVEL.NONHLTH_TRV_UWR_VW_DATA_QUOTE_PARAM_DETAILS_POLICY_PROPERTY_RULE_LIST_PIVOT_VW</w:t>
               <w:br/>
@@ -8060,9 +8021,9 @@
               <w:br/>
               <w:t xml:space="preserve">    select 'NONHLTH_TRV_UWR_VW_DATA_QUOTE_PARAM_DETAILS_RISK_LIST.DOCUMENT_ID (DOCUMENT_HKEY)' as src_branch,</w:t>
               <w:br/>
-              <w:t xml:space="preserve">           nullif(trim(case when coalesce(nullif(trim(nullif(trim(to_varchar("DOCUMENT_ID")), '')),'')) is not null then 'DOC:' || nullif(trim(nullif(trim(to_varchar("DOCUMENT_ID")), '')), '') end),'') as bk,</w:t>
-              <w:br/>
-              <w:t xml:space="preserve">           MD5_BINARY(NULLIF(UPPER(TRIM(CAST('HUB_DOCUMENT|' || (nullif(trim(case when coalesce(nullif(trim(nullif(trim(to_varchar("DOCUMENT_ID")), '')),'')) is not null then 'DOC:' || nullif(trim(nullif(trim(to_varchar("DOCUMENT_ID")), '')), '') end),'')) AS VARCHAR))), '')) as hkey</w:t>
+              <w:t xml:space="preserve">           nullif(trim(case when nullif(trim(nullif(trim(to_varchar("DOCUMENT_ID")), '')),'') is not null then 'DOC:' || nullif(trim(nullif(trim(to_varchar("DOCUMENT_ID")), '')), '') end),'') as bk,</w:t>
+              <w:br/>
+              <w:t xml:space="preserve">           MD5_BINARY(NULLIF(UPPER(TRIM(CAST('HUB_DOCUMENT|' || (nullif(trim(case when nullif(trim(nullif(trim(to_varchar("DOCUMENT_ID")), '')),'') is not null then 'DOC:' || nullif(trim(nullif(trim(to_varchar("DOCUMENT_ID")), '')), '') end),'')) AS VARCHAR))), '')) as hkey</w:t>
               <w:br/>
               <w:t xml:space="preserve">      from RAW.MAXIMUS_TRAVEL.NONHLTH_TRV_UWR_VW_DATA_QUOTE_PARAM_DETAILS_RISK_LIST</w:t>
               <w:br/>
@@ -8144,9 +8105,6 @@
       </w:pPr>
       <w:r>
         <w:t xml:space="preserve">14. MAXIMUS — HUB_LOSS_EVENT</w:t>
-      </w:r>
-      <w:r>
-        <w:t xml:space="preserve">  [M2]</w:t>
       </w:r>
     </w:p>
     <w:tbl>
@@ -8472,9 +8430,6 @@
       <w:r>
         <w:t xml:space="preserve">15. MAXIMUS — HUB_PAYMENT_INSTRUMENT</w:t>
       </w:r>
-      <w:r>
-        <w:t xml:space="preserve">  [M2]</w:t>
-      </w:r>
     </w:p>
     <w:tbl>
       <w:tblPr>
@@ -8702,9 +8657,9 @@
               <w:br/>
               <w:t xml:space="preserve">    select 'NONHLTH_TRV_CLM_VW_DATA_CLAIM_DETAILS_CLAIM_PAYMENT_PAYMENTPROPERTY_PIVOT_VW.ACCOUNT_NUMBER (PAYMENT_INSTRUMENT_HKEY__PAYEE_BANK_ACCOUNT)' as src_branch,</w:t>
               <w:br/>
-              <w:t xml:space="preserve">           nullif(trim(case when coalesce(nullif(trim(nullif(trim(to_varchar("ACCOUNT_NUMBER")), '')),'')) is not null then 'ACCT:' || nullif(trim(nullif(trim(to_varchar("ACCOUNT_NUMBER")), '')), '') end),'') as bk,</w:t>
-              <w:br/>
-              <w:t xml:space="preserve">           MD5_BINARY(NULLIF(UPPER(TRIM(CAST('HUB_PAYMENT_INSTRUMENT|' || (nullif(trim(case when coalesce(nullif(trim(nullif(trim(to_varchar("ACCOUNT_NUMBER")), '')),'')) is not null then 'ACCT:' || nullif(trim(nullif(trim(to_varchar("ACCOUNT_NUMBER")), '')), '') end),'')) AS VARCHAR))), '')) as hkey</w:t>
+              <w:t xml:space="preserve">           nullif(trim(case when nullif(trim(nullif(trim(to_varchar("ACCOUNT_NUMBER")), '')),'') is not null then 'ACCT:' || nullif(trim(nullif(trim(to_varchar("ACCOUNT_NUMBER")), '')), '') end),'') as bk,</w:t>
+              <w:br/>
+              <w:t xml:space="preserve">           MD5_BINARY(NULLIF(UPPER(TRIM(CAST('HUB_PAYMENT_INSTRUMENT|' || (nullif(trim(case when nullif(trim(nullif(trim(to_varchar("ACCOUNT_NUMBER")), '')),'') is not null then 'ACCT:' || nullif(trim(nullif(trim(to_varchar("ACCOUNT_NUMBER")), '')), '') end),'')) AS VARCHAR))), '')) as hkey</w:t>
               <w:br/>
               <w:t xml:space="preserve">      from RAW.MAXIMUS_TRAVEL.NONHLTH_TRV_CLM_VW_DATA_CLAIM_DETAILS_CLAIM_PAYMENT_PAYMENTPROPERTY_PIVOT_VW</w:t>
               <w:br/>
@@ -8714,9 +8669,9 @@
               <w:br/>
               <w:t xml:space="preserve">    select 'NONHLTH_TRV_UWR_VW_DATA_POLICY_DETAILS_POLICY_PAYMENT_INFORMATION.CHEQUE_NUMBER (PAYMENT_INSTRUMENT_HKEY)' as src_branch,</w:t>
               <w:br/>
-              <w:t xml:space="preserve">           nullif(trim(case when coalesce(nullif(trim(nullif(trim(to_varchar("CHEQUE_NUMBER")), '')),'')) is not null then 'CHEQUE:' || nullif(trim(nullif(trim(to_varchar("CHEQUE_NUMBER")), '')), '') end),'') as bk,</w:t>
-              <w:br/>
-              <w:t xml:space="preserve">           MD5_BINARY(NULLIF(UPPER(TRIM(CAST('HUB_PAYMENT_INSTRUMENT|' || (nullif(trim(case when coalesce(nullif(trim(nullif(trim(to_varchar("CHEQUE_NUMBER")), '')),'')) is not null then 'CHEQUE:' || nullif(trim(nullif(trim(to_varchar("CHEQUE_NUMBER")), '')), '') end),'')) AS VARCHAR))), '')) as hkey</w:t>
+              <w:t xml:space="preserve">           nullif(trim(case when nullif(trim(nullif(trim(to_varchar("CHEQUE_NUMBER")), '')),'') is not null then 'CHEQUE:' || nullif(trim(nullif(trim(to_varchar("CHEQUE_NUMBER")), '')), '') end),'') as bk,</w:t>
+              <w:br/>
+              <w:t xml:space="preserve">           MD5_BINARY(NULLIF(UPPER(TRIM(CAST('HUB_PAYMENT_INSTRUMENT|' || (nullif(trim(case when nullif(trim(nullif(trim(to_varchar("CHEQUE_NUMBER")), '')),'') is not null then 'CHEQUE:' || nullif(trim(nullif(trim(to_varchar("CHEQUE_NUMBER")), '')), '') end),'')) AS VARCHAR))), '')) as hkey</w:t>
               <w:br/>
               <w:t xml:space="preserve">      from RAW.MAXIMUS_TRAVEL.NONHLTH_TRV_UWR_VW_DATA_POLICY_DETAILS_POLICY_PAYMENT_INFORMATION</w:t>
               <w:br/>
@@ -8798,9 +8753,6 @@
       </w:pPr>
       <w:r>
         <w:t xml:space="preserve">16. OPUS — HUB_PARTY</w:t>
-      </w:r>
-      <w:r>
-        <w:t xml:space="preserve">  [M2]</w:t>
       </w:r>
     </w:p>
     <w:tbl>
@@ -9174,9 +9126,6 @@
       <w:r>
         <w:t xml:space="preserve">17. OPUS — HUB_POLICY</w:t>
       </w:r>
-      <w:r>
-        <w:t xml:space="preserve">  [M2]</w:t>
-      </w:r>
     </w:p>
     <w:tbl>
       <w:tblPr>
@@ -9525,9 +9474,6 @@
       <w:r>
         <w:t xml:space="preserve">18. OPUS — HUB_PRODUCT</w:t>
       </w:r>
-      <w:r>
-        <w:t xml:space="preserve">  [M2]</w:t>
-      </w:r>
     </w:p>
     <w:tbl>
       <w:tblPr>
@@ -9948,9 +9894,6 @@
       <w:r>
         <w:t xml:space="preserve">19. OPUS — HUB_COVERAGE</w:t>
       </w:r>
-      <w:r>
-        <w:t xml:space="preserve">  [M2]</w:t>
-      </w:r>
     </w:p>
     <w:tbl>
       <w:tblPr>
@@ -10491,9 +10434,6 @@
       <w:r>
         <w:t xml:space="preserve">20. OPUS — HUB_LOCATION</w:t>
       </w:r>
-      <w:r>
-        <w:t xml:space="preserve">  [M2]</w:t>
-      </w:r>
     </w:p>
     <w:tbl>
       <w:tblPr>
@@ -10842,9 +10782,6 @@
       <w:r>
         <w:t xml:space="preserve">21. OPUS — HUB_ORG_UNIT</w:t>
       </w:r>
-      <w:r>
-        <w:t xml:space="preserve">  [M3]</w:t>
-      </w:r>
     </w:p>
     <w:tbl>
       <w:tblPr>
@@ -11205,9 +11142,6 @@
       <w:r>
         <w:t xml:space="preserve">22. OPUS — HUB_DISTRIBUTION_CHANNEL</w:t>
       </w:r>
-      <w:r>
-        <w:t xml:space="preserve">  [M3]</w:t>
-      </w:r>
     </w:p>
     <w:tbl>
       <w:tblPr>
@@ -11664,9 +11598,6 @@
       <w:r>
         <w:t xml:space="preserve">23. OPUS — HUB_FINANCIAL_ACCOUNT</w:t>
       </w:r>
-      <w:r>
-        <w:t xml:space="preserve">  [M3]</w:t>
-      </w:r>
     </w:p>
     <w:tbl>
       <w:tblPr>
@@ -11979,9 +11910,6 @@
       <w:r>
         <w:t xml:space="preserve">24. OPUS — HUB_FINANCIAL_TRANSACTION</w:t>
       </w:r>
-      <w:r>
-        <w:t xml:space="preserve">  [M3]</w:t>
-      </w:r>
     </w:p>
     <w:tbl>
       <w:tblPr>
@@ -12318,9 +12246,6 @@
       <w:r>
         <w:t xml:space="preserve">25. OPUS — HUB_AGREEMENT</w:t>
       </w:r>
-      <w:r>
-        <w:t xml:space="preserve">  [M3]</w:t>
-      </w:r>
     </w:p>
     <w:tbl>
       <w:tblPr>
@@ -12681,9 +12606,6 @@
       <w:r>
         <w:t xml:space="preserve">26. OPUS — HUB_ASSESSMENT</w:t>
       </w:r>
-      <w:r>
-        <w:t xml:space="preserve">  [M3]</w:t>
-      </w:r>
     </w:p>
     <w:tbl>
       <w:tblPr>
@@ -13008,9 +12930,6 @@
       <w:r>
         <w:t xml:space="preserve">27. OPUS — HUB_PROPOSAL</w:t>
       </w:r>
-      <w:r>
-        <w:t xml:space="preserve">  [M3]</w:t>
-      </w:r>
     </w:p>
     <w:tbl>
       <w:tblPr>
@@ -13335,9 +13254,6 @@
       <w:r>
         <w:t xml:space="preserve">28. OPUS — HUB_QUOTE</w:t>
       </w:r>
-      <w:r>
-        <w:t xml:space="preserve">  [M3]</w:t>
-      </w:r>
     </w:p>
     <w:tbl>
       <w:tblPr>
@@ -13649,9 +13565,6 @@
       </w:pPr>
       <w:r>
         <w:t xml:space="preserve">29. OPUS — HUB_RISK_OBJECT</w:t>
-      </w:r>
-      <w:r>
-        <w:t xml:space="preserve">  [M3]</w:t>
       </w:r>
     </w:p>
     <w:tbl>

--- a/BGIL_DBT/validation/travel/DM-K/DM-K1.docx
+++ b/BGIL_DBT/validation/travel/DM-K/DM-K1.docx
@@ -500,7 +500,7 @@
           </w:tcPr>
           <w:p>
             <w:r>
-              <w:t xml:space="preserve">HUB_PARTY</w:t>
+              <w:t xml:space="preserve">HUB_PARTY  [M1]</w:t>
             </w:r>
           </w:p>
         </w:tc>
@@ -558,7 +558,7 @@
           </w:tcPr>
           <w:p>
             <w:r>
-              <w:t xml:space="preserve">HUB_POLICY</w:t>
+              <w:t xml:space="preserve">HUB_POLICY  [M1]</w:t>
             </w:r>
           </w:p>
         </w:tc>
@@ -616,7 +616,7 @@
           </w:tcPr>
           <w:p>
             <w:r>
-              <w:t xml:space="preserve">HUB_PRODUCT</w:t>
+              <w:t xml:space="preserve">HUB_PRODUCT  [M1]</w:t>
             </w:r>
           </w:p>
         </w:tc>
@@ -674,7 +674,7 @@
           </w:tcPr>
           <w:p>
             <w:r>
-              <w:t xml:space="preserve">HUB_COVERAGE</w:t>
+              <w:t xml:space="preserve">HUB_COVERAGE  [M1]</w:t>
             </w:r>
           </w:p>
         </w:tc>
@@ -732,7 +732,7 @@
           </w:tcPr>
           <w:p>
             <w:r>
-              <w:t xml:space="preserve">HUB_LOCATION</w:t>
+              <w:t xml:space="preserve">HUB_LOCATION  [M1]</w:t>
             </w:r>
           </w:p>
         </w:tc>
@@ -790,7 +790,7 @@
           </w:tcPr>
           <w:p>
             <w:r>
-              <w:t xml:space="preserve">HUB_ORG_UNIT</w:t>
+              <w:t xml:space="preserve">HUB_ORG_UNIT  [M1]</w:t>
             </w:r>
           </w:p>
         </w:tc>
@@ -848,7 +848,7 @@
           </w:tcPr>
           <w:p>
             <w:r>
-              <w:t xml:space="preserve">HUB_DISTRIBUTION_CHANNEL</w:t>
+              <w:t xml:space="preserve">HUB_DISTRIBUTION_CHANNEL  [M1]</w:t>
             </w:r>
           </w:p>
         </w:tc>
@@ -906,7 +906,7 @@
           </w:tcPr>
           <w:p>
             <w:r>
-              <w:t xml:space="preserve">HUB_FINANCIAL_TRANSACTION</w:t>
+              <w:t xml:space="preserve">HUB_FINANCIAL_TRANSACTION  [M1]</w:t>
             </w:r>
           </w:p>
         </w:tc>
@@ -964,7 +964,7 @@
           </w:tcPr>
           <w:p>
             <w:r>
-              <w:t xml:space="preserve">HUB_ASSESSMENT</w:t>
+              <w:t xml:space="preserve">HUB_ASSESSMENT  [M1]</w:t>
             </w:r>
           </w:p>
         </w:tc>
@@ -1022,7 +1022,7 @@
           </w:tcPr>
           <w:p>
             <w:r>
-              <w:t xml:space="preserve">HUB_QUOTE</w:t>
+              <w:t xml:space="preserve">HUB_QUOTE  [M1]</w:t>
             </w:r>
           </w:p>
         </w:tc>
@@ -1080,7 +1080,7 @@
           </w:tcPr>
           <w:p>
             <w:r>
-              <w:t xml:space="preserve">HUB_RISK_OBJECT</w:t>
+              <w:t xml:space="preserve">HUB_RISK_OBJECT  [M2]</w:t>
             </w:r>
           </w:p>
         </w:tc>
@@ -1138,7 +1138,7 @@
           </w:tcPr>
           <w:p>
             <w:r>
-              <w:t xml:space="preserve">HUB_CLAIM</w:t>
+              <w:t xml:space="preserve">HUB_CLAIM  [M2]</w:t>
             </w:r>
           </w:p>
         </w:tc>
@@ -1196,7 +1196,7 @@
           </w:tcPr>
           <w:p>
             <w:r>
-              <w:t xml:space="preserve">HUB_DOCUMENT</w:t>
+              <w:t xml:space="preserve">HUB_DOCUMENT  [M2]</w:t>
             </w:r>
           </w:p>
         </w:tc>
@@ -1254,7 +1254,7 @@
           </w:tcPr>
           <w:p>
             <w:r>
-              <w:t xml:space="preserve">HUB_LOSS_EVENT</w:t>
+              <w:t xml:space="preserve">HUB_LOSS_EVENT  [M2]</w:t>
             </w:r>
           </w:p>
         </w:tc>
@@ -1312,7 +1312,7 @@
           </w:tcPr>
           <w:p>
             <w:r>
-              <w:t xml:space="preserve">HUB_PAYMENT_INSTRUMENT</w:t>
+              <w:t xml:space="preserve">HUB_PAYMENT_INSTRUMENT  [M2]</w:t>
             </w:r>
           </w:p>
         </w:tc>
@@ -1370,7 +1370,7 @@
           </w:tcPr>
           <w:p>
             <w:r>
-              <w:t xml:space="preserve">HUB_PARTY</w:t>
+              <w:t xml:space="preserve">HUB_PARTY  [M2]</w:t>
             </w:r>
           </w:p>
         </w:tc>
@@ -1428,7 +1428,7 @@
           </w:tcPr>
           <w:p>
             <w:r>
-              <w:t xml:space="preserve">HUB_POLICY</w:t>
+              <w:t xml:space="preserve">HUB_POLICY  [M2]</w:t>
             </w:r>
           </w:p>
         </w:tc>
@@ -1486,7 +1486,7 @@
           </w:tcPr>
           <w:p>
             <w:r>
-              <w:t xml:space="preserve">HUB_PRODUCT</w:t>
+              <w:t xml:space="preserve">HUB_PRODUCT  [M2]</w:t>
             </w:r>
           </w:p>
         </w:tc>
@@ -1544,7 +1544,7 @@
           </w:tcPr>
           <w:p>
             <w:r>
-              <w:t xml:space="preserve">HUB_COVERAGE</w:t>
+              <w:t xml:space="preserve">HUB_COVERAGE  [M2]</w:t>
             </w:r>
           </w:p>
         </w:tc>
@@ -1602,7 +1602,7 @@
           </w:tcPr>
           <w:p>
             <w:r>
-              <w:t xml:space="preserve">HUB_LOCATION</w:t>
+              <w:t xml:space="preserve">HUB_LOCATION  [M2]</w:t>
             </w:r>
           </w:p>
         </w:tc>
@@ -1660,7 +1660,7 @@
           </w:tcPr>
           <w:p>
             <w:r>
-              <w:t xml:space="preserve">HUB_ORG_UNIT</w:t>
+              <w:t xml:space="preserve">HUB_ORG_UNIT  [M3]</w:t>
             </w:r>
           </w:p>
         </w:tc>
@@ -1718,7 +1718,7 @@
           </w:tcPr>
           <w:p>
             <w:r>
-              <w:t xml:space="preserve">HUB_DISTRIBUTION_CHANNEL</w:t>
+              <w:t xml:space="preserve">HUB_DISTRIBUTION_CHANNEL  [M3]</w:t>
             </w:r>
           </w:p>
         </w:tc>
@@ -1776,7 +1776,7 @@
           </w:tcPr>
           <w:p>
             <w:r>
-              <w:t xml:space="preserve">HUB_FINANCIAL_ACCOUNT</w:t>
+              <w:t xml:space="preserve">HUB_FINANCIAL_ACCOUNT  [M3]</w:t>
             </w:r>
           </w:p>
         </w:tc>
@@ -1834,7 +1834,7 @@
           </w:tcPr>
           <w:p>
             <w:r>
-              <w:t xml:space="preserve">HUB_FINANCIAL_TRANSACTION</w:t>
+              <w:t xml:space="preserve">HUB_FINANCIAL_TRANSACTION  [M3]</w:t>
             </w:r>
           </w:p>
         </w:tc>
@@ -1892,7 +1892,7 @@
           </w:tcPr>
           <w:p>
             <w:r>
-              <w:t xml:space="preserve">HUB_AGREEMENT</w:t>
+              <w:t xml:space="preserve">HUB_AGREEMENT  [M3]</w:t>
             </w:r>
           </w:p>
         </w:tc>
@@ -1950,7 +1950,7 @@
           </w:tcPr>
           <w:p>
             <w:r>
-              <w:t xml:space="preserve">HUB_ASSESSMENT</w:t>
+              <w:t xml:space="preserve">HUB_ASSESSMENT  [M3]</w:t>
             </w:r>
           </w:p>
         </w:tc>
@@ -2008,7 +2008,7 @@
           </w:tcPr>
           <w:p>
             <w:r>
-              <w:t xml:space="preserve">HUB_PROPOSAL</w:t>
+              <w:t xml:space="preserve">HUB_PROPOSAL  [M3]</w:t>
             </w:r>
           </w:p>
         </w:tc>
@@ -2066,7 +2066,7 @@
           </w:tcPr>
           <w:p>
             <w:r>
-              <w:t xml:space="preserve">HUB_QUOTE</w:t>
+              <w:t xml:space="preserve">HUB_QUOTE  [M3]</w:t>
             </w:r>
           </w:p>
         </w:tc>
@@ -2124,7 +2124,7 @@
           </w:tcPr>
           <w:p>
             <w:r>
-              <w:t xml:space="preserve">HUB_RISK_OBJECT</w:t>
+              <w:t xml:space="preserve">HUB_RISK_OBJECT  [M3]</w:t>
             </w:r>
           </w:p>
         </w:tc>
@@ -2171,6 +2171,12 @@
       </w:pPr>
       <w:r>
         <w:t xml:space="preserve">1. MAXIMUS — HUB_PARTY</w:t>
+      </w:r>
+      <w:r>
+        <w:t xml:space="preserve">  [M1]</w:t>
+      </w:r>
+      <w:r>
+        <w:t xml:space="preserve">  [M1]</w:t>
       </w:r>
     </w:p>
     <w:tbl>
@@ -3070,6 +3076,12 @@
       <w:r>
         <w:t xml:space="preserve">2. MAXIMUS — HUB_POLICY</w:t>
       </w:r>
+      <w:r>
+        <w:t xml:space="preserve">  [M1]</w:t>
+      </w:r>
+      <w:r>
+        <w:t xml:space="preserve">  [M1]</w:t>
+      </w:r>
     </w:p>
     <w:tbl>
       <w:tblPr>
@@ -3514,6 +3526,12 @@
       <w:r>
         <w:t xml:space="preserve">3. MAXIMUS — HUB_PRODUCT</w:t>
       </w:r>
+      <w:r>
+        <w:t xml:space="preserve">  [M1]</w:t>
+      </w:r>
+      <w:r>
+        <w:t xml:space="preserve">  [M1]</w:t>
+      </w:r>
     </w:p>
     <w:tbl>
       <w:tblPr>
@@ -3910,6 +3928,12 @@
       <w:r>
         <w:t xml:space="preserve">4. MAXIMUS — HUB_COVERAGE</w:t>
       </w:r>
+      <w:r>
+        <w:t xml:space="preserve">  [M1]</w:t>
+      </w:r>
+      <w:r>
+        <w:t xml:space="preserve">  [M1]</w:t>
+      </w:r>
     </w:p>
     <w:tbl>
       <w:tblPr>
@@ -4306,6 +4330,12 @@
       <w:r>
         <w:t xml:space="preserve">5. MAXIMUS — HUB_LOCATION</w:t>
       </w:r>
+      <w:r>
+        <w:t xml:space="preserve">  [M1]</w:t>
+      </w:r>
+      <w:r>
+        <w:t xml:space="preserve">  [M1]</w:t>
+      </w:r>
     </w:p>
     <w:tbl>
       <w:tblPr>
@@ -4906,6 +4936,12 @@
       <w:r>
         <w:t xml:space="preserve">6. MAXIMUS — HUB_ORG_UNIT</w:t>
       </w:r>
+      <w:r>
+        <w:t xml:space="preserve">  [M1]</w:t>
+      </w:r>
+      <w:r>
+        <w:t xml:space="preserve">  [M1]</w:t>
+      </w:r>
     </w:p>
     <w:tbl>
       <w:tblPr>
@@ -5314,6 +5350,12 @@
       <w:r>
         <w:t xml:space="preserve">7. MAXIMUS — HUB_DISTRIBUTION_CHANNEL</w:t>
       </w:r>
+      <w:r>
+        <w:t xml:space="preserve">  [M1]</w:t>
+      </w:r>
+      <w:r>
+        <w:t xml:space="preserve">  [M1]</w:t>
+      </w:r>
     </w:p>
     <w:tbl>
       <w:tblPr>
@@ -5710,6 +5752,12 @@
       <w:r>
         <w:t xml:space="preserve">8. MAXIMUS — HUB_FINANCIAL_TRANSACTION</w:t>
       </w:r>
+      <w:r>
+        <w:t xml:space="preserve">  [M1]</w:t>
+      </w:r>
+      <w:r>
+        <w:t xml:space="preserve">  [M1]</w:t>
+      </w:r>
     </w:p>
     <w:tbl>
       <w:tblPr>
@@ -6122,6 +6170,12 @@
       <w:r>
         <w:t xml:space="preserve">9. MAXIMUS — HUB_ASSESSMENT</w:t>
       </w:r>
+      <w:r>
+        <w:t xml:space="preserve">  [M1]</w:t>
+      </w:r>
+      <w:r>
+        <w:t xml:space="preserve">  [M1]</w:t>
+      </w:r>
     </w:p>
     <w:tbl>
       <w:tblPr>
@@ -6458,6 +6512,12 @@
       <w:r>
         <w:t xml:space="preserve">10. MAXIMUS — HUB_QUOTE</w:t>
       </w:r>
+      <w:r>
+        <w:t xml:space="preserve">  [M1]</w:t>
+      </w:r>
+      <w:r>
+        <w:t xml:space="preserve">  [M1]</w:t>
+      </w:r>
     </w:p>
     <w:tbl>
       <w:tblPr>
@@ -6918,6 +6978,12 @@
       <w:r>
         <w:t xml:space="preserve">11. MAXIMUS — HUB_RISK_OBJECT</w:t>
       </w:r>
+      <w:r>
+        <w:t xml:space="preserve">  [M2]</w:t>
+      </w:r>
+      <w:r>
+        <w:t xml:space="preserve">  [M2]</w:t>
+      </w:r>
     </w:p>
     <w:tbl>
       <w:tblPr>
@@ -7278,6 +7344,12 @@
       <w:r>
         <w:t xml:space="preserve">12. MAXIMUS — HUB_CLAIM</w:t>
       </w:r>
+      <w:r>
+        <w:t xml:space="preserve">  [M2]</w:t>
+      </w:r>
+      <w:r>
+        <w:t xml:space="preserve">  [M2]</w:t>
+      </w:r>
     </w:p>
     <w:tbl>
       <w:tblPr>
@@ -7638,6 +7710,12 @@
       <w:r>
         <w:t xml:space="preserve">13. MAXIMUS — HUB_DOCUMENT</w:t>
       </w:r>
+      <w:r>
+        <w:t xml:space="preserve">  [M2]</w:t>
+      </w:r>
+      <w:r>
+        <w:t xml:space="preserve">  [M2]</w:t>
+      </w:r>
     </w:p>
     <w:tbl>
       <w:tblPr>
@@ -8106,6 +8184,12 @@
       <w:r>
         <w:t xml:space="preserve">14. MAXIMUS — HUB_LOSS_EVENT</w:t>
       </w:r>
+      <w:r>
+        <w:t xml:space="preserve">  [M2]</w:t>
+      </w:r>
+      <w:r>
+        <w:t xml:space="preserve">  [M2]</w:t>
+      </w:r>
     </w:p>
     <w:tbl>
       <w:tblPr>
@@ -8430,6 +8514,12 @@
       <w:r>
         <w:t xml:space="preserve">15. MAXIMUS — HUB_PAYMENT_INSTRUMENT</w:t>
       </w:r>
+      <w:r>
+        <w:t xml:space="preserve">  [M2]</w:t>
+      </w:r>
+      <w:r>
+        <w:t xml:space="preserve">  [M2]</w:t>
+      </w:r>
     </w:p>
     <w:tbl>
       <w:tblPr>
@@ -8754,6 +8844,12 @@
       <w:r>
         <w:t xml:space="preserve">16. OPUS — HUB_PARTY</w:t>
       </w:r>
+      <w:r>
+        <w:t xml:space="preserve">  [M2]</w:t>
+      </w:r>
+      <w:r>
+        <w:t xml:space="preserve">  [M2]</w:t>
+      </w:r>
     </w:p>
     <w:tbl>
       <w:tblPr>
@@ -9126,6 +9222,12 @@
       <w:r>
         <w:t xml:space="preserve">17. OPUS — HUB_POLICY</w:t>
       </w:r>
+      <w:r>
+        <w:t xml:space="preserve">  [M2]</w:t>
+      </w:r>
+      <w:r>
+        <w:t xml:space="preserve">  [M2]</w:t>
+      </w:r>
     </w:p>
     <w:tbl>
       <w:tblPr>
@@ -9474,6 +9576,12 @@
       <w:r>
         <w:t xml:space="preserve">18. OPUS — HUB_PRODUCT</w:t>
       </w:r>
+      <w:r>
+        <w:t xml:space="preserve">  [M2]</w:t>
+      </w:r>
+      <w:r>
+        <w:t xml:space="preserve">  [M2]</w:t>
+      </w:r>
     </w:p>
     <w:tbl>
       <w:tblPr>
@@ -9894,6 +10002,12 @@
       <w:r>
         <w:t xml:space="preserve">19. OPUS — HUB_COVERAGE</w:t>
       </w:r>
+      <w:r>
+        <w:t xml:space="preserve">  [M2]</w:t>
+      </w:r>
+      <w:r>
+        <w:t xml:space="preserve">  [M2]</w:t>
+      </w:r>
     </w:p>
     <w:tbl>
       <w:tblPr>
@@ -10434,6 +10548,12 @@
       <w:r>
         <w:t xml:space="preserve">20. OPUS — HUB_LOCATION</w:t>
       </w:r>
+      <w:r>
+        <w:t xml:space="preserve">  [M2]</w:t>
+      </w:r>
+      <w:r>
+        <w:t xml:space="preserve">  [M2]</w:t>
+      </w:r>
     </w:p>
     <w:tbl>
       <w:tblPr>
@@ -10782,6 +10902,12 @@
       <w:r>
         <w:t xml:space="preserve">21. OPUS — HUB_ORG_UNIT</w:t>
       </w:r>
+      <w:r>
+        <w:t xml:space="preserve">  [M3]</w:t>
+      </w:r>
+      <w:r>
+        <w:t xml:space="preserve">  [M3]</w:t>
+      </w:r>
     </w:p>
     <w:tbl>
       <w:tblPr>
@@ -11142,6 +11268,12 @@
       <w:r>
         <w:t xml:space="preserve">22. OPUS — HUB_DISTRIBUTION_CHANNEL</w:t>
       </w:r>
+      <w:r>
+        <w:t xml:space="preserve">  [M3]</w:t>
+      </w:r>
+      <w:r>
+        <w:t xml:space="preserve">  [M3]</w:t>
+      </w:r>
     </w:p>
     <w:tbl>
       <w:tblPr>
@@ -11598,6 +11730,12 @@
       <w:r>
         <w:t xml:space="preserve">23. OPUS — HUB_FINANCIAL_ACCOUNT</w:t>
       </w:r>
+      <w:r>
+        <w:t xml:space="preserve">  [M3]</w:t>
+      </w:r>
+      <w:r>
+        <w:t xml:space="preserve">  [M3]</w:t>
+      </w:r>
     </w:p>
     <w:tbl>
       <w:tblPr>
@@ -11910,6 +12048,12 @@
       <w:r>
         <w:t xml:space="preserve">24. OPUS — HUB_FINANCIAL_TRANSACTION</w:t>
       </w:r>
+      <w:r>
+        <w:t xml:space="preserve">  [M3]</w:t>
+      </w:r>
+      <w:r>
+        <w:t xml:space="preserve">  [M3]</w:t>
+      </w:r>
     </w:p>
     <w:tbl>
       <w:tblPr>
@@ -12246,6 +12390,12 @@
       <w:r>
         <w:t xml:space="preserve">25. OPUS — HUB_AGREEMENT</w:t>
       </w:r>
+      <w:r>
+        <w:t xml:space="preserve">  [M3]</w:t>
+      </w:r>
+      <w:r>
+        <w:t xml:space="preserve">  [M3]</w:t>
+      </w:r>
     </w:p>
     <w:tbl>
       <w:tblPr>
@@ -12606,6 +12756,12 @@
       <w:r>
         <w:t xml:space="preserve">26. OPUS — HUB_ASSESSMENT</w:t>
       </w:r>
+      <w:r>
+        <w:t xml:space="preserve">  [M3]</w:t>
+      </w:r>
+      <w:r>
+        <w:t xml:space="preserve">  [M3]</w:t>
+      </w:r>
     </w:p>
     <w:tbl>
       <w:tblPr>
@@ -12930,6 +13086,12 @@
       <w:r>
         <w:t xml:space="preserve">27. OPUS — HUB_PROPOSAL</w:t>
       </w:r>
+      <w:r>
+        <w:t xml:space="preserve">  [M3]</w:t>
+      </w:r>
+      <w:r>
+        <w:t xml:space="preserve">  [M3]</w:t>
+      </w:r>
     </w:p>
     <w:tbl>
       <w:tblPr>
@@ -13254,6 +13416,12 @@
       <w:r>
         <w:t xml:space="preserve">28. OPUS — HUB_QUOTE</w:t>
       </w:r>
+      <w:r>
+        <w:t xml:space="preserve">  [M3]</w:t>
+      </w:r>
+      <w:r>
+        <w:t xml:space="preserve">  [M3]</w:t>
+      </w:r>
     </w:p>
     <w:tbl>
       <w:tblPr>
@@ -13565,6 +13733,12 @@
       </w:pPr>
       <w:r>
         <w:t xml:space="preserve">29. OPUS — HUB_RISK_OBJECT</w:t>
+      </w:r>
+      <w:r>
+        <w:t xml:space="preserve">  [M3]</w:t>
+      </w:r>
+      <w:r>
+        <w:t xml:space="preserve">  [M3]</w:t>
       </w:r>
     </w:p>
     <w:tbl>
